--- a/32IV Inzhenerija vbudovanyh/2/KNT-122_Onyshchenko_Variant-19_PR2.docx
+++ b/32IV Inzhenerija vbudovanyh/2/KNT-122_Onyshchenko_Variant-19_PR2.docx
@@ -147,12 +147,18 @@
         <w:ind w:firstLine="0"/>
         <w:contextualSpacing/>
         <w:jc w:val="center"/>
+        <w:rPr>
+          <w:lang w:val="en-US"/>
+        </w:rPr>
       </w:pPr>
       <w:r>
         <w:t>Робота №</w:t>
       </w:r>
       <w:r>
-        <w:t>1</w:t>
+        <w:rPr>
+          <w:lang w:val="en-US"/>
+        </w:rPr>
+        <w:t>2</w:t>
       </w:r>
     </w:p>
     <w:p>
@@ -177,7 +183,7 @@
         <w:t>«</w:t>
       </w:r>
       <w:r>
-        <w:t>Інструментарій середовища</w:t>
+        <w:t>Моделювання роботиультра</w:t>
       </w:r>
       <w:r>
         <w:rPr>
@@ -186,7 +192,34 @@
         <w:t xml:space="preserve"> </w:t>
       </w:r>
       <w:r>
-        <w:t>Tinkercad</w:t>
+        <w:t>звукового</w:t>
+      </w:r>
+      <w:r>
+        <w:rPr>
+          <w:lang w:val="en-US"/>
+        </w:rPr>
+        <w:t xml:space="preserve"> </w:t>
+      </w:r>
+      <w:r>
+        <w:t>датчика</w:t>
+      </w:r>
+      <w:r>
+        <w:rPr>
+          <w:lang w:val="en-US"/>
+        </w:rPr>
+        <w:t xml:space="preserve"> </w:t>
+      </w:r>
+      <w:r>
+        <w:t>вимірювання відстані та</w:t>
+      </w:r>
+      <w:r>
+        <w:rPr>
+          <w:lang w:val="en-US"/>
+        </w:rPr>
+        <w:t xml:space="preserve"> </w:t>
+      </w:r>
+      <w:r>
+        <w:t>сервоприводів</w:t>
       </w:r>
       <w:r>
         <w:t>»</w:t>
@@ -395,7 +428,6 @@
         <w:pStyle w:val="H1"/>
       </w:pPr>
       <w:r>
-        <w:lastRenderedPageBreak/>
         <w:t>Мета</w:t>
       </w:r>
     </w:p>
@@ -412,7 +444,25 @@
         <w:t>О</w:t>
       </w:r>
       <w:r>
-        <w:t>знайомитись   із   середовищем   розробки Tinkercad, навчитися створювати схеми з використанням Arduino.</w:t>
+        <w:t xml:space="preserve">знайомитись  </w:t>
+      </w:r>
+      <w:r>
+        <w:t>з</w:t>
+      </w:r>
+      <w:r>
+        <w:t xml:space="preserve"> </w:t>
+      </w:r>
+      <w:r>
+        <w:t xml:space="preserve">  ультразвуковим датчиком вимірювання  відстані  та сервоприводами,  навчитися  створювати  схеми Arduino з використанням цих компонентів</w:t>
+      </w:r>
+      <w:r>
+        <w:t xml:space="preserve"> </w:t>
+      </w:r>
+      <w:r>
+        <w:t>в середовищі Tinkercad</w:t>
+      </w:r>
+      <w:r>
+        <w:t>.</w:t>
       </w:r>
     </w:p>
     <w:p>
@@ -910,13 +960,7 @@
         <w:rPr>
           <w:lang w:val="en-US"/>
         </w:rPr>
-        <w:t>GND</w:t>
-      </w:r>
-      <w:r>
-        <w:rPr>
-          <w:lang w:val="en-US"/>
-        </w:rPr>
-        <w:t xml:space="preserve"> </w:t>
+        <w:t xml:space="preserve">GND </w:t>
       </w:r>
       <w:r>
         <w:t>плати</w:t>
@@ -1054,19 +1098,7 @@
           <w:rPr>
             <w:rStyle w:val="a4"/>
           </w:rPr>
-          <w:t>Посилання</w:t>
-        </w:r>
-        <w:r>
-          <w:rPr>
-            <w:rStyle w:val="a4"/>
-          </w:rPr>
-          <w:t xml:space="preserve"> </w:t>
-        </w:r>
-        <w:r>
-          <w:rPr>
-            <w:rStyle w:val="a4"/>
-          </w:rPr>
-          <w:t>на проєкт</w:t>
+          <w:t>Посилання на проєкт</w:t>
         </w:r>
       </w:hyperlink>
       <w:r>

--- a/32IV Inzhenerija vbudovanyh/2/KNT-122_Onyshchenko_Variant-19_PR2.docx
+++ b/32IV Inzhenerija vbudovanyh/2/KNT-122_Onyshchenko_Variant-19_PR2.docx
@@ -507,11 +507,14 @@
         <w:pStyle w:val="P"/>
         <w:numPr>
           <w:ilvl w:val="0"/>
-          <w:numId w:val="3"/>
+          <w:numId w:val="4"/>
         </w:numPr>
-      </w:pPr>
-      <w:r>
-        <w:t>Ознайомитися з середовищем Tinkercad.</w:t>
+        <w:rPr>
+          <w:lang w:val="en-US"/>
+        </w:rPr>
+      </w:pPr>
+      <w:r>
+        <w:t>Створити схему, як зображено на рис. 2.4 та додати код.</w:t>
       </w:r>
     </w:p>
     <w:p>
@@ -519,11 +522,11 @@
         <w:pStyle w:val="P"/>
         <w:numPr>
           <w:ilvl w:val="0"/>
-          <w:numId w:val="3"/>
+          <w:numId w:val="4"/>
         </w:numPr>
       </w:pPr>
       <w:r>
-        <w:t>Створити та запрограмувати схему, що наведено у прикладі.</w:t>
+        <w:t>Додайте на схему пʼять світлодіодів. Якщо відстань до обʼєкта менше 50 см, то всі світлодіоди вмикаються. Якщо відстань більше 50 см і менше 100 см -&gt; 4 світлодіоди вмикаються. Якщо відстань більше 100 см і менше 150 см -&gt; 3 світлодіоди вмикаються. Якщо відстань більше 150 см і менше 200 см -&gt; 2 світлодіоди вмикаються. Якщо відстань більше 200 см і менше 300 см -&gt; один світлодіод вмикається.Якщо відстань перевищує 300 см, усі світлодіоди вимикаються.</w:t>
       </w:r>
     </w:p>
     <w:p>
@@ -531,35 +534,11 @@
         <w:pStyle w:val="P"/>
         <w:numPr>
           <w:ilvl w:val="0"/>
-          <w:numId w:val="3"/>
+          <w:numId w:val="4"/>
         </w:numPr>
       </w:pPr>
       <w:r>
-        <w:t xml:space="preserve">Створити схему </w:t>
-      </w:r>
-      <w:r>
-        <w:t>"</w:t>
-      </w:r>
-      <w:r>
-        <w:t>Світлофор</w:t>
-      </w:r>
-      <w:r>
-        <w:t xml:space="preserve"> </w:t>
-      </w:r>
-      <w:r>
-        <w:t>для автомобіля". Три LED</w:t>
-      </w:r>
-      <w:r>
-        <w:t xml:space="preserve"> </w:t>
-      </w:r>
-      <w:r>
-        <w:t>діоди (червоний, жовтий, зелений) загоряються у наступному</w:t>
-      </w:r>
-      <w:r>
-        <w:t xml:space="preserve"> </w:t>
-      </w:r>
-      <w:r>
-        <w:t>порядку: вмикається червоний → вмикається жовтий → червоний та жовтий вимикаються, вмикається зелений. Проміжок часу між роботою діодів встановити в 1 секунду.</w:t>
+        <w:t>Створіть схему зі світлодіодом і датчиком відстані. Чим ближче відстань до обʼєкта, тим яскравіше світиться світлодіод.</w:t>
       </w:r>
     </w:p>
     <w:p>
@@ -567,23 +546,12 @@
         <w:pStyle w:val="P"/>
         <w:numPr>
           <w:ilvl w:val="0"/>
-          <w:numId w:val="3"/>
+          <w:numId w:val="4"/>
         </w:numPr>
       </w:pPr>
       <w:r>
-        <w:t xml:space="preserve">Створіть «Світлофор для автомобіля» та додайте світлофор для пішоходів (2 світлодіоди різних кольорів </w:t>
-      </w:r>
-      <w:r>
-        <w:t xml:space="preserve">– </w:t>
-      </w:r>
-      <w:r>
-        <w:t>зелений і червоний) і кнопку, яка імітує натискання кнопки світлофора пішоходом.</w:t>
-      </w:r>
-    </w:p>
-    <w:p>
-      <w:pPr>
-        <w:pStyle w:val="P"/>
-      </w:pPr>
+        <w:t>Створіть схему з сервоприводом і ультразвуковим датчиком відстані. Положення сервопривода за замовчуванням становить 90 градусів. Якщо відстань до обʼєкта менше 100 см, то сервопривід повертається на 0 градусів, якщо відстань більше 100 см – на 180 градусів.</w:t>
+      </w:r>
     </w:p>
     <w:p>
       <w:pPr>
@@ -602,9 +570,6 @@
     <w:p>
       <w:pPr>
         <w:pStyle w:val="H1"/>
-        <w:rPr>
-          <w:lang w:val="en-US"/>
-        </w:rPr>
       </w:pPr>
       <w:r>
         <w:lastRenderedPageBreak/>
@@ -616,1751 +581,76 @@
         <w:pStyle w:val="H2"/>
       </w:pPr>
       <w:r>
-        <w:t xml:space="preserve">1 Приклад </w:t>
+        <w:t>1 Приклад</w:t>
+      </w:r>
+    </w:p>
+    <w:p>
+      <w:pPr>
+        <w:pStyle w:val="H2"/>
+      </w:pPr>
+      <w:r>
+        <w:t>2 П</w:t>
+      </w:r>
+      <w:r>
+        <w:t>ʼ</w:t>
+      </w:r>
+      <w:r>
+        <w:t>ять світлодіодів</w:t>
+      </w:r>
+    </w:p>
+    <w:p>
+      <w:pPr>
+        <w:pStyle w:val="H2"/>
+      </w:pPr>
+      <w:r>
+        <w:t>3 Яскравий світлодіод</w:t>
+      </w:r>
+    </w:p>
+    <w:p>
+      <w:pPr>
+        <w:pStyle w:val="H2"/>
+      </w:pPr>
+      <w:r>
+        <w:t>4 Сервопривід</w:t>
+      </w:r>
+    </w:p>
+    <w:p>
+      <w:pPr>
+        <w:pStyle w:val="H1"/>
+      </w:pPr>
+      <w:r>
+        <w:t>Висновки</w:t>
       </w:r>
     </w:p>
     <w:p>
       <w:pPr>
         <w:pStyle w:val="P"/>
+      </w:pPr>
+    </w:p>
+    <w:p>
+      <w:pPr>
+        <w:pStyle w:val="P"/>
+      </w:pPr>
+      <w:r>
+        <w:t xml:space="preserve">В результаті виконання </w:t>
+      </w:r>
+      <w:r>
+        <w:t>другої</w:t>
+      </w:r>
+      <w:r>
+        <w:t xml:space="preserve"> роботи було ознайомлено з </w:t>
+      </w:r>
+      <w:r>
+        <w:t xml:space="preserve">пристроями «Ультразвуковий датчик вимірювання відстані» та «Сервопривід» в середовищі </w:t>
+      </w:r>
+      <w:r>
         <w:rPr>
           <w:lang w:val="en-US"/>
         </w:rPr>
-      </w:pPr>
-    </w:p>
-    <w:p>
-      <w:pPr>
-        <w:pStyle w:val="P"/>
-        <w:rPr>
-          <w:lang w:val="en-US"/>
-        </w:rPr>
-      </w:pPr>
-      <w:r>
-        <w:t xml:space="preserve">Після створення проєкту у </w:t>
-      </w:r>
-      <w:r>
-        <w:rPr>
-          <w:lang w:val="en-US"/>
-        </w:rPr>
-        <w:t xml:space="preserve">Tinkercad </w:t>
-      </w:r>
-      <w:r>
-        <w:t xml:space="preserve">було додано одну плату </w:t>
-      </w:r>
-      <w:r>
-        <w:rPr>
-          <w:lang w:val="en-US"/>
-        </w:rPr>
-        <w:t xml:space="preserve">Arduino Uno R3 </w:t>
-      </w:r>
-      <w:r>
-        <w:t xml:space="preserve">та одну маленьку </w:t>
-      </w:r>
-      <w:r>
-        <w:t>макетоплату</w:t>
-      </w:r>
-      <w:r>
-        <w:t xml:space="preserve"> (</w:t>
-      </w:r>
-      <w:r>
-        <w:rPr>
-          <w:lang w:val="en-US"/>
-        </w:rPr>
-        <w:t>Small Breadboard)</w:t>
-      </w:r>
-      <w:r>
-        <w:rPr>
-          <w:lang w:val="en-US"/>
-        </w:rPr>
-        <w:t>:</w:t>
-      </w:r>
-    </w:p>
-    <w:p>
-      <w:pPr>
-        <w:pStyle w:val="P"/>
-      </w:pPr>
-    </w:p>
-    <w:p>
-      <w:pPr>
-        <w:pStyle w:val="IMG"/>
-      </w:pPr>
-      <w:r>
-        <w:drawing>
-          <wp:inline distT="0" distB="0" distL="0" distR="0" wp14:anchorId="3B680C68" wp14:editId="38687FFC">
-            <wp:extent cx="5731510" cy="6022340"/>
-            <wp:effectExtent l="0" t="0" r="2540" b="0"/>
-            <wp:docPr id="2001679965" name="Рисунок 1" descr="Зображення, що містить текст, знімок екрана, програмне забезпечення, Мультимедійне програмне забезпечення&#10;&#10;Вміст, створений ШІ, може бути неправильним."/>
-            <wp:cNvGraphicFramePr>
-              <a:graphicFrameLocks xmlns:a="http://schemas.openxmlformats.org/drawingml/2006/main" noChangeAspect="1"/>
-            </wp:cNvGraphicFramePr>
-            <a:graphic xmlns:a="http://schemas.openxmlformats.org/drawingml/2006/main">
-              <a:graphicData uri="http://schemas.openxmlformats.org/drawingml/2006/picture">
-                <pic:pic xmlns:pic="http://schemas.openxmlformats.org/drawingml/2006/picture">
-                  <pic:nvPicPr>
-                    <pic:cNvPr id="2001679965" name="Рисунок 1" descr="Зображення, що містить текст, знімок екрана, програмне забезпечення, Мультимедійне програмне забезпечення&#10;&#10;Вміст, створений ШІ, може бути неправильним."/>
-                    <pic:cNvPicPr/>
-                  </pic:nvPicPr>
-                  <pic:blipFill>
-                    <a:blip r:embed="rId6"/>
-                    <a:stretch>
-                      <a:fillRect/>
-                    </a:stretch>
-                  </pic:blipFill>
-                  <pic:spPr>
-                    <a:xfrm>
-                      <a:off x="0" y="0"/>
-                      <a:ext cx="5731510" cy="6022340"/>
-                    </a:xfrm>
-                    <a:prstGeom prst="rect">
-                      <a:avLst/>
-                    </a:prstGeom>
-                  </pic:spPr>
-                </pic:pic>
-              </a:graphicData>
-            </a:graphic>
-          </wp:inline>
-        </w:drawing>
-      </w:r>
-    </w:p>
-    <w:p>
-      <w:pPr>
-        <w:pStyle w:val="IMG"/>
-        <w:rPr>
-          <w:lang w:val="en-US"/>
-        </w:rPr>
-      </w:pPr>
-      <w:r>
-        <w:t xml:space="preserve">Рисунок 1.1 – Додано плату </w:t>
-      </w:r>
-      <w:r>
-        <w:rPr>
-          <w:lang w:val="en-US"/>
-        </w:rPr>
-        <w:t xml:space="preserve">Arduino </w:t>
-      </w:r>
-      <w:r>
-        <w:t xml:space="preserve">та </w:t>
-      </w:r>
-      <w:r>
-        <w:t>макетоплату</w:t>
-      </w:r>
-      <w:r>
-        <w:t xml:space="preserve"> з діодами </w:t>
-      </w:r>
-      <w:r>
-        <w:t>і</w:t>
-      </w:r>
-      <w:r>
-        <w:t xml:space="preserve"> транзисторами, з’єднано їх дротами</w:t>
-      </w:r>
-    </w:p>
-    <w:p>
-      <w:pPr>
-        <w:pStyle w:val="P"/>
-        <w:rPr>
-          <w:lang w:val="en-US"/>
-        </w:rPr>
-      </w:pPr>
-    </w:p>
-    <w:p>
-      <w:pPr>
-        <w:pStyle w:val="P"/>
-      </w:pPr>
-      <w:r>
-        <w:lastRenderedPageBreak/>
-        <w:t>Після введення коду:</w:t>
-      </w:r>
-    </w:p>
-    <w:p>
-      <w:pPr>
-        <w:pStyle w:val="P"/>
-      </w:pPr>
-    </w:p>
-    <w:p>
-      <w:pPr>
-        <w:pStyle w:val="Code"/>
-      </w:pPr>
-      <w:r>
-        <w:t>void setup(){</w:t>
-      </w:r>
-    </w:p>
-    <w:p>
-      <w:pPr>
-        <w:pStyle w:val="Code"/>
-      </w:pPr>
-      <w:r>
-        <w:t xml:space="preserve">  for (int i=0; i&lt;6; i++)</w:t>
-      </w:r>
-    </w:p>
-    <w:p>
-      <w:pPr>
-        <w:pStyle w:val="Code"/>
-      </w:pPr>
-      <w:r>
-        <w:t xml:space="preserve">    pinMode(i+2,OUTPUT);</w:t>
-      </w:r>
-    </w:p>
-    <w:p>
-      <w:pPr>
-        <w:pStyle w:val="Code"/>
-      </w:pPr>
-      <w:r>
-        <w:t>}</w:t>
-      </w:r>
-    </w:p>
-    <w:p>
-      <w:pPr>
-        <w:pStyle w:val="Code"/>
-      </w:pPr>
-    </w:p>
-    <w:p>
-      <w:pPr>
-        <w:pStyle w:val="Code"/>
-      </w:pPr>
-      <w:r>
-        <w:t>void loop(){</w:t>
-      </w:r>
-    </w:p>
-    <w:p>
-      <w:pPr>
-        <w:pStyle w:val="Code"/>
-      </w:pPr>
-      <w:r>
-        <w:t xml:space="preserve">  for (int i=0; i&lt;6; i++){</w:t>
-      </w:r>
-    </w:p>
-    <w:p>
-      <w:pPr>
-        <w:pStyle w:val="Code"/>
-      </w:pPr>
-      <w:r>
-        <w:t xml:space="preserve">    digitalWrite(i+2, HIGH);</w:t>
-      </w:r>
-    </w:p>
-    <w:p>
-      <w:pPr>
-        <w:pStyle w:val="Code"/>
-      </w:pPr>
-      <w:r>
-        <w:t xml:space="preserve">    delay(300);</w:t>
-      </w:r>
-    </w:p>
-    <w:p>
-      <w:pPr>
-        <w:pStyle w:val="Code"/>
-      </w:pPr>
-      <w:r>
-        <w:t xml:space="preserve">    digitalWrite(i+2, LOW);</w:t>
-      </w:r>
-    </w:p>
-    <w:p>
-      <w:pPr>
-        <w:pStyle w:val="Code"/>
-      </w:pPr>
-      <w:r>
-        <w:t xml:space="preserve">    delay(300);</w:t>
-      </w:r>
-    </w:p>
-    <w:p>
-      <w:pPr>
-        <w:pStyle w:val="Code"/>
-      </w:pPr>
-      <w:r>
-        <w:t xml:space="preserve">  }</w:t>
-      </w:r>
-    </w:p>
-    <w:p>
-      <w:pPr>
-        <w:pStyle w:val="Code"/>
-      </w:pPr>
-      <w:r>
-        <w:t xml:space="preserve">  for (int i=4; i&gt;0; i--){</w:t>
-      </w:r>
-    </w:p>
-    <w:p>
-      <w:pPr>
-        <w:pStyle w:val="Code"/>
-      </w:pPr>
-      <w:r>
-        <w:t xml:space="preserve">    digitalWrite(i+2, HIGH);</w:t>
-      </w:r>
-    </w:p>
-    <w:p>
-      <w:pPr>
-        <w:pStyle w:val="Code"/>
-      </w:pPr>
-      <w:r>
-        <w:t xml:space="preserve">    delay(300);</w:t>
-      </w:r>
-    </w:p>
-    <w:p>
-      <w:pPr>
-        <w:pStyle w:val="Code"/>
-      </w:pPr>
-      <w:r>
-        <w:t xml:space="preserve">    digitalWrite(i+2, LOW);</w:t>
-      </w:r>
-    </w:p>
-    <w:p>
-      <w:pPr>
-        <w:pStyle w:val="Code"/>
-      </w:pPr>
-      <w:r>
-        <w:t xml:space="preserve">    delay(300);</w:t>
-      </w:r>
-    </w:p>
-    <w:p>
-      <w:pPr>
-        <w:pStyle w:val="Code"/>
-      </w:pPr>
-      <w:r>
-        <w:t xml:space="preserve">  }</w:t>
-      </w:r>
-    </w:p>
-    <w:p>
-      <w:pPr>
-        <w:pStyle w:val="Code"/>
-        <w:rPr>
-          <w:lang w:val="uk-UA"/>
-        </w:rPr>
-      </w:pPr>
-      <w:r>
-        <w:t>}</w:t>
-      </w:r>
-    </w:p>
-    <w:p>
-      <w:pPr>
-        <w:pStyle w:val="P"/>
-      </w:pPr>
-    </w:p>
-    <w:p>
-      <w:pPr>
-        <w:pStyle w:val="P"/>
-      </w:pPr>
-      <w:r>
-        <w:t xml:space="preserve">І першій спробі симуляції діоди не загорялися, бо </w:t>
-      </w:r>
-      <w:r>
-        <w:t>макетоплата</w:t>
-      </w:r>
-      <w:r>
-        <w:t xml:space="preserve"> не була під’єднана до плати.</w:t>
-      </w:r>
-    </w:p>
-    <w:p>
-      <w:pPr>
-        <w:pStyle w:val="P"/>
-        <w:rPr>
-          <w:lang w:val="en-US"/>
-        </w:rPr>
-      </w:pPr>
-      <w:r>
-        <w:t xml:space="preserve">Тоді було додано ще один дріт до піну </w:t>
-      </w:r>
-      <w:r>
-        <w:rPr>
-          <w:lang w:val="en-US"/>
-        </w:rPr>
-        <w:t xml:space="preserve">GND </w:t>
-      </w:r>
-      <w:r>
-        <w:t>плати</w:t>
-      </w:r>
-      <w:r>
-        <w:rPr>
-          <w:lang w:val="en-US"/>
-        </w:rPr>
-        <w:t xml:space="preserve"> Arduino</w:t>
-      </w:r>
-      <w:r>
-        <w:rPr>
-          <w:lang w:val="en-US"/>
-        </w:rPr>
-        <w:t>:</w:t>
-      </w:r>
-    </w:p>
-    <w:p>
-      <w:pPr>
-        <w:pStyle w:val="P"/>
-        <w:rPr>
-          <w:lang w:val="en-US"/>
-        </w:rPr>
-      </w:pPr>
-    </w:p>
-    <w:p>
-      <w:pPr>
-        <w:pStyle w:val="IMG"/>
-        <w:rPr>
-          <w:lang w:val="en-US"/>
-        </w:rPr>
-      </w:pPr>
-      <w:r>
-        <w:rPr>
-          <w:lang w:val="en-US"/>
-        </w:rPr>
-        <w:lastRenderedPageBreak/>
-        <w:drawing>
-          <wp:inline distT="0" distB="0" distL="0" distR="0" wp14:anchorId="68DD973E" wp14:editId="014D0981">
-            <wp:extent cx="5731510" cy="6508750"/>
-            <wp:effectExtent l="0" t="0" r="2540" b="6350"/>
-            <wp:docPr id="1569537285" name="Рисунок 1" descr="Зображення, що містить текст, Електронна інженерія, електроніка, Компонент схеми&#10;&#10;Вміст, створений ШІ, може бути неправильним."/>
-            <wp:cNvGraphicFramePr>
-              <a:graphicFrameLocks xmlns:a="http://schemas.openxmlformats.org/drawingml/2006/main" noChangeAspect="1"/>
-            </wp:cNvGraphicFramePr>
-            <a:graphic xmlns:a="http://schemas.openxmlformats.org/drawingml/2006/main">
-              <a:graphicData uri="http://schemas.openxmlformats.org/drawingml/2006/picture">
-                <pic:pic xmlns:pic="http://schemas.openxmlformats.org/drawingml/2006/picture">
-                  <pic:nvPicPr>
-                    <pic:cNvPr id="1569537285" name="Рисунок 1" descr="Зображення, що містить текст, Електронна інженерія, електроніка, Компонент схеми&#10;&#10;Вміст, створений ШІ, може бути неправильним."/>
-                    <pic:cNvPicPr/>
-                  </pic:nvPicPr>
-                  <pic:blipFill>
-                    <a:blip r:embed="rId7"/>
-                    <a:stretch>
-                      <a:fillRect/>
-                    </a:stretch>
-                  </pic:blipFill>
-                  <pic:spPr>
-                    <a:xfrm>
-                      <a:off x="0" y="0"/>
-                      <a:ext cx="5731510" cy="6508750"/>
-                    </a:xfrm>
-                    <a:prstGeom prst="rect">
-                      <a:avLst/>
-                    </a:prstGeom>
-                  </pic:spPr>
-                </pic:pic>
-              </a:graphicData>
-            </a:graphic>
-          </wp:inline>
-        </w:drawing>
-      </w:r>
-    </w:p>
-    <w:p>
-      <w:pPr>
-        <w:pStyle w:val="IMG"/>
-      </w:pPr>
-      <w:r>
-        <w:t>Рисунок 1.2 – Доєднана</w:t>
-      </w:r>
-      <w:r>
-        <w:rPr>
-          <w:lang w:val="en-US"/>
-        </w:rPr>
-        <w:t xml:space="preserve"> </w:t>
-      </w:r>
-      <w:r>
-        <w:t>макетоплата до</w:t>
-      </w:r>
-      <w:r>
-        <w:t xml:space="preserve"> плат</w:t>
-      </w:r>
-      <w:r>
-        <w:t>и</w:t>
-      </w:r>
-      <w:r>
-        <w:t xml:space="preserve"> </w:t>
-      </w:r>
-      <w:r>
-        <w:rPr>
-          <w:lang w:val="en-US"/>
-        </w:rPr>
-        <w:t>Arduino</w:t>
-      </w:r>
-    </w:p>
-    <w:p>
-      <w:pPr>
-        <w:pStyle w:val="P"/>
-      </w:pPr>
-    </w:p>
-    <w:p>
-      <w:pPr>
-        <w:pStyle w:val="P"/>
-        <w:rPr>
-          <w:lang w:val="en-US"/>
-        </w:rPr>
-      </w:pPr>
-      <w:r>
-        <w:t>Після цього симуляція почала працювати.</w:t>
-      </w:r>
-      <w:r>
-        <w:t xml:space="preserve"> </w:t>
-      </w:r>
-    </w:p>
-    <w:p>
-      <w:pPr>
-        <w:pStyle w:val="P"/>
-        <w:rPr>
-          <w:lang w:val="en-US"/>
-        </w:rPr>
-      </w:pPr>
-      <w:hyperlink r:id="rId8" w:history="1">
-        <w:r>
-          <w:rPr>
-            <w:rStyle w:val="a4"/>
-          </w:rPr>
-          <w:t>Посилання на проєкт</w:t>
-        </w:r>
-      </w:hyperlink>
+        <w:t>Tinkercad</w:t>
+      </w:r>
       <w:r>
         <w:t>.</w:t>
-      </w:r>
-    </w:p>
-    <w:p>
-      <w:pPr>
-        <w:pStyle w:val="P"/>
-        <w:rPr>
-          <w:lang w:val="en-US"/>
-        </w:rPr>
-      </w:pPr>
-    </w:p>
-    <w:p>
-      <w:pPr>
-        <w:pStyle w:val="P"/>
-      </w:pPr>
-      <w:r>
-        <w:t xml:space="preserve">Для другого прикладу було додано кнопку до </w:t>
-      </w:r>
-      <w:r>
-        <w:t>макетоплати</w:t>
-      </w:r>
-      <w:r>
-        <w:t xml:space="preserve">, </w:t>
-      </w:r>
-      <w:r>
-        <w:t>під’</w:t>
-      </w:r>
-      <w:r>
-        <w:t xml:space="preserve">єднано її до плати </w:t>
-      </w:r>
-      <w:r>
-        <w:rPr>
-          <w:lang w:val="en-US"/>
-        </w:rPr>
-        <w:t>Arduino</w:t>
-      </w:r>
-      <w:r>
-        <w:t>:</w:t>
-      </w:r>
-    </w:p>
-    <w:p>
-      <w:pPr>
-        <w:pStyle w:val="P"/>
-      </w:pPr>
-    </w:p>
-    <w:p>
-      <w:pPr>
-        <w:pStyle w:val="IMG"/>
-      </w:pPr>
-      <w:r>
-        <w:drawing>
-          <wp:inline distT="0" distB="0" distL="0" distR="0" wp14:anchorId="6755B103" wp14:editId="47A52ABD">
-            <wp:extent cx="5731510" cy="4495800"/>
-            <wp:effectExtent l="0" t="0" r="2540" b="0"/>
-            <wp:docPr id="882319129" name="Рисунок 1" descr="Зображення, що містить текст, Електронна інженерія, електроніка, Компонент схеми&#10;&#10;Вміст, створений ШІ, може бути неправильним."/>
-            <wp:cNvGraphicFramePr>
-              <a:graphicFrameLocks xmlns:a="http://schemas.openxmlformats.org/drawingml/2006/main" noChangeAspect="1"/>
-            </wp:cNvGraphicFramePr>
-            <a:graphic xmlns:a="http://schemas.openxmlformats.org/drawingml/2006/main">
-              <a:graphicData uri="http://schemas.openxmlformats.org/drawingml/2006/picture">
-                <pic:pic xmlns:pic="http://schemas.openxmlformats.org/drawingml/2006/picture">
-                  <pic:nvPicPr>
-                    <pic:cNvPr id="882319129" name="Рисунок 1" descr="Зображення, що містить текст, Електронна інженерія, електроніка, Компонент схеми&#10;&#10;Вміст, створений ШІ, може бути неправильним."/>
-                    <pic:cNvPicPr/>
-                  </pic:nvPicPr>
-                  <pic:blipFill>
-                    <a:blip r:embed="rId9"/>
-                    <a:stretch>
-                      <a:fillRect/>
-                    </a:stretch>
-                  </pic:blipFill>
-                  <pic:spPr>
-                    <a:xfrm>
-                      <a:off x="0" y="0"/>
-                      <a:ext cx="5731510" cy="4495800"/>
-                    </a:xfrm>
-                    <a:prstGeom prst="rect">
-                      <a:avLst/>
-                    </a:prstGeom>
-                  </pic:spPr>
-                </pic:pic>
-              </a:graphicData>
-            </a:graphic>
-          </wp:inline>
-        </w:drawing>
-      </w:r>
-    </w:p>
-    <w:p>
-      <w:pPr>
-        <w:pStyle w:val="IMG"/>
-      </w:pPr>
-      <w:r>
-        <w:t xml:space="preserve">Рисунок 1.3 – Доєднана кнопка на </w:t>
-      </w:r>
-      <w:r>
-        <w:t>макетоплати</w:t>
-      </w:r>
-    </w:p>
-    <w:p>
-      <w:pPr>
-        <w:pStyle w:val="P"/>
-      </w:pPr>
-    </w:p>
-    <w:p>
-      <w:pPr>
-        <w:pStyle w:val="P"/>
-      </w:pPr>
-      <w:r>
-        <w:t>Після введення коду:</w:t>
-      </w:r>
-    </w:p>
-    <w:p>
-      <w:pPr>
-        <w:pStyle w:val="P"/>
-      </w:pPr>
-    </w:p>
-    <w:p>
-      <w:pPr>
-        <w:pStyle w:val="Code"/>
-      </w:pPr>
-      <w:r>
-        <w:t>void setup(){</w:t>
-      </w:r>
-    </w:p>
-    <w:p>
-      <w:pPr>
-        <w:pStyle w:val="Code"/>
-      </w:pPr>
-      <w:r>
-        <w:t>  pinMode(13,OUTPUT);</w:t>
-      </w:r>
-    </w:p>
-    <w:p>
-      <w:pPr>
-        <w:pStyle w:val="Code"/>
-      </w:pPr>
-      <w:r>
-        <w:t>  pinMode(10,OUTPUT);</w:t>
-      </w:r>
-    </w:p>
-    <w:p>
-      <w:pPr>
-        <w:pStyle w:val="Code"/>
-      </w:pPr>
-      <w:r>
-        <w:t>  Serial.begin(9600);</w:t>
-      </w:r>
-    </w:p>
-    <w:p>
-      <w:pPr>
-        <w:pStyle w:val="Code"/>
-      </w:pPr>
-      <w:r>
-        <w:t>}</w:t>
-      </w:r>
-    </w:p>
-    <w:p>
-      <w:pPr>
-        <w:pStyle w:val="Code"/>
-      </w:pPr>
-    </w:p>
-    <w:p>
-      <w:pPr>
-        <w:pStyle w:val="Code"/>
-      </w:pPr>
-      <w:r>
-        <w:t>void loop(){</w:t>
-      </w:r>
-    </w:p>
-    <w:p>
-      <w:pPr>
-        <w:pStyle w:val="Code"/>
-      </w:pPr>
-      <w:r>
-        <w:t>  int buttonState=digitalRead(10);</w:t>
-      </w:r>
-    </w:p>
-    <w:p>
-      <w:pPr>
-        <w:pStyle w:val="Code"/>
-      </w:pPr>
-      <w:r>
-        <w:t>  Serial.println(buttonState);</w:t>
-      </w:r>
-    </w:p>
-    <w:p>
-      <w:pPr>
-        <w:pStyle w:val="Code"/>
-      </w:pPr>
-      <w:r>
-        <w:t>  if (buttonState==1){</w:t>
-      </w:r>
-    </w:p>
-    <w:p>
-      <w:pPr>
-        <w:pStyle w:val="Code"/>
-      </w:pPr>
-      <w:r>
-        <w:t>    digitalWrite(13,HIGH);</w:t>
-      </w:r>
-    </w:p>
-    <w:p>
-      <w:pPr>
-        <w:pStyle w:val="Code"/>
-      </w:pPr>
-      <w:r>
-        <w:t>  } else { digitalWrite(13,LOW); }</w:t>
-      </w:r>
-    </w:p>
-    <w:p>
-      <w:pPr>
-        <w:pStyle w:val="Code"/>
-      </w:pPr>
-      <w:r>
-        <w:t>}</w:t>
-      </w:r>
-    </w:p>
-    <w:p>
-      <w:pPr>
-        <w:pStyle w:val="P"/>
-      </w:pPr>
-    </w:p>
-    <w:p>
-      <w:pPr>
-        <w:pStyle w:val="P"/>
-      </w:pPr>
-      <w:r>
-        <w:lastRenderedPageBreak/>
-        <w:t>Програма не працювала, бо дріт + був доєднаний теж до</w:t>
-      </w:r>
-      <w:r>
-        <w:rPr>
-          <w:lang w:val="en-US"/>
-        </w:rPr>
-        <w:t xml:space="preserve"> GND, </w:t>
-      </w:r>
-      <w:r>
-        <w:t>а не до 5</w:t>
-      </w:r>
-      <w:r>
-        <w:rPr>
-          <w:lang w:val="en-US"/>
-        </w:rPr>
-        <w:t xml:space="preserve">V </w:t>
-      </w:r>
-      <w:r>
-        <w:t xml:space="preserve">на </w:t>
-      </w:r>
-      <w:r>
-        <w:rPr>
-          <w:lang w:val="en-US"/>
-        </w:rPr>
-        <w:t xml:space="preserve">Arduino. </w:t>
-      </w:r>
-      <w:r>
-        <w:t>Після правильного під’єднання все запрацювало.</w:t>
-      </w:r>
-    </w:p>
-    <w:p>
-      <w:pPr>
-        <w:pStyle w:val="P"/>
-      </w:pPr>
-      <w:hyperlink r:id="rId10" w:history="1">
-        <w:r>
-          <w:rPr>
-            <w:rStyle w:val="a4"/>
-          </w:rPr>
-          <w:t>Посилання на проєкт</w:t>
-        </w:r>
-      </w:hyperlink>
-      <w:r>
-        <w:t>.</w:t>
-      </w:r>
-    </w:p>
-    <w:p>
-      <w:pPr>
-        <w:pStyle w:val="P"/>
-      </w:pPr>
-    </w:p>
-    <w:p>
-      <w:pPr>
-        <w:pStyle w:val="H2"/>
-        <w:rPr>
-          <w:lang w:val="en-US"/>
-        </w:rPr>
-      </w:pPr>
-      <w:r>
-        <w:t>2 Світлофор автомобільний</w:t>
-      </w:r>
-    </w:p>
-    <w:p>
-      <w:pPr>
-        <w:pStyle w:val="P"/>
-      </w:pPr>
-    </w:p>
-    <w:p>
-      <w:pPr>
-        <w:pStyle w:val="P"/>
-        <w:rPr>
-          <w:lang w:val="en-US"/>
-        </w:rPr>
-      </w:pPr>
-      <w:r>
-        <w:t xml:space="preserve">Три світлодіоди (червоний, жовтий та зелений) були підключені до </w:t>
-      </w:r>
-      <w:r>
-        <w:rPr>
-          <w:lang w:val="en-US"/>
-        </w:rPr>
-        <w:t xml:space="preserve">Arduino, </w:t>
-      </w:r>
-      <w:r>
-        <w:t xml:space="preserve">а </w:t>
-      </w:r>
-      <w:r>
-        <w:t>макетоплат</w:t>
-      </w:r>
-      <w:r>
-        <w:t>а</w:t>
-      </w:r>
-      <w:r>
-        <w:t xml:space="preserve"> до </w:t>
-      </w:r>
-      <w:r>
-        <w:rPr>
-          <w:lang w:val="en-US"/>
-        </w:rPr>
-        <w:t>GND.</w:t>
-      </w:r>
-    </w:p>
-    <w:p>
-      <w:pPr>
-        <w:pStyle w:val="P"/>
-      </w:pPr>
-    </w:p>
-    <w:p>
-      <w:pPr>
-        <w:pStyle w:val="IMG"/>
-        <w:rPr>
-          <w:lang w:val="en-US"/>
-        </w:rPr>
-      </w:pPr>
-      <w:r>
-        <w:lastRenderedPageBreak/>
-        <w:drawing>
-          <wp:inline distT="0" distB="0" distL="0" distR="0" wp14:anchorId="49860A83" wp14:editId="6A76F60D">
-            <wp:extent cx="5731510" cy="8360410"/>
-            <wp:effectExtent l="0" t="0" r="2540" b="2540"/>
-            <wp:docPr id="1224633316" name="Рисунок 1" descr="Зображення, що містить текст, знімок екрана, дизайн&#10;&#10;Вміст, створений ШІ, може бути неправильним."/>
-            <wp:cNvGraphicFramePr>
-              <a:graphicFrameLocks xmlns:a="http://schemas.openxmlformats.org/drawingml/2006/main" noChangeAspect="1"/>
-            </wp:cNvGraphicFramePr>
-            <a:graphic xmlns:a="http://schemas.openxmlformats.org/drawingml/2006/main">
-              <a:graphicData uri="http://schemas.openxmlformats.org/drawingml/2006/picture">
-                <pic:pic xmlns:pic="http://schemas.openxmlformats.org/drawingml/2006/picture">
-                  <pic:nvPicPr>
-                    <pic:cNvPr id="1224633316" name="Рисунок 1" descr="Зображення, що містить текст, знімок екрана, дизайн&#10;&#10;Вміст, створений ШІ, може бути неправильним."/>
-                    <pic:cNvPicPr/>
-                  </pic:nvPicPr>
-                  <pic:blipFill>
-                    <a:blip r:embed="rId11"/>
-                    <a:stretch>
-                      <a:fillRect/>
-                    </a:stretch>
-                  </pic:blipFill>
-                  <pic:spPr>
-                    <a:xfrm>
-                      <a:off x="0" y="0"/>
-                      <a:ext cx="5731510" cy="8360410"/>
-                    </a:xfrm>
-                    <a:prstGeom prst="rect">
-                      <a:avLst/>
-                    </a:prstGeom>
-                  </pic:spPr>
-                </pic:pic>
-              </a:graphicData>
-            </a:graphic>
-          </wp:inline>
-        </w:drawing>
-      </w:r>
-    </w:p>
-    <w:p>
-      <w:pPr>
-        <w:pStyle w:val="IMG"/>
-      </w:pPr>
-      <w:r>
-        <w:t>Рисунок 1.</w:t>
-      </w:r>
-      <w:r>
-        <w:t>4</w:t>
-      </w:r>
-      <w:r>
-        <w:t xml:space="preserve"> – Світлофор для автомобілів</w:t>
-      </w:r>
-    </w:p>
-    <w:p>
-      <w:pPr>
-        <w:pStyle w:val="P"/>
-      </w:pPr>
-    </w:p>
-    <w:p>
-      <w:pPr>
-        <w:pStyle w:val="P"/>
-      </w:pPr>
-      <w:r>
-        <w:t>Код програми</w:t>
-      </w:r>
-      <w:r>
-        <w:rPr>
-          <w:lang w:val="en-US"/>
-        </w:rPr>
-        <w:t>:</w:t>
-      </w:r>
-    </w:p>
-    <w:p>
-      <w:pPr>
-        <w:pStyle w:val="P"/>
-      </w:pPr>
-    </w:p>
-    <w:p>
-      <w:pPr>
-        <w:pStyle w:val="Code"/>
-      </w:pPr>
-      <w:r>
-        <w:t>int red=2;</w:t>
-      </w:r>
-    </w:p>
-    <w:p>
-      <w:pPr>
-        <w:pStyle w:val="Code"/>
-      </w:pPr>
-      <w:r>
-        <w:t>int yellow=1;</w:t>
-      </w:r>
-    </w:p>
-    <w:p>
-      <w:pPr>
-        <w:pStyle w:val="Code"/>
-      </w:pPr>
-      <w:r>
-        <w:t>int green=0;</w:t>
-      </w:r>
-    </w:p>
-    <w:p>
-      <w:pPr>
-        <w:pStyle w:val="Code"/>
-      </w:pPr>
-    </w:p>
-    <w:p>
-      <w:pPr>
-        <w:pStyle w:val="Code"/>
-      </w:pPr>
-      <w:r>
-        <w:t>void setup(){</w:t>
-      </w:r>
-    </w:p>
-    <w:p>
-      <w:pPr>
-        <w:pStyle w:val="Code"/>
-      </w:pPr>
-      <w:r>
-        <w:t>  pinMode(red,OUTPUT);</w:t>
-      </w:r>
-    </w:p>
-    <w:p>
-      <w:pPr>
-        <w:pStyle w:val="Code"/>
-      </w:pPr>
-      <w:r>
-        <w:t>  pinMode(yellow,OUTPUT);</w:t>
-      </w:r>
-    </w:p>
-    <w:p>
-      <w:pPr>
-        <w:pStyle w:val="Code"/>
-      </w:pPr>
-      <w:r>
-        <w:t>  pinMode(green,OUTPUT);</w:t>
-      </w:r>
-    </w:p>
-    <w:p>
-      <w:pPr>
-        <w:pStyle w:val="Code"/>
-      </w:pPr>
-      <w:r>
-        <w:t>}</w:t>
-      </w:r>
-    </w:p>
-    <w:p>
-      <w:pPr>
-        <w:pStyle w:val="Code"/>
-      </w:pPr>
-    </w:p>
-    <w:p>
-      <w:pPr>
-        <w:pStyle w:val="Code"/>
-      </w:pPr>
-      <w:r>
-        <w:t>int delay_time=1000;</w:t>
-      </w:r>
-    </w:p>
-    <w:p>
-      <w:pPr>
-        <w:pStyle w:val="Code"/>
-      </w:pPr>
-    </w:p>
-    <w:p>
-      <w:pPr>
-        <w:pStyle w:val="Code"/>
-      </w:pPr>
-      <w:r>
-        <w:t>void loop(){</w:t>
-      </w:r>
-    </w:p>
-    <w:p>
-      <w:pPr>
-        <w:pStyle w:val="Code"/>
-      </w:pPr>
-      <w:r>
-        <w:t>  digitalWrite(red,HIGH);</w:t>
-      </w:r>
-    </w:p>
-    <w:p>
-      <w:pPr>
-        <w:pStyle w:val="Code"/>
-      </w:pPr>
-      <w:r>
-        <w:t>  digitalWrite(yellow,LOW);</w:t>
-      </w:r>
-    </w:p>
-    <w:p>
-      <w:pPr>
-        <w:pStyle w:val="Code"/>
-      </w:pPr>
-      <w:r>
-        <w:t>  digitalWrite(green,LOW);</w:t>
-      </w:r>
-    </w:p>
-    <w:p>
-      <w:pPr>
-        <w:pStyle w:val="Code"/>
-      </w:pPr>
-      <w:r>
-        <w:t>  delay(delay_time);</w:t>
-      </w:r>
-    </w:p>
-    <w:p>
-      <w:pPr>
-        <w:pStyle w:val="Code"/>
-      </w:pPr>
-    </w:p>
-    <w:p>
-      <w:pPr>
-        <w:pStyle w:val="Code"/>
-      </w:pPr>
-      <w:r>
-        <w:t>  digitalWrite(red,HIGH);</w:t>
-      </w:r>
-    </w:p>
-    <w:p>
-      <w:pPr>
-        <w:pStyle w:val="Code"/>
-      </w:pPr>
-      <w:r>
-        <w:t>  digitalWrite(yellow,HIGH);</w:t>
-      </w:r>
-    </w:p>
-    <w:p>
-      <w:pPr>
-        <w:pStyle w:val="Code"/>
-      </w:pPr>
-      <w:r>
-        <w:t>  digitalWrite(green,LOW);</w:t>
-      </w:r>
-    </w:p>
-    <w:p>
-      <w:pPr>
-        <w:pStyle w:val="Code"/>
-      </w:pPr>
-      <w:r>
-        <w:t>  delay(delay_time);</w:t>
-      </w:r>
-    </w:p>
-    <w:p>
-      <w:pPr>
-        <w:pStyle w:val="Code"/>
-      </w:pPr>
-    </w:p>
-    <w:p>
-      <w:pPr>
-        <w:pStyle w:val="Code"/>
-      </w:pPr>
-      <w:r>
-        <w:t>  digitalWrite(red,LOW);</w:t>
-      </w:r>
-    </w:p>
-    <w:p>
-      <w:pPr>
-        <w:pStyle w:val="Code"/>
-      </w:pPr>
-      <w:r>
-        <w:t>  digitalWrite(yellow,LOW);</w:t>
-      </w:r>
-    </w:p>
-    <w:p>
-      <w:pPr>
-        <w:pStyle w:val="Code"/>
-      </w:pPr>
-      <w:r>
-        <w:t>  digitalWrite(green,HIGH);</w:t>
-      </w:r>
-    </w:p>
-    <w:p>
-      <w:pPr>
-        <w:pStyle w:val="Code"/>
-      </w:pPr>
-      <w:r>
-        <w:t>  delay(delay_time);</w:t>
-      </w:r>
-    </w:p>
-    <w:p>
-      <w:pPr>
-        <w:pStyle w:val="Code"/>
-        <w:rPr>
-          <w:lang w:val="uk-UA"/>
-        </w:rPr>
-      </w:pPr>
-      <w:r>
-        <w:t>}</w:t>
-      </w:r>
-    </w:p>
-    <w:p>
-      <w:pPr>
-        <w:pStyle w:val="P"/>
-        <w:rPr>
-          <w:lang w:val="en-US"/>
-        </w:rPr>
-      </w:pPr>
-    </w:p>
-    <w:p>
-      <w:pPr>
-        <w:pStyle w:val="P"/>
-      </w:pPr>
-      <w:hyperlink r:id="rId12" w:history="1">
-        <w:r>
-          <w:rPr>
-            <w:rStyle w:val="a4"/>
-          </w:rPr>
-          <w:t>Посилання на проєкт</w:t>
-        </w:r>
-      </w:hyperlink>
-      <w:r>
-        <w:t>.</w:t>
-      </w:r>
-    </w:p>
-    <w:p>
-      <w:pPr>
-        <w:pStyle w:val="P"/>
-        <w:rPr>
-          <w:lang w:val="en-US"/>
-        </w:rPr>
-      </w:pPr>
-    </w:p>
-    <w:p>
-      <w:pPr>
-        <w:pStyle w:val="H2"/>
-        <w:rPr>
-          <w:lang w:val="en-US"/>
-        </w:rPr>
-      </w:pPr>
-      <w:r>
-        <w:t>3 Світлофор пішоходний</w:t>
-      </w:r>
-    </w:p>
-    <w:p>
-      <w:pPr>
-        <w:pStyle w:val="P"/>
-        <w:rPr>
-          <w:lang w:val="en-US"/>
-        </w:rPr>
-      </w:pPr>
-    </w:p>
-    <w:p>
-      <w:pPr>
-        <w:pStyle w:val="P"/>
-        <w:rPr>
-          <w:lang w:val="en-US"/>
-        </w:rPr>
-      </w:pPr>
-      <w:r>
-        <w:t xml:space="preserve">До дошки було додано кнопку і підключено її до піну </w:t>
-      </w:r>
-      <w:r>
-        <w:rPr>
-          <w:lang w:val="en-US"/>
-        </w:rPr>
-        <w:t xml:space="preserve">RESET. </w:t>
-      </w:r>
-      <w:r>
-        <w:t>Світлофор починається на фазі червоний для машин, зелений для пішоходів. При натисканні кнопки світлофор переходить на зелений сигнал для пішоходів і червоний для машин.</w:t>
-      </w:r>
-    </w:p>
-    <w:p>
-      <w:pPr>
-        <w:pStyle w:val="P"/>
-      </w:pPr>
-    </w:p>
-    <w:p>
-      <w:pPr>
-        <w:pStyle w:val="IMG"/>
-      </w:pPr>
-      <w:r>
-        <w:lastRenderedPageBreak/>
-        <w:drawing>
-          <wp:inline distT="0" distB="0" distL="0" distR="0" wp14:anchorId="44B9A7DC" wp14:editId="34D20501">
-            <wp:extent cx="5731510" cy="6282055"/>
-            <wp:effectExtent l="0" t="0" r="2540" b="4445"/>
-            <wp:docPr id="420661711" name="Рисунок 1" descr="Зображення, що містить текст, Електронна інженерія, електроніка, схема&#10;&#10;Вміст, створений ШІ, може бути неправильним."/>
-            <wp:cNvGraphicFramePr>
-              <a:graphicFrameLocks xmlns:a="http://schemas.openxmlformats.org/drawingml/2006/main" noChangeAspect="1"/>
-            </wp:cNvGraphicFramePr>
-            <a:graphic xmlns:a="http://schemas.openxmlformats.org/drawingml/2006/main">
-              <a:graphicData uri="http://schemas.openxmlformats.org/drawingml/2006/picture">
-                <pic:pic xmlns:pic="http://schemas.openxmlformats.org/drawingml/2006/picture">
-                  <pic:nvPicPr>
-                    <pic:cNvPr id="420661711" name="Рисунок 1" descr="Зображення, що містить текст, Електронна інженерія, електроніка, схема&#10;&#10;Вміст, створений ШІ, може бути неправильним."/>
-                    <pic:cNvPicPr/>
-                  </pic:nvPicPr>
-                  <pic:blipFill>
-                    <a:blip r:embed="rId13"/>
-                    <a:stretch>
-                      <a:fillRect/>
-                    </a:stretch>
-                  </pic:blipFill>
-                  <pic:spPr>
-                    <a:xfrm>
-                      <a:off x="0" y="0"/>
-                      <a:ext cx="5731510" cy="6282055"/>
-                    </a:xfrm>
-                    <a:prstGeom prst="rect">
-                      <a:avLst/>
-                    </a:prstGeom>
-                  </pic:spPr>
-                </pic:pic>
-              </a:graphicData>
-            </a:graphic>
-          </wp:inline>
-        </w:drawing>
-      </w:r>
-    </w:p>
-    <w:p>
-      <w:pPr>
-        <w:pStyle w:val="IMG"/>
-      </w:pPr>
-      <w:r>
-        <w:t>Рисунок 1.</w:t>
-      </w:r>
-      <w:r>
-        <w:t>5</w:t>
-      </w:r>
-      <w:r>
-        <w:t xml:space="preserve"> – Світлофор для машин та пішоходів</w:t>
-      </w:r>
-    </w:p>
-    <w:p>
-      <w:pPr>
-        <w:pStyle w:val="P"/>
-      </w:pPr>
-    </w:p>
-    <w:p>
-      <w:pPr>
-        <w:pStyle w:val="P"/>
-      </w:pPr>
-      <w:r>
-        <w:t>Код програми:</w:t>
-      </w:r>
-    </w:p>
-    <w:p>
-      <w:pPr>
-        <w:pStyle w:val="P"/>
-      </w:pPr>
-    </w:p>
-    <w:p>
-      <w:pPr>
-        <w:pStyle w:val="Code"/>
-      </w:pPr>
-      <w:r>
-        <w:t>int cars_red=2;</w:t>
-      </w:r>
-    </w:p>
-    <w:p>
-      <w:pPr>
-        <w:pStyle w:val="Code"/>
-      </w:pPr>
-      <w:r>
-        <w:t>int cars_yellow=1;</w:t>
-      </w:r>
-    </w:p>
-    <w:p>
-      <w:pPr>
-        <w:pStyle w:val="Code"/>
-      </w:pPr>
-      <w:r>
-        <w:t>int cars_green=0;</w:t>
-      </w:r>
-    </w:p>
-    <w:p>
-      <w:pPr>
-        <w:pStyle w:val="Code"/>
-      </w:pPr>
-    </w:p>
-    <w:p>
-      <w:pPr>
-        <w:pStyle w:val="Code"/>
-      </w:pPr>
-      <w:r>
-        <w:t>int pedestrians_red=8;</w:t>
-      </w:r>
-    </w:p>
-    <w:p>
-      <w:pPr>
-        <w:pStyle w:val="Code"/>
-      </w:pPr>
-      <w:r>
-        <w:t>int pedestrian_green=7;</w:t>
-      </w:r>
-    </w:p>
-    <w:p>
-      <w:pPr>
-        <w:pStyle w:val="Code"/>
-      </w:pPr>
-    </w:p>
-    <w:p>
-      <w:pPr>
-        <w:pStyle w:val="Code"/>
-      </w:pPr>
-      <w:r>
-        <w:t>int button=4;</w:t>
-      </w:r>
-    </w:p>
-    <w:p>
-      <w:pPr>
-        <w:pStyle w:val="Code"/>
-      </w:pPr>
-    </w:p>
-    <w:p>
-      <w:pPr>
-        <w:pStyle w:val="Code"/>
-      </w:pPr>
-      <w:r>
-        <w:t>void setup(){</w:t>
-      </w:r>
-    </w:p>
-    <w:p>
-      <w:pPr>
-        <w:pStyle w:val="Code"/>
-      </w:pPr>
-      <w:r>
-        <w:t xml:space="preserve">  pinMode(cars_red,OUTPUT);</w:t>
-      </w:r>
-    </w:p>
-    <w:p>
-      <w:pPr>
-        <w:pStyle w:val="Code"/>
-      </w:pPr>
-      <w:r>
-        <w:t xml:space="preserve">  pinMode(cars_yellow,OUTPUT);</w:t>
-      </w:r>
-    </w:p>
-    <w:p>
-      <w:pPr>
-        <w:pStyle w:val="Code"/>
-      </w:pPr>
-      <w:r>
-        <w:t xml:space="preserve">  pinMode(cars_green,OUTPUT);</w:t>
-      </w:r>
-    </w:p>
-    <w:p>
-      <w:pPr>
-        <w:pStyle w:val="Code"/>
-      </w:pPr>
-    </w:p>
-    <w:p>
-      <w:pPr>
-        <w:pStyle w:val="Code"/>
-      </w:pPr>
-      <w:r>
-        <w:t xml:space="preserve">  pinMode(pedestrians_red,OUTPUT);</w:t>
-      </w:r>
-    </w:p>
-    <w:p>
-      <w:pPr>
-        <w:pStyle w:val="Code"/>
-      </w:pPr>
-      <w:r>
-        <w:t xml:space="preserve">  pinMode(pedestrian_green,OUTPUT);</w:t>
-      </w:r>
-    </w:p>
-    <w:p>
-      <w:pPr>
-        <w:pStyle w:val="Code"/>
-      </w:pPr>
-      <w:r>
-        <w:t>}</w:t>
-      </w:r>
-    </w:p>
-    <w:p>
-      <w:pPr>
-        <w:pStyle w:val="Code"/>
-      </w:pPr>
-    </w:p>
-    <w:p>
-      <w:pPr>
-        <w:pStyle w:val="Code"/>
-      </w:pPr>
-      <w:r>
-        <w:t>int phase_wait_time=3000;</w:t>
-      </w:r>
-    </w:p>
-    <w:p>
-      <w:pPr>
-        <w:pStyle w:val="Code"/>
-      </w:pPr>
-      <w:r>
-        <w:t>int delay_time=1000;</w:t>
-      </w:r>
-    </w:p>
-    <w:p>
-      <w:pPr>
-        <w:pStyle w:val="Code"/>
-      </w:pPr>
-    </w:p>
-    <w:p>
-      <w:pPr>
-        <w:pStyle w:val="Code"/>
-      </w:pPr>
-      <w:r>
-        <w:t>void cars_red_phase(){</w:t>
-      </w:r>
-    </w:p>
-    <w:p>
-      <w:pPr>
-        <w:pStyle w:val="Code"/>
-      </w:pPr>
-      <w:r>
-        <w:t xml:space="preserve">  digitalWrite(cars_red,HIGH);</w:t>
-      </w:r>
-    </w:p>
-    <w:p>
-      <w:pPr>
-        <w:pStyle w:val="Code"/>
-      </w:pPr>
-      <w:r>
-        <w:t xml:space="preserve">  digitalWrite(cars_yellow,LOW);</w:t>
-      </w:r>
-    </w:p>
-    <w:p>
-      <w:pPr>
-        <w:pStyle w:val="Code"/>
-      </w:pPr>
-      <w:r>
-        <w:t xml:space="preserve">  digitalWrite(cars_green,LOW);</w:t>
-      </w:r>
-    </w:p>
-    <w:p>
-      <w:pPr>
-        <w:pStyle w:val="Code"/>
-      </w:pPr>
-      <w:r>
-        <w:t xml:space="preserve">  digitalWrite(pedestrians_red,LOW);</w:t>
-      </w:r>
-    </w:p>
-    <w:p>
-      <w:pPr>
-        <w:pStyle w:val="Code"/>
-      </w:pPr>
-      <w:r>
-        <w:t xml:space="preserve">  digitalWrite(pedestrian_green,HIGH);</w:t>
-      </w:r>
-    </w:p>
-    <w:p>
-      <w:pPr>
-        <w:pStyle w:val="Code"/>
-      </w:pPr>
-      <w:r>
-        <w:t xml:space="preserve">  delay(phase_wait_time-delay_time);</w:t>
-      </w:r>
-    </w:p>
-    <w:p>
-      <w:pPr>
-        <w:pStyle w:val="Code"/>
-      </w:pPr>
-      <w:r>
-        <w:t>}</w:t>
-      </w:r>
-    </w:p>
-    <w:p>
-      <w:pPr>
-        <w:pStyle w:val="Code"/>
-      </w:pPr>
-    </w:p>
-    <w:p>
-      <w:pPr>
-        <w:pStyle w:val="Code"/>
-      </w:pPr>
-      <w:r>
-        <w:t>void cars_yellow_phase(){</w:t>
-      </w:r>
-    </w:p>
-    <w:p>
-      <w:pPr>
-        <w:pStyle w:val="Code"/>
-      </w:pPr>
-      <w:r>
-        <w:t xml:space="preserve">  digitalWrite(cars_red,HIGH);</w:t>
-      </w:r>
-    </w:p>
-    <w:p>
-      <w:pPr>
-        <w:pStyle w:val="Code"/>
-      </w:pPr>
-      <w:r>
-        <w:t xml:space="preserve">  digitalWrite(cars_yellow,HIGH);</w:t>
-      </w:r>
-    </w:p>
-    <w:p>
-      <w:pPr>
-        <w:pStyle w:val="Code"/>
-      </w:pPr>
-      <w:r>
-        <w:t xml:space="preserve">  digitalWrite(cars_green,LOW);</w:t>
-      </w:r>
-    </w:p>
-    <w:p>
-      <w:pPr>
-        <w:pStyle w:val="Code"/>
-      </w:pPr>
-      <w:r>
-        <w:t xml:space="preserve">  digitalWrite(pedestrians_red,LOW);</w:t>
-      </w:r>
-    </w:p>
-    <w:p>
-      <w:pPr>
-        <w:pStyle w:val="Code"/>
-      </w:pPr>
-      <w:r>
-        <w:t xml:space="preserve">  digitalWrite(pedestrian_green,HIGH);</w:t>
-      </w:r>
-    </w:p>
-    <w:p>
-      <w:pPr>
-        <w:pStyle w:val="Code"/>
-      </w:pPr>
-      <w:r>
-        <w:t xml:space="preserve">  delay(delay_time);</w:t>
-      </w:r>
-    </w:p>
-    <w:p>
-      <w:pPr>
-        <w:pStyle w:val="Code"/>
-      </w:pPr>
-      <w:r>
-        <w:t>}</w:t>
-      </w:r>
-    </w:p>
-    <w:p>
-      <w:pPr>
-        <w:pStyle w:val="Code"/>
-      </w:pPr>
-    </w:p>
-    <w:p>
-      <w:pPr>
-        <w:pStyle w:val="Code"/>
-      </w:pPr>
-      <w:r>
-        <w:t>void cars_green_phase(){</w:t>
-      </w:r>
-    </w:p>
-    <w:p>
-      <w:pPr>
-        <w:pStyle w:val="Code"/>
-      </w:pPr>
-      <w:r>
-        <w:t xml:space="preserve">  digitalWrite(cars_red,LOW);</w:t>
-      </w:r>
-    </w:p>
-    <w:p>
-      <w:pPr>
-        <w:pStyle w:val="Code"/>
-      </w:pPr>
-      <w:r>
-        <w:t xml:space="preserve">  digitalWrite(cars_yellow,LOW);</w:t>
-      </w:r>
-    </w:p>
-    <w:p>
-      <w:pPr>
-        <w:pStyle w:val="Code"/>
-      </w:pPr>
-      <w:r>
-        <w:t xml:space="preserve">  digitalWrite(cars_green,HIGH);</w:t>
-      </w:r>
-    </w:p>
-    <w:p>
-      <w:pPr>
-        <w:pStyle w:val="Code"/>
-      </w:pPr>
-      <w:r>
-        <w:t xml:space="preserve">  digitalWrite(pedestrians_red,HIGH);</w:t>
-      </w:r>
-    </w:p>
-    <w:p>
-      <w:pPr>
-        <w:pStyle w:val="Code"/>
-      </w:pPr>
-      <w:r>
-        <w:t xml:space="preserve">  digitalWrite(pedestrian_green,LOW);</w:t>
-      </w:r>
-    </w:p>
-    <w:p>
-      <w:pPr>
-        <w:pStyle w:val="Code"/>
-      </w:pPr>
-      <w:r>
-        <w:t xml:space="preserve">  delay(phase_wait_time);</w:t>
-      </w:r>
-    </w:p>
-    <w:p>
-      <w:pPr>
-        <w:pStyle w:val="Code"/>
-      </w:pPr>
-      <w:r>
-        <w:t>}</w:t>
-      </w:r>
-    </w:p>
-    <w:p>
-      <w:pPr>
-        <w:pStyle w:val="Code"/>
-      </w:pPr>
-    </w:p>
-    <w:p>
-      <w:pPr>
-        <w:pStyle w:val="Code"/>
-      </w:pPr>
-      <w:r>
-        <w:t>void loop(){</w:t>
-      </w:r>
-    </w:p>
-    <w:p>
-      <w:pPr>
-        <w:pStyle w:val="Code"/>
-      </w:pPr>
-      <w:r>
-        <w:t xml:space="preserve">  int is_button_pressed=digitalRead(button);</w:t>
-      </w:r>
-    </w:p>
-    <w:p>
-      <w:pPr>
-        <w:pStyle w:val="Code"/>
-      </w:pPr>
-      <w:r>
-        <w:t xml:space="preserve">  cars_red_phase();</w:t>
-      </w:r>
-    </w:p>
-    <w:p>
-      <w:pPr>
-        <w:pStyle w:val="Code"/>
-      </w:pPr>
-      <w:r>
-        <w:t xml:space="preserve">  cars_yellow_phase();</w:t>
-      </w:r>
-    </w:p>
-    <w:p>
-      <w:pPr>
-        <w:pStyle w:val="Code"/>
-      </w:pPr>
-      <w:r>
-        <w:t xml:space="preserve">  cars_green_phase();</w:t>
-      </w:r>
-    </w:p>
-    <w:p>
-      <w:pPr>
-        <w:pStyle w:val="Code"/>
-      </w:pPr>
-      <w:r>
-        <w:t>}</w:t>
-      </w:r>
-    </w:p>
-    <w:p>
-      <w:pPr>
-        <w:pStyle w:val="P"/>
-      </w:pPr>
-    </w:p>
-    <w:p>
-      <w:pPr>
-        <w:pStyle w:val="P"/>
-      </w:pPr>
-      <w:hyperlink r:id="rId14" w:history="1">
-        <w:r>
-          <w:rPr>
-            <w:rStyle w:val="a4"/>
-          </w:rPr>
-          <w:t>Посилання на проєкт</w:t>
-        </w:r>
-      </w:hyperlink>
-      <w:r>
-        <w:t>.</w:t>
-      </w:r>
-    </w:p>
-    <w:p>
-      <w:pPr>
-        <w:pStyle w:val="P"/>
-        <w:rPr>
-          <w:lang w:val="en-US"/>
-        </w:rPr>
-      </w:pPr>
-    </w:p>
-    <w:p>
-      <w:pPr>
-        <w:rPr>
-          <w:rFonts w:eastAsiaTheme="majorEastAsia"/>
-          <w:b/>
-          <w:bCs/>
-          <w:caps/>
-          <w:color w:val="000000" w:themeColor="text1"/>
-        </w:rPr>
-      </w:pPr>
-      <w:r>
-        <w:br w:type="page"/>
-      </w:r>
-    </w:p>
-    <w:p>
-      <w:pPr>
-        <w:pStyle w:val="H1"/>
-      </w:pPr>
-      <w:r>
-        <w:lastRenderedPageBreak/>
-        <w:t>Висновки</w:t>
-      </w:r>
-    </w:p>
-    <w:p>
-      <w:pPr>
-        <w:pStyle w:val="P"/>
-      </w:pPr>
-    </w:p>
-    <w:p>
-      <w:pPr>
-        <w:pStyle w:val="P"/>
-      </w:pPr>
-      <w:r>
-        <w:t xml:space="preserve">В результаті виконання першої роботи було ознайомлено з середовищем </w:t>
-      </w:r>
-      <w:r>
-        <w:rPr>
-          <w:lang w:val="en-US"/>
-        </w:rPr>
-        <w:t xml:space="preserve">Tinkercad </w:t>
-      </w:r>
-      <w:r>
-        <w:t>та створено схему за індивідуальним завданням.</w:t>
       </w:r>
     </w:p>
     <w:sectPr>
@@ -2665,6 +955,95 @@
       </w:rPr>
     </w:lvl>
   </w:abstractNum>
+  <w:abstractNum w:abstractNumId="3" w15:restartNumberingAfterBreak="0">
+    <w:nsid w:val="7E5F52DB"/>
+    <w:multiLevelType w:val="hybridMultilevel"/>
+    <w:tmpl w:val="6882A07E"/>
+    <w:lvl w:ilvl="0" w:tplc="609802A8">
+      <w:start w:val="1"/>
+      <w:numFmt w:val="decimal"/>
+      <w:lvlText w:val="%1."/>
+      <w:lvlJc w:val="left"/>
+      <w:pPr>
+        <w:ind w:left="1211" w:hanging="360"/>
+      </w:pPr>
+      <w:rPr>
+        <w:rFonts w:hint="default"/>
+      </w:rPr>
+    </w:lvl>
+    <w:lvl w:ilvl="1" w:tplc="04220019" w:tentative="1">
+      <w:start w:val="1"/>
+      <w:numFmt w:val="lowerLetter"/>
+      <w:lvlText w:val="%2."/>
+      <w:lvlJc w:val="left"/>
+      <w:pPr>
+        <w:ind w:left="1931" w:hanging="360"/>
+      </w:pPr>
+    </w:lvl>
+    <w:lvl w:ilvl="2" w:tplc="0422001B" w:tentative="1">
+      <w:start w:val="1"/>
+      <w:numFmt w:val="lowerRoman"/>
+      <w:lvlText w:val="%3."/>
+      <w:lvlJc w:val="right"/>
+      <w:pPr>
+        <w:ind w:left="2651" w:hanging="180"/>
+      </w:pPr>
+    </w:lvl>
+    <w:lvl w:ilvl="3" w:tplc="0422000F" w:tentative="1">
+      <w:start w:val="1"/>
+      <w:numFmt w:val="decimal"/>
+      <w:lvlText w:val="%4."/>
+      <w:lvlJc w:val="left"/>
+      <w:pPr>
+        <w:ind w:left="3371" w:hanging="360"/>
+      </w:pPr>
+    </w:lvl>
+    <w:lvl w:ilvl="4" w:tplc="04220019" w:tentative="1">
+      <w:start w:val="1"/>
+      <w:numFmt w:val="lowerLetter"/>
+      <w:lvlText w:val="%5."/>
+      <w:lvlJc w:val="left"/>
+      <w:pPr>
+        <w:ind w:left="4091" w:hanging="360"/>
+      </w:pPr>
+    </w:lvl>
+    <w:lvl w:ilvl="5" w:tplc="0422001B" w:tentative="1">
+      <w:start w:val="1"/>
+      <w:numFmt w:val="lowerRoman"/>
+      <w:lvlText w:val="%6."/>
+      <w:lvlJc w:val="right"/>
+      <w:pPr>
+        <w:ind w:left="4811" w:hanging="180"/>
+      </w:pPr>
+    </w:lvl>
+    <w:lvl w:ilvl="6" w:tplc="0422000F" w:tentative="1">
+      <w:start w:val="1"/>
+      <w:numFmt w:val="decimal"/>
+      <w:lvlText w:val="%7."/>
+      <w:lvlJc w:val="left"/>
+      <w:pPr>
+        <w:ind w:left="5531" w:hanging="360"/>
+      </w:pPr>
+    </w:lvl>
+    <w:lvl w:ilvl="7" w:tplc="04220019" w:tentative="1">
+      <w:start w:val="1"/>
+      <w:numFmt w:val="lowerLetter"/>
+      <w:lvlText w:val="%8."/>
+      <w:lvlJc w:val="left"/>
+      <w:pPr>
+        <w:ind w:left="6251" w:hanging="360"/>
+      </w:pPr>
+    </w:lvl>
+    <w:lvl w:ilvl="8" w:tplc="0422001B" w:tentative="1">
+      <w:start w:val="1"/>
+      <w:numFmt w:val="lowerRoman"/>
+      <w:lvlText w:val="%9."/>
+      <w:lvlJc w:val="right"/>
+      <w:pPr>
+        <w:ind w:left="6971" w:hanging="180"/>
+      </w:pPr>
+    </w:lvl>
+  </w:abstractNum>
   <w:num w:numId="1" w16cid:durableId="1471048762">
     <w:abstractNumId w:val="2"/>
   </w:num>
@@ -2673,6 +1052,9 @@
   </w:num>
   <w:num w:numId="3" w16cid:durableId="1317105529">
     <w:abstractNumId w:val="0"/>
+  </w:num>
+  <w:num w:numId="4" w16cid:durableId="1903635819">
+    <w:abstractNumId w:val="3"/>
   </w:num>
 </w:numbering>
 </file>

--- a/32IV Inzhenerija vbudovanyh/2/KNT-122_Onyshchenko_Variant-19_PR2.docx
+++ b/32IV Inzhenerija vbudovanyh/2/KNT-122_Onyshchenko_Variant-19_PR2.docx
@@ -244,6 +244,9 @@
         <w:ind w:firstLine="0"/>
         <w:contextualSpacing/>
         <w:jc w:val="center"/>
+        <w:rPr>
+          <w:lang w:val="en-US"/>
+        </w:rPr>
       </w:pPr>
     </w:p>
     <w:p>
@@ -579,17 +582,486 @@
     <w:p>
       <w:pPr>
         <w:pStyle w:val="H2"/>
+        <w:rPr>
+          <w:lang w:val="en-US"/>
+        </w:rPr>
       </w:pPr>
       <w:r>
         <w:t>1 Приклад</w:t>
       </w:r>
+      <w:r>
+        <w:t xml:space="preserve"> ультразвукового датчику відстані</w:t>
+      </w:r>
+    </w:p>
+    <w:p>
+      <w:pPr>
+        <w:pStyle w:val="P"/>
+        <w:rPr>
+          <w:lang w:val="en-US"/>
+        </w:rPr>
+      </w:pPr>
+    </w:p>
+    <w:p>
+      <w:pPr>
+        <w:pStyle w:val="P"/>
+      </w:pPr>
+      <w:r>
+        <w:t xml:space="preserve">На область було додано плату </w:t>
+      </w:r>
+      <w:r>
+        <w:rPr>
+          <w:lang w:val="en-US"/>
+        </w:rPr>
+        <w:t xml:space="preserve">Arduino, </w:t>
+      </w:r>
+      <w:r>
+        <w:t>макетоплату</w:t>
+      </w:r>
+      <w:r>
+        <w:t xml:space="preserve">. На </w:t>
+      </w:r>
+      <w:r>
+        <w:t xml:space="preserve">макетоплату </w:t>
+      </w:r>
+      <w:r>
+        <w:t>додано ультразвуковий датчик вимірювання дистанції та світлодіод:</w:t>
+      </w:r>
+    </w:p>
+    <w:p>
+      <w:pPr>
+        <w:pStyle w:val="P"/>
+      </w:pPr>
+    </w:p>
+    <w:p>
+      <w:pPr>
+        <w:pStyle w:val="IMG"/>
+      </w:pPr>
+      <w:r>
+        <w:lastRenderedPageBreak/>
+        <w:drawing>
+          <wp:inline distT="0" distB="0" distL="0" distR="0" wp14:anchorId="7EF48E4F" wp14:editId="1449B3C0">
+            <wp:extent cx="5658640" cy="8059275"/>
+            <wp:effectExtent l="0" t="0" r="0" b="0"/>
+            <wp:docPr id="2096945950" name="Рисунок 1" descr="Зображення, що містить текст, Електронна інженерія, схема, електроніка&#10;&#10;Вміст, створений ШІ, може бути неправильним."/>
+            <wp:cNvGraphicFramePr>
+              <a:graphicFrameLocks xmlns:a="http://schemas.openxmlformats.org/drawingml/2006/main" noChangeAspect="1"/>
+            </wp:cNvGraphicFramePr>
+            <a:graphic xmlns:a="http://schemas.openxmlformats.org/drawingml/2006/main">
+              <a:graphicData uri="http://schemas.openxmlformats.org/drawingml/2006/picture">
+                <pic:pic xmlns:pic="http://schemas.openxmlformats.org/drawingml/2006/picture">
+                  <pic:nvPicPr>
+                    <pic:cNvPr id="2096945950" name="Рисунок 1" descr="Зображення, що містить текст, Електронна інженерія, схема, електроніка&#10;&#10;Вміст, створений ШІ, може бути неправильним."/>
+                    <pic:cNvPicPr/>
+                  </pic:nvPicPr>
+                  <pic:blipFill>
+                    <a:blip r:embed="rId6"/>
+                    <a:stretch>
+                      <a:fillRect/>
+                    </a:stretch>
+                  </pic:blipFill>
+                  <pic:spPr>
+                    <a:xfrm>
+                      <a:off x="0" y="0"/>
+                      <a:ext cx="5658640" cy="8059275"/>
+                    </a:xfrm>
+                    <a:prstGeom prst="rect">
+                      <a:avLst/>
+                    </a:prstGeom>
+                  </pic:spPr>
+                </pic:pic>
+              </a:graphicData>
+            </a:graphic>
+          </wp:inline>
+        </w:drawing>
+      </w:r>
+    </w:p>
+    <w:p>
+      <w:pPr>
+        <w:pStyle w:val="IMG"/>
+      </w:pPr>
+      <w:r>
+        <w:t>Рисунок 1. – Під’єднані компоненти прикладу</w:t>
+      </w:r>
+    </w:p>
+    <w:p>
+      <w:pPr>
+        <w:pStyle w:val="P"/>
+      </w:pPr>
+    </w:p>
+    <w:p>
+      <w:pPr>
+        <w:pStyle w:val="P"/>
+      </w:pPr>
+      <w:r>
+        <w:lastRenderedPageBreak/>
+        <w:t>Після введення коду:</w:t>
+      </w:r>
+    </w:p>
+    <w:p>
+      <w:pPr>
+        <w:pStyle w:val="P"/>
+      </w:pPr>
+    </w:p>
+    <w:p>
+      <w:pPr>
+        <w:pStyle w:val="Code"/>
+      </w:pPr>
+      <w:r>
+        <w:t>int cm;</w:t>
+      </w:r>
+    </w:p>
+    <w:p>
+      <w:pPr>
+        <w:pStyle w:val="Code"/>
+      </w:pPr>
+      <w:r>
+        <w:t>const int distanceThreshold=100;</w:t>
+      </w:r>
+    </w:p>
+    <w:p>
+      <w:pPr>
+        <w:pStyle w:val="Code"/>
+      </w:pPr>
+      <w:r>
+        <w:t>long readUltrasonicDistance(</w:t>
+      </w:r>
+    </w:p>
+    <w:p>
+      <w:pPr>
+        <w:pStyle w:val="Code"/>
+      </w:pPr>
+      <w:r>
+        <w:t xml:space="preserve">  int triggerPin,</w:t>
+      </w:r>
+    </w:p>
+    <w:p>
+      <w:pPr>
+        <w:pStyle w:val="Code"/>
+      </w:pPr>
+      <w:r>
+        <w:t xml:space="preserve">  int echoPin</w:t>
+      </w:r>
+    </w:p>
+    <w:p>
+      <w:pPr>
+        <w:pStyle w:val="Code"/>
+      </w:pPr>
+      <w:r>
+        <w:t>){</w:t>
+      </w:r>
+    </w:p>
+    <w:p>
+      <w:pPr>
+        <w:pStyle w:val="Code"/>
+      </w:pPr>
+      <w:r>
+        <w:t xml:space="preserve">  pinMode(triggerPin, OUTPUT);</w:t>
+      </w:r>
+    </w:p>
+    <w:p>
+      <w:pPr>
+        <w:pStyle w:val="Code"/>
+      </w:pPr>
+      <w:r>
+        <w:t xml:space="preserve">  digitalWrite(triggerPin, LOW);</w:t>
+      </w:r>
+    </w:p>
+    <w:p>
+      <w:pPr>
+        <w:pStyle w:val="Code"/>
+      </w:pPr>
+      <w:r>
+        <w:t xml:space="preserve">  delayMicroseconds(2);</w:t>
+      </w:r>
+    </w:p>
+    <w:p>
+      <w:pPr>
+        <w:pStyle w:val="Code"/>
+      </w:pPr>
+      <w:r>
+        <w:t xml:space="preserve">  digitalWrite(triggerPin, HIGH);</w:t>
+      </w:r>
+    </w:p>
+    <w:p>
+      <w:pPr>
+        <w:pStyle w:val="Code"/>
+      </w:pPr>
+      <w:r>
+        <w:t xml:space="preserve">  delayMicroseconds(10);</w:t>
+      </w:r>
+    </w:p>
+    <w:p>
+      <w:pPr>
+        <w:pStyle w:val="Code"/>
+      </w:pPr>
+      <w:r>
+        <w:t xml:space="preserve">  digitalWrite(triggerPin, LOW);</w:t>
+      </w:r>
+    </w:p>
+    <w:p>
+      <w:pPr>
+        <w:pStyle w:val="Code"/>
+      </w:pPr>
+      <w:r>
+        <w:t xml:space="preserve">  pinMode(echoPin, INPUT);</w:t>
+      </w:r>
+    </w:p>
+    <w:p>
+      <w:pPr>
+        <w:pStyle w:val="Code"/>
+      </w:pPr>
+    </w:p>
+    <w:p>
+      <w:pPr>
+        <w:pStyle w:val="Code"/>
+      </w:pPr>
+      <w:r>
+        <w:t xml:space="preserve">  long duration=pulseIn(echoPin, HIGH);</w:t>
+      </w:r>
+    </w:p>
+    <w:p>
+      <w:pPr>
+        <w:pStyle w:val="Code"/>
+      </w:pPr>
+      <w:r>
+        <w:t xml:space="preserve">  long cmDistance=duration/29/2;</w:t>
+      </w:r>
+    </w:p>
+    <w:p>
+      <w:pPr>
+        <w:pStyle w:val="Code"/>
+      </w:pPr>
+      <w:r>
+        <w:t xml:space="preserve">  return cmDistance;</w:t>
+      </w:r>
+    </w:p>
+    <w:p>
+      <w:pPr>
+        <w:pStyle w:val="Code"/>
+      </w:pPr>
+      <w:r>
+        <w:t>}</w:t>
+      </w:r>
+    </w:p>
+    <w:p>
+      <w:pPr>
+        <w:pStyle w:val="Code"/>
+      </w:pPr>
+    </w:p>
+    <w:p>
+      <w:pPr>
+        <w:pStyle w:val="Code"/>
+      </w:pPr>
+      <w:r>
+        <w:t>void setup()</w:t>
+      </w:r>
+    </w:p>
+    <w:p>
+      <w:pPr>
+        <w:pStyle w:val="Code"/>
+      </w:pPr>
+      <w:r>
+        <w:t>{</w:t>
+      </w:r>
+    </w:p>
+    <w:p>
+      <w:pPr>
+        <w:pStyle w:val="Code"/>
+      </w:pPr>
+      <w:r>
+        <w:t xml:space="preserve">  Serial.begin(9600);</w:t>
+      </w:r>
+    </w:p>
+    <w:p>
+      <w:pPr>
+        <w:pStyle w:val="Code"/>
+      </w:pPr>
+      <w:r>
+        <w:t xml:space="preserve">  pinMode(2, OUTPUT);</w:t>
+      </w:r>
+    </w:p>
+    <w:p>
+      <w:pPr>
+        <w:pStyle w:val="Code"/>
+      </w:pPr>
+      <w:r>
+        <w:t>}</w:t>
+      </w:r>
+    </w:p>
+    <w:p>
+      <w:pPr>
+        <w:pStyle w:val="Code"/>
+      </w:pPr>
+    </w:p>
+    <w:p>
+      <w:pPr>
+        <w:pStyle w:val="Code"/>
+      </w:pPr>
+      <w:r>
+        <w:t>void loop()</w:t>
+      </w:r>
+    </w:p>
+    <w:p>
+      <w:pPr>
+        <w:pStyle w:val="Code"/>
+      </w:pPr>
+      <w:r>
+        <w:t>{</w:t>
+      </w:r>
+    </w:p>
+    <w:p>
+      <w:pPr>
+        <w:pStyle w:val="Code"/>
+      </w:pPr>
+      <w:r>
+        <w:t xml:space="preserve">  cm=readUltrasonicDistance(7,7);</w:t>
+      </w:r>
+    </w:p>
+    <w:p>
+      <w:pPr>
+        <w:pStyle w:val="Code"/>
+      </w:pPr>
+      <w:r>
+        <w:t xml:space="preserve">  Serial.print(cm);</w:t>
+      </w:r>
+    </w:p>
+    <w:p>
+      <w:pPr>
+        <w:pStyle w:val="Code"/>
+      </w:pPr>
+      <w:r>
+        <w:t xml:space="preserve">  Serial.print("cm, ");</w:t>
+      </w:r>
+    </w:p>
+    <w:p>
+      <w:pPr>
+        <w:pStyle w:val="Code"/>
+      </w:pPr>
+      <w:r>
+        <w:t xml:space="preserve">  if (cm&gt;distanceThreshold){</w:t>
+      </w:r>
+    </w:p>
+    <w:p>
+      <w:pPr>
+        <w:pStyle w:val="Code"/>
+      </w:pPr>
+      <w:r>
+        <w:t xml:space="preserve">    digitalWrite(2, LOW);</w:t>
+      </w:r>
+    </w:p>
+    <w:p>
+      <w:pPr>
+        <w:pStyle w:val="Code"/>
+      </w:pPr>
+      <w:r>
+        <w:t xml:space="preserve">  } </w:t>
+      </w:r>
+    </w:p>
+    <w:p>
+      <w:pPr>
+        <w:pStyle w:val="Code"/>
+      </w:pPr>
+      <w:r>
+        <w:t xml:space="preserve">  if (cm&lt;=distanceThreshold){</w:t>
+      </w:r>
+    </w:p>
+    <w:p>
+      <w:pPr>
+        <w:pStyle w:val="Code"/>
+      </w:pPr>
+      <w:r>
+        <w:t xml:space="preserve">    digitalWrite(2, HIGH);</w:t>
+      </w:r>
+    </w:p>
+    <w:p>
+      <w:pPr>
+        <w:pStyle w:val="Code"/>
+      </w:pPr>
+      <w:r>
+        <w:t xml:space="preserve">  }</w:t>
+      </w:r>
+    </w:p>
+    <w:p>
+      <w:pPr>
+        <w:pStyle w:val="Code"/>
+      </w:pPr>
+      <w:r>
+        <w:t xml:space="preserve">  delay(100);</w:t>
+      </w:r>
+    </w:p>
+    <w:p>
+      <w:pPr>
+        <w:pStyle w:val="Code"/>
+      </w:pPr>
+      <w:r>
+        <w:t>}</w:t>
+      </w:r>
+    </w:p>
+    <w:p>
+      <w:pPr>
+        <w:pStyle w:val="P"/>
+      </w:pPr>
+    </w:p>
+    <w:p>
+      <w:pPr>
+        <w:pStyle w:val="P"/>
+      </w:pPr>
+      <w:r>
+        <w:t xml:space="preserve">Програма не працювала, бо не було додано символ </w:t>
+      </w:r>
+      <w:r>
+        <w:rPr>
+          <w:lang w:val="en-US"/>
+        </w:rPr>
+        <w:t>;</w:t>
+      </w:r>
+      <w:r>
+        <w:t xml:space="preserve"> після останнього рядку функції </w:t>
+      </w:r>
+      <w:r>
+        <w:rPr>
+          <w:lang w:val="en-US"/>
+        </w:rPr>
+        <w:t xml:space="preserve">readUltrasonicDistance. </w:t>
+      </w:r>
+      <w:r>
+        <w:t>Після додавання крапко-коми все запрацювало.</w:t>
+      </w:r>
+    </w:p>
+    <w:p>
+      <w:pPr>
+        <w:pStyle w:val="P"/>
+      </w:pPr>
+      <w:r>
+        <w:t>Посилання на проєкт.</w:t>
+      </w:r>
+    </w:p>
+    <w:p>
+      <w:pPr>
+        <w:pStyle w:val="P"/>
+        <w:rPr>
+          <w:lang w:val="en-US"/>
+        </w:rPr>
+      </w:pPr>
     </w:p>
     <w:p>
       <w:pPr>
         <w:pStyle w:val="H2"/>
       </w:pPr>
       <w:r>
-        <w:t>2 П</w:t>
+        <w:lastRenderedPageBreak/>
+        <w:t>2 Приклад сервоприводу</w:t>
+      </w:r>
+    </w:p>
+    <w:p>
+      <w:pPr>
+        <w:pStyle w:val="H2"/>
+      </w:pPr>
+      <w:r>
+        <w:t>3</w:t>
+      </w:r>
+      <w:r>
+        <w:t xml:space="preserve"> П</w:t>
       </w:r>
       <w:r>
         <w:t>ʼ</w:t>
@@ -603,7 +1075,10 @@
         <w:pStyle w:val="H2"/>
       </w:pPr>
       <w:r>
-        <w:t>3 Яскравий світлодіод</w:t>
+        <w:t>4</w:t>
+      </w:r>
+      <w:r>
+        <w:t xml:space="preserve"> Яскравий світлодіод</w:t>
       </w:r>
     </w:p>
     <w:p>
@@ -611,7 +1086,10 @@
         <w:pStyle w:val="H2"/>
       </w:pPr>
       <w:r>
-        <w:t>4 Сервопривід</w:t>
+        <w:t>5</w:t>
+      </w:r>
+      <w:r>
+        <w:t xml:space="preserve"> Сервопривід</w:t>
       </w:r>
     </w:p>
     <w:p>
@@ -1529,6 +2007,7 @@
   <w:style w:type="character" w:default="1" w:styleId="a0">
     <w:name w:val="Default Paragraph Font"/>
     <w:uiPriority w:val="1"/>
+    <w:semiHidden/>
     <w:unhideWhenUsed/>
   </w:style>
   <w:style w:type="table" w:default="1" w:styleId="a1">

--- a/32IV Inzhenerija vbudovanyh/2/KNT-122_Onyshchenko_Variant-19_PR2.docx
+++ b/32IV Inzhenerija vbudovanyh/2/KNT-122_Onyshchenko_Variant-19_PR2.docx
@@ -723,8 +723,13 @@
         <w:pStyle w:val="Code"/>
       </w:pPr>
       <w:r>
-        <w:t>long readUltrasonicDistance(</w:t>
-      </w:r>
+        <w:t xml:space="preserve">long </w:t>
+      </w:r>
+      <w:proofErr w:type="gramStart"/>
+      <w:r>
+        <w:t>readUltrasonicDistance(</w:t>
+      </w:r>
+      <w:proofErr w:type="gramEnd"/>
     </w:p>
     <w:p>
       <w:pPr>
@@ -755,68 +760,132 @@
         <w:pStyle w:val="Code"/>
       </w:pPr>
       <w:r>
-        <w:t xml:space="preserve">  pinMode(triggerPin, OUTPUT);</w:t>
-      </w:r>
-    </w:p>
-    <w:p>
-      <w:pPr>
-        <w:pStyle w:val="Code"/>
-      </w:pPr>
-      <w:r>
-        <w:t xml:space="preserve">  digitalWrite(triggerPin, LOW);</w:t>
-      </w:r>
-    </w:p>
-    <w:p>
-      <w:pPr>
-        <w:pStyle w:val="Code"/>
-      </w:pPr>
-      <w:r>
-        <w:t xml:space="preserve">  delayMicroseconds(2);</w:t>
-      </w:r>
-    </w:p>
-    <w:p>
-      <w:pPr>
-        <w:pStyle w:val="Code"/>
-      </w:pPr>
-      <w:r>
-        <w:t xml:space="preserve">  digitalWrite(triggerPin, HIGH);</w:t>
-      </w:r>
-    </w:p>
-    <w:p>
-      <w:pPr>
-        <w:pStyle w:val="Code"/>
-      </w:pPr>
-      <w:r>
-        <w:t xml:space="preserve">  delayMicroseconds(10);</w:t>
-      </w:r>
-    </w:p>
-    <w:p>
-      <w:pPr>
-        <w:pStyle w:val="Code"/>
-      </w:pPr>
-      <w:r>
-        <w:t xml:space="preserve">  digitalWrite(triggerPin, LOW);</w:t>
-      </w:r>
-    </w:p>
-    <w:p>
-      <w:pPr>
-        <w:pStyle w:val="Code"/>
-      </w:pPr>
-      <w:r>
-        <w:t xml:space="preserve">  pinMode(echoPin, INPUT);</w:t>
-      </w:r>
-    </w:p>
-    <w:p>
-      <w:pPr>
-        <w:pStyle w:val="Code"/>
-      </w:pPr>
-    </w:p>
-    <w:p>
-      <w:pPr>
-        <w:pStyle w:val="Code"/>
-      </w:pPr>
-      <w:r>
-        <w:t xml:space="preserve">  long duration=pulseIn(echoPin, HIGH);</w:t>
+        <w:t xml:space="preserve">  </w:t>
+      </w:r>
+      <w:proofErr w:type="gramStart"/>
+      <w:r>
+        <w:t>pinMode(</w:t>
+      </w:r>
+      <w:proofErr w:type="gramEnd"/>
+      <w:r>
+        <w:t>triggerPin, OUTPUT);</w:t>
+      </w:r>
+    </w:p>
+    <w:p>
+      <w:pPr>
+        <w:pStyle w:val="Code"/>
+      </w:pPr>
+      <w:r>
+        <w:t xml:space="preserve">  </w:t>
+      </w:r>
+      <w:proofErr w:type="gramStart"/>
+      <w:r>
+        <w:t>digitalWrite(</w:t>
+      </w:r>
+      <w:proofErr w:type="gramEnd"/>
+      <w:r>
+        <w:t>triggerPin, LOW);</w:t>
+      </w:r>
+    </w:p>
+    <w:p>
+      <w:pPr>
+        <w:pStyle w:val="Code"/>
+      </w:pPr>
+      <w:r>
+        <w:t xml:space="preserve">  </w:t>
+      </w:r>
+      <w:proofErr w:type="gramStart"/>
+      <w:r>
+        <w:t>delayMicroseconds(</w:t>
+      </w:r>
+      <w:proofErr w:type="gramEnd"/>
+      <w:r>
+        <w:t>2);</w:t>
+      </w:r>
+    </w:p>
+    <w:p>
+      <w:pPr>
+        <w:pStyle w:val="Code"/>
+      </w:pPr>
+      <w:r>
+        <w:t xml:space="preserve">  </w:t>
+      </w:r>
+      <w:proofErr w:type="gramStart"/>
+      <w:r>
+        <w:t>digitalWrite(</w:t>
+      </w:r>
+      <w:proofErr w:type="gramEnd"/>
+      <w:r>
+        <w:t>triggerPin, HIGH);</w:t>
+      </w:r>
+    </w:p>
+    <w:p>
+      <w:pPr>
+        <w:pStyle w:val="Code"/>
+      </w:pPr>
+      <w:r>
+        <w:t xml:space="preserve">  </w:t>
+      </w:r>
+      <w:proofErr w:type="gramStart"/>
+      <w:r>
+        <w:t>delayMicroseconds(</w:t>
+      </w:r>
+      <w:proofErr w:type="gramEnd"/>
+      <w:r>
+        <w:t>10);</w:t>
+      </w:r>
+    </w:p>
+    <w:p>
+      <w:pPr>
+        <w:pStyle w:val="Code"/>
+      </w:pPr>
+      <w:r>
+        <w:t xml:space="preserve">  </w:t>
+      </w:r>
+      <w:proofErr w:type="gramStart"/>
+      <w:r>
+        <w:t>digitalWrite(</w:t>
+      </w:r>
+      <w:proofErr w:type="gramEnd"/>
+      <w:r>
+        <w:t>triggerPin, LOW);</w:t>
+      </w:r>
+    </w:p>
+    <w:p>
+      <w:pPr>
+        <w:pStyle w:val="Code"/>
+      </w:pPr>
+      <w:r>
+        <w:t xml:space="preserve">  </w:t>
+      </w:r>
+      <w:proofErr w:type="gramStart"/>
+      <w:r>
+        <w:t>pinMode(</w:t>
+      </w:r>
+      <w:proofErr w:type="gramEnd"/>
+      <w:r>
+        <w:t>echoPin, INPUT);</w:t>
+      </w:r>
+    </w:p>
+    <w:p>
+      <w:pPr>
+        <w:pStyle w:val="Code"/>
+      </w:pPr>
+    </w:p>
+    <w:p>
+      <w:pPr>
+        <w:pStyle w:val="Code"/>
+      </w:pPr>
+      <w:r>
+        <w:t xml:space="preserve">  long duration=</w:t>
+      </w:r>
+      <w:proofErr w:type="gramStart"/>
+      <w:r>
+        <w:t>pulseIn(</w:t>
+      </w:r>
+      <w:proofErr w:type="gramEnd"/>
+      <w:r>
+        <w:t>echoPin, HIGH);</w:t>
       </w:r>
     </w:p>
     <w:p>
@@ -853,7 +922,15 @@
         <w:pStyle w:val="Code"/>
       </w:pPr>
       <w:r>
-        <w:t>void setup()</w:t>
+        <w:t xml:space="preserve">void </w:t>
+      </w:r>
+      <w:proofErr w:type="gramStart"/>
+      <w:r>
+        <w:t>setup(</w:t>
+      </w:r>
+      <w:proofErr w:type="gramEnd"/>
+      <w:r>
+        <w:t>)</w:t>
       </w:r>
     </w:p>
     <w:p>
@@ -877,7 +954,15 @@
         <w:pStyle w:val="Code"/>
       </w:pPr>
       <w:r>
-        <w:t xml:space="preserve">  pinMode(2, OUTPUT);</w:t>
+        <w:t xml:space="preserve">  </w:t>
+      </w:r>
+      <w:proofErr w:type="gramStart"/>
+      <w:r>
+        <w:t>pinMode(</w:t>
+      </w:r>
+      <w:proofErr w:type="gramEnd"/>
+      <w:r>
+        <w:t>2, OUTPUT);</w:t>
       </w:r>
     </w:p>
     <w:p>
@@ -898,7 +983,15 @@
         <w:pStyle w:val="Code"/>
       </w:pPr>
       <w:r>
-        <w:t>void loop()</w:t>
+        <w:t xml:space="preserve">void </w:t>
+      </w:r>
+      <w:proofErr w:type="gramStart"/>
+      <w:r>
+        <w:t>loop(</w:t>
+      </w:r>
+      <w:proofErr w:type="gramEnd"/>
+      <w:r>
+        <w:t>)</w:t>
       </w:r>
     </w:p>
     <w:p>
@@ -914,7 +1007,15 @@
         <w:pStyle w:val="Code"/>
       </w:pPr>
       <w:r>
-        <w:t xml:space="preserve">  cm=readUltrasonicDistance(7,7);</w:t>
+        <w:t xml:space="preserve">  cm=</w:t>
+      </w:r>
+      <w:proofErr w:type="gramStart"/>
+      <w:r>
+        <w:t>readUltrasonicDistance(</w:t>
+      </w:r>
+      <w:proofErr w:type="gramEnd"/>
+      <w:r>
+        <w:t>7,7);</w:t>
       </w:r>
     </w:p>
     <w:p>
@@ -938,15 +1039,28 @@
         <w:pStyle w:val="Code"/>
       </w:pPr>
       <w:r>
-        <w:t xml:space="preserve">  if (cm&gt;distanceThreshold){</w:t>
-      </w:r>
-    </w:p>
-    <w:p>
-      <w:pPr>
-        <w:pStyle w:val="Code"/>
-      </w:pPr>
-      <w:r>
-        <w:t xml:space="preserve">    digitalWrite(2, LOW);</w:t>
+        <w:t xml:space="preserve">  if (cm&gt;</w:t>
+      </w:r>
+      <w:proofErr w:type="gramStart"/>
+      <w:r>
+        <w:t>distanceThreshold){</w:t>
+      </w:r>
+      <w:proofErr w:type="gramEnd"/>
+    </w:p>
+    <w:p>
+      <w:pPr>
+        <w:pStyle w:val="Code"/>
+      </w:pPr>
+      <w:r>
+        <w:t xml:space="preserve">    </w:t>
+      </w:r>
+      <w:proofErr w:type="gramStart"/>
+      <w:r>
+        <w:t>digitalWrite(</w:t>
+      </w:r>
+      <w:proofErr w:type="gramEnd"/>
+      <w:r>
+        <w:t>2, LOW);</w:t>
       </w:r>
     </w:p>
     <w:p>
@@ -962,15 +1076,28 @@
         <w:pStyle w:val="Code"/>
       </w:pPr>
       <w:r>
-        <w:t xml:space="preserve">  if (cm&lt;=distanceThreshold){</w:t>
-      </w:r>
-    </w:p>
-    <w:p>
-      <w:pPr>
-        <w:pStyle w:val="Code"/>
-      </w:pPr>
-      <w:r>
-        <w:t xml:space="preserve">    digitalWrite(2, HIGH);</w:t>
+        <w:t xml:space="preserve">  if (cm&lt;=</w:t>
+      </w:r>
+      <w:proofErr w:type="gramStart"/>
+      <w:r>
+        <w:t>distanceThreshold){</w:t>
+      </w:r>
+      <w:proofErr w:type="gramEnd"/>
+    </w:p>
+    <w:p>
+      <w:pPr>
+        <w:pStyle w:val="Code"/>
+      </w:pPr>
+      <w:r>
+        <w:t xml:space="preserve">    </w:t>
+      </w:r>
+      <w:proofErr w:type="gramStart"/>
+      <w:r>
+        <w:t>digitalWrite(</w:t>
+      </w:r>
+      <w:proofErr w:type="gramEnd"/>
+      <w:r>
+        <w:t>2, HIGH);</w:t>
       </w:r>
     </w:p>
     <w:p>
@@ -986,7 +1113,15 @@
         <w:pStyle w:val="Code"/>
       </w:pPr>
       <w:r>
-        <w:t xml:space="preserve">  delay(100);</w:t>
+        <w:t xml:space="preserve">  </w:t>
+      </w:r>
+      <w:proofErr w:type="gramStart"/>
+      <w:r>
+        <w:t>delay(</w:t>
+      </w:r>
+      <w:proofErr w:type="gramEnd"/>
+      <w:r>
+        <w:t>100);</w:t>
       </w:r>
     </w:p>
     <w:p>
@@ -1034,6 +1169,523 @@
       </w:pPr>
       <w:r>
         <w:t>Посилання на проєкт.</w:t>
+      </w:r>
+    </w:p>
+    <w:p>
+      <w:pPr>
+        <w:pStyle w:val="P"/>
+        <w:rPr>
+          <w:lang w:val="en-US"/>
+        </w:rPr>
+      </w:pPr>
+    </w:p>
+    <w:p>
+      <w:pPr>
+        <w:pStyle w:val="P"/>
+      </w:pPr>
+      <w:r>
+        <w:t xml:space="preserve">Після спроби прибрати першу частину функції </w:t>
+      </w:r>
+      <w:r>
+        <w:rPr>
+          <w:lang w:val="en-US"/>
+        </w:rPr>
+        <w:t xml:space="preserve">readUltrasonicDistance </w:t>
+      </w:r>
+      <w:r>
+        <w:t xml:space="preserve">було виявлено що без неї світлодіод горить постійно, </w:t>
+      </w:r>
+      <w:r>
+        <w:lastRenderedPageBreak/>
+        <w:t>але її значення ще не зрозуміле.</w:t>
+      </w:r>
+      <w:r>
+        <w:t xml:space="preserve"> Також не зрозуміло чому значення, отримане від функції </w:t>
+      </w:r>
+      <w:r>
+        <w:rPr>
+          <w:lang w:val="en-US"/>
+        </w:rPr>
+        <w:t xml:space="preserve">pulseIn </w:t>
+      </w:r>
+      <w:r>
+        <w:t>ділиться на 29 і на 2.</w:t>
+      </w:r>
+    </w:p>
+    <w:p>
+      <w:pPr>
+        <w:pStyle w:val="P"/>
+        <w:rPr>
+          <w:lang w:val="en-US"/>
+        </w:rPr>
+      </w:pPr>
+      <w:r>
+        <w:t>Код відформатовано та трохи спрощено:</w:t>
+      </w:r>
+    </w:p>
+    <w:p>
+      <w:pPr>
+        <w:pStyle w:val="P"/>
+        <w:rPr>
+          <w:lang w:val="en-US"/>
+        </w:rPr>
+      </w:pPr>
+    </w:p>
+    <w:p>
+      <w:pPr>
+        <w:pStyle w:val="Code"/>
+      </w:pPr>
+      <w:r>
+        <w:t>int cm;</w:t>
+      </w:r>
+    </w:p>
+    <w:p>
+      <w:pPr>
+        <w:pStyle w:val="Code"/>
+      </w:pPr>
+      <w:r>
+        <w:t>const int distanceThreshold = 100;</w:t>
+      </w:r>
+    </w:p>
+    <w:p>
+      <w:pPr>
+        <w:pStyle w:val="Code"/>
+      </w:pPr>
+    </w:p>
+    <w:p>
+      <w:pPr>
+        <w:pStyle w:val="Code"/>
+      </w:pPr>
+      <w:r>
+        <w:t>const int ultrasonicPin = 7;</w:t>
+      </w:r>
+    </w:p>
+    <w:p>
+      <w:pPr>
+        <w:pStyle w:val="Code"/>
+      </w:pPr>
+      <w:r>
+        <w:t>const int ledPin = 2;</w:t>
+      </w:r>
+    </w:p>
+    <w:p>
+      <w:pPr>
+        <w:pStyle w:val="Code"/>
+      </w:pPr>
+    </w:p>
+    <w:p>
+      <w:pPr>
+        <w:pStyle w:val="Code"/>
+      </w:pPr>
+      <w:r>
+        <w:t xml:space="preserve">long </w:t>
+      </w:r>
+      <w:proofErr w:type="gramStart"/>
+      <w:r>
+        <w:t>readUltrasonicDistance(</w:t>
+      </w:r>
+      <w:proofErr w:type="gramEnd"/>
+      <w:r>
+        <w:t>int triggerPin, int echoPin)</w:t>
+      </w:r>
+    </w:p>
+    <w:p>
+      <w:pPr>
+        <w:pStyle w:val="Code"/>
+      </w:pPr>
+      <w:r>
+        <w:t>{</w:t>
+      </w:r>
+    </w:p>
+    <w:p>
+      <w:pPr>
+        <w:pStyle w:val="Code"/>
+      </w:pPr>
+      <w:r>
+        <w:t xml:space="preserve">  // without this part the LED is constantly lit</w:t>
+      </w:r>
+    </w:p>
+    <w:p>
+      <w:pPr>
+        <w:pStyle w:val="Code"/>
+      </w:pPr>
+      <w:r>
+        <w:t xml:space="preserve">  </w:t>
+      </w:r>
+      <w:proofErr w:type="gramStart"/>
+      <w:r>
+        <w:t>pinMode(</w:t>
+      </w:r>
+      <w:proofErr w:type="gramEnd"/>
+      <w:r>
+        <w:t>triggerPin, OUTPUT);</w:t>
+      </w:r>
+    </w:p>
+    <w:p>
+      <w:pPr>
+        <w:pStyle w:val="Code"/>
+      </w:pPr>
+      <w:r>
+        <w:t xml:space="preserve">  </w:t>
+      </w:r>
+      <w:proofErr w:type="gramStart"/>
+      <w:r>
+        <w:t>digitalWrite(</w:t>
+      </w:r>
+      <w:proofErr w:type="gramEnd"/>
+      <w:r>
+        <w:t>triggerPin, LOW);</w:t>
+      </w:r>
+    </w:p>
+    <w:p>
+      <w:pPr>
+        <w:pStyle w:val="Code"/>
+      </w:pPr>
+      <w:r>
+        <w:t xml:space="preserve">  </w:t>
+      </w:r>
+      <w:proofErr w:type="gramStart"/>
+      <w:r>
+        <w:t>delayMicroseconds(</w:t>
+      </w:r>
+      <w:proofErr w:type="gramEnd"/>
+      <w:r>
+        <w:t>2);</w:t>
+      </w:r>
+    </w:p>
+    <w:p>
+      <w:pPr>
+        <w:pStyle w:val="Code"/>
+      </w:pPr>
+      <w:r>
+        <w:t xml:space="preserve">  </w:t>
+      </w:r>
+      <w:proofErr w:type="gramStart"/>
+      <w:r>
+        <w:t>digitalWrite(</w:t>
+      </w:r>
+      <w:proofErr w:type="gramEnd"/>
+      <w:r>
+        <w:t>triggerPin, HIGH);</w:t>
+      </w:r>
+    </w:p>
+    <w:p>
+      <w:pPr>
+        <w:pStyle w:val="Code"/>
+      </w:pPr>
+      <w:r>
+        <w:t xml:space="preserve">  </w:t>
+      </w:r>
+      <w:proofErr w:type="gramStart"/>
+      <w:r>
+        <w:t>delayMicroseconds(</w:t>
+      </w:r>
+      <w:proofErr w:type="gramEnd"/>
+      <w:r>
+        <w:t>10);</w:t>
+      </w:r>
+    </w:p>
+    <w:p>
+      <w:pPr>
+        <w:pStyle w:val="Code"/>
+      </w:pPr>
+      <w:r>
+        <w:t xml:space="preserve">  </w:t>
+      </w:r>
+      <w:proofErr w:type="gramStart"/>
+      <w:r>
+        <w:t>digitalWrite(</w:t>
+      </w:r>
+      <w:proofErr w:type="gramEnd"/>
+      <w:r>
+        <w:t>triggerPin, LOW);</w:t>
+      </w:r>
+    </w:p>
+    <w:p>
+      <w:pPr>
+        <w:pStyle w:val="Code"/>
+      </w:pPr>
+    </w:p>
+    <w:p>
+      <w:pPr>
+        <w:pStyle w:val="Code"/>
+      </w:pPr>
+      <w:r>
+        <w:t xml:space="preserve">  </w:t>
+      </w:r>
+      <w:proofErr w:type="gramStart"/>
+      <w:r>
+        <w:t>pinMode(</w:t>
+      </w:r>
+      <w:proofErr w:type="gramEnd"/>
+      <w:r>
+        <w:t>echoPin, INPUT);</w:t>
+      </w:r>
+    </w:p>
+    <w:p>
+      <w:pPr>
+        <w:pStyle w:val="Code"/>
+      </w:pPr>
+      <w:r>
+        <w:t xml:space="preserve">  long duration = </w:t>
+      </w:r>
+      <w:proofErr w:type="gramStart"/>
+      <w:r>
+        <w:t>pulseIn(</w:t>
+      </w:r>
+      <w:proofErr w:type="gramEnd"/>
+      <w:r>
+        <w:t>echoPin, HIGH);</w:t>
+      </w:r>
+    </w:p>
+    <w:p>
+      <w:pPr>
+        <w:pStyle w:val="Code"/>
+      </w:pPr>
+      <w:r>
+        <w:t xml:space="preserve">  long cmDistance = duration / 29 / 2;</w:t>
+      </w:r>
+    </w:p>
+    <w:p>
+      <w:pPr>
+        <w:pStyle w:val="Code"/>
+      </w:pPr>
+      <w:r>
+        <w:t xml:space="preserve">  return cmDistance;</w:t>
+      </w:r>
+    </w:p>
+    <w:p>
+      <w:pPr>
+        <w:pStyle w:val="Code"/>
+      </w:pPr>
+      <w:r>
+        <w:t>}</w:t>
+      </w:r>
+    </w:p>
+    <w:p>
+      <w:pPr>
+        <w:pStyle w:val="Code"/>
+      </w:pPr>
+    </w:p>
+    <w:p>
+      <w:pPr>
+        <w:pStyle w:val="Code"/>
+      </w:pPr>
+      <w:r>
+        <w:t xml:space="preserve">void </w:t>
+      </w:r>
+      <w:proofErr w:type="gramStart"/>
+      <w:r>
+        <w:t>setup(</w:t>
+      </w:r>
+      <w:proofErr w:type="gramEnd"/>
+      <w:r>
+        <w:t>)</w:t>
+      </w:r>
+    </w:p>
+    <w:p>
+      <w:pPr>
+        <w:pStyle w:val="Code"/>
+      </w:pPr>
+      <w:r>
+        <w:t>{</w:t>
+      </w:r>
+    </w:p>
+    <w:p>
+      <w:pPr>
+        <w:pStyle w:val="Code"/>
+      </w:pPr>
+      <w:r>
+        <w:t xml:space="preserve">  Serial.begin(9600);</w:t>
+      </w:r>
+    </w:p>
+    <w:p>
+      <w:pPr>
+        <w:pStyle w:val="Code"/>
+      </w:pPr>
+      <w:r>
+        <w:t xml:space="preserve">  </w:t>
+      </w:r>
+      <w:proofErr w:type="gramStart"/>
+      <w:r>
+        <w:t>pinMode(</w:t>
+      </w:r>
+      <w:proofErr w:type="gramEnd"/>
+      <w:r>
+        <w:t>ledPin, OUTPUT);</w:t>
+      </w:r>
+    </w:p>
+    <w:p>
+      <w:pPr>
+        <w:pStyle w:val="Code"/>
+      </w:pPr>
+      <w:r>
+        <w:t>}</w:t>
+      </w:r>
+    </w:p>
+    <w:p>
+      <w:pPr>
+        <w:pStyle w:val="Code"/>
+      </w:pPr>
+    </w:p>
+    <w:p>
+      <w:pPr>
+        <w:pStyle w:val="Code"/>
+      </w:pPr>
+      <w:r>
+        <w:t xml:space="preserve">void </w:t>
+      </w:r>
+      <w:proofErr w:type="gramStart"/>
+      <w:r>
+        <w:t>loop(</w:t>
+      </w:r>
+      <w:proofErr w:type="gramEnd"/>
+      <w:r>
+        <w:t>)</w:t>
+      </w:r>
+    </w:p>
+    <w:p>
+      <w:pPr>
+        <w:pStyle w:val="Code"/>
+      </w:pPr>
+      <w:r>
+        <w:t>{</w:t>
+      </w:r>
+    </w:p>
+    <w:p>
+      <w:pPr>
+        <w:pStyle w:val="Code"/>
+      </w:pPr>
+      <w:r>
+        <w:t xml:space="preserve">  cm = </w:t>
+      </w:r>
+      <w:proofErr w:type="gramStart"/>
+      <w:r>
+        <w:t>readUltrasonicDistance(</w:t>
+      </w:r>
+      <w:proofErr w:type="gramEnd"/>
+      <w:r>
+        <w:t>ultrasonicPin, ultrasonicPin);</w:t>
+      </w:r>
+    </w:p>
+    <w:p>
+      <w:pPr>
+        <w:pStyle w:val="Code"/>
+      </w:pPr>
+      <w:r>
+        <w:t xml:space="preserve">  Serial.print(cm);</w:t>
+      </w:r>
+    </w:p>
+    <w:p>
+      <w:pPr>
+        <w:pStyle w:val="Code"/>
+      </w:pPr>
+      <w:r>
+        <w:t xml:space="preserve">  Serial.print(" cm\n");</w:t>
+      </w:r>
+    </w:p>
+    <w:p>
+      <w:pPr>
+        <w:pStyle w:val="Code"/>
+      </w:pPr>
+      <w:r>
+        <w:t xml:space="preserve">  if (cm &gt; distanceThreshold)</w:t>
+      </w:r>
+    </w:p>
+    <w:p>
+      <w:pPr>
+        <w:pStyle w:val="Code"/>
+      </w:pPr>
+      <w:r>
+        <w:t xml:space="preserve">  {</w:t>
+      </w:r>
+    </w:p>
+    <w:p>
+      <w:pPr>
+        <w:pStyle w:val="Code"/>
+      </w:pPr>
+      <w:r>
+        <w:t xml:space="preserve">    </w:t>
+      </w:r>
+      <w:proofErr w:type="gramStart"/>
+      <w:r>
+        <w:t>digitalWrite(</w:t>
+      </w:r>
+      <w:proofErr w:type="gramEnd"/>
+      <w:r>
+        <w:t>ledPin, LOW);</w:t>
+      </w:r>
+    </w:p>
+    <w:p>
+      <w:pPr>
+        <w:pStyle w:val="Code"/>
+      </w:pPr>
+      <w:r>
+        <w:t xml:space="preserve">  }</w:t>
+      </w:r>
+    </w:p>
+    <w:p>
+      <w:pPr>
+        <w:pStyle w:val="Code"/>
+      </w:pPr>
+      <w:r>
+        <w:t xml:space="preserve">  if (cm &lt;= distanceThreshold)</w:t>
+      </w:r>
+    </w:p>
+    <w:p>
+      <w:pPr>
+        <w:pStyle w:val="Code"/>
+      </w:pPr>
+      <w:r>
+        <w:t xml:space="preserve">  {</w:t>
+      </w:r>
+    </w:p>
+    <w:p>
+      <w:pPr>
+        <w:pStyle w:val="Code"/>
+      </w:pPr>
+      <w:r>
+        <w:t xml:space="preserve">    </w:t>
+      </w:r>
+      <w:proofErr w:type="gramStart"/>
+      <w:r>
+        <w:t>digitalWrite(</w:t>
+      </w:r>
+      <w:proofErr w:type="gramEnd"/>
+      <w:r>
+        <w:t>ledPin, HIGH);</w:t>
+      </w:r>
+    </w:p>
+    <w:p>
+      <w:pPr>
+        <w:pStyle w:val="Code"/>
+      </w:pPr>
+      <w:r>
+        <w:t xml:space="preserve">  }</w:t>
+      </w:r>
+    </w:p>
+    <w:p>
+      <w:pPr>
+        <w:pStyle w:val="Code"/>
+      </w:pPr>
+      <w:r>
+        <w:t xml:space="preserve">  </w:t>
+      </w:r>
+      <w:proofErr w:type="gramStart"/>
+      <w:r>
+        <w:t>delay(</w:t>
+      </w:r>
+      <w:proofErr w:type="gramEnd"/>
+      <w:r>
+        <w:t>100);</w:t>
+      </w:r>
+    </w:p>
+    <w:p>
+      <w:pPr>
+        <w:pStyle w:val="Code"/>
+      </w:pPr>
+      <w:r>
+        <w:t>}</w:t>
       </w:r>
     </w:p>
     <w:p>

--- a/32IV Inzhenerija vbudovanyh/2/KNT-122_Onyshchenko_Variant-19_PR2.docx
+++ b/32IV Inzhenerija vbudovanyh/2/KNT-122_Onyshchenko_Variant-19_PR2.docx
@@ -1146,29 +1146,90 @@
       </w:r>
       <w:r>
         <w:rPr>
+          <w:rStyle w:val="CodeChar"/>
+        </w:rPr>
+        <w:t>;</w:t>
+      </w:r>
+      <w:r>
+        <w:t xml:space="preserve"> після останнього рядку функції </w:t>
+      </w:r>
+      <w:r>
+        <w:rPr>
+          <w:rStyle w:val="CodeChar"/>
+        </w:rPr>
+        <w:t>readUltrasonicDistance</w:t>
+      </w:r>
+      <w:r>
+        <w:rPr>
           <w:lang w:val="en-US"/>
         </w:rPr>
-        <w:t>;</w:t>
-      </w:r>
-      <w:r>
-        <w:t xml:space="preserve"> після останнього рядку функції </w:t>
-      </w:r>
-      <w:r>
+        <w:t xml:space="preserve">. </w:t>
+      </w:r>
+      <w:r>
+        <w:t>Після додавання крапко-коми все запрацювало.</w:t>
+      </w:r>
+    </w:p>
+    <w:p>
+      <w:pPr>
+        <w:pStyle w:val="P"/>
+      </w:pPr>
+      <w:hyperlink r:id="rId7" w:history="1">
+        <w:r>
+          <w:rPr>
+            <w:rStyle w:val="a4"/>
+          </w:rPr>
+          <w:t>Посилання на проєкт</w:t>
+        </w:r>
+      </w:hyperlink>
+      <w:r>
+        <w:t>.</w:t>
+      </w:r>
+    </w:p>
+    <w:p>
+      <w:pPr>
+        <w:pStyle w:val="P"/>
         <w:rPr>
           <w:lang w:val="en-US"/>
         </w:rPr>
-        <w:t xml:space="preserve">readUltrasonicDistance. </w:t>
-      </w:r>
-      <w:r>
-        <w:t>Після додавання крапко-коми все запрацювало.</w:t>
-      </w:r>
+      </w:pPr>
     </w:p>
     <w:p>
       <w:pPr>
         <w:pStyle w:val="P"/>
       </w:pPr>
       <w:r>
-        <w:t>Посилання на проєкт.</w:t>
+        <w:t xml:space="preserve">Після спроби прибрати першу частину функції </w:t>
+      </w:r>
+      <w:r>
+        <w:rPr>
+          <w:rStyle w:val="CodeChar"/>
+        </w:rPr>
+        <w:t>readUltrasonicDistance</w:t>
+      </w:r>
+      <w:r>
+        <w:rPr>
+          <w:lang w:val="en-US"/>
+        </w:rPr>
+        <w:t xml:space="preserve"> </w:t>
+      </w:r>
+      <w:r>
+        <w:t xml:space="preserve">було виявлено що без неї світлодіод горить </w:t>
+      </w:r>
+      <w:r>
+        <w:lastRenderedPageBreak/>
+        <w:t>постійно, але її значення ще не зрозуміле.</w:t>
+      </w:r>
+      <w:r>
+        <w:t xml:space="preserve"> Також не зрозуміло чому значення, отримане від функції </w:t>
+      </w:r>
+      <w:r>
+        <w:rPr>
+          <w:lang w:val="en-US"/>
+        </w:rPr>
+        <w:t xml:space="preserve">pulseIn </w:t>
+      </w:r>
+      <w:r>
+        <w:t>ділиться на 29 і на 2.</w:t>
       </w:r>
     </w:p>
     <w:p>
@@ -1178,65 +1239,24 @@
           <w:lang w:val="en-US"/>
         </w:rPr>
       </w:pPr>
+      <w:r>
+        <w:t>Код відформатовано та трохи спрощено:</w:t>
+      </w:r>
     </w:p>
     <w:p>
       <w:pPr>
         <w:pStyle w:val="P"/>
-      </w:pPr>
-      <w:r>
-        <w:t xml:space="preserve">Після спроби прибрати першу частину функції </w:t>
-      </w:r>
-      <w:r>
         <w:rPr>
           <w:lang w:val="en-US"/>
         </w:rPr>
-        <w:t xml:space="preserve">readUltrasonicDistance </w:t>
-      </w:r>
-      <w:r>
-        <w:t xml:space="preserve">було виявлено що без неї світлодіод горить постійно, </w:t>
-      </w:r>
-      <w:r>
-        <w:lastRenderedPageBreak/>
-        <w:t>але її значення ще не зрозуміле.</w:t>
-      </w:r>
-      <w:r>
-        <w:t xml:space="preserve"> Також не зрозуміло чому значення, отримане від функції </w:t>
-      </w:r>
-      <w:r>
-        <w:rPr>
-          <w:lang w:val="en-US"/>
-        </w:rPr>
-        <w:t xml:space="preserve">pulseIn </w:t>
-      </w:r>
-      <w:r>
-        <w:t>ділиться на 29 і на 2.</w:t>
-      </w:r>
-    </w:p>
-    <w:p>
-      <w:pPr>
-        <w:pStyle w:val="P"/>
-        <w:rPr>
-          <w:lang w:val="en-US"/>
-        </w:rPr>
-      </w:pPr>
-      <w:r>
-        <w:t>Код відформатовано та трохи спрощено:</w:t>
-      </w:r>
-    </w:p>
-    <w:p>
-      <w:pPr>
-        <w:pStyle w:val="P"/>
-        <w:rPr>
-          <w:lang w:val="en-US"/>
-        </w:rPr>
-      </w:pPr>
-    </w:p>
-    <w:p>
-      <w:pPr>
-        <w:pStyle w:val="Code"/>
-      </w:pPr>
-      <w:r>
-        <w:t>int cm;</w:t>
+      </w:pPr>
+    </w:p>
+    <w:p>
+      <w:pPr>
+        <w:pStyle w:val="Code"/>
+      </w:pPr>
+      <w:r>
+        <w:t>int distanceInCm;</w:t>
       </w:r>
     </w:p>
     <w:p>
@@ -1282,7 +1302,7 @@
       </w:r>
       <w:proofErr w:type="gramStart"/>
       <w:r>
-        <w:t>readUltrasonicDistance(</w:t>
+        <w:t>getDistanceFromSensor(</w:t>
       </w:r>
       <w:proofErr w:type="gramEnd"/>
       <w:r>
@@ -1557,11 +1577,11 @@
         <w:pStyle w:val="Code"/>
       </w:pPr>
       <w:r>
-        <w:t xml:space="preserve">  cm = </w:t>
+        <w:t xml:space="preserve">  distanceInCm = </w:t>
       </w:r>
       <w:proofErr w:type="gramStart"/>
       <w:r>
-        <w:t>readUltrasonicDistance(</w:t>
+        <w:t>getDistanceFromSensor(</w:t>
       </w:r>
       <w:proofErr w:type="gramEnd"/>
       <w:r>
@@ -1573,7 +1593,7 @@
         <w:pStyle w:val="Code"/>
       </w:pPr>
       <w:r>
-        <w:t xml:space="preserve">  Serial.print(cm);</w:t>
+        <w:t xml:space="preserve">  Serial.print(distanceInCm);</w:t>
       </w:r>
     </w:p>
     <w:p>
@@ -1589,7 +1609,7 @@
         <w:pStyle w:val="Code"/>
       </w:pPr>
       <w:r>
-        <w:t xml:space="preserve">  if (cm &gt; distanceThreshold)</w:t>
+        <w:t xml:space="preserve">  if (distanceInCm &gt; distanceThreshold)</w:t>
       </w:r>
     </w:p>
     <w:p>
@@ -1629,7 +1649,7 @@
         <w:pStyle w:val="Code"/>
       </w:pPr>
       <w:r>
-        <w:t xml:space="preserve">  if (cm &lt;= distanceThreshold)</w:t>
+        <w:t xml:space="preserve">  else</w:t>
       </w:r>
     </w:p>
     <w:p>

--- a/32IV Inzhenerija vbudovanyh/2/KNT-122_Onyshchenko_Variant-19_PR2.docx
+++ b/32IV Inzhenerija vbudovanyh/2/KNT-122_Onyshchenko_Variant-19_PR2.docx
@@ -1719,11 +1719,94 @@
     <w:p>
       <w:pPr>
         <w:pStyle w:val="H2"/>
+        <w:rPr>
+          <w:lang w:val="en-US"/>
+        </w:rPr>
+      </w:pPr>
+      <w:r>
+        <w:t>2 Приклад сервоприводу</w:t>
+      </w:r>
+    </w:p>
+    <w:p>
+      <w:pPr>
+        <w:pStyle w:val="P"/>
+        <w:rPr>
+          <w:lang w:val="en-US"/>
+        </w:rPr>
+      </w:pPr>
+    </w:p>
+    <w:p>
+      <w:pPr>
+        <w:pStyle w:val="P"/>
       </w:pPr>
       <w:r>
         <w:lastRenderedPageBreak/>
-        <w:t>2 Приклад сервоприводу</w:t>
-      </w:r>
+        <w:t>Було додано плату та сервопривід, його підключено до плати:</w:t>
+      </w:r>
+    </w:p>
+    <w:p>
+      <w:pPr>
+        <w:pStyle w:val="P"/>
+      </w:pPr>
+    </w:p>
+    <w:p>
+      <w:pPr>
+        <w:pStyle w:val="IMG"/>
+      </w:pPr>
+      <w:r>
+        <w:lastRenderedPageBreak/>
+        <w:drawing>
+          <wp:inline distT="0" distB="0" distL="0" distR="0" wp14:anchorId="70ED27CC" wp14:editId="1135AED6">
+            <wp:extent cx="5317588" cy="8526800"/>
+            <wp:effectExtent l="0" t="0" r="0" b="7620"/>
+            <wp:docPr id="359366673" name="Рисунок 1" descr="Зображення, що містить текст, Електронна інженерія, електроніка, схема&#10;&#10;Вміст, створений ШІ, може бути неправильним."/>
+            <wp:cNvGraphicFramePr>
+              <a:graphicFrameLocks xmlns:a="http://schemas.openxmlformats.org/drawingml/2006/main" noChangeAspect="1"/>
+            </wp:cNvGraphicFramePr>
+            <a:graphic xmlns:a="http://schemas.openxmlformats.org/drawingml/2006/main">
+              <a:graphicData uri="http://schemas.openxmlformats.org/drawingml/2006/picture">
+                <pic:pic xmlns:pic="http://schemas.openxmlformats.org/drawingml/2006/picture">
+                  <pic:nvPicPr>
+                    <pic:cNvPr id="359366673" name="Рисунок 1" descr="Зображення, що містить текст, Електронна інженерія, електроніка, схема&#10;&#10;Вміст, створений ШІ, може бути неправильним."/>
+                    <pic:cNvPicPr/>
+                  </pic:nvPicPr>
+                  <pic:blipFill>
+                    <a:blip r:embed="rId8"/>
+                    <a:stretch>
+                      <a:fillRect/>
+                    </a:stretch>
+                  </pic:blipFill>
+                  <pic:spPr>
+                    <a:xfrm>
+                      <a:off x="0" y="0"/>
+                      <a:ext cx="5332252" cy="8550314"/>
+                    </a:xfrm>
+                    <a:prstGeom prst="rect">
+                      <a:avLst/>
+                    </a:prstGeom>
+                  </pic:spPr>
+                </pic:pic>
+              </a:graphicData>
+            </a:graphic>
+          </wp:inline>
+        </w:drawing>
+      </w:r>
+    </w:p>
+    <w:p>
+      <w:pPr>
+        <w:pStyle w:val="IMG"/>
+      </w:pPr>
+      <w:r>
+        <w:t>Рисунок 2. – Підключений сервопривід до плати</w:t>
+      </w:r>
+    </w:p>
+    <w:p>
+      <w:pPr>
+        <w:pStyle w:val="P"/>
+        <w:rPr>
+          <w:lang w:val="en-US"/>
+        </w:rPr>
+      </w:pPr>
     </w:p>
     <w:p>
       <w:pPr>

--- a/32IV Inzhenerija vbudovanyh/2/KNT-122_Onyshchenko_Variant-19_PR2.docx
+++ b/32IV Inzhenerija vbudovanyh/2/KNT-122_Onyshchenko_Variant-19_PR2.docx
@@ -1795,6 +1795,9 @@
     <w:p>
       <w:pPr>
         <w:pStyle w:val="IMG"/>
+        <w:rPr>
+          <w:lang w:val="en-US"/>
+        </w:rPr>
       </w:pPr>
       <w:r>
         <w:t>Рисунок 2. – Підключений сервопривід до плати</w:t>
@@ -1806,6 +1809,660 @@
         <w:rPr>
           <w:lang w:val="en-US"/>
         </w:rPr>
+      </w:pPr>
+    </w:p>
+    <w:p>
+      <w:pPr>
+        <w:pStyle w:val="P"/>
+      </w:pPr>
+      <w:r>
+        <w:t>Після написання коду:</w:t>
+      </w:r>
+    </w:p>
+    <w:p>
+      <w:pPr>
+        <w:pStyle w:val="P"/>
+      </w:pPr>
+    </w:p>
+    <w:p>
+      <w:pPr>
+        <w:pStyle w:val="Code"/>
+      </w:pPr>
+      <w:r>
+        <w:t>#include &lt;Servo.h&gt;</w:t>
+      </w:r>
+    </w:p>
+    <w:p>
+      <w:pPr>
+        <w:pStyle w:val="Code"/>
+      </w:pPr>
+      <w:r>
+        <w:t>Servo servo;</w:t>
+      </w:r>
+    </w:p>
+    <w:p>
+      <w:pPr>
+        <w:pStyle w:val="Code"/>
+      </w:pPr>
+    </w:p>
+    <w:p>
+      <w:pPr>
+        <w:pStyle w:val="Code"/>
+      </w:pPr>
+      <w:r>
+        <w:t>bool on = false;</w:t>
+      </w:r>
+    </w:p>
+    <w:p>
+      <w:pPr>
+        <w:pStyle w:val="Code"/>
+      </w:pPr>
+    </w:p>
+    <w:p>
+      <w:pPr>
+        <w:pStyle w:val="Code"/>
+      </w:pPr>
+      <w:r>
+        <w:t>const int servoPin = 12;</w:t>
+      </w:r>
+    </w:p>
+    <w:p>
+      <w:pPr>
+        <w:pStyle w:val="Code"/>
+      </w:pPr>
+    </w:p>
+    <w:p>
+      <w:pPr>
+        <w:pStyle w:val="Code"/>
+      </w:pPr>
+      <w:r>
+        <w:t xml:space="preserve">void </w:t>
+      </w:r>
+      <w:proofErr w:type="gramStart"/>
+      <w:r>
+        <w:t>setup(</w:t>
+      </w:r>
+      <w:proofErr w:type="gramEnd"/>
+      <w:r>
+        <w:t>)</w:t>
+      </w:r>
+    </w:p>
+    <w:p>
+      <w:pPr>
+        <w:pStyle w:val="Code"/>
+      </w:pPr>
+      <w:r>
+        <w:t>{</w:t>
+      </w:r>
+    </w:p>
+    <w:p>
+      <w:pPr>
+        <w:pStyle w:val="Code"/>
+      </w:pPr>
+      <w:r>
+        <w:t xml:space="preserve">  Serial.begin(9600);</w:t>
+      </w:r>
+    </w:p>
+    <w:p>
+      <w:pPr>
+        <w:pStyle w:val="Code"/>
+      </w:pPr>
+      <w:r>
+        <w:t xml:space="preserve">  </w:t>
+      </w:r>
+      <w:proofErr w:type="gramStart"/>
+      <w:r>
+        <w:t>servo.attach</w:t>
+      </w:r>
+      <w:proofErr w:type="gramEnd"/>
+      <w:r>
+        <w:t>(servoPin);</w:t>
+      </w:r>
+    </w:p>
+    <w:p>
+      <w:pPr>
+        <w:pStyle w:val="Code"/>
+      </w:pPr>
+      <w:r>
+        <w:t>}</w:t>
+      </w:r>
+    </w:p>
+    <w:p>
+      <w:pPr>
+        <w:pStyle w:val="Code"/>
+      </w:pPr>
+    </w:p>
+    <w:p>
+      <w:pPr>
+        <w:pStyle w:val="Code"/>
+      </w:pPr>
+      <w:r>
+        <w:t xml:space="preserve">void </w:t>
+      </w:r>
+      <w:proofErr w:type="gramStart"/>
+      <w:r>
+        <w:t>loop(</w:t>
+      </w:r>
+      <w:proofErr w:type="gramEnd"/>
+      <w:r>
+        <w:t>)</w:t>
+      </w:r>
+    </w:p>
+    <w:p>
+      <w:pPr>
+        <w:pStyle w:val="Code"/>
+      </w:pPr>
+      <w:r>
+        <w:t>{</w:t>
+      </w:r>
+    </w:p>
+    <w:p>
+      <w:pPr>
+        <w:pStyle w:val="Code"/>
+      </w:pPr>
+      <w:r>
+        <w:t xml:space="preserve">  if (on)</w:t>
+      </w:r>
+    </w:p>
+    <w:p>
+      <w:pPr>
+        <w:pStyle w:val="Code"/>
+      </w:pPr>
+      <w:r>
+        <w:t xml:space="preserve">  {</w:t>
+      </w:r>
+    </w:p>
+    <w:p>
+      <w:pPr>
+        <w:pStyle w:val="Code"/>
+      </w:pPr>
+      <w:r>
+        <w:t xml:space="preserve">    </w:t>
+      </w:r>
+      <w:proofErr w:type="gramStart"/>
+      <w:r>
+        <w:t>servo.write</w:t>
+      </w:r>
+      <w:proofErr w:type="gramEnd"/>
+      <w:r>
+        <w:t>(180);</w:t>
+      </w:r>
+    </w:p>
+    <w:p>
+      <w:pPr>
+        <w:pStyle w:val="Code"/>
+      </w:pPr>
+      <w:r>
+        <w:t xml:space="preserve">  }</w:t>
+      </w:r>
+    </w:p>
+    <w:p>
+      <w:pPr>
+        <w:pStyle w:val="Code"/>
+      </w:pPr>
+      <w:r>
+        <w:t xml:space="preserve">  else</w:t>
+      </w:r>
+    </w:p>
+    <w:p>
+      <w:pPr>
+        <w:pStyle w:val="Code"/>
+      </w:pPr>
+      <w:r>
+        <w:t xml:space="preserve">  {</w:t>
+      </w:r>
+    </w:p>
+    <w:p>
+      <w:pPr>
+        <w:pStyle w:val="Code"/>
+      </w:pPr>
+      <w:r>
+        <w:t xml:space="preserve">    </w:t>
+      </w:r>
+      <w:proofErr w:type="gramStart"/>
+      <w:r>
+        <w:t>servo.write</w:t>
+      </w:r>
+      <w:proofErr w:type="gramEnd"/>
+      <w:r>
+        <w:t>(-180);</w:t>
+      </w:r>
+    </w:p>
+    <w:p>
+      <w:pPr>
+        <w:pStyle w:val="Code"/>
+      </w:pPr>
+      <w:r>
+        <w:t xml:space="preserve">    on = false;</w:t>
+      </w:r>
+    </w:p>
+    <w:p>
+      <w:pPr>
+        <w:pStyle w:val="Code"/>
+      </w:pPr>
+      <w:r>
+        <w:t xml:space="preserve">  }</w:t>
+      </w:r>
+    </w:p>
+    <w:p>
+      <w:pPr>
+        <w:pStyle w:val="Code"/>
+      </w:pPr>
+      <w:r>
+        <w:t xml:space="preserve">  </w:t>
+      </w:r>
+      <w:proofErr w:type="gramStart"/>
+      <w:r>
+        <w:t>delay(</w:t>
+      </w:r>
+      <w:proofErr w:type="gramEnd"/>
+      <w:r>
+        <w:t>2000);</w:t>
+      </w:r>
+    </w:p>
+    <w:p>
+      <w:pPr>
+        <w:pStyle w:val="Code"/>
+      </w:pPr>
+      <w:r>
+        <w:t>}</w:t>
+      </w:r>
+    </w:p>
+    <w:p>
+      <w:pPr>
+        <w:pStyle w:val="P"/>
+        <w:rPr>
+          <w:lang w:val="en-US"/>
+        </w:rPr>
+      </w:pPr>
+    </w:p>
+    <w:p>
+      <w:pPr>
+        <w:pStyle w:val="P"/>
+      </w:pPr>
+      <w:r>
+        <w:t>Мотор працював: при ввімкнені сервопривід обертався на 180 градусів.</w:t>
+      </w:r>
+    </w:p>
+    <w:p>
+      <w:pPr>
+        <w:pStyle w:val="P"/>
+      </w:pPr>
+      <w:r>
+        <w:t>Посилання на проєкт</w:t>
+      </w:r>
+    </w:p>
+    <w:p>
+      <w:pPr>
+        <w:pStyle w:val="P"/>
+      </w:pPr>
+    </w:p>
+    <w:p>
+      <w:pPr>
+        <w:pStyle w:val="P"/>
+      </w:pPr>
+      <w:r>
+        <w:t>Потім було додано макетоплату, до неї підключено перемикач та сервопривід:</w:t>
+      </w:r>
+    </w:p>
+    <w:p>
+      <w:pPr>
+        <w:pStyle w:val="P"/>
+      </w:pPr>
+    </w:p>
+    <w:p>
+      <w:pPr>
+        <w:pStyle w:val="IMG"/>
+      </w:pPr>
+      <w:r>
+        <w:lastRenderedPageBreak/>
+        <w:drawing>
+          <wp:inline distT="0" distB="0" distL="0" distR="0" wp14:anchorId="7336C33D" wp14:editId="01719267">
+            <wp:extent cx="5198012" cy="8530729"/>
+            <wp:effectExtent l="0" t="0" r="3175" b="3810"/>
+            <wp:docPr id="1092969625" name="Рисунок 1" descr="Зображення, що містить текст, Електронна інженерія, знімок екрана, схема&#10;&#10;Вміст, створений ШІ, може бути неправильним."/>
+            <wp:cNvGraphicFramePr>
+              <a:graphicFrameLocks xmlns:a="http://schemas.openxmlformats.org/drawingml/2006/main" noChangeAspect="1"/>
+            </wp:cNvGraphicFramePr>
+            <a:graphic xmlns:a="http://schemas.openxmlformats.org/drawingml/2006/main">
+              <a:graphicData uri="http://schemas.openxmlformats.org/drawingml/2006/picture">
+                <pic:pic xmlns:pic="http://schemas.openxmlformats.org/drawingml/2006/picture">
+                  <pic:nvPicPr>
+                    <pic:cNvPr id="1092969625" name="Рисунок 1" descr="Зображення, що містить текст, Електронна інженерія, знімок екрана, схема&#10;&#10;Вміст, створений ШІ, може бути неправильним."/>
+                    <pic:cNvPicPr/>
+                  </pic:nvPicPr>
+                  <pic:blipFill>
+                    <a:blip r:embed="rId9"/>
+                    <a:stretch>
+                      <a:fillRect/>
+                    </a:stretch>
+                  </pic:blipFill>
+                  <pic:spPr>
+                    <a:xfrm>
+                      <a:off x="0" y="0"/>
+                      <a:ext cx="5209116" cy="8548953"/>
+                    </a:xfrm>
+                    <a:prstGeom prst="rect">
+                      <a:avLst/>
+                    </a:prstGeom>
+                  </pic:spPr>
+                </pic:pic>
+              </a:graphicData>
+            </a:graphic>
+          </wp:inline>
+        </w:drawing>
+      </w:r>
+    </w:p>
+    <w:p>
+      <w:pPr>
+        <w:pStyle w:val="IMG"/>
+      </w:pPr>
+      <w:r>
+        <w:t>Рисунок 2. – Підключена макетна плата</w:t>
+      </w:r>
+    </w:p>
+    <w:p>
+      <w:pPr>
+        <w:pStyle w:val="P"/>
+      </w:pPr>
+    </w:p>
+    <w:p>
+      <w:pPr>
+        <w:pStyle w:val="P"/>
+      </w:pPr>
+      <w:r>
+        <w:t>Код було модифіковано:</w:t>
+      </w:r>
+    </w:p>
+    <w:p>
+      <w:pPr>
+        <w:pStyle w:val="P"/>
+      </w:pPr>
+    </w:p>
+    <w:p>
+      <w:pPr>
+        <w:pStyle w:val="Code"/>
+      </w:pPr>
+      <w:r>
+        <w:t>#include &lt;Servo.h&gt;</w:t>
+      </w:r>
+    </w:p>
+    <w:p>
+      <w:pPr>
+        <w:pStyle w:val="Code"/>
+      </w:pPr>
+      <w:r>
+        <w:t>Servo servo;</w:t>
+      </w:r>
+    </w:p>
+    <w:p>
+      <w:pPr>
+        <w:pStyle w:val="Code"/>
+      </w:pPr>
+    </w:p>
+    <w:p>
+      <w:pPr>
+        <w:pStyle w:val="Code"/>
+      </w:pPr>
+      <w:r>
+        <w:t>int switchState = 0;</w:t>
+      </w:r>
+    </w:p>
+    <w:p>
+      <w:pPr>
+        <w:pStyle w:val="Code"/>
+      </w:pPr>
+    </w:p>
+    <w:p>
+      <w:pPr>
+        <w:pStyle w:val="Code"/>
+      </w:pPr>
+      <w:r>
+        <w:t>const int servoPin = 12;</w:t>
+      </w:r>
+    </w:p>
+    <w:p>
+      <w:pPr>
+        <w:pStyle w:val="Code"/>
+      </w:pPr>
+      <w:r>
+        <w:t>const int switchPin = 11;</w:t>
+      </w:r>
+    </w:p>
+    <w:p>
+      <w:pPr>
+        <w:pStyle w:val="Code"/>
+      </w:pPr>
+    </w:p>
+    <w:p>
+      <w:pPr>
+        <w:pStyle w:val="Code"/>
+      </w:pPr>
+      <w:r>
+        <w:t xml:space="preserve">void </w:t>
+      </w:r>
+      <w:proofErr w:type="gramStart"/>
+      <w:r>
+        <w:t>setup(</w:t>
+      </w:r>
+      <w:proofErr w:type="gramEnd"/>
+      <w:r>
+        <w:t>)</w:t>
+      </w:r>
+    </w:p>
+    <w:p>
+      <w:pPr>
+        <w:pStyle w:val="Code"/>
+      </w:pPr>
+      <w:r>
+        <w:t>{</w:t>
+      </w:r>
+    </w:p>
+    <w:p>
+      <w:pPr>
+        <w:pStyle w:val="Code"/>
+      </w:pPr>
+      <w:r>
+        <w:t>  Serial.begin(9600);</w:t>
+      </w:r>
+    </w:p>
+    <w:p>
+      <w:pPr>
+        <w:pStyle w:val="Code"/>
+      </w:pPr>
+      <w:r>
+        <w:t xml:space="preserve">  </w:t>
+      </w:r>
+      <w:proofErr w:type="gramStart"/>
+      <w:r>
+        <w:t>servo.attach</w:t>
+      </w:r>
+      <w:proofErr w:type="gramEnd"/>
+      <w:r>
+        <w:t>(servoPin);</w:t>
+      </w:r>
+    </w:p>
+    <w:p>
+      <w:pPr>
+        <w:pStyle w:val="Code"/>
+      </w:pPr>
+      <w:r>
+        <w:t xml:space="preserve">  </w:t>
+      </w:r>
+      <w:proofErr w:type="gramStart"/>
+      <w:r>
+        <w:t>pinMode(</w:t>
+      </w:r>
+      <w:proofErr w:type="gramEnd"/>
+      <w:r>
+        <w:t>switchPin, INPUT);</w:t>
+      </w:r>
+    </w:p>
+    <w:p>
+      <w:pPr>
+        <w:pStyle w:val="Code"/>
+      </w:pPr>
+      <w:r>
+        <w:t>}</w:t>
+      </w:r>
+    </w:p>
+    <w:p>
+      <w:pPr>
+        <w:pStyle w:val="Code"/>
+      </w:pPr>
+    </w:p>
+    <w:p>
+      <w:pPr>
+        <w:pStyle w:val="Code"/>
+      </w:pPr>
+      <w:r>
+        <w:t xml:space="preserve">void </w:t>
+      </w:r>
+      <w:proofErr w:type="gramStart"/>
+      <w:r>
+        <w:t>loop(</w:t>
+      </w:r>
+      <w:proofErr w:type="gramEnd"/>
+      <w:r>
+        <w:t>)</w:t>
+      </w:r>
+    </w:p>
+    <w:p>
+      <w:pPr>
+        <w:pStyle w:val="Code"/>
+      </w:pPr>
+      <w:r>
+        <w:t>{</w:t>
+      </w:r>
+    </w:p>
+    <w:p>
+      <w:pPr>
+        <w:pStyle w:val="Code"/>
+      </w:pPr>
+      <w:r>
+        <w:t>  switchState = digitalRead(switchPin);</w:t>
+      </w:r>
+    </w:p>
+    <w:p>
+      <w:pPr>
+        <w:pStyle w:val="Code"/>
+      </w:pPr>
+      <w:r>
+        <w:t>  if (switchState == HIGH)</w:t>
+      </w:r>
+    </w:p>
+    <w:p>
+      <w:pPr>
+        <w:pStyle w:val="Code"/>
+      </w:pPr>
+      <w:r>
+        <w:t>  {</w:t>
+      </w:r>
+    </w:p>
+    <w:p>
+      <w:pPr>
+        <w:pStyle w:val="Code"/>
+      </w:pPr>
+      <w:r>
+        <w:t xml:space="preserve">    </w:t>
+      </w:r>
+      <w:proofErr w:type="gramStart"/>
+      <w:r>
+        <w:t>servo.write</w:t>
+      </w:r>
+      <w:proofErr w:type="gramEnd"/>
+      <w:r>
+        <w:t>(90);</w:t>
+      </w:r>
+    </w:p>
+    <w:p>
+      <w:pPr>
+        <w:pStyle w:val="Code"/>
+      </w:pPr>
+      <w:r>
+        <w:t>  }</w:t>
+      </w:r>
+    </w:p>
+    <w:p>
+      <w:pPr>
+        <w:pStyle w:val="Code"/>
+      </w:pPr>
+      <w:r>
+        <w:t>  else</w:t>
+      </w:r>
+    </w:p>
+    <w:p>
+      <w:pPr>
+        <w:pStyle w:val="Code"/>
+      </w:pPr>
+      <w:r>
+        <w:t>  {</w:t>
+      </w:r>
+    </w:p>
+    <w:p>
+      <w:pPr>
+        <w:pStyle w:val="Code"/>
+      </w:pPr>
+      <w:r>
+        <w:t xml:space="preserve">    </w:t>
+      </w:r>
+      <w:proofErr w:type="gramStart"/>
+      <w:r>
+        <w:t>servo.write</w:t>
+      </w:r>
+      <w:proofErr w:type="gramEnd"/>
+      <w:r>
+        <w:t>(-90);</w:t>
+      </w:r>
+    </w:p>
+    <w:p>
+      <w:pPr>
+        <w:pStyle w:val="Code"/>
+      </w:pPr>
+      <w:r>
+        <w:t>  }</w:t>
+      </w:r>
+    </w:p>
+    <w:p>
+      <w:pPr>
+        <w:pStyle w:val="Code"/>
+      </w:pPr>
+      <w:r>
+        <w:t xml:space="preserve">  </w:t>
+      </w:r>
+      <w:proofErr w:type="gramStart"/>
+      <w:r>
+        <w:t>delay(</w:t>
+      </w:r>
+      <w:proofErr w:type="gramEnd"/>
+      <w:r>
+        <w:t>12);</w:t>
+      </w:r>
+    </w:p>
+    <w:p>
+      <w:pPr>
+        <w:pStyle w:val="Code"/>
+      </w:pPr>
+      <w:r>
+        <w:t>}</w:t>
+      </w:r>
+    </w:p>
+    <w:p>
+      <w:pPr>
+        <w:pStyle w:val="P"/>
+      </w:pPr>
+    </w:p>
+    <w:p>
+      <w:pPr>
+        <w:pStyle w:val="P"/>
+      </w:pPr>
+      <w:r>
+        <w:t>При запуску сервопривід крутиться на 90 градусів вперед якщо перемикач ввімкнений і на 90 градусів назад якщо вимкнений.</w:t>
+      </w:r>
+    </w:p>
+    <w:p>
+      <w:pPr>
+        <w:pStyle w:val="P"/>
       </w:pPr>
     </w:p>
     <w:p>
@@ -2762,7 +3419,6 @@
   <w:style w:type="character" w:default="1" w:styleId="a0">
     <w:name w:val="Default Paragraph Font"/>
     <w:uiPriority w:val="1"/>
-    <w:semiHidden/>
     <w:unhideWhenUsed/>
   </w:style>
   <w:style w:type="table" w:default="1" w:styleId="a1">

--- a/32IV Inzhenerija vbudovanyh/2/KNT-122_Onyshchenko_Variant-19_PR2.docx
+++ b/32IV Inzhenerija vbudovanyh/2/KNT-122_Onyshchenko_Variant-19_PR2.docx
@@ -680,7 +680,16 @@
         <w:pStyle w:val="IMG"/>
       </w:pPr>
       <w:r>
-        <w:t>Рисунок 1. – Під’єднані компоненти прикладу</w:t>
+        <w:t>Рисунок 1.</w:t>
+      </w:r>
+      <w:r>
+        <w:rPr>
+          <w:lang w:val="en-US"/>
+        </w:rPr>
+        <w:t>1</w:t>
+      </w:r>
+      <w:r>
+        <w:t xml:space="preserve"> – Під’єднані компоненти прикладу</w:t>
       </w:r>
     </w:p>
     <w:p>
@@ -723,13 +732,8 @@
         <w:pStyle w:val="Code"/>
       </w:pPr>
       <w:r>
-        <w:t xml:space="preserve">long </w:t>
-      </w:r>
-      <w:proofErr w:type="gramStart"/>
-      <w:r>
-        <w:t>readUltrasonicDistance(</w:t>
-      </w:r>
-      <w:proofErr w:type="gramEnd"/>
+        <w:t>long readUltrasonicDistance(</w:t>
+      </w:r>
     </w:p>
     <w:p>
       <w:pPr>
@@ -760,132 +764,68 @@
         <w:pStyle w:val="Code"/>
       </w:pPr>
       <w:r>
-        <w:t xml:space="preserve">  </w:t>
-      </w:r>
-      <w:proofErr w:type="gramStart"/>
-      <w:r>
-        <w:t>pinMode(</w:t>
-      </w:r>
-      <w:proofErr w:type="gramEnd"/>
-      <w:r>
-        <w:t>triggerPin, OUTPUT);</w:t>
-      </w:r>
-    </w:p>
-    <w:p>
-      <w:pPr>
-        <w:pStyle w:val="Code"/>
-      </w:pPr>
-      <w:r>
-        <w:t xml:space="preserve">  </w:t>
-      </w:r>
-      <w:proofErr w:type="gramStart"/>
-      <w:r>
-        <w:t>digitalWrite(</w:t>
-      </w:r>
-      <w:proofErr w:type="gramEnd"/>
-      <w:r>
-        <w:t>triggerPin, LOW);</w:t>
-      </w:r>
-    </w:p>
-    <w:p>
-      <w:pPr>
-        <w:pStyle w:val="Code"/>
-      </w:pPr>
-      <w:r>
-        <w:t xml:space="preserve">  </w:t>
-      </w:r>
-      <w:proofErr w:type="gramStart"/>
-      <w:r>
-        <w:t>delayMicroseconds(</w:t>
-      </w:r>
-      <w:proofErr w:type="gramEnd"/>
-      <w:r>
-        <w:t>2);</w:t>
-      </w:r>
-    </w:p>
-    <w:p>
-      <w:pPr>
-        <w:pStyle w:val="Code"/>
-      </w:pPr>
-      <w:r>
-        <w:t xml:space="preserve">  </w:t>
-      </w:r>
-      <w:proofErr w:type="gramStart"/>
-      <w:r>
-        <w:t>digitalWrite(</w:t>
-      </w:r>
-      <w:proofErr w:type="gramEnd"/>
-      <w:r>
-        <w:t>triggerPin, HIGH);</w:t>
-      </w:r>
-    </w:p>
-    <w:p>
-      <w:pPr>
-        <w:pStyle w:val="Code"/>
-      </w:pPr>
-      <w:r>
-        <w:t xml:space="preserve">  </w:t>
-      </w:r>
-      <w:proofErr w:type="gramStart"/>
-      <w:r>
-        <w:t>delayMicroseconds(</w:t>
-      </w:r>
-      <w:proofErr w:type="gramEnd"/>
-      <w:r>
-        <w:t>10);</w:t>
-      </w:r>
-    </w:p>
-    <w:p>
-      <w:pPr>
-        <w:pStyle w:val="Code"/>
-      </w:pPr>
-      <w:r>
-        <w:t xml:space="preserve">  </w:t>
-      </w:r>
-      <w:proofErr w:type="gramStart"/>
-      <w:r>
-        <w:t>digitalWrite(</w:t>
-      </w:r>
-      <w:proofErr w:type="gramEnd"/>
-      <w:r>
-        <w:t>triggerPin, LOW);</w:t>
-      </w:r>
-    </w:p>
-    <w:p>
-      <w:pPr>
-        <w:pStyle w:val="Code"/>
-      </w:pPr>
-      <w:r>
-        <w:t xml:space="preserve">  </w:t>
-      </w:r>
-      <w:proofErr w:type="gramStart"/>
-      <w:r>
-        <w:t>pinMode(</w:t>
-      </w:r>
-      <w:proofErr w:type="gramEnd"/>
-      <w:r>
-        <w:t>echoPin, INPUT);</w:t>
-      </w:r>
-    </w:p>
-    <w:p>
-      <w:pPr>
-        <w:pStyle w:val="Code"/>
-      </w:pPr>
-    </w:p>
-    <w:p>
-      <w:pPr>
-        <w:pStyle w:val="Code"/>
-      </w:pPr>
-      <w:r>
-        <w:t xml:space="preserve">  long duration=</w:t>
-      </w:r>
-      <w:proofErr w:type="gramStart"/>
-      <w:r>
-        <w:t>pulseIn(</w:t>
-      </w:r>
-      <w:proofErr w:type="gramEnd"/>
-      <w:r>
-        <w:t>echoPin, HIGH);</w:t>
+        <w:t xml:space="preserve">  pinMode(triggerPin, OUTPUT);</w:t>
+      </w:r>
+    </w:p>
+    <w:p>
+      <w:pPr>
+        <w:pStyle w:val="Code"/>
+      </w:pPr>
+      <w:r>
+        <w:t xml:space="preserve">  digitalWrite(triggerPin, LOW);</w:t>
+      </w:r>
+    </w:p>
+    <w:p>
+      <w:pPr>
+        <w:pStyle w:val="Code"/>
+      </w:pPr>
+      <w:r>
+        <w:t xml:space="preserve">  delayMicroseconds(2);</w:t>
+      </w:r>
+    </w:p>
+    <w:p>
+      <w:pPr>
+        <w:pStyle w:val="Code"/>
+      </w:pPr>
+      <w:r>
+        <w:t xml:space="preserve">  digitalWrite(triggerPin, HIGH);</w:t>
+      </w:r>
+    </w:p>
+    <w:p>
+      <w:pPr>
+        <w:pStyle w:val="Code"/>
+      </w:pPr>
+      <w:r>
+        <w:t xml:space="preserve">  delayMicroseconds(10);</w:t>
+      </w:r>
+    </w:p>
+    <w:p>
+      <w:pPr>
+        <w:pStyle w:val="Code"/>
+      </w:pPr>
+      <w:r>
+        <w:t xml:space="preserve">  digitalWrite(triggerPin, LOW);</w:t>
+      </w:r>
+    </w:p>
+    <w:p>
+      <w:pPr>
+        <w:pStyle w:val="Code"/>
+      </w:pPr>
+      <w:r>
+        <w:t xml:space="preserve">  pinMode(echoPin, INPUT);</w:t>
+      </w:r>
+    </w:p>
+    <w:p>
+      <w:pPr>
+        <w:pStyle w:val="Code"/>
+      </w:pPr>
+    </w:p>
+    <w:p>
+      <w:pPr>
+        <w:pStyle w:val="Code"/>
+      </w:pPr>
+      <w:r>
+        <w:t xml:space="preserve">  long duration=pulseIn(echoPin, HIGH);</w:t>
       </w:r>
     </w:p>
     <w:p>
@@ -922,15 +862,7 @@
         <w:pStyle w:val="Code"/>
       </w:pPr>
       <w:r>
-        <w:t xml:space="preserve">void </w:t>
-      </w:r>
-      <w:proofErr w:type="gramStart"/>
-      <w:r>
-        <w:t>setup(</w:t>
-      </w:r>
-      <w:proofErr w:type="gramEnd"/>
-      <w:r>
-        <w:t>)</w:t>
+        <w:t>void setup()</w:t>
       </w:r>
     </w:p>
     <w:p>
@@ -954,15 +886,7 @@
         <w:pStyle w:val="Code"/>
       </w:pPr>
       <w:r>
-        <w:t xml:space="preserve">  </w:t>
-      </w:r>
-      <w:proofErr w:type="gramStart"/>
-      <w:r>
-        <w:t>pinMode(</w:t>
-      </w:r>
-      <w:proofErr w:type="gramEnd"/>
-      <w:r>
-        <w:t>2, OUTPUT);</w:t>
+        <w:t xml:space="preserve">  pinMode(2, OUTPUT);</w:t>
       </w:r>
     </w:p>
     <w:p>
@@ -983,15 +907,7 @@
         <w:pStyle w:val="Code"/>
       </w:pPr>
       <w:r>
-        <w:t xml:space="preserve">void </w:t>
-      </w:r>
-      <w:proofErr w:type="gramStart"/>
-      <w:r>
-        <w:t>loop(</w:t>
-      </w:r>
-      <w:proofErr w:type="gramEnd"/>
-      <w:r>
-        <w:t>)</w:t>
+        <w:t>void loop()</w:t>
       </w:r>
     </w:p>
     <w:p>
@@ -1007,15 +923,7 @@
         <w:pStyle w:val="Code"/>
       </w:pPr>
       <w:r>
-        <w:t xml:space="preserve">  cm=</w:t>
-      </w:r>
-      <w:proofErr w:type="gramStart"/>
-      <w:r>
-        <w:t>readUltrasonicDistance(</w:t>
-      </w:r>
-      <w:proofErr w:type="gramEnd"/>
-      <w:r>
-        <w:t>7,7);</w:t>
+        <w:t xml:space="preserve">  cm=readUltrasonicDistance(7,7);</w:t>
       </w:r>
     </w:p>
     <w:p>
@@ -1039,28 +947,15 @@
         <w:pStyle w:val="Code"/>
       </w:pPr>
       <w:r>
-        <w:t xml:space="preserve">  if (cm&gt;</w:t>
-      </w:r>
-      <w:proofErr w:type="gramStart"/>
-      <w:r>
-        <w:t>distanceThreshold){</w:t>
-      </w:r>
-      <w:proofErr w:type="gramEnd"/>
-    </w:p>
-    <w:p>
-      <w:pPr>
-        <w:pStyle w:val="Code"/>
-      </w:pPr>
-      <w:r>
-        <w:t xml:space="preserve">    </w:t>
-      </w:r>
-      <w:proofErr w:type="gramStart"/>
-      <w:r>
-        <w:t>digitalWrite(</w:t>
-      </w:r>
-      <w:proofErr w:type="gramEnd"/>
-      <w:r>
-        <w:t>2, LOW);</w:t>
+        <w:t xml:space="preserve">  if (cm&gt;distanceThreshold){</w:t>
+      </w:r>
+    </w:p>
+    <w:p>
+      <w:pPr>
+        <w:pStyle w:val="Code"/>
+      </w:pPr>
+      <w:r>
+        <w:t xml:space="preserve">    digitalWrite(2, LOW);</w:t>
       </w:r>
     </w:p>
     <w:p>
@@ -1076,28 +971,15 @@
         <w:pStyle w:val="Code"/>
       </w:pPr>
       <w:r>
-        <w:t xml:space="preserve">  if (cm&lt;=</w:t>
-      </w:r>
-      <w:proofErr w:type="gramStart"/>
-      <w:r>
-        <w:t>distanceThreshold){</w:t>
-      </w:r>
-      <w:proofErr w:type="gramEnd"/>
-    </w:p>
-    <w:p>
-      <w:pPr>
-        <w:pStyle w:val="Code"/>
-      </w:pPr>
-      <w:r>
-        <w:t xml:space="preserve">    </w:t>
-      </w:r>
-      <w:proofErr w:type="gramStart"/>
-      <w:r>
-        <w:t>digitalWrite(</w:t>
-      </w:r>
-      <w:proofErr w:type="gramEnd"/>
-      <w:r>
-        <w:t>2, HIGH);</w:t>
+        <w:t xml:space="preserve">  if (cm&lt;=distanceThreshold){</w:t>
+      </w:r>
+    </w:p>
+    <w:p>
+      <w:pPr>
+        <w:pStyle w:val="Code"/>
+      </w:pPr>
+      <w:r>
+        <w:t xml:space="preserve">    digitalWrite(2, HIGH);</w:t>
       </w:r>
     </w:p>
     <w:p>
@@ -1113,15 +995,7 @@
         <w:pStyle w:val="Code"/>
       </w:pPr>
       <w:r>
-        <w:t xml:space="preserve">  </w:t>
-      </w:r>
-      <w:proofErr w:type="gramStart"/>
-      <w:r>
-        <w:t>delay(</w:t>
-      </w:r>
-      <w:proofErr w:type="gramEnd"/>
-      <w:r>
-        <w:t>100);</w:t>
+        <w:t xml:space="preserve">  delay(100);</w:t>
       </w:r>
     </w:p>
     <w:p>
@@ -1298,15 +1172,7 @@
         <w:pStyle w:val="Code"/>
       </w:pPr>
       <w:r>
-        <w:t xml:space="preserve">long </w:t>
-      </w:r>
-      <w:proofErr w:type="gramStart"/>
-      <w:r>
-        <w:t>getDistanceFromSensor(</w:t>
-      </w:r>
-      <w:proofErr w:type="gramEnd"/>
-      <w:r>
-        <w:t>int triggerPin, int echoPin)</w:t>
+        <w:t>long getDistanceFromSensor(int triggerPin, int echoPin)</w:t>
       </w:r>
     </w:p>
     <w:p>
@@ -1330,132 +1196,68 @@
         <w:pStyle w:val="Code"/>
       </w:pPr>
       <w:r>
-        <w:t xml:space="preserve">  </w:t>
-      </w:r>
-      <w:proofErr w:type="gramStart"/>
-      <w:r>
-        <w:t>pinMode(</w:t>
-      </w:r>
-      <w:proofErr w:type="gramEnd"/>
-      <w:r>
-        <w:t>triggerPin, OUTPUT);</w:t>
-      </w:r>
-    </w:p>
-    <w:p>
-      <w:pPr>
-        <w:pStyle w:val="Code"/>
-      </w:pPr>
-      <w:r>
-        <w:t xml:space="preserve">  </w:t>
-      </w:r>
-      <w:proofErr w:type="gramStart"/>
-      <w:r>
-        <w:t>digitalWrite(</w:t>
-      </w:r>
-      <w:proofErr w:type="gramEnd"/>
-      <w:r>
-        <w:t>triggerPin, LOW);</w:t>
-      </w:r>
-    </w:p>
-    <w:p>
-      <w:pPr>
-        <w:pStyle w:val="Code"/>
-      </w:pPr>
-      <w:r>
-        <w:t xml:space="preserve">  </w:t>
-      </w:r>
-      <w:proofErr w:type="gramStart"/>
-      <w:r>
-        <w:t>delayMicroseconds(</w:t>
-      </w:r>
-      <w:proofErr w:type="gramEnd"/>
-      <w:r>
-        <w:t>2);</w:t>
-      </w:r>
-    </w:p>
-    <w:p>
-      <w:pPr>
-        <w:pStyle w:val="Code"/>
-      </w:pPr>
-      <w:r>
-        <w:t xml:space="preserve">  </w:t>
-      </w:r>
-      <w:proofErr w:type="gramStart"/>
-      <w:r>
-        <w:t>digitalWrite(</w:t>
-      </w:r>
-      <w:proofErr w:type="gramEnd"/>
-      <w:r>
-        <w:t>triggerPin, HIGH);</w:t>
-      </w:r>
-    </w:p>
-    <w:p>
-      <w:pPr>
-        <w:pStyle w:val="Code"/>
-      </w:pPr>
-      <w:r>
-        <w:t xml:space="preserve">  </w:t>
-      </w:r>
-      <w:proofErr w:type="gramStart"/>
-      <w:r>
-        <w:t>delayMicroseconds(</w:t>
-      </w:r>
-      <w:proofErr w:type="gramEnd"/>
-      <w:r>
-        <w:t>10);</w:t>
-      </w:r>
-    </w:p>
-    <w:p>
-      <w:pPr>
-        <w:pStyle w:val="Code"/>
-      </w:pPr>
-      <w:r>
-        <w:t xml:space="preserve">  </w:t>
-      </w:r>
-      <w:proofErr w:type="gramStart"/>
-      <w:r>
-        <w:t>digitalWrite(</w:t>
-      </w:r>
-      <w:proofErr w:type="gramEnd"/>
-      <w:r>
-        <w:t>triggerPin, LOW);</w:t>
-      </w:r>
-    </w:p>
-    <w:p>
-      <w:pPr>
-        <w:pStyle w:val="Code"/>
-      </w:pPr>
-    </w:p>
-    <w:p>
-      <w:pPr>
-        <w:pStyle w:val="Code"/>
-      </w:pPr>
-      <w:r>
-        <w:t xml:space="preserve">  </w:t>
-      </w:r>
-      <w:proofErr w:type="gramStart"/>
-      <w:r>
-        <w:t>pinMode(</w:t>
-      </w:r>
-      <w:proofErr w:type="gramEnd"/>
-      <w:r>
-        <w:t>echoPin, INPUT);</w:t>
-      </w:r>
-    </w:p>
-    <w:p>
-      <w:pPr>
-        <w:pStyle w:val="Code"/>
-      </w:pPr>
-      <w:r>
-        <w:t xml:space="preserve">  long duration = </w:t>
-      </w:r>
-      <w:proofErr w:type="gramStart"/>
-      <w:r>
-        <w:t>pulseIn(</w:t>
-      </w:r>
-      <w:proofErr w:type="gramEnd"/>
-      <w:r>
-        <w:t>echoPin, HIGH);</w:t>
+        <w:t xml:space="preserve">  pinMode(triggerPin, OUTPUT);</w:t>
+      </w:r>
+    </w:p>
+    <w:p>
+      <w:pPr>
+        <w:pStyle w:val="Code"/>
+      </w:pPr>
+      <w:r>
+        <w:t xml:space="preserve">  digitalWrite(triggerPin, LOW);</w:t>
+      </w:r>
+    </w:p>
+    <w:p>
+      <w:pPr>
+        <w:pStyle w:val="Code"/>
+      </w:pPr>
+      <w:r>
+        <w:t xml:space="preserve">  delayMicroseconds(2);</w:t>
+      </w:r>
+    </w:p>
+    <w:p>
+      <w:pPr>
+        <w:pStyle w:val="Code"/>
+      </w:pPr>
+      <w:r>
+        <w:t xml:space="preserve">  digitalWrite(triggerPin, HIGH);</w:t>
+      </w:r>
+    </w:p>
+    <w:p>
+      <w:pPr>
+        <w:pStyle w:val="Code"/>
+      </w:pPr>
+      <w:r>
+        <w:t xml:space="preserve">  delayMicroseconds(10);</w:t>
+      </w:r>
+    </w:p>
+    <w:p>
+      <w:pPr>
+        <w:pStyle w:val="Code"/>
+      </w:pPr>
+      <w:r>
+        <w:t xml:space="preserve">  digitalWrite(triggerPin, LOW);</w:t>
+      </w:r>
+    </w:p>
+    <w:p>
+      <w:pPr>
+        <w:pStyle w:val="Code"/>
+      </w:pPr>
+    </w:p>
+    <w:p>
+      <w:pPr>
+        <w:pStyle w:val="Code"/>
+      </w:pPr>
+      <w:r>
+        <w:t xml:space="preserve">  pinMode(echoPin, INPUT);</w:t>
+      </w:r>
+    </w:p>
+    <w:p>
+      <w:pPr>
+        <w:pStyle w:val="Code"/>
+      </w:pPr>
+      <w:r>
+        <w:t xml:space="preserve">  long duration = pulseIn(echoPin, HIGH);</w:t>
       </w:r>
     </w:p>
     <w:p>
@@ -1492,15 +1294,7 @@
         <w:pStyle w:val="Code"/>
       </w:pPr>
       <w:r>
-        <w:t xml:space="preserve">void </w:t>
-      </w:r>
-      <w:proofErr w:type="gramStart"/>
-      <w:r>
-        <w:t>setup(</w:t>
-      </w:r>
-      <w:proofErr w:type="gramEnd"/>
-      <w:r>
-        <w:t>)</w:t>
+        <w:t>void setup()</w:t>
       </w:r>
     </w:p>
     <w:p>
@@ -1524,15 +1318,7 @@
         <w:pStyle w:val="Code"/>
       </w:pPr>
       <w:r>
-        <w:t xml:space="preserve">  </w:t>
-      </w:r>
-      <w:proofErr w:type="gramStart"/>
-      <w:r>
-        <w:t>pinMode(</w:t>
-      </w:r>
-      <w:proofErr w:type="gramEnd"/>
-      <w:r>
-        <w:t>ledPin, OUTPUT);</w:t>
+        <w:t xml:space="preserve">  pinMode(ledPin, OUTPUT);</w:t>
       </w:r>
     </w:p>
     <w:p>
@@ -1553,15 +1339,7 @@
         <w:pStyle w:val="Code"/>
       </w:pPr>
       <w:r>
-        <w:t xml:space="preserve">void </w:t>
-      </w:r>
-      <w:proofErr w:type="gramStart"/>
-      <w:r>
-        <w:t>loop(</w:t>
-      </w:r>
-      <w:proofErr w:type="gramEnd"/>
-      <w:r>
-        <w:t>)</w:t>
+        <w:t>void loop()</w:t>
       </w:r>
     </w:p>
     <w:p>
@@ -1577,15 +1355,7 @@
         <w:pStyle w:val="Code"/>
       </w:pPr>
       <w:r>
-        <w:t xml:space="preserve">  distanceInCm = </w:t>
-      </w:r>
-      <w:proofErr w:type="gramStart"/>
-      <w:r>
-        <w:t>getDistanceFromSensor(</w:t>
-      </w:r>
-      <w:proofErr w:type="gramEnd"/>
-      <w:r>
-        <w:t>ultrasonicPin, ultrasonicPin);</w:t>
+        <w:t xml:space="preserve">  distanceInCm = getDistanceFromSensor(ultrasonicPin, ultrasonicPin);</w:t>
       </w:r>
     </w:p>
     <w:p>
@@ -1625,15 +1395,7 @@
         <w:pStyle w:val="Code"/>
       </w:pPr>
       <w:r>
-        <w:t xml:space="preserve">    </w:t>
-      </w:r>
-      <w:proofErr w:type="gramStart"/>
-      <w:r>
-        <w:t>digitalWrite(</w:t>
-      </w:r>
-      <w:proofErr w:type="gramEnd"/>
-      <w:r>
-        <w:t>ledPin, LOW);</w:t>
+        <w:t xml:space="preserve">    digitalWrite(ledPin, LOW);</w:t>
       </w:r>
     </w:p>
     <w:p>
@@ -1665,15 +1427,7 @@
         <w:pStyle w:val="Code"/>
       </w:pPr>
       <w:r>
-        <w:t xml:space="preserve">    </w:t>
-      </w:r>
-      <w:proofErr w:type="gramStart"/>
-      <w:r>
-        <w:t>digitalWrite(</w:t>
-      </w:r>
-      <w:proofErr w:type="gramEnd"/>
-      <w:r>
-        <w:t>ledPin, HIGH);</w:t>
+        <w:t xml:space="preserve">    digitalWrite(ledPin, HIGH);</w:t>
       </w:r>
     </w:p>
     <w:p>
@@ -1689,15 +1443,7 @@
         <w:pStyle w:val="Code"/>
       </w:pPr>
       <w:r>
-        <w:t xml:space="preserve">  </w:t>
-      </w:r>
-      <w:proofErr w:type="gramStart"/>
-      <w:r>
-        <w:t>delay(</w:t>
-      </w:r>
-      <w:proofErr w:type="gramEnd"/>
-      <w:r>
-        <w:t>100);</w:t>
+        <w:t xml:space="preserve">  delay(100);</w:t>
       </w:r>
     </w:p>
     <w:p>
@@ -1710,37 +1456,43 @@
     </w:p>
     <w:p>
       <w:pPr>
-        <w:pStyle w:val="P"/>
+        <w:rPr>
+          <w:rFonts w:eastAsiaTheme="majorEastAsia"/>
+          <w:b/>
+          <w:bCs/>
+          <w:color w:val="000000" w:themeColor="text1"/>
+          <w:szCs w:val="26"/>
+        </w:rPr>
+      </w:pPr>
+      <w:r>
+        <w:br w:type="page"/>
+      </w:r>
+    </w:p>
+    <w:p>
+      <w:pPr>
+        <w:pStyle w:val="H2"/>
         <w:rPr>
           <w:lang w:val="en-US"/>
         </w:rPr>
       </w:pPr>
-    </w:p>
-    <w:p>
-      <w:pPr>
-        <w:pStyle w:val="H2"/>
+      <w:r>
+        <w:lastRenderedPageBreak/>
+        <w:t>2 Приклад сервоприводу</w:t>
+      </w:r>
+    </w:p>
+    <w:p>
+      <w:pPr>
+        <w:pStyle w:val="P"/>
         <w:rPr>
           <w:lang w:val="en-US"/>
         </w:rPr>
       </w:pPr>
-      <w:r>
-        <w:t>2 Приклад сервоприводу</w:t>
-      </w:r>
-    </w:p>
-    <w:p>
-      <w:pPr>
-        <w:pStyle w:val="P"/>
-        <w:rPr>
-          <w:lang w:val="en-US"/>
-        </w:rPr>
-      </w:pPr>
-    </w:p>
-    <w:p>
-      <w:pPr>
-        <w:pStyle w:val="P"/>
-      </w:pPr>
-      <w:r>
-        <w:lastRenderedPageBreak/>
+    </w:p>
+    <w:p>
+      <w:pPr>
+        <w:pStyle w:val="P"/>
+      </w:pPr>
+      <w:r>
         <w:t>Було додано плату та сервопривід, його підключено до плати:</w:t>
       </w:r>
     </w:p>
@@ -1800,15 +1552,24 @@
         </w:rPr>
       </w:pPr>
       <w:r>
-        <w:t>Рисунок 2. – Підключений сервопривід до плати</w:t>
-      </w:r>
-    </w:p>
-    <w:p>
-      <w:pPr>
-        <w:pStyle w:val="P"/>
+        <w:t>Рисунок 2.</w:t>
+      </w:r>
+      <w:r>
         <w:rPr>
           <w:lang w:val="en-US"/>
         </w:rPr>
+        <w:t>1</w:t>
+      </w:r>
+      <w:r>
+        <w:t xml:space="preserve"> – Підключений сервопривід до плати</w:t>
+      </w:r>
+    </w:p>
+    <w:p>
+      <w:pPr>
+        <w:pStyle w:val="P"/>
+        <w:rPr>
+          <w:lang w:val="en-US"/>
+        </w:rPr>
       </w:pPr>
     </w:p>
     <w:p>
@@ -1876,15 +1637,7 @@
         <w:pStyle w:val="Code"/>
       </w:pPr>
       <w:r>
-        <w:t xml:space="preserve">void </w:t>
-      </w:r>
-      <w:proofErr w:type="gramStart"/>
-      <w:r>
-        <w:t>setup(</w:t>
-      </w:r>
-      <w:proofErr w:type="gramEnd"/>
-      <w:r>
-        <w:t>)</w:t>
+        <w:t>void setup()</w:t>
       </w:r>
     </w:p>
     <w:p>
@@ -1908,15 +1661,7 @@
         <w:pStyle w:val="Code"/>
       </w:pPr>
       <w:r>
-        <w:t xml:space="preserve">  </w:t>
-      </w:r>
-      <w:proofErr w:type="gramStart"/>
-      <w:r>
-        <w:t>servo.attach</w:t>
-      </w:r>
-      <w:proofErr w:type="gramEnd"/>
-      <w:r>
-        <w:t>(servoPin);</w:t>
+        <w:t xml:space="preserve">  servo.attach(servoPin);</w:t>
       </w:r>
     </w:p>
     <w:p>
@@ -1937,15 +1682,7 @@
         <w:pStyle w:val="Code"/>
       </w:pPr>
       <w:r>
-        <w:t xml:space="preserve">void </w:t>
-      </w:r>
-      <w:proofErr w:type="gramStart"/>
-      <w:r>
-        <w:t>loop(</w:t>
-      </w:r>
-      <w:proofErr w:type="gramEnd"/>
-      <w:r>
-        <w:t>)</w:t>
+        <w:t>void loop()</w:t>
       </w:r>
     </w:p>
     <w:p>
@@ -1977,15 +1714,7 @@
         <w:pStyle w:val="Code"/>
       </w:pPr>
       <w:r>
-        <w:t xml:space="preserve">    </w:t>
-      </w:r>
-      <w:proofErr w:type="gramStart"/>
-      <w:r>
-        <w:t>servo.write</w:t>
-      </w:r>
-      <w:proofErr w:type="gramEnd"/>
-      <w:r>
-        <w:t>(180);</w:t>
+        <w:t xml:space="preserve">    servo.write(180);</w:t>
       </w:r>
     </w:p>
     <w:p>
@@ -2017,15 +1746,7 @@
         <w:pStyle w:val="Code"/>
       </w:pPr>
       <w:r>
-        <w:t xml:space="preserve">    </w:t>
-      </w:r>
-      <w:proofErr w:type="gramStart"/>
-      <w:r>
-        <w:t>servo.write</w:t>
-      </w:r>
-      <w:proofErr w:type="gramEnd"/>
-      <w:r>
-        <w:t>(-180);</w:t>
+        <w:t xml:space="preserve">    servo.write(-180);</w:t>
       </w:r>
     </w:p>
     <w:p>
@@ -2049,15 +1770,7 @@
         <w:pStyle w:val="Code"/>
       </w:pPr>
       <w:r>
-        <w:t xml:space="preserve">  </w:t>
-      </w:r>
-      <w:proofErr w:type="gramStart"/>
-      <w:r>
-        <w:t>delay(</w:t>
-      </w:r>
-      <w:proofErr w:type="gramEnd"/>
-      <w:r>
-        <w:t>2000);</w:t>
+        <w:t xml:space="preserve">  delay(2000);</w:t>
       </w:r>
     </w:p>
     <w:p>
@@ -2087,9 +1800,23 @@
     <w:p>
       <w:pPr>
         <w:pStyle w:val="P"/>
-      </w:pPr>
-      <w:r>
-        <w:t>Посилання на проєкт</w:t>
+        <w:rPr>
+          <w:lang w:val="en-US"/>
+        </w:rPr>
+      </w:pPr>
+      <w:hyperlink r:id="rId9" w:history="1">
+        <w:r>
+          <w:rPr>
+            <w:rStyle w:val="a4"/>
+          </w:rPr>
+          <w:t>Посилання на проєкт</w:t>
+        </w:r>
+      </w:hyperlink>
+      <w:r>
+        <w:rPr>
+          <w:lang w:val="en-US"/>
+        </w:rPr>
+        <w:t>.</w:t>
       </w:r>
     </w:p>
     <w:p>
@@ -2132,7 +1859,7 @@
                     <pic:cNvPicPr/>
                   </pic:nvPicPr>
                   <pic:blipFill>
-                    <a:blip r:embed="rId9"/>
+                    <a:blip r:embed="rId10"/>
                     <a:stretch>
                       <a:fillRect/>
                     </a:stretch>
@@ -2158,7 +1885,16 @@
         <w:pStyle w:val="IMG"/>
       </w:pPr>
       <w:r>
-        <w:t>Рисунок 2. – Підключена макетна плата</w:t>
+        <w:t>Рисунок 2.</w:t>
+      </w:r>
+      <w:r>
+        <w:rPr>
+          <w:lang w:val="en-US"/>
+        </w:rPr>
+        <w:t>2</w:t>
+      </w:r>
+      <w:r>
+        <w:t xml:space="preserve"> – Підключена макетна плата</w:t>
       </w:r>
     </w:p>
     <w:p>
@@ -2239,15 +1975,7 @@
         <w:pStyle w:val="Code"/>
       </w:pPr>
       <w:r>
-        <w:t xml:space="preserve">void </w:t>
-      </w:r>
-      <w:proofErr w:type="gramStart"/>
-      <w:r>
-        <w:t>setup(</w:t>
-      </w:r>
-      <w:proofErr w:type="gramEnd"/>
-      <w:r>
-        <w:t>)</w:t>
+        <w:t>void setup()</w:t>
       </w:r>
     </w:p>
     <w:p>
@@ -2271,31 +1999,15 @@
         <w:pStyle w:val="Code"/>
       </w:pPr>
       <w:r>
-        <w:t xml:space="preserve">  </w:t>
-      </w:r>
-      <w:proofErr w:type="gramStart"/>
-      <w:r>
-        <w:t>servo.attach</w:t>
-      </w:r>
-      <w:proofErr w:type="gramEnd"/>
-      <w:r>
-        <w:t>(servoPin);</w:t>
-      </w:r>
-    </w:p>
-    <w:p>
-      <w:pPr>
-        <w:pStyle w:val="Code"/>
-      </w:pPr>
-      <w:r>
-        <w:t xml:space="preserve">  </w:t>
-      </w:r>
-      <w:proofErr w:type="gramStart"/>
-      <w:r>
-        <w:t>pinMode(</w:t>
-      </w:r>
-      <w:proofErr w:type="gramEnd"/>
-      <w:r>
-        <w:t>switchPin, INPUT);</w:t>
+        <w:t>  servo.attach(servoPin);</w:t>
+      </w:r>
+    </w:p>
+    <w:p>
+      <w:pPr>
+        <w:pStyle w:val="Code"/>
+      </w:pPr>
+      <w:r>
+        <w:t>  pinMode(switchPin, INPUT);</w:t>
       </w:r>
     </w:p>
     <w:p>
@@ -2316,15 +2028,7 @@
         <w:pStyle w:val="Code"/>
       </w:pPr>
       <w:r>
-        <w:t xml:space="preserve">void </w:t>
-      </w:r>
-      <w:proofErr w:type="gramStart"/>
-      <w:r>
-        <w:t>loop(</w:t>
-      </w:r>
-      <w:proofErr w:type="gramEnd"/>
-      <w:r>
-        <w:t>)</w:t>
+        <w:t>void loop()</w:t>
       </w:r>
     </w:p>
     <w:p>
@@ -2364,15 +2068,7 @@
         <w:pStyle w:val="Code"/>
       </w:pPr>
       <w:r>
-        <w:t xml:space="preserve">    </w:t>
-      </w:r>
-      <w:proofErr w:type="gramStart"/>
-      <w:r>
-        <w:t>servo.write</w:t>
-      </w:r>
-      <w:proofErr w:type="gramEnd"/>
-      <w:r>
-        <w:t>(90);</w:t>
+        <w:t>    servo.write(90);</w:t>
       </w:r>
     </w:p>
     <w:p>
@@ -2404,15 +2100,7 @@
         <w:pStyle w:val="Code"/>
       </w:pPr>
       <w:r>
-        <w:t xml:space="preserve">    </w:t>
-      </w:r>
-      <w:proofErr w:type="gramStart"/>
-      <w:r>
-        <w:t>servo.write</w:t>
-      </w:r>
-      <w:proofErr w:type="gramEnd"/>
-      <w:r>
-        <w:t>(-90);</w:t>
+        <w:t>    servo.write(-90);</w:t>
       </w:r>
     </w:p>
     <w:p>
@@ -2428,15 +2116,7 @@
         <w:pStyle w:val="Code"/>
       </w:pPr>
       <w:r>
-        <w:t xml:space="preserve">  </w:t>
-      </w:r>
-      <w:proofErr w:type="gramStart"/>
-      <w:r>
-        <w:t>delay(</w:t>
-      </w:r>
-      <w:proofErr w:type="gramEnd"/>
-      <w:r>
-        <w:t>12);</w:t>
+        <w:t>  delay(12);</w:t>
       </w:r>
     </w:p>
     <w:p>

--- a/32IV Inzhenerija vbudovanyh/2/KNT-122_Onyshchenko_Variant-19_PR2.docx
+++ b/32IV Inzhenerija vbudovanyh/2/KNT-122_Onyshchenko_Variant-19_PR2.docx
@@ -732,8 +732,13 @@
         <w:pStyle w:val="Code"/>
       </w:pPr>
       <w:r>
-        <w:t>long readUltrasonicDistance(</w:t>
-      </w:r>
+        <w:t xml:space="preserve">long </w:t>
+      </w:r>
+      <w:proofErr w:type="gramStart"/>
+      <w:r>
+        <w:t>readUltrasonicDistance(</w:t>
+      </w:r>
+      <w:proofErr w:type="gramEnd"/>
     </w:p>
     <w:p>
       <w:pPr>
@@ -764,68 +769,132 @@
         <w:pStyle w:val="Code"/>
       </w:pPr>
       <w:r>
-        <w:t xml:space="preserve">  pinMode(triggerPin, OUTPUT);</w:t>
-      </w:r>
-    </w:p>
-    <w:p>
-      <w:pPr>
-        <w:pStyle w:val="Code"/>
-      </w:pPr>
-      <w:r>
-        <w:t xml:space="preserve">  digitalWrite(triggerPin, LOW);</w:t>
-      </w:r>
-    </w:p>
-    <w:p>
-      <w:pPr>
-        <w:pStyle w:val="Code"/>
-      </w:pPr>
-      <w:r>
-        <w:t xml:space="preserve">  delayMicroseconds(2);</w:t>
-      </w:r>
-    </w:p>
-    <w:p>
-      <w:pPr>
-        <w:pStyle w:val="Code"/>
-      </w:pPr>
-      <w:r>
-        <w:t xml:space="preserve">  digitalWrite(triggerPin, HIGH);</w:t>
-      </w:r>
-    </w:p>
-    <w:p>
-      <w:pPr>
-        <w:pStyle w:val="Code"/>
-      </w:pPr>
-      <w:r>
-        <w:t xml:space="preserve">  delayMicroseconds(10);</w:t>
-      </w:r>
-    </w:p>
-    <w:p>
-      <w:pPr>
-        <w:pStyle w:val="Code"/>
-      </w:pPr>
-      <w:r>
-        <w:t xml:space="preserve">  digitalWrite(triggerPin, LOW);</w:t>
-      </w:r>
-    </w:p>
-    <w:p>
-      <w:pPr>
-        <w:pStyle w:val="Code"/>
-      </w:pPr>
-      <w:r>
-        <w:t xml:space="preserve">  pinMode(echoPin, INPUT);</w:t>
-      </w:r>
-    </w:p>
-    <w:p>
-      <w:pPr>
-        <w:pStyle w:val="Code"/>
-      </w:pPr>
-    </w:p>
-    <w:p>
-      <w:pPr>
-        <w:pStyle w:val="Code"/>
-      </w:pPr>
-      <w:r>
-        <w:t xml:space="preserve">  long duration=pulseIn(echoPin, HIGH);</w:t>
+        <w:t xml:space="preserve">  </w:t>
+      </w:r>
+      <w:proofErr w:type="gramStart"/>
+      <w:r>
+        <w:t>pinMode(</w:t>
+      </w:r>
+      <w:proofErr w:type="gramEnd"/>
+      <w:r>
+        <w:t>triggerPin, OUTPUT);</w:t>
+      </w:r>
+    </w:p>
+    <w:p>
+      <w:pPr>
+        <w:pStyle w:val="Code"/>
+      </w:pPr>
+      <w:r>
+        <w:t xml:space="preserve">  </w:t>
+      </w:r>
+      <w:proofErr w:type="gramStart"/>
+      <w:r>
+        <w:t>digitalWrite(</w:t>
+      </w:r>
+      <w:proofErr w:type="gramEnd"/>
+      <w:r>
+        <w:t>triggerPin, LOW);</w:t>
+      </w:r>
+    </w:p>
+    <w:p>
+      <w:pPr>
+        <w:pStyle w:val="Code"/>
+      </w:pPr>
+      <w:r>
+        <w:t xml:space="preserve">  </w:t>
+      </w:r>
+      <w:proofErr w:type="gramStart"/>
+      <w:r>
+        <w:t>delayMicroseconds(</w:t>
+      </w:r>
+      <w:proofErr w:type="gramEnd"/>
+      <w:r>
+        <w:t>2);</w:t>
+      </w:r>
+    </w:p>
+    <w:p>
+      <w:pPr>
+        <w:pStyle w:val="Code"/>
+      </w:pPr>
+      <w:r>
+        <w:t xml:space="preserve">  </w:t>
+      </w:r>
+      <w:proofErr w:type="gramStart"/>
+      <w:r>
+        <w:t>digitalWrite(</w:t>
+      </w:r>
+      <w:proofErr w:type="gramEnd"/>
+      <w:r>
+        <w:t>triggerPin, HIGH);</w:t>
+      </w:r>
+    </w:p>
+    <w:p>
+      <w:pPr>
+        <w:pStyle w:val="Code"/>
+      </w:pPr>
+      <w:r>
+        <w:t xml:space="preserve">  </w:t>
+      </w:r>
+      <w:proofErr w:type="gramStart"/>
+      <w:r>
+        <w:t>delayMicroseconds(</w:t>
+      </w:r>
+      <w:proofErr w:type="gramEnd"/>
+      <w:r>
+        <w:t>10);</w:t>
+      </w:r>
+    </w:p>
+    <w:p>
+      <w:pPr>
+        <w:pStyle w:val="Code"/>
+      </w:pPr>
+      <w:r>
+        <w:t xml:space="preserve">  </w:t>
+      </w:r>
+      <w:proofErr w:type="gramStart"/>
+      <w:r>
+        <w:t>digitalWrite(</w:t>
+      </w:r>
+      <w:proofErr w:type="gramEnd"/>
+      <w:r>
+        <w:t>triggerPin, LOW);</w:t>
+      </w:r>
+    </w:p>
+    <w:p>
+      <w:pPr>
+        <w:pStyle w:val="Code"/>
+      </w:pPr>
+      <w:r>
+        <w:t xml:space="preserve">  </w:t>
+      </w:r>
+      <w:proofErr w:type="gramStart"/>
+      <w:r>
+        <w:t>pinMode(</w:t>
+      </w:r>
+      <w:proofErr w:type="gramEnd"/>
+      <w:r>
+        <w:t>echoPin, INPUT);</w:t>
+      </w:r>
+    </w:p>
+    <w:p>
+      <w:pPr>
+        <w:pStyle w:val="Code"/>
+      </w:pPr>
+    </w:p>
+    <w:p>
+      <w:pPr>
+        <w:pStyle w:val="Code"/>
+      </w:pPr>
+      <w:r>
+        <w:t xml:space="preserve">  long duration=</w:t>
+      </w:r>
+      <w:proofErr w:type="gramStart"/>
+      <w:r>
+        <w:t>pulseIn(</w:t>
+      </w:r>
+      <w:proofErr w:type="gramEnd"/>
+      <w:r>
+        <w:t>echoPin, HIGH);</w:t>
       </w:r>
     </w:p>
     <w:p>
@@ -862,7 +931,15 @@
         <w:pStyle w:val="Code"/>
       </w:pPr>
       <w:r>
-        <w:t>void setup()</w:t>
+        <w:t xml:space="preserve">void </w:t>
+      </w:r>
+      <w:proofErr w:type="gramStart"/>
+      <w:r>
+        <w:t>setup(</w:t>
+      </w:r>
+      <w:proofErr w:type="gramEnd"/>
+      <w:r>
+        <w:t>)</w:t>
       </w:r>
     </w:p>
     <w:p>
@@ -886,7 +963,15 @@
         <w:pStyle w:val="Code"/>
       </w:pPr>
       <w:r>
-        <w:t xml:space="preserve">  pinMode(2, OUTPUT);</w:t>
+        <w:t xml:space="preserve">  </w:t>
+      </w:r>
+      <w:proofErr w:type="gramStart"/>
+      <w:r>
+        <w:t>pinMode(</w:t>
+      </w:r>
+      <w:proofErr w:type="gramEnd"/>
+      <w:r>
+        <w:t>2, OUTPUT);</w:t>
       </w:r>
     </w:p>
     <w:p>
@@ -907,7 +992,15 @@
         <w:pStyle w:val="Code"/>
       </w:pPr>
       <w:r>
-        <w:t>void loop()</w:t>
+        <w:t xml:space="preserve">void </w:t>
+      </w:r>
+      <w:proofErr w:type="gramStart"/>
+      <w:r>
+        <w:t>loop(</w:t>
+      </w:r>
+      <w:proofErr w:type="gramEnd"/>
+      <w:r>
+        <w:t>)</w:t>
       </w:r>
     </w:p>
     <w:p>
@@ -923,7 +1016,15 @@
         <w:pStyle w:val="Code"/>
       </w:pPr>
       <w:r>
-        <w:t xml:space="preserve">  cm=readUltrasonicDistance(7,7);</w:t>
+        <w:t xml:space="preserve">  cm=</w:t>
+      </w:r>
+      <w:proofErr w:type="gramStart"/>
+      <w:r>
+        <w:t>readUltrasonicDistance(</w:t>
+      </w:r>
+      <w:proofErr w:type="gramEnd"/>
+      <w:r>
+        <w:t>7,7);</w:t>
       </w:r>
     </w:p>
     <w:p>
@@ -947,15 +1048,28 @@
         <w:pStyle w:val="Code"/>
       </w:pPr>
       <w:r>
-        <w:t xml:space="preserve">  if (cm&gt;distanceThreshold){</w:t>
-      </w:r>
-    </w:p>
-    <w:p>
-      <w:pPr>
-        <w:pStyle w:val="Code"/>
-      </w:pPr>
-      <w:r>
-        <w:t xml:space="preserve">    digitalWrite(2, LOW);</w:t>
+        <w:t xml:space="preserve">  if (cm&gt;</w:t>
+      </w:r>
+      <w:proofErr w:type="gramStart"/>
+      <w:r>
+        <w:t>distanceThreshold){</w:t>
+      </w:r>
+      <w:proofErr w:type="gramEnd"/>
+    </w:p>
+    <w:p>
+      <w:pPr>
+        <w:pStyle w:val="Code"/>
+      </w:pPr>
+      <w:r>
+        <w:t xml:space="preserve">    </w:t>
+      </w:r>
+      <w:proofErr w:type="gramStart"/>
+      <w:r>
+        <w:t>digitalWrite(</w:t>
+      </w:r>
+      <w:proofErr w:type="gramEnd"/>
+      <w:r>
+        <w:t>2, LOW);</w:t>
       </w:r>
     </w:p>
     <w:p>
@@ -971,15 +1085,28 @@
         <w:pStyle w:val="Code"/>
       </w:pPr>
       <w:r>
-        <w:t xml:space="preserve">  if (cm&lt;=distanceThreshold){</w:t>
-      </w:r>
-    </w:p>
-    <w:p>
-      <w:pPr>
-        <w:pStyle w:val="Code"/>
-      </w:pPr>
-      <w:r>
-        <w:t xml:space="preserve">    digitalWrite(2, HIGH);</w:t>
+        <w:t xml:space="preserve">  if (cm&lt;=</w:t>
+      </w:r>
+      <w:proofErr w:type="gramStart"/>
+      <w:r>
+        <w:t>distanceThreshold){</w:t>
+      </w:r>
+      <w:proofErr w:type="gramEnd"/>
+    </w:p>
+    <w:p>
+      <w:pPr>
+        <w:pStyle w:val="Code"/>
+      </w:pPr>
+      <w:r>
+        <w:t xml:space="preserve">    </w:t>
+      </w:r>
+      <w:proofErr w:type="gramStart"/>
+      <w:r>
+        <w:t>digitalWrite(</w:t>
+      </w:r>
+      <w:proofErr w:type="gramEnd"/>
+      <w:r>
+        <w:t>2, HIGH);</w:t>
       </w:r>
     </w:p>
     <w:p>
@@ -995,7 +1122,15 @@
         <w:pStyle w:val="Code"/>
       </w:pPr>
       <w:r>
-        <w:t xml:space="preserve">  delay(100);</w:t>
+        <w:t xml:space="preserve">  </w:t>
+      </w:r>
+      <w:proofErr w:type="gramStart"/>
+      <w:r>
+        <w:t>delay(</w:t>
+      </w:r>
+      <w:proofErr w:type="gramEnd"/>
+      <w:r>
+        <w:t>100);</w:t>
       </w:r>
     </w:p>
     <w:p>
@@ -1172,7 +1307,15 @@
         <w:pStyle w:val="Code"/>
       </w:pPr>
       <w:r>
-        <w:t>long getDistanceFromSensor(int triggerPin, int echoPin)</w:t>
+        <w:t xml:space="preserve">long </w:t>
+      </w:r>
+      <w:proofErr w:type="gramStart"/>
+      <w:r>
+        <w:t>getDistanceFromSensor(</w:t>
+      </w:r>
+      <w:proofErr w:type="gramEnd"/>
+      <w:r>
+        <w:t>int triggerPin, int echoPin)</w:t>
       </w:r>
     </w:p>
     <w:p>
@@ -1196,68 +1339,132 @@
         <w:pStyle w:val="Code"/>
       </w:pPr>
       <w:r>
-        <w:t xml:space="preserve">  pinMode(triggerPin, OUTPUT);</w:t>
-      </w:r>
-    </w:p>
-    <w:p>
-      <w:pPr>
-        <w:pStyle w:val="Code"/>
-      </w:pPr>
-      <w:r>
-        <w:t xml:space="preserve">  digitalWrite(triggerPin, LOW);</w:t>
-      </w:r>
-    </w:p>
-    <w:p>
-      <w:pPr>
-        <w:pStyle w:val="Code"/>
-      </w:pPr>
-      <w:r>
-        <w:t xml:space="preserve">  delayMicroseconds(2);</w:t>
-      </w:r>
-    </w:p>
-    <w:p>
-      <w:pPr>
-        <w:pStyle w:val="Code"/>
-      </w:pPr>
-      <w:r>
-        <w:t xml:space="preserve">  digitalWrite(triggerPin, HIGH);</w:t>
-      </w:r>
-    </w:p>
-    <w:p>
-      <w:pPr>
-        <w:pStyle w:val="Code"/>
-      </w:pPr>
-      <w:r>
-        <w:t xml:space="preserve">  delayMicroseconds(10);</w:t>
-      </w:r>
-    </w:p>
-    <w:p>
-      <w:pPr>
-        <w:pStyle w:val="Code"/>
-      </w:pPr>
-      <w:r>
-        <w:t xml:space="preserve">  digitalWrite(triggerPin, LOW);</w:t>
-      </w:r>
-    </w:p>
-    <w:p>
-      <w:pPr>
-        <w:pStyle w:val="Code"/>
-      </w:pPr>
-    </w:p>
-    <w:p>
-      <w:pPr>
-        <w:pStyle w:val="Code"/>
-      </w:pPr>
-      <w:r>
-        <w:t xml:space="preserve">  pinMode(echoPin, INPUT);</w:t>
-      </w:r>
-    </w:p>
-    <w:p>
-      <w:pPr>
-        <w:pStyle w:val="Code"/>
-      </w:pPr>
-      <w:r>
-        <w:t xml:space="preserve">  long duration = pulseIn(echoPin, HIGH);</w:t>
+        <w:t xml:space="preserve">  </w:t>
+      </w:r>
+      <w:proofErr w:type="gramStart"/>
+      <w:r>
+        <w:t>pinMode(</w:t>
+      </w:r>
+      <w:proofErr w:type="gramEnd"/>
+      <w:r>
+        <w:t>triggerPin, OUTPUT);</w:t>
+      </w:r>
+    </w:p>
+    <w:p>
+      <w:pPr>
+        <w:pStyle w:val="Code"/>
+      </w:pPr>
+      <w:r>
+        <w:t xml:space="preserve">  </w:t>
+      </w:r>
+      <w:proofErr w:type="gramStart"/>
+      <w:r>
+        <w:t>digitalWrite(</w:t>
+      </w:r>
+      <w:proofErr w:type="gramEnd"/>
+      <w:r>
+        <w:t>triggerPin, LOW);</w:t>
+      </w:r>
+    </w:p>
+    <w:p>
+      <w:pPr>
+        <w:pStyle w:val="Code"/>
+      </w:pPr>
+      <w:r>
+        <w:t xml:space="preserve">  </w:t>
+      </w:r>
+      <w:proofErr w:type="gramStart"/>
+      <w:r>
+        <w:t>delayMicroseconds(</w:t>
+      </w:r>
+      <w:proofErr w:type="gramEnd"/>
+      <w:r>
+        <w:t>2);</w:t>
+      </w:r>
+    </w:p>
+    <w:p>
+      <w:pPr>
+        <w:pStyle w:val="Code"/>
+      </w:pPr>
+      <w:r>
+        <w:t xml:space="preserve">  </w:t>
+      </w:r>
+      <w:proofErr w:type="gramStart"/>
+      <w:r>
+        <w:t>digitalWrite(</w:t>
+      </w:r>
+      <w:proofErr w:type="gramEnd"/>
+      <w:r>
+        <w:t>triggerPin, HIGH);</w:t>
+      </w:r>
+    </w:p>
+    <w:p>
+      <w:pPr>
+        <w:pStyle w:val="Code"/>
+      </w:pPr>
+      <w:r>
+        <w:t xml:space="preserve">  </w:t>
+      </w:r>
+      <w:proofErr w:type="gramStart"/>
+      <w:r>
+        <w:t>delayMicroseconds(</w:t>
+      </w:r>
+      <w:proofErr w:type="gramEnd"/>
+      <w:r>
+        <w:t>10);</w:t>
+      </w:r>
+    </w:p>
+    <w:p>
+      <w:pPr>
+        <w:pStyle w:val="Code"/>
+      </w:pPr>
+      <w:r>
+        <w:t xml:space="preserve">  </w:t>
+      </w:r>
+      <w:proofErr w:type="gramStart"/>
+      <w:r>
+        <w:t>digitalWrite(</w:t>
+      </w:r>
+      <w:proofErr w:type="gramEnd"/>
+      <w:r>
+        <w:t>triggerPin, LOW);</w:t>
+      </w:r>
+    </w:p>
+    <w:p>
+      <w:pPr>
+        <w:pStyle w:val="Code"/>
+      </w:pPr>
+    </w:p>
+    <w:p>
+      <w:pPr>
+        <w:pStyle w:val="Code"/>
+      </w:pPr>
+      <w:r>
+        <w:t xml:space="preserve">  </w:t>
+      </w:r>
+      <w:proofErr w:type="gramStart"/>
+      <w:r>
+        <w:t>pinMode(</w:t>
+      </w:r>
+      <w:proofErr w:type="gramEnd"/>
+      <w:r>
+        <w:t>echoPin, INPUT);</w:t>
+      </w:r>
+    </w:p>
+    <w:p>
+      <w:pPr>
+        <w:pStyle w:val="Code"/>
+      </w:pPr>
+      <w:r>
+        <w:t xml:space="preserve">  long duration = </w:t>
+      </w:r>
+      <w:proofErr w:type="gramStart"/>
+      <w:r>
+        <w:t>pulseIn(</w:t>
+      </w:r>
+      <w:proofErr w:type="gramEnd"/>
+      <w:r>
+        <w:t>echoPin, HIGH);</w:t>
       </w:r>
     </w:p>
     <w:p>
@@ -1294,7 +1501,15 @@
         <w:pStyle w:val="Code"/>
       </w:pPr>
       <w:r>
-        <w:t>void setup()</w:t>
+        <w:t xml:space="preserve">void </w:t>
+      </w:r>
+      <w:proofErr w:type="gramStart"/>
+      <w:r>
+        <w:t>setup(</w:t>
+      </w:r>
+      <w:proofErr w:type="gramEnd"/>
+      <w:r>
+        <w:t>)</w:t>
       </w:r>
     </w:p>
     <w:p>
@@ -1318,7 +1533,15 @@
         <w:pStyle w:val="Code"/>
       </w:pPr>
       <w:r>
-        <w:t xml:space="preserve">  pinMode(ledPin, OUTPUT);</w:t>
+        <w:t xml:space="preserve">  </w:t>
+      </w:r>
+      <w:proofErr w:type="gramStart"/>
+      <w:r>
+        <w:t>pinMode(</w:t>
+      </w:r>
+      <w:proofErr w:type="gramEnd"/>
+      <w:r>
+        <w:t>ledPin, OUTPUT);</w:t>
       </w:r>
     </w:p>
     <w:p>
@@ -1339,7 +1562,15 @@
         <w:pStyle w:val="Code"/>
       </w:pPr>
       <w:r>
-        <w:t>void loop()</w:t>
+        <w:t xml:space="preserve">void </w:t>
+      </w:r>
+      <w:proofErr w:type="gramStart"/>
+      <w:r>
+        <w:t>loop(</w:t>
+      </w:r>
+      <w:proofErr w:type="gramEnd"/>
+      <w:r>
+        <w:t>)</w:t>
       </w:r>
     </w:p>
     <w:p>
@@ -1355,7 +1586,15 @@
         <w:pStyle w:val="Code"/>
       </w:pPr>
       <w:r>
-        <w:t xml:space="preserve">  distanceInCm = getDistanceFromSensor(ultrasonicPin, ultrasonicPin);</w:t>
+        <w:t xml:space="preserve">  distanceInCm = </w:t>
+      </w:r>
+      <w:proofErr w:type="gramStart"/>
+      <w:r>
+        <w:t>getDistanceFromSensor(</w:t>
+      </w:r>
+      <w:proofErr w:type="gramEnd"/>
+      <w:r>
+        <w:t>ultrasonicPin, ultrasonicPin);</w:t>
       </w:r>
     </w:p>
     <w:p>
@@ -1395,7 +1634,15 @@
         <w:pStyle w:val="Code"/>
       </w:pPr>
       <w:r>
-        <w:t xml:space="preserve">    digitalWrite(ledPin, LOW);</w:t>
+        <w:t xml:space="preserve">    </w:t>
+      </w:r>
+      <w:proofErr w:type="gramStart"/>
+      <w:r>
+        <w:t>digitalWrite(</w:t>
+      </w:r>
+      <w:proofErr w:type="gramEnd"/>
+      <w:r>
+        <w:t>ledPin, LOW);</w:t>
       </w:r>
     </w:p>
     <w:p>
@@ -1427,7 +1674,15 @@
         <w:pStyle w:val="Code"/>
       </w:pPr>
       <w:r>
-        <w:t xml:space="preserve">    digitalWrite(ledPin, HIGH);</w:t>
+        <w:t xml:space="preserve">    </w:t>
+      </w:r>
+      <w:proofErr w:type="gramStart"/>
+      <w:r>
+        <w:t>digitalWrite(</w:t>
+      </w:r>
+      <w:proofErr w:type="gramEnd"/>
+      <w:r>
+        <w:t>ledPin, HIGH);</w:t>
       </w:r>
     </w:p>
     <w:p>
@@ -1443,7 +1698,15 @@
         <w:pStyle w:val="Code"/>
       </w:pPr>
       <w:r>
-        <w:t xml:space="preserve">  delay(100);</w:t>
+        <w:t xml:space="preserve">  </w:t>
+      </w:r>
+      <w:proofErr w:type="gramStart"/>
+      <w:r>
+        <w:t>delay(</w:t>
+      </w:r>
+      <w:proofErr w:type="gramEnd"/>
+      <w:r>
+        <w:t>100);</w:t>
       </w:r>
     </w:p>
     <w:p>
@@ -1637,7 +1900,15 @@
         <w:pStyle w:val="Code"/>
       </w:pPr>
       <w:r>
-        <w:t>void setup()</w:t>
+        <w:t xml:space="preserve">void </w:t>
+      </w:r>
+      <w:proofErr w:type="gramStart"/>
+      <w:r>
+        <w:t>setup(</w:t>
+      </w:r>
+      <w:proofErr w:type="gramEnd"/>
+      <w:r>
+        <w:t>)</w:t>
       </w:r>
     </w:p>
     <w:p>
@@ -1661,7 +1932,15 @@
         <w:pStyle w:val="Code"/>
       </w:pPr>
       <w:r>
-        <w:t xml:space="preserve">  servo.attach(servoPin);</w:t>
+        <w:t xml:space="preserve">  </w:t>
+      </w:r>
+      <w:proofErr w:type="gramStart"/>
+      <w:r>
+        <w:t>servo.attach</w:t>
+      </w:r>
+      <w:proofErr w:type="gramEnd"/>
+      <w:r>
+        <w:t>(servoPin);</w:t>
       </w:r>
     </w:p>
     <w:p>
@@ -1682,7 +1961,15 @@
         <w:pStyle w:val="Code"/>
       </w:pPr>
       <w:r>
-        <w:t>void loop()</w:t>
+        <w:t xml:space="preserve">void </w:t>
+      </w:r>
+      <w:proofErr w:type="gramStart"/>
+      <w:r>
+        <w:t>loop(</w:t>
+      </w:r>
+      <w:proofErr w:type="gramEnd"/>
+      <w:r>
+        <w:t>)</w:t>
       </w:r>
     </w:p>
     <w:p>
@@ -1714,7 +2001,15 @@
         <w:pStyle w:val="Code"/>
       </w:pPr>
       <w:r>
-        <w:t xml:space="preserve">    servo.write(180);</w:t>
+        <w:t xml:space="preserve">    </w:t>
+      </w:r>
+      <w:proofErr w:type="gramStart"/>
+      <w:r>
+        <w:t>servo.write</w:t>
+      </w:r>
+      <w:proofErr w:type="gramEnd"/>
+      <w:r>
+        <w:t>(180);</w:t>
       </w:r>
     </w:p>
     <w:p>
@@ -1746,7 +2041,15 @@
         <w:pStyle w:val="Code"/>
       </w:pPr>
       <w:r>
-        <w:t xml:space="preserve">    servo.write(-180);</w:t>
+        <w:t xml:space="preserve">    </w:t>
+      </w:r>
+      <w:proofErr w:type="gramStart"/>
+      <w:r>
+        <w:t>servo.write</w:t>
+      </w:r>
+      <w:proofErr w:type="gramEnd"/>
+      <w:r>
+        <w:t>(-180);</w:t>
       </w:r>
     </w:p>
     <w:p>
@@ -1770,7 +2073,15 @@
         <w:pStyle w:val="Code"/>
       </w:pPr>
       <w:r>
-        <w:t xml:space="preserve">  delay(2000);</w:t>
+        <w:t xml:space="preserve">  </w:t>
+      </w:r>
+      <w:proofErr w:type="gramStart"/>
+      <w:r>
+        <w:t>delay(</w:t>
+      </w:r>
+      <w:proofErr w:type="gramEnd"/>
+      <w:r>
+        <w:t>2000);</w:t>
       </w:r>
     </w:p>
     <w:p>
@@ -1975,7 +2286,15 @@
         <w:pStyle w:val="Code"/>
       </w:pPr>
       <w:r>
-        <w:t>void setup()</w:t>
+        <w:t xml:space="preserve">void </w:t>
+      </w:r>
+      <w:proofErr w:type="gramStart"/>
+      <w:r>
+        <w:t>setup(</w:t>
+      </w:r>
+      <w:proofErr w:type="gramEnd"/>
+      <w:r>
+        <w:t>)</w:t>
       </w:r>
     </w:p>
     <w:p>
@@ -1999,15 +2318,31 @@
         <w:pStyle w:val="Code"/>
       </w:pPr>
       <w:r>
-        <w:t>  servo.attach(servoPin);</w:t>
-      </w:r>
-    </w:p>
-    <w:p>
-      <w:pPr>
-        <w:pStyle w:val="Code"/>
-      </w:pPr>
-      <w:r>
-        <w:t>  pinMode(switchPin, INPUT);</w:t>
+        <w:t xml:space="preserve">  </w:t>
+      </w:r>
+      <w:proofErr w:type="gramStart"/>
+      <w:r>
+        <w:t>servo.attach</w:t>
+      </w:r>
+      <w:proofErr w:type="gramEnd"/>
+      <w:r>
+        <w:t>(servoPin);</w:t>
+      </w:r>
+    </w:p>
+    <w:p>
+      <w:pPr>
+        <w:pStyle w:val="Code"/>
+      </w:pPr>
+      <w:r>
+        <w:t xml:space="preserve">  </w:t>
+      </w:r>
+      <w:proofErr w:type="gramStart"/>
+      <w:r>
+        <w:t>pinMode(</w:t>
+      </w:r>
+      <w:proofErr w:type="gramEnd"/>
+      <w:r>
+        <w:t>switchPin, INPUT);</w:t>
       </w:r>
     </w:p>
     <w:p>
@@ -2028,7 +2363,15 @@
         <w:pStyle w:val="Code"/>
       </w:pPr>
       <w:r>
-        <w:t>void loop()</w:t>
+        <w:t xml:space="preserve">void </w:t>
+      </w:r>
+      <w:proofErr w:type="gramStart"/>
+      <w:r>
+        <w:t>loop(</w:t>
+      </w:r>
+      <w:proofErr w:type="gramEnd"/>
+      <w:r>
+        <w:t>)</w:t>
       </w:r>
     </w:p>
     <w:p>
@@ -2068,7 +2411,15 @@
         <w:pStyle w:val="Code"/>
       </w:pPr>
       <w:r>
-        <w:t>    servo.write(90);</w:t>
+        <w:t xml:space="preserve">    </w:t>
+      </w:r>
+      <w:proofErr w:type="gramStart"/>
+      <w:r>
+        <w:t>servo.write</w:t>
+      </w:r>
+      <w:proofErr w:type="gramEnd"/>
+      <w:r>
+        <w:t>(90);</w:t>
       </w:r>
     </w:p>
     <w:p>
@@ -2100,7 +2451,15 @@
         <w:pStyle w:val="Code"/>
       </w:pPr>
       <w:r>
-        <w:t>    servo.write(-90);</w:t>
+        <w:t xml:space="preserve">    </w:t>
+      </w:r>
+      <w:proofErr w:type="gramStart"/>
+      <w:r>
+        <w:t>servo.write</w:t>
+      </w:r>
+      <w:proofErr w:type="gramEnd"/>
+      <w:r>
+        <w:t>(-90);</w:t>
       </w:r>
     </w:p>
     <w:p>
@@ -2116,7 +2475,15 @@
         <w:pStyle w:val="Code"/>
       </w:pPr>
       <w:r>
-        <w:t>  delay(12);</w:t>
+        <w:t xml:space="preserve">  </w:t>
+      </w:r>
+      <w:proofErr w:type="gramStart"/>
+      <w:r>
+        <w:t>delay(</w:t>
+      </w:r>
+      <w:proofErr w:type="gramEnd"/>
+      <w:r>
+        <w:t>12);</w:t>
       </w:r>
     </w:p>
     <w:p>
@@ -2148,6 +2515,9 @@
     <w:p>
       <w:pPr>
         <w:pStyle w:val="H2"/>
+        <w:rPr>
+          <w:lang w:val="en-US"/>
+        </w:rPr>
       </w:pPr>
       <w:r>
         <w:t>3</w:t>
@@ -2161,6 +2531,842 @@
       <w:r>
         <w:t>ять світлодіодів</w:t>
       </w:r>
+    </w:p>
+    <w:p>
+      <w:pPr>
+        <w:pStyle w:val="P"/>
+        <w:rPr>
+          <w:lang w:val="en-US"/>
+        </w:rPr>
+      </w:pPr>
+    </w:p>
+    <w:p>
+      <w:pPr>
+        <w:pStyle w:val="P"/>
+      </w:pPr>
+      <w:r>
+        <w:t>Додано:</w:t>
+      </w:r>
+    </w:p>
+    <w:p>
+      <w:pPr>
+        <w:pStyle w:val="P"/>
+      </w:pPr>
+    </w:p>
+    <w:p>
+      <w:pPr>
+        <w:pStyle w:val="IMG"/>
+      </w:pPr>
+      <w:r>
+        <w:lastRenderedPageBreak/>
+        <w:drawing>
+          <wp:inline distT="0" distB="0" distL="0" distR="0" wp14:anchorId="7AAE7299" wp14:editId="570ED1A0">
+            <wp:extent cx="5683348" cy="8531948"/>
+            <wp:effectExtent l="0" t="0" r="0" b="2540"/>
+            <wp:docPr id="1003803900" name="Рисунок 1" descr="Зображення, що містить Електронна інженерія, текст, Компонент схеми, Електронний компонент&#10;&#10;Вміст, створений ШІ, може бути неправильним."/>
+            <wp:cNvGraphicFramePr>
+              <a:graphicFrameLocks xmlns:a="http://schemas.openxmlformats.org/drawingml/2006/main" noChangeAspect="1"/>
+            </wp:cNvGraphicFramePr>
+            <a:graphic xmlns:a="http://schemas.openxmlformats.org/drawingml/2006/main">
+              <a:graphicData uri="http://schemas.openxmlformats.org/drawingml/2006/picture">
+                <pic:pic xmlns:pic="http://schemas.openxmlformats.org/drawingml/2006/picture">
+                  <pic:nvPicPr>
+                    <pic:cNvPr id="1003803900" name="Рисунок 1" descr="Зображення, що містить Електронна інженерія, текст, Компонент схеми, Електронний компонент&#10;&#10;Вміст, створений ШІ, може бути неправильним."/>
+                    <pic:cNvPicPr/>
+                  </pic:nvPicPr>
+                  <pic:blipFill>
+                    <a:blip r:embed="rId11"/>
+                    <a:stretch>
+                      <a:fillRect/>
+                    </a:stretch>
+                  </pic:blipFill>
+                  <pic:spPr>
+                    <a:xfrm>
+                      <a:off x="0" y="0"/>
+                      <a:ext cx="5684518" cy="8533704"/>
+                    </a:xfrm>
+                    <a:prstGeom prst="rect">
+                      <a:avLst/>
+                    </a:prstGeom>
+                  </pic:spPr>
+                </pic:pic>
+              </a:graphicData>
+            </a:graphic>
+          </wp:inline>
+        </w:drawing>
+      </w:r>
+    </w:p>
+    <w:p>
+      <w:pPr>
+        <w:pStyle w:val="IMG"/>
+      </w:pPr>
+      <w:r>
+        <w:t>Рисунок 3.1 – Додані компоненти системи</w:t>
+      </w:r>
+    </w:p>
+    <w:p>
+      <w:pPr>
+        <w:pStyle w:val="P"/>
+      </w:pPr>
+    </w:p>
+    <w:p>
+      <w:pPr>
+        <w:pStyle w:val="P"/>
+      </w:pPr>
+      <w:r>
+        <w:t>Для початку було написано такий код:</w:t>
+      </w:r>
+    </w:p>
+    <w:p>
+      <w:pPr>
+        <w:pStyle w:val="P"/>
+      </w:pPr>
+    </w:p>
+    <w:p>
+      <w:pPr>
+        <w:pStyle w:val="Code"/>
+      </w:pPr>
+      <w:r>
+        <w:t>const int redLedPin = 4;</w:t>
+      </w:r>
+    </w:p>
+    <w:p>
+      <w:pPr>
+        <w:pStyle w:val="Code"/>
+      </w:pPr>
+      <w:r>
+        <w:t>const int orangeLedPin = 3;</w:t>
+      </w:r>
+    </w:p>
+    <w:p>
+      <w:pPr>
+        <w:pStyle w:val="Code"/>
+      </w:pPr>
+      <w:r>
+        <w:t>const int yellowLedPin = 2;</w:t>
+      </w:r>
+    </w:p>
+    <w:p>
+      <w:pPr>
+        <w:pStyle w:val="Code"/>
+      </w:pPr>
+      <w:r>
+        <w:t>const int greenLedPin = 1;</w:t>
+      </w:r>
+    </w:p>
+    <w:p>
+      <w:pPr>
+        <w:pStyle w:val="Code"/>
+      </w:pPr>
+      <w:r>
+        <w:t>const int blueLedPin = 0;</w:t>
+      </w:r>
+    </w:p>
+    <w:p>
+      <w:pPr>
+        <w:pStyle w:val="Code"/>
+      </w:pPr>
+    </w:p>
+    <w:p>
+      <w:pPr>
+        <w:pStyle w:val="Code"/>
+      </w:pPr>
+      <w:r>
+        <w:t xml:space="preserve">void </w:t>
+      </w:r>
+      <w:proofErr w:type="gramStart"/>
+      <w:r>
+        <w:t>loop(</w:t>
+      </w:r>
+      <w:proofErr w:type="gramEnd"/>
+      <w:r>
+        <w:t>)</w:t>
+      </w:r>
+    </w:p>
+    <w:p>
+      <w:pPr>
+        <w:pStyle w:val="Code"/>
+      </w:pPr>
+      <w:r>
+        <w:t>{</w:t>
+      </w:r>
+    </w:p>
+    <w:p>
+      <w:pPr>
+        <w:pStyle w:val="Code"/>
+      </w:pPr>
+      <w:r>
+        <w:t>  int distance_to_object = 200;</w:t>
+      </w:r>
+    </w:p>
+    <w:p>
+      <w:pPr>
+        <w:pStyle w:val="Code"/>
+      </w:pPr>
+      <w:r>
+        <w:t>  if (distance_to_object &lt; 50)</w:t>
+      </w:r>
+    </w:p>
+    <w:p>
+      <w:pPr>
+        <w:pStyle w:val="Code"/>
+      </w:pPr>
+      <w:r>
+        <w:t>  {</w:t>
+      </w:r>
+    </w:p>
+    <w:p>
+      <w:pPr>
+        <w:pStyle w:val="Code"/>
+      </w:pPr>
+      <w:r>
+        <w:t xml:space="preserve">    </w:t>
+      </w:r>
+      <w:proofErr w:type="gramStart"/>
+      <w:r>
+        <w:t>digitalWrite(</w:t>
+      </w:r>
+      <w:proofErr w:type="gramEnd"/>
+      <w:r>
+        <w:t>redLedPin, HIGH);</w:t>
+      </w:r>
+    </w:p>
+    <w:p>
+      <w:pPr>
+        <w:pStyle w:val="Code"/>
+      </w:pPr>
+      <w:r>
+        <w:t xml:space="preserve">    </w:t>
+      </w:r>
+      <w:proofErr w:type="gramStart"/>
+      <w:r>
+        <w:t>digitalWrite(</w:t>
+      </w:r>
+      <w:proofErr w:type="gramEnd"/>
+      <w:r>
+        <w:t>orangeLedPin, HIGH);</w:t>
+      </w:r>
+    </w:p>
+    <w:p>
+      <w:pPr>
+        <w:pStyle w:val="Code"/>
+      </w:pPr>
+      <w:r>
+        <w:t xml:space="preserve">    </w:t>
+      </w:r>
+      <w:proofErr w:type="gramStart"/>
+      <w:r>
+        <w:t>digitalWrite(</w:t>
+      </w:r>
+      <w:proofErr w:type="gramEnd"/>
+      <w:r>
+        <w:t>yellowLedPin, HIGH);</w:t>
+      </w:r>
+    </w:p>
+    <w:p>
+      <w:pPr>
+        <w:pStyle w:val="Code"/>
+      </w:pPr>
+      <w:r>
+        <w:t xml:space="preserve">    </w:t>
+      </w:r>
+      <w:proofErr w:type="gramStart"/>
+      <w:r>
+        <w:t>digitalWrite(</w:t>
+      </w:r>
+      <w:proofErr w:type="gramEnd"/>
+      <w:r>
+        <w:t>greenLedPin, HIGH);</w:t>
+      </w:r>
+    </w:p>
+    <w:p>
+      <w:pPr>
+        <w:pStyle w:val="Code"/>
+      </w:pPr>
+      <w:r>
+        <w:t xml:space="preserve">    </w:t>
+      </w:r>
+      <w:proofErr w:type="gramStart"/>
+      <w:r>
+        <w:t>digitalWrite(</w:t>
+      </w:r>
+      <w:proofErr w:type="gramEnd"/>
+      <w:r>
+        <w:t>blueLedPin, HIGH);</w:t>
+      </w:r>
+    </w:p>
+    <w:p>
+      <w:pPr>
+        <w:pStyle w:val="Code"/>
+      </w:pPr>
+      <w:r>
+        <w:t>  }</w:t>
+      </w:r>
+    </w:p>
+    <w:p>
+      <w:pPr>
+        <w:pStyle w:val="Code"/>
+      </w:pPr>
+      <w:r>
+        <w:t>  else if (distance_to_object &gt; 50 &amp;&amp; distance_to_object &lt; 100)</w:t>
+      </w:r>
+    </w:p>
+    <w:p>
+      <w:pPr>
+        <w:pStyle w:val="Code"/>
+      </w:pPr>
+      <w:r>
+        <w:t>  {</w:t>
+      </w:r>
+    </w:p>
+    <w:p>
+      <w:pPr>
+        <w:pStyle w:val="Code"/>
+      </w:pPr>
+      <w:r>
+        <w:t xml:space="preserve">    </w:t>
+      </w:r>
+      <w:proofErr w:type="gramStart"/>
+      <w:r>
+        <w:t>digitalWrite(</w:t>
+      </w:r>
+      <w:proofErr w:type="gramEnd"/>
+      <w:r>
+        <w:t>redLedPin, LOW);</w:t>
+      </w:r>
+    </w:p>
+    <w:p>
+      <w:pPr>
+        <w:pStyle w:val="Code"/>
+      </w:pPr>
+      <w:r>
+        <w:t xml:space="preserve">    </w:t>
+      </w:r>
+      <w:proofErr w:type="gramStart"/>
+      <w:r>
+        <w:t>digitalWrite(</w:t>
+      </w:r>
+      <w:proofErr w:type="gramEnd"/>
+      <w:r>
+        <w:t>orangeLedPin, HIGH);</w:t>
+      </w:r>
+    </w:p>
+    <w:p>
+      <w:pPr>
+        <w:pStyle w:val="Code"/>
+      </w:pPr>
+      <w:r>
+        <w:t xml:space="preserve">    </w:t>
+      </w:r>
+      <w:proofErr w:type="gramStart"/>
+      <w:r>
+        <w:t>digitalWrite(</w:t>
+      </w:r>
+      <w:proofErr w:type="gramEnd"/>
+      <w:r>
+        <w:t>yellowLedPin, HIGH);</w:t>
+      </w:r>
+    </w:p>
+    <w:p>
+      <w:pPr>
+        <w:pStyle w:val="Code"/>
+      </w:pPr>
+      <w:r>
+        <w:t xml:space="preserve">    </w:t>
+      </w:r>
+      <w:proofErr w:type="gramStart"/>
+      <w:r>
+        <w:t>digitalWrite(</w:t>
+      </w:r>
+      <w:proofErr w:type="gramEnd"/>
+      <w:r>
+        <w:t>greenLedPin, HIGH);</w:t>
+      </w:r>
+    </w:p>
+    <w:p>
+      <w:pPr>
+        <w:pStyle w:val="Code"/>
+      </w:pPr>
+      <w:r>
+        <w:t xml:space="preserve">    </w:t>
+      </w:r>
+      <w:proofErr w:type="gramStart"/>
+      <w:r>
+        <w:t>digitalWrite(</w:t>
+      </w:r>
+      <w:proofErr w:type="gramEnd"/>
+      <w:r>
+        <w:t>blueLedPin, HIGH);</w:t>
+      </w:r>
+    </w:p>
+    <w:p>
+      <w:pPr>
+        <w:pStyle w:val="Code"/>
+      </w:pPr>
+      <w:r>
+        <w:t>  }</w:t>
+      </w:r>
+    </w:p>
+    <w:p>
+      <w:pPr>
+        <w:pStyle w:val="Code"/>
+      </w:pPr>
+      <w:r>
+        <w:t>  else if (distance_to_object &gt; 100 &amp;&amp; distance_to_object &lt; 150)</w:t>
+      </w:r>
+    </w:p>
+    <w:p>
+      <w:pPr>
+        <w:pStyle w:val="Code"/>
+      </w:pPr>
+      <w:r>
+        <w:t>  {</w:t>
+      </w:r>
+    </w:p>
+    <w:p>
+      <w:pPr>
+        <w:pStyle w:val="Code"/>
+      </w:pPr>
+      <w:r>
+        <w:t xml:space="preserve">    </w:t>
+      </w:r>
+      <w:proofErr w:type="gramStart"/>
+      <w:r>
+        <w:t>digitalWrite(</w:t>
+      </w:r>
+      <w:proofErr w:type="gramEnd"/>
+      <w:r>
+        <w:t>redLedPin, LOW);</w:t>
+      </w:r>
+    </w:p>
+    <w:p>
+      <w:pPr>
+        <w:pStyle w:val="Code"/>
+      </w:pPr>
+      <w:r>
+        <w:t xml:space="preserve">    </w:t>
+      </w:r>
+      <w:proofErr w:type="gramStart"/>
+      <w:r>
+        <w:t>digitalWrite(</w:t>
+      </w:r>
+      <w:proofErr w:type="gramEnd"/>
+      <w:r>
+        <w:t>orangeLedPin, LOW);</w:t>
+      </w:r>
+    </w:p>
+    <w:p>
+      <w:pPr>
+        <w:pStyle w:val="Code"/>
+      </w:pPr>
+      <w:r>
+        <w:t xml:space="preserve">    </w:t>
+      </w:r>
+      <w:proofErr w:type="gramStart"/>
+      <w:r>
+        <w:t>digitalWrite(</w:t>
+      </w:r>
+      <w:proofErr w:type="gramEnd"/>
+      <w:r>
+        <w:t>yellowLedPin, HIGH);</w:t>
+      </w:r>
+    </w:p>
+    <w:p>
+      <w:pPr>
+        <w:pStyle w:val="Code"/>
+      </w:pPr>
+      <w:r>
+        <w:t xml:space="preserve">    </w:t>
+      </w:r>
+      <w:proofErr w:type="gramStart"/>
+      <w:r>
+        <w:t>digitalWrite(</w:t>
+      </w:r>
+      <w:proofErr w:type="gramEnd"/>
+      <w:r>
+        <w:t>greenLedPin, HIGH);</w:t>
+      </w:r>
+    </w:p>
+    <w:p>
+      <w:pPr>
+        <w:pStyle w:val="Code"/>
+      </w:pPr>
+      <w:r>
+        <w:t xml:space="preserve">    </w:t>
+      </w:r>
+      <w:proofErr w:type="gramStart"/>
+      <w:r>
+        <w:t>digitalWrite(</w:t>
+      </w:r>
+      <w:proofErr w:type="gramEnd"/>
+      <w:r>
+        <w:t>blueLedPin, HIGH);</w:t>
+      </w:r>
+    </w:p>
+    <w:p>
+      <w:pPr>
+        <w:pStyle w:val="Code"/>
+      </w:pPr>
+      <w:r>
+        <w:t>  }</w:t>
+      </w:r>
+    </w:p>
+    <w:p>
+      <w:pPr>
+        <w:pStyle w:val="Code"/>
+      </w:pPr>
+      <w:r>
+        <w:t>  else if (distance_to_object &gt; 150 &amp;&amp; distance_to_object &lt; 200)</w:t>
+      </w:r>
+    </w:p>
+    <w:p>
+      <w:pPr>
+        <w:pStyle w:val="Code"/>
+      </w:pPr>
+      <w:r>
+        <w:t>  {</w:t>
+      </w:r>
+    </w:p>
+    <w:p>
+      <w:pPr>
+        <w:pStyle w:val="Code"/>
+      </w:pPr>
+      <w:r>
+        <w:t xml:space="preserve">    </w:t>
+      </w:r>
+      <w:proofErr w:type="gramStart"/>
+      <w:r>
+        <w:t>digitalWrite(</w:t>
+      </w:r>
+      <w:proofErr w:type="gramEnd"/>
+      <w:r>
+        <w:t>redLedPin, LOW);</w:t>
+      </w:r>
+    </w:p>
+    <w:p>
+      <w:pPr>
+        <w:pStyle w:val="Code"/>
+      </w:pPr>
+      <w:r>
+        <w:t xml:space="preserve">    </w:t>
+      </w:r>
+      <w:proofErr w:type="gramStart"/>
+      <w:r>
+        <w:t>digitalWrite(</w:t>
+      </w:r>
+      <w:proofErr w:type="gramEnd"/>
+      <w:r>
+        <w:t>orangeLedPin, LOW);</w:t>
+      </w:r>
+    </w:p>
+    <w:p>
+      <w:pPr>
+        <w:pStyle w:val="Code"/>
+      </w:pPr>
+      <w:r>
+        <w:t xml:space="preserve">    </w:t>
+      </w:r>
+      <w:proofErr w:type="gramStart"/>
+      <w:r>
+        <w:t>digitalWrite(</w:t>
+      </w:r>
+      <w:proofErr w:type="gramEnd"/>
+      <w:r>
+        <w:t>yellowLedPin, LOW);</w:t>
+      </w:r>
+    </w:p>
+    <w:p>
+      <w:pPr>
+        <w:pStyle w:val="Code"/>
+      </w:pPr>
+      <w:r>
+        <w:t xml:space="preserve">    </w:t>
+      </w:r>
+      <w:proofErr w:type="gramStart"/>
+      <w:r>
+        <w:t>digitalWrite(</w:t>
+      </w:r>
+      <w:proofErr w:type="gramEnd"/>
+      <w:r>
+        <w:t>greenLedPin, HIGH);</w:t>
+      </w:r>
+    </w:p>
+    <w:p>
+      <w:pPr>
+        <w:pStyle w:val="Code"/>
+      </w:pPr>
+      <w:r>
+        <w:t xml:space="preserve">    </w:t>
+      </w:r>
+      <w:proofErr w:type="gramStart"/>
+      <w:r>
+        <w:t>digitalWrite(</w:t>
+      </w:r>
+      <w:proofErr w:type="gramEnd"/>
+      <w:r>
+        <w:t>blueLedPin, HIGH);</w:t>
+      </w:r>
+    </w:p>
+    <w:p>
+      <w:pPr>
+        <w:pStyle w:val="Code"/>
+      </w:pPr>
+      <w:r>
+        <w:t>  }</w:t>
+      </w:r>
+    </w:p>
+    <w:p>
+      <w:pPr>
+        <w:pStyle w:val="Code"/>
+      </w:pPr>
+      <w:r>
+        <w:t>  else if (distance_to_object &gt; 200 &amp;&amp; distance_to_object &lt; 300)</w:t>
+      </w:r>
+    </w:p>
+    <w:p>
+      <w:pPr>
+        <w:pStyle w:val="Code"/>
+      </w:pPr>
+      <w:r>
+        <w:t>  {</w:t>
+      </w:r>
+    </w:p>
+    <w:p>
+      <w:pPr>
+        <w:pStyle w:val="Code"/>
+      </w:pPr>
+      <w:r>
+        <w:t xml:space="preserve">    </w:t>
+      </w:r>
+      <w:proofErr w:type="gramStart"/>
+      <w:r>
+        <w:t>digitalWrite(</w:t>
+      </w:r>
+      <w:proofErr w:type="gramEnd"/>
+      <w:r>
+        <w:t>redLedPin, LOW);</w:t>
+      </w:r>
+    </w:p>
+    <w:p>
+      <w:pPr>
+        <w:pStyle w:val="Code"/>
+      </w:pPr>
+      <w:r>
+        <w:t xml:space="preserve">    </w:t>
+      </w:r>
+      <w:proofErr w:type="gramStart"/>
+      <w:r>
+        <w:t>digitalWrite(</w:t>
+      </w:r>
+      <w:proofErr w:type="gramEnd"/>
+      <w:r>
+        <w:t>orangeLedPin, LOW);</w:t>
+      </w:r>
+    </w:p>
+    <w:p>
+      <w:pPr>
+        <w:pStyle w:val="Code"/>
+      </w:pPr>
+      <w:r>
+        <w:t xml:space="preserve">    </w:t>
+      </w:r>
+      <w:proofErr w:type="gramStart"/>
+      <w:r>
+        <w:t>digitalWrite(</w:t>
+      </w:r>
+      <w:proofErr w:type="gramEnd"/>
+      <w:r>
+        <w:t>yellowLedPin, LOW);</w:t>
+      </w:r>
+    </w:p>
+    <w:p>
+      <w:pPr>
+        <w:pStyle w:val="Code"/>
+      </w:pPr>
+      <w:r>
+        <w:t xml:space="preserve">    </w:t>
+      </w:r>
+      <w:proofErr w:type="gramStart"/>
+      <w:r>
+        <w:t>digitalWrite(</w:t>
+      </w:r>
+      <w:proofErr w:type="gramEnd"/>
+      <w:r>
+        <w:t>greenLedPin, LOW);</w:t>
+      </w:r>
+    </w:p>
+    <w:p>
+      <w:pPr>
+        <w:pStyle w:val="Code"/>
+      </w:pPr>
+      <w:r>
+        <w:t xml:space="preserve">    </w:t>
+      </w:r>
+      <w:proofErr w:type="gramStart"/>
+      <w:r>
+        <w:t>digitalWrite(</w:t>
+      </w:r>
+      <w:proofErr w:type="gramEnd"/>
+      <w:r>
+        <w:t>blueLedPin, HIGH);</w:t>
+      </w:r>
+    </w:p>
+    <w:p>
+      <w:pPr>
+        <w:pStyle w:val="Code"/>
+      </w:pPr>
+      <w:r>
+        <w:t>  }</w:t>
+      </w:r>
+    </w:p>
+    <w:p>
+      <w:pPr>
+        <w:pStyle w:val="Code"/>
+      </w:pPr>
+      <w:r>
+        <w:t>  else</w:t>
+      </w:r>
+    </w:p>
+    <w:p>
+      <w:pPr>
+        <w:pStyle w:val="Code"/>
+      </w:pPr>
+      <w:r>
+        <w:t>  {</w:t>
+      </w:r>
+    </w:p>
+    <w:p>
+      <w:pPr>
+        <w:pStyle w:val="Code"/>
+      </w:pPr>
+      <w:r>
+        <w:t xml:space="preserve">    </w:t>
+      </w:r>
+      <w:proofErr w:type="gramStart"/>
+      <w:r>
+        <w:t>digitalWrite(</w:t>
+      </w:r>
+      <w:proofErr w:type="gramEnd"/>
+      <w:r>
+        <w:t>redLedPin, LOW);</w:t>
+      </w:r>
+    </w:p>
+    <w:p>
+      <w:pPr>
+        <w:pStyle w:val="Code"/>
+      </w:pPr>
+      <w:r>
+        <w:lastRenderedPageBreak/>
+        <w:t xml:space="preserve">    </w:t>
+      </w:r>
+      <w:proofErr w:type="gramStart"/>
+      <w:r>
+        <w:t>digitalWrite(</w:t>
+      </w:r>
+      <w:proofErr w:type="gramEnd"/>
+      <w:r>
+        <w:t>orangeLedPin, LOW);</w:t>
+      </w:r>
+    </w:p>
+    <w:p>
+      <w:pPr>
+        <w:pStyle w:val="Code"/>
+      </w:pPr>
+      <w:r>
+        <w:t xml:space="preserve">    </w:t>
+      </w:r>
+      <w:proofErr w:type="gramStart"/>
+      <w:r>
+        <w:t>digitalWrite(</w:t>
+      </w:r>
+      <w:proofErr w:type="gramEnd"/>
+      <w:r>
+        <w:t>yellowLedPin, LOW);</w:t>
+      </w:r>
+    </w:p>
+    <w:p>
+      <w:pPr>
+        <w:pStyle w:val="Code"/>
+      </w:pPr>
+      <w:r>
+        <w:t xml:space="preserve">    </w:t>
+      </w:r>
+      <w:proofErr w:type="gramStart"/>
+      <w:r>
+        <w:t>digitalWrite(</w:t>
+      </w:r>
+      <w:proofErr w:type="gramEnd"/>
+      <w:r>
+        <w:t>greenLedPin, LOW);</w:t>
+      </w:r>
+    </w:p>
+    <w:p>
+      <w:pPr>
+        <w:pStyle w:val="Code"/>
+      </w:pPr>
+      <w:r>
+        <w:t xml:space="preserve">    </w:t>
+      </w:r>
+      <w:proofErr w:type="gramStart"/>
+      <w:r>
+        <w:t>digitalWrite(</w:t>
+      </w:r>
+      <w:proofErr w:type="gramEnd"/>
+      <w:r>
+        <w:t>blueLedPin, LOW);</w:t>
+      </w:r>
+    </w:p>
+    <w:p>
+      <w:pPr>
+        <w:pStyle w:val="Code"/>
+      </w:pPr>
+      <w:r>
+        <w:t>  }</w:t>
+      </w:r>
+    </w:p>
+    <w:p>
+      <w:pPr>
+        <w:pStyle w:val="Code"/>
+      </w:pPr>
+      <w:r>
+        <w:t>}</w:t>
+      </w:r>
+    </w:p>
+    <w:p>
+      <w:pPr>
+        <w:pStyle w:val="P"/>
+      </w:pPr>
+    </w:p>
+    <w:p>
+      <w:pPr>
+        <w:pStyle w:val="P"/>
+      </w:pPr>
+      <w:r>
+        <w:t xml:space="preserve">Через відсутність функції </w:t>
+      </w:r>
+      <w:r>
+        <w:rPr>
+          <w:rStyle w:val="CodeChar"/>
+        </w:rPr>
+        <w:t>setup</w:t>
+      </w:r>
+      <w:r>
+        <w:rPr>
+          <w:lang w:val="en-US"/>
+        </w:rPr>
+        <w:t xml:space="preserve"> </w:t>
+      </w:r>
+      <w:r>
+        <w:t>програма не працювала.</w:t>
+      </w:r>
+    </w:p>
+    <w:p>
+      <w:pPr>
+        <w:pStyle w:val="P"/>
+        <w:rPr>
+          <w:lang w:val="en-US"/>
+        </w:rPr>
+      </w:pPr>
     </w:p>
     <w:p>
       <w:pPr>

--- a/32IV Inzhenerija vbudovanyh/2/KNT-122_Onyshchenko_Variant-19_PR2.docx
+++ b/32IV Inzhenerija vbudovanyh/2/KNT-122_Onyshchenko_Variant-19_PR2.docx
@@ -732,13 +732,8 @@
         <w:pStyle w:val="Code"/>
       </w:pPr>
       <w:r>
-        <w:t xml:space="preserve">long </w:t>
-      </w:r>
-      <w:proofErr w:type="gramStart"/>
-      <w:r>
-        <w:t>readUltrasonicDistance(</w:t>
-      </w:r>
-      <w:proofErr w:type="gramEnd"/>
+        <w:t>long readUltrasonicDistance(</w:t>
+      </w:r>
     </w:p>
     <w:p>
       <w:pPr>
@@ -769,132 +764,68 @@
         <w:pStyle w:val="Code"/>
       </w:pPr>
       <w:r>
-        <w:t xml:space="preserve">  </w:t>
-      </w:r>
-      <w:proofErr w:type="gramStart"/>
-      <w:r>
-        <w:t>pinMode(</w:t>
-      </w:r>
-      <w:proofErr w:type="gramEnd"/>
-      <w:r>
-        <w:t>triggerPin, OUTPUT);</w:t>
-      </w:r>
-    </w:p>
-    <w:p>
-      <w:pPr>
-        <w:pStyle w:val="Code"/>
-      </w:pPr>
-      <w:r>
-        <w:t xml:space="preserve">  </w:t>
-      </w:r>
-      <w:proofErr w:type="gramStart"/>
-      <w:r>
-        <w:t>digitalWrite(</w:t>
-      </w:r>
-      <w:proofErr w:type="gramEnd"/>
-      <w:r>
-        <w:t>triggerPin, LOW);</w:t>
-      </w:r>
-    </w:p>
-    <w:p>
-      <w:pPr>
-        <w:pStyle w:val="Code"/>
-      </w:pPr>
-      <w:r>
-        <w:t xml:space="preserve">  </w:t>
-      </w:r>
-      <w:proofErr w:type="gramStart"/>
-      <w:r>
-        <w:t>delayMicroseconds(</w:t>
-      </w:r>
-      <w:proofErr w:type="gramEnd"/>
-      <w:r>
-        <w:t>2);</w:t>
-      </w:r>
-    </w:p>
-    <w:p>
-      <w:pPr>
-        <w:pStyle w:val="Code"/>
-      </w:pPr>
-      <w:r>
-        <w:t xml:space="preserve">  </w:t>
-      </w:r>
-      <w:proofErr w:type="gramStart"/>
-      <w:r>
-        <w:t>digitalWrite(</w:t>
-      </w:r>
-      <w:proofErr w:type="gramEnd"/>
-      <w:r>
-        <w:t>triggerPin, HIGH);</w:t>
-      </w:r>
-    </w:p>
-    <w:p>
-      <w:pPr>
-        <w:pStyle w:val="Code"/>
-      </w:pPr>
-      <w:r>
-        <w:t xml:space="preserve">  </w:t>
-      </w:r>
-      <w:proofErr w:type="gramStart"/>
-      <w:r>
-        <w:t>delayMicroseconds(</w:t>
-      </w:r>
-      <w:proofErr w:type="gramEnd"/>
-      <w:r>
-        <w:t>10);</w:t>
-      </w:r>
-    </w:p>
-    <w:p>
-      <w:pPr>
-        <w:pStyle w:val="Code"/>
-      </w:pPr>
-      <w:r>
-        <w:t xml:space="preserve">  </w:t>
-      </w:r>
-      <w:proofErr w:type="gramStart"/>
-      <w:r>
-        <w:t>digitalWrite(</w:t>
-      </w:r>
-      <w:proofErr w:type="gramEnd"/>
-      <w:r>
-        <w:t>triggerPin, LOW);</w:t>
-      </w:r>
-    </w:p>
-    <w:p>
-      <w:pPr>
-        <w:pStyle w:val="Code"/>
-      </w:pPr>
-      <w:r>
-        <w:t xml:space="preserve">  </w:t>
-      </w:r>
-      <w:proofErr w:type="gramStart"/>
-      <w:r>
-        <w:t>pinMode(</w:t>
-      </w:r>
-      <w:proofErr w:type="gramEnd"/>
-      <w:r>
-        <w:t>echoPin, INPUT);</w:t>
-      </w:r>
-    </w:p>
-    <w:p>
-      <w:pPr>
-        <w:pStyle w:val="Code"/>
-      </w:pPr>
-    </w:p>
-    <w:p>
-      <w:pPr>
-        <w:pStyle w:val="Code"/>
-      </w:pPr>
-      <w:r>
-        <w:t xml:space="preserve">  long duration=</w:t>
-      </w:r>
-      <w:proofErr w:type="gramStart"/>
-      <w:r>
-        <w:t>pulseIn(</w:t>
-      </w:r>
-      <w:proofErr w:type="gramEnd"/>
-      <w:r>
-        <w:t>echoPin, HIGH);</w:t>
+        <w:t xml:space="preserve">  pinMode(triggerPin, OUTPUT);</w:t>
+      </w:r>
+    </w:p>
+    <w:p>
+      <w:pPr>
+        <w:pStyle w:val="Code"/>
+      </w:pPr>
+      <w:r>
+        <w:t xml:space="preserve">  digitalWrite(triggerPin, LOW);</w:t>
+      </w:r>
+    </w:p>
+    <w:p>
+      <w:pPr>
+        <w:pStyle w:val="Code"/>
+      </w:pPr>
+      <w:r>
+        <w:t xml:space="preserve">  delayMicroseconds(2);</w:t>
+      </w:r>
+    </w:p>
+    <w:p>
+      <w:pPr>
+        <w:pStyle w:val="Code"/>
+      </w:pPr>
+      <w:r>
+        <w:t xml:space="preserve">  digitalWrite(triggerPin, HIGH);</w:t>
+      </w:r>
+    </w:p>
+    <w:p>
+      <w:pPr>
+        <w:pStyle w:val="Code"/>
+      </w:pPr>
+      <w:r>
+        <w:t xml:space="preserve">  delayMicroseconds(10);</w:t>
+      </w:r>
+    </w:p>
+    <w:p>
+      <w:pPr>
+        <w:pStyle w:val="Code"/>
+      </w:pPr>
+      <w:r>
+        <w:t xml:space="preserve">  digitalWrite(triggerPin, LOW);</w:t>
+      </w:r>
+    </w:p>
+    <w:p>
+      <w:pPr>
+        <w:pStyle w:val="Code"/>
+      </w:pPr>
+      <w:r>
+        <w:t xml:space="preserve">  pinMode(echoPin, INPUT);</w:t>
+      </w:r>
+    </w:p>
+    <w:p>
+      <w:pPr>
+        <w:pStyle w:val="Code"/>
+      </w:pPr>
+    </w:p>
+    <w:p>
+      <w:pPr>
+        <w:pStyle w:val="Code"/>
+      </w:pPr>
+      <w:r>
+        <w:t xml:space="preserve">  long duration=pulseIn(echoPin, HIGH);</w:t>
       </w:r>
     </w:p>
     <w:p>
@@ -931,15 +862,7 @@
         <w:pStyle w:val="Code"/>
       </w:pPr>
       <w:r>
-        <w:t xml:space="preserve">void </w:t>
-      </w:r>
-      <w:proofErr w:type="gramStart"/>
-      <w:r>
-        <w:t>setup(</w:t>
-      </w:r>
-      <w:proofErr w:type="gramEnd"/>
-      <w:r>
-        <w:t>)</w:t>
+        <w:t>void setup()</w:t>
       </w:r>
     </w:p>
     <w:p>
@@ -963,15 +886,7 @@
         <w:pStyle w:val="Code"/>
       </w:pPr>
       <w:r>
-        <w:t xml:space="preserve">  </w:t>
-      </w:r>
-      <w:proofErr w:type="gramStart"/>
-      <w:r>
-        <w:t>pinMode(</w:t>
-      </w:r>
-      <w:proofErr w:type="gramEnd"/>
-      <w:r>
-        <w:t>2, OUTPUT);</w:t>
+        <w:t xml:space="preserve">  pinMode(2, OUTPUT);</w:t>
       </w:r>
     </w:p>
     <w:p>
@@ -992,15 +907,7 @@
         <w:pStyle w:val="Code"/>
       </w:pPr>
       <w:r>
-        <w:t xml:space="preserve">void </w:t>
-      </w:r>
-      <w:proofErr w:type="gramStart"/>
-      <w:r>
-        <w:t>loop(</w:t>
-      </w:r>
-      <w:proofErr w:type="gramEnd"/>
-      <w:r>
-        <w:t>)</w:t>
+        <w:t>void loop()</w:t>
       </w:r>
     </w:p>
     <w:p>
@@ -1016,15 +923,7 @@
         <w:pStyle w:val="Code"/>
       </w:pPr>
       <w:r>
-        <w:t xml:space="preserve">  cm=</w:t>
-      </w:r>
-      <w:proofErr w:type="gramStart"/>
-      <w:r>
-        <w:t>readUltrasonicDistance(</w:t>
-      </w:r>
-      <w:proofErr w:type="gramEnd"/>
-      <w:r>
-        <w:t>7,7);</w:t>
+        <w:t xml:space="preserve">  cm=readUltrasonicDistance(7,7);</w:t>
       </w:r>
     </w:p>
     <w:p>
@@ -1048,28 +947,15 @@
         <w:pStyle w:val="Code"/>
       </w:pPr>
       <w:r>
-        <w:t xml:space="preserve">  if (cm&gt;</w:t>
-      </w:r>
-      <w:proofErr w:type="gramStart"/>
-      <w:r>
-        <w:t>distanceThreshold){</w:t>
-      </w:r>
-      <w:proofErr w:type="gramEnd"/>
-    </w:p>
-    <w:p>
-      <w:pPr>
-        <w:pStyle w:val="Code"/>
-      </w:pPr>
-      <w:r>
-        <w:t xml:space="preserve">    </w:t>
-      </w:r>
-      <w:proofErr w:type="gramStart"/>
-      <w:r>
-        <w:t>digitalWrite(</w:t>
-      </w:r>
-      <w:proofErr w:type="gramEnd"/>
-      <w:r>
-        <w:t>2, LOW);</w:t>
+        <w:t xml:space="preserve">  if (cm&gt;distanceThreshold){</w:t>
+      </w:r>
+    </w:p>
+    <w:p>
+      <w:pPr>
+        <w:pStyle w:val="Code"/>
+      </w:pPr>
+      <w:r>
+        <w:t xml:space="preserve">    digitalWrite(2, LOW);</w:t>
       </w:r>
     </w:p>
     <w:p>
@@ -1085,28 +971,15 @@
         <w:pStyle w:val="Code"/>
       </w:pPr>
       <w:r>
-        <w:t xml:space="preserve">  if (cm&lt;=</w:t>
-      </w:r>
-      <w:proofErr w:type="gramStart"/>
-      <w:r>
-        <w:t>distanceThreshold){</w:t>
-      </w:r>
-      <w:proofErr w:type="gramEnd"/>
-    </w:p>
-    <w:p>
-      <w:pPr>
-        <w:pStyle w:val="Code"/>
-      </w:pPr>
-      <w:r>
-        <w:t xml:space="preserve">    </w:t>
-      </w:r>
-      <w:proofErr w:type="gramStart"/>
-      <w:r>
-        <w:t>digitalWrite(</w:t>
-      </w:r>
-      <w:proofErr w:type="gramEnd"/>
-      <w:r>
-        <w:t>2, HIGH);</w:t>
+        <w:t xml:space="preserve">  if (cm&lt;=distanceThreshold){</w:t>
+      </w:r>
+    </w:p>
+    <w:p>
+      <w:pPr>
+        <w:pStyle w:val="Code"/>
+      </w:pPr>
+      <w:r>
+        <w:t xml:space="preserve">    digitalWrite(2, HIGH);</w:t>
       </w:r>
     </w:p>
     <w:p>
@@ -1122,15 +995,7 @@
         <w:pStyle w:val="Code"/>
       </w:pPr>
       <w:r>
-        <w:t xml:space="preserve">  </w:t>
-      </w:r>
-      <w:proofErr w:type="gramStart"/>
-      <w:r>
-        <w:t>delay(</w:t>
-      </w:r>
-      <w:proofErr w:type="gramEnd"/>
-      <w:r>
-        <w:t>100);</w:t>
+        <w:t xml:space="preserve">  delay(100);</w:t>
       </w:r>
     </w:p>
     <w:p>
@@ -1307,15 +1172,7 @@
         <w:pStyle w:val="Code"/>
       </w:pPr>
       <w:r>
-        <w:t xml:space="preserve">long </w:t>
-      </w:r>
-      <w:proofErr w:type="gramStart"/>
-      <w:r>
-        <w:t>getDistanceFromSensor(</w:t>
-      </w:r>
-      <w:proofErr w:type="gramEnd"/>
-      <w:r>
-        <w:t>int triggerPin, int echoPin)</w:t>
+        <w:t>long getDistanceFromSensor(int triggerPin, int echoPin)</w:t>
       </w:r>
     </w:p>
     <w:p>
@@ -1339,132 +1196,68 @@
         <w:pStyle w:val="Code"/>
       </w:pPr>
       <w:r>
-        <w:t xml:space="preserve">  </w:t>
-      </w:r>
-      <w:proofErr w:type="gramStart"/>
-      <w:r>
-        <w:t>pinMode(</w:t>
-      </w:r>
-      <w:proofErr w:type="gramEnd"/>
-      <w:r>
-        <w:t>triggerPin, OUTPUT);</w:t>
-      </w:r>
-    </w:p>
-    <w:p>
-      <w:pPr>
-        <w:pStyle w:val="Code"/>
-      </w:pPr>
-      <w:r>
-        <w:t xml:space="preserve">  </w:t>
-      </w:r>
-      <w:proofErr w:type="gramStart"/>
-      <w:r>
-        <w:t>digitalWrite(</w:t>
-      </w:r>
-      <w:proofErr w:type="gramEnd"/>
-      <w:r>
-        <w:t>triggerPin, LOW);</w:t>
-      </w:r>
-    </w:p>
-    <w:p>
-      <w:pPr>
-        <w:pStyle w:val="Code"/>
-      </w:pPr>
-      <w:r>
-        <w:t xml:space="preserve">  </w:t>
-      </w:r>
-      <w:proofErr w:type="gramStart"/>
-      <w:r>
-        <w:t>delayMicroseconds(</w:t>
-      </w:r>
-      <w:proofErr w:type="gramEnd"/>
-      <w:r>
-        <w:t>2);</w:t>
-      </w:r>
-    </w:p>
-    <w:p>
-      <w:pPr>
-        <w:pStyle w:val="Code"/>
-      </w:pPr>
-      <w:r>
-        <w:t xml:space="preserve">  </w:t>
-      </w:r>
-      <w:proofErr w:type="gramStart"/>
-      <w:r>
-        <w:t>digitalWrite(</w:t>
-      </w:r>
-      <w:proofErr w:type="gramEnd"/>
-      <w:r>
-        <w:t>triggerPin, HIGH);</w:t>
-      </w:r>
-    </w:p>
-    <w:p>
-      <w:pPr>
-        <w:pStyle w:val="Code"/>
-      </w:pPr>
-      <w:r>
-        <w:t xml:space="preserve">  </w:t>
-      </w:r>
-      <w:proofErr w:type="gramStart"/>
-      <w:r>
-        <w:t>delayMicroseconds(</w:t>
-      </w:r>
-      <w:proofErr w:type="gramEnd"/>
-      <w:r>
-        <w:t>10);</w:t>
-      </w:r>
-    </w:p>
-    <w:p>
-      <w:pPr>
-        <w:pStyle w:val="Code"/>
-      </w:pPr>
-      <w:r>
-        <w:t xml:space="preserve">  </w:t>
-      </w:r>
-      <w:proofErr w:type="gramStart"/>
-      <w:r>
-        <w:t>digitalWrite(</w:t>
-      </w:r>
-      <w:proofErr w:type="gramEnd"/>
-      <w:r>
-        <w:t>triggerPin, LOW);</w:t>
-      </w:r>
-    </w:p>
-    <w:p>
-      <w:pPr>
-        <w:pStyle w:val="Code"/>
-      </w:pPr>
-    </w:p>
-    <w:p>
-      <w:pPr>
-        <w:pStyle w:val="Code"/>
-      </w:pPr>
-      <w:r>
-        <w:t xml:space="preserve">  </w:t>
-      </w:r>
-      <w:proofErr w:type="gramStart"/>
-      <w:r>
-        <w:t>pinMode(</w:t>
-      </w:r>
-      <w:proofErr w:type="gramEnd"/>
-      <w:r>
-        <w:t>echoPin, INPUT);</w:t>
-      </w:r>
-    </w:p>
-    <w:p>
-      <w:pPr>
-        <w:pStyle w:val="Code"/>
-      </w:pPr>
-      <w:r>
-        <w:t xml:space="preserve">  long duration = </w:t>
-      </w:r>
-      <w:proofErr w:type="gramStart"/>
-      <w:r>
-        <w:t>pulseIn(</w:t>
-      </w:r>
-      <w:proofErr w:type="gramEnd"/>
-      <w:r>
-        <w:t>echoPin, HIGH);</w:t>
+        <w:t xml:space="preserve">  pinMode(triggerPin, OUTPUT);</w:t>
+      </w:r>
+    </w:p>
+    <w:p>
+      <w:pPr>
+        <w:pStyle w:val="Code"/>
+      </w:pPr>
+      <w:r>
+        <w:t xml:space="preserve">  digitalWrite(triggerPin, LOW);</w:t>
+      </w:r>
+    </w:p>
+    <w:p>
+      <w:pPr>
+        <w:pStyle w:val="Code"/>
+      </w:pPr>
+      <w:r>
+        <w:t xml:space="preserve">  delayMicroseconds(2);</w:t>
+      </w:r>
+    </w:p>
+    <w:p>
+      <w:pPr>
+        <w:pStyle w:val="Code"/>
+      </w:pPr>
+      <w:r>
+        <w:t xml:space="preserve">  digitalWrite(triggerPin, HIGH);</w:t>
+      </w:r>
+    </w:p>
+    <w:p>
+      <w:pPr>
+        <w:pStyle w:val="Code"/>
+      </w:pPr>
+      <w:r>
+        <w:t xml:space="preserve">  delayMicroseconds(10);</w:t>
+      </w:r>
+    </w:p>
+    <w:p>
+      <w:pPr>
+        <w:pStyle w:val="Code"/>
+      </w:pPr>
+      <w:r>
+        <w:t xml:space="preserve">  digitalWrite(triggerPin, LOW);</w:t>
+      </w:r>
+    </w:p>
+    <w:p>
+      <w:pPr>
+        <w:pStyle w:val="Code"/>
+      </w:pPr>
+    </w:p>
+    <w:p>
+      <w:pPr>
+        <w:pStyle w:val="Code"/>
+      </w:pPr>
+      <w:r>
+        <w:t xml:space="preserve">  pinMode(echoPin, INPUT);</w:t>
+      </w:r>
+    </w:p>
+    <w:p>
+      <w:pPr>
+        <w:pStyle w:val="Code"/>
+      </w:pPr>
+      <w:r>
+        <w:t xml:space="preserve">  long duration = pulseIn(echoPin, HIGH);</w:t>
       </w:r>
     </w:p>
     <w:p>
@@ -1501,15 +1294,7 @@
         <w:pStyle w:val="Code"/>
       </w:pPr>
       <w:r>
-        <w:t xml:space="preserve">void </w:t>
-      </w:r>
-      <w:proofErr w:type="gramStart"/>
-      <w:r>
-        <w:t>setup(</w:t>
-      </w:r>
-      <w:proofErr w:type="gramEnd"/>
-      <w:r>
-        <w:t>)</w:t>
+        <w:t>void setup()</w:t>
       </w:r>
     </w:p>
     <w:p>
@@ -1533,15 +1318,7 @@
         <w:pStyle w:val="Code"/>
       </w:pPr>
       <w:r>
-        <w:t xml:space="preserve">  </w:t>
-      </w:r>
-      <w:proofErr w:type="gramStart"/>
-      <w:r>
-        <w:t>pinMode(</w:t>
-      </w:r>
-      <w:proofErr w:type="gramEnd"/>
-      <w:r>
-        <w:t>ledPin, OUTPUT);</w:t>
+        <w:t xml:space="preserve">  pinMode(ledPin, OUTPUT);</w:t>
       </w:r>
     </w:p>
     <w:p>
@@ -1562,15 +1339,7 @@
         <w:pStyle w:val="Code"/>
       </w:pPr>
       <w:r>
-        <w:t xml:space="preserve">void </w:t>
-      </w:r>
-      <w:proofErr w:type="gramStart"/>
-      <w:r>
-        <w:t>loop(</w:t>
-      </w:r>
-      <w:proofErr w:type="gramEnd"/>
-      <w:r>
-        <w:t>)</w:t>
+        <w:t>void loop()</w:t>
       </w:r>
     </w:p>
     <w:p>
@@ -1586,15 +1355,7 @@
         <w:pStyle w:val="Code"/>
       </w:pPr>
       <w:r>
-        <w:t xml:space="preserve">  distanceInCm = </w:t>
-      </w:r>
-      <w:proofErr w:type="gramStart"/>
-      <w:r>
-        <w:t>getDistanceFromSensor(</w:t>
-      </w:r>
-      <w:proofErr w:type="gramEnd"/>
-      <w:r>
-        <w:t>ultrasonicPin, ultrasonicPin);</w:t>
+        <w:t xml:space="preserve">  distanceInCm = getDistanceFromSensor(ultrasonicPin, ultrasonicPin);</w:t>
       </w:r>
     </w:p>
     <w:p>
@@ -1634,15 +1395,7 @@
         <w:pStyle w:val="Code"/>
       </w:pPr>
       <w:r>
-        <w:t xml:space="preserve">    </w:t>
-      </w:r>
-      <w:proofErr w:type="gramStart"/>
-      <w:r>
-        <w:t>digitalWrite(</w:t>
-      </w:r>
-      <w:proofErr w:type="gramEnd"/>
-      <w:r>
-        <w:t>ledPin, LOW);</w:t>
+        <w:t xml:space="preserve">    digitalWrite(ledPin, LOW);</w:t>
       </w:r>
     </w:p>
     <w:p>
@@ -1674,15 +1427,7 @@
         <w:pStyle w:val="Code"/>
       </w:pPr>
       <w:r>
-        <w:t xml:space="preserve">    </w:t>
-      </w:r>
-      <w:proofErr w:type="gramStart"/>
-      <w:r>
-        <w:t>digitalWrite(</w:t>
-      </w:r>
-      <w:proofErr w:type="gramEnd"/>
-      <w:r>
-        <w:t>ledPin, HIGH);</w:t>
+        <w:t xml:space="preserve">    digitalWrite(ledPin, HIGH);</w:t>
       </w:r>
     </w:p>
     <w:p>
@@ -1698,15 +1443,7 @@
         <w:pStyle w:val="Code"/>
       </w:pPr>
       <w:r>
-        <w:t xml:space="preserve">  </w:t>
-      </w:r>
-      <w:proofErr w:type="gramStart"/>
-      <w:r>
-        <w:t>delay(</w:t>
-      </w:r>
-      <w:proofErr w:type="gramEnd"/>
-      <w:r>
-        <w:t>100);</w:t>
+        <w:t xml:space="preserve">  delay(100);</w:t>
       </w:r>
     </w:p>
     <w:p>
@@ -1900,15 +1637,7 @@
         <w:pStyle w:val="Code"/>
       </w:pPr>
       <w:r>
-        <w:t xml:space="preserve">void </w:t>
-      </w:r>
-      <w:proofErr w:type="gramStart"/>
-      <w:r>
-        <w:t>setup(</w:t>
-      </w:r>
-      <w:proofErr w:type="gramEnd"/>
-      <w:r>
-        <w:t>)</w:t>
+        <w:t>void setup()</w:t>
       </w:r>
     </w:p>
     <w:p>
@@ -1932,15 +1661,7 @@
         <w:pStyle w:val="Code"/>
       </w:pPr>
       <w:r>
-        <w:t xml:space="preserve">  </w:t>
-      </w:r>
-      <w:proofErr w:type="gramStart"/>
-      <w:r>
-        <w:t>servo.attach</w:t>
-      </w:r>
-      <w:proofErr w:type="gramEnd"/>
-      <w:r>
-        <w:t>(servoPin);</w:t>
+        <w:t xml:space="preserve">  servo.attach(servoPin);</w:t>
       </w:r>
     </w:p>
     <w:p>
@@ -1961,15 +1682,7 @@
         <w:pStyle w:val="Code"/>
       </w:pPr>
       <w:r>
-        <w:t xml:space="preserve">void </w:t>
-      </w:r>
-      <w:proofErr w:type="gramStart"/>
-      <w:r>
-        <w:t>loop(</w:t>
-      </w:r>
-      <w:proofErr w:type="gramEnd"/>
-      <w:r>
-        <w:t>)</w:t>
+        <w:t>void loop()</w:t>
       </w:r>
     </w:p>
     <w:p>
@@ -2001,15 +1714,7 @@
         <w:pStyle w:val="Code"/>
       </w:pPr>
       <w:r>
-        <w:t xml:space="preserve">    </w:t>
-      </w:r>
-      <w:proofErr w:type="gramStart"/>
-      <w:r>
-        <w:t>servo.write</w:t>
-      </w:r>
-      <w:proofErr w:type="gramEnd"/>
-      <w:r>
-        <w:t>(180);</w:t>
+        <w:t xml:space="preserve">    servo.write(180);</w:t>
       </w:r>
     </w:p>
     <w:p>
@@ -2041,15 +1746,7 @@
         <w:pStyle w:val="Code"/>
       </w:pPr>
       <w:r>
-        <w:t xml:space="preserve">    </w:t>
-      </w:r>
-      <w:proofErr w:type="gramStart"/>
-      <w:r>
-        <w:t>servo.write</w:t>
-      </w:r>
-      <w:proofErr w:type="gramEnd"/>
-      <w:r>
-        <w:t>(-180);</w:t>
+        <w:t xml:space="preserve">    servo.write(-180);</w:t>
       </w:r>
     </w:p>
     <w:p>
@@ -2073,15 +1770,7 @@
         <w:pStyle w:val="Code"/>
       </w:pPr>
       <w:r>
-        <w:t xml:space="preserve">  </w:t>
-      </w:r>
-      <w:proofErr w:type="gramStart"/>
-      <w:r>
-        <w:t>delay(</w:t>
-      </w:r>
-      <w:proofErr w:type="gramEnd"/>
-      <w:r>
-        <w:t>2000);</w:t>
+        <w:t xml:space="preserve">  delay(2000);</w:t>
       </w:r>
     </w:p>
     <w:p>
@@ -2286,15 +1975,7 @@
         <w:pStyle w:val="Code"/>
       </w:pPr>
       <w:r>
-        <w:t xml:space="preserve">void </w:t>
-      </w:r>
-      <w:proofErr w:type="gramStart"/>
-      <w:r>
-        <w:t>setup(</w:t>
-      </w:r>
-      <w:proofErr w:type="gramEnd"/>
-      <w:r>
-        <w:t>)</w:t>
+        <w:t>void setup()</w:t>
       </w:r>
     </w:p>
     <w:p>
@@ -2318,31 +1999,15 @@
         <w:pStyle w:val="Code"/>
       </w:pPr>
       <w:r>
-        <w:t xml:space="preserve">  </w:t>
-      </w:r>
-      <w:proofErr w:type="gramStart"/>
-      <w:r>
-        <w:t>servo.attach</w:t>
-      </w:r>
-      <w:proofErr w:type="gramEnd"/>
-      <w:r>
-        <w:t>(servoPin);</w:t>
-      </w:r>
-    </w:p>
-    <w:p>
-      <w:pPr>
-        <w:pStyle w:val="Code"/>
-      </w:pPr>
-      <w:r>
-        <w:t xml:space="preserve">  </w:t>
-      </w:r>
-      <w:proofErr w:type="gramStart"/>
-      <w:r>
-        <w:t>pinMode(</w:t>
-      </w:r>
-      <w:proofErr w:type="gramEnd"/>
-      <w:r>
-        <w:t>switchPin, INPUT);</w:t>
+        <w:t>  servo.attach(servoPin);</w:t>
+      </w:r>
+    </w:p>
+    <w:p>
+      <w:pPr>
+        <w:pStyle w:val="Code"/>
+      </w:pPr>
+      <w:r>
+        <w:t>  pinMode(switchPin, INPUT);</w:t>
       </w:r>
     </w:p>
     <w:p>
@@ -2363,15 +2028,7 @@
         <w:pStyle w:val="Code"/>
       </w:pPr>
       <w:r>
-        <w:t xml:space="preserve">void </w:t>
-      </w:r>
-      <w:proofErr w:type="gramStart"/>
-      <w:r>
-        <w:t>loop(</w:t>
-      </w:r>
-      <w:proofErr w:type="gramEnd"/>
-      <w:r>
-        <w:t>)</w:t>
+        <w:t>void loop()</w:t>
       </w:r>
     </w:p>
     <w:p>
@@ -2411,15 +2068,7 @@
         <w:pStyle w:val="Code"/>
       </w:pPr>
       <w:r>
-        <w:t xml:space="preserve">    </w:t>
-      </w:r>
-      <w:proofErr w:type="gramStart"/>
-      <w:r>
-        <w:t>servo.write</w:t>
-      </w:r>
-      <w:proofErr w:type="gramEnd"/>
-      <w:r>
-        <w:t>(90);</w:t>
+        <w:t>    servo.write(90);</w:t>
       </w:r>
     </w:p>
     <w:p>
@@ -2451,15 +2100,7 @@
         <w:pStyle w:val="Code"/>
       </w:pPr>
       <w:r>
-        <w:t xml:space="preserve">    </w:t>
-      </w:r>
-      <w:proofErr w:type="gramStart"/>
-      <w:r>
-        <w:t>servo.write</w:t>
-      </w:r>
-      <w:proofErr w:type="gramEnd"/>
-      <w:r>
-        <w:t>(-90);</w:t>
+        <w:t>    servo.write(-90);</w:t>
       </w:r>
     </w:p>
     <w:p>
@@ -2475,15 +2116,7 @@
         <w:pStyle w:val="Code"/>
       </w:pPr>
       <w:r>
-        <w:t xml:space="preserve">  </w:t>
-      </w:r>
-      <w:proofErr w:type="gramStart"/>
-      <w:r>
-        <w:t>delay(</w:t>
-      </w:r>
-      <w:proofErr w:type="gramEnd"/>
-      <w:r>
-        <w:t>12);</w:t>
+        <w:t>  delay(12);</w:t>
       </w:r>
     </w:p>
     <w:p>
@@ -2545,7 +2178,22 @@
         <w:pStyle w:val="P"/>
       </w:pPr>
       <w:r>
-        <w:t>Додано:</w:t>
+        <w:t>Додано</w:t>
+      </w:r>
+      <w:r>
+        <w:t xml:space="preserve"> макетоплату, ультразвуковий датчик, плату </w:t>
+      </w:r>
+      <w:r>
+        <w:rPr>
+          <w:lang w:val="en-US"/>
+        </w:rPr>
+        <w:t xml:space="preserve">Arduino </w:t>
+      </w:r>
+      <w:r>
+        <w:t>та світлодіоди з резисторами</w:t>
+      </w:r>
+      <w:r>
+        <w:t>:</w:t>
       </w:r>
     </w:p>
     <w:p>
@@ -2599,6 +2247,9 @@
     <w:p>
       <w:pPr>
         <w:pStyle w:val="IMG"/>
+        <w:rPr>
+          <w:lang w:val="en-US"/>
+        </w:rPr>
       </w:pPr>
       <w:r>
         <w:t>Рисунок 3.1 – Додані компоненти системи</w:t>
@@ -2672,15 +2323,7 @@
         <w:pStyle w:val="Code"/>
       </w:pPr>
       <w:r>
-        <w:t xml:space="preserve">void </w:t>
-      </w:r>
-      <w:proofErr w:type="gramStart"/>
-      <w:r>
-        <w:t>loop(</w:t>
-      </w:r>
-      <w:proofErr w:type="gramEnd"/>
-      <w:r>
-        <w:t>)</w:t>
+        <w:t>void loop()</w:t>
       </w:r>
     </w:p>
     <w:p>
@@ -2720,79 +2363,39 @@
         <w:pStyle w:val="Code"/>
       </w:pPr>
       <w:r>
-        <w:t xml:space="preserve">    </w:t>
-      </w:r>
-      <w:proofErr w:type="gramStart"/>
-      <w:r>
-        <w:t>digitalWrite(</w:t>
-      </w:r>
-      <w:proofErr w:type="gramEnd"/>
-      <w:r>
-        <w:t>redLedPin, HIGH);</w:t>
-      </w:r>
-    </w:p>
-    <w:p>
-      <w:pPr>
-        <w:pStyle w:val="Code"/>
-      </w:pPr>
-      <w:r>
-        <w:t xml:space="preserve">    </w:t>
-      </w:r>
-      <w:proofErr w:type="gramStart"/>
-      <w:r>
-        <w:t>digitalWrite(</w:t>
-      </w:r>
-      <w:proofErr w:type="gramEnd"/>
-      <w:r>
-        <w:t>orangeLedPin, HIGH);</w:t>
-      </w:r>
-    </w:p>
-    <w:p>
-      <w:pPr>
-        <w:pStyle w:val="Code"/>
-      </w:pPr>
-      <w:r>
-        <w:t xml:space="preserve">    </w:t>
-      </w:r>
-      <w:proofErr w:type="gramStart"/>
-      <w:r>
-        <w:t>digitalWrite(</w:t>
-      </w:r>
-      <w:proofErr w:type="gramEnd"/>
-      <w:r>
-        <w:t>yellowLedPin, HIGH);</w:t>
-      </w:r>
-    </w:p>
-    <w:p>
-      <w:pPr>
-        <w:pStyle w:val="Code"/>
-      </w:pPr>
-      <w:r>
-        <w:t xml:space="preserve">    </w:t>
-      </w:r>
-      <w:proofErr w:type="gramStart"/>
-      <w:r>
-        <w:t>digitalWrite(</w:t>
-      </w:r>
-      <w:proofErr w:type="gramEnd"/>
-      <w:r>
-        <w:t>greenLedPin, HIGH);</w:t>
-      </w:r>
-    </w:p>
-    <w:p>
-      <w:pPr>
-        <w:pStyle w:val="Code"/>
-      </w:pPr>
-      <w:r>
-        <w:t xml:space="preserve">    </w:t>
-      </w:r>
-      <w:proofErr w:type="gramStart"/>
-      <w:r>
-        <w:t>digitalWrite(</w:t>
-      </w:r>
-      <w:proofErr w:type="gramEnd"/>
-      <w:r>
-        <w:t>blueLedPin, HIGH);</w:t>
+        <w:t>    digitalWrite(redLedPin, HIGH);</w:t>
+      </w:r>
+    </w:p>
+    <w:p>
+      <w:pPr>
+        <w:pStyle w:val="Code"/>
+      </w:pPr>
+      <w:r>
+        <w:t>    digitalWrite(orangeLedPin, HIGH);</w:t>
+      </w:r>
+    </w:p>
+    <w:p>
+      <w:pPr>
+        <w:pStyle w:val="Code"/>
+      </w:pPr>
+      <w:r>
+        <w:t>    digitalWrite(yellowLedPin, HIGH);</w:t>
+      </w:r>
+    </w:p>
+    <w:p>
+      <w:pPr>
+        <w:pStyle w:val="Code"/>
+      </w:pPr>
+      <w:r>
+        <w:t>    digitalWrite(greenLedPin, HIGH);</w:t>
+      </w:r>
+    </w:p>
+    <w:p>
+      <w:pPr>
+        <w:pStyle w:val="Code"/>
+      </w:pPr>
+      <w:r>
+        <w:t>    digitalWrite(blueLedPin, HIGH);</w:t>
       </w:r>
     </w:p>
     <w:p>
@@ -2824,79 +2427,39 @@
         <w:pStyle w:val="Code"/>
       </w:pPr>
       <w:r>
-        <w:t xml:space="preserve">    </w:t>
-      </w:r>
-      <w:proofErr w:type="gramStart"/>
-      <w:r>
-        <w:t>digitalWrite(</w:t>
-      </w:r>
-      <w:proofErr w:type="gramEnd"/>
-      <w:r>
-        <w:t>redLedPin, LOW);</w:t>
-      </w:r>
-    </w:p>
-    <w:p>
-      <w:pPr>
-        <w:pStyle w:val="Code"/>
-      </w:pPr>
-      <w:r>
-        <w:t xml:space="preserve">    </w:t>
-      </w:r>
-      <w:proofErr w:type="gramStart"/>
-      <w:r>
-        <w:t>digitalWrite(</w:t>
-      </w:r>
-      <w:proofErr w:type="gramEnd"/>
-      <w:r>
-        <w:t>orangeLedPin, HIGH);</w:t>
-      </w:r>
-    </w:p>
-    <w:p>
-      <w:pPr>
-        <w:pStyle w:val="Code"/>
-      </w:pPr>
-      <w:r>
-        <w:t xml:space="preserve">    </w:t>
-      </w:r>
-      <w:proofErr w:type="gramStart"/>
-      <w:r>
-        <w:t>digitalWrite(</w:t>
-      </w:r>
-      <w:proofErr w:type="gramEnd"/>
-      <w:r>
-        <w:t>yellowLedPin, HIGH);</w:t>
-      </w:r>
-    </w:p>
-    <w:p>
-      <w:pPr>
-        <w:pStyle w:val="Code"/>
-      </w:pPr>
-      <w:r>
-        <w:t xml:space="preserve">    </w:t>
-      </w:r>
-      <w:proofErr w:type="gramStart"/>
-      <w:r>
-        <w:t>digitalWrite(</w:t>
-      </w:r>
-      <w:proofErr w:type="gramEnd"/>
-      <w:r>
-        <w:t>greenLedPin, HIGH);</w:t>
-      </w:r>
-    </w:p>
-    <w:p>
-      <w:pPr>
-        <w:pStyle w:val="Code"/>
-      </w:pPr>
-      <w:r>
-        <w:t xml:space="preserve">    </w:t>
-      </w:r>
-      <w:proofErr w:type="gramStart"/>
-      <w:r>
-        <w:t>digitalWrite(</w:t>
-      </w:r>
-      <w:proofErr w:type="gramEnd"/>
-      <w:r>
-        <w:t>blueLedPin, HIGH);</w:t>
+        <w:t>    digitalWrite(redLedPin, LOW);</w:t>
+      </w:r>
+    </w:p>
+    <w:p>
+      <w:pPr>
+        <w:pStyle w:val="Code"/>
+      </w:pPr>
+      <w:r>
+        <w:t>    digitalWrite(orangeLedPin, HIGH);</w:t>
+      </w:r>
+    </w:p>
+    <w:p>
+      <w:pPr>
+        <w:pStyle w:val="Code"/>
+      </w:pPr>
+      <w:r>
+        <w:t>    digitalWrite(yellowLedPin, HIGH);</w:t>
+      </w:r>
+    </w:p>
+    <w:p>
+      <w:pPr>
+        <w:pStyle w:val="Code"/>
+      </w:pPr>
+      <w:r>
+        <w:t>    digitalWrite(greenLedPin, HIGH);</w:t>
+      </w:r>
+    </w:p>
+    <w:p>
+      <w:pPr>
+        <w:pStyle w:val="Code"/>
+      </w:pPr>
+      <w:r>
+        <w:t>    digitalWrite(blueLedPin, HIGH);</w:t>
       </w:r>
     </w:p>
     <w:p>
@@ -2928,79 +2491,39 @@
         <w:pStyle w:val="Code"/>
       </w:pPr>
       <w:r>
-        <w:t xml:space="preserve">    </w:t>
-      </w:r>
-      <w:proofErr w:type="gramStart"/>
-      <w:r>
-        <w:t>digitalWrite(</w:t>
-      </w:r>
-      <w:proofErr w:type="gramEnd"/>
-      <w:r>
-        <w:t>redLedPin, LOW);</w:t>
-      </w:r>
-    </w:p>
-    <w:p>
-      <w:pPr>
-        <w:pStyle w:val="Code"/>
-      </w:pPr>
-      <w:r>
-        <w:t xml:space="preserve">    </w:t>
-      </w:r>
-      <w:proofErr w:type="gramStart"/>
-      <w:r>
-        <w:t>digitalWrite(</w:t>
-      </w:r>
-      <w:proofErr w:type="gramEnd"/>
-      <w:r>
-        <w:t>orangeLedPin, LOW);</w:t>
-      </w:r>
-    </w:p>
-    <w:p>
-      <w:pPr>
-        <w:pStyle w:val="Code"/>
-      </w:pPr>
-      <w:r>
-        <w:t xml:space="preserve">    </w:t>
-      </w:r>
-      <w:proofErr w:type="gramStart"/>
-      <w:r>
-        <w:t>digitalWrite(</w:t>
-      </w:r>
-      <w:proofErr w:type="gramEnd"/>
-      <w:r>
-        <w:t>yellowLedPin, HIGH);</w:t>
-      </w:r>
-    </w:p>
-    <w:p>
-      <w:pPr>
-        <w:pStyle w:val="Code"/>
-      </w:pPr>
-      <w:r>
-        <w:t xml:space="preserve">    </w:t>
-      </w:r>
-      <w:proofErr w:type="gramStart"/>
-      <w:r>
-        <w:t>digitalWrite(</w:t>
-      </w:r>
-      <w:proofErr w:type="gramEnd"/>
-      <w:r>
-        <w:t>greenLedPin, HIGH);</w:t>
-      </w:r>
-    </w:p>
-    <w:p>
-      <w:pPr>
-        <w:pStyle w:val="Code"/>
-      </w:pPr>
-      <w:r>
-        <w:t xml:space="preserve">    </w:t>
-      </w:r>
-      <w:proofErr w:type="gramStart"/>
-      <w:r>
-        <w:t>digitalWrite(</w:t>
-      </w:r>
-      <w:proofErr w:type="gramEnd"/>
-      <w:r>
-        <w:t>blueLedPin, HIGH);</w:t>
+        <w:t>    digitalWrite(redLedPin, LOW);</w:t>
+      </w:r>
+    </w:p>
+    <w:p>
+      <w:pPr>
+        <w:pStyle w:val="Code"/>
+      </w:pPr>
+      <w:r>
+        <w:t>    digitalWrite(orangeLedPin, LOW);</w:t>
+      </w:r>
+    </w:p>
+    <w:p>
+      <w:pPr>
+        <w:pStyle w:val="Code"/>
+      </w:pPr>
+      <w:r>
+        <w:t>    digitalWrite(yellowLedPin, HIGH);</w:t>
+      </w:r>
+    </w:p>
+    <w:p>
+      <w:pPr>
+        <w:pStyle w:val="Code"/>
+      </w:pPr>
+      <w:r>
+        <w:t>    digitalWrite(greenLedPin, HIGH);</w:t>
+      </w:r>
+    </w:p>
+    <w:p>
+      <w:pPr>
+        <w:pStyle w:val="Code"/>
+      </w:pPr>
+      <w:r>
+        <w:t>    digitalWrite(blueLedPin, HIGH);</w:t>
       </w:r>
     </w:p>
     <w:p>
@@ -3032,79 +2555,39 @@
         <w:pStyle w:val="Code"/>
       </w:pPr>
       <w:r>
-        <w:t xml:space="preserve">    </w:t>
-      </w:r>
-      <w:proofErr w:type="gramStart"/>
-      <w:r>
-        <w:t>digitalWrite(</w:t>
-      </w:r>
-      <w:proofErr w:type="gramEnd"/>
-      <w:r>
-        <w:t>redLedPin, LOW);</w:t>
-      </w:r>
-    </w:p>
-    <w:p>
-      <w:pPr>
-        <w:pStyle w:val="Code"/>
-      </w:pPr>
-      <w:r>
-        <w:t xml:space="preserve">    </w:t>
-      </w:r>
-      <w:proofErr w:type="gramStart"/>
-      <w:r>
-        <w:t>digitalWrite(</w:t>
-      </w:r>
-      <w:proofErr w:type="gramEnd"/>
-      <w:r>
-        <w:t>orangeLedPin, LOW);</w:t>
-      </w:r>
-    </w:p>
-    <w:p>
-      <w:pPr>
-        <w:pStyle w:val="Code"/>
-      </w:pPr>
-      <w:r>
-        <w:t xml:space="preserve">    </w:t>
-      </w:r>
-      <w:proofErr w:type="gramStart"/>
-      <w:r>
-        <w:t>digitalWrite(</w:t>
-      </w:r>
-      <w:proofErr w:type="gramEnd"/>
-      <w:r>
-        <w:t>yellowLedPin, LOW);</w:t>
-      </w:r>
-    </w:p>
-    <w:p>
-      <w:pPr>
-        <w:pStyle w:val="Code"/>
-      </w:pPr>
-      <w:r>
-        <w:t xml:space="preserve">    </w:t>
-      </w:r>
-      <w:proofErr w:type="gramStart"/>
-      <w:r>
-        <w:t>digitalWrite(</w:t>
-      </w:r>
-      <w:proofErr w:type="gramEnd"/>
-      <w:r>
-        <w:t>greenLedPin, HIGH);</w:t>
-      </w:r>
-    </w:p>
-    <w:p>
-      <w:pPr>
-        <w:pStyle w:val="Code"/>
-      </w:pPr>
-      <w:r>
-        <w:t xml:space="preserve">    </w:t>
-      </w:r>
-      <w:proofErr w:type="gramStart"/>
-      <w:r>
-        <w:t>digitalWrite(</w:t>
-      </w:r>
-      <w:proofErr w:type="gramEnd"/>
-      <w:r>
-        <w:t>blueLedPin, HIGH);</w:t>
+        <w:t>    digitalWrite(redLedPin, LOW);</w:t>
+      </w:r>
+    </w:p>
+    <w:p>
+      <w:pPr>
+        <w:pStyle w:val="Code"/>
+      </w:pPr>
+      <w:r>
+        <w:t>    digitalWrite(orangeLedPin, LOW);</w:t>
+      </w:r>
+    </w:p>
+    <w:p>
+      <w:pPr>
+        <w:pStyle w:val="Code"/>
+      </w:pPr>
+      <w:r>
+        <w:t>    digitalWrite(yellowLedPin, LOW);</w:t>
+      </w:r>
+    </w:p>
+    <w:p>
+      <w:pPr>
+        <w:pStyle w:val="Code"/>
+      </w:pPr>
+      <w:r>
+        <w:t>    digitalWrite(greenLedPin, HIGH);</w:t>
+      </w:r>
+    </w:p>
+    <w:p>
+      <w:pPr>
+        <w:pStyle w:val="Code"/>
+      </w:pPr>
+      <w:r>
+        <w:t>    digitalWrite(blueLedPin, HIGH);</w:t>
       </w:r>
     </w:p>
     <w:p>
@@ -3136,79 +2619,39 @@
         <w:pStyle w:val="Code"/>
       </w:pPr>
       <w:r>
-        <w:t xml:space="preserve">    </w:t>
-      </w:r>
-      <w:proofErr w:type="gramStart"/>
-      <w:r>
-        <w:t>digitalWrite(</w:t>
-      </w:r>
-      <w:proofErr w:type="gramEnd"/>
-      <w:r>
-        <w:t>redLedPin, LOW);</w:t>
-      </w:r>
-    </w:p>
-    <w:p>
-      <w:pPr>
-        <w:pStyle w:val="Code"/>
-      </w:pPr>
-      <w:r>
-        <w:t xml:space="preserve">    </w:t>
-      </w:r>
-      <w:proofErr w:type="gramStart"/>
-      <w:r>
-        <w:t>digitalWrite(</w:t>
-      </w:r>
-      <w:proofErr w:type="gramEnd"/>
-      <w:r>
-        <w:t>orangeLedPin, LOW);</w:t>
-      </w:r>
-    </w:p>
-    <w:p>
-      <w:pPr>
-        <w:pStyle w:val="Code"/>
-      </w:pPr>
-      <w:r>
-        <w:t xml:space="preserve">    </w:t>
-      </w:r>
-      <w:proofErr w:type="gramStart"/>
-      <w:r>
-        <w:t>digitalWrite(</w:t>
-      </w:r>
-      <w:proofErr w:type="gramEnd"/>
-      <w:r>
-        <w:t>yellowLedPin, LOW);</w:t>
-      </w:r>
-    </w:p>
-    <w:p>
-      <w:pPr>
-        <w:pStyle w:val="Code"/>
-      </w:pPr>
-      <w:r>
-        <w:t xml:space="preserve">    </w:t>
-      </w:r>
-      <w:proofErr w:type="gramStart"/>
-      <w:r>
-        <w:t>digitalWrite(</w:t>
-      </w:r>
-      <w:proofErr w:type="gramEnd"/>
-      <w:r>
-        <w:t>greenLedPin, LOW);</w:t>
-      </w:r>
-    </w:p>
-    <w:p>
-      <w:pPr>
-        <w:pStyle w:val="Code"/>
-      </w:pPr>
-      <w:r>
-        <w:t xml:space="preserve">    </w:t>
-      </w:r>
-      <w:proofErr w:type="gramStart"/>
-      <w:r>
-        <w:t>digitalWrite(</w:t>
-      </w:r>
-      <w:proofErr w:type="gramEnd"/>
-      <w:r>
-        <w:t>blueLedPin, HIGH);</w:t>
+        <w:t>    digitalWrite(redLedPin, LOW);</w:t>
+      </w:r>
+    </w:p>
+    <w:p>
+      <w:pPr>
+        <w:pStyle w:val="Code"/>
+      </w:pPr>
+      <w:r>
+        <w:t>    digitalWrite(orangeLedPin, LOW);</w:t>
+      </w:r>
+    </w:p>
+    <w:p>
+      <w:pPr>
+        <w:pStyle w:val="Code"/>
+      </w:pPr>
+      <w:r>
+        <w:t>    digitalWrite(yellowLedPin, LOW);</w:t>
+      </w:r>
+    </w:p>
+    <w:p>
+      <w:pPr>
+        <w:pStyle w:val="Code"/>
+      </w:pPr>
+      <w:r>
+        <w:t>    digitalWrite(greenLedPin, LOW);</w:t>
+      </w:r>
+    </w:p>
+    <w:p>
+      <w:pPr>
+        <w:pStyle w:val="Code"/>
+      </w:pPr>
+      <w:r>
+        <w:t>    digitalWrite(blueLedPin, HIGH);</w:t>
       </w:r>
     </w:p>
     <w:p>
@@ -3240,15 +2683,7 @@
         <w:pStyle w:val="Code"/>
       </w:pPr>
       <w:r>
-        <w:t xml:space="preserve">    </w:t>
-      </w:r>
-      <w:proofErr w:type="gramStart"/>
-      <w:r>
-        <w:t>digitalWrite(</w:t>
-      </w:r>
-      <w:proofErr w:type="gramEnd"/>
-      <w:r>
-        <w:t>redLedPin, LOW);</w:t>
+        <w:t>    digitalWrite(redLedPin, LOW);</w:t>
       </w:r>
     </w:p>
     <w:p>
@@ -3257,63 +2692,31 @@
       </w:pPr>
       <w:r>
         <w:lastRenderedPageBreak/>
-        <w:t xml:space="preserve">    </w:t>
-      </w:r>
-      <w:proofErr w:type="gramStart"/>
-      <w:r>
-        <w:t>digitalWrite(</w:t>
-      </w:r>
-      <w:proofErr w:type="gramEnd"/>
-      <w:r>
-        <w:t>orangeLedPin, LOW);</w:t>
-      </w:r>
-    </w:p>
-    <w:p>
-      <w:pPr>
-        <w:pStyle w:val="Code"/>
-      </w:pPr>
-      <w:r>
-        <w:t xml:space="preserve">    </w:t>
-      </w:r>
-      <w:proofErr w:type="gramStart"/>
-      <w:r>
-        <w:t>digitalWrite(</w:t>
-      </w:r>
-      <w:proofErr w:type="gramEnd"/>
-      <w:r>
-        <w:t>yellowLedPin, LOW);</w:t>
-      </w:r>
-    </w:p>
-    <w:p>
-      <w:pPr>
-        <w:pStyle w:val="Code"/>
-      </w:pPr>
-      <w:r>
-        <w:t xml:space="preserve">    </w:t>
-      </w:r>
-      <w:proofErr w:type="gramStart"/>
-      <w:r>
-        <w:t>digitalWrite(</w:t>
-      </w:r>
-      <w:proofErr w:type="gramEnd"/>
-      <w:r>
-        <w:t>greenLedPin, LOW);</w:t>
-      </w:r>
-    </w:p>
-    <w:p>
-      <w:pPr>
-        <w:pStyle w:val="Code"/>
-      </w:pPr>
-      <w:r>
-        <w:t xml:space="preserve">    </w:t>
-      </w:r>
-      <w:proofErr w:type="gramStart"/>
-      <w:r>
-        <w:t>digitalWrite(</w:t>
-      </w:r>
-      <w:proofErr w:type="gramEnd"/>
-      <w:r>
-        <w:t>blueLedPin, LOW);</w:t>
+        <w:t>    digitalWrite(orangeLedPin, LOW);</w:t>
+      </w:r>
+    </w:p>
+    <w:p>
+      <w:pPr>
+        <w:pStyle w:val="Code"/>
+      </w:pPr>
+      <w:r>
+        <w:t>    digitalWrite(yellowLedPin, LOW);</w:t>
+      </w:r>
+    </w:p>
+    <w:p>
+      <w:pPr>
+        <w:pStyle w:val="Code"/>
+      </w:pPr>
+      <w:r>
+        <w:t>    digitalWrite(greenLedPin, LOW);</w:t>
+      </w:r>
+    </w:p>
+    <w:p>
+      <w:pPr>
+        <w:pStyle w:val="Code"/>
+      </w:pPr>
+      <w:r>
+        <w:t>    digitalWrite(blueLedPin, LOW);</w:t>
       </w:r>
     </w:p>
     <w:p>
@@ -3340,6 +2743,9 @@
     <w:p>
       <w:pPr>
         <w:pStyle w:val="P"/>
+        <w:rPr>
+          <w:lang w:val="en-US"/>
+        </w:rPr>
       </w:pPr>
       <w:r>
         <w:t xml:space="preserve">Через відсутність функції </w:t>
@@ -3363,9 +2769,755 @@
     <w:p>
       <w:pPr>
         <w:pStyle w:val="P"/>
+      </w:pPr>
+      <w:r>
+        <w:t xml:space="preserve">Після додавання функції </w:t>
+      </w:r>
+      <w:r>
+        <w:rPr>
+          <w:rStyle w:val="CodeChar"/>
+        </w:rPr>
+        <w:t>setup</w:t>
+      </w:r>
+      <w:r>
         <w:rPr>
           <w:lang w:val="en-US"/>
         </w:rPr>
+        <w:t xml:space="preserve"> </w:t>
+      </w:r>
+      <w:r>
+        <w:t xml:space="preserve">програма працювала, але всі світлодіоди горіли завжди, не залежно від позиції об’єкта. Проблема була в тому, що у функції </w:t>
+      </w:r>
+      <w:r>
+        <w:rPr>
+          <w:rStyle w:val="CodeChar"/>
+        </w:rPr>
+        <w:t>getDistanceData</w:t>
+      </w:r>
+      <w:r>
+        <w:rPr>
+          <w:lang w:val="en-US"/>
+        </w:rPr>
+        <w:t xml:space="preserve"> </w:t>
+      </w:r>
+      <w:r>
+        <w:t>в рядку обрахунку дистанції замість першого знака розділення стояв знак дорівнює:</w:t>
+      </w:r>
+    </w:p>
+    <w:p>
+      <w:pPr>
+        <w:pStyle w:val="P"/>
+      </w:pPr>
+    </w:p>
+    <w:p>
+      <w:pPr>
+        <w:pStyle w:val="Code"/>
+      </w:pPr>
+      <w:r>
+        <w:t>long cm = dur = 29 / 2;</w:t>
+      </w:r>
+    </w:p>
+    <w:p>
+      <w:pPr>
+        <w:pStyle w:val="P"/>
+      </w:pPr>
+    </w:p>
+    <w:p>
+      <w:pPr>
+        <w:pStyle w:val="P"/>
+      </w:pPr>
+      <w:r>
+        <w:t>Після виправлення</w:t>
+      </w:r>
+      <w:r>
+        <w:rPr>
+          <w:lang w:val="en-US"/>
+        </w:rPr>
+        <w:t xml:space="preserve"> </w:t>
+      </w:r>
+      <w:r>
+        <w:t>все запрацювало:</w:t>
+      </w:r>
+    </w:p>
+    <w:p>
+      <w:pPr>
+        <w:pStyle w:val="P"/>
+      </w:pPr>
+    </w:p>
+    <w:p>
+      <w:pPr>
+        <w:pStyle w:val="Code"/>
+      </w:pPr>
+      <w:r>
+        <w:t>const int redLedPin = 4;</w:t>
+      </w:r>
+    </w:p>
+    <w:p>
+      <w:pPr>
+        <w:pStyle w:val="Code"/>
+      </w:pPr>
+      <w:r>
+        <w:t>const int orangeLedPin = 3;</w:t>
+      </w:r>
+    </w:p>
+    <w:p>
+      <w:pPr>
+        <w:pStyle w:val="Code"/>
+      </w:pPr>
+      <w:r>
+        <w:t>const int yellowLedPin = 2;</w:t>
+      </w:r>
+    </w:p>
+    <w:p>
+      <w:pPr>
+        <w:pStyle w:val="Code"/>
+      </w:pPr>
+      <w:r>
+        <w:t>const int greenLedPin = 1;</w:t>
+      </w:r>
+    </w:p>
+    <w:p>
+      <w:pPr>
+        <w:pStyle w:val="Code"/>
+      </w:pPr>
+      <w:r>
+        <w:t>const int blueLedPin = 0;</w:t>
+      </w:r>
+    </w:p>
+    <w:p>
+      <w:pPr>
+        <w:pStyle w:val="Code"/>
+      </w:pPr>
+    </w:p>
+    <w:p>
+      <w:pPr>
+        <w:pStyle w:val="Code"/>
+      </w:pPr>
+      <w:r>
+        <w:t>const int sensorPin = 7;</w:t>
+      </w:r>
+    </w:p>
+    <w:p>
+      <w:pPr>
+        <w:pStyle w:val="Code"/>
+      </w:pPr>
+    </w:p>
+    <w:p>
+      <w:pPr>
+        <w:pStyle w:val="Code"/>
+      </w:pPr>
+      <w:r>
+        <w:t>long getDistanceData()</w:t>
+      </w:r>
+    </w:p>
+    <w:p>
+      <w:pPr>
+        <w:pStyle w:val="Code"/>
+      </w:pPr>
+      <w:r>
+        <w:t>{</w:t>
+      </w:r>
+    </w:p>
+    <w:p>
+      <w:pPr>
+        <w:pStyle w:val="Code"/>
+      </w:pPr>
+      <w:r>
+        <w:t xml:space="preserve">  pinMode(sensorPin, OUTPUT);</w:t>
+      </w:r>
+    </w:p>
+    <w:p>
+      <w:pPr>
+        <w:pStyle w:val="Code"/>
+      </w:pPr>
+      <w:r>
+        <w:t xml:space="preserve">  digitalWrite(sensorPin, LOW);</w:t>
+      </w:r>
+    </w:p>
+    <w:p>
+      <w:pPr>
+        <w:pStyle w:val="Code"/>
+      </w:pPr>
+      <w:r>
+        <w:t xml:space="preserve">  delayMicroseconds(2);</w:t>
+      </w:r>
+    </w:p>
+    <w:p>
+      <w:pPr>
+        <w:pStyle w:val="Code"/>
+      </w:pPr>
+      <w:r>
+        <w:t xml:space="preserve">  digitalWrite(sensorPin, HIGH);</w:t>
+      </w:r>
+    </w:p>
+    <w:p>
+      <w:pPr>
+        <w:pStyle w:val="Code"/>
+      </w:pPr>
+      <w:r>
+        <w:t xml:space="preserve">  delayMicroseconds(10);</w:t>
+      </w:r>
+    </w:p>
+    <w:p>
+      <w:pPr>
+        <w:pStyle w:val="Code"/>
+      </w:pPr>
+      <w:r>
+        <w:t xml:space="preserve">  digitalWrite(sensorPin, LOW);</w:t>
+      </w:r>
+    </w:p>
+    <w:p>
+      <w:pPr>
+        <w:pStyle w:val="Code"/>
+      </w:pPr>
+    </w:p>
+    <w:p>
+      <w:pPr>
+        <w:pStyle w:val="Code"/>
+      </w:pPr>
+      <w:r>
+        <w:t xml:space="preserve">  pinMode(sensorPin, INPUT);</w:t>
+      </w:r>
+    </w:p>
+    <w:p>
+      <w:pPr>
+        <w:pStyle w:val="Code"/>
+      </w:pPr>
+      <w:r>
+        <w:t xml:space="preserve">  long dur = pulseIn(sensorPin, HIGH);</w:t>
+      </w:r>
+    </w:p>
+    <w:p>
+      <w:pPr>
+        <w:pStyle w:val="Code"/>
+      </w:pPr>
+      <w:r>
+        <w:t xml:space="preserve">  long cm = dur / 29 / 2;</w:t>
+      </w:r>
+    </w:p>
+    <w:p>
+      <w:pPr>
+        <w:pStyle w:val="Code"/>
+      </w:pPr>
+      <w:r>
+        <w:t xml:space="preserve">  return cm;</w:t>
+      </w:r>
+    </w:p>
+    <w:p>
+      <w:pPr>
+        <w:pStyle w:val="Code"/>
+      </w:pPr>
+      <w:r>
+        <w:t>}</w:t>
+      </w:r>
+    </w:p>
+    <w:p>
+      <w:pPr>
+        <w:pStyle w:val="Code"/>
+      </w:pPr>
+    </w:p>
+    <w:p>
+      <w:pPr>
+        <w:pStyle w:val="Code"/>
+      </w:pPr>
+      <w:r>
+        <w:t>void setup()</w:t>
+      </w:r>
+    </w:p>
+    <w:p>
+      <w:pPr>
+        <w:pStyle w:val="Code"/>
+      </w:pPr>
+      <w:r>
+        <w:t>{</w:t>
+      </w:r>
+    </w:p>
+    <w:p>
+      <w:pPr>
+        <w:pStyle w:val="Code"/>
+      </w:pPr>
+      <w:r>
+        <w:t xml:space="preserve">  pinMode(redLedPin, OUTPUT);</w:t>
+      </w:r>
+    </w:p>
+    <w:p>
+      <w:pPr>
+        <w:pStyle w:val="Code"/>
+      </w:pPr>
+      <w:r>
+        <w:t xml:space="preserve">  pinMode(orangeLedPin, OUTPUT);</w:t>
+      </w:r>
+    </w:p>
+    <w:p>
+      <w:pPr>
+        <w:pStyle w:val="Code"/>
+      </w:pPr>
+      <w:r>
+        <w:t xml:space="preserve">  pinMode(yellowLedPin, OUTPUT);</w:t>
+      </w:r>
+    </w:p>
+    <w:p>
+      <w:pPr>
+        <w:pStyle w:val="Code"/>
+      </w:pPr>
+      <w:r>
+        <w:t xml:space="preserve">  pinMode(greenLedPin, OUTPUT);</w:t>
+      </w:r>
+    </w:p>
+    <w:p>
+      <w:pPr>
+        <w:pStyle w:val="Code"/>
+      </w:pPr>
+      <w:r>
+        <w:t xml:space="preserve">  pinMode(blueLedPin, OUTPUT);</w:t>
+      </w:r>
+    </w:p>
+    <w:p>
+      <w:pPr>
+        <w:pStyle w:val="Code"/>
+      </w:pPr>
+      <w:r>
+        <w:t>}</w:t>
+      </w:r>
+    </w:p>
+    <w:p>
+      <w:pPr>
+        <w:pStyle w:val="Code"/>
+      </w:pPr>
+    </w:p>
+    <w:p>
+      <w:pPr>
+        <w:pStyle w:val="Code"/>
+      </w:pPr>
+      <w:r>
+        <w:t>void loop()</w:t>
+      </w:r>
+    </w:p>
+    <w:p>
+      <w:pPr>
+        <w:pStyle w:val="Code"/>
+      </w:pPr>
+      <w:r>
+        <w:t>{</w:t>
+      </w:r>
+    </w:p>
+    <w:p>
+      <w:pPr>
+        <w:pStyle w:val="Code"/>
+      </w:pPr>
+      <w:r>
+        <w:t xml:space="preserve">  long distance_to_object = getDistanceData();</w:t>
+      </w:r>
+    </w:p>
+    <w:p>
+      <w:pPr>
+        <w:pStyle w:val="Code"/>
+      </w:pPr>
+      <w:r>
+        <w:t xml:space="preserve">  if (distance_to_object &lt; 50)</w:t>
+      </w:r>
+    </w:p>
+    <w:p>
+      <w:pPr>
+        <w:pStyle w:val="Code"/>
+      </w:pPr>
+      <w:r>
+        <w:t xml:space="preserve">  {</w:t>
+      </w:r>
+    </w:p>
+    <w:p>
+      <w:pPr>
+        <w:pStyle w:val="Code"/>
+      </w:pPr>
+      <w:r>
+        <w:t xml:space="preserve">    digitalWrite(redLedPin, HIGH);</w:t>
+      </w:r>
+    </w:p>
+    <w:p>
+      <w:pPr>
+        <w:pStyle w:val="Code"/>
+      </w:pPr>
+      <w:r>
+        <w:t xml:space="preserve">    digitalWrite(orangeLedPin, HIGH);</w:t>
+      </w:r>
+    </w:p>
+    <w:p>
+      <w:pPr>
+        <w:pStyle w:val="Code"/>
+      </w:pPr>
+      <w:r>
+        <w:t xml:space="preserve">    digitalWrite(yellowLedPin, HIGH);</w:t>
+      </w:r>
+    </w:p>
+    <w:p>
+      <w:pPr>
+        <w:pStyle w:val="Code"/>
+      </w:pPr>
+      <w:r>
+        <w:t xml:space="preserve">    digitalWrite(greenLedPin, HIGH);</w:t>
+      </w:r>
+    </w:p>
+    <w:p>
+      <w:pPr>
+        <w:pStyle w:val="Code"/>
+      </w:pPr>
+      <w:r>
+        <w:t xml:space="preserve">    digitalWrite(blueLedPin, HIGH);</w:t>
+      </w:r>
+    </w:p>
+    <w:p>
+      <w:pPr>
+        <w:pStyle w:val="Code"/>
+      </w:pPr>
+      <w:r>
+        <w:t xml:space="preserve">  }</w:t>
+      </w:r>
+    </w:p>
+    <w:p>
+      <w:pPr>
+        <w:pStyle w:val="Code"/>
+      </w:pPr>
+      <w:r>
+        <w:t xml:space="preserve">  else if (distance_to_object &gt; 50 &amp;&amp; distance_to_object &lt;= 100)</w:t>
+      </w:r>
+    </w:p>
+    <w:p>
+      <w:pPr>
+        <w:pStyle w:val="Code"/>
+      </w:pPr>
+      <w:r>
+        <w:t xml:space="preserve">  {</w:t>
+      </w:r>
+    </w:p>
+    <w:p>
+      <w:pPr>
+        <w:pStyle w:val="Code"/>
+      </w:pPr>
+      <w:r>
+        <w:t xml:space="preserve">    digitalWrite(redLedPin, LOW);</w:t>
+      </w:r>
+    </w:p>
+    <w:p>
+      <w:pPr>
+        <w:pStyle w:val="Code"/>
+      </w:pPr>
+      <w:r>
+        <w:t xml:space="preserve">    digitalWrite(orangeLedPin, HIGH);</w:t>
+      </w:r>
+    </w:p>
+    <w:p>
+      <w:pPr>
+        <w:pStyle w:val="Code"/>
+      </w:pPr>
+      <w:r>
+        <w:t xml:space="preserve">    digitalWrite(yellowLedPin, HIGH);</w:t>
+      </w:r>
+    </w:p>
+    <w:p>
+      <w:pPr>
+        <w:pStyle w:val="Code"/>
+      </w:pPr>
+      <w:r>
+        <w:t xml:space="preserve">    digitalWrite(greenLedPin, HIGH);</w:t>
+      </w:r>
+    </w:p>
+    <w:p>
+      <w:pPr>
+        <w:pStyle w:val="Code"/>
+      </w:pPr>
+      <w:r>
+        <w:t xml:space="preserve">    digitalWrite(blueLedPin, HIGH);</w:t>
+      </w:r>
+    </w:p>
+    <w:p>
+      <w:pPr>
+        <w:pStyle w:val="Code"/>
+      </w:pPr>
+      <w:r>
+        <w:t xml:space="preserve">  }</w:t>
+      </w:r>
+    </w:p>
+    <w:p>
+      <w:pPr>
+        <w:pStyle w:val="Code"/>
+      </w:pPr>
+      <w:r>
+        <w:t xml:space="preserve">  else if (distance_to_object &gt; 100 &amp;&amp; distance_to_object &lt;= 150)</w:t>
+      </w:r>
+    </w:p>
+    <w:p>
+      <w:pPr>
+        <w:pStyle w:val="Code"/>
+      </w:pPr>
+      <w:r>
+        <w:t xml:space="preserve">  {</w:t>
+      </w:r>
+    </w:p>
+    <w:p>
+      <w:pPr>
+        <w:pStyle w:val="Code"/>
+      </w:pPr>
+      <w:r>
+        <w:t xml:space="preserve">    digitalWrite(redLedPin, LOW);</w:t>
+      </w:r>
+    </w:p>
+    <w:p>
+      <w:pPr>
+        <w:pStyle w:val="Code"/>
+      </w:pPr>
+      <w:r>
+        <w:t xml:space="preserve">    digitalWrite(orangeLedPin, LOW);</w:t>
+      </w:r>
+    </w:p>
+    <w:p>
+      <w:pPr>
+        <w:pStyle w:val="Code"/>
+      </w:pPr>
+      <w:r>
+        <w:t xml:space="preserve">    digitalWrite(yellowLedPin, HIGH);</w:t>
+      </w:r>
+    </w:p>
+    <w:p>
+      <w:pPr>
+        <w:pStyle w:val="Code"/>
+      </w:pPr>
+      <w:r>
+        <w:t xml:space="preserve">    digitalWrite(greenLedPin, HIGH);</w:t>
+      </w:r>
+    </w:p>
+    <w:p>
+      <w:pPr>
+        <w:pStyle w:val="Code"/>
+      </w:pPr>
+      <w:r>
+        <w:t xml:space="preserve">    digitalWrite(blueLedPin, HIGH);</w:t>
+      </w:r>
+    </w:p>
+    <w:p>
+      <w:pPr>
+        <w:pStyle w:val="Code"/>
+      </w:pPr>
+      <w:r>
+        <w:t xml:space="preserve">  }</w:t>
+      </w:r>
+    </w:p>
+    <w:p>
+      <w:pPr>
+        <w:pStyle w:val="Code"/>
+      </w:pPr>
+      <w:r>
+        <w:t xml:space="preserve">  else if (distance_to_object &gt; 150 &amp;&amp; distance_to_object &lt;= 200)</w:t>
+      </w:r>
+    </w:p>
+    <w:p>
+      <w:pPr>
+        <w:pStyle w:val="Code"/>
+      </w:pPr>
+      <w:r>
+        <w:t xml:space="preserve">  {</w:t>
+      </w:r>
+    </w:p>
+    <w:p>
+      <w:pPr>
+        <w:pStyle w:val="Code"/>
+      </w:pPr>
+      <w:r>
+        <w:t xml:space="preserve">    digitalWrite(redLedPin, LOW);</w:t>
+      </w:r>
+    </w:p>
+    <w:p>
+      <w:pPr>
+        <w:pStyle w:val="Code"/>
+      </w:pPr>
+      <w:r>
+        <w:t xml:space="preserve">    digitalWrite(orangeLedPin, LOW);</w:t>
+      </w:r>
+    </w:p>
+    <w:p>
+      <w:pPr>
+        <w:pStyle w:val="Code"/>
+      </w:pPr>
+      <w:r>
+        <w:t xml:space="preserve">    digitalWrite(yellowLedPin, LOW);</w:t>
+      </w:r>
+    </w:p>
+    <w:p>
+      <w:pPr>
+        <w:pStyle w:val="Code"/>
+      </w:pPr>
+      <w:r>
+        <w:t xml:space="preserve">    digitalWrite(greenLedPin, HIGH);</w:t>
+      </w:r>
+    </w:p>
+    <w:p>
+      <w:pPr>
+        <w:pStyle w:val="Code"/>
+      </w:pPr>
+      <w:r>
+        <w:t xml:space="preserve">    digitalWrite(blueLedPin, HIGH);</w:t>
+      </w:r>
+    </w:p>
+    <w:p>
+      <w:pPr>
+        <w:pStyle w:val="Code"/>
+      </w:pPr>
+      <w:r>
+        <w:t xml:space="preserve">  }</w:t>
+      </w:r>
+    </w:p>
+    <w:p>
+      <w:pPr>
+        <w:pStyle w:val="Code"/>
+      </w:pPr>
+      <w:r>
+        <w:t xml:space="preserve">  else if (distance_to_object &gt; 200 &amp;&amp; distance_to_object &lt;= 300)</w:t>
+      </w:r>
+    </w:p>
+    <w:p>
+      <w:pPr>
+        <w:pStyle w:val="Code"/>
+      </w:pPr>
+      <w:r>
+        <w:t xml:space="preserve">  {</w:t>
+      </w:r>
+    </w:p>
+    <w:p>
+      <w:pPr>
+        <w:pStyle w:val="Code"/>
+      </w:pPr>
+      <w:r>
+        <w:t xml:space="preserve">    digitalWrite(redLedPin, LOW);</w:t>
+      </w:r>
+    </w:p>
+    <w:p>
+      <w:pPr>
+        <w:pStyle w:val="Code"/>
+      </w:pPr>
+      <w:r>
+        <w:t xml:space="preserve">    digitalWrite(orangeLedPin, LOW);</w:t>
+      </w:r>
+    </w:p>
+    <w:p>
+      <w:pPr>
+        <w:pStyle w:val="Code"/>
+      </w:pPr>
+      <w:r>
+        <w:t xml:space="preserve">    digitalWrite(yellowLedPin, LOW);</w:t>
+      </w:r>
+    </w:p>
+    <w:p>
+      <w:pPr>
+        <w:pStyle w:val="Code"/>
+      </w:pPr>
+      <w:r>
+        <w:t xml:space="preserve">    digitalWrite(greenLedPin, LOW);</w:t>
+      </w:r>
+    </w:p>
+    <w:p>
+      <w:pPr>
+        <w:pStyle w:val="Code"/>
+      </w:pPr>
+      <w:r>
+        <w:t xml:space="preserve">    digitalWrite(blueLedPin, HIGH);</w:t>
+      </w:r>
+    </w:p>
+    <w:p>
+      <w:pPr>
+        <w:pStyle w:val="Code"/>
+      </w:pPr>
+      <w:r>
+        <w:t xml:space="preserve">  }</w:t>
+      </w:r>
+    </w:p>
+    <w:p>
+      <w:pPr>
+        <w:pStyle w:val="Code"/>
+      </w:pPr>
+      <w:r>
+        <w:t xml:space="preserve">  else</w:t>
+      </w:r>
+    </w:p>
+    <w:p>
+      <w:pPr>
+        <w:pStyle w:val="Code"/>
+      </w:pPr>
+      <w:r>
+        <w:t xml:space="preserve">  {</w:t>
+      </w:r>
+    </w:p>
+    <w:p>
+      <w:pPr>
+        <w:pStyle w:val="Code"/>
+      </w:pPr>
+      <w:r>
+        <w:t xml:space="preserve">    digitalWrite(redLedPin, LOW);</w:t>
+      </w:r>
+    </w:p>
+    <w:p>
+      <w:pPr>
+        <w:pStyle w:val="Code"/>
+      </w:pPr>
+      <w:r>
+        <w:t xml:space="preserve">    digitalWrite(orangeLedPin, LOW);</w:t>
+      </w:r>
+    </w:p>
+    <w:p>
+      <w:pPr>
+        <w:pStyle w:val="Code"/>
+      </w:pPr>
+      <w:r>
+        <w:t xml:space="preserve">    digitalWrite(yellowLedPin, LOW);</w:t>
+      </w:r>
+    </w:p>
+    <w:p>
+      <w:pPr>
+        <w:pStyle w:val="Code"/>
+      </w:pPr>
+      <w:r>
+        <w:t xml:space="preserve">    digitalWrite(greenLedPin, LOW);</w:t>
+      </w:r>
+    </w:p>
+    <w:p>
+      <w:pPr>
+        <w:pStyle w:val="Code"/>
+      </w:pPr>
+      <w:r>
+        <w:t xml:space="preserve">    digitalWrite(blueLedPin, LOW);</w:t>
+      </w:r>
+    </w:p>
+    <w:p>
+      <w:pPr>
+        <w:pStyle w:val="Code"/>
+      </w:pPr>
+      <w:r>
+        <w:t xml:space="preserve">  }</w:t>
+      </w:r>
+    </w:p>
+    <w:p>
+      <w:pPr>
+        <w:pStyle w:val="Code"/>
+      </w:pPr>
+      <w:r>
+        <w:t xml:space="preserve">  delay(1000);</w:t>
+      </w:r>
+    </w:p>
+    <w:p>
+      <w:pPr>
+        <w:pStyle w:val="Code"/>
+        <w:rPr>
+          <w:lang w:val="uk-UA"/>
+        </w:rPr>
+      </w:pPr>
+      <w:r>
+        <w:t>}</w:t>
+      </w:r>
+    </w:p>
+    <w:p>
+      <w:pPr>
+        <w:pStyle w:val="P"/>
+        <w:rPr>
+          <w:lang w:val="en-US"/>
+        </w:rPr>
       </w:pPr>
     </w:p>
     <w:p>
@@ -3373,6 +3525,7 @@
         <w:pStyle w:val="H2"/>
       </w:pPr>
       <w:r>
+        <w:lastRenderedPageBreak/>
         <w:t>4</w:t>
       </w:r>
       <w:r>

--- a/32IV Inzhenerija vbudovanyh/2/KNT-122_Onyshchenko_Variant-19_PR2.docx
+++ b/32IV Inzhenerija vbudovanyh/2/KNT-122_Onyshchenko_Variant-19_PR2.docx
@@ -2836,7 +2836,26 @@
         <w:t xml:space="preserve"> </w:t>
       </w:r>
       <w:r>
-        <w:t>все запрацювало:</w:t>
+        <w:t>все запрацювало</w:t>
+      </w:r>
+      <w:r>
+        <w:t>.</w:t>
+      </w:r>
+    </w:p>
+    <w:p>
+      <w:pPr>
+        <w:pStyle w:val="P"/>
+      </w:pPr>
+      <w:hyperlink r:id="rId12" w:history="1">
+        <w:r>
+          <w:rPr>
+            <w:rStyle w:val="a4"/>
+          </w:rPr>
+          <w:t>Посилання на проєкт</w:t>
+        </w:r>
+      </w:hyperlink>
+      <w:r>
+        <w:t>.</w:t>
       </w:r>
     </w:p>
     <w:p>
@@ -3069,6 +3088,7 @@
         <w:pStyle w:val="Code"/>
       </w:pPr>
       <w:r>
+        <w:lastRenderedPageBreak/>
         <w:t xml:space="preserve">  pinMode(blueLedPin, OUTPUT);</w:t>
       </w:r>
     </w:p>
@@ -3515,9 +3535,7 @@
     <w:p>
       <w:pPr>
         <w:pStyle w:val="P"/>
-        <w:rPr>
-          <w:lang w:val="en-US"/>
-        </w:rPr>
+        <w:ind w:firstLine="0"/>
       </w:pPr>
     </w:p>
     <w:p>

--- a/32IV Inzhenerija vbudovanyh/2/KNT-122_Onyshchenko_Variant-19_PR2.docx
+++ b/32IV Inzhenerija vbudovanyh/2/KNT-122_Onyshchenko_Variant-19_PR2.docx
@@ -732,8 +732,13 @@
         <w:pStyle w:val="Code"/>
       </w:pPr>
       <w:r>
-        <w:t>long readUltrasonicDistance(</w:t>
-      </w:r>
+        <w:t xml:space="preserve">long </w:t>
+      </w:r>
+      <w:proofErr w:type="gramStart"/>
+      <w:r>
+        <w:t>readUltrasonicDistance(</w:t>
+      </w:r>
+      <w:proofErr w:type="gramEnd"/>
     </w:p>
     <w:p>
       <w:pPr>
@@ -764,68 +769,132 @@
         <w:pStyle w:val="Code"/>
       </w:pPr>
       <w:r>
-        <w:t xml:space="preserve">  pinMode(triggerPin, OUTPUT);</w:t>
-      </w:r>
-    </w:p>
-    <w:p>
-      <w:pPr>
-        <w:pStyle w:val="Code"/>
-      </w:pPr>
-      <w:r>
-        <w:t xml:space="preserve">  digitalWrite(triggerPin, LOW);</w:t>
-      </w:r>
-    </w:p>
-    <w:p>
-      <w:pPr>
-        <w:pStyle w:val="Code"/>
-      </w:pPr>
-      <w:r>
-        <w:t xml:space="preserve">  delayMicroseconds(2);</w:t>
-      </w:r>
-    </w:p>
-    <w:p>
-      <w:pPr>
-        <w:pStyle w:val="Code"/>
-      </w:pPr>
-      <w:r>
-        <w:t xml:space="preserve">  digitalWrite(triggerPin, HIGH);</w:t>
-      </w:r>
-    </w:p>
-    <w:p>
-      <w:pPr>
-        <w:pStyle w:val="Code"/>
-      </w:pPr>
-      <w:r>
-        <w:t xml:space="preserve">  delayMicroseconds(10);</w:t>
-      </w:r>
-    </w:p>
-    <w:p>
-      <w:pPr>
-        <w:pStyle w:val="Code"/>
-      </w:pPr>
-      <w:r>
-        <w:t xml:space="preserve">  digitalWrite(triggerPin, LOW);</w:t>
-      </w:r>
-    </w:p>
-    <w:p>
-      <w:pPr>
-        <w:pStyle w:val="Code"/>
-      </w:pPr>
-      <w:r>
-        <w:t xml:space="preserve">  pinMode(echoPin, INPUT);</w:t>
-      </w:r>
-    </w:p>
-    <w:p>
-      <w:pPr>
-        <w:pStyle w:val="Code"/>
-      </w:pPr>
-    </w:p>
-    <w:p>
-      <w:pPr>
-        <w:pStyle w:val="Code"/>
-      </w:pPr>
-      <w:r>
-        <w:t xml:space="preserve">  long duration=pulseIn(echoPin, HIGH);</w:t>
+        <w:t xml:space="preserve">  </w:t>
+      </w:r>
+      <w:proofErr w:type="gramStart"/>
+      <w:r>
+        <w:t>pinMode(</w:t>
+      </w:r>
+      <w:proofErr w:type="gramEnd"/>
+      <w:r>
+        <w:t>triggerPin, OUTPUT);</w:t>
+      </w:r>
+    </w:p>
+    <w:p>
+      <w:pPr>
+        <w:pStyle w:val="Code"/>
+      </w:pPr>
+      <w:r>
+        <w:t xml:space="preserve">  </w:t>
+      </w:r>
+      <w:proofErr w:type="gramStart"/>
+      <w:r>
+        <w:t>digitalWrite(</w:t>
+      </w:r>
+      <w:proofErr w:type="gramEnd"/>
+      <w:r>
+        <w:t>triggerPin, LOW);</w:t>
+      </w:r>
+    </w:p>
+    <w:p>
+      <w:pPr>
+        <w:pStyle w:val="Code"/>
+      </w:pPr>
+      <w:r>
+        <w:t xml:space="preserve">  </w:t>
+      </w:r>
+      <w:proofErr w:type="gramStart"/>
+      <w:r>
+        <w:t>delayMicroseconds(</w:t>
+      </w:r>
+      <w:proofErr w:type="gramEnd"/>
+      <w:r>
+        <w:t>2);</w:t>
+      </w:r>
+    </w:p>
+    <w:p>
+      <w:pPr>
+        <w:pStyle w:val="Code"/>
+      </w:pPr>
+      <w:r>
+        <w:t xml:space="preserve">  </w:t>
+      </w:r>
+      <w:proofErr w:type="gramStart"/>
+      <w:r>
+        <w:t>digitalWrite(</w:t>
+      </w:r>
+      <w:proofErr w:type="gramEnd"/>
+      <w:r>
+        <w:t>triggerPin, HIGH);</w:t>
+      </w:r>
+    </w:p>
+    <w:p>
+      <w:pPr>
+        <w:pStyle w:val="Code"/>
+      </w:pPr>
+      <w:r>
+        <w:t xml:space="preserve">  </w:t>
+      </w:r>
+      <w:proofErr w:type="gramStart"/>
+      <w:r>
+        <w:t>delayMicroseconds(</w:t>
+      </w:r>
+      <w:proofErr w:type="gramEnd"/>
+      <w:r>
+        <w:t>10);</w:t>
+      </w:r>
+    </w:p>
+    <w:p>
+      <w:pPr>
+        <w:pStyle w:val="Code"/>
+      </w:pPr>
+      <w:r>
+        <w:t xml:space="preserve">  </w:t>
+      </w:r>
+      <w:proofErr w:type="gramStart"/>
+      <w:r>
+        <w:t>digitalWrite(</w:t>
+      </w:r>
+      <w:proofErr w:type="gramEnd"/>
+      <w:r>
+        <w:t>triggerPin, LOW);</w:t>
+      </w:r>
+    </w:p>
+    <w:p>
+      <w:pPr>
+        <w:pStyle w:val="Code"/>
+      </w:pPr>
+      <w:r>
+        <w:t xml:space="preserve">  </w:t>
+      </w:r>
+      <w:proofErr w:type="gramStart"/>
+      <w:r>
+        <w:t>pinMode(</w:t>
+      </w:r>
+      <w:proofErr w:type="gramEnd"/>
+      <w:r>
+        <w:t>echoPin, INPUT);</w:t>
+      </w:r>
+    </w:p>
+    <w:p>
+      <w:pPr>
+        <w:pStyle w:val="Code"/>
+      </w:pPr>
+    </w:p>
+    <w:p>
+      <w:pPr>
+        <w:pStyle w:val="Code"/>
+      </w:pPr>
+      <w:r>
+        <w:t xml:space="preserve">  long duration=</w:t>
+      </w:r>
+      <w:proofErr w:type="gramStart"/>
+      <w:r>
+        <w:t>pulseIn(</w:t>
+      </w:r>
+      <w:proofErr w:type="gramEnd"/>
+      <w:r>
+        <w:t>echoPin, HIGH);</w:t>
       </w:r>
     </w:p>
     <w:p>
@@ -862,7 +931,15 @@
         <w:pStyle w:val="Code"/>
       </w:pPr>
       <w:r>
-        <w:t>void setup()</w:t>
+        <w:t xml:space="preserve">void </w:t>
+      </w:r>
+      <w:proofErr w:type="gramStart"/>
+      <w:r>
+        <w:t>setup(</w:t>
+      </w:r>
+      <w:proofErr w:type="gramEnd"/>
+      <w:r>
+        <w:t>)</w:t>
       </w:r>
     </w:p>
     <w:p>
@@ -886,7 +963,15 @@
         <w:pStyle w:val="Code"/>
       </w:pPr>
       <w:r>
-        <w:t xml:space="preserve">  pinMode(2, OUTPUT);</w:t>
+        <w:t xml:space="preserve">  </w:t>
+      </w:r>
+      <w:proofErr w:type="gramStart"/>
+      <w:r>
+        <w:t>pinMode(</w:t>
+      </w:r>
+      <w:proofErr w:type="gramEnd"/>
+      <w:r>
+        <w:t>2, OUTPUT);</w:t>
       </w:r>
     </w:p>
     <w:p>
@@ -907,7 +992,15 @@
         <w:pStyle w:val="Code"/>
       </w:pPr>
       <w:r>
-        <w:t>void loop()</w:t>
+        <w:t xml:space="preserve">void </w:t>
+      </w:r>
+      <w:proofErr w:type="gramStart"/>
+      <w:r>
+        <w:t>loop(</w:t>
+      </w:r>
+      <w:proofErr w:type="gramEnd"/>
+      <w:r>
+        <w:t>)</w:t>
       </w:r>
     </w:p>
     <w:p>
@@ -923,7 +1016,15 @@
         <w:pStyle w:val="Code"/>
       </w:pPr>
       <w:r>
-        <w:t xml:space="preserve">  cm=readUltrasonicDistance(7,7);</w:t>
+        <w:t xml:space="preserve">  cm=</w:t>
+      </w:r>
+      <w:proofErr w:type="gramStart"/>
+      <w:r>
+        <w:t>readUltrasonicDistance(</w:t>
+      </w:r>
+      <w:proofErr w:type="gramEnd"/>
+      <w:r>
+        <w:t>7,7);</w:t>
       </w:r>
     </w:p>
     <w:p>
@@ -947,15 +1048,28 @@
         <w:pStyle w:val="Code"/>
       </w:pPr>
       <w:r>
-        <w:t xml:space="preserve">  if (cm&gt;distanceThreshold){</w:t>
-      </w:r>
-    </w:p>
-    <w:p>
-      <w:pPr>
-        <w:pStyle w:val="Code"/>
-      </w:pPr>
-      <w:r>
-        <w:t xml:space="preserve">    digitalWrite(2, LOW);</w:t>
+        <w:t xml:space="preserve">  if (cm&gt;</w:t>
+      </w:r>
+      <w:proofErr w:type="gramStart"/>
+      <w:r>
+        <w:t>distanceThreshold){</w:t>
+      </w:r>
+      <w:proofErr w:type="gramEnd"/>
+    </w:p>
+    <w:p>
+      <w:pPr>
+        <w:pStyle w:val="Code"/>
+      </w:pPr>
+      <w:r>
+        <w:t xml:space="preserve">    </w:t>
+      </w:r>
+      <w:proofErr w:type="gramStart"/>
+      <w:r>
+        <w:t>digitalWrite(</w:t>
+      </w:r>
+      <w:proofErr w:type="gramEnd"/>
+      <w:r>
+        <w:t>2, LOW);</w:t>
       </w:r>
     </w:p>
     <w:p>
@@ -971,15 +1085,28 @@
         <w:pStyle w:val="Code"/>
       </w:pPr>
       <w:r>
-        <w:t xml:space="preserve">  if (cm&lt;=distanceThreshold){</w:t>
-      </w:r>
-    </w:p>
-    <w:p>
-      <w:pPr>
-        <w:pStyle w:val="Code"/>
-      </w:pPr>
-      <w:r>
-        <w:t xml:space="preserve">    digitalWrite(2, HIGH);</w:t>
+        <w:t xml:space="preserve">  if (cm&lt;=</w:t>
+      </w:r>
+      <w:proofErr w:type="gramStart"/>
+      <w:r>
+        <w:t>distanceThreshold){</w:t>
+      </w:r>
+      <w:proofErr w:type="gramEnd"/>
+    </w:p>
+    <w:p>
+      <w:pPr>
+        <w:pStyle w:val="Code"/>
+      </w:pPr>
+      <w:r>
+        <w:t xml:space="preserve">    </w:t>
+      </w:r>
+      <w:proofErr w:type="gramStart"/>
+      <w:r>
+        <w:t>digitalWrite(</w:t>
+      </w:r>
+      <w:proofErr w:type="gramEnd"/>
+      <w:r>
+        <w:t>2, HIGH);</w:t>
       </w:r>
     </w:p>
     <w:p>
@@ -995,7 +1122,15 @@
         <w:pStyle w:val="Code"/>
       </w:pPr>
       <w:r>
-        <w:t xml:space="preserve">  delay(100);</w:t>
+        <w:t xml:space="preserve">  </w:t>
+      </w:r>
+      <w:proofErr w:type="gramStart"/>
+      <w:r>
+        <w:t>delay(</w:t>
+      </w:r>
+      <w:proofErr w:type="gramEnd"/>
+      <w:r>
+        <w:t>100);</w:t>
       </w:r>
     </w:p>
     <w:p>
@@ -1172,7 +1307,15 @@
         <w:pStyle w:val="Code"/>
       </w:pPr>
       <w:r>
-        <w:t>long getDistanceFromSensor(int triggerPin, int echoPin)</w:t>
+        <w:t xml:space="preserve">long </w:t>
+      </w:r>
+      <w:proofErr w:type="gramStart"/>
+      <w:r>
+        <w:t>getDistanceFromSensor(</w:t>
+      </w:r>
+      <w:proofErr w:type="gramEnd"/>
+      <w:r>
+        <w:t>int triggerPin, int echoPin)</w:t>
       </w:r>
     </w:p>
     <w:p>
@@ -1196,68 +1339,132 @@
         <w:pStyle w:val="Code"/>
       </w:pPr>
       <w:r>
-        <w:t xml:space="preserve">  pinMode(triggerPin, OUTPUT);</w:t>
-      </w:r>
-    </w:p>
-    <w:p>
-      <w:pPr>
-        <w:pStyle w:val="Code"/>
-      </w:pPr>
-      <w:r>
-        <w:t xml:space="preserve">  digitalWrite(triggerPin, LOW);</w:t>
-      </w:r>
-    </w:p>
-    <w:p>
-      <w:pPr>
-        <w:pStyle w:val="Code"/>
-      </w:pPr>
-      <w:r>
-        <w:t xml:space="preserve">  delayMicroseconds(2);</w:t>
-      </w:r>
-    </w:p>
-    <w:p>
-      <w:pPr>
-        <w:pStyle w:val="Code"/>
-      </w:pPr>
-      <w:r>
-        <w:t xml:space="preserve">  digitalWrite(triggerPin, HIGH);</w:t>
-      </w:r>
-    </w:p>
-    <w:p>
-      <w:pPr>
-        <w:pStyle w:val="Code"/>
-      </w:pPr>
-      <w:r>
-        <w:t xml:space="preserve">  delayMicroseconds(10);</w:t>
-      </w:r>
-    </w:p>
-    <w:p>
-      <w:pPr>
-        <w:pStyle w:val="Code"/>
-      </w:pPr>
-      <w:r>
-        <w:t xml:space="preserve">  digitalWrite(triggerPin, LOW);</w:t>
-      </w:r>
-    </w:p>
-    <w:p>
-      <w:pPr>
-        <w:pStyle w:val="Code"/>
-      </w:pPr>
-    </w:p>
-    <w:p>
-      <w:pPr>
-        <w:pStyle w:val="Code"/>
-      </w:pPr>
-      <w:r>
-        <w:t xml:space="preserve">  pinMode(echoPin, INPUT);</w:t>
-      </w:r>
-    </w:p>
-    <w:p>
-      <w:pPr>
-        <w:pStyle w:val="Code"/>
-      </w:pPr>
-      <w:r>
-        <w:t xml:space="preserve">  long duration = pulseIn(echoPin, HIGH);</w:t>
+        <w:t xml:space="preserve">  </w:t>
+      </w:r>
+      <w:proofErr w:type="gramStart"/>
+      <w:r>
+        <w:t>pinMode(</w:t>
+      </w:r>
+      <w:proofErr w:type="gramEnd"/>
+      <w:r>
+        <w:t>triggerPin, OUTPUT);</w:t>
+      </w:r>
+    </w:p>
+    <w:p>
+      <w:pPr>
+        <w:pStyle w:val="Code"/>
+      </w:pPr>
+      <w:r>
+        <w:t xml:space="preserve">  </w:t>
+      </w:r>
+      <w:proofErr w:type="gramStart"/>
+      <w:r>
+        <w:t>digitalWrite(</w:t>
+      </w:r>
+      <w:proofErr w:type="gramEnd"/>
+      <w:r>
+        <w:t>triggerPin, LOW);</w:t>
+      </w:r>
+    </w:p>
+    <w:p>
+      <w:pPr>
+        <w:pStyle w:val="Code"/>
+      </w:pPr>
+      <w:r>
+        <w:t xml:space="preserve">  </w:t>
+      </w:r>
+      <w:proofErr w:type="gramStart"/>
+      <w:r>
+        <w:t>delayMicroseconds(</w:t>
+      </w:r>
+      <w:proofErr w:type="gramEnd"/>
+      <w:r>
+        <w:t>2);</w:t>
+      </w:r>
+    </w:p>
+    <w:p>
+      <w:pPr>
+        <w:pStyle w:val="Code"/>
+      </w:pPr>
+      <w:r>
+        <w:t xml:space="preserve">  </w:t>
+      </w:r>
+      <w:proofErr w:type="gramStart"/>
+      <w:r>
+        <w:t>digitalWrite(</w:t>
+      </w:r>
+      <w:proofErr w:type="gramEnd"/>
+      <w:r>
+        <w:t>triggerPin, HIGH);</w:t>
+      </w:r>
+    </w:p>
+    <w:p>
+      <w:pPr>
+        <w:pStyle w:val="Code"/>
+      </w:pPr>
+      <w:r>
+        <w:t xml:space="preserve">  </w:t>
+      </w:r>
+      <w:proofErr w:type="gramStart"/>
+      <w:r>
+        <w:t>delayMicroseconds(</w:t>
+      </w:r>
+      <w:proofErr w:type="gramEnd"/>
+      <w:r>
+        <w:t>10);</w:t>
+      </w:r>
+    </w:p>
+    <w:p>
+      <w:pPr>
+        <w:pStyle w:val="Code"/>
+      </w:pPr>
+      <w:r>
+        <w:t xml:space="preserve">  </w:t>
+      </w:r>
+      <w:proofErr w:type="gramStart"/>
+      <w:r>
+        <w:t>digitalWrite(</w:t>
+      </w:r>
+      <w:proofErr w:type="gramEnd"/>
+      <w:r>
+        <w:t>triggerPin, LOW);</w:t>
+      </w:r>
+    </w:p>
+    <w:p>
+      <w:pPr>
+        <w:pStyle w:val="Code"/>
+      </w:pPr>
+    </w:p>
+    <w:p>
+      <w:pPr>
+        <w:pStyle w:val="Code"/>
+      </w:pPr>
+      <w:r>
+        <w:t xml:space="preserve">  </w:t>
+      </w:r>
+      <w:proofErr w:type="gramStart"/>
+      <w:r>
+        <w:t>pinMode(</w:t>
+      </w:r>
+      <w:proofErr w:type="gramEnd"/>
+      <w:r>
+        <w:t>echoPin, INPUT);</w:t>
+      </w:r>
+    </w:p>
+    <w:p>
+      <w:pPr>
+        <w:pStyle w:val="Code"/>
+      </w:pPr>
+      <w:r>
+        <w:t xml:space="preserve">  long duration = </w:t>
+      </w:r>
+      <w:proofErr w:type="gramStart"/>
+      <w:r>
+        <w:t>pulseIn(</w:t>
+      </w:r>
+      <w:proofErr w:type="gramEnd"/>
+      <w:r>
+        <w:t>echoPin, HIGH);</w:t>
       </w:r>
     </w:p>
     <w:p>
@@ -1294,7 +1501,15 @@
         <w:pStyle w:val="Code"/>
       </w:pPr>
       <w:r>
-        <w:t>void setup()</w:t>
+        <w:t xml:space="preserve">void </w:t>
+      </w:r>
+      <w:proofErr w:type="gramStart"/>
+      <w:r>
+        <w:t>setup(</w:t>
+      </w:r>
+      <w:proofErr w:type="gramEnd"/>
+      <w:r>
+        <w:t>)</w:t>
       </w:r>
     </w:p>
     <w:p>
@@ -1318,7 +1533,15 @@
         <w:pStyle w:val="Code"/>
       </w:pPr>
       <w:r>
-        <w:t xml:space="preserve">  pinMode(ledPin, OUTPUT);</w:t>
+        <w:t xml:space="preserve">  </w:t>
+      </w:r>
+      <w:proofErr w:type="gramStart"/>
+      <w:r>
+        <w:t>pinMode(</w:t>
+      </w:r>
+      <w:proofErr w:type="gramEnd"/>
+      <w:r>
+        <w:t>ledPin, OUTPUT);</w:t>
       </w:r>
     </w:p>
     <w:p>
@@ -1339,7 +1562,15 @@
         <w:pStyle w:val="Code"/>
       </w:pPr>
       <w:r>
-        <w:t>void loop()</w:t>
+        <w:t xml:space="preserve">void </w:t>
+      </w:r>
+      <w:proofErr w:type="gramStart"/>
+      <w:r>
+        <w:t>loop(</w:t>
+      </w:r>
+      <w:proofErr w:type="gramEnd"/>
+      <w:r>
+        <w:t>)</w:t>
       </w:r>
     </w:p>
     <w:p>
@@ -1355,7 +1586,15 @@
         <w:pStyle w:val="Code"/>
       </w:pPr>
       <w:r>
-        <w:t xml:space="preserve">  distanceInCm = getDistanceFromSensor(ultrasonicPin, ultrasonicPin);</w:t>
+        <w:t xml:space="preserve">  distanceInCm = </w:t>
+      </w:r>
+      <w:proofErr w:type="gramStart"/>
+      <w:r>
+        <w:t>getDistanceFromSensor(</w:t>
+      </w:r>
+      <w:proofErr w:type="gramEnd"/>
+      <w:r>
+        <w:t>ultrasonicPin, ultrasonicPin);</w:t>
       </w:r>
     </w:p>
     <w:p>
@@ -1395,7 +1634,15 @@
         <w:pStyle w:val="Code"/>
       </w:pPr>
       <w:r>
-        <w:t xml:space="preserve">    digitalWrite(ledPin, LOW);</w:t>
+        <w:t xml:space="preserve">    </w:t>
+      </w:r>
+      <w:proofErr w:type="gramStart"/>
+      <w:r>
+        <w:t>digitalWrite(</w:t>
+      </w:r>
+      <w:proofErr w:type="gramEnd"/>
+      <w:r>
+        <w:t>ledPin, LOW);</w:t>
       </w:r>
     </w:p>
     <w:p>
@@ -1427,7 +1674,15 @@
         <w:pStyle w:val="Code"/>
       </w:pPr>
       <w:r>
-        <w:t xml:space="preserve">    digitalWrite(ledPin, HIGH);</w:t>
+        <w:t xml:space="preserve">    </w:t>
+      </w:r>
+      <w:proofErr w:type="gramStart"/>
+      <w:r>
+        <w:t>digitalWrite(</w:t>
+      </w:r>
+      <w:proofErr w:type="gramEnd"/>
+      <w:r>
+        <w:t>ledPin, HIGH);</w:t>
       </w:r>
     </w:p>
     <w:p>
@@ -1443,7 +1698,15 @@
         <w:pStyle w:val="Code"/>
       </w:pPr>
       <w:r>
-        <w:t xml:space="preserve">  delay(100);</w:t>
+        <w:t xml:space="preserve">  </w:t>
+      </w:r>
+      <w:proofErr w:type="gramStart"/>
+      <w:r>
+        <w:t>delay(</w:t>
+      </w:r>
+      <w:proofErr w:type="gramEnd"/>
+      <w:r>
+        <w:t>100);</w:t>
       </w:r>
     </w:p>
     <w:p>
@@ -1637,7 +1900,15 @@
         <w:pStyle w:val="Code"/>
       </w:pPr>
       <w:r>
-        <w:t>void setup()</w:t>
+        <w:t xml:space="preserve">void </w:t>
+      </w:r>
+      <w:proofErr w:type="gramStart"/>
+      <w:r>
+        <w:t>setup(</w:t>
+      </w:r>
+      <w:proofErr w:type="gramEnd"/>
+      <w:r>
+        <w:t>)</w:t>
       </w:r>
     </w:p>
     <w:p>
@@ -1661,7 +1932,15 @@
         <w:pStyle w:val="Code"/>
       </w:pPr>
       <w:r>
-        <w:t xml:space="preserve">  servo.attach(servoPin);</w:t>
+        <w:t xml:space="preserve">  </w:t>
+      </w:r>
+      <w:proofErr w:type="gramStart"/>
+      <w:r>
+        <w:t>servo.attach</w:t>
+      </w:r>
+      <w:proofErr w:type="gramEnd"/>
+      <w:r>
+        <w:t>(servoPin);</w:t>
       </w:r>
     </w:p>
     <w:p>
@@ -1682,7 +1961,15 @@
         <w:pStyle w:val="Code"/>
       </w:pPr>
       <w:r>
-        <w:t>void loop()</w:t>
+        <w:t xml:space="preserve">void </w:t>
+      </w:r>
+      <w:proofErr w:type="gramStart"/>
+      <w:r>
+        <w:t>loop(</w:t>
+      </w:r>
+      <w:proofErr w:type="gramEnd"/>
+      <w:r>
+        <w:t>)</w:t>
       </w:r>
     </w:p>
     <w:p>
@@ -1714,7 +2001,15 @@
         <w:pStyle w:val="Code"/>
       </w:pPr>
       <w:r>
-        <w:t xml:space="preserve">    servo.write(180);</w:t>
+        <w:t xml:space="preserve">    </w:t>
+      </w:r>
+      <w:proofErr w:type="gramStart"/>
+      <w:r>
+        <w:t>servo.write</w:t>
+      </w:r>
+      <w:proofErr w:type="gramEnd"/>
+      <w:r>
+        <w:t>(180);</w:t>
       </w:r>
     </w:p>
     <w:p>
@@ -1746,7 +2041,15 @@
         <w:pStyle w:val="Code"/>
       </w:pPr>
       <w:r>
-        <w:t xml:space="preserve">    servo.write(-180);</w:t>
+        <w:t xml:space="preserve">    </w:t>
+      </w:r>
+      <w:proofErr w:type="gramStart"/>
+      <w:r>
+        <w:t>servo.write</w:t>
+      </w:r>
+      <w:proofErr w:type="gramEnd"/>
+      <w:r>
+        <w:t>(-180);</w:t>
       </w:r>
     </w:p>
     <w:p>
@@ -1770,7 +2073,15 @@
         <w:pStyle w:val="Code"/>
       </w:pPr>
       <w:r>
-        <w:t xml:space="preserve">  delay(2000);</w:t>
+        <w:t xml:space="preserve">  </w:t>
+      </w:r>
+      <w:proofErr w:type="gramStart"/>
+      <w:r>
+        <w:t>delay(</w:t>
+      </w:r>
+      <w:proofErr w:type="gramEnd"/>
+      <w:r>
+        <w:t>2000);</w:t>
       </w:r>
     </w:p>
     <w:p>
@@ -1975,7 +2286,15 @@
         <w:pStyle w:val="Code"/>
       </w:pPr>
       <w:r>
-        <w:t>void setup()</w:t>
+        <w:t xml:space="preserve">void </w:t>
+      </w:r>
+      <w:proofErr w:type="gramStart"/>
+      <w:r>
+        <w:t>setup(</w:t>
+      </w:r>
+      <w:proofErr w:type="gramEnd"/>
+      <w:r>
+        <w:t>)</w:t>
       </w:r>
     </w:p>
     <w:p>
@@ -1999,15 +2318,31 @@
         <w:pStyle w:val="Code"/>
       </w:pPr>
       <w:r>
-        <w:t>  servo.attach(servoPin);</w:t>
-      </w:r>
-    </w:p>
-    <w:p>
-      <w:pPr>
-        <w:pStyle w:val="Code"/>
-      </w:pPr>
-      <w:r>
-        <w:t>  pinMode(switchPin, INPUT);</w:t>
+        <w:t xml:space="preserve">  </w:t>
+      </w:r>
+      <w:proofErr w:type="gramStart"/>
+      <w:r>
+        <w:t>servo.attach</w:t>
+      </w:r>
+      <w:proofErr w:type="gramEnd"/>
+      <w:r>
+        <w:t>(servoPin);</w:t>
+      </w:r>
+    </w:p>
+    <w:p>
+      <w:pPr>
+        <w:pStyle w:val="Code"/>
+      </w:pPr>
+      <w:r>
+        <w:t xml:space="preserve">  </w:t>
+      </w:r>
+      <w:proofErr w:type="gramStart"/>
+      <w:r>
+        <w:t>pinMode(</w:t>
+      </w:r>
+      <w:proofErr w:type="gramEnd"/>
+      <w:r>
+        <w:t>switchPin, INPUT);</w:t>
       </w:r>
     </w:p>
     <w:p>
@@ -2028,7 +2363,15 @@
         <w:pStyle w:val="Code"/>
       </w:pPr>
       <w:r>
-        <w:t>void loop()</w:t>
+        <w:t xml:space="preserve">void </w:t>
+      </w:r>
+      <w:proofErr w:type="gramStart"/>
+      <w:r>
+        <w:t>loop(</w:t>
+      </w:r>
+      <w:proofErr w:type="gramEnd"/>
+      <w:r>
+        <w:t>)</w:t>
       </w:r>
     </w:p>
     <w:p>
@@ -2068,7 +2411,15 @@
         <w:pStyle w:val="Code"/>
       </w:pPr>
       <w:r>
-        <w:t>    servo.write(90);</w:t>
+        <w:t xml:space="preserve">    </w:t>
+      </w:r>
+      <w:proofErr w:type="gramStart"/>
+      <w:r>
+        <w:t>servo.write</w:t>
+      </w:r>
+      <w:proofErr w:type="gramEnd"/>
+      <w:r>
+        <w:t>(90);</w:t>
       </w:r>
     </w:p>
     <w:p>
@@ -2100,7 +2451,15 @@
         <w:pStyle w:val="Code"/>
       </w:pPr>
       <w:r>
-        <w:t>    servo.write(-90);</w:t>
+        <w:t xml:space="preserve">    </w:t>
+      </w:r>
+      <w:proofErr w:type="gramStart"/>
+      <w:r>
+        <w:t>servo.write</w:t>
+      </w:r>
+      <w:proofErr w:type="gramEnd"/>
+      <w:r>
+        <w:t>(-90);</w:t>
       </w:r>
     </w:p>
     <w:p>
@@ -2116,7 +2475,15 @@
         <w:pStyle w:val="Code"/>
       </w:pPr>
       <w:r>
-        <w:t>  delay(12);</w:t>
+        <w:t xml:space="preserve">  </w:t>
+      </w:r>
+      <w:proofErr w:type="gramStart"/>
+      <w:r>
+        <w:t>delay(</w:t>
+      </w:r>
+      <w:proofErr w:type="gramEnd"/>
+      <w:r>
+        <w:t>12);</w:t>
       </w:r>
     </w:p>
     <w:p>
@@ -2323,7 +2690,15 @@
         <w:pStyle w:val="Code"/>
       </w:pPr>
       <w:r>
-        <w:t>void loop()</w:t>
+        <w:t xml:space="preserve">void </w:t>
+      </w:r>
+      <w:proofErr w:type="gramStart"/>
+      <w:r>
+        <w:t>loop(</w:t>
+      </w:r>
+      <w:proofErr w:type="gramEnd"/>
+      <w:r>
+        <w:t>)</w:t>
       </w:r>
     </w:p>
     <w:p>
@@ -2363,39 +2738,79 @@
         <w:pStyle w:val="Code"/>
       </w:pPr>
       <w:r>
-        <w:t>    digitalWrite(redLedPin, HIGH);</w:t>
-      </w:r>
-    </w:p>
-    <w:p>
-      <w:pPr>
-        <w:pStyle w:val="Code"/>
-      </w:pPr>
-      <w:r>
-        <w:t>    digitalWrite(orangeLedPin, HIGH);</w:t>
-      </w:r>
-    </w:p>
-    <w:p>
-      <w:pPr>
-        <w:pStyle w:val="Code"/>
-      </w:pPr>
-      <w:r>
-        <w:t>    digitalWrite(yellowLedPin, HIGH);</w:t>
-      </w:r>
-    </w:p>
-    <w:p>
-      <w:pPr>
-        <w:pStyle w:val="Code"/>
-      </w:pPr>
-      <w:r>
-        <w:t>    digitalWrite(greenLedPin, HIGH);</w:t>
-      </w:r>
-    </w:p>
-    <w:p>
-      <w:pPr>
-        <w:pStyle w:val="Code"/>
-      </w:pPr>
-      <w:r>
-        <w:t>    digitalWrite(blueLedPin, HIGH);</w:t>
+        <w:t xml:space="preserve">    </w:t>
+      </w:r>
+      <w:proofErr w:type="gramStart"/>
+      <w:r>
+        <w:t>digitalWrite(</w:t>
+      </w:r>
+      <w:proofErr w:type="gramEnd"/>
+      <w:r>
+        <w:t>redLedPin, HIGH);</w:t>
+      </w:r>
+    </w:p>
+    <w:p>
+      <w:pPr>
+        <w:pStyle w:val="Code"/>
+      </w:pPr>
+      <w:r>
+        <w:t xml:space="preserve">    </w:t>
+      </w:r>
+      <w:proofErr w:type="gramStart"/>
+      <w:r>
+        <w:t>digitalWrite(</w:t>
+      </w:r>
+      <w:proofErr w:type="gramEnd"/>
+      <w:r>
+        <w:t>orangeLedPin, HIGH);</w:t>
+      </w:r>
+    </w:p>
+    <w:p>
+      <w:pPr>
+        <w:pStyle w:val="Code"/>
+      </w:pPr>
+      <w:r>
+        <w:t xml:space="preserve">    </w:t>
+      </w:r>
+      <w:proofErr w:type="gramStart"/>
+      <w:r>
+        <w:t>digitalWrite(</w:t>
+      </w:r>
+      <w:proofErr w:type="gramEnd"/>
+      <w:r>
+        <w:t>yellowLedPin, HIGH);</w:t>
+      </w:r>
+    </w:p>
+    <w:p>
+      <w:pPr>
+        <w:pStyle w:val="Code"/>
+      </w:pPr>
+      <w:r>
+        <w:t xml:space="preserve">    </w:t>
+      </w:r>
+      <w:proofErr w:type="gramStart"/>
+      <w:r>
+        <w:t>digitalWrite(</w:t>
+      </w:r>
+      <w:proofErr w:type="gramEnd"/>
+      <w:r>
+        <w:t>greenLedPin, HIGH);</w:t>
+      </w:r>
+    </w:p>
+    <w:p>
+      <w:pPr>
+        <w:pStyle w:val="Code"/>
+      </w:pPr>
+      <w:r>
+        <w:t xml:space="preserve">    </w:t>
+      </w:r>
+      <w:proofErr w:type="gramStart"/>
+      <w:r>
+        <w:t>digitalWrite(</w:t>
+      </w:r>
+      <w:proofErr w:type="gramEnd"/>
+      <w:r>
+        <w:t>blueLedPin, HIGH);</w:t>
       </w:r>
     </w:p>
     <w:p>
@@ -2427,39 +2842,79 @@
         <w:pStyle w:val="Code"/>
       </w:pPr>
       <w:r>
-        <w:t>    digitalWrite(redLedPin, LOW);</w:t>
-      </w:r>
-    </w:p>
-    <w:p>
-      <w:pPr>
-        <w:pStyle w:val="Code"/>
-      </w:pPr>
-      <w:r>
-        <w:t>    digitalWrite(orangeLedPin, HIGH);</w:t>
-      </w:r>
-    </w:p>
-    <w:p>
-      <w:pPr>
-        <w:pStyle w:val="Code"/>
-      </w:pPr>
-      <w:r>
-        <w:t>    digitalWrite(yellowLedPin, HIGH);</w:t>
-      </w:r>
-    </w:p>
-    <w:p>
-      <w:pPr>
-        <w:pStyle w:val="Code"/>
-      </w:pPr>
-      <w:r>
-        <w:t>    digitalWrite(greenLedPin, HIGH);</w:t>
-      </w:r>
-    </w:p>
-    <w:p>
-      <w:pPr>
-        <w:pStyle w:val="Code"/>
-      </w:pPr>
-      <w:r>
-        <w:t>    digitalWrite(blueLedPin, HIGH);</w:t>
+        <w:t xml:space="preserve">    </w:t>
+      </w:r>
+      <w:proofErr w:type="gramStart"/>
+      <w:r>
+        <w:t>digitalWrite(</w:t>
+      </w:r>
+      <w:proofErr w:type="gramEnd"/>
+      <w:r>
+        <w:t>redLedPin, LOW);</w:t>
+      </w:r>
+    </w:p>
+    <w:p>
+      <w:pPr>
+        <w:pStyle w:val="Code"/>
+      </w:pPr>
+      <w:r>
+        <w:t xml:space="preserve">    </w:t>
+      </w:r>
+      <w:proofErr w:type="gramStart"/>
+      <w:r>
+        <w:t>digitalWrite(</w:t>
+      </w:r>
+      <w:proofErr w:type="gramEnd"/>
+      <w:r>
+        <w:t>orangeLedPin, HIGH);</w:t>
+      </w:r>
+    </w:p>
+    <w:p>
+      <w:pPr>
+        <w:pStyle w:val="Code"/>
+      </w:pPr>
+      <w:r>
+        <w:t xml:space="preserve">    </w:t>
+      </w:r>
+      <w:proofErr w:type="gramStart"/>
+      <w:r>
+        <w:t>digitalWrite(</w:t>
+      </w:r>
+      <w:proofErr w:type="gramEnd"/>
+      <w:r>
+        <w:t>yellowLedPin, HIGH);</w:t>
+      </w:r>
+    </w:p>
+    <w:p>
+      <w:pPr>
+        <w:pStyle w:val="Code"/>
+      </w:pPr>
+      <w:r>
+        <w:t xml:space="preserve">    </w:t>
+      </w:r>
+      <w:proofErr w:type="gramStart"/>
+      <w:r>
+        <w:t>digitalWrite(</w:t>
+      </w:r>
+      <w:proofErr w:type="gramEnd"/>
+      <w:r>
+        <w:t>greenLedPin, HIGH);</w:t>
+      </w:r>
+    </w:p>
+    <w:p>
+      <w:pPr>
+        <w:pStyle w:val="Code"/>
+      </w:pPr>
+      <w:r>
+        <w:t xml:space="preserve">    </w:t>
+      </w:r>
+      <w:proofErr w:type="gramStart"/>
+      <w:r>
+        <w:t>digitalWrite(</w:t>
+      </w:r>
+      <w:proofErr w:type="gramEnd"/>
+      <w:r>
+        <w:t>blueLedPin, HIGH);</w:t>
       </w:r>
     </w:p>
     <w:p>
@@ -2491,39 +2946,79 @@
         <w:pStyle w:val="Code"/>
       </w:pPr>
       <w:r>
-        <w:t>    digitalWrite(redLedPin, LOW);</w:t>
-      </w:r>
-    </w:p>
-    <w:p>
-      <w:pPr>
-        <w:pStyle w:val="Code"/>
-      </w:pPr>
-      <w:r>
-        <w:t>    digitalWrite(orangeLedPin, LOW);</w:t>
-      </w:r>
-    </w:p>
-    <w:p>
-      <w:pPr>
-        <w:pStyle w:val="Code"/>
-      </w:pPr>
-      <w:r>
-        <w:t>    digitalWrite(yellowLedPin, HIGH);</w:t>
-      </w:r>
-    </w:p>
-    <w:p>
-      <w:pPr>
-        <w:pStyle w:val="Code"/>
-      </w:pPr>
-      <w:r>
-        <w:t>    digitalWrite(greenLedPin, HIGH);</w:t>
-      </w:r>
-    </w:p>
-    <w:p>
-      <w:pPr>
-        <w:pStyle w:val="Code"/>
-      </w:pPr>
-      <w:r>
-        <w:t>    digitalWrite(blueLedPin, HIGH);</w:t>
+        <w:t xml:space="preserve">    </w:t>
+      </w:r>
+      <w:proofErr w:type="gramStart"/>
+      <w:r>
+        <w:t>digitalWrite(</w:t>
+      </w:r>
+      <w:proofErr w:type="gramEnd"/>
+      <w:r>
+        <w:t>redLedPin, LOW);</w:t>
+      </w:r>
+    </w:p>
+    <w:p>
+      <w:pPr>
+        <w:pStyle w:val="Code"/>
+      </w:pPr>
+      <w:r>
+        <w:t xml:space="preserve">    </w:t>
+      </w:r>
+      <w:proofErr w:type="gramStart"/>
+      <w:r>
+        <w:t>digitalWrite(</w:t>
+      </w:r>
+      <w:proofErr w:type="gramEnd"/>
+      <w:r>
+        <w:t>orangeLedPin, LOW);</w:t>
+      </w:r>
+    </w:p>
+    <w:p>
+      <w:pPr>
+        <w:pStyle w:val="Code"/>
+      </w:pPr>
+      <w:r>
+        <w:t xml:space="preserve">    </w:t>
+      </w:r>
+      <w:proofErr w:type="gramStart"/>
+      <w:r>
+        <w:t>digitalWrite(</w:t>
+      </w:r>
+      <w:proofErr w:type="gramEnd"/>
+      <w:r>
+        <w:t>yellowLedPin, HIGH);</w:t>
+      </w:r>
+    </w:p>
+    <w:p>
+      <w:pPr>
+        <w:pStyle w:val="Code"/>
+      </w:pPr>
+      <w:r>
+        <w:t xml:space="preserve">    </w:t>
+      </w:r>
+      <w:proofErr w:type="gramStart"/>
+      <w:r>
+        <w:t>digitalWrite(</w:t>
+      </w:r>
+      <w:proofErr w:type="gramEnd"/>
+      <w:r>
+        <w:t>greenLedPin, HIGH);</w:t>
+      </w:r>
+    </w:p>
+    <w:p>
+      <w:pPr>
+        <w:pStyle w:val="Code"/>
+      </w:pPr>
+      <w:r>
+        <w:t xml:space="preserve">    </w:t>
+      </w:r>
+      <w:proofErr w:type="gramStart"/>
+      <w:r>
+        <w:t>digitalWrite(</w:t>
+      </w:r>
+      <w:proofErr w:type="gramEnd"/>
+      <w:r>
+        <w:t>blueLedPin, HIGH);</w:t>
       </w:r>
     </w:p>
     <w:p>
@@ -2555,39 +3050,79 @@
         <w:pStyle w:val="Code"/>
       </w:pPr>
       <w:r>
-        <w:t>    digitalWrite(redLedPin, LOW);</w:t>
-      </w:r>
-    </w:p>
-    <w:p>
-      <w:pPr>
-        <w:pStyle w:val="Code"/>
-      </w:pPr>
-      <w:r>
-        <w:t>    digitalWrite(orangeLedPin, LOW);</w:t>
-      </w:r>
-    </w:p>
-    <w:p>
-      <w:pPr>
-        <w:pStyle w:val="Code"/>
-      </w:pPr>
-      <w:r>
-        <w:t>    digitalWrite(yellowLedPin, LOW);</w:t>
-      </w:r>
-    </w:p>
-    <w:p>
-      <w:pPr>
-        <w:pStyle w:val="Code"/>
-      </w:pPr>
-      <w:r>
-        <w:t>    digitalWrite(greenLedPin, HIGH);</w:t>
-      </w:r>
-    </w:p>
-    <w:p>
-      <w:pPr>
-        <w:pStyle w:val="Code"/>
-      </w:pPr>
-      <w:r>
-        <w:t>    digitalWrite(blueLedPin, HIGH);</w:t>
+        <w:t xml:space="preserve">    </w:t>
+      </w:r>
+      <w:proofErr w:type="gramStart"/>
+      <w:r>
+        <w:t>digitalWrite(</w:t>
+      </w:r>
+      <w:proofErr w:type="gramEnd"/>
+      <w:r>
+        <w:t>redLedPin, LOW);</w:t>
+      </w:r>
+    </w:p>
+    <w:p>
+      <w:pPr>
+        <w:pStyle w:val="Code"/>
+      </w:pPr>
+      <w:r>
+        <w:t xml:space="preserve">    </w:t>
+      </w:r>
+      <w:proofErr w:type="gramStart"/>
+      <w:r>
+        <w:t>digitalWrite(</w:t>
+      </w:r>
+      <w:proofErr w:type="gramEnd"/>
+      <w:r>
+        <w:t>orangeLedPin, LOW);</w:t>
+      </w:r>
+    </w:p>
+    <w:p>
+      <w:pPr>
+        <w:pStyle w:val="Code"/>
+      </w:pPr>
+      <w:r>
+        <w:t xml:space="preserve">    </w:t>
+      </w:r>
+      <w:proofErr w:type="gramStart"/>
+      <w:r>
+        <w:t>digitalWrite(</w:t>
+      </w:r>
+      <w:proofErr w:type="gramEnd"/>
+      <w:r>
+        <w:t>yellowLedPin, LOW);</w:t>
+      </w:r>
+    </w:p>
+    <w:p>
+      <w:pPr>
+        <w:pStyle w:val="Code"/>
+      </w:pPr>
+      <w:r>
+        <w:t xml:space="preserve">    </w:t>
+      </w:r>
+      <w:proofErr w:type="gramStart"/>
+      <w:r>
+        <w:t>digitalWrite(</w:t>
+      </w:r>
+      <w:proofErr w:type="gramEnd"/>
+      <w:r>
+        <w:t>greenLedPin, HIGH);</w:t>
+      </w:r>
+    </w:p>
+    <w:p>
+      <w:pPr>
+        <w:pStyle w:val="Code"/>
+      </w:pPr>
+      <w:r>
+        <w:t xml:space="preserve">    </w:t>
+      </w:r>
+      <w:proofErr w:type="gramStart"/>
+      <w:r>
+        <w:t>digitalWrite(</w:t>
+      </w:r>
+      <w:proofErr w:type="gramEnd"/>
+      <w:r>
+        <w:t>blueLedPin, HIGH);</w:t>
       </w:r>
     </w:p>
     <w:p>
@@ -2619,39 +3154,79 @@
         <w:pStyle w:val="Code"/>
       </w:pPr>
       <w:r>
-        <w:t>    digitalWrite(redLedPin, LOW);</w:t>
-      </w:r>
-    </w:p>
-    <w:p>
-      <w:pPr>
-        <w:pStyle w:val="Code"/>
-      </w:pPr>
-      <w:r>
-        <w:t>    digitalWrite(orangeLedPin, LOW);</w:t>
-      </w:r>
-    </w:p>
-    <w:p>
-      <w:pPr>
-        <w:pStyle w:val="Code"/>
-      </w:pPr>
-      <w:r>
-        <w:t>    digitalWrite(yellowLedPin, LOW);</w:t>
-      </w:r>
-    </w:p>
-    <w:p>
-      <w:pPr>
-        <w:pStyle w:val="Code"/>
-      </w:pPr>
-      <w:r>
-        <w:t>    digitalWrite(greenLedPin, LOW);</w:t>
-      </w:r>
-    </w:p>
-    <w:p>
-      <w:pPr>
-        <w:pStyle w:val="Code"/>
-      </w:pPr>
-      <w:r>
-        <w:t>    digitalWrite(blueLedPin, HIGH);</w:t>
+        <w:t xml:space="preserve">    </w:t>
+      </w:r>
+      <w:proofErr w:type="gramStart"/>
+      <w:r>
+        <w:t>digitalWrite(</w:t>
+      </w:r>
+      <w:proofErr w:type="gramEnd"/>
+      <w:r>
+        <w:t>redLedPin, LOW);</w:t>
+      </w:r>
+    </w:p>
+    <w:p>
+      <w:pPr>
+        <w:pStyle w:val="Code"/>
+      </w:pPr>
+      <w:r>
+        <w:t xml:space="preserve">    </w:t>
+      </w:r>
+      <w:proofErr w:type="gramStart"/>
+      <w:r>
+        <w:t>digitalWrite(</w:t>
+      </w:r>
+      <w:proofErr w:type="gramEnd"/>
+      <w:r>
+        <w:t>orangeLedPin, LOW);</w:t>
+      </w:r>
+    </w:p>
+    <w:p>
+      <w:pPr>
+        <w:pStyle w:val="Code"/>
+      </w:pPr>
+      <w:r>
+        <w:t xml:space="preserve">    </w:t>
+      </w:r>
+      <w:proofErr w:type="gramStart"/>
+      <w:r>
+        <w:t>digitalWrite(</w:t>
+      </w:r>
+      <w:proofErr w:type="gramEnd"/>
+      <w:r>
+        <w:t>yellowLedPin, LOW);</w:t>
+      </w:r>
+    </w:p>
+    <w:p>
+      <w:pPr>
+        <w:pStyle w:val="Code"/>
+      </w:pPr>
+      <w:r>
+        <w:t xml:space="preserve">    </w:t>
+      </w:r>
+      <w:proofErr w:type="gramStart"/>
+      <w:r>
+        <w:t>digitalWrite(</w:t>
+      </w:r>
+      <w:proofErr w:type="gramEnd"/>
+      <w:r>
+        <w:t>greenLedPin, LOW);</w:t>
+      </w:r>
+    </w:p>
+    <w:p>
+      <w:pPr>
+        <w:pStyle w:val="Code"/>
+      </w:pPr>
+      <w:r>
+        <w:t xml:space="preserve">    </w:t>
+      </w:r>
+      <w:proofErr w:type="gramStart"/>
+      <w:r>
+        <w:t>digitalWrite(</w:t>
+      </w:r>
+      <w:proofErr w:type="gramEnd"/>
+      <w:r>
+        <w:t>blueLedPin, HIGH);</w:t>
       </w:r>
     </w:p>
     <w:p>
@@ -2683,7 +3258,15 @@
         <w:pStyle w:val="Code"/>
       </w:pPr>
       <w:r>
-        <w:t>    digitalWrite(redLedPin, LOW);</w:t>
+        <w:t xml:space="preserve">    </w:t>
+      </w:r>
+      <w:proofErr w:type="gramStart"/>
+      <w:r>
+        <w:t>digitalWrite(</w:t>
+      </w:r>
+      <w:proofErr w:type="gramEnd"/>
+      <w:r>
+        <w:t>redLedPin, LOW);</w:t>
       </w:r>
     </w:p>
     <w:p>
@@ -2692,31 +3275,63 @@
       </w:pPr>
       <w:r>
         <w:lastRenderedPageBreak/>
-        <w:t>    digitalWrite(orangeLedPin, LOW);</w:t>
-      </w:r>
-    </w:p>
-    <w:p>
-      <w:pPr>
-        <w:pStyle w:val="Code"/>
-      </w:pPr>
-      <w:r>
-        <w:t>    digitalWrite(yellowLedPin, LOW);</w:t>
-      </w:r>
-    </w:p>
-    <w:p>
-      <w:pPr>
-        <w:pStyle w:val="Code"/>
-      </w:pPr>
-      <w:r>
-        <w:t>    digitalWrite(greenLedPin, LOW);</w:t>
-      </w:r>
-    </w:p>
-    <w:p>
-      <w:pPr>
-        <w:pStyle w:val="Code"/>
-      </w:pPr>
-      <w:r>
-        <w:t>    digitalWrite(blueLedPin, LOW);</w:t>
+        <w:t xml:space="preserve">    </w:t>
+      </w:r>
+      <w:proofErr w:type="gramStart"/>
+      <w:r>
+        <w:t>digitalWrite(</w:t>
+      </w:r>
+      <w:proofErr w:type="gramEnd"/>
+      <w:r>
+        <w:t>orangeLedPin, LOW);</w:t>
+      </w:r>
+    </w:p>
+    <w:p>
+      <w:pPr>
+        <w:pStyle w:val="Code"/>
+      </w:pPr>
+      <w:r>
+        <w:t xml:space="preserve">    </w:t>
+      </w:r>
+      <w:proofErr w:type="gramStart"/>
+      <w:r>
+        <w:t>digitalWrite(</w:t>
+      </w:r>
+      <w:proofErr w:type="gramEnd"/>
+      <w:r>
+        <w:t>yellowLedPin, LOW);</w:t>
+      </w:r>
+    </w:p>
+    <w:p>
+      <w:pPr>
+        <w:pStyle w:val="Code"/>
+      </w:pPr>
+      <w:r>
+        <w:t xml:space="preserve">    </w:t>
+      </w:r>
+      <w:proofErr w:type="gramStart"/>
+      <w:r>
+        <w:t>digitalWrite(</w:t>
+      </w:r>
+      <w:proofErr w:type="gramEnd"/>
+      <w:r>
+        <w:t>greenLedPin, LOW);</w:t>
+      </w:r>
+    </w:p>
+    <w:p>
+      <w:pPr>
+        <w:pStyle w:val="Code"/>
+      </w:pPr>
+      <w:r>
+        <w:t xml:space="preserve">    </w:t>
+      </w:r>
+      <w:proofErr w:type="gramStart"/>
+      <w:r>
+        <w:t>digitalWrite(</w:t>
+      </w:r>
+      <w:proofErr w:type="gramEnd"/>
+      <w:r>
+        <w:t>blueLedPin, LOW);</w:t>
       </w:r>
     </w:p>
     <w:p>
@@ -2769,6 +3384,9 @@
     <w:p>
       <w:pPr>
         <w:pStyle w:val="P"/>
+        <w:rPr>
+          <w:lang w:val="en-US"/>
+        </w:rPr>
       </w:pPr>
       <w:r>
         <w:t xml:space="preserve">Після додавання функції </w:t>
@@ -2926,7 +3544,15 @@
         <w:pStyle w:val="Code"/>
       </w:pPr>
       <w:r>
-        <w:t>long getDistanceData()</w:t>
+        <w:t xml:space="preserve">long </w:t>
+      </w:r>
+      <w:proofErr w:type="gramStart"/>
+      <w:r>
+        <w:t>getDistanceData(</w:t>
+      </w:r>
+      <w:proofErr w:type="gramEnd"/>
+      <w:r>
+        <w:t>)</w:t>
       </w:r>
     </w:p>
     <w:p>
@@ -2942,68 +3568,132 @@
         <w:pStyle w:val="Code"/>
       </w:pPr>
       <w:r>
-        <w:t xml:space="preserve">  pinMode(sensorPin, OUTPUT);</w:t>
-      </w:r>
-    </w:p>
-    <w:p>
-      <w:pPr>
-        <w:pStyle w:val="Code"/>
-      </w:pPr>
-      <w:r>
-        <w:t xml:space="preserve">  digitalWrite(sensorPin, LOW);</w:t>
-      </w:r>
-    </w:p>
-    <w:p>
-      <w:pPr>
-        <w:pStyle w:val="Code"/>
-      </w:pPr>
-      <w:r>
-        <w:t xml:space="preserve">  delayMicroseconds(2);</w:t>
-      </w:r>
-    </w:p>
-    <w:p>
-      <w:pPr>
-        <w:pStyle w:val="Code"/>
-      </w:pPr>
-      <w:r>
-        <w:t xml:space="preserve">  digitalWrite(sensorPin, HIGH);</w:t>
-      </w:r>
-    </w:p>
-    <w:p>
-      <w:pPr>
-        <w:pStyle w:val="Code"/>
-      </w:pPr>
-      <w:r>
-        <w:t xml:space="preserve">  delayMicroseconds(10);</w:t>
-      </w:r>
-    </w:p>
-    <w:p>
-      <w:pPr>
-        <w:pStyle w:val="Code"/>
-      </w:pPr>
-      <w:r>
-        <w:t xml:space="preserve">  digitalWrite(sensorPin, LOW);</w:t>
-      </w:r>
-    </w:p>
-    <w:p>
-      <w:pPr>
-        <w:pStyle w:val="Code"/>
-      </w:pPr>
-    </w:p>
-    <w:p>
-      <w:pPr>
-        <w:pStyle w:val="Code"/>
-      </w:pPr>
-      <w:r>
-        <w:t xml:space="preserve">  pinMode(sensorPin, INPUT);</w:t>
-      </w:r>
-    </w:p>
-    <w:p>
-      <w:pPr>
-        <w:pStyle w:val="Code"/>
-      </w:pPr>
-      <w:r>
-        <w:t xml:space="preserve">  long dur = pulseIn(sensorPin, HIGH);</w:t>
+        <w:t xml:space="preserve">  </w:t>
+      </w:r>
+      <w:proofErr w:type="gramStart"/>
+      <w:r>
+        <w:t>pinMode(</w:t>
+      </w:r>
+      <w:proofErr w:type="gramEnd"/>
+      <w:r>
+        <w:t>sensorPin, OUTPUT);</w:t>
+      </w:r>
+    </w:p>
+    <w:p>
+      <w:pPr>
+        <w:pStyle w:val="Code"/>
+      </w:pPr>
+      <w:r>
+        <w:t xml:space="preserve">  </w:t>
+      </w:r>
+      <w:proofErr w:type="gramStart"/>
+      <w:r>
+        <w:t>digitalWrite(</w:t>
+      </w:r>
+      <w:proofErr w:type="gramEnd"/>
+      <w:r>
+        <w:t>sensorPin, LOW);</w:t>
+      </w:r>
+    </w:p>
+    <w:p>
+      <w:pPr>
+        <w:pStyle w:val="Code"/>
+      </w:pPr>
+      <w:r>
+        <w:t xml:space="preserve">  </w:t>
+      </w:r>
+      <w:proofErr w:type="gramStart"/>
+      <w:r>
+        <w:t>delayMicroseconds(</w:t>
+      </w:r>
+      <w:proofErr w:type="gramEnd"/>
+      <w:r>
+        <w:t>2);</w:t>
+      </w:r>
+    </w:p>
+    <w:p>
+      <w:pPr>
+        <w:pStyle w:val="Code"/>
+      </w:pPr>
+      <w:r>
+        <w:t xml:space="preserve">  </w:t>
+      </w:r>
+      <w:proofErr w:type="gramStart"/>
+      <w:r>
+        <w:t>digitalWrite(</w:t>
+      </w:r>
+      <w:proofErr w:type="gramEnd"/>
+      <w:r>
+        <w:t>sensorPin, HIGH);</w:t>
+      </w:r>
+    </w:p>
+    <w:p>
+      <w:pPr>
+        <w:pStyle w:val="Code"/>
+      </w:pPr>
+      <w:r>
+        <w:t xml:space="preserve">  </w:t>
+      </w:r>
+      <w:proofErr w:type="gramStart"/>
+      <w:r>
+        <w:t>delayMicroseconds(</w:t>
+      </w:r>
+      <w:proofErr w:type="gramEnd"/>
+      <w:r>
+        <w:t>10);</w:t>
+      </w:r>
+    </w:p>
+    <w:p>
+      <w:pPr>
+        <w:pStyle w:val="Code"/>
+      </w:pPr>
+      <w:r>
+        <w:t xml:space="preserve">  </w:t>
+      </w:r>
+      <w:proofErr w:type="gramStart"/>
+      <w:r>
+        <w:t>digitalWrite(</w:t>
+      </w:r>
+      <w:proofErr w:type="gramEnd"/>
+      <w:r>
+        <w:t>sensorPin, LOW);</w:t>
+      </w:r>
+    </w:p>
+    <w:p>
+      <w:pPr>
+        <w:pStyle w:val="Code"/>
+      </w:pPr>
+    </w:p>
+    <w:p>
+      <w:pPr>
+        <w:pStyle w:val="Code"/>
+      </w:pPr>
+      <w:r>
+        <w:t xml:space="preserve">  </w:t>
+      </w:r>
+      <w:proofErr w:type="gramStart"/>
+      <w:r>
+        <w:t>pinMode(</w:t>
+      </w:r>
+      <w:proofErr w:type="gramEnd"/>
+      <w:r>
+        <w:t>sensorPin, INPUT);</w:t>
+      </w:r>
+    </w:p>
+    <w:p>
+      <w:pPr>
+        <w:pStyle w:val="Code"/>
+      </w:pPr>
+      <w:r>
+        <w:t xml:space="preserve">  long dur = </w:t>
+      </w:r>
+      <w:proofErr w:type="gramStart"/>
+      <w:r>
+        <w:t>pulseIn(</w:t>
+      </w:r>
+      <w:proofErr w:type="gramEnd"/>
+      <w:r>
+        <w:t>sensorPin, HIGH);</w:t>
       </w:r>
     </w:p>
     <w:p>
@@ -3040,7 +3730,15 @@
         <w:pStyle w:val="Code"/>
       </w:pPr>
       <w:r>
-        <w:t>void setup()</w:t>
+        <w:t xml:space="preserve">void </w:t>
+      </w:r>
+      <w:proofErr w:type="gramStart"/>
+      <w:r>
+        <w:t>setup(</w:t>
+      </w:r>
+      <w:proofErr w:type="gramEnd"/>
+      <w:r>
+        <w:t>)</w:t>
       </w:r>
     </w:p>
     <w:p>
@@ -3056,31 +3754,63 @@
         <w:pStyle w:val="Code"/>
       </w:pPr>
       <w:r>
-        <w:t xml:space="preserve">  pinMode(redLedPin, OUTPUT);</w:t>
-      </w:r>
-    </w:p>
-    <w:p>
-      <w:pPr>
-        <w:pStyle w:val="Code"/>
-      </w:pPr>
-      <w:r>
-        <w:t xml:space="preserve">  pinMode(orangeLedPin, OUTPUT);</w:t>
-      </w:r>
-    </w:p>
-    <w:p>
-      <w:pPr>
-        <w:pStyle w:val="Code"/>
-      </w:pPr>
-      <w:r>
-        <w:t xml:space="preserve">  pinMode(yellowLedPin, OUTPUT);</w:t>
-      </w:r>
-    </w:p>
-    <w:p>
-      <w:pPr>
-        <w:pStyle w:val="Code"/>
-      </w:pPr>
-      <w:r>
-        <w:t xml:space="preserve">  pinMode(greenLedPin, OUTPUT);</w:t>
+        <w:t xml:space="preserve">  </w:t>
+      </w:r>
+      <w:proofErr w:type="gramStart"/>
+      <w:r>
+        <w:t>pinMode(</w:t>
+      </w:r>
+      <w:proofErr w:type="gramEnd"/>
+      <w:r>
+        <w:t>redLedPin, OUTPUT);</w:t>
+      </w:r>
+    </w:p>
+    <w:p>
+      <w:pPr>
+        <w:pStyle w:val="Code"/>
+      </w:pPr>
+      <w:r>
+        <w:t xml:space="preserve">  </w:t>
+      </w:r>
+      <w:proofErr w:type="gramStart"/>
+      <w:r>
+        <w:t>pinMode(</w:t>
+      </w:r>
+      <w:proofErr w:type="gramEnd"/>
+      <w:r>
+        <w:t>orangeLedPin, OUTPUT);</w:t>
+      </w:r>
+    </w:p>
+    <w:p>
+      <w:pPr>
+        <w:pStyle w:val="Code"/>
+      </w:pPr>
+      <w:r>
+        <w:t xml:space="preserve">  </w:t>
+      </w:r>
+      <w:proofErr w:type="gramStart"/>
+      <w:r>
+        <w:t>pinMode(</w:t>
+      </w:r>
+      <w:proofErr w:type="gramEnd"/>
+      <w:r>
+        <w:t>yellowLedPin, OUTPUT);</w:t>
+      </w:r>
+    </w:p>
+    <w:p>
+      <w:pPr>
+        <w:pStyle w:val="Code"/>
+      </w:pPr>
+      <w:r>
+        <w:t xml:space="preserve">  </w:t>
+      </w:r>
+      <w:proofErr w:type="gramStart"/>
+      <w:r>
+        <w:t>pinMode(</w:t>
+      </w:r>
+      <w:proofErr w:type="gramEnd"/>
+      <w:r>
+        <w:t>greenLedPin, OUTPUT);</w:t>
       </w:r>
     </w:p>
     <w:p>
@@ -3089,7 +3819,15 @@
       </w:pPr>
       <w:r>
         <w:lastRenderedPageBreak/>
-        <w:t xml:space="preserve">  pinMode(blueLedPin, OUTPUT);</w:t>
+        <w:t xml:space="preserve">  </w:t>
+      </w:r>
+      <w:proofErr w:type="gramStart"/>
+      <w:r>
+        <w:t>pinMode(</w:t>
+      </w:r>
+      <w:proofErr w:type="gramEnd"/>
+      <w:r>
+        <w:t>blueLedPin, OUTPUT);</w:t>
       </w:r>
     </w:p>
     <w:p>
@@ -3110,7 +3848,15 @@
         <w:pStyle w:val="Code"/>
       </w:pPr>
       <w:r>
-        <w:t>void loop()</w:t>
+        <w:t xml:space="preserve">void </w:t>
+      </w:r>
+      <w:proofErr w:type="gramStart"/>
+      <w:r>
+        <w:t>loop(</w:t>
+      </w:r>
+      <w:proofErr w:type="gramEnd"/>
+      <w:r>
+        <w:t>)</w:t>
       </w:r>
     </w:p>
     <w:p>
@@ -3126,7 +3872,15 @@
         <w:pStyle w:val="Code"/>
       </w:pPr>
       <w:r>
-        <w:t xml:space="preserve">  long distance_to_object = getDistanceData();</w:t>
+        <w:t xml:space="preserve">  long distance_to_object = </w:t>
+      </w:r>
+      <w:proofErr w:type="gramStart"/>
+      <w:r>
+        <w:t>getDistanceData(</w:t>
+      </w:r>
+      <w:proofErr w:type="gramEnd"/>
+      <w:r>
+        <w:t>);</w:t>
       </w:r>
     </w:p>
     <w:p>
@@ -3150,39 +3904,79 @@
         <w:pStyle w:val="Code"/>
       </w:pPr>
       <w:r>
-        <w:t xml:space="preserve">    digitalWrite(redLedPin, HIGH);</w:t>
-      </w:r>
-    </w:p>
-    <w:p>
-      <w:pPr>
-        <w:pStyle w:val="Code"/>
-      </w:pPr>
-      <w:r>
-        <w:t xml:space="preserve">    digitalWrite(orangeLedPin, HIGH);</w:t>
-      </w:r>
-    </w:p>
-    <w:p>
-      <w:pPr>
-        <w:pStyle w:val="Code"/>
-      </w:pPr>
-      <w:r>
-        <w:t xml:space="preserve">    digitalWrite(yellowLedPin, HIGH);</w:t>
-      </w:r>
-    </w:p>
-    <w:p>
-      <w:pPr>
-        <w:pStyle w:val="Code"/>
-      </w:pPr>
-      <w:r>
-        <w:t xml:space="preserve">    digitalWrite(greenLedPin, HIGH);</w:t>
-      </w:r>
-    </w:p>
-    <w:p>
-      <w:pPr>
-        <w:pStyle w:val="Code"/>
-      </w:pPr>
-      <w:r>
-        <w:t xml:space="preserve">    digitalWrite(blueLedPin, HIGH);</w:t>
+        <w:t xml:space="preserve">    </w:t>
+      </w:r>
+      <w:proofErr w:type="gramStart"/>
+      <w:r>
+        <w:t>digitalWrite(</w:t>
+      </w:r>
+      <w:proofErr w:type="gramEnd"/>
+      <w:r>
+        <w:t>redLedPin, HIGH);</w:t>
+      </w:r>
+    </w:p>
+    <w:p>
+      <w:pPr>
+        <w:pStyle w:val="Code"/>
+      </w:pPr>
+      <w:r>
+        <w:t xml:space="preserve">    </w:t>
+      </w:r>
+      <w:proofErr w:type="gramStart"/>
+      <w:r>
+        <w:t>digitalWrite(</w:t>
+      </w:r>
+      <w:proofErr w:type="gramEnd"/>
+      <w:r>
+        <w:t>orangeLedPin, HIGH);</w:t>
+      </w:r>
+    </w:p>
+    <w:p>
+      <w:pPr>
+        <w:pStyle w:val="Code"/>
+      </w:pPr>
+      <w:r>
+        <w:t xml:space="preserve">    </w:t>
+      </w:r>
+      <w:proofErr w:type="gramStart"/>
+      <w:r>
+        <w:t>digitalWrite(</w:t>
+      </w:r>
+      <w:proofErr w:type="gramEnd"/>
+      <w:r>
+        <w:t>yellowLedPin, HIGH);</w:t>
+      </w:r>
+    </w:p>
+    <w:p>
+      <w:pPr>
+        <w:pStyle w:val="Code"/>
+      </w:pPr>
+      <w:r>
+        <w:t xml:space="preserve">    </w:t>
+      </w:r>
+      <w:proofErr w:type="gramStart"/>
+      <w:r>
+        <w:t>digitalWrite(</w:t>
+      </w:r>
+      <w:proofErr w:type="gramEnd"/>
+      <w:r>
+        <w:t>greenLedPin, HIGH);</w:t>
+      </w:r>
+    </w:p>
+    <w:p>
+      <w:pPr>
+        <w:pStyle w:val="Code"/>
+      </w:pPr>
+      <w:r>
+        <w:t xml:space="preserve">    </w:t>
+      </w:r>
+      <w:proofErr w:type="gramStart"/>
+      <w:r>
+        <w:t>digitalWrite(</w:t>
+      </w:r>
+      <w:proofErr w:type="gramEnd"/>
+      <w:r>
+        <w:t>blueLedPin, HIGH);</w:t>
       </w:r>
     </w:p>
     <w:p>
@@ -3214,39 +4008,79 @@
         <w:pStyle w:val="Code"/>
       </w:pPr>
       <w:r>
-        <w:t xml:space="preserve">    digitalWrite(redLedPin, LOW);</w:t>
-      </w:r>
-    </w:p>
-    <w:p>
-      <w:pPr>
-        <w:pStyle w:val="Code"/>
-      </w:pPr>
-      <w:r>
-        <w:t xml:space="preserve">    digitalWrite(orangeLedPin, HIGH);</w:t>
-      </w:r>
-    </w:p>
-    <w:p>
-      <w:pPr>
-        <w:pStyle w:val="Code"/>
-      </w:pPr>
-      <w:r>
-        <w:t xml:space="preserve">    digitalWrite(yellowLedPin, HIGH);</w:t>
-      </w:r>
-    </w:p>
-    <w:p>
-      <w:pPr>
-        <w:pStyle w:val="Code"/>
-      </w:pPr>
-      <w:r>
-        <w:t xml:space="preserve">    digitalWrite(greenLedPin, HIGH);</w:t>
-      </w:r>
-    </w:p>
-    <w:p>
-      <w:pPr>
-        <w:pStyle w:val="Code"/>
-      </w:pPr>
-      <w:r>
-        <w:t xml:space="preserve">    digitalWrite(blueLedPin, HIGH);</w:t>
+        <w:t xml:space="preserve">    </w:t>
+      </w:r>
+      <w:proofErr w:type="gramStart"/>
+      <w:r>
+        <w:t>digitalWrite(</w:t>
+      </w:r>
+      <w:proofErr w:type="gramEnd"/>
+      <w:r>
+        <w:t>redLedPin, LOW);</w:t>
+      </w:r>
+    </w:p>
+    <w:p>
+      <w:pPr>
+        <w:pStyle w:val="Code"/>
+      </w:pPr>
+      <w:r>
+        <w:t xml:space="preserve">    </w:t>
+      </w:r>
+      <w:proofErr w:type="gramStart"/>
+      <w:r>
+        <w:t>digitalWrite(</w:t>
+      </w:r>
+      <w:proofErr w:type="gramEnd"/>
+      <w:r>
+        <w:t>orangeLedPin, HIGH);</w:t>
+      </w:r>
+    </w:p>
+    <w:p>
+      <w:pPr>
+        <w:pStyle w:val="Code"/>
+      </w:pPr>
+      <w:r>
+        <w:t xml:space="preserve">    </w:t>
+      </w:r>
+      <w:proofErr w:type="gramStart"/>
+      <w:r>
+        <w:t>digitalWrite(</w:t>
+      </w:r>
+      <w:proofErr w:type="gramEnd"/>
+      <w:r>
+        <w:t>yellowLedPin, HIGH);</w:t>
+      </w:r>
+    </w:p>
+    <w:p>
+      <w:pPr>
+        <w:pStyle w:val="Code"/>
+      </w:pPr>
+      <w:r>
+        <w:t xml:space="preserve">    </w:t>
+      </w:r>
+      <w:proofErr w:type="gramStart"/>
+      <w:r>
+        <w:t>digitalWrite(</w:t>
+      </w:r>
+      <w:proofErr w:type="gramEnd"/>
+      <w:r>
+        <w:t>greenLedPin, HIGH);</w:t>
+      </w:r>
+    </w:p>
+    <w:p>
+      <w:pPr>
+        <w:pStyle w:val="Code"/>
+      </w:pPr>
+      <w:r>
+        <w:t xml:space="preserve">    </w:t>
+      </w:r>
+      <w:proofErr w:type="gramStart"/>
+      <w:r>
+        <w:t>digitalWrite(</w:t>
+      </w:r>
+      <w:proofErr w:type="gramEnd"/>
+      <w:r>
+        <w:t>blueLedPin, HIGH);</w:t>
       </w:r>
     </w:p>
     <w:p>
@@ -3278,39 +4112,79 @@
         <w:pStyle w:val="Code"/>
       </w:pPr>
       <w:r>
-        <w:t xml:space="preserve">    digitalWrite(redLedPin, LOW);</w:t>
-      </w:r>
-    </w:p>
-    <w:p>
-      <w:pPr>
-        <w:pStyle w:val="Code"/>
-      </w:pPr>
-      <w:r>
-        <w:t xml:space="preserve">    digitalWrite(orangeLedPin, LOW);</w:t>
-      </w:r>
-    </w:p>
-    <w:p>
-      <w:pPr>
-        <w:pStyle w:val="Code"/>
-      </w:pPr>
-      <w:r>
-        <w:t xml:space="preserve">    digitalWrite(yellowLedPin, HIGH);</w:t>
-      </w:r>
-    </w:p>
-    <w:p>
-      <w:pPr>
-        <w:pStyle w:val="Code"/>
-      </w:pPr>
-      <w:r>
-        <w:t xml:space="preserve">    digitalWrite(greenLedPin, HIGH);</w:t>
-      </w:r>
-    </w:p>
-    <w:p>
-      <w:pPr>
-        <w:pStyle w:val="Code"/>
-      </w:pPr>
-      <w:r>
-        <w:t xml:space="preserve">    digitalWrite(blueLedPin, HIGH);</w:t>
+        <w:t xml:space="preserve">    </w:t>
+      </w:r>
+      <w:proofErr w:type="gramStart"/>
+      <w:r>
+        <w:t>digitalWrite(</w:t>
+      </w:r>
+      <w:proofErr w:type="gramEnd"/>
+      <w:r>
+        <w:t>redLedPin, LOW);</w:t>
+      </w:r>
+    </w:p>
+    <w:p>
+      <w:pPr>
+        <w:pStyle w:val="Code"/>
+      </w:pPr>
+      <w:r>
+        <w:t xml:space="preserve">    </w:t>
+      </w:r>
+      <w:proofErr w:type="gramStart"/>
+      <w:r>
+        <w:t>digitalWrite(</w:t>
+      </w:r>
+      <w:proofErr w:type="gramEnd"/>
+      <w:r>
+        <w:t>orangeLedPin, LOW);</w:t>
+      </w:r>
+    </w:p>
+    <w:p>
+      <w:pPr>
+        <w:pStyle w:val="Code"/>
+      </w:pPr>
+      <w:r>
+        <w:t xml:space="preserve">    </w:t>
+      </w:r>
+      <w:proofErr w:type="gramStart"/>
+      <w:r>
+        <w:t>digitalWrite(</w:t>
+      </w:r>
+      <w:proofErr w:type="gramEnd"/>
+      <w:r>
+        <w:t>yellowLedPin, HIGH);</w:t>
+      </w:r>
+    </w:p>
+    <w:p>
+      <w:pPr>
+        <w:pStyle w:val="Code"/>
+      </w:pPr>
+      <w:r>
+        <w:t xml:space="preserve">    </w:t>
+      </w:r>
+      <w:proofErr w:type="gramStart"/>
+      <w:r>
+        <w:t>digitalWrite(</w:t>
+      </w:r>
+      <w:proofErr w:type="gramEnd"/>
+      <w:r>
+        <w:t>greenLedPin, HIGH);</w:t>
+      </w:r>
+    </w:p>
+    <w:p>
+      <w:pPr>
+        <w:pStyle w:val="Code"/>
+      </w:pPr>
+      <w:r>
+        <w:t xml:space="preserve">    </w:t>
+      </w:r>
+      <w:proofErr w:type="gramStart"/>
+      <w:r>
+        <w:t>digitalWrite(</w:t>
+      </w:r>
+      <w:proofErr w:type="gramEnd"/>
+      <w:r>
+        <w:t>blueLedPin, HIGH);</w:t>
       </w:r>
     </w:p>
     <w:p>
@@ -3342,39 +4216,79 @@
         <w:pStyle w:val="Code"/>
       </w:pPr>
       <w:r>
-        <w:t xml:space="preserve">    digitalWrite(redLedPin, LOW);</w:t>
-      </w:r>
-    </w:p>
-    <w:p>
-      <w:pPr>
-        <w:pStyle w:val="Code"/>
-      </w:pPr>
-      <w:r>
-        <w:t xml:space="preserve">    digitalWrite(orangeLedPin, LOW);</w:t>
-      </w:r>
-    </w:p>
-    <w:p>
-      <w:pPr>
-        <w:pStyle w:val="Code"/>
-      </w:pPr>
-      <w:r>
-        <w:t xml:space="preserve">    digitalWrite(yellowLedPin, LOW);</w:t>
-      </w:r>
-    </w:p>
-    <w:p>
-      <w:pPr>
-        <w:pStyle w:val="Code"/>
-      </w:pPr>
-      <w:r>
-        <w:t xml:space="preserve">    digitalWrite(greenLedPin, HIGH);</w:t>
-      </w:r>
-    </w:p>
-    <w:p>
-      <w:pPr>
-        <w:pStyle w:val="Code"/>
-      </w:pPr>
-      <w:r>
-        <w:t xml:space="preserve">    digitalWrite(blueLedPin, HIGH);</w:t>
+        <w:t xml:space="preserve">    </w:t>
+      </w:r>
+      <w:proofErr w:type="gramStart"/>
+      <w:r>
+        <w:t>digitalWrite(</w:t>
+      </w:r>
+      <w:proofErr w:type="gramEnd"/>
+      <w:r>
+        <w:t>redLedPin, LOW);</w:t>
+      </w:r>
+    </w:p>
+    <w:p>
+      <w:pPr>
+        <w:pStyle w:val="Code"/>
+      </w:pPr>
+      <w:r>
+        <w:t xml:space="preserve">    </w:t>
+      </w:r>
+      <w:proofErr w:type="gramStart"/>
+      <w:r>
+        <w:t>digitalWrite(</w:t>
+      </w:r>
+      <w:proofErr w:type="gramEnd"/>
+      <w:r>
+        <w:t>orangeLedPin, LOW);</w:t>
+      </w:r>
+    </w:p>
+    <w:p>
+      <w:pPr>
+        <w:pStyle w:val="Code"/>
+      </w:pPr>
+      <w:r>
+        <w:t xml:space="preserve">    </w:t>
+      </w:r>
+      <w:proofErr w:type="gramStart"/>
+      <w:r>
+        <w:t>digitalWrite(</w:t>
+      </w:r>
+      <w:proofErr w:type="gramEnd"/>
+      <w:r>
+        <w:t>yellowLedPin, LOW);</w:t>
+      </w:r>
+    </w:p>
+    <w:p>
+      <w:pPr>
+        <w:pStyle w:val="Code"/>
+      </w:pPr>
+      <w:r>
+        <w:t xml:space="preserve">    </w:t>
+      </w:r>
+      <w:proofErr w:type="gramStart"/>
+      <w:r>
+        <w:t>digitalWrite(</w:t>
+      </w:r>
+      <w:proofErr w:type="gramEnd"/>
+      <w:r>
+        <w:t>greenLedPin, HIGH);</w:t>
+      </w:r>
+    </w:p>
+    <w:p>
+      <w:pPr>
+        <w:pStyle w:val="Code"/>
+      </w:pPr>
+      <w:r>
+        <w:t xml:space="preserve">    </w:t>
+      </w:r>
+      <w:proofErr w:type="gramStart"/>
+      <w:r>
+        <w:t>digitalWrite(</w:t>
+      </w:r>
+      <w:proofErr w:type="gramEnd"/>
+      <w:r>
+        <w:t>blueLedPin, HIGH);</w:t>
       </w:r>
     </w:p>
     <w:p>
@@ -3406,39 +4320,79 @@
         <w:pStyle w:val="Code"/>
       </w:pPr>
       <w:r>
-        <w:t xml:space="preserve">    digitalWrite(redLedPin, LOW);</w:t>
-      </w:r>
-    </w:p>
-    <w:p>
-      <w:pPr>
-        <w:pStyle w:val="Code"/>
-      </w:pPr>
-      <w:r>
-        <w:t xml:space="preserve">    digitalWrite(orangeLedPin, LOW);</w:t>
-      </w:r>
-    </w:p>
-    <w:p>
-      <w:pPr>
-        <w:pStyle w:val="Code"/>
-      </w:pPr>
-      <w:r>
-        <w:t xml:space="preserve">    digitalWrite(yellowLedPin, LOW);</w:t>
-      </w:r>
-    </w:p>
-    <w:p>
-      <w:pPr>
-        <w:pStyle w:val="Code"/>
-      </w:pPr>
-      <w:r>
-        <w:t xml:space="preserve">    digitalWrite(greenLedPin, LOW);</w:t>
-      </w:r>
-    </w:p>
-    <w:p>
-      <w:pPr>
-        <w:pStyle w:val="Code"/>
-      </w:pPr>
-      <w:r>
-        <w:t xml:space="preserve">    digitalWrite(blueLedPin, HIGH);</w:t>
+        <w:t xml:space="preserve">    </w:t>
+      </w:r>
+      <w:proofErr w:type="gramStart"/>
+      <w:r>
+        <w:t>digitalWrite(</w:t>
+      </w:r>
+      <w:proofErr w:type="gramEnd"/>
+      <w:r>
+        <w:t>redLedPin, LOW);</w:t>
+      </w:r>
+    </w:p>
+    <w:p>
+      <w:pPr>
+        <w:pStyle w:val="Code"/>
+      </w:pPr>
+      <w:r>
+        <w:t xml:space="preserve">    </w:t>
+      </w:r>
+      <w:proofErr w:type="gramStart"/>
+      <w:r>
+        <w:t>digitalWrite(</w:t>
+      </w:r>
+      <w:proofErr w:type="gramEnd"/>
+      <w:r>
+        <w:t>orangeLedPin, LOW);</w:t>
+      </w:r>
+    </w:p>
+    <w:p>
+      <w:pPr>
+        <w:pStyle w:val="Code"/>
+      </w:pPr>
+      <w:r>
+        <w:t xml:space="preserve">    </w:t>
+      </w:r>
+      <w:proofErr w:type="gramStart"/>
+      <w:r>
+        <w:t>digitalWrite(</w:t>
+      </w:r>
+      <w:proofErr w:type="gramEnd"/>
+      <w:r>
+        <w:t>yellowLedPin, LOW);</w:t>
+      </w:r>
+    </w:p>
+    <w:p>
+      <w:pPr>
+        <w:pStyle w:val="Code"/>
+      </w:pPr>
+      <w:r>
+        <w:t xml:space="preserve">    </w:t>
+      </w:r>
+      <w:proofErr w:type="gramStart"/>
+      <w:r>
+        <w:t>digitalWrite(</w:t>
+      </w:r>
+      <w:proofErr w:type="gramEnd"/>
+      <w:r>
+        <w:t>greenLedPin, LOW);</w:t>
+      </w:r>
+    </w:p>
+    <w:p>
+      <w:pPr>
+        <w:pStyle w:val="Code"/>
+      </w:pPr>
+      <w:r>
+        <w:t xml:space="preserve">    </w:t>
+      </w:r>
+      <w:proofErr w:type="gramStart"/>
+      <w:r>
+        <w:t>digitalWrite(</w:t>
+      </w:r>
+      <w:proofErr w:type="gramEnd"/>
+      <w:r>
+        <w:t>blueLedPin, HIGH);</w:t>
       </w:r>
     </w:p>
     <w:p>
@@ -3470,39 +4424,79 @@
         <w:pStyle w:val="Code"/>
       </w:pPr>
       <w:r>
-        <w:t xml:space="preserve">    digitalWrite(redLedPin, LOW);</w:t>
-      </w:r>
-    </w:p>
-    <w:p>
-      <w:pPr>
-        <w:pStyle w:val="Code"/>
-      </w:pPr>
-      <w:r>
-        <w:t xml:space="preserve">    digitalWrite(orangeLedPin, LOW);</w:t>
-      </w:r>
-    </w:p>
-    <w:p>
-      <w:pPr>
-        <w:pStyle w:val="Code"/>
-      </w:pPr>
-      <w:r>
-        <w:t xml:space="preserve">    digitalWrite(yellowLedPin, LOW);</w:t>
-      </w:r>
-    </w:p>
-    <w:p>
-      <w:pPr>
-        <w:pStyle w:val="Code"/>
-      </w:pPr>
-      <w:r>
-        <w:t xml:space="preserve">    digitalWrite(greenLedPin, LOW);</w:t>
-      </w:r>
-    </w:p>
-    <w:p>
-      <w:pPr>
-        <w:pStyle w:val="Code"/>
-      </w:pPr>
-      <w:r>
-        <w:t xml:space="preserve">    digitalWrite(blueLedPin, LOW);</w:t>
+        <w:t xml:space="preserve">    </w:t>
+      </w:r>
+      <w:proofErr w:type="gramStart"/>
+      <w:r>
+        <w:t>digitalWrite(</w:t>
+      </w:r>
+      <w:proofErr w:type="gramEnd"/>
+      <w:r>
+        <w:t>redLedPin, LOW);</w:t>
+      </w:r>
+    </w:p>
+    <w:p>
+      <w:pPr>
+        <w:pStyle w:val="Code"/>
+      </w:pPr>
+      <w:r>
+        <w:t xml:space="preserve">    </w:t>
+      </w:r>
+      <w:proofErr w:type="gramStart"/>
+      <w:r>
+        <w:t>digitalWrite(</w:t>
+      </w:r>
+      <w:proofErr w:type="gramEnd"/>
+      <w:r>
+        <w:t>orangeLedPin, LOW);</w:t>
+      </w:r>
+    </w:p>
+    <w:p>
+      <w:pPr>
+        <w:pStyle w:val="Code"/>
+      </w:pPr>
+      <w:r>
+        <w:t xml:space="preserve">    </w:t>
+      </w:r>
+      <w:proofErr w:type="gramStart"/>
+      <w:r>
+        <w:t>digitalWrite(</w:t>
+      </w:r>
+      <w:proofErr w:type="gramEnd"/>
+      <w:r>
+        <w:t>yellowLedPin, LOW);</w:t>
+      </w:r>
+    </w:p>
+    <w:p>
+      <w:pPr>
+        <w:pStyle w:val="Code"/>
+      </w:pPr>
+      <w:r>
+        <w:t xml:space="preserve">    </w:t>
+      </w:r>
+      <w:proofErr w:type="gramStart"/>
+      <w:r>
+        <w:t>digitalWrite(</w:t>
+      </w:r>
+      <w:proofErr w:type="gramEnd"/>
+      <w:r>
+        <w:t>greenLedPin, LOW);</w:t>
+      </w:r>
+    </w:p>
+    <w:p>
+      <w:pPr>
+        <w:pStyle w:val="Code"/>
+      </w:pPr>
+      <w:r>
+        <w:t xml:space="preserve">    </w:t>
+      </w:r>
+      <w:proofErr w:type="gramStart"/>
+      <w:r>
+        <w:t>digitalWrite(</w:t>
+      </w:r>
+      <w:proofErr w:type="gramEnd"/>
+      <w:r>
+        <w:t>blueLedPin, LOW);</w:t>
       </w:r>
     </w:p>
     <w:p>
@@ -3518,7 +4512,15 @@
         <w:pStyle w:val="Code"/>
       </w:pPr>
       <w:r>
-        <w:t xml:space="preserve">  delay(1000);</w:t>
+        <w:t xml:space="preserve">  </w:t>
+      </w:r>
+      <w:proofErr w:type="gramStart"/>
+      <w:r>
+        <w:t>delay(</w:t>
+      </w:r>
+      <w:proofErr w:type="gramEnd"/>
+      <w:r>
+        <w:t>1000);</w:t>
       </w:r>
     </w:p>
     <w:p>
@@ -3541,6 +4543,9 @@
     <w:p>
       <w:pPr>
         <w:pStyle w:val="H2"/>
+        <w:rPr>
+          <w:lang w:val="en-US"/>
+        </w:rPr>
       </w:pPr>
       <w:r>
         <w:lastRenderedPageBreak/>
@@ -3549,6 +4554,879 @@
       <w:r>
         <w:t xml:space="preserve"> Яскравий світлодіод</w:t>
       </w:r>
+    </w:p>
+    <w:p>
+      <w:pPr>
+        <w:pStyle w:val="P"/>
+        <w:rPr>
+          <w:lang w:val="en-US"/>
+        </w:rPr>
+      </w:pPr>
+    </w:p>
+    <w:p>
+      <w:pPr>
+        <w:pStyle w:val="P"/>
+      </w:pPr>
+      <w:r>
+        <w:t xml:space="preserve">Додано плату </w:t>
+      </w:r>
+      <w:r>
+        <w:rPr>
+          <w:lang w:val="en-US"/>
+        </w:rPr>
+        <w:t xml:space="preserve">Arduino, </w:t>
+      </w:r>
+      <w:r>
+        <w:t>ультразвуковий датчик та світлодіод:</w:t>
+      </w:r>
+    </w:p>
+    <w:p>
+      <w:pPr>
+        <w:pStyle w:val="P"/>
+      </w:pPr>
+    </w:p>
+    <w:p>
+      <w:pPr>
+        <w:pStyle w:val="IMG"/>
+      </w:pPr>
+      <w:r>
+        <w:drawing>
+          <wp:inline distT="0" distB="0" distL="0" distR="0" wp14:anchorId="4EC30170" wp14:editId="25F7D4A4">
+            <wp:extent cx="5731510" cy="6516370"/>
+            <wp:effectExtent l="0" t="0" r="2540" b="0"/>
+            <wp:docPr id="34136338" name="Рисунок 1" descr="Зображення, що містить текст, електроніка, Електронна інженерія, схема&#10;&#10;Вміст, створений ШІ, може бути неправильним."/>
+            <wp:cNvGraphicFramePr>
+              <a:graphicFrameLocks xmlns:a="http://schemas.openxmlformats.org/drawingml/2006/main" noChangeAspect="1"/>
+            </wp:cNvGraphicFramePr>
+            <a:graphic xmlns:a="http://schemas.openxmlformats.org/drawingml/2006/main">
+              <a:graphicData uri="http://schemas.openxmlformats.org/drawingml/2006/picture">
+                <pic:pic xmlns:pic="http://schemas.openxmlformats.org/drawingml/2006/picture">
+                  <pic:nvPicPr>
+                    <pic:cNvPr id="34136338" name="Рисунок 1" descr="Зображення, що містить текст, електроніка, Електронна інженерія, схема&#10;&#10;Вміст, створений ШІ, може бути неправильним."/>
+                    <pic:cNvPicPr/>
+                  </pic:nvPicPr>
+                  <pic:blipFill>
+                    <a:blip r:embed="rId13"/>
+                    <a:stretch>
+                      <a:fillRect/>
+                    </a:stretch>
+                  </pic:blipFill>
+                  <pic:spPr>
+                    <a:xfrm>
+                      <a:off x="0" y="0"/>
+                      <a:ext cx="5731510" cy="6516370"/>
+                    </a:xfrm>
+                    <a:prstGeom prst="rect">
+                      <a:avLst/>
+                    </a:prstGeom>
+                  </pic:spPr>
+                </pic:pic>
+              </a:graphicData>
+            </a:graphic>
+          </wp:inline>
+        </w:drawing>
+      </w:r>
+    </w:p>
+    <w:p>
+      <w:pPr>
+        <w:pStyle w:val="IMG"/>
+      </w:pPr>
+      <w:r>
+        <w:t>Рисунок 4.1 – Додані компоненти</w:t>
+      </w:r>
+    </w:p>
+    <w:p>
+      <w:pPr>
+        <w:pStyle w:val="P"/>
+      </w:pPr>
+    </w:p>
+    <w:p>
+      <w:pPr>
+        <w:pStyle w:val="P"/>
+        <w:rPr>
+          <w:lang w:val="en-US"/>
+        </w:rPr>
+      </w:pPr>
+      <w:r>
+        <w:lastRenderedPageBreak/>
+        <w:t>Далі було знайдено такий публічний проєкт (</w:t>
+      </w:r>
+      <w:hyperlink r:id="rId14" w:history="1">
+        <w:r>
+          <w:rPr>
+            <w:rStyle w:val="a4"/>
+          </w:rPr>
+          <w:t>Control LED Brightness using Potentiometer</w:t>
+        </w:r>
+        <w:r>
+          <w:rPr>
+            <w:rStyle w:val="a4"/>
+            <w:lang w:val="en-US"/>
+          </w:rPr>
+          <w:t xml:space="preserve"> by </w:t>
+        </w:r>
+        <w:r>
+          <w:rPr>
+            <w:rStyle w:val="a4"/>
+            <w:lang w:val="en-US"/>
+          </w:rPr>
+          <w:t>Wan Muhammad Faris Bin Wan Mat</w:t>
+        </w:r>
+        <w:r>
+          <w:rPr>
+            <w:rStyle w:val="a4"/>
+            <w:lang w:val="en-US"/>
+          </w:rPr>
+          <w:t xml:space="preserve"> on Tinkercad Public</w:t>
+        </w:r>
+      </w:hyperlink>
+      <w:r>
+        <w:rPr>
+          <w:lang w:val="en-US"/>
+        </w:rPr>
+        <w:t>)</w:t>
+      </w:r>
+      <w:r>
+        <w:t xml:space="preserve">. В цьому проєкті автор використовує функцію </w:t>
+      </w:r>
+      <w:r>
+        <w:rPr>
+          <w:lang w:val="en-US"/>
+        </w:rPr>
+        <w:t xml:space="preserve">analogWrite </w:t>
+      </w:r>
+      <w:r>
+        <w:t>і значення яскравості як другий параметр для регулювання світлодіода.</w:t>
+      </w:r>
+    </w:p>
+    <w:p>
+      <w:pPr>
+        <w:pStyle w:val="P"/>
+      </w:pPr>
+      <w:r>
+        <w:t>До схеми було додано макетоплату, всі компоненти підключено:</w:t>
+      </w:r>
+    </w:p>
+    <w:p>
+      <w:pPr>
+        <w:pStyle w:val="P"/>
+      </w:pPr>
+    </w:p>
+    <w:p>
+      <w:pPr>
+        <w:pStyle w:val="P"/>
+      </w:pPr>
+      <w:r>
+        <w:lastRenderedPageBreak/>
+        <w:drawing>
+          <wp:inline distT="0" distB="0" distL="0" distR="0" wp14:anchorId="7C9EC844" wp14:editId="21092DE8">
+            <wp:extent cx="5731510" cy="7489190"/>
+            <wp:effectExtent l="0" t="0" r="2540" b="0"/>
+            <wp:docPr id="1151671102" name="Рисунок 1" descr="Зображення, що містить текст, Електронна інженерія, Компонент схеми, електроніка&#10;&#10;Вміст, створений ШІ, може бути неправильним."/>
+            <wp:cNvGraphicFramePr>
+              <a:graphicFrameLocks xmlns:a="http://schemas.openxmlformats.org/drawingml/2006/main" noChangeAspect="1"/>
+            </wp:cNvGraphicFramePr>
+            <a:graphic xmlns:a="http://schemas.openxmlformats.org/drawingml/2006/main">
+              <a:graphicData uri="http://schemas.openxmlformats.org/drawingml/2006/picture">
+                <pic:pic xmlns:pic="http://schemas.openxmlformats.org/drawingml/2006/picture">
+                  <pic:nvPicPr>
+                    <pic:cNvPr id="1151671102" name="Рисунок 1" descr="Зображення, що містить текст, Електронна інженерія, Компонент схеми, електроніка&#10;&#10;Вміст, створений ШІ, може бути неправильним."/>
+                    <pic:cNvPicPr/>
+                  </pic:nvPicPr>
+                  <pic:blipFill>
+                    <a:blip r:embed="rId15"/>
+                    <a:stretch>
+                      <a:fillRect/>
+                    </a:stretch>
+                  </pic:blipFill>
+                  <pic:spPr>
+                    <a:xfrm>
+                      <a:off x="0" y="0"/>
+                      <a:ext cx="5731510" cy="7489190"/>
+                    </a:xfrm>
+                    <a:prstGeom prst="rect">
+                      <a:avLst/>
+                    </a:prstGeom>
+                  </pic:spPr>
+                </pic:pic>
+              </a:graphicData>
+            </a:graphic>
+          </wp:inline>
+        </w:drawing>
+      </w:r>
+    </w:p>
+    <w:p>
+      <w:pPr>
+        <w:pStyle w:val="P"/>
+      </w:pPr>
+      <w:r>
+        <w:t>Рисунок 4.2 – Підключні компоненти</w:t>
+      </w:r>
+    </w:p>
+    <w:p>
+      <w:pPr>
+        <w:pStyle w:val="P"/>
+      </w:pPr>
+    </w:p>
+    <w:p>
+      <w:pPr>
+        <w:pStyle w:val="P"/>
+      </w:pPr>
+      <w:r>
+        <w:t>Після написання коду:</w:t>
+      </w:r>
+    </w:p>
+    <w:p>
+      <w:pPr>
+        <w:pStyle w:val="P"/>
+      </w:pPr>
+    </w:p>
+    <w:p>
+      <w:pPr>
+        <w:pStyle w:val="Code"/>
+      </w:pPr>
+      <w:r>
+        <w:lastRenderedPageBreak/>
+        <w:t>const int sensorPin = 12;</w:t>
+      </w:r>
+    </w:p>
+    <w:p>
+      <w:pPr>
+        <w:pStyle w:val="Code"/>
+      </w:pPr>
+      <w:r>
+        <w:t>const int ledPin = 0;</w:t>
+      </w:r>
+    </w:p>
+    <w:p>
+      <w:pPr>
+        <w:pStyle w:val="Code"/>
+      </w:pPr>
+    </w:p>
+    <w:p>
+      <w:pPr>
+        <w:pStyle w:val="Code"/>
+      </w:pPr>
+      <w:r>
+        <w:t xml:space="preserve">long </w:t>
+      </w:r>
+      <w:proofErr w:type="gramStart"/>
+      <w:r>
+        <w:t>getDistance(</w:t>
+      </w:r>
+      <w:proofErr w:type="gramEnd"/>
+      <w:r>
+        <w:t>)</w:t>
+      </w:r>
+    </w:p>
+    <w:p>
+      <w:pPr>
+        <w:pStyle w:val="Code"/>
+      </w:pPr>
+      <w:r>
+        <w:t>{</w:t>
+      </w:r>
+    </w:p>
+    <w:p>
+      <w:pPr>
+        <w:pStyle w:val="Code"/>
+      </w:pPr>
+      <w:r>
+        <w:t xml:space="preserve">  </w:t>
+      </w:r>
+      <w:proofErr w:type="gramStart"/>
+      <w:r>
+        <w:t>pinMode(</w:t>
+      </w:r>
+      <w:proofErr w:type="gramEnd"/>
+      <w:r>
+        <w:t>sensorPin, OUTPUT);</w:t>
+      </w:r>
+    </w:p>
+    <w:p>
+      <w:pPr>
+        <w:pStyle w:val="Code"/>
+      </w:pPr>
+      <w:r>
+        <w:t xml:space="preserve">  </w:t>
+      </w:r>
+      <w:proofErr w:type="gramStart"/>
+      <w:r>
+        <w:t>digitalWrite(</w:t>
+      </w:r>
+      <w:proofErr w:type="gramEnd"/>
+      <w:r>
+        <w:t>sensorPin, LOW);</w:t>
+      </w:r>
+    </w:p>
+    <w:p>
+      <w:pPr>
+        <w:pStyle w:val="Code"/>
+      </w:pPr>
+      <w:r>
+        <w:t xml:space="preserve">  </w:t>
+      </w:r>
+      <w:proofErr w:type="gramStart"/>
+      <w:r>
+        <w:t>delayMicroseconds(</w:t>
+      </w:r>
+      <w:proofErr w:type="gramEnd"/>
+      <w:r>
+        <w:t>2);</w:t>
+      </w:r>
+    </w:p>
+    <w:p>
+      <w:pPr>
+        <w:pStyle w:val="Code"/>
+      </w:pPr>
+      <w:r>
+        <w:t xml:space="preserve">  </w:t>
+      </w:r>
+      <w:proofErr w:type="gramStart"/>
+      <w:r>
+        <w:t>digitalWrite(</w:t>
+      </w:r>
+      <w:proofErr w:type="gramEnd"/>
+      <w:r>
+        <w:t>sensorPin, HIGH);</w:t>
+      </w:r>
+    </w:p>
+    <w:p>
+      <w:pPr>
+        <w:pStyle w:val="Code"/>
+      </w:pPr>
+      <w:r>
+        <w:t xml:space="preserve">  </w:t>
+      </w:r>
+      <w:proofErr w:type="gramStart"/>
+      <w:r>
+        <w:t>delayMicroseconds(</w:t>
+      </w:r>
+      <w:proofErr w:type="gramEnd"/>
+      <w:r>
+        <w:t>10);</w:t>
+      </w:r>
+    </w:p>
+    <w:p>
+      <w:pPr>
+        <w:pStyle w:val="Code"/>
+      </w:pPr>
+      <w:r>
+        <w:t xml:space="preserve">  </w:t>
+      </w:r>
+      <w:proofErr w:type="gramStart"/>
+      <w:r>
+        <w:t>digitalWrite(</w:t>
+      </w:r>
+      <w:proofErr w:type="gramEnd"/>
+      <w:r>
+        <w:t>sensorPin, LOW);</w:t>
+      </w:r>
+    </w:p>
+    <w:p>
+      <w:pPr>
+        <w:pStyle w:val="Code"/>
+      </w:pPr>
+    </w:p>
+    <w:p>
+      <w:pPr>
+        <w:pStyle w:val="Code"/>
+      </w:pPr>
+      <w:r>
+        <w:t xml:space="preserve">  </w:t>
+      </w:r>
+      <w:proofErr w:type="gramStart"/>
+      <w:r>
+        <w:t>pinMode(</w:t>
+      </w:r>
+      <w:proofErr w:type="gramEnd"/>
+      <w:r>
+        <w:t>sensorPin, INPUT);</w:t>
+      </w:r>
+    </w:p>
+    <w:p>
+      <w:pPr>
+        <w:pStyle w:val="Code"/>
+      </w:pPr>
+      <w:r>
+        <w:t xml:space="preserve">  long dur = </w:t>
+      </w:r>
+      <w:proofErr w:type="gramStart"/>
+      <w:r>
+        <w:t>pulseIn(</w:t>
+      </w:r>
+      <w:proofErr w:type="gramEnd"/>
+      <w:r>
+        <w:t>sensorPin, HIGH);</w:t>
+      </w:r>
+    </w:p>
+    <w:p>
+      <w:pPr>
+        <w:pStyle w:val="Code"/>
+      </w:pPr>
+      <w:r>
+        <w:t xml:space="preserve">  long cm = dur / 29 / 2;</w:t>
+      </w:r>
+    </w:p>
+    <w:p>
+      <w:pPr>
+        <w:pStyle w:val="Code"/>
+      </w:pPr>
+      <w:r>
+        <w:t xml:space="preserve">  return cm;</w:t>
+      </w:r>
+    </w:p>
+    <w:p>
+      <w:pPr>
+        <w:pStyle w:val="Code"/>
+      </w:pPr>
+      <w:r>
+        <w:t>}</w:t>
+      </w:r>
+    </w:p>
+    <w:p>
+      <w:pPr>
+        <w:pStyle w:val="Code"/>
+      </w:pPr>
+    </w:p>
+    <w:p>
+      <w:pPr>
+        <w:pStyle w:val="Code"/>
+      </w:pPr>
+      <w:r>
+        <w:t xml:space="preserve">void </w:t>
+      </w:r>
+      <w:proofErr w:type="gramStart"/>
+      <w:r>
+        <w:t>setup(</w:t>
+      </w:r>
+      <w:proofErr w:type="gramEnd"/>
+      <w:r>
+        <w:t>)</w:t>
+      </w:r>
+    </w:p>
+    <w:p>
+      <w:pPr>
+        <w:pStyle w:val="Code"/>
+      </w:pPr>
+      <w:r>
+        <w:t>{</w:t>
+      </w:r>
+    </w:p>
+    <w:p>
+      <w:pPr>
+        <w:pStyle w:val="Code"/>
+      </w:pPr>
+      <w:r>
+        <w:t xml:space="preserve">  </w:t>
+      </w:r>
+      <w:proofErr w:type="gramStart"/>
+      <w:r>
+        <w:t>pinMode(</w:t>
+      </w:r>
+      <w:proofErr w:type="gramEnd"/>
+      <w:r>
+        <w:t>sensorPin, OUTPUT);</w:t>
+      </w:r>
+    </w:p>
+    <w:p>
+      <w:pPr>
+        <w:pStyle w:val="Code"/>
+      </w:pPr>
+      <w:r>
+        <w:t>}</w:t>
+      </w:r>
+    </w:p>
+    <w:p>
+      <w:pPr>
+        <w:pStyle w:val="Code"/>
+      </w:pPr>
+    </w:p>
+    <w:p>
+      <w:pPr>
+        <w:pStyle w:val="Code"/>
+      </w:pPr>
+      <w:r>
+        <w:t xml:space="preserve">void </w:t>
+      </w:r>
+      <w:proofErr w:type="gramStart"/>
+      <w:r>
+        <w:t>loop(</w:t>
+      </w:r>
+      <w:proofErr w:type="gramEnd"/>
+      <w:r>
+        <w:t>)</w:t>
+      </w:r>
+    </w:p>
+    <w:p>
+      <w:pPr>
+        <w:pStyle w:val="Code"/>
+      </w:pPr>
+      <w:r>
+        <w:t>{</w:t>
+      </w:r>
+    </w:p>
+    <w:p>
+      <w:pPr>
+        <w:pStyle w:val="Code"/>
+      </w:pPr>
+      <w:r>
+        <w:t xml:space="preserve">  long distance = </w:t>
+      </w:r>
+      <w:proofErr w:type="gramStart"/>
+      <w:r>
+        <w:t>getDistance(</w:t>
+      </w:r>
+      <w:proofErr w:type="gramEnd"/>
+      <w:r>
+        <w:t>);</w:t>
+      </w:r>
+    </w:p>
+    <w:p>
+      <w:pPr>
+        <w:pStyle w:val="Code"/>
+      </w:pPr>
+      <w:r>
+        <w:t xml:space="preserve">  </w:t>
+      </w:r>
+      <w:proofErr w:type="gramStart"/>
+      <w:r>
+        <w:t>analogWrite(</w:t>
+      </w:r>
+      <w:proofErr w:type="gramEnd"/>
+      <w:r>
+        <w:t>sensorPin, distance);</w:t>
+      </w:r>
+    </w:p>
+    <w:p>
+      <w:pPr>
+        <w:pStyle w:val="Code"/>
+      </w:pPr>
+      <w:r>
+        <w:t>}</w:t>
+      </w:r>
+    </w:p>
+    <w:p>
+      <w:pPr>
+        <w:pStyle w:val="P"/>
+      </w:pPr>
+    </w:p>
+    <w:p>
+      <w:pPr>
+        <w:pStyle w:val="P"/>
+        <w:rPr>
+          <w:lang w:val="en-US"/>
+        </w:rPr>
+      </w:pPr>
+      <w:r>
+        <w:t>Світлодіод загорявся на початку, але яскравості не змінював.</w:t>
+      </w:r>
+    </w:p>
+    <w:p>
+      <w:pPr>
+        <w:pStyle w:val="P"/>
+      </w:pPr>
+      <w:r>
+        <w:t xml:space="preserve">Після перепідключення світлодіода (мінус підключено до землі, а резистор переставлено на плюс і підключено до піна) при підключенні до піна 0 діод так само горів з однією яскравістю. Після підключення плюса до піна 3 на платі </w:t>
+      </w:r>
+      <w:r>
+        <w:rPr>
+          <w:lang w:val="en-US"/>
+        </w:rPr>
+        <w:t>Arduino</w:t>
+      </w:r>
+      <w:r>
+        <w:t xml:space="preserve"> світлодіод перестав горіти.</w:t>
+      </w:r>
+    </w:p>
+    <w:p>
+      <w:pPr>
+        <w:pStyle w:val="P"/>
+      </w:pPr>
+      <w:r>
+        <w:t>Потім було помічено</w:t>
+      </w:r>
+      <w:r>
+        <w:t xml:space="preserve">, що у функції </w:t>
+      </w:r>
+      <w:r>
+        <w:rPr>
+          <w:lang w:val="en-US"/>
+        </w:rPr>
+        <w:t xml:space="preserve">setup </w:t>
+      </w:r>
+      <w:r>
+        <w:t xml:space="preserve">метод </w:t>
+      </w:r>
+      <w:r>
+        <w:rPr>
+          <w:lang w:val="en-US"/>
+        </w:rPr>
+        <w:t xml:space="preserve">pinMode </w:t>
+      </w:r>
+      <w:r>
+        <w:t>був застосований до піна для сенсору замість піна для світлодіода</w:t>
+      </w:r>
+      <w:r>
+        <w:t>:</w:t>
+      </w:r>
+    </w:p>
+    <w:p>
+      <w:pPr>
+        <w:pStyle w:val="P"/>
+      </w:pPr>
+    </w:p>
+    <w:p>
+      <w:pPr>
+        <w:pStyle w:val="Code"/>
+      </w:pPr>
+      <w:proofErr w:type="gramStart"/>
+      <w:r>
+        <w:t>pinMode(</w:t>
+      </w:r>
+      <w:proofErr w:type="gramEnd"/>
+      <w:r>
+        <w:t>sensorPin, OUTPUT);</w:t>
+      </w:r>
+    </w:p>
+    <w:p>
+      <w:pPr>
+        <w:pStyle w:val="P"/>
+      </w:pPr>
+    </w:p>
+    <w:p>
+      <w:pPr>
+        <w:pStyle w:val="P"/>
+      </w:pPr>
+      <w:r>
+        <w:t>Після виправлення світлодіод не змінював яскравості.</w:t>
+      </w:r>
+      <w:r>
+        <w:rPr>
+          <w:lang w:val="en-US"/>
+        </w:rPr>
+        <w:t xml:space="preserve"> </w:t>
+      </w:r>
+    </w:p>
+    <w:p>
+      <w:pPr>
+        <w:pStyle w:val="P"/>
+      </w:pPr>
+      <w:r>
+        <w:t xml:space="preserve">Тоді було змінено функцію </w:t>
+      </w:r>
+      <w:r>
+        <w:rPr>
+          <w:lang w:val="en-US"/>
+        </w:rPr>
+        <w:t>getDistance</w:t>
+      </w:r>
+      <w:r>
+        <w:t xml:space="preserve"> (повертає тепер значення </w:t>
+      </w:r>
+      <w:r>
+        <w:rPr>
+          <w:lang w:val="en-US"/>
+        </w:rPr>
+        <w:t xml:space="preserve">dur </w:t>
+      </w:r>
+      <w:r>
+        <w:t>без діління на 29 і на 2</w:t>
+      </w:r>
+      <w:r>
+        <w:rPr>
+          <w:lang w:val="en-US"/>
+        </w:rPr>
+        <w:t>)</w:t>
+      </w:r>
+      <w:r>
+        <w:t xml:space="preserve"> і як аргумент для </w:t>
+      </w:r>
+      <w:r>
+        <w:rPr>
+          <w:lang w:val="en-US"/>
+        </w:rPr>
+        <w:t xml:space="preserve">analogWrite </w:t>
+      </w:r>
+      <w:r>
+        <w:t xml:space="preserve">було задано отримане значення </w:t>
+      </w:r>
+      <w:r>
+        <w:rPr>
+          <w:lang w:val="en-US"/>
+        </w:rPr>
+        <w:t xml:space="preserve">dur </w:t>
+      </w:r>
+      <w:r>
+        <w:t>від сенсора поділене на 4, як у прикладі:</w:t>
+      </w:r>
+    </w:p>
+    <w:p>
+      <w:pPr>
+        <w:pStyle w:val="P"/>
+      </w:pPr>
+    </w:p>
+    <w:p>
+      <w:pPr>
+        <w:pStyle w:val="Code"/>
+      </w:pPr>
+      <w:proofErr w:type="gramStart"/>
+      <w:r>
+        <w:t>analogWrite(</w:t>
+      </w:r>
+      <w:proofErr w:type="gramEnd"/>
+      <w:r>
+        <w:t>sensorPin, distance/4);</w:t>
+      </w:r>
+    </w:p>
+    <w:p>
+      <w:pPr>
+        <w:pStyle w:val="P"/>
+      </w:pPr>
+    </w:p>
+    <w:p>
+      <w:pPr>
+        <w:pStyle w:val="P"/>
+        <w:rPr>
+          <w:lang w:val="en-US"/>
+        </w:rPr>
+      </w:pPr>
+      <w:r>
+        <w:t>Після змін світлодіод не змінював яскравості.</w:t>
+      </w:r>
+    </w:p>
+    <w:p>
+      <w:pPr>
+        <w:pStyle w:val="P"/>
+        <w:rPr>
+          <w:lang w:val="en-US"/>
+        </w:rPr>
+      </w:pPr>
+      <w:r>
+        <w:t xml:space="preserve">Тоді було помічено, що як перший аргумент функції </w:t>
+      </w:r>
+      <w:r>
+        <w:rPr>
+          <w:lang w:val="en-US"/>
+        </w:rPr>
+        <w:t xml:space="preserve">analogWrite </w:t>
+      </w:r>
+      <w:r>
+        <w:t>було введено пін сенсора.</w:t>
+      </w:r>
+    </w:p>
+    <w:p>
+      <w:pPr>
+        <w:pStyle w:val="P"/>
+      </w:pPr>
+    </w:p>
+    <w:p>
+      <w:pPr>
+        <w:pStyle w:val="Code"/>
+      </w:pPr>
+      <w:proofErr w:type="gramStart"/>
+      <w:r>
+        <w:t>analogWrite(</w:t>
+      </w:r>
+      <w:proofErr w:type="gramEnd"/>
+      <w:r>
+        <w:t>ledPin, distance);</w:t>
+      </w:r>
+    </w:p>
+    <w:p>
+      <w:pPr>
+        <w:pStyle w:val="P"/>
+      </w:pPr>
+    </w:p>
+    <w:p>
+      <w:pPr>
+        <w:pStyle w:val="P"/>
+        <w:rPr>
+          <w:lang w:val="en-US"/>
+        </w:rPr>
+      </w:pPr>
+      <w:r>
+        <w:t>Після виправлення нічого не змінилось.</w:t>
+      </w:r>
+    </w:p>
+    <w:p>
+      <w:pPr>
+        <w:pStyle w:val="P"/>
+      </w:pPr>
+      <w:r>
+        <w:t>Після перепідключення світлодіода до піна 3 він почав змінювати яскравість, але не у бажаному порядку: десь на 4/5 дистанції об’єкта світлодіод горів максимально яскраво, на початку і в кінці трохи менш яскраво.</w:t>
+      </w:r>
+    </w:p>
+    <w:p>
+      <w:pPr>
+        <w:pStyle w:val="P"/>
+      </w:pPr>
+    </w:p>
+    <w:p>
+      <w:pPr>
+        <w:pStyle w:val="IMG"/>
+      </w:pPr>
+      <w:r>
+        <w:lastRenderedPageBreak/>
+        <w:drawing>
+          <wp:inline distT="0" distB="0" distL="0" distR="0" wp14:anchorId="562AD9DF" wp14:editId="431AEB42">
+            <wp:extent cx="4325815" cy="8511379"/>
+            <wp:effectExtent l="0" t="0" r="0" b="4445"/>
+            <wp:docPr id="1914821680" name="Рисунок 1" descr="Зображення, що містить текст, знімок екрана, коло, схема&#10;&#10;Вміст, створений ШІ, може бути неправильним."/>
+            <wp:cNvGraphicFramePr>
+              <a:graphicFrameLocks xmlns:a="http://schemas.openxmlformats.org/drawingml/2006/main" noChangeAspect="1"/>
+            </wp:cNvGraphicFramePr>
+            <a:graphic xmlns:a="http://schemas.openxmlformats.org/drawingml/2006/main">
+              <a:graphicData uri="http://schemas.openxmlformats.org/drawingml/2006/picture">
+                <pic:pic xmlns:pic="http://schemas.openxmlformats.org/drawingml/2006/picture">
+                  <pic:nvPicPr>
+                    <pic:cNvPr id="1914821680" name="Рисунок 1" descr="Зображення, що містить текст, знімок екрана, коло, схема&#10;&#10;Вміст, створений ШІ, може бути неправильним."/>
+                    <pic:cNvPicPr/>
+                  </pic:nvPicPr>
+                  <pic:blipFill>
+                    <a:blip r:embed="rId16"/>
+                    <a:stretch>
+                      <a:fillRect/>
+                    </a:stretch>
+                  </pic:blipFill>
+                  <pic:spPr>
+                    <a:xfrm>
+                      <a:off x="0" y="0"/>
+                      <a:ext cx="4335275" cy="8529992"/>
+                    </a:xfrm>
+                    <a:prstGeom prst="rect">
+                      <a:avLst/>
+                    </a:prstGeom>
+                  </pic:spPr>
+                </pic:pic>
+              </a:graphicData>
+            </a:graphic>
+          </wp:inline>
+        </w:drawing>
+      </w:r>
+    </w:p>
+    <w:p>
+      <w:pPr>
+        <w:pStyle w:val="IMG"/>
+      </w:pPr>
+      <w:r>
+        <w:t>Рисунок 4.3 – Світлодіод на приблизно максимальній яскравості</w:t>
+      </w:r>
+    </w:p>
+    <w:p>
+      <w:pPr>
+        <w:pStyle w:val="P"/>
+      </w:pPr>
+    </w:p>
+    <w:p>
+      <w:pPr>
+        <w:pStyle w:val="P"/>
+      </w:pPr>
+    </w:p>
+    <w:p>
+      <w:pPr>
+        <w:pStyle w:val="P"/>
+      </w:pPr>
     </w:p>
     <w:p>
       <w:pPr>

--- a/32IV Inzhenerija vbudovanyh/2/KNT-122_Onyshchenko_Variant-19_PR2.docx
+++ b/32IV Inzhenerija vbudovanyh/2/KNT-122_Onyshchenko_Variant-19_PR2.docx
@@ -732,13 +732,8 @@
         <w:pStyle w:val="Code"/>
       </w:pPr>
       <w:r>
-        <w:t xml:space="preserve">long </w:t>
-      </w:r>
-      <w:proofErr w:type="gramStart"/>
-      <w:r>
-        <w:t>readUltrasonicDistance(</w:t>
-      </w:r>
-      <w:proofErr w:type="gramEnd"/>
+        <w:t>long readUltrasonicDistance(</w:t>
+      </w:r>
     </w:p>
     <w:p>
       <w:pPr>
@@ -769,132 +764,68 @@
         <w:pStyle w:val="Code"/>
       </w:pPr>
       <w:r>
-        <w:t xml:space="preserve">  </w:t>
-      </w:r>
-      <w:proofErr w:type="gramStart"/>
-      <w:r>
-        <w:t>pinMode(</w:t>
-      </w:r>
-      <w:proofErr w:type="gramEnd"/>
-      <w:r>
-        <w:t>triggerPin, OUTPUT);</w:t>
-      </w:r>
-    </w:p>
-    <w:p>
-      <w:pPr>
-        <w:pStyle w:val="Code"/>
-      </w:pPr>
-      <w:r>
-        <w:t xml:space="preserve">  </w:t>
-      </w:r>
-      <w:proofErr w:type="gramStart"/>
-      <w:r>
-        <w:t>digitalWrite(</w:t>
-      </w:r>
-      <w:proofErr w:type="gramEnd"/>
-      <w:r>
-        <w:t>triggerPin, LOW);</w:t>
-      </w:r>
-    </w:p>
-    <w:p>
-      <w:pPr>
-        <w:pStyle w:val="Code"/>
-      </w:pPr>
-      <w:r>
-        <w:t xml:space="preserve">  </w:t>
-      </w:r>
-      <w:proofErr w:type="gramStart"/>
-      <w:r>
-        <w:t>delayMicroseconds(</w:t>
-      </w:r>
-      <w:proofErr w:type="gramEnd"/>
-      <w:r>
-        <w:t>2);</w:t>
-      </w:r>
-    </w:p>
-    <w:p>
-      <w:pPr>
-        <w:pStyle w:val="Code"/>
-      </w:pPr>
-      <w:r>
-        <w:t xml:space="preserve">  </w:t>
-      </w:r>
-      <w:proofErr w:type="gramStart"/>
-      <w:r>
-        <w:t>digitalWrite(</w:t>
-      </w:r>
-      <w:proofErr w:type="gramEnd"/>
-      <w:r>
-        <w:t>triggerPin, HIGH);</w:t>
-      </w:r>
-    </w:p>
-    <w:p>
-      <w:pPr>
-        <w:pStyle w:val="Code"/>
-      </w:pPr>
-      <w:r>
-        <w:t xml:space="preserve">  </w:t>
-      </w:r>
-      <w:proofErr w:type="gramStart"/>
-      <w:r>
-        <w:t>delayMicroseconds(</w:t>
-      </w:r>
-      <w:proofErr w:type="gramEnd"/>
-      <w:r>
-        <w:t>10);</w:t>
-      </w:r>
-    </w:p>
-    <w:p>
-      <w:pPr>
-        <w:pStyle w:val="Code"/>
-      </w:pPr>
-      <w:r>
-        <w:t xml:space="preserve">  </w:t>
-      </w:r>
-      <w:proofErr w:type="gramStart"/>
-      <w:r>
-        <w:t>digitalWrite(</w:t>
-      </w:r>
-      <w:proofErr w:type="gramEnd"/>
-      <w:r>
-        <w:t>triggerPin, LOW);</w:t>
-      </w:r>
-    </w:p>
-    <w:p>
-      <w:pPr>
-        <w:pStyle w:val="Code"/>
-      </w:pPr>
-      <w:r>
-        <w:t xml:space="preserve">  </w:t>
-      </w:r>
-      <w:proofErr w:type="gramStart"/>
-      <w:r>
-        <w:t>pinMode(</w:t>
-      </w:r>
-      <w:proofErr w:type="gramEnd"/>
-      <w:r>
-        <w:t>echoPin, INPUT);</w:t>
-      </w:r>
-    </w:p>
-    <w:p>
-      <w:pPr>
-        <w:pStyle w:val="Code"/>
-      </w:pPr>
-    </w:p>
-    <w:p>
-      <w:pPr>
-        <w:pStyle w:val="Code"/>
-      </w:pPr>
-      <w:r>
-        <w:t xml:space="preserve">  long duration=</w:t>
-      </w:r>
-      <w:proofErr w:type="gramStart"/>
-      <w:r>
-        <w:t>pulseIn(</w:t>
-      </w:r>
-      <w:proofErr w:type="gramEnd"/>
-      <w:r>
-        <w:t>echoPin, HIGH);</w:t>
+        <w:t xml:space="preserve">  pinMode(triggerPin, OUTPUT);</w:t>
+      </w:r>
+    </w:p>
+    <w:p>
+      <w:pPr>
+        <w:pStyle w:val="Code"/>
+      </w:pPr>
+      <w:r>
+        <w:t xml:space="preserve">  digitalWrite(triggerPin, LOW);</w:t>
+      </w:r>
+    </w:p>
+    <w:p>
+      <w:pPr>
+        <w:pStyle w:val="Code"/>
+      </w:pPr>
+      <w:r>
+        <w:t xml:space="preserve">  delayMicroseconds(2);</w:t>
+      </w:r>
+    </w:p>
+    <w:p>
+      <w:pPr>
+        <w:pStyle w:val="Code"/>
+      </w:pPr>
+      <w:r>
+        <w:t xml:space="preserve">  digitalWrite(triggerPin, HIGH);</w:t>
+      </w:r>
+    </w:p>
+    <w:p>
+      <w:pPr>
+        <w:pStyle w:val="Code"/>
+      </w:pPr>
+      <w:r>
+        <w:t xml:space="preserve">  delayMicroseconds(10);</w:t>
+      </w:r>
+    </w:p>
+    <w:p>
+      <w:pPr>
+        <w:pStyle w:val="Code"/>
+      </w:pPr>
+      <w:r>
+        <w:t xml:space="preserve">  digitalWrite(triggerPin, LOW);</w:t>
+      </w:r>
+    </w:p>
+    <w:p>
+      <w:pPr>
+        <w:pStyle w:val="Code"/>
+      </w:pPr>
+      <w:r>
+        <w:t xml:space="preserve">  pinMode(echoPin, INPUT);</w:t>
+      </w:r>
+    </w:p>
+    <w:p>
+      <w:pPr>
+        <w:pStyle w:val="Code"/>
+      </w:pPr>
+    </w:p>
+    <w:p>
+      <w:pPr>
+        <w:pStyle w:val="Code"/>
+      </w:pPr>
+      <w:r>
+        <w:t xml:space="preserve">  long duration=pulseIn(echoPin, HIGH);</w:t>
       </w:r>
     </w:p>
     <w:p>
@@ -931,15 +862,7 @@
         <w:pStyle w:val="Code"/>
       </w:pPr>
       <w:r>
-        <w:t xml:space="preserve">void </w:t>
-      </w:r>
-      <w:proofErr w:type="gramStart"/>
-      <w:r>
-        <w:t>setup(</w:t>
-      </w:r>
-      <w:proofErr w:type="gramEnd"/>
-      <w:r>
-        <w:t>)</w:t>
+        <w:t>void setup()</w:t>
       </w:r>
     </w:p>
     <w:p>
@@ -963,15 +886,7 @@
         <w:pStyle w:val="Code"/>
       </w:pPr>
       <w:r>
-        <w:t xml:space="preserve">  </w:t>
-      </w:r>
-      <w:proofErr w:type="gramStart"/>
-      <w:r>
-        <w:t>pinMode(</w:t>
-      </w:r>
-      <w:proofErr w:type="gramEnd"/>
-      <w:r>
-        <w:t>2, OUTPUT);</w:t>
+        <w:t xml:space="preserve">  pinMode(2, OUTPUT);</w:t>
       </w:r>
     </w:p>
     <w:p>
@@ -992,15 +907,7 @@
         <w:pStyle w:val="Code"/>
       </w:pPr>
       <w:r>
-        <w:t xml:space="preserve">void </w:t>
-      </w:r>
-      <w:proofErr w:type="gramStart"/>
-      <w:r>
-        <w:t>loop(</w:t>
-      </w:r>
-      <w:proofErr w:type="gramEnd"/>
-      <w:r>
-        <w:t>)</w:t>
+        <w:t>void loop()</w:t>
       </w:r>
     </w:p>
     <w:p>
@@ -1016,15 +923,7 @@
         <w:pStyle w:val="Code"/>
       </w:pPr>
       <w:r>
-        <w:t xml:space="preserve">  cm=</w:t>
-      </w:r>
-      <w:proofErr w:type="gramStart"/>
-      <w:r>
-        <w:t>readUltrasonicDistance(</w:t>
-      </w:r>
-      <w:proofErr w:type="gramEnd"/>
-      <w:r>
-        <w:t>7,7);</w:t>
+        <w:t xml:space="preserve">  cm=readUltrasonicDistance(7,7);</w:t>
       </w:r>
     </w:p>
     <w:p>
@@ -1048,28 +947,15 @@
         <w:pStyle w:val="Code"/>
       </w:pPr>
       <w:r>
-        <w:t xml:space="preserve">  if (cm&gt;</w:t>
-      </w:r>
-      <w:proofErr w:type="gramStart"/>
-      <w:r>
-        <w:t>distanceThreshold){</w:t>
-      </w:r>
-      <w:proofErr w:type="gramEnd"/>
-    </w:p>
-    <w:p>
-      <w:pPr>
-        <w:pStyle w:val="Code"/>
-      </w:pPr>
-      <w:r>
-        <w:t xml:space="preserve">    </w:t>
-      </w:r>
-      <w:proofErr w:type="gramStart"/>
-      <w:r>
-        <w:t>digitalWrite(</w:t>
-      </w:r>
-      <w:proofErr w:type="gramEnd"/>
-      <w:r>
-        <w:t>2, LOW);</w:t>
+        <w:t xml:space="preserve">  if (cm&gt;distanceThreshold){</w:t>
+      </w:r>
+    </w:p>
+    <w:p>
+      <w:pPr>
+        <w:pStyle w:val="Code"/>
+      </w:pPr>
+      <w:r>
+        <w:t xml:space="preserve">    digitalWrite(2, LOW);</w:t>
       </w:r>
     </w:p>
     <w:p>
@@ -1085,28 +971,15 @@
         <w:pStyle w:val="Code"/>
       </w:pPr>
       <w:r>
-        <w:t xml:space="preserve">  if (cm&lt;=</w:t>
-      </w:r>
-      <w:proofErr w:type="gramStart"/>
-      <w:r>
-        <w:t>distanceThreshold){</w:t>
-      </w:r>
-      <w:proofErr w:type="gramEnd"/>
-    </w:p>
-    <w:p>
-      <w:pPr>
-        <w:pStyle w:val="Code"/>
-      </w:pPr>
-      <w:r>
-        <w:t xml:space="preserve">    </w:t>
-      </w:r>
-      <w:proofErr w:type="gramStart"/>
-      <w:r>
-        <w:t>digitalWrite(</w:t>
-      </w:r>
-      <w:proofErr w:type="gramEnd"/>
-      <w:r>
-        <w:t>2, HIGH);</w:t>
+        <w:t xml:space="preserve">  if (cm&lt;=distanceThreshold){</w:t>
+      </w:r>
+    </w:p>
+    <w:p>
+      <w:pPr>
+        <w:pStyle w:val="Code"/>
+      </w:pPr>
+      <w:r>
+        <w:t xml:space="preserve">    digitalWrite(2, HIGH);</w:t>
       </w:r>
     </w:p>
     <w:p>
@@ -1122,15 +995,7 @@
         <w:pStyle w:val="Code"/>
       </w:pPr>
       <w:r>
-        <w:t xml:space="preserve">  </w:t>
-      </w:r>
-      <w:proofErr w:type="gramStart"/>
-      <w:r>
-        <w:t>delay(</w:t>
-      </w:r>
-      <w:proofErr w:type="gramEnd"/>
-      <w:r>
-        <w:t>100);</w:t>
+        <w:t xml:space="preserve">  delay(100);</w:t>
       </w:r>
     </w:p>
     <w:p>
@@ -1307,15 +1172,7 @@
         <w:pStyle w:val="Code"/>
       </w:pPr>
       <w:r>
-        <w:t xml:space="preserve">long </w:t>
-      </w:r>
-      <w:proofErr w:type="gramStart"/>
-      <w:r>
-        <w:t>getDistanceFromSensor(</w:t>
-      </w:r>
-      <w:proofErr w:type="gramEnd"/>
-      <w:r>
-        <w:t>int triggerPin, int echoPin)</w:t>
+        <w:t>long getDistanceFromSensor(int triggerPin, int echoPin)</w:t>
       </w:r>
     </w:p>
     <w:p>
@@ -1339,132 +1196,68 @@
         <w:pStyle w:val="Code"/>
       </w:pPr>
       <w:r>
-        <w:t xml:space="preserve">  </w:t>
-      </w:r>
-      <w:proofErr w:type="gramStart"/>
-      <w:r>
-        <w:t>pinMode(</w:t>
-      </w:r>
-      <w:proofErr w:type="gramEnd"/>
-      <w:r>
-        <w:t>triggerPin, OUTPUT);</w:t>
-      </w:r>
-    </w:p>
-    <w:p>
-      <w:pPr>
-        <w:pStyle w:val="Code"/>
-      </w:pPr>
-      <w:r>
-        <w:t xml:space="preserve">  </w:t>
-      </w:r>
-      <w:proofErr w:type="gramStart"/>
-      <w:r>
-        <w:t>digitalWrite(</w:t>
-      </w:r>
-      <w:proofErr w:type="gramEnd"/>
-      <w:r>
-        <w:t>triggerPin, LOW);</w:t>
-      </w:r>
-    </w:p>
-    <w:p>
-      <w:pPr>
-        <w:pStyle w:val="Code"/>
-      </w:pPr>
-      <w:r>
-        <w:t xml:space="preserve">  </w:t>
-      </w:r>
-      <w:proofErr w:type="gramStart"/>
-      <w:r>
-        <w:t>delayMicroseconds(</w:t>
-      </w:r>
-      <w:proofErr w:type="gramEnd"/>
-      <w:r>
-        <w:t>2);</w:t>
-      </w:r>
-    </w:p>
-    <w:p>
-      <w:pPr>
-        <w:pStyle w:val="Code"/>
-      </w:pPr>
-      <w:r>
-        <w:t xml:space="preserve">  </w:t>
-      </w:r>
-      <w:proofErr w:type="gramStart"/>
-      <w:r>
-        <w:t>digitalWrite(</w:t>
-      </w:r>
-      <w:proofErr w:type="gramEnd"/>
-      <w:r>
-        <w:t>triggerPin, HIGH);</w:t>
-      </w:r>
-    </w:p>
-    <w:p>
-      <w:pPr>
-        <w:pStyle w:val="Code"/>
-      </w:pPr>
-      <w:r>
-        <w:t xml:space="preserve">  </w:t>
-      </w:r>
-      <w:proofErr w:type="gramStart"/>
-      <w:r>
-        <w:t>delayMicroseconds(</w:t>
-      </w:r>
-      <w:proofErr w:type="gramEnd"/>
-      <w:r>
-        <w:t>10);</w:t>
-      </w:r>
-    </w:p>
-    <w:p>
-      <w:pPr>
-        <w:pStyle w:val="Code"/>
-      </w:pPr>
-      <w:r>
-        <w:t xml:space="preserve">  </w:t>
-      </w:r>
-      <w:proofErr w:type="gramStart"/>
-      <w:r>
-        <w:t>digitalWrite(</w:t>
-      </w:r>
-      <w:proofErr w:type="gramEnd"/>
-      <w:r>
-        <w:t>triggerPin, LOW);</w:t>
-      </w:r>
-    </w:p>
-    <w:p>
-      <w:pPr>
-        <w:pStyle w:val="Code"/>
-      </w:pPr>
-    </w:p>
-    <w:p>
-      <w:pPr>
-        <w:pStyle w:val="Code"/>
-      </w:pPr>
-      <w:r>
-        <w:t xml:space="preserve">  </w:t>
-      </w:r>
-      <w:proofErr w:type="gramStart"/>
-      <w:r>
-        <w:t>pinMode(</w:t>
-      </w:r>
-      <w:proofErr w:type="gramEnd"/>
-      <w:r>
-        <w:t>echoPin, INPUT);</w:t>
-      </w:r>
-    </w:p>
-    <w:p>
-      <w:pPr>
-        <w:pStyle w:val="Code"/>
-      </w:pPr>
-      <w:r>
-        <w:t xml:space="preserve">  long duration = </w:t>
-      </w:r>
-      <w:proofErr w:type="gramStart"/>
-      <w:r>
-        <w:t>pulseIn(</w:t>
-      </w:r>
-      <w:proofErr w:type="gramEnd"/>
-      <w:r>
-        <w:t>echoPin, HIGH);</w:t>
+        <w:t xml:space="preserve">  pinMode(triggerPin, OUTPUT);</w:t>
+      </w:r>
+    </w:p>
+    <w:p>
+      <w:pPr>
+        <w:pStyle w:val="Code"/>
+      </w:pPr>
+      <w:r>
+        <w:t xml:space="preserve">  digitalWrite(triggerPin, LOW);</w:t>
+      </w:r>
+    </w:p>
+    <w:p>
+      <w:pPr>
+        <w:pStyle w:val="Code"/>
+      </w:pPr>
+      <w:r>
+        <w:t xml:space="preserve">  delayMicroseconds(2);</w:t>
+      </w:r>
+    </w:p>
+    <w:p>
+      <w:pPr>
+        <w:pStyle w:val="Code"/>
+      </w:pPr>
+      <w:r>
+        <w:t xml:space="preserve">  digitalWrite(triggerPin, HIGH);</w:t>
+      </w:r>
+    </w:p>
+    <w:p>
+      <w:pPr>
+        <w:pStyle w:val="Code"/>
+      </w:pPr>
+      <w:r>
+        <w:t xml:space="preserve">  delayMicroseconds(10);</w:t>
+      </w:r>
+    </w:p>
+    <w:p>
+      <w:pPr>
+        <w:pStyle w:val="Code"/>
+      </w:pPr>
+      <w:r>
+        <w:t xml:space="preserve">  digitalWrite(triggerPin, LOW);</w:t>
+      </w:r>
+    </w:p>
+    <w:p>
+      <w:pPr>
+        <w:pStyle w:val="Code"/>
+      </w:pPr>
+    </w:p>
+    <w:p>
+      <w:pPr>
+        <w:pStyle w:val="Code"/>
+      </w:pPr>
+      <w:r>
+        <w:t xml:space="preserve">  pinMode(echoPin, INPUT);</w:t>
+      </w:r>
+    </w:p>
+    <w:p>
+      <w:pPr>
+        <w:pStyle w:val="Code"/>
+      </w:pPr>
+      <w:r>
+        <w:t xml:space="preserve">  long duration = pulseIn(echoPin, HIGH);</w:t>
       </w:r>
     </w:p>
     <w:p>
@@ -1501,15 +1294,7 @@
         <w:pStyle w:val="Code"/>
       </w:pPr>
       <w:r>
-        <w:t xml:space="preserve">void </w:t>
-      </w:r>
-      <w:proofErr w:type="gramStart"/>
-      <w:r>
-        <w:t>setup(</w:t>
-      </w:r>
-      <w:proofErr w:type="gramEnd"/>
-      <w:r>
-        <w:t>)</w:t>
+        <w:t>void setup()</w:t>
       </w:r>
     </w:p>
     <w:p>
@@ -1533,15 +1318,7 @@
         <w:pStyle w:val="Code"/>
       </w:pPr>
       <w:r>
-        <w:t xml:space="preserve">  </w:t>
-      </w:r>
-      <w:proofErr w:type="gramStart"/>
-      <w:r>
-        <w:t>pinMode(</w:t>
-      </w:r>
-      <w:proofErr w:type="gramEnd"/>
-      <w:r>
-        <w:t>ledPin, OUTPUT);</w:t>
+        <w:t xml:space="preserve">  pinMode(ledPin, OUTPUT);</w:t>
       </w:r>
     </w:p>
     <w:p>
@@ -1562,15 +1339,7 @@
         <w:pStyle w:val="Code"/>
       </w:pPr>
       <w:r>
-        <w:t xml:space="preserve">void </w:t>
-      </w:r>
-      <w:proofErr w:type="gramStart"/>
-      <w:r>
-        <w:t>loop(</w:t>
-      </w:r>
-      <w:proofErr w:type="gramEnd"/>
-      <w:r>
-        <w:t>)</w:t>
+        <w:t>void loop()</w:t>
       </w:r>
     </w:p>
     <w:p>
@@ -1586,15 +1355,7 @@
         <w:pStyle w:val="Code"/>
       </w:pPr>
       <w:r>
-        <w:t xml:space="preserve">  distanceInCm = </w:t>
-      </w:r>
-      <w:proofErr w:type="gramStart"/>
-      <w:r>
-        <w:t>getDistanceFromSensor(</w:t>
-      </w:r>
-      <w:proofErr w:type="gramEnd"/>
-      <w:r>
-        <w:t>ultrasonicPin, ultrasonicPin);</w:t>
+        <w:t xml:space="preserve">  distanceInCm = getDistanceFromSensor(ultrasonicPin, ultrasonicPin);</w:t>
       </w:r>
     </w:p>
     <w:p>
@@ -1634,15 +1395,7 @@
         <w:pStyle w:val="Code"/>
       </w:pPr>
       <w:r>
-        <w:t xml:space="preserve">    </w:t>
-      </w:r>
-      <w:proofErr w:type="gramStart"/>
-      <w:r>
-        <w:t>digitalWrite(</w:t>
-      </w:r>
-      <w:proofErr w:type="gramEnd"/>
-      <w:r>
-        <w:t>ledPin, LOW);</w:t>
+        <w:t xml:space="preserve">    digitalWrite(ledPin, LOW);</w:t>
       </w:r>
     </w:p>
     <w:p>
@@ -1674,15 +1427,7 @@
         <w:pStyle w:val="Code"/>
       </w:pPr>
       <w:r>
-        <w:t xml:space="preserve">    </w:t>
-      </w:r>
-      <w:proofErr w:type="gramStart"/>
-      <w:r>
-        <w:t>digitalWrite(</w:t>
-      </w:r>
-      <w:proofErr w:type="gramEnd"/>
-      <w:r>
-        <w:t>ledPin, HIGH);</w:t>
+        <w:t xml:space="preserve">    digitalWrite(ledPin, HIGH);</w:t>
       </w:r>
     </w:p>
     <w:p>
@@ -1698,15 +1443,7 @@
         <w:pStyle w:val="Code"/>
       </w:pPr>
       <w:r>
-        <w:t xml:space="preserve">  </w:t>
-      </w:r>
-      <w:proofErr w:type="gramStart"/>
-      <w:r>
-        <w:t>delay(</w:t>
-      </w:r>
-      <w:proofErr w:type="gramEnd"/>
-      <w:r>
-        <w:t>100);</w:t>
+        <w:t xml:space="preserve">  delay(100);</w:t>
       </w:r>
     </w:p>
     <w:p>
@@ -1900,15 +1637,7 @@
         <w:pStyle w:val="Code"/>
       </w:pPr>
       <w:r>
-        <w:t xml:space="preserve">void </w:t>
-      </w:r>
-      <w:proofErr w:type="gramStart"/>
-      <w:r>
-        <w:t>setup(</w:t>
-      </w:r>
-      <w:proofErr w:type="gramEnd"/>
-      <w:r>
-        <w:t>)</w:t>
+        <w:t>void setup()</w:t>
       </w:r>
     </w:p>
     <w:p>
@@ -1932,15 +1661,7 @@
         <w:pStyle w:val="Code"/>
       </w:pPr>
       <w:r>
-        <w:t xml:space="preserve">  </w:t>
-      </w:r>
-      <w:proofErr w:type="gramStart"/>
-      <w:r>
-        <w:t>servo.attach</w:t>
-      </w:r>
-      <w:proofErr w:type="gramEnd"/>
-      <w:r>
-        <w:t>(servoPin);</w:t>
+        <w:t xml:space="preserve">  servo.attach(servoPin);</w:t>
       </w:r>
     </w:p>
     <w:p>
@@ -1961,15 +1682,7 @@
         <w:pStyle w:val="Code"/>
       </w:pPr>
       <w:r>
-        <w:t xml:space="preserve">void </w:t>
-      </w:r>
-      <w:proofErr w:type="gramStart"/>
-      <w:r>
-        <w:t>loop(</w:t>
-      </w:r>
-      <w:proofErr w:type="gramEnd"/>
-      <w:r>
-        <w:t>)</w:t>
+        <w:t>void loop()</w:t>
       </w:r>
     </w:p>
     <w:p>
@@ -2001,15 +1714,7 @@
         <w:pStyle w:val="Code"/>
       </w:pPr>
       <w:r>
-        <w:t xml:space="preserve">    </w:t>
-      </w:r>
-      <w:proofErr w:type="gramStart"/>
-      <w:r>
-        <w:t>servo.write</w:t>
-      </w:r>
-      <w:proofErr w:type="gramEnd"/>
-      <w:r>
-        <w:t>(180);</w:t>
+        <w:t xml:space="preserve">    servo.write(180);</w:t>
       </w:r>
     </w:p>
     <w:p>
@@ -2041,15 +1746,7 @@
         <w:pStyle w:val="Code"/>
       </w:pPr>
       <w:r>
-        <w:t xml:space="preserve">    </w:t>
-      </w:r>
-      <w:proofErr w:type="gramStart"/>
-      <w:r>
-        <w:t>servo.write</w:t>
-      </w:r>
-      <w:proofErr w:type="gramEnd"/>
-      <w:r>
-        <w:t>(-180);</w:t>
+        <w:t xml:space="preserve">    servo.write(-180);</w:t>
       </w:r>
     </w:p>
     <w:p>
@@ -2073,15 +1770,7 @@
         <w:pStyle w:val="Code"/>
       </w:pPr>
       <w:r>
-        <w:t xml:space="preserve">  </w:t>
-      </w:r>
-      <w:proofErr w:type="gramStart"/>
-      <w:r>
-        <w:t>delay(</w:t>
-      </w:r>
-      <w:proofErr w:type="gramEnd"/>
-      <w:r>
-        <w:t>2000);</w:t>
+        <w:t xml:space="preserve">  delay(2000);</w:t>
       </w:r>
     </w:p>
     <w:p>
@@ -2286,15 +1975,7 @@
         <w:pStyle w:val="Code"/>
       </w:pPr>
       <w:r>
-        <w:t xml:space="preserve">void </w:t>
-      </w:r>
-      <w:proofErr w:type="gramStart"/>
-      <w:r>
-        <w:t>setup(</w:t>
-      </w:r>
-      <w:proofErr w:type="gramEnd"/>
-      <w:r>
-        <w:t>)</w:t>
+        <w:t>void setup()</w:t>
       </w:r>
     </w:p>
     <w:p>
@@ -2318,31 +1999,15 @@
         <w:pStyle w:val="Code"/>
       </w:pPr>
       <w:r>
-        <w:t xml:space="preserve">  </w:t>
-      </w:r>
-      <w:proofErr w:type="gramStart"/>
-      <w:r>
-        <w:t>servo.attach</w:t>
-      </w:r>
-      <w:proofErr w:type="gramEnd"/>
-      <w:r>
-        <w:t>(servoPin);</w:t>
-      </w:r>
-    </w:p>
-    <w:p>
-      <w:pPr>
-        <w:pStyle w:val="Code"/>
-      </w:pPr>
-      <w:r>
-        <w:t xml:space="preserve">  </w:t>
-      </w:r>
-      <w:proofErr w:type="gramStart"/>
-      <w:r>
-        <w:t>pinMode(</w:t>
-      </w:r>
-      <w:proofErr w:type="gramEnd"/>
-      <w:r>
-        <w:t>switchPin, INPUT);</w:t>
+        <w:t>  servo.attach(servoPin);</w:t>
+      </w:r>
+    </w:p>
+    <w:p>
+      <w:pPr>
+        <w:pStyle w:val="Code"/>
+      </w:pPr>
+      <w:r>
+        <w:t>  pinMode(switchPin, INPUT);</w:t>
       </w:r>
     </w:p>
     <w:p>
@@ -2363,15 +2028,7 @@
         <w:pStyle w:val="Code"/>
       </w:pPr>
       <w:r>
-        <w:t xml:space="preserve">void </w:t>
-      </w:r>
-      <w:proofErr w:type="gramStart"/>
-      <w:r>
-        <w:t>loop(</w:t>
-      </w:r>
-      <w:proofErr w:type="gramEnd"/>
-      <w:r>
-        <w:t>)</w:t>
+        <w:t>void loop()</w:t>
       </w:r>
     </w:p>
     <w:p>
@@ -2411,15 +2068,7 @@
         <w:pStyle w:val="Code"/>
       </w:pPr>
       <w:r>
-        <w:t xml:space="preserve">    </w:t>
-      </w:r>
-      <w:proofErr w:type="gramStart"/>
-      <w:r>
-        <w:t>servo.write</w:t>
-      </w:r>
-      <w:proofErr w:type="gramEnd"/>
-      <w:r>
-        <w:t>(90);</w:t>
+        <w:t>    servo.write(90);</w:t>
       </w:r>
     </w:p>
     <w:p>
@@ -2451,15 +2100,7 @@
         <w:pStyle w:val="Code"/>
       </w:pPr>
       <w:r>
-        <w:t xml:space="preserve">    </w:t>
-      </w:r>
-      <w:proofErr w:type="gramStart"/>
-      <w:r>
-        <w:t>servo.write</w:t>
-      </w:r>
-      <w:proofErr w:type="gramEnd"/>
-      <w:r>
-        <w:t>(-90);</w:t>
+        <w:t>    servo.write(-90);</w:t>
       </w:r>
     </w:p>
     <w:p>
@@ -2475,15 +2116,7 @@
         <w:pStyle w:val="Code"/>
       </w:pPr>
       <w:r>
-        <w:t xml:space="preserve">  </w:t>
-      </w:r>
-      <w:proofErr w:type="gramStart"/>
-      <w:r>
-        <w:t>delay(</w:t>
-      </w:r>
-      <w:proofErr w:type="gramEnd"/>
-      <w:r>
-        <w:t>12);</w:t>
+        <w:t>  delay(12);</w:t>
       </w:r>
     </w:p>
     <w:p>
@@ -2690,15 +2323,7 @@
         <w:pStyle w:val="Code"/>
       </w:pPr>
       <w:r>
-        <w:t xml:space="preserve">void </w:t>
-      </w:r>
-      <w:proofErr w:type="gramStart"/>
-      <w:r>
-        <w:t>loop(</w:t>
-      </w:r>
-      <w:proofErr w:type="gramEnd"/>
-      <w:r>
-        <w:t>)</w:t>
+        <w:t>void loop()</w:t>
       </w:r>
     </w:p>
     <w:p>
@@ -2738,79 +2363,39 @@
         <w:pStyle w:val="Code"/>
       </w:pPr>
       <w:r>
-        <w:t xml:space="preserve">    </w:t>
-      </w:r>
-      <w:proofErr w:type="gramStart"/>
-      <w:r>
-        <w:t>digitalWrite(</w:t>
-      </w:r>
-      <w:proofErr w:type="gramEnd"/>
-      <w:r>
-        <w:t>redLedPin, HIGH);</w:t>
-      </w:r>
-    </w:p>
-    <w:p>
-      <w:pPr>
-        <w:pStyle w:val="Code"/>
-      </w:pPr>
-      <w:r>
-        <w:t xml:space="preserve">    </w:t>
-      </w:r>
-      <w:proofErr w:type="gramStart"/>
-      <w:r>
-        <w:t>digitalWrite(</w:t>
-      </w:r>
-      <w:proofErr w:type="gramEnd"/>
-      <w:r>
-        <w:t>orangeLedPin, HIGH);</w:t>
-      </w:r>
-    </w:p>
-    <w:p>
-      <w:pPr>
-        <w:pStyle w:val="Code"/>
-      </w:pPr>
-      <w:r>
-        <w:t xml:space="preserve">    </w:t>
-      </w:r>
-      <w:proofErr w:type="gramStart"/>
-      <w:r>
-        <w:t>digitalWrite(</w:t>
-      </w:r>
-      <w:proofErr w:type="gramEnd"/>
-      <w:r>
-        <w:t>yellowLedPin, HIGH);</w:t>
-      </w:r>
-    </w:p>
-    <w:p>
-      <w:pPr>
-        <w:pStyle w:val="Code"/>
-      </w:pPr>
-      <w:r>
-        <w:t xml:space="preserve">    </w:t>
-      </w:r>
-      <w:proofErr w:type="gramStart"/>
-      <w:r>
-        <w:t>digitalWrite(</w:t>
-      </w:r>
-      <w:proofErr w:type="gramEnd"/>
-      <w:r>
-        <w:t>greenLedPin, HIGH);</w:t>
-      </w:r>
-    </w:p>
-    <w:p>
-      <w:pPr>
-        <w:pStyle w:val="Code"/>
-      </w:pPr>
-      <w:r>
-        <w:t xml:space="preserve">    </w:t>
-      </w:r>
-      <w:proofErr w:type="gramStart"/>
-      <w:r>
-        <w:t>digitalWrite(</w:t>
-      </w:r>
-      <w:proofErr w:type="gramEnd"/>
-      <w:r>
-        <w:t>blueLedPin, HIGH);</w:t>
+        <w:t>    digitalWrite(redLedPin, HIGH);</w:t>
+      </w:r>
+    </w:p>
+    <w:p>
+      <w:pPr>
+        <w:pStyle w:val="Code"/>
+      </w:pPr>
+      <w:r>
+        <w:t>    digitalWrite(orangeLedPin, HIGH);</w:t>
+      </w:r>
+    </w:p>
+    <w:p>
+      <w:pPr>
+        <w:pStyle w:val="Code"/>
+      </w:pPr>
+      <w:r>
+        <w:t>    digitalWrite(yellowLedPin, HIGH);</w:t>
+      </w:r>
+    </w:p>
+    <w:p>
+      <w:pPr>
+        <w:pStyle w:val="Code"/>
+      </w:pPr>
+      <w:r>
+        <w:t>    digitalWrite(greenLedPin, HIGH);</w:t>
+      </w:r>
+    </w:p>
+    <w:p>
+      <w:pPr>
+        <w:pStyle w:val="Code"/>
+      </w:pPr>
+      <w:r>
+        <w:t>    digitalWrite(blueLedPin, HIGH);</w:t>
       </w:r>
     </w:p>
     <w:p>
@@ -2842,79 +2427,39 @@
         <w:pStyle w:val="Code"/>
       </w:pPr>
       <w:r>
-        <w:t xml:space="preserve">    </w:t>
-      </w:r>
-      <w:proofErr w:type="gramStart"/>
-      <w:r>
-        <w:t>digitalWrite(</w:t>
-      </w:r>
-      <w:proofErr w:type="gramEnd"/>
-      <w:r>
-        <w:t>redLedPin, LOW);</w:t>
-      </w:r>
-    </w:p>
-    <w:p>
-      <w:pPr>
-        <w:pStyle w:val="Code"/>
-      </w:pPr>
-      <w:r>
-        <w:t xml:space="preserve">    </w:t>
-      </w:r>
-      <w:proofErr w:type="gramStart"/>
-      <w:r>
-        <w:t>digitalWrite(</w:t>
-      </w:r>
-      <w:proofErr w:type="gramEnd"/>
-      <w:r>
-        <w:t>orangeLedPin, HIGH);</w:t>
-      </w:r>
-    </w:p>
-    <w:p>
-      <w:pPr>
-        <w:pStyle w:val="Code"/>
-      </w:pPr>
-      <w:r>
-        <w:t xml:space="preserve">    </w:t>
-      </w:r>
-      <w:proofErr w:type="gramStart"/>
-      <w:r>
-        <w:t>digitalWrite(</w:t>
-      </w:r>
-      <w:proofErr w:type="gramEnd"/>
-      <w:r>
-        <w:t>yellowLedPin, HIGH);</w:t>
-      </w:r>
-    </w:p>
-    <w:p>
-      <w:pPr>
-        <w:pStyle w:val="Code"/>
-      </w:pPr>
-      <w:r>
-        <w:t xml:space="preserve">    </w:t>
-      </w:r>
-      <w:proofErr w:type="gramStart"/>
-      <w:r>
-        <w:t>digitalWrite(</w:t>
-      </w:r>
-      <w:proofErr w:type="gramEnd"/>
-      <w:r>
-        <w:t>greenLedPin, HIGH);</w:t>
-      </w:r>
-    </w:p>
-    <w:p>
-      <w:pPr>
-        <w:pStyle w:val="Code"/>
-      </w:pPr>
-      <w:r>
-        <w:t xml:space="preserve">    </w:t>
-      </w:r>
-      <w:proofErr w:type="gramStart"/>
-      <w:r>
-        <w:t>digitalWrite(</w:t>
-      </w:r>
-      <w:proofErr w:type="gramEnd"/>
-      <w:r>
-        <w:t>blueLedPin, HIGH);</w:t>
+        <w:t>    digitalWrite(redLedPin, LOW);</w:t>
+      </w:r>
+    </w:p>
+    <w:p>
+      <w:pPr>
+        <w:pStyle w:val="Code"/>
+      </w:pPr>
+      <w:r>
+        <w:t>    digitalWrite(orangeLedPin, HIGH);</w:t>
+      </w:r>
+    </w:p>
+    <w:p>
+      <w:pPr>
+        <w:pStyle w:val="Code"/>
+      </w:pPr>
+      <w:r>
+        <w:t>    digitalWrite(yellowLedPin, HIGH);</w:t>
+      </w:r>
+    </w:p>
+    <w:p>
+      <w:pPr>
+        <w:pStyle w:val="Code"/>
+      </w:pPr>
+      <w:r>
+        <w:t>    digitalWrite(greenLedPin, HIGH);</w:t>
+      </w:r>
+    </w:p>
+    <w:p>
+      <w:pPr>
+        <w:pStyle w:val="Code"/>
+      </w:pPr>
+      <w:r>
+        <w:t>    digitalWrite(blueLedPin, HIGH);</w:t>
       </w:r>
     </w:p>
     <w:p>
@@ -2946,79 +2491,39 @@
         <w:pStyle w:val="Code"/>
       </w:pPr>
       <w:r>
-        <w:t xml:space="preserve">    </w:t>
-      </w:r>
-      <w:proofErr w:type="gramStart"/>
-      <w:r>
-        <w:t>digitalWrite(</w:t>
-      </w:r>
-      <w:proofErr w:type="gramEnd"/>
-      <w:r>
-        <w:t>redLedPin, LOW);</w:t>
-      </w:r>
-    </w:p>
-    <w:p>
-      <w:pPr>
-        <w:pStyle w:val="Code"/>
-      </w:pPr>
-      <w:r>
-        <w:t xml:space="preserve">    </w:t>
-      </w:r>
-      <w:proofErr w:type="gramStart"/>
-      <w:r>
-        <w:t>digitalWrite(</w:t>
-      </w:r>
-      <w:proofErr w:type="gramEnd"/>
-      <w:r>
-        <w:t>orangeLedPin, LOW);</w:t>
-      </w:r>
-    </w:p>
-    <w:p>
-      <w:pPr>
-        <w:pStyle w:val="Code"/>
-      </w:pPr>
-      <w:r>
-        <w:t xml:space="preserve">    </w:t>
-      </w:r>
-      <w:proofErr w:type="gramStart"/>
-      <w:r>
-        <w:t>digitalWrite(</w:t>
-      </w:r>
-      <w:proofErr w:type="gramEnd"/>
-      <w:r>
-        <w:t>yellowLedPin, HIGH);</w:t>
-      </w:r>
-    </w:p>
-    <w:p>
-      <w:pPr>
-        <w:pStyle w:val="Code"/>
-      </w:pPr>
-      <w:r>
-        <w:t xml:space="preserve">    </w:t>
-      </w:r>
-      <w:proofErr w:type="gramStart"/>
-      <w:r>
-        <w:t>digitalWrite(</w:t>
-      </w:r>
-      <w:proofErr w:type="gramEnd"/>
-      <w:r>
-        <w:t>greenLedPin, HIGH);</w:t>
-      </w:r>
-    </w:p>
-    <w:p>
-      <w:pPr>
-        <w:pStyle w:val="Code"/>
-      </w:pPr>
-      <w:r>
-        <w:t xml:space="preserve">    </w:t>
-      </w:r>
-      <w:proofErr w:type="gramStart"/>
-      <w:r>
-        <w:t>digitalWrite(</w:t>
-      </w:r>
-      <w:proofErr w:type="gramEnd"/>
-      <w:r>
-        <w:t>blueLedPin, HIGH);</w:t>
+        <w:t>    digitalWrite(redLedPin, LOW);</w:t>
+      </w:r>
+    </w:p>
+    <w:p>
+      <w:pPr>
+        <w:pStyle w:val="Code"/>
+      </w:pPr>
+      <w:r>
+        <w:t>    digitalWrite(orangeLedPin, LOW);</w:t>
+      </w:r>
+    </w:p>
+    <w:p>
+      <w:pPr>
+        <w:pStyle w:val="Code"/>
+      </w:pPr>
+      <w:r>
+        <w:t>    digitalWrite(yellowLedPin, HIGH);</w:t>
+      </w:r>
+    </w:p>
+    <w:p>
+      <w:pPr>
+        <w:pStyle w:val="Code"/>
+      </w:pPr>
+      <w:r>
+        <w:t>    digitalWrite(greenLedPin, HIGH);</w:t>
+      </w:r>
+    </w:p>
+    <w:p>
+      <w:pPr>
+        <w:pStyle w:val="Code"/>
+      </w:pPr>
+      <w:r>
+        <w:t>    digitalWrite(blueLedPin, HIGH);</w:t>
       </w:r>
     </w:p>
     <w:p>
@@ -3050,79 +2555,39 @@
         <w:pStyle w:val="Code"/>
       </w:pPr>
       <w:r>
-        <w:t xml:space="preserve">    </w:t>
-      </w:r>
-      <w:proofErr w:type="gramStart"/>
-      <w:r>
-        <w:t>digitalWrite(</w:t>
-      </w:r>
-      <w:proofErr w:type="gramEnd"/>
-      <w:r>
-        <w:t>redLedPin, LOW);</w:t>
-      </w:r>
-    </w:p>
-    <w:p>
-      <w:pPr>
-        <w:pStyle w:val="Code"/>
-      </w:pPr>
-      <w:r>
-        <w:t xml:space="preserve">    </w:t>
-      </w:r>
-      <w:proofErr w:type="gramStart"/>
-      <w:r>
-        <w:t>digitalWrite(</w:t>
-      </w:r>
-      <w:proofErr w:type="gramEnd"/>
-      <w:r>
-        <w:t>orangeLedPin, LOW);</w:t>
-      </w:r>
-    </w:p>
-    <w:p>
-      <w:pPr>
-        <w:pStyle w:val="Code"/>
-      </w:pPr>
-      <w:r>
-        <w:t xml:space="preserve">    </w:t>
-      </w:r>
-      <w:proofErr w:type="gramStart"/>
-      <w:r>
-        <w:t>digitalWrite(</w:t>
-      </w:r>
-      <w:proofErr w:type="gramEnd"/>
-      <w:r>
-        <w:t>yellowLedPin, LOW);</w:t>
-      </w:r>
-    </w:p>
-    <w:p>
-      <w:pPr>
-        <w:pStyle w:val="Code"/>
-      </w:pPr>
-      <w:r>
-        <w:t xml:space="preserve">    </w:t>
-      </w:r>
-      <w:proofErr w:type="gramStart"/>
-      <w:r>
-        <w:t>digitalWrite(</w:t>
-      </w:r>
-      <w:proofErr w:type="gramEnd"/>
-      <w:r>
-        <w:t>greenLedPin, HIGH);</w:t>
-      </w:r>
-    </w:p>
-    <w:p>
-      <w:pPr>
-        <w:pStyle w:val="Code"/>
-      </w:pPr>
-      <w:r>
-        <w:t xml:space="preserve">    </w:t>
-      </w:r>
-      <w:proofErr w:type="gramStart"/>
-      <w:r>
-        <w:t>digitalWrite(</w:t>
-      </w:r>
-      <w:proofErr w:type="gramEnd"/>
-      <w:r>
-        <w:t>blueLedPin, HIGH);</w:t>
+        <w:t>    digitalWrite(redLedPin, LOW);</w:t>
+      </w:r>
+    </w:p>
+    <w:p>
+      <w:pPr>
+        <w:pStyle w:val="Code"/>
+      </w:pPr>
+      <w:r>
+        <w:t>    digitalWrite(orangeLedPin, LOW);</w:t>
+      </w:r>
+    </w:p>
+    <w:p>
+      <w:pPr>
+        <w:pStyle w:val="Code"/>
+      </w:pPr>
+      <w:r>
+        <w:t>    digitalWrite(yellowLedPin, LOW);</w:t>
+      </w:r>
+    </w:p>
+    <w:p>
+      <w:pPr>
+        <w:pStyle w:val="Code"/>
+      </w:pPr>
+      <w:r>
+        <w:t>    digitalWrite(greenLedPin, HIGH);</w:t>
+      </w:r>
+    </w:p>
+    <w:p>
+      <w:pPr>
+        <w:pStyle w:val="Code"/>
+      </w:pPr>
+      <w:r>
+        <w:t>    digitalWrite(blueLedPin, HIGH);</w:t>
       </w:r>
     </w:p>
     <w:p>
@@ -3154,79 +2619,39 @@
         <w:pStyle w:val="Code"/>
       </w:pPr>
       <w:r>
-        <w:t xml:space="preserve">    </w:t>
-      </w:r>
-      <w:proofErr w:type="gramStart"/>
-      <w:r>
-        <w:t>digitalWrite(</w:t>
-      </w:r>
-      <w:proofErr w:type="gramEnd"/>
-      <w:r>
-        <w:t>redLedPin, LOW);</w:t>
-      </w:r>
-    </w:p>
-    <w:p>
-      <w:pPr>
-        <w:pStyle w:val="Code"/>
-      </w:pPr>
-      <w:r>
-        <w:t xml:space="preserve">    </w:t>
-      </w:r>
-      <w:proofErr w:type="gramStart"/>
-      <w:r>
-        <w:t>digitalWrite(</w:t>
-      </w:r>
-      <w:proofErr w:type="gramEnd"/>
-      <w:r>
-        <w:t>orangeLedPin, LOW);</w:t>
-      </w:r>
-    </w:p>
-    <w:p>
-      <w:pPr>
-        <w:pStyle w:val="Code"/>
-      </w:pPr>
-      <w:r>
-        <w:t xml:space="preserve">    </w:t>
-      </w:r>
-      <w:proofErr w:type="gramStart"/>
-      <w:r>
-        <w:t>digitalWrite(</w:t>
-      </w:r>
-      <w:proofErr w:type="gramEnd"/>
-      <w:r>
-        <w:t>yellowLedPin, LOW);</w:t>
-      </w:r>
-    </w:p>
-    <w:p>
-      <w:pPr>
-        <w:pStyle w:val="Code"/>
-      </w:pPr>
-      <w:r>
-        <w:t xml:space="preserve">    </w:t>
-      </w:r>
-      <w:proofErr w:type="gramStart"/>
-      <w:r>
-        <w:t>digitalWrite(</w:t>
-      </w:r>
-      <w:proofErr w:type="gramEnd"/>
-      <w:r>
-        <w:t>greenLedPin, LOW);</w:t>
-      </w:r>
-    </w:p>
-    <w:p>
-      <w:pPr>
-        <w:pStyle w:val="Code"/>
-      </w:pPr>
-      <w:r>
-        <w:t xml:space="preserve">    </w:t>
-      </w:r>
-      <w:proofErr w:type="gramStart"/>
-      <w:r>
-        <w:t>digitalWrite(</w:t>
-      </w:r>
-      <w:proofErr w:type="gramEnd"/>
-      <w:r>
-        <w:t>blueLedPin, HIGH);</w:t>
+        <w:t>    digitalWrite(redLedPin, LOW);</w:t>
+      </w:r>
+    </w:p>
+    <w:p>
+      <w:pPr>
+        <w:pStyle w:val="Code"/>
+      </w:pPr>
+      <w:r>
+        <w:t>    digitalWrite(orangeLedPin, LOW);</w:t>
+      </w:r>
+    </w:p>
+    <w:p>
+      <w:pPr>
+        <w:pStyle w:val="Code"/>
+      </w:pPr>
+      <w:r>
+        <w:t>    digitalWrite(yellowLedPin, LOW);</w:t>
+      </w:r>
+    </w:p>
+    <w:p>
+      <w:pPr>
+        <w:pStyle w:val="Code"/>
+      </w:pPr>
+      <w:r>
+        <w:t>    digitalWrite(greenLedPin, LOW);</w:t>
+      </w:r>
+    </w:p>
+    <w:p>
+      <w:pPr>
+        <w:pStyle w:val="Code"/>
+      </w:pPr>
+      <w:r>
+        <w:t>    digitalWrite(blueLedPin, HIGH);</w:t>
       </w:r>
     </w:p>
     <w:p>
@@ -3258,15 +2683,7 @@
         <w:pStyle w:val="Code"/>
       </w:pPr>
       <w:r>
-        <w:t xml:space="preserve">    </w:t>
-      </w:r>
-      <w:proofErr w:type="gramStart"/>
-      <w:r>
-        <w:t>digitalWrite(</w:t>
-      </w:r>
-      <w:proofErr w:type="gramEnd"/>
-      <w:r>
-        <w:t>redLedPin, LOW);</w:t>
+        <w:t>    digitalWrite(redLedPin, LOW);</w:t>
       </w:r>
     </w:p>
     <w:p>
@@ -3275,63 +2692,31 @@
       </w:pPr>
       <w:r>
         <w:lastRenderedPageBreak/>
-        <w:t xml:space="preserve">    </w:t>
-      </w:r>
-      <w:proofErr w:type="gramStart"/>
-      <w:r>
-        <w:t>digitalWrite(</w:t>
-      </w:r>
-      <w:proofErr w:type="gramEnd"/>
-      <w:r>
-        <w:t>orangeLedPin, LOW);</w:t>
-      </w:r>
-    </w:p>
-    <w:p>
-      <w:pPr>
-        <w:pStyle w:val="Code"/>
-      </w:pPr>
-      <w:r>
-        <w:t xml:space="preserve">    </w:t>
-      </w:r>
-      <w:proofErr w:type="gramStart"/>
-      <w:r>
-        <w:t>digitalWrite(</w:t>
-      </w:r>
-      <w:proofErr w:type="gramEnd"/>
-      <w:r>
-        <w:t>yellowLedPin, LOW);</w:t>
-      </w:r>
-    </w:p>
-    <w:p>
-      <w:pPr>
-        <w:pStyle w:val="Code"/>
-      </w:pPr>
-      <w:r>
-        <w:t xml:space="preserve">    </w:t>
-      </w:r>
-      <w:proofErr w:type="gramStart"/>
-      <w:r>
-        <w:t>digitalWrite(</w:t>
-      </w:r>
-      <w:proofErr w:type="gramEnd"/>
-      <w:r>
-        <w:t>greenLedPin, LOW);</w:t>
-      </w:r>
-    </w:p>
-    <w:p>
-      <w:pPr>
-        <w:pStyle w:val="Code"/>
-      </w:pPr>
-      <w:r>
-        <w:t xml:space="preserve">    </w:t>
-      </w:r>
-      <w:proofErr w:type="gramStart"/>
-      <w:r>
-        <w:t>digitalWrite(</w:t>
-      </w:r>
-      <w:proofErr w:type="gramEnd"/>
-      <w:r>
-        <w:t>blueLedPin, LOW);</w:t>
+        <w:t>    digitalWrite(orangeLedPin, LOW);</w:t>
+      </w:r>
+    </w:p>
+    <w:p>
+      <w:pPr>
+        <w:pStyle w:val="Code"/>
+      </w:pPr>
+      <w:r>
+        <w:t>    digitalWrite(yellowLedPin, LOW);</w:t>
+      </w:r>
+    </w:p>
+    <w:p>
+      <w:pPr>
+        <w:pStyle w:val="Code"/>
+      </w:pPr>
+      <w:r>
+        <w:t>    digitalWrite(greenLedPin, LOW);</w:t>
+      </w:r>
+    </w:p>
+    <w:p>
+      <w:pPr>
+        <w:pStyle w:val="Code"/>
+      </w:pPr>
+      <w:r>
+        <w:t>    digitalWrite(blueLedPin, LOW);</w:t>
       </w:r>
     </w:p>
     <w:p>
@@ -3544,15 +2929,7 @@
         <w:pStyle w:val="Code"/>
       </w:pPr>
       <w:r>
-        <w:t xml:space="preserve">long </w:t>
-      </w:r>
-      <w:proofErr w:type="gramStart"/>
-      <w:r>
-        <w:t>getDistanceData(</w:t>
-      </w:r>
-      <w:proofErr w:type="gramEnd"/>
-      <w:r>
-        <w:t>)</w:t>
+        <w:t>long getDistanceData()</w:t>
       </w:r>
     </w:p>
     <w:p>
@@ -3568,132 +2945,68 @@
         <w:pStyle w:val="Code"/>
       </w:pPr>
       <w:r>
-        <w:t xml:space="preserve">  </w:t>
-      </w:r>
-      <w:proofErr w:type="gramStart"/>
-      <w:r>
-        <w:t>pinMode(</w:t>
-      </w:r>
-      <w:proofErr w:type="gramEnd"/>
-      <w:r>
-        <w:t>sensorPin, OUTPUT);</w:t>
-      </w:r>
-    </w:p>
-    <w:p>
-      <w:pPr>
-        <w:pStyle w:val="Code"/>
-      </w:pPr>
-      <w:r>
-        <w:t xml:space="preserve">  </w:t>
-      </w:r>
-      <w:proofErr w:type="gramStart"/>
-      <w:r>
-        <w:t>digitalWrite(</w:t>
-      </w:r>
-      <w:proofErr w:type="gramEnd"/>
-      <w:r>
-        <w:t>sensorPin, LOW);</w:t>
-      </w:r>
-    </w:p>
-    <w:p>
-      <w:pPr>
-        <w:pStyle w:val="Code"/>
-      </w:pPr>
-      <w:r>
-        <w:t xml:space="preserve">  </w:t>
-      </w:r>
-      <w:proofErr w:type="gramStart"/>
-      <w:r>
-        <w:t>delayMicroseconds(</w:t>
-      </w:r>
-      <w:proofErr w:type="gramEnd"/>
-      <w:r>
-        <w:t>2);</w:t>
-      </w:r>
-    </w:p>
-    <w:p>
-      <w:pPr>
-        <w:pStyle w:val="Code"/>
-      </w:pPr>
-      <w:r>
-        <w:t xml:space="preserve">  </w:t>
-      </w:r>
-      <w:proofErr w:type="gramStart"/>
-      <w:r>
-        <w:t>digitalWrite(</w:t>
-      </w:r>
-      <w:proofErr w:type="gramEnd"/>
-      <w:r>
-        <w:t>sensorPin, HIGH);</w:t>
-      </w:r>
-    </w:p>
-    <w:p>
-      <w:pPr>
-        <w:pStyle w:val="Code"/>
-      </w:pPr>
-      <w:r>
-        <w:t xml:space="preserve">  </w:t>
-      </w:r>
-      <w:proofErr w:type="gramStart"/>
-      <w:r>
-        <w:t>delayMicroseconds(</w:t>
-      </w:r>
-      <w:proofErr w:type="gramEnd"/>
-      <w:r>
-        <w:t>10);</w:t>
-      </w:r>
-    </w:p>
-    <w:p>
-      <w:pPr>
-        <w:pStyle w:val="Code"/>
-      </w:pPr>
-      <w:r>
-        <w:t xml:space="preserve">  </w:t>
-      </w:r>
-      <w:proofErr w:type="gramStart"/>
-      <w:r>
-        <w:t>digitalWrite(</w:t>
-      </w:r>
-      <w:proofErr w:type="gramEnd"/>
-      <w:r>
-        <w:t>sensorPin, LOW);</w:t>
-      </w:r>
-    </w:p>
-    <w:p>
-      <w:pPr>
-        <w:pStyle w:val="Code"/>
-      </w:pPr>
-    </w:p>
-    <w:p>
-      <w:pPr>
-        <w:pStyle w:val="Code"/>
-      </w:pPr>
-      <w:r>
-        <w:t xml:space="preserve">  </w:t>
-      </w:r>
-      <w:proofErr w:type="gramStart"/>
-      <w:r>
-        <w:t>pinMode(</w:t>
-      </w:r>
-      <w:proofErr w:type="gramEnd"/>
-      <w:r>
-        <w:t>sensorPin, INPUT);</w:t>
-      </w:r>
-    </w:p>
-    <w:p>
-      <w:pPr>
-        <w:pStyle w:val="Code"/>
-      </w:pPr>
-      <w:r>
-        <w:t xml:space="preserve">  long dur = </w:t>
-      </w:r>
-      <w:proofErr w:type="gramStart"/>
-      <w:r>
-        <w:t>pulseIn(</w:t>
-      </w:r>
-      <w:proofErr w:type="gramEnd"/>
-      <w:r>
-        <w:t>sensorPin, HIGH);</w:t>
+        <w:t xml:space="preserve">  pinMode(sensorPin, OUTPUT);</w:t>
+      </w:r>
+    </w:p>
+    <w:p>
+      <w:pPr>
+        <w:pStyle w:val="Code"/>
+      </w:pPr>
+      <w:r>
+        <w:t xml:space="preserve">  digitalWrite(sensorPin, LOW);</w:t>
+      </w:r>
+    </w:p>
+    <w:p>
+      <w:pPr>
+        <w:pStyle w:val="Code"/>
+      </w:pPr>
+      <w:r>
+        <w:t xml:space="preserve">  delayMicroseconds(2);</w:t>
+      </w:r>
+    </w:p>
+    <w:p>
+      <w:pPr>
+        <w:pStyle w:val="Code"/>
+      </w:pPr>
+      <w:r>
+        <w:t xml:space="preserve">  digitalWrite(sensorPin, HIGH);</w:t>
+      </w:r>
+    </w:p>
+    <w:p>
+      <w:pPr>
+        <w:pStyle w:val="Code"/>
+      </w:pPr>
+      <w:r>
+        <w:t xml:space="preserve">  delayMicroseconds(10);</w:t>
+      </w:r>
+    </w:p>
+    <w:p>
+      <w:pPr>
+        <w:pStyle w:val="Code"/>
+      </w:pPr>
+      <w:r>
+        <w:t xml:space="preserve">  digitalWrite(sensorPin, LOW);</w:t>
+      </w:r>
+    </w:p>
+    <w:p>
+      <w:pPr>
+        <w:pStyle w:val="Code"/>
+      </w:pPr>
+    </w:p>
+    <w:p>
+      <w:pPr>
+        <w:pStyle w:val="Code"/>
+      </w:pPr>
+      <w:r>
+        <w:t xml:space="preserve">  pinMode(sensorPin, INPUT);</w:t>
+      </w:r>
+    </w:p>
+    <w:p>
+      <w:pPr>
+        <w:pStyle w:val="Code"/>
+      </w:pPr>
+      <w:r>
+        <w:t xml:space="preserve">  long dur = pulseIn(sensorPin, HIGH);</w:t>
       </w:r>
     </w:p>
     <w:p>
@@ -3730,15 +3043,7 @@
         <w:pStyle w:val="Code"/>
       </w:pPr>
       <w:r>
-        <w:t xml:space="preserve">void </w:t>
-      </w:r>
-      <w:proofErr w:type="gramStart"/>
-      <w:r>
-        <w:t>setup(</w:t>
-      </w:r>
-      <w:proofErr w:type="gramEnd"/>
-      <w:r>
-        <w:t>)</w:t>
+        <w:t>void setup()</w:t>
       </w:r>
     </w:p>
     <w:p>
@@ -3754,63 +3059,31 @@
         <w:pStyle w:val="Code"/>
       </w:pPr>
       <w:r>
-        <w:t xml:space="preserve">  </w:t>
-      </w:r>
-      <w:proofErr w:type="gramStart"/>
-      <w:r>
-        <w:t>pinMode(</w:t>
-      </w:r>
-      <w:proofErr w:type="gramEnd"/>
-      <w:r>
-        <w:t>redLedPin, OUTPUT);</w:t>
-      </w:r>
-    </w:p>
-    <w:p>
-      <w:pPr>
-        <w:pStyle w:val="Code"/>
-      </w:pPr>
-      <w:r>
-        <w:t xml:space="preserve">  </w:t>
-      </w:r>
-      <w:proofErr w:type="gramStart"/>
-      <w:r>
-        <w:t>pinMode(</w:t>
-      </w:r>
-      <w:proofErr w:type="gramEnd"/>
-      <w:r>
-        <w:t>orangeLedPin, OUTPUT);</w:t>
-      </w:r>
-    </w:p>
-    <w:p>
-      <w:pPr>
-        <w:pStyle w:val="Code"/>
-      </w:pPr>
-      <w:r>
-        <w:t xml:space="preserve">  </w:t>
-      </w:r>
-      <w:proofErr w:type="gramStart"/>
-      <w:r>
-        <w:t>pinMode(</w:t>
-      </w:r>
-      <w:proofErr w:type="gramEnd"/>
-      <w:r>
-        <w:t>yellowLedPin, OUTPUT);</w:t>
-      </w:r>
-    </w:p>
-    <w:p>
-      <w:pPr>
-        <w:pStyle w:val="Code"/>
-      </w:pPr>
-      <w:r>
-        <w:t xml:space="preserve">  </w:t>
-      </w:r>
-      <w:proofErr w:type="gramStart"/>
-      <w:r>
-        <w:t>pinMode(</w:t>
-      </w:r>
-      <w:proofErr w:type="gramEnd"/>
-      <w:r>
-        <w:t>greenLedPin, OUTPUT);</w:t>
+        <w:t xml:space="preserve">  pinMode(redLedPin, OUTPUT);</w:t>
+      </w:r>
+    </w:p>
+    <w:p>
+      <w:pPr>
+        <w:pStyle w:val="Code"/>
+      </w:pPr>
+      <w:r>
+        <w:t xml:space="preserve">  pinMode(orangeLedPin, OUTPUT);</w:t>
+      </w:r>
+    </w:p>
+    <w:p>
+      <w:pPr>
+        <w:pStyle w:val="Code"/>
+      </w:pPr>
+      <w:r>
+        <w:t xml:space="preserve">  pinMode(yellowLedPin, OUTPUT);</w:t>
+      </w:r>
+    </w:p>
+    <w:p>
+      <w:pPr>
+        <w:pStyle w:val="Code"/>
+      </w:pPr>
+      <w:r>
+        <w:t xml:space="preserve">  pinMode(greenLedPin, OUTPUT);</w:t>
       </w:r>
     </w:p>
     <w:p>
@@ -3819,15 +3092,7 @@
       </w:pPr>
       <w:r>
         <w:lastRenderedPageBreak/>
-        <w:t xml:space="preserve">  </w:t>
-      </w:r>
-      <w:proofErr w:type="gramStart"/>
-      <w:r>
-        <w:t>pinMode(</w:t>
-      </w:r>
-      <w:proofErr w:type="gramEnd"/>
-      <w:r>
-        <w:t>blueLedPin, OUTPUT);</w:t>
+        <w:t xml:space="preserve">  pinMode(blueLedPin, OUTPUT);</w:t>
       </w:r>
     </w:p>
     <w:p>
@@ -3848,15 +3113,7 @@
         <w:pStyle w:val="Code"/>
       </w:pPr>
       <w:r>
-        <w:t xml:space="preserve">void </w:t>
-      </w:r>
-      <w:proofErr w:type="gramStart"/>
-      <w:r>
-        <w:t>loop(</w:t>
-      </w:r>
-      <w:proofErr w:type="gramEnd"/>
-      <w:r>
-        <w:t>)</w:t>
+        <w:t>void loop()</w:t>
       </w:r>
     </w:p>
     <w:p>
@@ -3872,15 +3129,7 @@
         <w:pStyle w:val="Code"/>
       </w:pPr>
       <w:r>
-        <w:t xml:space="preserve">  long distance_to_object = </w:t>
-      </w:r>
-      <w:proofErr w:type="gramStart"/>
-      <w:r>
-        <w:t>getDistanceData(</w:t>
-      </w:r>
-      <w:proofErr w:type="gramEnd"/>
-      <w:r>
-        <w:t>);</w:t>
+        <w:t xml:space="preserve">  long distance_to_object = getDistanceData();</w:t>
       </w:r>
     </w:p>
     <w:p>
@@ -3904,79 +3153,39 @@
         <w:pStyle w:val="Code"/>
       </w:pPr>
       <w:r>
-        <w:t xml:space="preserve">    </w:t>
-      </w:r>
-      <w:proofErr w:type="gramStart"/>
-      <w:r>
-        <w:t>digitalWrite(</w:t>
-      </w:r>
-      <w:proofErr w:type="gramEnd"/>
-      <w:r>
-        <w:t>redLedPin, HIGH);</w:t>
-      </w:r>
-    </w:p>
-    <w:p>
-      <w:pPr>
-        <w:pStyle w:val="Code"/>
-      </w:pPr>
-      <w:r>
-        <w:t xml:space="preserve">    </w:t>
-      </w:r>
-      <w:proofErr w:type="gramStart"/>
-      <w:r>
-        <w:t>digitalWrite(</w:t>
-      </w:r>
-      <w:proofErr w:type="gramEnd"/>
-      <w:r>
-        <w:t>orangeLedPin, HIGH);</w:t>
-      </w:r>
-    </w:p>
-    <w:p>
-      <w:pPr>
-        <w:pStyle w:val="Code"/>
-      </w:pPr>
-      <w:r>
-        <w:t xml:space="preserve">    </w:t>
-      </w:r>
-      <w:proofErr w:type="gramStart"/>
-      <w:r>
-        <w:t>digitalWrite(</w:t>
-      </w:r>
-      <w:proofErr w:type="gramEnd"/>
-      <w:r>
-        <w:t>yellowLedPin, HIGH);</w:t>
-      </w:r>
-    </w:p>
-    <w:p>
-      <w:pPr>
-        <w:pStyle w:val="Code"/>
-      </w:pPr>
-      <w:r>
-        <w:t xml:space="preserve">    </w:t>
-      </w:r>
-      <w:proofErr w:type="gramStart"/>
-      <w:r>
-        <w:t>digitalWrite(</w:t>
-      </w:r>
-      <w:proofErr w:type="gramEnd"/>
-      <w:r>
-        <w:t>greenLedPin, HIGH);</w:t>
-      </w:r>
-    </w:p>
-    <w:p>
-      <w:pPr>
-        <w:pStyle w:val="Code"/>
-      </w:pPr>
-      <w:r>
-        <w:t xml:space="preserve">    </w:t>
-      </w:r>
-      <w:proofErr w:type="gramStart"/>
-      <w:r>
-        <w:t>digitalWrite(</w:t>
-      </w:r>
-      <w:proofErr w:type="gramEnd"/>
-      <w:r>
-        <w:t>blueLedPin, HIGH);</w:t>
+        <w:t xml:space="preserve">    digitalWrite(redLedPin, HIGH);</w:t>
+      </w:r>
+    </w:p>
+    <w:p>
+      <w:pPr>
+        <w:pStyle w:val="Code"/>
+      </w:pPr>
+      <w:r>
+        <w:t xml:space="preserve">    digitalWrite(orangeLedPin, HIGH);</w:t>
+      </w:r>
+    </w:p>
+    <w:p>
+      <w:pPr>
+        <w:pStyle w:val="Code"/>
+      </w:pPr>
+      <w:r>
+        <w:t xml:space="preserve">    digitalWrite(yellowLedPin, HIGH);</w:t>
+      </w:r>
+    </w:p>
+    <w:p>
+      <w:pPr>
+        <w:pStyle w:val="Code"/>
+      </w:pPr>
+      <w:r>
+        <w:t xml:space="preserve">    digitalWrite(greenLedPin, HIGH);</w:t>
+      </w:r>
+    </w:p>
+    <w:p>
+      <w:pPr>
+        <w:pStyle w:val="Code"/>
+      </w:pPr>
+      <w:r>
+        <w:t xml:space="preserve">    digitalWrite(blueLedPin, HIGH);</w:t>
       </w:r>
     </w:p>
     <w:p>
@@ -4008,79 +3217,39 @@
         <w:pStyle w:val="Code"/>
       </w:pPr>
       <w:r>
-        <w:t xml:space="preserve">    </w:t>
-      </w:r>
-      <w:proofErr w:type="gramStart"/>
-      <w:r>
-        <w:t>digitalWrite(</w:t>
-      </w:r>
-      <w:proofErr w:type="gramEnd"/>
-      <w:r>
-        <w:t>redLedPin, LOW);</w:t>
-      </w:r>
-    </w:p>
-    <w:p>
-      <w:pPr>
-        <w:pStyle w:val="Code"/>
-      </w:pPr>
-      <w:r>
-        <w:t xml:space="preserve">    </w:t>
-      </w:r>
-      <w:proofErr w:type="gramStart"/>
-      <w:r>
-        <w:t>digitalWrite(</w:t>
-      </w:r>
-      <w:proofErr w:type="gramEnd"/>
-      <w:r>
-        <w:t>orangeLedPin, HIGH);</w:t>
-      </w:r>
-    </w:p>
-    <w:p>
-      <w:pPr>
-        <w:pStyle w:val="Code"/>
-      </w:pPr>
-      <w:r>
-        <w:t xml:space="preserve">    </w:t>
-      </w:r>
-      <w:proofErr w:type="gramStart"/>
-      <w:r>
-        <w:t>digitalWrite(</w:t>
-      </w:r>
-      <w:proofErr w:type="gramEnd"/>
-      <w:r>
-        <w:t>yellowLedPin, HIGH);</w:t>
-      </w:r>
-    </w:p>
-    <w:p>
-      <w:pPr>
-        <w:pStyle w:val="Code"/>
-      </w:pPr>
-      <w:r>
-        <w:t xml:space="preserve">    </w:t>
-      </w:r>
-      <w:proofErr w:type="gramStart"/>
-      <w:r>
-        <w:t>digitalWrite(</w:t>
-      </w:r>
-      <w:proofErr w:type="gramEnd"/>
-      <w:r>
-        <w:t>greenLedPin, HIGH);</w:t>
-      </w:r>
-    </w:p>
-    <w:p>
-      <w:pPr>
-        <w:pStyle w:val="Code"/>
-      </w:pPr>
-      <w:r>
-        <w:t xml:space="preserve">    </w:t>
-      </w:r>
-      <w:proofErr w:type="gramStart"/>
-      <w:r>
-        <w:t>digitalWrite(</w:t>
-      </w:r>
-      <w:proofErr w:type="gramEnd"/>
-      <w:r>
-        <w:t>blueLedPin, HIGH);</w:t>
+        <w:t xml:space="preserve">    digitalWrite(redLedPin, LOW);</w:t>
+      </w:r>
+    </w:p>
+    <w:p>
+      <w:pPr>
+        <w:pStyle w:val="Code"/>
+      </w:pPr>
+      <w:r>
+        <w:t xml:space="preserve">    digitalWrite(orangeLedPin, HIGH);</w:t>
+      </w:r>
+    </w:p>
+    <w:p>
+      <w:pPr>
+        <w:pStyle w:val="Code"/>
+      </w:pPr>
+      <w:r>
+        <w:t xml:space="preserve">    digitalWrite(yellowLedPin, HIGH);</w:t>
+      </w:r>
+    </w:p>
+    <w:p>
+      <w:pPr>
+        <w:pStyle w:val="Code"/>
+      </w:pPr>
+      <w:r>
+        <w:t xml:space="preserve">    digitalWrite(greenLedPin, HIGH);</w:t>
+      </w:r>
+    </w:p>
+    <w:p>
+      <w:pPr>
+        <w:pStyle w:val="Code"/>
+      </w:pPr>
+      <w:r>
+        <w:t xml:space="preserve">    digitalWrite(blueLedPin, HIGH);</w:t>
       </w:r>
     </w:p>
     <w:p>
@@ -4112,79 +3281,39 @@
         <w:pStyle w:val="Code"/>
       </w:pPr>
       <w:r>
-        <w:t xml:space="preserve">    </w:t>
-      </w:r>
-      <w:proofErr w:type="gramStart"/>
-      <w:r>
-        <w:t>digitalWrite(</w:t>
-      </w:r>
-      <w:proofErr w:type="gramEnd"/>
-      <w:r>
-        <w:t>redLedPin, LOW);</w:t>
-      </w:r>
-    </w:p>
-    <w:p>
-      <w:pPr>
-        <w:pStyle w:val="Code"/>
-      </w:pPr>
-      <w:r>
-        <w:t xml:space="preserve">    </w:t>
-      </w:r>
-      <w:proofErr w:type="gramStart"/>
-      <w:r>
-        <w:t>digitalWrite(</w:t>
-      </w:r>
-      <w:proofErr w:type="gramEnd"/>
-      <w:r>
-        <w:t>orangeLedPin, LOW);</w:t>
-      </w:r>
-    </w:p>
-    <w:p>
-      <w:pPr>
-        <w:pStyle w:val="Code"/>
-      </w:pPr>
-      <w:r>
-        <w:t xml:space="preserve">    </w:t>
-      </w:r>
-      <w:proofErr w:type="gramStart"/>
-      <w:r>
-        <w:t>digitalWrite(</w:t>
-      </w:r>
-      <w:proofErr w:type="gramEnd"/>
-      <w:r>
-        <w:t>yellowLedPin, HIGH);</w:t>
-      </w:r>
-    </w:p>
-    <w:p>
-      <w:pPr>
-        <w:pStyle w:val="Code"/>
-      </w:pPr>
-      <w:r>
-        <w:t xml:space="preserve">    </w:t>
-      </w:r>
-      <w:proofErr w:type="gramStart"/>
-      <w:r>
-        <w:t>digitalWrite(</w:t>
-      </w:r>
-      <w:proofErr w:type="gramEnd"/>
-      <w:r>
-        <w:t>greenLedPin, HIGH);</w:t>
-      </w:r>
-    </w:p>
-    <w:p>
-      <w:pPr>
-        <w:pStyle w:val="Code"/>
-      </w:pPr>
-      <w:r>
-        <w:t xml:space="preserve">    </w:t>
-      </w:r>
-      <w:proofErr w:type="gramStart"/>
-      <w:r>
-        <w:t>digitalWrite(</w:t>
-      </w:r>
-      <w:proofErr w:type="gramEnd"/>
-      <w:r>
-        <w:t>blueLedPin, HIGH);</w:t>
+        <w:t xml:space="preserve">    digitalWrite(redLedPin, LOW);</w:t>
+      </w:r>
+    </w:p>
+    <w:p>
+      <w:pPr>
+        <w:pStyle w:val="Code"/>
+      </w:pPr>
+      <w:r>
+        <w:t xml:space="preserve">    digitalWrite(orangeLedPin, LOW);</w:t>
+      </w:r>
+    </w:p>
+    <w:p>
+      <w:pPr>
+        <w:pStyle w:val="Code"/>
+      </w:pPr>
+      <w:r>
+        <w:t xml:space="preserve">    digitalWrite(yellowLedPin, HIGH);</w:t>
+      </w:r>
+    </w:p>
+    <w:p>
+      <w:pPr>
+        <w:pStyle w:val="Code"/>
+      </w:pPr>
+      <w:r>
+        <w:t xml:space="preserve">    digitalWrite(greenLedPin, HIGH);</w:t>
+      </w:r>
+    </w:p>
+    <w:p>
+      <w:pPr>
+        <w:pStyle w:val="Code"/>
+      </w:pPr>
+      <w:r>
+        <w:t xml:space="preserve">    digitalWrite(blueLedPin, HIGH);</w:t>
       </w:r>
     </w:p>
     <w:p>
@@ -4216,79 +3345,39 @@
         <w:pStyle w:val="Code"/>
       </w:pPr>
       <w:r>
-        <w:t xml:space="preserve">    </w:t>
-      </w:r>
-      <w:proofErr w:type="gramStart"/>
-      <w:r>
-        <w:t>digitalWrite(</w:t>
-      </w:r>
-      <w:proofErr w:type="gramEnd"/>
-      <w:r>
-        <w:t>redLedPin, LOW);</w:t>
-      </w:r>
-    </w:p>
-    <w:p>
-      <w:pPr>
-        <w:pStyle w:val="Code"/>
-      </w:pPr>
-      <w:r>
-        <w:t xml:space="preserve">    </w:t>
-      </w:r>
-      <w:proofErr w:type="gramStart"/>
-      <w:r>
-        <w:t>digitalWrite(</w:t>
-      </w:r>
-      <w:proofErr w:type="gramEnd"/>
-      <w:r>
-        <w:t>orangeLedPin, LOW);</w:t>
-      </w:r>
-    </w:p>
-    <w:p>
-      <w:pPr>
-        <w:pStyle w:val="Code"/>
-      </w:pPr>
-      <w:r>
-        <w:t xml:space="preserve">    </w:t>
-      </w:r>
-      <w:proofErr w:type="gramStart"/>
-      <w:r>
-        <w:t>digitalWrite(</w:t>
-      </w:r>
-      <w:proofErr w:type="gramEnd"/>
-      <w:r>
-        <w:t>yellowLedPin, LOW);</w:t>
-      </w:r>
-    </w:p>
-    <w:p>
-      <w:pPr>
-        <w:pStyle w:val="Code"/>
-      </w:pPr>
-      <w:r>
-        <w:t xml:space="preserve">    </w:t>
-      </w:r>
-      <w:proofErr w:type="gramStart"/>
-      <w:r>
-        <w:t>digitalWrite(</w:t>
-      </w:r>
-      <w:proofErr w:type="gramEnd"/>
-      <w:r>
-        <w:t>greenLedPin, HIGH);</w:t>
-      </w:r>
-    </w:p>
-    <w:p>
-      <w:pPr>
-        <w:pStyle w:val="Code"/>
-      </w:pPr>
-      <w:r>
-        <w:t xml:space="preserve">    </w:t>
-      </w:r>
-      <w:proofErr w:type="gramStart"/>
-      <w:r>
-        <w:t>digitalWrite(</w:t>
-      </w:r>
-      <w:proofErr w:type="gramEnd"/>
-      <w:r>
-        <w:t>blueLedPin, HIGH);</w:t>
+        <w:t xml:space="preserve">    digitalWrite(redLedPin, LOW);</w:t>
+      </w:r>
+    </w:p>
+    <w:p>
+      <w:pPr>
+        <w:pStyle w:val="Code"/>
+      </w:pPr>
+      <w:r>
+        <w:t xml:space="preserve">    digitalWrite(orangeLedPin, LOW);</w:t>
+      </w:r>
+    </w:p>
+    <w:p>
+      <w:pPr>
+        <w:pStyle w:val="Code"/>
+      </w:pPr>
+      <w:r>
+        <w:t xml:space="preserve">    digitalWrite(yellowLedPin, LOW);</w:t>
+      </w:r>
+    </w:p>
+    <w:p>
+      <w:pPr>
+        <w:pStyle w:val="Code"/>
+      </w:pPr>
+      <w:r>
+        <w:t xml:space="preserve">    digitalWrite(greenLedPin, HIGH);</w:t>
+      </w:r>
+    </w:p>
+    <w:p>
+      <w:pPr>
+        <w:pStyle w:val="Code"/>
+      </w:pPr>
+      <w:r>
+        <w:t xml:space="preserve">    digitalWrite(blueLedPin, HIGH);</w:t>
       </w:r>
     </w:p>
     <w:p>
@@ -4320,79 +3409,39 @@
         <w:pStyle w:val="Code"/>
       </w:pPr>
       <w:r>
-        <w:t xml:space="preserve">    </w:t>
-      </w:r>
-      <w:proofErr w:type="gramStart"/>
-      <w:r>
-        <w:t>digitalWrite(</w:t>
-      </w:r>
-      <w:proofErr w:type="gramEnd"/>
-      <w:r>
-        <w:t>redLedPin, LOW);</w:t>
-      </w:r>
-    </w:p>
-    <w:p>
-      <w:pPr>
-        <w:pStyle w:val="Code"/>
-      </w:pPr>
-      <w:r>
-        <w:t xml:space="preserve">    </w:t>
-      </w:r>
-      <w:proofErr w:type="gramStart"/>
-      <w:r>
-        <w:t>digitalWrite(</w:t>
-      </w:r>
-      <w:proofErr w:type="gramEnd"/>
-      <w:r>
-        <w:t>orangeLedPin, LOW);</w:t>
-      </w:r>
-    </w:p>
-    <w:p>
-      <w:pPr>
-        <w:pStyle w:val="Code"/>
-      </w:pPr>
-      <w:r>
-        <w:t xml:space="preserve">    </w:t>
-      </w:r>
-      <w:proofErr w:type="gramStart"/>
-      <w:r>
-        <w:t>digitalWrite(</w:t>
-      </w:r>
-      <w:proofErr w:type="gramEnd"/>
-      <w:r>
-        <w:t>yellowLedPin, LOW);</w:t>
-      </w:r>
-    </w:p>
-    <w:p>
-      <w:pPr>
-        <w:pStyle w:val="Code"/>
-      </w:pPr>
-      <w:r>
-        <w:t xml:space="preserve">    </w:t>
-      </w:r>
-      <w:proofErr w:type="gramStart"/>
-      <w:r>
-        <w:t>digitalWrite(</w:t>
-      </w:r>
-      <w:proofErr w:type="gramEnd"/>
-      <w:r>
-        <w:t>greenLedPin, LOW);</w:t>
-      </w:r>
-    </w:p>
-    <w:p>
-      <w:pPr>
-        <w:pStyle w:val="Code"/>
-      </w:pPr>
-      <w:r>
-        <w:t xml:space="preserve">    </w:t>
-      </w:r>
-      <w:proofErr w:type="gramStart"/>
-      <w:r>
-        <w:t>digitalWrite(</w:t>
-      </w:r>
-      <w:proofErr w:type="gramEnd"/>
-      <w:r>
-        <w:t>blueLedPin, HIGH);</w:t>
+        <w:t xml:space="preserve">    digitalWrite(redLedPin, LOW);</w:t>
+      </w:r>
+    </w:p>
+    <w:p>
+      <w:pPr>
+        <w:pStyle w:val="Code"/>
+      </w:pPr>
+      <w:r>
+        <w:t xml:space="preserve">    digitalWrite(orangeLedPin, LOW);</w:t>
+      </w:r>
+    </w:p>
+    <w:p>
+      <w:pPr>
+        <w:pStyle w:val="Code"/>
+      </w:pPr>
+      <w:r>
+        <w:t xml:space="preserve">    digitalWrite(yellowLedPin, LOW);</w:t>
+      </w:r>
+    </w:p>
+    <w:p>
+      <w:pPr>
+        <w:pStyle w:val="Code"/>
+      </w:pPr>
+      <w:r>
+        <w:t xml:space="preserve">    digitalWrite(greenLedPin, LOW);</w:t>
+      </w:r>
+    </w:p>
+    <w:p>
+      <w:pPr>
+        <w:pStyle w:val="Code"/>
+      </w:pPr>
+      <w:r>
+        <w:t xml:space="preserve">    digitalWrite(blueLedPin, HIGH);</w:t>
       </w:r>
     </w:p>
     <w:p>
@@ -4424,79 +3473,39 @@
         <w:pStyle w:val="Code"/>
       </w:pPr>
       <w:r>
-        <w:t xml:space="preserve">    </w:t>
-      </w:r>
-      <w:proofErr w:type="gramStart"/>
-      <w:r>
-        <w:t>digitalWrite(</w:t>
-      </w:r>
-      <w:proofErr w:type="gramEnd"/>
-      <w:r>
-        <w:t>redLedPin, LOW);</w:t>
-      </w:r>
-    </w:p>
-    <w:p>
-      <w:pPr>
-        <w:pStyle w:val="Code"/>
-      </w:pPr>
-      <w:r>
-        <w:t xml:space="preserve">    </w:t>
-      </w:r>
-      <w:proofErr w:type="gramStart"/>
-      <w:r>
-        <w:t>digitalWrite(</w:t>
-      </w:r>
-      <w:proofErr w:type="gramEnd"/>
-      <w:r>
-        <w:t>orangeLedPin, LOW);</w:t>
-      </w:r>
-    </w:p>
-    <w:p>
-      <w:pPr>
-        <w:pStyle w:val="Code"/>
-      </w:pPr>
-      <w:r>
-        <w:t xml:space="preserve">    </w:t>
-      </w:r>
-      <w:proofErr w:type="gramStart"/>
-      <w:r>
-        <w:t>digitalWrite(</w:t>
-      </w:r>
-      <w:proofErr w:type="gramEnd"/>
-      <w:r>
-        <w:t>yellowLedPin, LOW);</w:t>
-      </w:r>
-    </w:p>
-    <w:p>
-      <w:pPr>
-        <w:pStyle w:val="Code"/>
-      </w:pPr>
-      <w:r>
-        <w:t xml:space="preserve">    </w:t>
-      </w:r>
-      <w:proofErr w:type="gramStart"/>
-      <w:r>
-        <w:t>digitalWrite(</w:t>
-      </w:r>
-      <w:proofErr w:type="gramEnd"/>
-      <w:r>
-        <w:t>greenLedPin, LOW);</w:t>
-      </w:r>
-    </w:p>
-    <w:p>
-      <w:pPr>
-        <w:pStyle w:val="Code"/>
-      </w:pPr>
-      <w:r>
-        <w:t xml:space="preserve">    </w:t>
-      </w:r>
-      <w:proofErr w:type="gramStart"/>
-      <w:r>
-        <w:t>digitalWrite(</w:t>
-      </w:r>
-      <w:proofErr w:type="gramEnd"/>
-      <w:r>
-        <w:t>blueLedPin, LOW);</w:t>
+        <w:t xml:space="preserve">    digitalWrite(redLedPin, LOW);</w:t>
+      </w:r>
+    </w:p>
+    <w:p>
+      <w:pPr>
+        <w:pStyle w:val="Code"/>
+      </w:pPr>
+      <w:r>
+        <w:t xml:space="preserve">    digitalWrite(orangeLedPin, LOW);</w:t>
+      </w:r>
+    </w:p>
+    <w:p>
+      <w:pPr>
+        <w:pStyle w:val="Code"/>
+      </w:pPr>
+      <w:r>
+        <w:t xml:space="preserve">    digitalWrite(yellowLedPin, LOW);</w:t>
+      </w:r>
+    </w:p>
+    <w:p>
+      <w:pPr>
+        <w:pStyle w:val="Code"/>
+      </w:pPr>
+      <w:r>
+        <w:t xml:space="preserve">    digitalWrite(greenLedPin, LOW);</w:t>
+      </w:r>
+    </w:p>
+    <w:p>
+      <w:pPr>
+        <w:pStyle w:val="Code"/>
+      </w:pPr>
+      <w:r>
+        <w:t xml:space="preserve">    digitalWrite(blueLedPin, LOW);</w:t>
       </w:r>
     </w:p>
     <w:p>
@@ -4512,15 +3521,7 @@
         <w:pStyle w:val="Code"/>
       </w:pPr>
       <w:r>
-        <w:t xml:space="preserve">  </w:t>
-      </w:r>
-      <w:proofErr w:type="gramStart"/>
-      <w:r>
-        <w:t>delay(</w:t>
-      </w:r>
-      <w:proofErr w:type="gramEnd"/>
-      <w:r>
-        <w:t>1000);</w:t>
+        <w:t xml:space="preserve">  delay(1000);</w:t>
       </w:r>
     </w:p>
     <w:p>
@@ -4808,510 +3809,388 @@
         <w:pStyle w:val="Code"/>
       </w:pPr>
       <w:r>
-        <w:t xml:space="preserve">long </w:t>
-      </w:r>
-      <w:proofErr w:type="gramStart"/>
-      <w:r>
-        <w:t>getDistance(</w:t>
-      </w:r>
-      <w:proofErr w:type="gramEnd"/>
-      <w:r>
+        <w:t>long getDistance()</w:t>
+      </w:r>
+    </w:p>
+    <w:p>
+      <w:pPr>
+        <w:pStyle w:val="Code"/>
+      </w:pPr>
+      <w:r>
+        <w:t>{</w:t>
+      </w:r>
+    </w:p>
+    <w:p>
+      <w:pPr>
+        <w:pStyle w:val="Code"/>
+      </w:pPr>
+      <w:r>
+        <w:t xml:space="preserve">  pinMode(sensorPin, OUTPUT);</w:t>
+      </w:r>
+    </w:p>
+    <w:p>
+      <w:pPr>
+        <w:pStyle w:val="Code"/>
+      </w:pPr>
+      <w:r>
+        <w:t xml:space="preserve">  digitalWrite(sensorPin, LOW);</w:t>
+      </w:r>
+    </w:p>
+    <w:p>
+      <w:pPr>
+        <w:pStyle w:val="Code"/>
+      </w:pPr>
+      <w:r>
+        <w:t xml:space="preserve">  delayMicroseconds(2);</w:t>
+      </w:r>
+    </w:p>
+    <w:p>
+      <w:pPr>
+        <w:pStyle w:val="Code"/>
+      </w:pPr>
+      <w:r>
+        <w:t xml:space="preserve">  digitalWrite(sensorPin, HIGH);</w:t>
+      </w:r>
+    </w:p>
+    <w:p>
+      <w:pPr>
+        <w:pStyle w:val="Code"/>
+      </w:pPr>
+      <w:r>
+        <w:t xml:space="preserve">  delayMicroseconds(10);</w:t>
+      </w:r>
+    </w:p>
+    <w:p>
+      <w:pPr>
+        <w:pStyle w:val="Code"/>
+      </w:pPr>
+      <w:r>
+        <w:t xml:space="preserve">  digitalWrite(sensorPin, LOW);</w:t>
+      </w:r>
+    </w:p>
+    <w:p>
+      <w:pPr>
+        <w:pStyle w:val="Code"/>
+      </w:pPr>
+    </w:p>
+    <w:p>
+      <w:pPr>
+        <w:pStyle w:val="Code"/>
+      </w:pPr>
+      <w:r>
+        <w:t xml:space="preserve">  pinMode(sensorPin, INPUT);</w:t>
+      </w:r>
+    </w:p>
+    <w:p>
+      <w:pPr>
+        <w:pStyle w:val="Code"/>
+      </w:pPr>
+      <w:r>
+        <w:t xml:space="preserve">  long dur = pulseIn(sensorPin, HIGH);</w:t>
+      </w:r>
+    </w:p>
+    <w:p>
+      <w:pPr>
+        <w:pStyle w:val="Code"/>
+      </w:pPr>
+      <w:r>
+        <w:t xml:space="preserve">  long cm = dur / 29 / 2;</w:t>
+      </w:r>
+    </w:p>
+    <w:p>
+      <w:pPr>
+        <w:pStyle w:val="Code"/>
+      </w:pPr>
+      <w:r>
+        <w:t xml:space="preserve">  return cm;</w:t>
+      </w:r>
+    </w:p>
+    <w:p>
+      <w:pPr>
+        <w:pStyle w:val="Code"/>
+      </w:pPr>
+      <w:r>
+        <w:t>}</w:t>
+      </w:r>
+    </w:p>
+    <w:p>
+      <w:pPr>
+        <w:pStyle w:val="Code"/>
+      </w:pPr>
+    </w:p>
+    <w:p>
+      <w:pPr>
+        <w:pStyle w:val="Code"/>
+      </w:pPr>
+      <w:r>
+        <w:t>void setup()</w:t>
+      </w:r>
+    </w:p>
+    <w:p>
+      <w:pPr>
+        <w:pStyle w:val="Code"/>
+      </w:pPr>
+      <w:r>
+        <w:t>{</w:t>
+      </w:r>
+    </w:p>
+    <w:p>
+      <w:pPr>
+        <w:pStyle w:val="Code"/>
+      </w:pPr>
+      <w:r>
+        <w:t xml:space="preserve">  pinMode(sensorPin, OUTPUT);</w:t>
+      </w:r>
+    </w:p>
+    <w:p>
+      <w:pPr>
+        <w:pStyle w:val="Code"/>
+      </w:pPr>
+      <w:r>
+        <w:t>}</w:t>
+      </w:r>
+    </w:p>
+    <w:p>
+      <w:pPr>
+        <w:pStyle w:val="Code"/>
+      </w:pPr>
+    </w:p>
+    <w:p>
+      <w:pPr>
+        <w:pStyle w:val="Code"/>
+      </w:pPr>
+      <w:r>
+        <w:t>void loop()</w:t>
+      </w:r>
+    </w:p>
+    <w:p>
+      <w:pPr>
+        <w:pStyle w:val="Code"/>
+      </w:pPr>
+      <w:r>
+        <w:t>{</w:t>
+      </w:r>
+    </w:p>
+    <w:p>
+      <w:pPr>
+        <w:pStyle w:val="Code"/>
+      </w:pPr>
+      <w:r>
+        <w:t xml:space="preserve">  long distance = getDistance();</w:t>
+      </w:r>
+    </w:p>
+    <w:p>
+      <w:pPr>
+        <w:pStyle w:val="Code"/>
+      </w:pPr>
+      <w:r>
+        <w:t xml:space="preserve">  analogWrite(sensorPin, distance);</w:t>
+      </w:r>
+    </w:p>
+    <w:p>
+      <w:pPr>
+        <w:pStyle w:val="Code"/>
+      </w:pPr>
+      <w:r>
+        <w:t>}</w:t>
+      </w:r>
+    </w:p>
+    <w:p>
+      <w:pPr>
+        <w:pStyle w:val="P"/>
+      </w:pPr>
+    </w:p>
+    <w:p>
+      <w:pPr>
+        <w:pStyle w:val="P"/>
+        <w:rPr>
+          <w:lang w:val="en-US"/>
+        </w:rPr>
+      </w:pPr>
+      <w:r>
+        <w:t>Світлодіод загорявся на початку, але яскравості не змінював.</w:t>
+      </w:r>
+    </w:p>
+    <w:p>
+      <w:pPr>
+        <w:pStyle w:val="P"/>
+      </w:pPr>
+      <w:r>
+        <w:t xml:space="preserve">Після перепідключення світлодіода (мінус підключено до землі, а резистор переставлено на плюс і підключено до піна) при підключенні до піна 0 діод так само горів з однією яскравістю. Після підключення плюса до піна 3 на платі </w:t>
+      </w:r>
+      <w:r>
+        <w:rPr>
+          <w:lang w:val="en-US"/>
+        </w:rPr>
+        <w:t>Arduino</w:t>
+      </w:r>
+      <w:r>
+        <w:t xml:space="preserve"> світлодіод перестав горіти.</w:t>
+      </w:r>
+    </w:p>
+    <w:p>
+      <w:pPr>
+        <w:pStyle w:val="P"/>
+      </w:pPr>
+      <w:r>
+        <w:t>Потім було помічено</w:t>
+      </w:r>
+      <w:r>
+        <w:t xml:space="preserve">, що у функції </w:t>
+      </w:r>
+      <w:r>
+        <w:rPr>
+          <w:lang w:val="en-US"/>
+        </w:rPr>
+        <w:t xml:space="preserve">setup </w:t>
+      </w:r>
+      <w:r>
+        <w:t xml:space="preserve">метод </w:t>
+      </w:r>
+      <w:r>
+        <w:rPr>
+          <w:lang w:val="en-US"/>
+        </w:rPr>
+        <w:t xml:space="preserve">pinMode </w:t>
+      </w:r>
+      <w:r>
+        <w:t>був застосований до піна для сенсору замість піна для світлодіода</w:t>
+      </w:r>
+      <w:r>
+        <w:t>:</w:t>
+      </w:r>
+    </w:p>
+    <w:p>
+      <w:pPr>
+        <w:pStyle w:val="P"/>
+      </w:pPr>
+    </w:p>
+    <w:p>
+      <w:pPr>
+        <w:pStyle w:val="Code"/>
+      </w:pPr>
+      <w:r>
+        <w:t>pinMode(sensorPin, OUTPUT);</w:t>
+      </w:r>
+    </w:p>
+    <w:p>
+      <w:pPr>
+        <w:pStyle w:val="P"/>
+      </w:pPr>
+    </w:p>
+    <w:p>
+      <w:pPr>
+        <w:pStyle w:val="P"/>
+      </w:pPr>
+      <w:r>
+        <w:t>Після виправлення світлодіод не змінював яскравості.</w:t>
+      </w:r>
+      <w:r>
+        <w:rPr>
+          <w:lang w:val="en-US"/>
+        </w:rPr>
+        <w:t xml:space="preserve"> </w:t>
+      </w:r>
+    </w:p>
+    <w:p>
+      <w:pPr>
+        <w:pStyle w:val="P"/>
+      </w:pPr>
+      <w:r>
+        <w:t xml:space="preserve">Тоді було змінено функцію </w:t>
+      </w:r>
+      <w:r>
+        <w:rPr>
+          <w:lang w:val="en-US"/>
+        </w:rPr>
+        <w:t>getDistance</w:t>
+      </w:r>
+      <w:r>
+        <w:t xml:space="preserve"> (повертає тепер значення </w:t>
+      </w:r>
+      <w:r>
+        <w:rPr>
+          <w:lang w:val="en-US"/>
+        </w:rPr>
+        <w:t xml:space="preserve">dur </w:t>
+      </w:r>
+      <w:r>
+        <w:t>без діління на 29 і на 2</w:t>
+      </w:r>
+      <w:r>
+        <w:rPr>
+          <w:lang w:val="en-US"/>
+        </w:rPr>
         <w:t>)</w:t>
       </w:r>
-    </w:p>
-    <w:p>
-      <w:pPr>
-        <w:pStyle w:val="Code"/>
-      </w:pPr>
-      <w:r>
-        <w:t>{</w:t>
-      </w:r>
-    </w:p>
-    <w:p>
-      <w:pPr>
-        <w:pStyle w:val="Code"/>
-      </w:pPr>
-      <w:r>
-        <w:t xml:space="preserve">  </w:t>
-      </w:r>
-      <w:proofErr w:type="gramStart"/>
-      <w:r>
-        <w:t>pinMode(</w:t>
-      </w:r>
-      <w:proofErr w:type="gramEnd"/>
-      <w:r>
-        <w:t>sensorPin, OUTPUT);</w:t>
-      </w:r>
-    </w:p>
-    <w:p>
-      <w:pPr>
-        <w:pStyle w:val="Code"/>
-      </w:pPr>
-      <w:r>
-        <w:t xml:space="preserve">  </w:t>
-      </w:r>
-      <w:proofErr w:type="gramStart"/>
-      <w:r>
-        <w:t>digitalWrite(</w:t>
-      </w:r>
-      <w:proofErr w:type="gramEnd"/>
-      <w:r>
-        <w:t>sensorPin, LOW);</w:t>
-      </w:r>
-    </w:p>
-    <w:p>
-      <w:pPr>
-        <w:pStyle w:val="Code"/>
-      </w:pPr>
-      <w:r>
-        <w:t xml:space="preserve">  </w:t>
-      </w:r>
-      <w:proofErr w:type="gramStart"/>
-      <w:r>
-        <w:t>delayMicroseconds(</w:t>
-      </w:r>
-      <w:proofErr w:type="gramEnd"/>
-      <w:r>
-        <w:t>2);</w:t>
-      </w:r>
-    </w:p>
-    <w:p>
-      <w:pPr>
-        <w:pStyle w:val="Code"/>
-      </w:pPr>
-      <w:r>
-        <w:t xml:space="preserve">  </w:t>
-      </w:r>
-      <w:proofErr w:type="gramStart"/>
-      <w:r>
-        <w:t>digitalWrite(</w:t>
-      </w:r>
-      <w:proofErr w:type="gramEnd"/>
-      <w:r>
-        <w:t>sensorPin, HIGH);</w:t>
-      </w:r>
-    </w:p>
-    <w:p>
-      <w:pPr>
-        <w:pStyle w:val="Code"/>
-      </w:pPr>
-      <w:r>
-        <w:t xml:space="preserve">  </w:t>
-      </w:r>
-      <w:proofErr w:type="gramStart"/>
-      <w:r>
-        <w:t>delayMicroseconds(</w:t>
-      </w:r>
-      <w:proofErr w:type="gramEnd"/>
-      <w:r>
-        <w:t>10);</w:t>
-      </w:r>
-    </w:p>
-    <w:p>
-      <w:pPr>
-        <w:pStyle w:val="Code"/>
-      </w:pPr>
-      <w:r>
-        <w:t xml:space="preserve">  </w:t>
-      </w:r>
-      <w:proofErr w:type="gramStart"/>
-      <w:r>
-        <w:t>digitalWrite(</w:t>
-      </w:r>
-      <w:proofErr w:type="gramEnd"/>
-      <w:r>
-        <w:t>sensorPin, LOW);</w:t>
-      </w:r>
-    </w:p>
-    <w:p>
-      <w:pPr>
-        <w:pStyle w:val="Code"/>
-      </w:pPr>
-    </w:p>
-    <w:p>
-      <w:pPr>
-        <w:pStyle w:val="Code"/>
-      </w:pPr>
-      <w:r>
-        <w:t xml:space="preserve">  </w:t>
-      </w:r>
-      <w:proofErr w:type="gramStart"/>
-      <w:r>
-        <w:t>pinMode(</w:t>
-      </w:r>
-      <w:proofErr w:type="gramEnd"/>
-      <w:r>
-        <w:t>sensorPin, INPUT);</w:t>
-      </w:r>
-    </w:p>
-    <w:p>
-      <w:pPr>
-        <w:pStyle w:val="Code"/>
-      </w:pPr>
-      <w:r>
-        <w:t xml:space="preserve">  long dur = </w:t>
-      </w:r>
-      <w:proofErr w:type="gramStart"/>
-      <w:r>
-        <w:t>pulseIn(</w:t>
-      </w:r>
-      <w:proofErr w:type="gramEnd"/>
-      <w:r>
-        <w:t>sensorPin, HIGH);</w:t>
-      </w:r>
-    </w:p>
-    <w:p>
-      <w:pPr>
-        <w:pStyle w:val="Code"/>
-      </w:pPr>
-      <w:r>
-        <w:t xml:space="preserve">  long cm = dur / 29 / 2;</w:t>
-      </w:r>
-    </w:p>
-    <w:p>
-      <w:pPr>
-        <w:pStyle w:val="Code"/>
-      </w:pPr>
-      <w:r>
-        <w:t xml:space="preserve">  return cm;</w:t>
-      </w:r>
-    </w:p>
-    <w:p>
-      <w:pPr>
-        <w:pStyle w:val="Code"/>
-      </w:pPr>
-      <w:r>
-        <w:t>}</w:t>
-      </w:r>
-    </w:p>
-    <w:p>
-      <w:pPr>
-        <w:pStyle w:val="Code"/>
-      </w:pPr>
-    </w:p>
-    <w:p>
-      <w:pPr>
-        <w:pStyle w:val="Code"/>
-      </w:pPr>
-      <w:r>
-        <w:t xml:space="preserve">void </w:t>
-      </w:r>
-      <w:proofErr w:type="gramStart"/>
-      <w:r>
-        <w:t>setup(</w:t>
-      </w:r>
-      <w:proofErr w:type="gramEnd"/>
-      <w:r>
-        <w:t>)</w:t>
-      </w:r>
-    </w:p>
-    <w:p>
-      <w:pPr>
-        <w:pStyle w:val="Code"/>
-      </w:pPr>
-      <w:r>
-        <w:t>{</w:t>
-      </w:r>
-    </w:p>
-    <w:p>
-      <w:pPr>
-        <w:pStyle w:val="Code"/>
-      </w:pPr>
-      <w:r>
-        <w:t xml:space="preserve">  </w:t>
-      </w:r>
-      <w:proofErr w:type="gramStart"/>
-      <w:r>
-        <w:t>pinMode(</w:t>
-      </w:r>
-      <w:proofErr w:type="gramEnd"/>
-      <w:r>
-        <w:t>sensorPin, OUTPUT);</w:t>
-      </w:r>
-    </w:p>
-    <w:p>
-      <w:pPr>
-        <w:pStyle w:val="Code"/>
-      </w:pPr>
-      <w:r>
-        <w:t>}</w:t>
-      </w:r>
-    </w:p>
-    <w:p>
-      <w:pPr>
-        <w:pStyle w:val="Code"/>
-      </w:pPr>
-    </w:p>
-    <w:p>
-      <w:pPr>
-        <w:pStyle w:val="Code"/>
-      </w:pPr>
-      <w:r>
-        <w:t xml:space="preserve">void </w:t>
-      </w:r>
-      <w:proofErr w:type="gramStart"/>
-      <w:r>
-        <w:t>loop(</w:t>
-      </w:r>
-      <w:proofErr w:type="gramEnd"/>
-      <w:r>
-        <w:t>)</w:t>
-      </w:r>
-    </w:p>
-    <w:p>
-      <w:pPr>
-        <w:pStyle w:val="Code"/>
-      </w:pPr>
-      <w:r>
-        <w:t>{</w:t>
-      </w:r>
-    </w:p>
-    <w:p>
-      <w:pPr>
-        <w:pStyle w:val="Code"/>
-      </w:pPr>
-      <w:r>
-        <w:t xml:space="preserve">  long distance = </w:t>
-      </w:r>
-      <w:proofErr w:type="gramStart"/>
-      <w:r>
-        <w:t>getDistance(</w:t>
-      </w:r>
-      <w:proofErr w:type="gramEnd"/>
-      <w:r>
-        <w:t>);</w:t>
-      </w:r>
-    </w:p>
-    <w:p>
-      <w:pPr>
-        <w:pStyle w:val="Code"/>
-      </w:pPr>
-      <w:r>
-        <w:t xml:space="preserve">  </w:t>
-      </w:r>
-      <w:proofErr w:type="gramStart"/>
-      <w:r>
-        <w:t>analogWrite(</w:t>
-      </w:r>
-      <w:proofErr w:type="gramEnd"/>
-      <w:r>
-        <w:t>sensorPin, distance);</w:t>
-      </w:r>
-    </w:p>
-    <w:p>
-      <w:pPr>
-        <w:pStyle w:val="Code"/>
-      </w:pPr>
-      <w:r>
-        <w:t>}</w:t>
-      </w:r>
-    </w:p>
-    <w:p>
-      <w:pPr>
-        <w:pStyle w:val="P"/>
-      </w:pPr>
-    </w:p>
-    <w:p>
-      <w:pPr>
-        <w:pStyle w:val="P"/>
+      <w:r>
+        <w:t xml:space="preserve"> і як аргумент для </w:t>
+      </w:r>
+      <w:r>
         <w:rPr>
           <w:lang w:val="en-US"/>
         </w:rPr>
-      </w:pPr>
-      <w:r>
-        <w:t>Світлодіод загорявся на початку, але яскравості не змінював.</w:t>
-      </w:r>
-    </w:p>
-    <w:p>
-      <w:pPr>
-        <w:pStyle w:val="P"/>
-      </w:pPr>
-      <w:r>
-        <w:t xml:space="preserve">Після перепідключення світлодіода (мінус підключено до землі, а резистор переставлено на плюс і підключено до піна) при підключенні до піна 0 діод так само горів з однією яскравістю. Після підключення плюса до піна 3 на платі </w:t>
+        <w:t xml:space="preserve">analogWrite </w:t>
+      </w:r>
+      <w:r>
+        <w:t xml:space="preserve">було задано отримане значення </w:t>
       </w:r>
       <w:r>
         <w:rPr>
           <w:lang w:val="en-US"/>
         </w:rPr>
-        <w:t>Arduino</w:t>
-      </w:r>
-      <w:r>
-        <w:t xml:space="preserve"> світлодіод перестав горіти.</w:t>
-      </w:r>
-    </w:p>
-    <w:p>
-      <w:pPr>
-        <w:pStyle w:val="P"/>
-      </w:pPr>
-      <w:r>
-        <w:t>Потім було помічено</w:t>
-      </w:r>
-      <w:r>
-        <w:t xml:space="preserve">, що у функції </w:t>
-      </w:r>
-      <w:r>
+        <w:t xml:space="preserve">dur </w:t>
+      </w:r>
+      <w:r>
+        <w:t>від сенсора поділене на 4, як у прикладі:</w:t>
+      </w:r>
+    </w:p>
+    <w:p>
+      <w:pPr>
+        <w:pStyle w:val="P"/>
+      </w:pPr>
+    </w:p>
+    <w:p>
+      <w:pPr>
+        <w:pStyle w:val="Code"/>
+      </w:pPr>
+      <w:r>
+        <w:t>analogWrite(sensorPin, distance/4);</w:t>
+      </w:r>
+    </w:p>
+    <w:p>
+      <w:pPr>
+        <w:pStyle w:val="P"/>
+      </w:pPr>
+    </w:p>
+    <w:p>
+      <w:pPr>
+        <w:pStyle w:val="P"/>
         <w:rPr>
           <w:lang w:val="en-US"/>
         </w:rPr>
-        <w:t xml:space="preserve">setup </w:t>
-      </w:r>
-      <w:r>
-        <w:t xml:space="preserve">метод </w:t>
-      </w:r>
-      <w:r>
+      </w:pPr>
+      <w:r>
+        <w:t>Після змін світлодіод не змінював яскравості.</w:t>
+      </w:r>
+    </w:p>
+    <w:p>
+      <w:pPr>
+        <w:pStyle w:val="P"/>
         <w:rPr>
           <w:lang w:val="en-US"/>
         </w:rPr>
-        <w:t xml:space="preserve">pinMode </w:t>
-      </w:r>
-      <w:r>
-        <w:t>був застосований до піна для сенсору замість піна для світлодіода</w:t>
-      </w:r>
-      <w:r>
-        <w:t>:</w:t>
-      </w:r>
-    </w:p>
-    <w:p>
-      <w:pPr>
-        <w:pStyle w:val="P"/>
-      </w:pPr>
-    </w:p>
-    <w:p>
-      <w:pPr>
-        <w:pStyle w:val="Code"/>
-      </w:pPr>
-      <w:proofErr w:type="gramStart"/>
-      <w:r>
-        <w:t>pinMode(</w:t>
-      </w:r>
-      <w:proofErr w:type="gramEnd"/>
-      <w:r>
-        <w:t>sensorPin, OUTPUT);</w:t>
-      </w:r>
-    </w:p>
-    <w:p>
-      <w:pPr>
-        <w:pStyle w:val="P"/>
-      </w:pPr>
-    </w:p>
-    <w:p>
-      <w:pPr>
-        <w:pStyle w:val="P"/>
-      </w:pPr>
-      <w:r>
-        <w:t>Після виправлення світлодіод не змінював яскравості.</w:t>
+      </w:pPr>
+      <w:r>
+        <w:t xml:space="preserve">Тоді було помічено, що як перший аргумент функції </w:t>
       </w:r>
       <w:r>
         <w:rPr>
           <w:lang w:val="en-US"/>
         </w:rPr>
-        <w:t xml:space="preserve"> </w:t>
-      </w:r>
-    </w:p>
-    <w:p>
-      <w:pPr>
-        <w:pStyle w:val="P"/>
-      </w:pPr>
-      <w:r>
-        <w:t xml:space="preserve">Тоді було змінено функцію </w:t>
-      </w:r>
-      <w:r>
-        <w:rPr>
-          <w:lang w:val="en-US"/>
-        </w:rPr>
-        <w:t>getDistance</w:t>
-      </w:r>
-      <w:r>
-        <w:t xml:space="preserve"> (повертає тепер значення </w:t>
-      </w:r>
-      <w:r>
-        <w:rPr>
-          <w:lang w:val="en-US"/>
-        </w:rPr>
-        <w:t xml:space="preserve">dur </w:t>
-      </w:r>
-      <w:r>
-        <w:t>без діління на 29 і на 2</w:t>
-      </w:r>
-      <w:r>
-        <w:rPr>
-          <w:lang w:val="en-US"/>
-        </w:rPr>
-        <w:t>)</w:t>
-      </w:r>
-      <w:r>
-        <w:t xml:space="preserve"> і як аргумент для </w:t>
-      </w:r>
-      <w:r>
-        <w:rPr>
-          <w:lang w:val="en-US"/>
-        </w:rPr>
         <w:t xml:space="preserve">analogWrite </w:t>
       </w:r>
       <w:r>
-        <w:t xml:space="preserve">було задано отримане значення </w:t>
-      </w:r>
-      <w:r>
-        <w:rPr>
-          <w:lang w:val="en-US"/>
-        </w:rPr>
-        <w:t xml:space="preserve">dur </w:t>
-      </w:r>
-      <w:r>
-        <w:t>від сенсора поділене на 4, як у прикладі:</w:t>
-      </w:r>
-    </w:p>
-    <w:p>
-      <w:pPr>
-        <w:pStyle w:val="P"/>
-      </w:pPr>
-    </w:p>
-    <w:p>
-      <w:pPr>
-        <w:pStyle w:val="Code"/>
-      </w:pPr>
-      <w:proofErr w:type="gramStart"/>
-      <w:r>
-        <w:t>analogWrite(</w:t>
-      </w:r>
-      <w:proofErr w:type="gramEnd"/>
-      <w:r>
-        <w:t>sensorPin, distance/4);</w:t>
-      </w:r>
-    </w:p>
-    <w:p>
-      <w:pPr>
-        <w:pStyle w:val="P"/>
-      </w:pPr>
-    </w:p>
-    <w:p>
-      <w:pPr>
-        <w:pStyle w:val="P"/>
-        <w:rPr>
-          <w:lang w:val="en-US"/>
-        </w:rPr>
-      </w:pPr>
-      <w:r>
-        <w:t>Після змін світлодіод не змінював яскравості.</w:t>
-      </w:r>
-    </w:p>
-    <w:p>
-      <w:pPr>
-        <w:pStyle w:val="P"/>
-        <w:rPr>
-          <w:lang w:val="en-US"/>
-        </w:rPr>
-      </w:pPr>
-      <w:r>
-        <w:t xml:space="preserve">Тоді було помічено, що як перший аргумент функції </w:t>
-      </w:r>
-      <w:r>
-        <w:rPr>
-          <w:lang w:val="en-US"/>
-        </w:rPr>
-        <w:t xml:space="preserve">analogWrite </w:t>
-      </w:r>
-      <w:r>
         <w:t>було введено пін сенсора.</w:t>
       </w:r>
     </w:p>
@@ -5324,13 +4203,8 @@
       <w:pPr>
         <w:pStyle w:val="Code"/>
       </w:pPr>
-      <w:proofErr w:type="gramStart"/>
-      <w:r>
-        <w:t>analogWrite(</w:t>
-      </w:r>
-      <w:proofErr w:type="gramEnd"/>
-      <w:r>
-        <w:t>ledPin, distance);</w:t>
+      <w:r>
+        <w:t>analogWrite(ledPin, distance);</w:t>
       </w:r>
     </w:p>
     <w:p>
@@ -5422,6 +4296,167 @@
       <w:pPr>
         <w:pStyle w:val="P"/>
       </w:pPr>
+      <w:r>
+        <w:t>Після цього звідси (</w:t>
+      </w:r>
+      <w:hyperlink r:id="rId17" w:anchor=":~:text=Or%20a%20little%20more%20readable" w:history="1">
+        <w:r>
+          <w:rPr>
+            <w:rStyle w:val="a4"/>
+          </w:rPr>
+          <w:t>Convert a number range to another range, maintaining ratio</w:t>
+        </w:r>
+        <w:r>
+          <w:rPr>
+            <w:rStyle w:val="a4"/>
+          </w:rPr>
+          <w:t xml:space="preserve"> – </w:t>
+        </w:r>
+        <w:r>
+          <w:rPr>
+            <w:rStyle w:val="a4"/>
+            <w:lang w:val="en-US"/>
+          </w:rPr>
+          <w:t>StackOverflow</w:t>
+        </w:r>
+      </w:hyperlink>
+      <w:r>
+        <w:rPr>
+          <w:lang w:val="en-US"/>
+        </w:rPr>
+        <w:t xml:space="preserve">) </w:t>
+      </w:r>
+      <w:r>
+        <w:t xml:space="preserve">було взято і додано функцію </w:t>
+      </w:r>
+      <w:r>
+        <w:rPr>
+          <w:rStyle w:val="CodeChar"/>
+        </w:rPr>
+        <w:t>convertDistanceRange</w:t>
+      </w:r>
+      <w:r>
+        <w:t>:</w:t>
+      </w:r>
+    </w:p>
+    <w:p>
+      <w:pPr>
+        <w:pStyle w:val="P"/>
+      </w:pPr>
+    </w:p>
+    <w:p>
+      <w:pPr>
+        <w:pStyle w:val="Code"/>
+      </w:pPr>
+      <w:r>
+        <w:t>long convertDistanceRange(long oldValue)</w:t>
+      </w:r>
+    </w:p>
+    <w:p>
+      <w:pPr>
+        <w:pStyle w:val="Code"/>
+      </w:pPr>
+      <w:r>
+        <w:t>{</w:t>
+      </w:r>
+    </w:p>
+    <w:p>
+      <w:pPr>
+        <w:pStyle w:val="Code"/>
+      </w:pPr>
+      <w:r>
+        <w:t xml:space="preserve">  const long oldMin = 0;</w:t>
+      </w:r>
+    </w:p>
+    <w:p>
+      <w:pPr>
+        <w:pStyle w:val="Code"/>
+      </w:pPr>
+      <w:r>
+        <w:t xml:space="preserve">  const long oldMax = 300;</w:t>
+      </w:r>
+    </w:p>
+    <w:p>
+      <w:pPr>
+        <w:pStyle w:val="Code"/>
+      </w:pPr>
+      <w:r>
+        <w:t xml:space="preserve">  const long newMin = 0;</w:t>
+      </w:r>
+    </w:p>
+    <w:p>
+      <w:pPr>
+        <w:pStyle w:val="Code"/>
+      </w:pPr>
+      <w:r>
+        <w:t xml:space="preserve">  const long newMax = 255;</w:t>
+      </w:r>
+    </w:p>
+    <w:p>
+      <w:pPr>
+        <w:pStyle w:val="Code"/>
+      </w:pPr>
+    </w:p>
+    <w:p>
+      <w:pPr>
+        <w:pStyle w:val="Code"/>
+      </w:pPr>
+      <w:r>
+        <w:t xml:space="preserve">  long oldRange = (oldMax - oldMin);</w:t>
+      </w:r>
+    </w:p>
+    <w:p>
+      <w:pPr>
+        <w:pStyle w:val="Code"/>
+      </w:pPr>
+      <w:r>
+        <w:t xml:space="preserve">  long newRange = (newMax - newMin);</w:t>
+      </w:r>
+    </w:p>
+    <w:p>
+      <w:pPr>
+        <w:pStyle w:val="Code"/>
+      </w:pPr>
+      <w:r>
+        <w:t xml:space="preserve">  long newValue = (((oldValue - oldMin) * newRange) / oldRange) + newMin;</w:t>
+      </w:r>
+    </w:p>
+    <w:p>
+      <w:pPr>
+        <w:pStyle w:val="Code"/>
+      </w:pPr>
+    </w:p>
+    <w:p>
+      <w:pPr>
+        <w:pStyle w:val="Code"/>
+      </w:pPr>
+      <w:r>
+        <w:t xml:space="preserve">  return newValue;</w:t>
+      </w:r>
+    </w:p>
+    <w:p>
+      <w:pPr>
+        <w:pStyle w:val="Code"/>
+        <w:rPr>
+          <w:lang w:val="uk-UA"/>
+        </w:rPr>
+      </w:pPr>
+      <w:r>
+        <w:t>}</w:t>
+      </w:r>
+    </w:p>
+    <w:p>
+      <w:pPr>
+        <w:pStyle w:val="P"/>
+      </w:pPr>
+    </w:p>
+    <w:p>
+      <w:pPr>
+        <w:pStyle w:val="P"/>
+      </w:pPr>
+      <w:r>
+        <w:t>Тепер при пере</w:t>
+      </w:r>
     </w:p>
     <w:p>
       <w:pPr>

--- a/32IV Inzhenerija vbudovanyh/2/KNT-122_Onyshchenko_Variant-19_PR2.docx
+++ b/32IV Inzhenerija vbudovanyh/2/KNT-122_Onyshchenko_Variant-19_PR2.docx
@@ -3664,21 +3664,7 @@
             <w:rStyle w:val="a4"/>
             <w:lang w:val="en-US"/>
           </w:rPr>
-          <w:t xml:space="preserve"> by </w:t>
-        </w:r>
-        <w:r>
-          <w:rPr>
-            <w:rStyle w:val="a4"/>
-            <w:lang w:val="en-US"/>
-          </w:rPr>
-          <w:t>Wan Muhammad Faris Bin Wan Mat</w:t>
-        </w:r>
-        <w:r>
-          <w:rPr>
-            <w:rStyle w:val="a4"/>
-            <w:lang w:val="en-US"/>
-          </w:rPr>
-          <w:t xml:space="preserve"> on Tinkercad Public</w:t>
+          <w:t xml:space="preserve"> by Wan Muhammad Faris Bin Wan Mat on Tinkercad Public</w:t>
         </w:r>
       </w:hyperlink>
       <w:r>
@@ -3715,7 +3701,7 @@
     </w:p>
     <w:p>
       <w:pPr>
-        <w:pStyle w:val="P"/>
+        <w:pStyle w:val="IMG"/>
       </w:pPr>
       <w:r>
         <w:lastRenderedPageBreak/>
@@ -3758,7 +3744,7 @@
     </w:p>
     <w:p>
       <w:pPr>
-        <w:pStyle w:val="P"/>
+        <w:pStyle w:val="IMG"/>
       </w:pPr>
       <w:r>
         <w:t>Рисунок 4.2 – Підключні компоненти</w:t>
@@ -4304,13 +4290,7 @@
           <w:rPr>
             <w:rStyle w:val="a4"/>
           </w:rPr>
-          <w:t>Convert a number range to another range, maintaining ratio</w:t>
-        </w:r>
-        <w:r>
-          <w:rPr>
-            <w:rStyle w:val="a4"/>
-          </w:rPr>
-          <w:t xml:space="preserve"> – </w:t>
+          <w:t xml:space="preserve">Convert a number range to another range, maintaining ratio – </w:t>
         </w:r>
         <w:r>
           <w:rPr>
@@ -4453,9 +4433,422 @@
     <w:p>
       <w:pPr>
         <w:pStyle w:val="P"/>
-      </w:pPr>
-      <w:r>
-        <w:t>Тепер при пере</w:t>
+        <w:rPr>
+          <w:lang w:val="en-US"/>
+        </w:rPr>
+      </w:pPr>
+      <w:r>
+        <w:t>Також при виведенні сигналу на світлодіод значення було сконвертоване через цю функцію та наведено у зворотньому вигляду (щоб при наближені світлодіод горів більше, а не менше)</w:t>
+      </w:r>
+      <w:r>
+        <w:rPr>
+          <w:lang w:val="en-US"/>
+        </w:rPr>
+        <w:t>.</w:t>
+      </w:r>
+    </w:p>
+    <w:p>
+      <w:pPr>
+        <w:pStyle w:val="P"/>
+      </w:pPr>
+      <w:hyperlink r:id="rId18" w:history="1">
+        <w:r>
+          <w:rPr>
+            <w:rStyle w:val="a4"/>
+          </w:rPr>
+          <w:t>Посилання на проєкт</w:t>
+        </w:r>
+      </w:hyperlink>
+      <w:r>
+        <w:t>.</w:t>
+      </w:r>
+    </w:p>
+    <w:p>
+      <w:pPr>
+        <w:pStyle w:val="P"/>
+        <w:rPr>
+          <w:lang w:val="en-US"/>
+        </w:rPr>
+      </w:pPr>
+    </w:p>
+    <w:p>
+      <w:pPr>
+        <w:pStyle w:val="Code"/>
+      </w:pPr>
+      <w:r>
+        <w:t>const int sensorPin = 12;</w:t>
+      </w:r>
+    </w:p>
+    <w:p>
+      <w:pPr>
+        <w:pStyle w:val="Code"/>
+      </w:pPr>
+      <w:r>
+        <w:t>const int ledPin = 3;</w:t>
+      </w:r>
+    </w:p>
+    <w:p>
+      <w:pPr>
+        <w:pStyle w:val="Code"/>
+      </w:pPr>
+    </w:p>
+    <w:p>
+      <w:pPr>
+        <w:pStyle w:val="Code"/>
+      </w:pPr>
+      <w:r>
+        <w:t>long getDistance()</w:t>
+      </w:r>
+    </w:p>
+    <w:p>
+      <w:pPr>
+        <w:pStyle w:val="Code"/>
+      </w:pPr>
+      <w:r>
+        <w:t>{</w:t>
+      </w:r>
+    </w:p>
+    <w:p>
+      <w:pPr>
+        <w:pStyle w:val="Code"/>
+      </w:pPr>
+      <w:r>
+        <w:t xml:space="preserve">  pinMode(sensorPin, OUTPUT);</w:t>
+      </w:r>
+    </w:p>
+    <w:p>
+      <w:pPr>
+        <w:pStyle w:val="Code"/>
+      </w:pPr>
+      <w:r>
+        <w:t xml:space="preserve">  digitalWrite(sensorPin, LOW);</w:t>
+      </w:r>
+    </w:p>
+    <w:p>
+      <w:pPr>
+        <w:pStyle w:val="Code"/>
+      </w:pPr>
+      <w:r>
+        <w:t xml:space="preserve">  delayMicroseconds(2);</w:t>
+      </w:r>
+    </w:p>
+    <w:p>
+      <w:pPr>
+        <w:pStyle w:val="Code"/>
+      </w:pPr>
+      <w:r>
+        <w:t xml:space="preserve">  digitalWrite(sensorPin, HIGH);</w:t>
+      </w:r>
+    </w:p>
+    <w:p>
+      <w:pPr>
+        <w:pStyle w:val="Code"/>
+      </w:pPr>
+      <w:r>
+        <w:t xml:space="preserve">  delayMicroseconds(10);</w:t>
+      </w:r>
+    </w:p>
+    <w:p>
+      <w:pPr>
+        <w:pStyle w:val="Code"/>
+      </w:pPr>
+      <w:r>
+        <w:t xml:space="preserve">  digitalWrite(sensorPin, LOW);</w:t>
+      </w:r>
+    </w:p>
+    <w:p>
+      <w:pPr>
+        <w:pStyle w:val="Code"/>
+      </w:pPr>
+    </w:p>
+    <w:p>
+      <w:pPr>
+        <w:pStyle w:val="Code"/>
+      </w:pPr>
+      <w:r>
+        <w:t xml:space="preserve">  pinMode(sensorPin, INPUT);</w:t>
+      </w:r>
+    </w:p>
+    <w:p>
+      <w:pPr>
+        <w:pStyle w:val="Code"/>
+      </w:pPr>
+      <w:r>
+        <w:t xml:space="preserve">  long dur = pulseIn(sensorPin, HIGH);</w:t>
+      </w:r>
+    </w:p>
+    <w:p>
+      <w:pPr>
+        <w:pStyle w:val="Code"/>
+      </w:pPr>
+      <w:r>
+        <w:t xml:space="preserve">  long cm = dur / 29 / 2;</w:t>
+      </w:r>
+    </w:p>
+    <w:p>
+      <w:pPr>
+        <w:pStyle w:val="Code"/>
+      </w:pPr>
+      <w:r>
+        <w:t xml:space="preserve">  return cm;</w:t>
+      </w:r>
+    </w:p>
+    <w:p>
+      <w:pPr>
+        <w:pStyle w:val="Code"/>
+      </w:pPr>
+      <w:r>
+        <w:t>}</w:t>
+      </w:r>
+    </w:p>
+    <w:p>
+      <w:pPr>
+        <w:pStyle w:val="Code"/>
+      </w:pPr>
+    </w:p>
+    <w:p>
+      <w:pPr>
+        <w:pStyle w:val="Code"/>
+      </w:pPr>
+      <w:r>
+        <w:t>long convertDistanceRange(long oldValue)</w:t>
+      </w:r>
+    </w:p>
+    <w:p>
+      <w:pPr>
+        <w:pStyle w:val="Code"/>
+      </w:pPr>
+      <w:r>
+        <w:t>{</w:t>
+      </w:r>
+    </w:p>
+    <w:p>
+      <w:pPr>
+        <w:pStyle w:val="Code"/>
+      </w:pPr>
+      <w:r>
+        <w:t xml:space="preserve">  const long oldMin = 0;</w:t>
+      </w:r>
+    </w:p>
+    <w:p>
+      <w:pPr>
+        <w:pStyle w:val="Code"/>
+      </w:pPr>
+      <w:r>
+        <w:t xml:space="preserve">  const long oldMax = 300;</w:t>
+      </w:r>
+    </w:p>
+    <w:p>
+      <w:pPr>
+        <w:pStyle w:val="Code"/>
+      </w:pPr>
+      <w:r>
+        <w:lastRenderedPageBreak/>
+        <w:t xml:space="preserve">  const long newMin = 0;</w:t>
+      </w:r>
+    </w:p>
+    <w:p>
+      <w:pPr>
+        <w:pStyle w:val="Code"/>
+      </w:pPr>
+      <w:r>
+        <w:t xml:space="preserve">  const long newMax = 255;</w:t>
+      </w:r>
+    </w:p>
+    <w:p>
+      <w:pPr>
+        <w:pStyle w:val="Code"/>
+      </w:pPr>
+    </w:p>
+    <w:p>
+      <w:pPr>
+        <w:pStyle w:val="Code"/>
+      </w:pPr>
+      <w:r>
+        <w:t xml:space="preserve">  long oldRange = (oldMax - oldMin);</w:t>
+      </w:r>
+    </w:p>
+    <w:p>
+      <w:pPr>
+        <w:pStyle w:val="Code"/>
+      </w:pPr>
+      <w:r>
+        <w:t xml:space="preserve">  long newRange = (newMax - newMin);</w:t>
+      </w:r>
+    </w:p>
+    <w:p>
+      <w:pPr>
+        <w:pStyle w:val="Code"/>
+      </w:pPr>
+      <w:r>
+        <w:t xml:space="preserve">  long newValue = (((oldValue - oldMin) * newRange) / oldRange) + newMin;</w:t>
+      </w:r>
+    </w:p>
+    <w:p>
+      <w:pPr>
+        <w:pStyle w:val="Code"/>
+      </w:pPr>
+    </w:p>
+    <w:p>
+      <w:pPr>
+        <w:pStyle w:val="Code"/>
+      </w:pPr>
+      <w:r>
+        <w:t xml:space="preserve">  return newValue;</w:t>
+      </w:r>
+    </w:p>
+    <w:p>
+      <w:pPr>
+        <w:pStyle w:val="Code"/>
+      </w:pPr>
+      <w:r>
+        <w:t>}</w:t>
+      </w:r>
+    </w:p>
+    <w:p>
+      <w:pPr>
+        <w:pStyle w:val="Code"/>
+      </w:pPr>
+    </w:p>
+    <w:p>
+      <w:pPr>
+        <w:pStyle w:val="Code"/>
+      </w:pPr>
+      <w:r>
+        <w:t>void setup()</w:t>
+      </w:r>
+    </w:p>
+    <w:p>
+      <w:pPr>
+        <w:pStyle w:val="Code"/>
+      </w:pPr>
+      <w:r>
+        <w:t>{</w:t>
+      </w:r>
+    </w:p>
+    <w:p>
+      <w:pPr>
+        <w:pStyle w:val="Code"/>
+      </w:pPr>
+      <w:r>
+        <w:t xml:space="preserve">  Serial.begin(9600);</w:t>
+      </w:r>
+    </w:p>
+    <w:p>
+      <w:pPr>
+        <w:pStyle w:val="Code"/>
+      </w:pPr>
+      <w:r>
+        <w:t xml:space="preserve">  pinMode(ledPin, OUTPUT);</w:t>
+      </w:r>
+    </w:p>
+    <w:p>
+      <w:pPr>
+        <w:pStyle w:val="Code"/>
+      </w:pPr>
+      <w:r>
+        <w:t>}</w:t>
+      </w:r>
+    </w:p>
+    <w:p>
+      <w:pPr>
+        <w:pStyle w:val="Code"/>
+      </w:pPr>
+    </w:p>
+    <w:p>
+      <w:pPr>
+        <w:pStyle w:val="Code"/>
+      </w:pPr>
+      <w:r>
+        <w:t>void loop()</w:t>
+      </w:r>
+    </w:p>
+    <w:p>
+      <w:pPr>
+        <w:pStyle w:val="Code"/>
+      </w:pPr>
+      <w:r>
+        <w:t>{</w:t>
+      </w:r>
+    </w:p>
+    <w:p>
+      <w:pPr>
+        <w:pStyle w:val="Code"/>
+      </w:pPr>
+      <w:r>
+        <w:t xml:space="preserve">  long distance = getDistance();</w:t>
+      </w:r>
+    </w:p>
+    <w:p>
+      <w:pPr>
+        <w:pStyle w:val="Code"/>
+      </w:pPr>
+      <w:r>
+        <w:t xml:space="preserve">  Serial.print(distance);</w:t>
+      </w:r>
+    </w:p>
+    <w:p>
+      <w:pPr>
+        <w:pStyle w:val="Code"/>
+      </w:pPr>
+      <w:r>
+        <w:t xml:space="preserve">  Serial.print(" cm\n");</w:t>
+      </w:r>
+    </w:p>
+    <w:p>
+      <w:pPr>
+        <w:pStyle w:val="Code"/>
+      </w:pPr>
+      <w:r>
+        <w:t xml:space="preserve">  delay(500);</w:t>
+      </w:r>
+    </w:p>
+    <w:p>
+      <w:pPr>
+        <w:pStyle w:val="Code"/>
+      </w:pPr>
+      <w:r>
+        <w:t xml:space="preserve">  if (distance&lt;0 || distance&gt;300){</w:t>
+      </w:r>
+    </w:p>
+    <w:p>
+      <w:pPr>
+        <w:pStyle w:val="Code"/>
+      </w:pPr>
+      <w:r>
+        <w:t xml:space="preserve">    analogWrite(ledPin, LOW);</w:t>
+      </w:r>
+    </w:p>
+    <w:p>
+      <w:pPr>
+        <w:pStyle w:val="Code"/>
+      </w:pPr>
+      <w:r>
+        <w:t xml:space="preserve">  } else {</w:t>
+      </w:r>
+    </w:p>
+    <w:p>
+      <w:pPr>
+        <w:pStyle w:val="Code"/>
+      </w:pPr>
+      <w:r>
+        <w:t xml:space="preserve">    analogWrite(ledPin, -convertDistanceRange(distance));</w:t>
+      </w:r>
+    </w:p>
+    <w:p>
+      <w:pPr>
+        <w:pStyle w:val="Code"/>
+      </w:pPr>
+      <w:r>
+        <w:t xml:space="preserve">  }</w:t>
+      </w:r>
+    </w:p>
+    <w:p>
+      <w:pPr>
+        <w:pStyle w:val="Code"/>
+      </w:pPr>
+      <w:r>
+        <w:t>}</w:t>
       </w:r>
     </w:p>
     <w:p>
@@ -5389,6 +5782,7 @@
   <w:style w:type="character" w:default="1" w:styleId="a0">
     <w:name w:val="Default Paragraph Font"/>
     <w:uiPriority w:val="1"/>
+    <w:semiHidden/>
     <w:unhideWhenUsed/>
   </w:style>
   <w:style w:type="table" w:default="1" w:styleId="a1">

--- a/32IV Inzhenerija vbudovanyh/2/KNT-122_Onyshchenko_Variant-19_PR2.docx
+++ b/32IV Inzhenerija vbudovanyh/2/KNT-122_Onyshchenko_Variant-19_PR2.docx
@@ -732,8 +732,13 @@
         <w:pStyle w:val="Code"/>
       </w:pPr>
       <w:r>
-        <w:t>long readUltrasonicDistance(</w:t>
-      </w:r>
+        <w:t xml:space="preserve">long </w:t>
+      </w:r>
+      <w:proofErr w:type="gramStart"/>
+      <w:r>
+        <w:t>readUltrasonicDistance(</w:t>
+      </w:r>
+      <w:proofErr w:type="gramEnd"/>
     </w:p>
     <w:p>
       <w:pPr>
@@ -764,68 +769,132 @@
         <w:pStyle w:val="Code"/>
       </w:pPr>
       <w:r>
-        <w:t xml:space="preserve">  pinMode(triggerPin, OUTPUT);</w:t>
-      </w:r>
-    </w:p>
-    <w:p>
-      <w:pPr>
-        <w:pStyle w:val="Code"/>
-      </w:pPr>
-      <w:r>
-        <w:t xml:space="preserve">  digitalWrite(triggerPin, LOW);</w:t>
-      </w:r>
-    </w:p>
-    <w:p>
-      <w:pPr>
-        <w:pStyle w:val="Code"/>
-      </w:pPr>
-      <w:r>
-        <w:t xml:space="preserve">  delayMicroseconds(2);</w:t>
-      </w:r>
-    </w:p>
-    <w:p>
-      <w:pPr>
-        <w:pStyle w:val="Code"/>
-      </w:pPr>
-      <w:r>
-        <w:t xml:space="preserve">  digitalWrite(triggerPin, HIGH);</w:t>
-      </w:r>
-    </w:p>
-    <w:p>
-      <w:pPr>
-        <w:pStyle w:val="Code"/>
-      </w:pPr>
-      <w:r>
-        <w:t xml:space="preserve">  delayMicroseconds(10);</w:t>
-      </w:r>
-    </w:p>
-    <w:p>
-      <w:pPr>
-        <w:pStyle w:val="Code"/>
-      </w:pPr>
-      <w:r>
-        <w:t xml:space="preserve">  digitalWrite(triggerPin, LOW);</w:t>
-      </w:r>
-    </w:p>
-    <w:p>
-      <w:pPr>
-        <w:pStyle w:val="Code"/>
-      </w:pPr>
-      <w:r>
-        <w:t xml:space="preserve">  pinMode(echoPin, INPUT);</w:t>
-      </w:r>
-    </w:p>
-    <w:p>
-      <w:pPr>
-        <w:pStyle w:val="Code"/>
-      </w:pPr>
-    </w:p>
-    <w:p>
-      <w:pPr>
-        <w:pStyle w:val="Code"/>
-      </w:pPr>
-      <w:r>
-        <w:t xml:space="preserve">  long duration=pulseIn(echoPin, HIGH);</w:t>
+        <w:t xml:space="preserve">  </w:t>
+      </w:r>
+      <w:proofErr w:type="gramStart"/>
+      <w:r>
+        <w:t>pinMode(</w:t>
+      </w:r>
+      <w:proofErr w:type="gramEnd"/>
+      <w:r>
+        <w:t>triggerPin, OUTPUT);</w:t>
+      </w:r>
+    </w:p>
+    <w:p>
+      <w:pPr>
+        <w:pStyle w:val="Code"/>
+      </w:pPr>
+      <w:r>
+        <w:t xml:space="preserve">  </w:t>
+      </w:r>
+      <w:proofErr w:type="gramStart"/>
+      <w:r>
+        <w:t>digitalWrite(</w:t>
+      </w:r>
+      <w:proofErr w:type="gramEnd"/>
+      <w:r>
+        <w:t>triggerPin, LOW);</w:t>
+      </w:r>
+    </w:p>
+    <w:p>
+      <w:pPr>
+        <w:pStyle w:val="Code"/>
+      </w:pPr>
+      <w:r>
+        <w:t xml:space="preserve">  </w:t>
+      </w:r>
+      <w:proofErr w:type="gramStart"/>
+      <w:r>
+        <w:t>delayMicroseconds(</w:t>
+      </w:r>
+      <w:proofErr w:type="gramEnd"/>
+      <w:r>
+        <w:t>2);</w:t>
+      </w:r>
+    </w:p>
+    <w:p>
+      <w:pPr>
+        <w:pStyle w:val="Code"/>
+      </w:pPr>
+      <w:r>
+        <w:t xml:space="preserve">  </w:t>
+      </w:r>
+      <w:proofErr w:type="gramStart"/>
+      <w:r>
+        <w:t>digitalWrite(</w:t>
+      </w:r>
+      <w:proofErr w:type="gramEnd"/>
+      <w:r>
+        <w:t>triggerPin, HIGH);</w:t>
+      </w:r>
+    </w:p>
+    <w:p>
+      <w:pPr>
+        <w:pStyle w:val="Code"/>
+      </w:pPr>
+      <w:r>
+        <w:t xml:space="preserve">  </w:t>
+      </w:r>
+      <w:proofErr w:type="gramStart"/>
+      <w:r>
+        <w:t>delayMicroseconds(</w:t>
+      </w:r>
+      <w:proofErr w:type="gramEnd"/>
+      <w:r>
+        <w:t>10);</w:t>
+      </w:r>
+    </w:p>
+    <w:p>
+      <w:pPr>
+        <w:pStyle w:val="Code"/>
+      </w:pPr>
+      <w:r>
+        <w:t xml:space="preserve">  </w:t>
+      </w:r>
+      <w:proofErr w:type="gramStart"/>
+      <w:r>
+        <w:t>digitalWrite(</w:t>
+      </w:r>
+      <w:proofErr w:type="gramEnd"/>
+      <w:r>
+        <w:t>triggerPin, LOW);</w:t>
+      </w:r>
+    </w:p>
+    <w:p>
+      <w:pPr>
+        <w:pStyle w:val="Code"/>
+      </w:pPr>
+      <w:r>
+        <w:t xml:space="preserve">  </w:t>
+      </w:r>
+      <w:proofErr w:type="gramStart"/>
+      <w:r>
+        <w:t>pinMode(</w:t>
+      </w:r>
+      <w:proofErr w:type="gramEnd"/>
+      <w:r>
+        <w:t>echoPin, INPUT);</w:t>
+      </w:r>
+    </w:p>
+    <w:p>
+      <w:pPr>
+        <w:pStyle w:val="Code"/>
+      </w:pPr>
+    </w:p>
+    <w:p>
+      <w:pPr>
+        <w:pStyle w:val="Code"/>
+      </w:pPr>
+      <w:r>
+        <w:t xml:space="preserve">  long duration=</w:t>
+      </w:r>
+      <w:proofErr w:type="gramStart"/>
+      <w:r>
+        <w:t>pulseIn(</w:t>
+      </w:r>
+      <w:proofErr w:type="gramEnd"/>
+      <w:r>
+        <w:t>echoPin, HIGH);</w:t>
       </w:r>
     </w:p>
     <w:p>
@@ -862,7 +931,15 @@
         <w:pStyle w:val="Code"/>
       </w:pPr>
       <w:r>
-        <w:t>void setup()</w:t>
+        <w:t xml:space="preserve">void </w:t>
+      </w:r>
+      <w:proofErr w:type="gramStart"/>
+      <w:r>
+        <w:t>setup(</w:t>
+      </w:r>
+      <w:proofErr w:type="gramEnd"/>
+      <w:r>
+        <w:t>)</w:t>
       </w:r>
     </w:p>
     <w:p>
@@ -886,7 +963,15 @@
         <w:pStyle w:val="Code"/>
       </w:pPr>
       <w:r>
-        <w:t xml:space="preserve">  pinMode(2, OUTPUT);</w:t>
+        <w:t xml:space="preserve">  </w:t>
+      </w:r>
+      <w:proofErr w:type="gramStart"/>
+      <w:r>
+        <w:t>pinMode(</w:t>
+      </w:r>
+      <w:proofErr w:type="gramEnd"/>
+      <w:r>
+        <w:t>2, OUTPUT);</w:t>
       </w:r>
     </w:p>
     <w:p>
@@ -907,7 +992,15 @@
         <w:pStyle w:val="Code"/>
       </w:pPr>
       <w:r>
-        <w:t>void loop()</w:t>
+        <w:t xml:space="preserve">void </w:t>
+      </w:r>
+      <w:proofErr w:type="gramStart"/>
+      <w:r>
+        <w:t>loop(</w:t>
+      </w:r>
+      <w:proofErr w:type="gramEnd"/>
+      <w:r>
+        <w:t>)</w:t>
       </w:r>
     </w:p>
     <w:p>
@@ -923,7 +1016,15 @@
         <w:pStyle w:val="Code"/>
       </w:pPr>
       <w:r>
-        <w:t xml:space="preserve">  cm=readUltrasonicDistance(7,7);</w:t>
+        <w:t xml:space="preserve">  cm=</w:t>
+      </w:r>
+      <w:proofErr w:type="gramStart"/>
+      <w:r>
+        <w:t>readUltrasonicDistance(</w:t>
+      </w:r>
+      <w:proofErr w:type="gramEnd"/>
+      <w:r>
+        <w:t>7,7);</w:t>
       </w:r>
     </w:p>
     <w:p>
@@ -947,15 +1048,28 @@
         <w:pStyle w:val="Code"/>
       </w:pPr>
       <w:r>
-        <w:t xml:space="preserve">  if (cm&gt;distanceThreshold){</w:t>
-      </w:r>
-    </w:p>
-    <w:p>
-      <w:pPr>
-        <w:pStyle w:val="Code"/>
-      </w:pPr>
-      <w:r>
-        <w:t xml:space="preserve">    digitalWrite(2, LOW);</w:t>
+        <w:t xml:space="preserve">  if (cm&gt;</w:t>
+      </w:r>
+      <w:proofErr w:type="gramStart"/>
+      <w:r>
+        <w:t>distanceThreshold){</w:t>
+      </w:r>
+      <w:proofErr w:type="gramEnd"/>
+    </w:p>
+    <w:p>
+      <w:pPr>
+        <w:pStyle w:val="Code"/>
+      </w:pPr>
+      <w:r>
+        <w:t xml:space="preserve">    </w:t>
+      </w:r>
+      <w:proofErr w:type="gramStart"/>
+      <w:r>
+        <w:t>digitalWrite(</w:t>
+      </w:r>
+      <w:proofErr w:type="gramEnd"/>
+      <w:r>
+        <w:t>2, LOW);</w:t>
       </w:r>
     </w:p>
     <w:p>
@@ -971,15 +1085,28 @@
         <w:pStyle w:val="Code"/>
       </w:pPr>
       <w:r>
-        <w:t xml:space="preserve">  if (cm&lt;=distanceThreshold){</w:t>
-      </w:r>
-    </w:p>
-    <w:p>
-      <w:pPr>
-        <w:pStyle w:val="Code"/>
-      </w:pPr>
-      <w:r>
-        <w:t xml:space="preserve">    digitalWrite(2, HIGH);</w:t>
+        <w:t xml:space="preserve">  if (cm&lt;=</w:t>
+      </w:r>
+      <w:proofErr w:type="gramStart"/>
+      <w:r>
+        <w:t>distanceThreshold){</w:t>
+      </w:r>
+      <w:proofErr w:type="gramEnd"/>
+    </w:p>
+    <w:p>
+      <w:pPr>
+        <w:pStyle w:val="Code"/>
+      </w:pPr>
+      <w:r>
+        <w:t xml:space="preserve">    </w:t>
+      </w:r>
+      <w:proofErr w:type="gramStart"/>
+      <w:r>
+        <w:t>digitalWrite(</w:t>
+      </w:r>
+      <w:proofErr w:type="gramEnd"/>
+      <w:r>
+        <w:t>2, HIGH);</w:t>
       </w:r>
     </w:p>
     <w:p>
@@ -995,7 +1122,15 @@
         <w:pStyle w:val="Code"/>
       </w:pPr>
       <w:r>
-        <w:t xml:space="preserve">  delay(100);</w:t>
+        <w:t xml:space="preserve">  </w:t>
+      </w:r>
+      <w:proofErr w:type="gramStart"/>
+      <w:r>
+        <w:t>delay(</w:t>
+      </w:r>
+      <w:proofErr w:type="gramEnd"/>
+      <w:r>
+        <w:t>100);</w:t>
       </w:r>
     </w:p>
     <w:p>
@@ -1172,7 +1307,15 @@
         <w:pStyle w:val="Code"/>
       </w:pPr>
       <w:r>
-        <w:t>long getDistanceFromSensor(int triggerPin, int echoPin)</w:t>
+        <w:t xml:space="preserve">long </w:t>
+      </w:r>
+      <w:proofErr w:type="gramStart"/>
+      <w:r>
+        <w:t>getDistanceFromSensor(</w:t>
+      </w:r>
+      <w:proofErr w:type="gramEnd"/>
+      <w:r>
+        <w:t>int triggerPin, int echoPin)</w:t>
       </w:r>
     </w:p>
     <w:p>
@@ -1196,68 +1339,132 @@
         <w:pStyle w:val="Code"/>
       </w:pPr>
       <w:r>
-        <w:t xml:space="preserve">  pinMode(triggerPin, OUTPUT);</w:t>
-      </w:r>
-    </w:p>
-    <w:p>
-      <w:pPr>
-        <w:pStyle w:val="Code"/>
-      </w:pPr>
-      <w:r>
-        <w:t xml:space="preserve">  digitalWrite(triggerPin, LOW);</w:t>
-      </w:r>
-    </w:p>
-    <w:p>
-      <w:pPr>
-        <w:pStyle w:val="Code"/>
-      </w:pPr>
-      <w:r>
-        <w:t xml:space="preserve">  delayMicroseconds(2);</w:t>
-      </w:r>
-    </w:p>
-    <w:p>
-      <w:pPr>
-        <w:pStyle w:val="Code"/>
-      </w:pPr>
-      <w:r>
-        <w:t xml:space="preserve">  digitalWrite(triggerPin, HIGH);</w:t>
-      </w:r>
-    </w:p>
-    <w:p>
-      <w:pPr>
-        <w:pStyle w:val="Code"/>
-      </w:pPr>
-      <w:r>
-        <w:t xml:space="preserve">  delayMicroseconds(10);</w:t>
-      </w:r>
-    </w:p>
-    <w:p>
-      <w:pPr>
-        <w:pStyle w:val="Code"/>
-      </w:pPr>
-      <w:r>
-        <w:t xml:space="preserve">  digitalWrite(triggerPin, LOW);</w:t>
-      </w:r>
-    </w:p>
-    <w:p>
-      <w:pPr>
-        <w:pStyle w:val="Code"/>
-      </w:pPr>
-    </w:p>
-    <w:p>
-      <w:pPr>
-        <w:pStyle w:val="Code"/>
-      </w:pPr>
-      <w:r>
-        <w:t xml:space="preserve">  pinMode(echoPin, INPUT);</w:t>
-      </w:r>
-    </w:p>
-    <w:p>
-      <w:pPr>
-        <w:pStyle w:val="Code"/>
-      </w:pPr>
-      <w:r>
-        <w:t xml:space="preserve">  long duration = pulseIn(echoPin, HIGH);</w:t>
+        <w:t xml:space="preserve">  </w:t>
+      </w:r>
+      <w:proofErr w:type="gramStart"/>
+      <w:r>
+        <w:t>pinMode(</w:t>
+      </w:r>
+      <w:proofErr w:type="gramEnd"/>
+      <w:r>
+        <w:t>triggerPin, OUTPUT);</w:t>
+      </w:r>
+    </w:p>
+    <w:p>
+      <w:pPr>
+        <w:pStyle w:val="Code"/>
+      </w:pPr>
+      <w:r>
+        <w:t xml:space="preserve">  </w:t>
+      </w:r>
+      <w:proofErr w:type="gramStart"/>
+      <w:r>
+        <w:t>digitalWrite(</w:t>
+      </w:r>
+      <w:proofErr w:type="gramEnd"/>
+      <w:r>
+        <w:t>triggerPin, LOW);</w:t>
+      </w:r>
+    </w:p>
+    <w:p>
+      <w:pPr>
+        <w:pStyle w:val="Code"/>
+      </w:pPr>
+      <w:r>
+        <w:t xml:space="preserve">  </w:t>
+      </w:r>
+      <w:proofErr w:type="gramStart"/>
+      <w:r>
+        <w:t>delayMicroseconds(</w:t>
+      </w:r>
+      <w:proofErr w:type="gramEnd"/>
+      <w:r>
+        <w:t>2);</w:t>
+      </w:r>
+    </w:p>
+    <w:p>
+      <w:pPr>
+        <w:pStyle w:val="Code"/>
+      </w:pPr>
+      <w:r>
+        <w:t xml:space="preserve">  </w:t>
+      </w:r>
+      <w:proofErr w:type="gramStart"/>
+      <w:r>
+        <w:t>digitalWrite(</w:t>
+      </w:r>
+      <w:proofErr w:type="gramEnd"/>
+      <w:r>
+        <w:t>triggerPin, HIGH);</w:t>
+      </w:r>
+    </w:p>
+    <w:p>
+      <w:pPr>
+        <w:pStyle w:val="Code"/>
+      </w:pPr>
+      <w:r>
+        <w:t xml:space="preserve">  </w:t>
+      </w:r>
+      <w:proofErr w:type="gramStart"/>
+      <w:r>
+        <w:t>delayMicroseconds(</w:t>
+      </w:r>
+      <w:proofErr w:type="gramEnd"/>
+      <w:r>
+        <w:t>10);</w:t>
+      </w:r>
+    </w:p>
+    <w:p>
+      <w:pPr>
+        <w:pStyle w:val="Code"/>
+      </w:pPr>
+      <w:r>
+        <w:t xml:space="preserve">  </w:t>
+      </w:r>
+      <w:proofErr w:type="gramStart"/>
+      <w:r>
+        <w:t>digitalWrite(</w:t>
+      </w:r>
+      <w:proofErr w:type="gramEnd"/>
+      <w:r>
+        <w:t>triggerPin, LOW);</w:t>
+      </w:r>
+    </w:p>
+    <w:p>
+      <w:pPr>
+        <w:pStyle w:val="Code"/>
+      </w:pPr>
+    </w:p>
+    <w:p>
+      <w:pPr>
+        <w:pStyle w:val="Code"/>
+      </w:pPr>
+      <w:r>
+        <w:t xml:space="preserve">  </w:t>
+      </w:r>
+      <w:proofErr w:type="gramStart"/>
+      <w:r>
+        <w:t>pinMode(</w:t>
+      </w:r>
+      <w:proofErr w:type="gramEnd"/>
+      <w:r>
+        <w:t>echoPin, INPUT);</w:t>
+      </w:r>
+    </w:p>
+    <w:p>
+      <w:pPr>
+        <w:pStyle w:val="Code"/>
+      </w:pPr>
+      <w:r>
+        <w:t xml:space="preserve">  long duration = </w:t>
+      </w:r>
+      <w:proofErr w:type="gramStart"/>
+      <w:r>
+        <w:t>pulseIn(</w:t>
+      </w:r>
+      <w:proofErr w:type="gramEnd"/>
+      <w:r>
+        <w:t>echoPin, HIGH);</w:t>
       </w:r>
     </w:p>
     <w:p>
@@ -1294,7 +1501,15 @@
         <w:pStyle w:val="Code"/>
       </w:pPr>
       <w:r>
-        <w:t>void setup()</w:t>
+        <w:t xml:space="preserve">void </w:t>
+      </w:r>
+      <w:proofErr w:type="gramStart"/>
+      <w:r>
+        <w:t>setup(</w:t>
+      </w:r>
+      <w:proofErr w:type="gramEnd"/>
+      <w:r>
+        <w:t>)</w:t>
       </w:r>
     </w:p>
     <w:p>
@@ -1318,7 +1533,15 @@
         <w:pStyle w:val="Code"/>
       </w:pPr>
       <w:r>
-        <w:t xml:space="preserve">  pinMode(ledPin, OUTPUT);</w:t>
+        <w:t xml:space="preserve">  </w:t>
+      </w:r>
+      <w:proofErr w:type="gramStart"/>
+      <w:r>
+        <w:t>pinMode(</w:t>
+      </w:r>
+      <w:proofErr w:type="gramEnd"/>
+      <w:r>
+        <w:t>ledPin, OUTPUT);</w:t>
       </w:r>
     </w:p>
     <w:p>
@@ -1339,7 +1562,15 @@
         <w:pStyle w:val="Code"/>
       </w:pPr>
       <w:r>
-        <w:t>void loop()</w:t>
+        <w:t xml:space="preserve">void </w:t>
+      </w:r>
+      <w:proofErr w:type="gramStart"/>
+      <w:r>
+        <w:t>loop(</w:t>
+      </w:r>
+      <w:proofErr w:type="gramEnd"/>
+      <w:r>
+        <w:t>)</w:t>
       </w:r>
     </w:p>
     <w:p>
@@ -1355,7 +1586,15 @@
         <w:pStyle w:val="Code"/>
       </w:pPr>
       <w:r>
-        <w:t xml:space="preserve">  distanceInCm = getDistanceFromSensor(ultrasonicPin, ultrasonicPin);</w:t>
+        <w:t xml:space="preserve">  distanceInCm = </w:t>
+      </w:r>
+      <w:proofErr w:type="gramStart"/>
+      <w:r>
+        <w:t>getDistanceFromSensor(</w:t>
+      </w:r>
+      <w:proofErr w:type="gramEnd"/>
+      <w:r>
+        <w:t>ultrasonicPin, ultrasonicPin);</w:t>
       </w:r>
     </w:p>
     <w:p>
@@ -1395,7 +1634,15 @@
         <w:pStyle w:val="Code"/>
       </w:pPr>
       <w:r>
-        <w:t xml:space="preserve">    digitalWrite(ledPin, LOW);</w:t>
+        <w:t xml:space="preserve">    </w:t>
+      </w:r>
+      <w:proofErr w:type="gramStart"/>
+      <w:r>
+        <w:t>digitalWrite(</w:t>
+      </w:r>
+      <w:proofErr w:type="gramEnd"/>
+      <w:r>
+        <w:t>ledPin, LOW);</w:t>
       </w:r>
     </w:p>
     <w:p>
@@ -1427,7 +1674,15 @@
         <w:pStyle w:val="Code"/>
       </w:pPr>
       <w:r>
-        <w:t xml:space="preserve">    digitalWrite(ledPin, HIGH);</w:t>
+        <w:t xml:space="preserve">    </w:t>
+      </w:r>
+      <w:proofErr w:type="gramStart"/>
+      <w:r>
+        <w:t>digitalWrite(</w:t>
+      </w:r>
+      <w:proofErr w:type="gramEnd"/>
+      <w:r>
+        <w:t>ledPin, HIGH);</w:t>
       </w:r>
     </w:p>
     <w:p>
@@ -1443,7 +1698,15 @@
         <w:pStyle w:val="Code"/>
       </w:pPr>
       <w:r>
-        <w:t xml:space="preserve">  delay(100);</w:t>
+        <w:t xml:space="preserve">  </w:t>
+      </w:r>
+      <w:proofErr w:type="gramStart"/>
+      <w:r>
+        <w:t>delay(</w:t>
+      </w:r>
+      <w:proofErr w:type="gramEnd"/>
+      <w:r>
+        <w:t>100);</w:t>
       </w:r>
     </w:p>
     <w:p>
@@ -1637,7 +1900,15 @@
         <w:pStyle w:val="Code"/>
       </w:pPr>
       <w:r>
-        <w:t>void setup()</w:t>
+        <w:t xml:space="preserve">void </w:t>
+      </w:r>
+      <w:proofErr w:type="gramStart"/>
+      <w:r>
+        <w:t>setup(</w:t>
+      </w:r>
+      <w:proofErr w:type="gramEnd"/>
+      <w:r>
+        <w:t>)</w:t>
       </w:r>
     </w:p>
     <w:p>
@@ -1661,7 +1932,15 @@
         <w:pStyle w:val="Code"/>
       </w:pPr>
       <w:r>
-        <w:t xml:space="preserve">  servo.attach(servoPin);</w:t>
+        <w:t xml:space="preserve">  </w:t>
+      </w:r>
+      <w:proofErr w:type="gramStart"/>
+      <w:r>
+        <w:t>servo.attach</w:t>
+      </w:r>
+      <w:proofErr w:type="gramEnd"/>
+      <w:r>
+        <w:t>(servoPin);</w:t>
       </w:r>
     </w:p>
     <w:p>
@@ -1682,7 +1961,15 @@
         <w:pStyle w:val="Code"/>
       </w:pPr>
       <w:r>
-        <w:t>void loop()</w:t>
+        <w:t xml:space="preserve">void </w:t>
+      </w:r>
+      <w:proofErr w:type="gramStart"/>
+      <w:r>
+        <w:t>loop(</w:t>
+      </w:r>
+      <w:proofErr w:type="gramEnd"/>
+      <w:r>
+        <w:t>)</w:t>
       </w:r>
     </w:p>
     <w:p>
@@ -1714,7 +2001,15 @@
         <w:pStyle w:val="Code"/>
       </w:pPr>
       <w:r>
-        <w:t xml:space="preserve">    servo.write(180);</w:t>
+        <w:t xml:space="preserve">    </w:t>
+      </w:r>
+      <w:proofErr w:type="gramStart"/>
+      <w:r>
+        <w:t>servo.write</w:t>
+      </w:r>
+      <w:proofErr w:type="gramEnd"/>
+      <w:r>
+        <w:t>(180);</w:t>
       </w:r>
     </w:p>
     <w:p>
@@ -1746,7 +2041,15 @@
         <w:pStyle w:val="Code"/>
       </w:pPr>
       <w:r>
-        <w:t xml:space="preserve">    servo.write(-180);</w:t>
+        <w:t xml:space="preserve">    </w:t>
+      </w:r>
+      <w:proofErr w:type="gramStart"/>
+      <w:r>
+        <w:t>servo.write</w:t>
+      </w:r>
+      <w:proofErr w:type="gramEnd"/>
+      <w:r>
+        <w:t>(-180);</w:t>
       </w:r>
     </w:p>
     <w:p>
@@ -1770,7 +2073,15 @@
         <w:pStyle w:val="Code"/>
       </w:pPr>
       <w:r>
-        <w:t xml:space="preserve">  delay(2000);</w:t>
+        <w:t xml:space="preserve">  </w:t>
+      </w:r>
+      <w:proofErr w:type="gramStart"/>
+      <w:r>
+        <w:t>delay(</w:t>
+      </w:r>
+      <w:proofErr w:type="gramEnd"/>
+      <w:r>
+        <w:t>2000);</w:t>
       </w:r>
     </w:p>
     <w:p>
@@ -1975,7 +2286,15 @@
         <w:pStyle w:val="Code"/>
       </w:pPr>
       <w:r>
-        <w:t>void setup()</w:t>
+        <w:t xml:space="preserve">void </w:t>
+      </w:r>
+      <w:proofErr w:type="gramStart"/>
+      <w:r>
+        <w:t>setup(</w:t>
+      </w:r>
+      <w:proofErr w:type="gramEnd"/>
+      <w:r>
+        <w:t>)</w:t>
       </w:r>
     </w:p>
     <w:p>
@@ -1999,15 +2318,31 @@
         <w:pStyle w:val="Code"/>
       </w:pPr>
       <w:r>
-        <w:t>  servo.attach(servoPin);</w:t>
-      </w:r>
-    </w:p>
-    <w:p>
-      <w:pPr>
-        <w:pStyle w:val="Code"/>
-      </w:pPr>
-      <w:r>
-        <w:t>  pinMode(switchPin, INPUT);</w:t>
+        <w:t xml:space="preserve">  </w:t>
+      </w:r>
+      <w:proofErr w:type="gramStart"/>
+      <w:r>
+        <w:t>servo.attach</w:t>
+      </w:r>
+      <w:proofErr w:type="gramEnd"/>
+      <w:r>
+        <w:t>(servoPin);</w:t>
+      </w:r>
+    </w:p>
+    <w:p>
+      <w:pPr>
+        <w:pStyle w:val="Code"/>
+      </w:pPr>
+      <w:r>
+        <w:t xml:space="preserve">  </w:t>
+      </w:r>
+      <w:proofErr w:type="gramStart"/>
+      <w:r>
+        <w:t>pinMode(</w:t>
+      </w:r>
+      <w:proofErr w:type="gramEnd"/>
+      <w:r>
+        <w:t>switchPin, INPUT);</w:t>
       </w:r>
     </w:p>
     <w:p>
@@ -2028,7 +2363,15 @@
         <w:pStyle w:val="Code"/>
       </w:pPr>
       <w:r>
-        <w:t>void loop()</w:t>
+        <w:t xml:space="preserve">void </w:t>
+      </w:r>
+      <w:proofErr w:type="gramStart"/>
+      <w:r>
+        <w:t>loop(</w:t>
+      </w:r>
+      <w:proofErr w:type="gramEnd"/>
+      <w:r>
+        <w:t>)</w:t>
       </w:r>
     </w:p>
     <w:p>
@@ -2068,7 +2411,15 @@
         <w:pStyle w:val="Code"/>
       </w:pPr>
       <w:r>
-        <w:t>    servo.write(90);</w:t>
+        <w:t xml:space="preserve">    </w:t>
+      </w:r>
+      <w:proofErr w:type="gramStart"/>
+      <w:r>
+        <w:t>servo.write</w:t>
+      </w:r>
+      <w:proofErr w:type="gramEnd"/>
+      <w:r>
+        <w:t>(90);</w:t>
       </w:r>
     </w:p>
     <w:p>
@@ -2100,7 +2451,15 @@
         <w:pStyle w:val="Code"/>
       </w:pPr>
       <w:r>
-        <w:t>    servo.write(-90);</w:t>
+        <w:t xml:space="preserve">    </w:t>
+      </w:r>
+      <w:proofErr w:type="gramStart"/>
+      <w:r>
+        <w:t>servo.write</w:t>
+      </w:r>
+      <w:proofErr w:type="gramEnd"/>
+      <w:r>
+        <w:t>(-90);</w:t>
       </w:r>
     </w:p>
     <w:p>
@@ -2116,7 +2475,15 @@
         <w:pStyle w:val="Code"/>
       </w:pPr>
       <w:r>
-        <w:t>  delay(12);</w:t>
+        <w:t xml:space="preserve">  </w:t>
+      </w:r>
+      <w:proofErr w:type="gramStart"/>
+      <w:r>
+        <w:t>delay(</w:t>
+      </w:r>
+      <w:proofErr w:type="gramEnd"/>
+      <w:r>
+        <w:t>12);</w:t>
       </w:r>
     </w:p>
     <w:p>
@@ -2323,7 +2690,15 @@
         <w:pStyle w:val="Code"/>
       </w:pPr>
       <w:r>
-        <w:t>void loop()</w:t>
+        <w:t xml:space="preserve">void </w:t>
+      </w:r>
+      <w:proofErr w:type="gramStart"/>
+      <w:r>
+        <w:t>loop(</w:t>
+      </w:r>
+      <w:proofErr w:type="gramEnd"/>
+      <w:r>
+        <w:t>)</w:t>
       </w:r>
     </w:p>
     <w:p>
@@ -2363,39 +2738,79 @@
         <w:pStyle w:val="Code"/>
       </w:pPr>
       <w:r>
-        <w:t>    digitalWrite(redLedPin, HIGH);</w:t>
-      </w:r>
-    </w:p>
-    <w:p>
-      <w:pPr>
-        <w:pStyle w:val="Code"/>
-      </w:pPr>
-      <w:r>
-        <w:t>    digitalWrite(orangeLedPin, HIGH);</w:t>
-      </w:r>
-    </w:p>
-    <w:p>
-      <w:pPr>
-        <w:pStyle w:val="Code"/>
-      </w:pPr>
-      <w:r>
-        <w:t>    digitalWrite(yellowLedPin, HIGH);</w:t>
-      </w:r>
-    </w:p>
-    <w:p>
-      <w:pPr>
-        <w:pStyle w:val="Code"/>
-      </w:pPr>
-      <w:r>
-        <w:t>    digitalWrite(greenLedPin, HIGH);</w:t>
-      </w:r>
-    </w:p>
-    <w:p>
-      <w:pPr>
-        <w:pStyle w:val="Code"/>
-      </w:pPr>
-      <w:r>
-        <w:t>    digitalWrite(blueLedPin, HIGH);</w:t>
+        <w:t xml:space="preserve">    </w:t>
+      </w:r>
+      <w:proofErr w:type="gramStart"/>
+      <w:r>
+        <w:t>digitalWrite(</w:t>
+      </w:r>
+      <w:proofErr w:type="gramEnd"/>
+      <w:r>
+        <w:t>redLedPin, HIGH);</w:t>
+      </w:r>
+    </w:p>
+    <w:p>
+      <w:pPr>
+        <w:pStyle w:val="Code"/>
+      </w:pPr>
+      <w:r>
+        <w:t xml:space="preserve">    </w:t>
+      </w:r>
+      <w:proofErr w:type="gramStart"/>
+      <w:r>
+        <w:t>digitalWrite(</w:t>
+      </w:r>
+      <w:proofErr w:type="gramEnd"/>
+      <w:r>
+        <w:t>orangeLedPin, HIGH);</w:t>
+      </w:r>
+    </w:p>
+    <w:p>
+      <w:pPr>
+        <w:pStyle w:val="Code"/>
+      </w:pPr>
+      <w:r>
+        <w:t xml:space="preserve">    </w:t>
+      </w:r>
+      <w:proofErr w:type="gramStart"/>
+      <w:r>
+        <w:t>digitalWrite(</w:t>
+      </w:r>
+      <w:proofErr w:type="gramEnd"/>
+      <w:r>
+        <w:t>yellowLedPin, HIGH);</w:t>
+      </w:r>
+    </w:p>
+    <w:p>
+      <w:pPr>
+        <w:pStyle w:val="Code"/>
+      </w:pPr>
+      <w:r>
+        <w:t xml:space="preserve">    </w:t>
+      </w:r>
+      <w:proofErr w:type="gramStart"/>
+      <w:r>
+        <w:t>digitalWrite(</w:t>
+      </w:r>
+      <w:proofErr w:type="gramEnd"/>
+      <w:r>
+        <w:t>greenLedPin, HIGH);</w:t>
+      </w:r>
+    </w:p>
+    <w:p>
+      <w:pPr>
+        <w:pStyle w:val="Code"/>
+      </w:pPr>
+      <w:r>
+        <w:t xml:space="preserve">    </w:t>
+      </w:r>
+      <w:proofErr w:type="gramStart"/>
+      <w:r>
+        <w:t>digitalWrite(</w:t>
+      </w:r>
+      <w:proofErr w:type="gramEnd"/>
+      <w:r>
+        <w:t>blueLedPin, HIGH);</w:t>
       </w:r>
     </w:p>
     <w:p>
@@ -2427,39 +2842,79 @@
         <w:pStyle w:val="Code"/>
       </w:pPr>
       <w:r>
-        <w:t>    digitalWrite(redLedPin, LOW);</w:t>
-      </w:r>
-    </w:p>
-    <w:p>
-      <w:pPr>
-        <w:pStyle w:val="Code"/>
-      </w:pPr>
-      <w:r>
-        <w:t>    digitalWrite(orangeLedPin, HIGH);</w:t>
-      </w:r>
-    </w:p>
-    <w:p>
-      <w:pPr>
-        <w:pStyle w:val="Code"/>
-      </w:pPr>
-      <w:r>
-        <w:t>    digitalWrite(yellowLedPin, HIGH);</w:t>
-      </w:r>
-    </w:p>
-    <w:p>
-      <w:pPr>
-        <w:pStyle w:val="Code"/>
-      </w:pPr>
-      <w:r>
-        <w:t>    digitalWrite(greenLedPin, HIGH);</w:t>
-      </w:r>
-    </w:p>
-    <w:p>
-      <w:pPr>
-        <w:pStyle w:val="Code"/>
-      </w:pPr>
-      <w:r>
-        <w:t>    digitalWrite(blueLedPin, HIGH);</w:t>
+        <w:t xml:space="preserve">    </w:t>
+      </w:r>
+      <w:proofErr w:type="gramStart"/>
+      <w:r>
+        <w:t>digitalWrite(</w:t>
+      </w:r>
+      <w:proofErr w:type="gramEnd"/>
+      <w:r>
+        <w:t>redLedPin, LOW);</w:t>
+      </w:r>
+    </w:p>
+    <w:p>
+      <w:pPr>
+        <w:pStyle w:val="Code"/>
+      </w:pPr>
+      <w:r>
+        <w:t xml:space="preserve">    </w:t>
+      </w:r>
+      <w:proofErr w:type="gramStart"/>
+      <w:r>
+        <w:t>digitalWrite(</w:t>
+      </w:r>
+      <w:proofErr w:type="gramEnd"/>
+      <w:r>
+        <w:t>orangeLedPin, HIGH);</w:t>
+      </w:r>
+    </w:p>
+    <w:p>
+      <w:pPr>
+        <w:pStyle w:val="Code"/>
+      </w:pPr>
+      <w:r>
+        <w:t xml:space="preserve">    </w:t>
+      </w:r>
+      <w:proofErr w:type="gramStart"/>
+      <w:r>
+        <w:t>digitalWrite(</w:t>
+      </w:r>
+      <w:proofErr w:type="gramEnd"/>
+      <w:r>
+        <w:t>yellowLedPin, HIGH);</w:t>
+      </w:r>
+    </w:p>
+    <w:p>
+      <w:pPr>
+        <w:pStyle w:val="Code"/>
+      </w:pPr>
+      <w:r>
+        <w:t xml:space="preserve">    </w:t>
+      </w:r>
+      <w:proofErr w:type="gramStart"/>
+      <w:r>
+        <w:t>digitalWrite(</w:t>
+      </w:r>
+      <w:proofErr w:type="gramEnd"/>
+      <w:r>
+        <w:t>greenLedPin, HIGH);</w:t>
+      </w:r>
+    </w:p>
+    <w:p>
+      <w:pPr>
+        <w:pStyle w:val="Code"/>
+      </w:pPr>
+      <w:r>
+        <w:t xml:space="preserve">    </w:t>
+      </w:r>
+      <w:proofErr w:type="gramStart"/>
+      <w:r>
+        <w:t>digitalWrite(</w:t>
+      </w:r>
+      <w:proofErr w:type="gramEnd"/>
+      <w:r>
+        <w:t>blueLedPin, HIGH);</w:t>
       </w:r>
     </w:p>
     <w:p>
@@ -2491,39 +2946,79 @@
         <w:pStyle w:val="Code"/>
       </w:pPr>
       <w:r>
-        <w:t>    digitalWrite(redLedPin, LOW);</w:t>
-      </w:r>
-    </w:p>
-    <w:p>
-      <w:pPr>
-        <w:pStyle w:val="Code"/>
-      </w:pPr>
-      <w:r>
-        <w:t>    digitalWrite(orangeLedPin, LOW);</w:t>
-      </w:r>
-    </w:p>
-    <w:p>
-      <w:pPr>
-        <w:pStyle w:val="Code"/>
-      </w:pPr>
-      <w:r>
-        <w:t>    digitalWrite(yellowLedPin, HIGH);</w:t>
-      </w:r>
-    </w:p>
-    <w:p>
-      <w:pPr>
-        <w:pStyle w:val="Code"/>
-      </w:pPr>
-      <w:r>
-        <w:t>    digitalWrite(greenLedPin, HIGH);</w:t>
-      </w:r>
-    </w:p>
-    <w:p>
-      <w:pPr>
-        <w:pStyle w:val="Code"/>
-      </w:pPr>
-      <w:r>
-        <w:t>    digitalWrite(blueLedPin, HIGH);</w:t>
+        <w:t xml:space="preserve">    </w:t>
+      </w:r>
+      <w:proofErr w:type="gramStart"/>
+      <w:r>
+        <w:t>digitalWrite(</w:t>
+      </w:r>
+      <w:proofErr w:type="gramEnd"/>
+      <w:r>
+        <w:t>redLedPin, LOW);</w:t>
+      </w:r>
+    </w:p>
+    <w:p>
+      <w:pPr>
+        <w:pStyle w:val="Code"/>
+      </w:pPr>
+      <w:r>
+        <w:t xml:space="preserve">    </w:t>
+      </w:r>
+      <w:proofErr w:type="gramStart"/>
+      <w:r>
+        <w:t>digitalWrite(</w:t>
+      </w:r>
+      <w:proofErr w:type="gramEnd"/>
+      <w:r>
+        <w:t>orangeLedPin, LOW);</w:t>
+      </w:r>
+    </w:p>
+    <w:p>
+      <w:pPr>
+        <w:pStyle w:val="Code"/>
+      </w:pPr>
+      <w:r>
+        <w:t xml:space="preserve">    </w:t>
+      </w:r>
+      <w:proofErr w:type="gramStart"/>
+      <w:r>
+        <w:t>digitalWrite(</w:t>
+      </w:r>
+      <w:proofErr w:type="gramEnd"/>
+      <w:r>
+        <w:t>yellowLedPin, HIGH);</w:t>
+      </w:r>
+    </w:p>
+    <w:p>
+      <w:pPr>
+        <w:pStyle w:val="Code"/>
+      </w:pPr>
+      <w:r>
+        <w:t xml:space="preserve">    </w:t>
+      </w:r>
+      <w:proofErr w:type="gramStart"/>
+      <w:r>
+        <w:t>digitalWrite(</w:t>
+      </w:r>
+      <w:proofErr w:type="gramEnd"/>
+      <w:r>
+        <w:t>greenLedPin, HIGH);</w:t>
+      </w:r>
+    </w:p>
+    <w:p>
+      <w:pPr>
+        <w:pStyle w:val="Code"/>
+      </w:pPr>
+      <w:r>
+        <w:t xml:space="preserve">    </w:t>
+      </w:r>
+      <w:proofErr w:type="gramStart"/>
+      <w:r>
+        <w:t>digitalWrite(</w:t>
+      </w:r>
+      <w:proofErr w:type="gramEnd"/>
+      <w:r>
+        <w:t>blueLedPin, HIGH);</w:t>
       </w:r>
     </w:p>
     <w:p>
@@ -2555,39 +3050,79 @@
         <w:pStyle w:val="Code"/>
       </w:pPr>
       <w:r>
-        <w:t>    digitalWrite(redLedPin, LOW);</w:t>
-      </w:r>
-    </w:p>
-    <w:p>
-      <w:pPr>
-        <w:pStyle w:val="Code"/>
-      </w:pPr>
-      <w:r>
-        <w:t>    digitalWrite(orangeLedPin, LOW);</w:t>
-      </w:r>
-    </w:p>
-    <w:p>
-      <w:pPr>
-        <w:pStyle w:val="Code"/>
-      </w:pPr>
-      <w:r>
-        <w:t>    digitalWrite(yellowLedPin, LOW);</w:t>
-      </w:r>
-    </w:p>
-    <w:p>
-      <w:pPr>
-        <w:pStyle w:val="Code"/>
-      </w:pPr>
-      <w:r>
-        <w:t>    digitalWrite(greenLedPin, HIGH);</w:t>
-      </w:r>
-    </w:p>
-    <w:p>
-      <w:pPr>
-        <w:pStyle w:val="Code"/>
-      </w:pPr>
-      <w:r>
-        <w:t>    digitalWrite(blueLedPin, HIGH);</w:t>
+        <w:t xml:space="preserve">    </w:t>
+      </w:r>
+      <w:proofErr w:type="gramStart"/>
+      <w:r>
+        <w:t>digitalWrite(</w:t>
+      </w:r>
+      <w:proofErr w:type="gramEnd"/>
+      <w:r>
+        <w:t>redLedPin, LOW);</w:t>
+      </w:r>
+    </w:p>
+    <w:p>
+      <w:pPr>
+        <w:pStyle w:val="Code"/>
+      </w:pPr>
+      <w:r>
+        <w:t xml:space="preserve">    </w:t>
+      </w:r>
+      <w:proofErr w:type="gramStart"/>
+      <w:r>
+        <w:t>digitalWrite(</w:t>
+      </w:r>
+      <w:proofErr w:type="gramEnd"/>
+      <w:r>
+        <w:t>orangeLedPin, LOW);</w:t>
+      </w:r>
+    </w:p>
+    <w:p>
+      <w:pPr>
+        <w:pStyle w:val="Code"/>
+      </w:pPr>
+      <w:r>
+        <w:t xml:space="preserve">    </w:t>
+      </w:r>
+      <w:proofErr w:type="gramStart"/>
+      <w:r>
+        <w:t>digitalWrite(</w:t>
+      </w:r>
+      <w:proofErr w:type="gramEnd"/>
+      <w:r>
+        <w:t>yellowLedPin, LOW);</w:t>
+      </w:r>
+    </w:p>
+    <w:p>
+      <w:pPr>
+        <w:pStyle w:val="Code"/>
+      </w:pPr>
+      <w:r>
+        <w:t xml:space="preserve">    </w:t>
+      </w:r>
+      <w:proofErr w:type="gramStart"/>
+      <w:r>
+        <w:t>digitalWrite(</w:t>
+      </w:r>
+      <w:proofErr w:type="gramEnd"/>
+      <w:r>
+        <w:t>greenLedPin, HIGH);</w:t>
+      </w:r>
+    </w:p>
+    <w:p>
+      <w:pPr>
+        <w:pStyle w:val="Code"/>
+      </w:pPr>
+      <w:r>
+        <w:t xml:space="preserve">    </w:t>
+      </w:r>
+      <w:proofErr w:type="gramStart"/>
+      <w:r>
+        <w:t>digitalWrite(</w:t>
+      </w:r>
+      <w:proofErr w:type="gramEnd"/>
+      <w:r>
+        <w:t>blueLedPin, HIGH);</w:t>
       </w:r>
     </w:p>
     <w:p>
@@ -2619,39 +3154,79 @@
         <w:pStyle w:val="Code"/>
       </w:pPr>
       <w:r>
-        <w:t>    digitalWrite(redLedPin, LOW);</w:t>
-      </w:r>
-    </w:p>
-    <w:p>
-      <w:pPr>
-        <w:pStyle w:val="Code"/>
-      </w:pPr>
-      <w:r>
-        <w:t>    digitalWrite(orangeLedPin, LOW);</w:t>
-      </w:r>
-    </w:p>
-    <w:p>
-      <w:pPr>
-        <w:pStyle w:val="Code"/>
-      </w:pPr>
-      <w:r>
-        <w:t>    digitalWrite(yellowLedPin, LOW);</w:t>
-      </w:r>
-    </w:p>
-    <w:p>
-      <w:pPr>
-        <w:pStyle w:val="Code"/>
-      </w:pPr>
-      <w:r>
-        <w:t>    digitalWrite(greenLedPin, LOW);</w:t>
-      </w:r>
-    </w:p>
-    <w:p>
-      <w:pPr>
-        <w:pStyle w:val="Code"/>
-      </w:pPr>
-      <w:r>
-        <w:t>    digitalWrite(blueLedPin, HIGH);</w:t>
+        <w:t xml:space="preserve">    </w:t>
+      </w:r>
+      <w:proofErr w:type="gramStart"/>
+      <w:r>
+        <w:t>digitalWrite(</w:t>
+      </w:r>
+      <w:proofErr w:type="gramEnd"/>
+      <w:r>
+        <w:t>redLedPin, LOW);</w:t>
+      </w:r>
+    </w:p>
+    <w:p>
+      <w:pPr>
+        <w:pStyle w:val="Code"/>
+      </w:pPr>
+      <w:r>
+        <w:t xml:space="preserve">    </w:t>
+      </w:r>
+      <w:proofErr w:type="gramStart"/>
+      <w:r>
+        <w:t>digitalWrite(</w:t>
+      </w:r>
+      <w:proofErr w:type="gramEnd"/>
+      <w:r>
+        <w:t>orangeLedPin, LOW);</w:t>
+      </w:r>
+    </w:p>
+    <w:p>
+      <w:pPr>
+        <w:pStyle w:val="Code"/>
+      </w:pPr>
+      <w:r>
+        <w:t xml:space="preserve">    </w:t>
+      </w:r>
+      <w:proofErr w:type="gramStart"/>
+      <w:r>
+        <w:t>digitalWrite(</w:t>
+      </w:r>
+      <w:proofErr w:type="gramEnd"/>
+      <w:r>
+        <w:t>yellowLedPin, LOW);</w:t>
+      </w:r>
+    </w:p>
+    <w:p>
+      <w:pPr>
+        <w:pStyle w:val="Code"/>
+      </w:pPr>
+      <w:r>
+        <w:t xml:space="preserve">    </w:t>
+      </w:r>
+      <w:proofErr w:type="gramStart"/>
+      <w:r>
+        <w:t>digitalWrite(</w:t>
+      </w:r>
+      <w:proofErr w:type="gramEnd"/>
+      <w:r>
+        <w:t>greenLedPin, LOW);</w:t>
+      </w:r>
+    </w:p>
+    <w:p>
+      <w:pPr>
+        <w:pStyle w:val="Code"/>
+      </w:pPr>
+      <w:r>
+        <w:t xml:space="preserve">    </w:t>
+      </w:r>
+      <w:proofErr w:type="gramStart"/>
+      <w:r>
+        <w:t>digitalWrite(</w:t>
+      </w:r>
+      <w:proofErr w:type="gramEnd"/>
+      <w:r>
+        <w:t>blueLedPin, HIGH);</w:t>
       </w:r>
     </w:p>
     <w:p>
@@ -2683,7 +3258,15 @@
         <w:pStyle w:val="Code"/>
       </w:pPr>
       <w:r>
-        <w:t>    digitalWrite(redLedPin, LOW);</w:t>
+        <w:t xml:space="preserve">    </w:t>
+      </w:r>
+      <w:proofErr w:type="gramStart"/>
+      <w:r>
+        <w:t>digitalWrite(</w:t>
+      </w:r>
+      <w:proofErr w:type="gramEnd"/>
+      <w:r>
+        <w:t>redLedPin, LOW);</w:t>
       </w:r>
     </w:p>
     <w:p>
@@ -2692,31 +3275,63 @@
       </w:pPr>
       <w:r>
         <w:lastRenderedPageBreak/>
-        <w:t>    digitalWrite(orangeLedPin, LOW);</w:t>
-      </w:r>
-    </w:p>
-    <w:p>
-      <w:pPr>
-        <w:pStyle w:val="Code"/>
-      </w:pPr>
-      <w:r>
-        <w:t>    digitalWrite(yellowLedPin, LOW);</w:t>
-      </w:r>
-    </w:p>
-    <w:p>
-      <w:pPr>
-        <w:pStyle w:val="Code"/>
-      </w:pPr>
-      <w:r>
-        <w:t>    digitalWrite(greenLedPin, LOW);</w:t>
-      </w:r>
-    </w:p>
-    <w:p>
-      <w:pPr>
-        <w:pStyle w:val="Code"/>
-      </w:pPr>
-      <w:r>
-        <w:t>    digitalWrite(blueLedPin, LOW);</w:t>
+        <w:t xml:space="preserve">    </w:t>
+      </w:r>
+      <w:proofErr w:type="gramStart"/>
+      <w:r>
+        <w:t>digitalWrite(</w:t>
+      </w:r>
+      <w:proofErr w:type="gramEnd"/>
+      <w:r>
+        <w:t>orangeLedPin, LOW);</w:t>
+      </w:r>
+    </w:p>
+    <w:p>
+      <w:pPr>
+        <w:pStyle w:val="Code"/>
+      </w:pPr>
+      <w:r>
+        <w:t xml:space="preserve">    </w:t>
+      </w:r>
+      <w:proofErr w:type="gramStart"/>
+      <w:r>
+        <w:t>digitalWrite(</w:t>
+      </w:r>
+      <w:proofErr w:type="gramEnd"/>
+      <w:r>
+        <w:t>yellowLedPin, LOW);</w:t>
+      </w:r>
+    </w:p>
+    <w:p>
+      <w:pPr>
+        <w:pStyle w:val="Code"/>
+      </w:pPr>
+      <w:r>
+        <w:t xml:space="preserve">    </w:t>
+      </w:r>
+      <w:proofErr w:type="gramStart"/>
+      <w:r>
+        <w:t>digitalWrite(</w:t>
+      </w:r>
+      <w:proofErr w:type="gramEnd"/>
+      <w:r>
+        <w:t>greenLedPin, LOW);</w:t>
+      </w:r>
+    </w:p>
+    <w:p>
+      <w:pPr>
+        <w:pStyle w:val="Code"/>
+      </w:pPr>
+      <w:r>
+        <w:t xml:space="preserve">    </w:t>
+      </w:r>
+      <w:proofErr w:type="gramStart"/>
+      <w:r>
+        <w:t>digitalWrite(</w:t>
+      </w:r>
+      <w:proofErr w:type="gramEnd"/>
+      <w:r>
+        <w:t>blueLedPin, LOW);</w:t>
       </w:r>
     </w:p>
     <w:p>
@@ -2929,7 +3544,15 @@
         <w:pStyle w:val="Code"/>
       </w:pPr>
       <w:r>
-        <w:t>long getDistanceData()</w:t>
+        <w:t xml:space="preserve">long </w:t>
+      </w:r>
+      <w:proofErr w:type="gramStart"/>
+      <w:r>
+        <w:t>getDistanceData(</w:t>
+      </w:r>
+      <w:proofErr w:type="gramEnd"/>
+      <w:r>
+        <w:t>)</w:t>
       </w:r>
     </w:p>
     <w:p>
@@ -2945,68 +3568,132 @@
         <w:pStyle w:val="Code"/>
       </w:pPr>
       <w:r>
-        <w:t xml:space="preserve">  pinMode(sensorPin, OUTPUT);</w:t>
-      </w:r>
-    </w:p>
-    <w:p>
-      <w:pPr>
-        <w:pStyle w:val="Code"/>
-      </w:pPr>
-      <w:r>
-        <w:t xml:space="preserve">  digitalWrite(sensorPin, LOW);</w:t>
-      </w:r>
-    </w:p>
-    <w:p>
-      <w:pPr>
-        <w:pStyle w:val="Code"/>
-      </w:pPr>
-      <w:r>
-        <w:t xml:space="preserve">  delayMicroseconds(2);</w:t>
-      </w:r>
-    </w:p>
-    <w:p>
-      <w:pPr>
-        <w:pStyle w:val="Code"/>
-      </w:pPr>
-      <w:r>
-        <w:t xml:space="preserve">  digitalWrite(sensorPin, HIGH);</w:t>
-      </w:r>
-    </w:p>
-    <w:p>
-      <w:pPr>
-        <w:pStyle w:val="Code"/>
-      </w:pPr>
-      <w:r>
-        <w:t xml:space="preserve">  delayMicroseconds(10);</w:t>
-      </w:r>
-    </w:p>
-    <w:p>
-      <w:pPr>
-        <w:pStyle w:val="Code"/>
-      </w:pPr>
-      <w:r>
-        <w:t xml:space="preserve">  digitalWrite(sensorPin, LOW);</w:t>
-      </w:r>
-    </w:p>
-    <w:p>
-      <w:pPr>
-        <w:pStyle w:val="Code"/>
-      </w:pPr>
-    </w:p>
-    <w:p>
-      <w:pPr>
-        <w:pStyle w:val="Code"/>
-      </w:pPr>
-      <w:r>
-        <w:t xml:space="preserve">  pinMode(sensorPin, INPUT);</w:t>
-      </w:r>
-    </w:p>
-    <w:p>
-      <w:pPr>
-        <w:pStyle w:val="Code"/>
-      </w:pPr>
-      <w:r>
-        <w:t xml:space="preserve">  long dur = pulseIn(sensorPin, HIGH);</w:t>
+        <w:t xml:space="preserve">  </w:t>
+      </w:r>
+      <w:proofErr w:type="gramStart"/>
+      <w:r>
+        <w:t>pinMode(</w:t>
+      </w:r>
+      <w:proofErr w:type="gramEnd"/>
+      <w:r>
+        <w:t>sensorPin, OUTPUT);</w:t>
+      </w:r>
+    </w:p>
+    <w:p>
+      <w:pPr>
+        <w:pStyle w:val="Code"/>
+      </w:pPr>
+      <w:r>
+        <w:t xml:space="preserve">  </w:t>
+      </w:r>
+      <w:proofErr w:type="gramStart"/>
+      <w:r>
+        <w:t>digitalWrite(</w:t>
+      </w:r>
+      <w:proofErr w:type="gramEnd"/>
+      <w:r>
+        <w:t>sensorPin, LOW);</w:t>
+      </w:r>
+    </w:p>
+    <w:p>
+      <w:pPr>
+        <w:pStyle w:val="Code"/>
+      </w:pPr>
+      <w:r>
+        <w:t xml:space="preserve">  </w:t>
+      </w:r>
+      <w:proofErr w:type="gramStart"/>
+      <w:r>
+        <w:t>delayMicroseconds(</w:t>
+      </w:r>
+      <w:proofErr w:type="gramEnd"/>
+      <w:r>
+        <w:t>2);</w:t>
+      </w:r>
+    </w:p>
+    <w:p>
+      <w:pPr>
+        <w:pStyle w:val="Code"/>
+      </w:pPr>
+      <w:r>
+        <w:t xml:space="preserve">  </w:t>
+      </w:r>
+      <w:proofErr w:type="gramStart"/>
+      <w:r>
+        <w:t>digitalWrite(</w:t>
+      </w:r>
+      <w:proofErr w:type="gramEnd"/>
+      <w:r>
+        <w:t>sensorPin, HIGH);</w:t>
+      </w:r>
+    </w:p>
+    <w:p>
+      <w:pPr>
+        <w:pStyle w:val="Code"/>
+      </w:pPr>
+      <w:r>
+        <w:t xml:space="preserve">  </w:t>
+      </w:r>
+      <w:proofErr w:type="gramStart"/>
+      <w:r>
+        <w:t>delayMicroseconds(</w:t>
+      </w:r>
+      <w:proofErr w:type="gramEnd"/>
+      <w:r>
+        <w:t>10);</w:t>
+      </w:r>
+    </w:p>
+    <w:p>
+      <w:pPr>
+        <w:pStyle w:val="Code"/>
+      </w:pPr>
+      <w:r>
+        <w:t xml:space="preserve">  </w:t>
+      </w:r>
+      <w:proofErr w:type="gramStart"/>
+      <w:r>
+        <w:t>digitalWrite(</w:t>
+      </w:r>
+      <w:proofErr w:type="gramEnd"/>
+      <w:r>
+        <w:t>sensorPin, LOW);</w:t>
+      </w:r>
+    </w:p>
+    <w:p>
+      <w:pPr>
+        <w:pStyle w:val="Code"/>
+      </w:pPr>
+    </w:p>
+    <w:p>
+      <w:pPr>
+        <w:pStyle w:val="Code"/>
+      </w:pPr>
+      <w:r>
+        <w:t xml:space="preserve">  </w:t>
+      </w:r>
+      <w:proofErr w:type="gramStart"/>
+      <w:r>
+        <w:t>pinMode(</w:t>
+      </w:r>
+      <w:proofErr w:type="gramEnd"/>
+      <w:r>
+        <w:t>sensorPin, INPUT);</w:t>
+      </w:r>
+    </w:p>
+    <w:p>
+      <w:pPr>
+        <w:pStyle w:val="Code"/>
+      </w:pPr>
+      <w:r>
+        <w:t xml:space="preserve">  long dur = </w:t>
+      </w:r>
+      <w:proofErr w:type="gramStart"/>
+      <w:r>
+        <w:t>pulseIn(</w:t>
+      </w:r>
+      <w:proofErr w:type="gramEnd"/>
+      <w:r>
+        <w:t>sensorPin, HIGH);</w:t>
       </w:r>
     </w:p>
     <w:p>
@@ -3043,7 +3730,15 @@
         <w:pStyle w:val="Code"/>
       </w:pPr>
       <w:r>
-        <w:t>void setup()</w:t>
+        <w:t xml:space="preserve">void </w:t>
+      </w:r>
+      <w:proofErr w:type="gramStart"/>
+      <w:r>
+        <w:t>setup(</w:t>
+      </w:r>
+      <w:proofErr w:type="gramEnd"/>
+      <w:r>
+        <w:t>)</w:t>
       </w:r>
     </w:p>
     <w:p>
@@ -3059,31 +3754,63 @@
         <w:pStyle w:val="Code"/>
       </w:pPr>
       <w:r>
-        <w:t xml:space="preserve">  pinMode(redLedPin, OUTPUT);</w:t>
-      </w:r>
-    </w:p>
-    <w:p>
-      <w:pPr>
-        <w:pStyle w:val="Code"/>
-      </w:pPr>
-      <w:r>
-        <w:t xml:space="preserve">  pinMode(orangeLedPin, OUTPUT);</w:t>
-      </w:r>
-    </w:p>
-    <w:p>
-      <w:pPr>
-        <w:pStyle w:val="Code"/>
-      </w:pPr>
-      <w:r>
-        <w:t xml:space="preserve">  pinMode(yellowLedPin, OUTPUT);</w:t>
-      </w:r>
-    </w:p>
-    <w:p>
-      <w:pPr>
-        <w:pStyle w:val="Code"/>
-      </w:pPr>
-      <w:r>
-        <w:t xml:space="preserve">  pinMode(greenLedPin, OUTPUT);</w:t>
+        <w:t xml:space="preserve">  </w:t>
+      </w:r>
+      <w:proofErr w:type="gramStart"/>
+      <w:r>
+        <w:t>pinMode(</w:t>
+      </w:r>
+      <w:proofErr w:type="gramEnd"/>
+      <w:r>
+        <w:t>redLedPin, OUTPUT);</w:t>
+      </w:r>
+    </w:p>
+    <w:p>
+      <w:pPr>
+        <w:pStyle w:val="Code"/>
+      </w:pPr>
+      <w:r>
+        <w:t xml:space="preserve">  </w:t>
+      </w:r>
+      <w:proofErr w:type="gramStart"/>
+      <w:r>
+        <w:t>pinMode(</w:t>
+      </w:r>
+      <w:proofErr w:type="gramEnd"/>
+      <w:r>
+        <w:t>orangeLedPin, OUTPUT);</w:t>
+      </w:r>
+    </w:p>
+    <w:p>
+      <w:pPr>
+        <w:pStyle w:val="Code"/>
+      </w:pPr>
+      <w:r>
+        <w:t xml:space="preserve">  </w:t>
+      </w:r>
+      <w:proofErr w:type="gramStart"/>
+      <w:r>
+        <w:t>pinMode(</w:t>
+      </w:r>
+      <w:proofErr w:type="gramEnd"/>
+      <w:r>
+        <w:t>yellowLedPin, OUTPUT);</w:t>
+      </w:r>
+    </w:p>
+    <w:p>
+      <w:pPr>
+        <w:pStyle w:val="Code"/>
+      </w:pPr>
+      <w:r>
+        <w:t xml:space="preserve">  </w:t>
+      </w:r>
+      <w:proofErr w:type="gramStart"/>
+      <w:r>
+        <w:t>pinMode(</w:t>
+      </w:r>
+      <w:proofErr w:type="gramEnd"/>
+      <w:r>
+        <w:t>greenLedPin, OUTPUT);</w:t>
       </w:r>
     </w:p>
     <w:p>
@@ -3092,7 +3819,15 @@
       </w:pPr>
       <w:r>
         <w:lastRenderedPageBreak/>
-        <w:t xml:space="preserve">  pinMode(blueLedPin, OUTPUT);</w:t>
+        <w:t xml:space="preserve">  </w:t>
+      </w:r>
+      <w:proofErr w:type="gramStart"/>
+      <w:r>
+        <w:t>pinMode(</w:t>
+      </w:r>
+      <w:proofErr w:type="gramEnd"/>
+      <w:r>
+        <w:t>blueLedPin, OUTPUT);</w:t>
       </w:r>
     </w:p>
     <w:p>
@@ -3113,7 +3848,15 @@
         <w:pStyle w:val="Code"/>
       </w:pPr>
       <w:r>
-        <w:t>void loop()</w:t>
+        <w:t xml:space="preserve">void </w:t>
+      </w:r>
+      <w:proofErr w:type="gramStart"/>
+      <w:r>
+        <w:t>loop(</w:t>
+      </w:r>
+      <w:proofErr w:type="gramEnd"/>
+      <w:r>
+        <w:t>)</w:t>
       </w:r>
     </w:p>
     <w:p>
@@ -3129,7 +3872,15 @@
         <w:pStyle w:val="Code"/>
       </w:pPr>
       <w:r>
-        <w:t xml:space="preserve">  long distance_to_object = getDistanceData();</w:t>
+        <w:t xml:space="preserve">  long distance_to_object = </w:t>
+      </w:r>
+      <w:proofErr w:type="gramStart"/>
+      <w:r>
+        <w:t>getDistanceData(</w:t>
+      </w:r>
+      <w:proofErr w:type="gramEnd"/>
+      <w:r>
+        <w:t>);</w:t>
       </w:r>
     </w:p>
     <w:p>
@@ -3153,39 +3904,79 @@
         <w:pStyle w:val="Code"/>
       </w:pPr>
       <w:r>
-        <w:t xml:space="preserve">    digitalWrite(redLedPin, HIGH);</w:t>
-      </w:r>
-    </w:p>
-    <w:p>
-      <w:pPr>
-        <w:pStyle w:val="Code"/>
-      </w:pPr>
-      <w:r>
-        <w:t xml:space="preserve">    digitalWrite(orangeLedPin, HIGH);</w:t>
-      </w:r>
-    </w:p>
-    <w:p>
-      <w:pPr>
-        <w:pStyle w:val="Code"/>
-      </w:pPr>
-      <w:r>
-        <w:t xml:space="preserve">    digitalWrite(yellowLedPin, HIGH);</w:t>
-      </w:r>
-    </w:p>
-    <w:p>
-      <w:pPr>
-        <w:pStyle w:val="Code"/>
-      </w:pPr>
-      <w:r>
-        <w:t xml:space="preserve">    digitalWrite(greenLedPin, HIGH);</w:t>
-      </w:r>
-    </w:p>
-    <w:p>
-      <w:pPr>
-        <w:pStyle w:val="Code"/>
-      </w:pPr>
-      <w:r>
-        <w:t xml:space="preserve">    digitalWrite(blueLedPin, HIGH);</w:t>
+        <w:t xml:space="preserve">    </w:t>
+      </w:r>
+      <w:proofErr w:type="gramStart"/>
+      <w:r>
+        <w:t>digitalWrite(</w:t>
+      </w:r>
+      <w:proofErr w:type="gramEnd"/>
+      <w:r>
+        <w:t>redLedPin, HIGH);</w:t>
+      </w:r>
+    </w:p>
+    <w:p>
+      <w:pPr>
+        <w:pStyle w:val="Code"/>
+      </w:pPr>
+      <w:r>
+        <w:t xml:space="preserve">    </w:t>
+      </w:r>
+      <w:proofErr w:type="gramStart"/>
+      <w:r>
+        <w:t>digitalWrite(</w:t>
+      </w:r>
+      <w:proofErr w:type="gramEnd"/>
+      <w:r>
+        <w:t>orangeLedPin, HIGH);</w:t>
+      </w:r>
+    </w:p>
+    <w:p>
+      <w:pPr>
+        <w:pStyle w:val="Code"/>
+      </w:pPr>
+      <w:r>
+        <w:t xml:space="preserve">    </w:t>
+      </w:r>
+      <w:proofErr w:type="gramStart"/>
+      <w:r>
+        <w:t>digitalWrite(</w:t>
+      </w:r>
+      <w:proofErr w:type="gramEnd"/>
+      <w:r>
+        <w:t>yellowLedPin, HIGH);</w:t>
+      </w:r>
+    </w:p>
+    <w:p>
+      <w:pPr>
+        <w:pStyle w:val="Code"/>
+      </w:pPr>
+      <w:r>
+        <w:t xml:space="preserve">    </w:t>
+      </w:r>
+      <w:proofErr w:type="gramStart"/>
+      <w:r>
+        <w:t>digitalWrite(</w:t>
+      </w:r>
+      <w:proofErr w:type="gramEnd"/>
+      <w:r>
+        <w:t>greenLedPin, HIGH);</w:t>
+      </w:r>
+    </w:p>
+    <w:p>
+      <w:pPr>
+        <w:pStyle w:val="Code"/>
+      </w:pPr>
+      <w:r>
+        <w:t xml:space="preserve">    </w:t>
+      </w:r>
+      <w:proofErr w:type="gramStart"/>
+      <w:r>
+        <w:t>digitalWrite(</w:t>
+      </w:r>
+      <w:proofErr w:type="gramEnd"/>
+      <w:r>
+        <w:t>blueLedPin, HIGH);</w:t>
       </w:r>
     </w:p>
     <w:p>
@@ -3217,39 +4008,79 @@
         <w:pStyle w:val="Code"/>
       </w:pPr>
       <w:r>
-        <w:t xml:space="preserve">    digitalWrite(redLedPin, LOW);</w:t>
-      </w:r>
-    </w:p>
-    <w:p>
-      <w:pPr>
-        <w:pStyle w:val="Code"/>
-      </w:pPr>
-      <w:r>
-        <w:t xml:space="preserve">    digitalWrite(orangeLedPin, HIGH);</w:t>
-      </w:r>
-    </w:p>
-    <w:p>
-      <w:pPr>
-        <w:pStyle w:val="Code"/>
-      </w:pPr>
-      <w:r>
-        <w:t xml:space="preserve">    digitalWrite(yellowLedPin, HIGH);</w:t>
-      </w:r>
-    </w:p>
-    <w:p>
-      <w:pPr>
-        <w:pStyle w:val="Code"/>
-      </w:pPr>
-      <w:r>
-        <w:t xml:space="preserve">    digitalWrite(greenLedPin, HIGH);</w:t>
-      </w:r>
-    </w:p>
-    <w:p>
-      <w:pPr>
-        <w:pStyle w:val="Code"/>
-      </w:pPr>
-      <w:r>
-        <w:t xml:space="preserve">    digitalWrite(blueLedPin, HIGH);</w:t>
+        <w:t xml:space="preserve">    </w:t>
+      </w:r>
+      <w:proofErr w:type="gramStart"/>
+      <w:r>
+        <w:t>digitalWrite(</w:t>
+      </w:r>
+      <w:proofErr w:type="gramEnd"/>
+      <w:r>
+        <w:t>redLedPin, LOW);</w:t>
+      </w:r>
+    </w:p>
+    <w:p>
+      <w:pPr>
+        <w:pStyle w:val="Code"/>
+      </w:pPr>
+      <w:r>
+        <w:t xml:space="preserve">    </w:t>
+      </w:r>
+      <w:proofErr w:type="gramStart"/>
+      <w:r>
+        <w:t>digitalWrite(</w:t>
+      </w:r>
+      <w:proofErr w:type="gramEnd"/>
+      <w:r>
+        <w:t>orangeLedPin, HIGH);</w:t>
+      </w:r>
+    </w:p>
+    <w:p>
+      <w:pPr>
+        <w:pStyle w:val="Code"/>
+      </w:pPr>
+      <w:r>
+        <w:t xml:space="preserve">    </w:t>
+      </w:r>
+      <w:proofErr w:type="gramStart"/>
+      <w:r>
+        <w:t>digitalWrite(</w:t>
+      </w:r>
+      <w:proofErr w:type="gramEnd"/>
+      <w:r>
+        <w:t>yellowLedPin, HIGH);</w:t>
+      </w:r>
+    </w:p>
+    <w:p>
+      <w:pPr>
+        <w:pStyle w:val="Code"/>
+      </w:pPr>
+      <w:r>
+        <w:t xml:space="preserve">    </w:t>
+      </w:r>
+      <w:proofErr w:type="gramStart"/>
+      <w:r>
+        <w:t>digitalWrite(</w:t>
+      </w:r>
+      <w:proofErr w:type="gramEnd"/>
+      <w:r>
+        <w:t>greenLedPin, HIGH);</w:t>
+      </w:r>
+    </w:p>
+    <w:p>
+      <w:pPr>
+        <w:pStyle w:val="Code"/>
+      </w:pPr>
+      <w:r>
+        <w:t xml:space="preserve">    </w:t>
+      </w:r>
+      <w:proofErr w:type="gramStart"/>
+      <w:r>
+        <w:t>digitalWrite(</w:t>
+      </w:r>
+      <w:proofErr w:type="gramEnd"/>
+      <w:r>
+        <w:t>blueLedPin, HIGH);</w:t>
       </w:r>
     </w:p>
     <w:p>
@@ -3281,39 +4112,79 @@
         <w:pStyle w:val="Code"/>
       </w:pPr>
       <w:r>
-        <w:t xml:space="preserve">    digitalWrite(redLedPin, LOW);</w:t>
-      </w:r>
-    </w:p>
-    <w:p>
-      <w:pPr>
-        <w:pStyle w:val="Code"/>
-      </w:pPr>
-      <w:r>
-        <w:t xml:space="preserve">    digitalWrite(orangeLedPin, LOW);</w:t>
-      </w:r>
-    </w:p>
-    <w:p>
-      <w:pPr>
-        <w:pStyle w:val="Code"/>
-      </w:pPr>
-      <w:r>
-        <w:t xml:space="preserve">    digitalWrite(yellowLedPin, HIGH);</w:t>
-      </w:r>
-    </w:p>
-    <w:p>
-      <w:pPr>
-        <w:pStyle w:val="Code"/>
-      </w:pPr>
-      <w:r>
-        <w:t xml:space="preserve">    digitalWrite(greenLedPin, HIGH);</w:t>
-      </w:r>
-    </w:p>
-    <w:p>
-      <w:pPr>
-        <w:pStyle w:val="Code"/>
-      </w:pPr>
-      <w:r>
-        <w:t xml:space="preserve">    digitalWrite(blueLedPin, HIGH);</w:t>
+        <w:t xml:space="preserve">    </w:t>
+      </w:r>
+      <w:proofErr w:type="gramStart"/>
+      <w:r>
+        <w:t>digitalWrite(</w:t>
+      </w:r>
+      <w:proofErr w:type="gramEnd"/>
+      <w:r>
+        <w:t>redLedPin, LOW);</w:t>
+      </w:r>
+    </w:p>
+    <w:p>
+      <w:pPr>
+        <w:pStyle w:val="Code"/>
+      </w:pPr>
+      <w:r>
+        <w:t xml:space="preserve">    </w:t>
+      </w:r>
+      <w:proofErr w:type="gramStart"/>
+      <w:r>
+        <w:t>digitalWrite(</w:t>
+      </w:r>
+      <w:proofErr w:type="gramEnd"/>
+      <w:r>
+        <w:t>orangeLedPin, LOW);</w:t>
+      </w:r>
+    </w:p>
+    <w:p>
+      <w:pPr>
+        <w:pStyle w:val="Code"/>
+      </w:pPr>
+      <w:r>
+        <w:t xml:space="preserve">    </w:t>
+      </w:r>
+      <w:proofErr w:type="gramStart"/>
+      <w:r>
+        <w:t>digitalWrite(</w:t>
+      </w:r>
+      <w:proofErr w:type="gramEnd"/>
+      <w:r>
+        <w:t>yellowLedPin, HIGH);</w:t>
+      </w:r>
+    </w:p>
+    <w:p>
+      <w:pPr>
+        <w:pStyle w:val="Code"/>
+      </w:pPr>
+      <w:r>
+        <w:t xml:space="preserve">    </w:t>
+      </w:r>
+      <w:proofErr w:type="gramStart"/>
+      <w:r>
+        <w:t>digitalWrite(</w:t>
+      </w:r>
+      <w:proofErr w:type="gramEnd"/>
+      <w:r>
+        <w:t>greenLedPin, HIGH);</w:t>
+      </w:r>
+    </w:p>
+    <w:p>
+      <w:pPr>
+        <w:pStyle w:val="Code"/>
+      </w:pPr>
+      <w:r>
+        <w:t xml:space="preserve">    </w:t>
+      </w:r>
+      <w:proofErr w:type="gramStart"/>
+      <w:r>
+        <w:t>digitalWrite(</w:t>
+      </w:r>
+      <w:proofErr w:type="gramEnd"/>
+      <w:r>
+        <w:t>blueLedPin, HIGH);</w:t>
       </w:r>
     </w:p>
     <w:p>
@@ -3345,39 +4216,79 @@
         <w:pStyle w:val="Code"/>
       </w:pPr>
       <w:r>
-        <w:t xml:space="preserve">    digitalWrite(redLedPin, LOW);</w:t>
-      </w:r>
-    </w:p>
-    <w:p>
-      <w:pPr>
-        <w:pStyle w:val="Code"/>
-      </w:pPr>
-      <w:r>
-        <w:t xml:space="preserve">    digitalWrite(orangeLedPin, LOW);</w:t>
-      </w:r>
-    </w:p>
-    <w:p>
-      <w:pPr>
-        <w:pStyle w:val="Code"/>
-      </w:pPr>
-      <w:r>
-        <w:t xml:space="preserve">    digitalWrite(yellowLedPin, LOW);</w:t>
-      </w:r>
-    </w:p>
-    <w:p>
-      <w:pPr>
-        <w:pStyle w:val="Code"/>
-      </w:pPr>
-      <w:r>
-        <w:t xml:space="preserve">    digitalWrite(greenLedPin, HIGH);</w:t>
-      </w:r>
-    </w:p>
-    <w:p>
-      <w:pPr>
-        <w:pStyle w:val="Code"/>
-      </w:pPr>
-      <w:r>
-        <w:t xml:space="preserve">    digitalWrite(blueLedPin, HIGH);</w:t>
+        <w:t xml:space="preserve">    </w:t>
+      </w:r>
+      <w:proofErr w:type="gramStart"/>
+      <w:r>
+        <w:t>digitalWrite(</w:t>
+      </w:r>
+      <w:proofErr w:type="gramEnd"/>
+      <w:r>
+        <w:t>redLedPin, LOW);</w:t>
+      </w:r>
+    </w:p>
+    <w:p>
+      <w:pPr>
+        <w:pStyle w:val="Code"/>
+      </w:pPr>
+      <w:r>
+        <w:t xml:space="preserve">    </w:t>
+      </w:r>
+      <w:proofErr w:type="gramStart"/>
+      <w:r>
+        <w:t>digitalWrite(</w:t>
+      </w:r>
+      <w:proofErr w:type="gramEnd"/>
+      <w:r>
+        <w:t>orangeLedPin, LOW);</w:t>
+      </w:r>
+    </w:p>
+    <w:p>
+      <w:pPr>
+        <w:pStyle w:val="Code"/>
+      </w:pPr>
+      <w:r>
+        <w:t xml:space="preserve">    </w:t>
+      </w:r>
+      <w:proofErr w:type="gramStart"/>
+      <w:r>
+        <w:t>digitalWrite(</w:t>
+      </w:r>
+      <w:proofErr w:type="gramEnd"/>
+      <w:r>
+        <w:t>yellowLedPin, LOW);</w:t>
+      </w:r>
+    </w:p>
+    <w:p>
+      <w:pPr>
+        <w:pStyle w:val="Code"/>
+      </w:pPr>
+      <w:r>
+        <w:t xml:space="preserve">    </w:t>
+      </w:r>
+      <w:proofErr w:type="gramStart"/>
+      <w:r>
+        <w:t>digitalWrite(</w:t>
+      </w:r>
+      <w:proofErr w:type="gramEnd"/>
+      <w:r>
+        <w:t>greenLedPin, HIGH);</w:t>
+      </w:r>
+    </w:p>
+    <w:p>
+      <w:pPr>
+        <w:pStyle w:val="Code"/>
+      </w:pPr>
+      <w:r>
+        <w:t xml:space="preserve">    </w:t>
+      </w:r>
+      <w:proofErr w:type="gramStart"/>
+      <w:r>
+        <w:t>digitalWrite(</w:t>
+      </w:r>
+      <w:proofErr w:type="gramEnd"/>
+      <w:r>
+        <w:t>blueLedPin, HIGH);</w:t>
       </w:r>
     </w:p>
     <w:p>
@@ -3409,39 +4320,79 @@
         <w:pStyle w:val="Code"/>
       </w:pPr>
       <w:r>
-        <w:t xml:space="preserve">    digitalWrite(redLedPin, LOW);</w:t>
-      </w:r>
-    </w:p>
-    <w:p>
-      <w:pPr>
-        <w:pStyle w:val="Code"/>
-      </w:pPr>
-      <w:r>
-        <w:t xml:space="preserve">    digitalWrite(orangeLedPin, LOW);</w:t>
-      </w:r>
-    </w:p>
-    <w:p>
-      <w:pPr>
-        <w:pStyle w:val="Code"/>
-      </w:pPr>
-      <w:r>
-        <w:t xml:space="preserve">    digitalWrite(yellowLedPin, LOW);</w:t>
-      </w:r>
-    </w:p>
-    <w:p>
-      <w:pPr>
-        <w:pStyle w:val="Code"/>
-      </w:pPr>
-      <w:r>
-        <w:t xml:space="preserve">    digitalWrite(greenLedPin, LOW);</w:t>
-      </w:r>
-    </w:p>
-    <w:p>
-      <w:pPr>
-        <w:pStyle w:val="Code"/>
-      </w:pPr>
-      <w:r>
-        <w:t xml:space="preserve">    digitalWrite(blueLedPin, HIGH);</w:t>
+        <w:t xml:space="preserve">    </w:t>
+      </w:r>
+      <w:proofErr w:type="gramStart"/>
+      <w:r>
+        <w:t>digitalWrite(</w:t>
+      </w:r>
+      <w:proofErr w:type="gramEnd"/>
+      <w:r>
+        <w:t>redLedPin, LOW);</w:t>
+      </w:r>
+    </w:p>
+    <w:p>
+      <w:pPr>
+        <w:pStyle w:val="Code"/>
+      </w:pPr>
+      <w:r>
+        <w:t xml:space="preserve">    </w:t>
+      </w:r>
+      <w:proofErr w:type="gramStart"/>
+      <w:r>
+        <w:t>digitalWrite(</w:t>
+      </w:r>
+      <w:proofErr w:type="gramEnd"/>
+      <w:r>
+        <w:t>orangeLedPin, LOW);</w:t>
+      </w:r>
+    </w:p>
+    <w:p>
+      <w:pPr>
+        <w:pStyle w:val="Code"/>
+      </w:pPr>
+      <w:r>
+        <w:t xml:space="preserve">    </w:t>
+      </w:r>
+      <w:proofErr w:type="gramStart"/>
+      <w:r>
+        <w:t>digitalWrite(</w:t>
+      </w:r>
+      <w:proofErr w:type="gramEnd"/>
+      <w:r>
+        <w:t>yellowLedPin, LOW);</w:t>
+      </w:r>
+    </w:p>
+    <w:p>
+      <w:pPr>
+        <w:pStyle w:val="Code"/>
+      </w:pPr>
+      <w:r>
+        <w:t xml:space="preserve">    </w:t>
+      </w:r>
+      <w:proofErr w:type="gramStart"/>
+      <w:r>
+        <w:t>digitalWrite(</w:t>
+      </w:r>
+      <w:proofErr w:type="gramEnd"/>
+      <w:r>
+        <w:t>greenLedPin, LOW);</w:t>
+      </w:r>
+    </w:p>
+    <w:p>
+      <w:pPr>
+        <w:pStyle w:val="Code"/>
+      </w:pPr>
+      <w:r>
+        <w:t xml:space="preserve">    </w:t>
+      </w:r>
+      <w:proofErr w:type="gramStart"/>
+      <w:r>
+        <w:t>digitalWrite(</w:t>
+      </w:r>
+      <w:proofErr w:type="gramEnd"/>
+      <w:r>
+        <w:t>blueLedPin, HIGH);</w:t>
       </w:r>
     </w:p>
     <w:p>
@@ -3473,39 +4424,79 @@
         <w:pStyle w:val="Code"/>
       </w:pPr>
       <w:r>
-        <w:t xml:space="preserve">    digitalWrite(redLedPin, LOW);</w:t>
-      </w:r>
-    </w:p>
-    <w:p>
-      <w:pPr>
-        <w:pStyle w:val="Code"/>
-      </w:pPr>
-      <w:r>
-        <w:t xml:space="preserve">    digitalWrite(orangeLedPin, LOW);</w:t>
-      </w:r>
-    </w:p>
-    <w:p>
-      <w:pPr>
-        <w:pStyle w:val="Code"/>
-      </w:pPr>
-      <w:r>
-        <w:t xml:space="preserve">    digitalWrite(yellowLedPin, LOW);</w:t>
-      </w:r>
-    </w:p>
-    <w:p>
-      <w:pPr>
-        <w:pStyle w:val="Code"/>
-      </w:pPr>
-      <w:r>
-        <w:t xml:space="preserve">    digitalWrite(greenLedPin, LOW);</w:t>
-      </w:r>
-    </w:p>
-    <w:p>
-      <w:pPr>
-        <w:pStyle w:val="Code"/>
-      </w:pPr>
-      <w:r>
-        <w:t xml:space="preserve">    digitalWrite(blueLedPin, LOW);</w:t>
+        <w:t xml:space="preserve">    </w:t>
+      </w:r>
+      <w:proofErr w:type="gramStart"/>
+      <w:r>
+        <w:t>digitalWrite(</w:t>
+      </w:r>
+      <w:proofErr w:type="gramEnd"/>
+      <w:r>
+        <w:t>redLedPin, LOW);</w:t>
+      </w:r>
+    </w:p>
+    <w:p>
+      <w:pPr>
+        <w:pStyle w:val="Code"/>
+      </w:pPr>
+      <w:r>
+        <w:t xml:space="preserve">    </w:t>
+      </w:r>
+      <w:proofErr w:type="gramStart"/>
+      <w:r>
+        <w:t>digitalWrite(</w:t>
+      </w:r>
+      <w:proofErr w:type="gramEnd"/>
+      <w:r>
+        <w:t>orangeLedPin, LOW);</w:t>
+      </w:r>
+    </w:p>
+    <w:p>
+      <w:pPr>
+        <w:pStyle w:val="Code"/>
+      </w:pPr>
+      <w:r>
+        <w:t xml:space="preserve">    </w:t>
+      </w:r>
+      <w:proofErr w:type="gramStart"/>
+      <w:r>
+        <w:t>digitalWrite(</w:t>
+      </w:r>
+      <w:proofErr w:type="gramEnd"/>
+      <w:r>
+        <w:t>yellowLedPin, LOW);</w:t>
+      </w:r>
+    </w:p>
+    <w:p>
+      <w:pPr>
+        <w:pStyle w:val="Code"/>
+      </w:pPr>
+      <w:r>
+        <w:t xml:space="preserve">    </w:t>
+      </w:r>
+      <w:proofErr w:type="gramStart"/>
+      <w:r>
+        <w:t>digitalWrite(</w:t>
+      </w:r>
+      <w:proofErr w:type="gramEnd"/>
+      <w:r>
+        <w:t>greenLedPin, LOW);</w:t>
+      </w:r>
+    </w:p>
+    <w:p>
+      <w:pPr>
+        <w:pStyle w:val="Code"/>
+      </w:pPr>
+      <w:r>
+        <w:t xml:space="preserve">    </w:t>
+      </w:r>
+      <w:proofErr w:type="gramStart"/>
+      <w:r>
+        <w:t>digitalWrite(</w:t>
+      </w:r>
+      <w:proofErr w:type="gramEnd"/>
+      <w:r>
+        <w:t>blueLedPin, LOW);</w:t>
       </w:r>
     </w:p>
     <w:p>
@@ -3521,7 +4512,15 @@
         <w:pStyle w:val="Code"/>
       </w:pPr>
       <w:r>
-        <w:t xml:space="preserve">  delay(1000);</w:t>
+        <w:t xml:space="preserve">  </w:t>
+      </w:r>
+      <w:proofErr w:type="gramStart"/>
+      <w:r>
+        <w:t>delay(</w:t>
+      </w:r>
+      <w:proofErr w:type="gramEnd"/>
+      <w:r>
+        <w:t>1000);</w:t>
       </w:r>
     </w:p>
     <w:p>
@@ -3795,7 +4794,15 @@
         <w:pStyle w:val="Code"/>
       </w:pPr>
       <w:r>
-        <w:t>long getDistance()</w:t>
+        <w:t xml:space="preserve">long </w:t>
+      </w:r>
+      <w:proofErr w:type="gramStart"/>
+      <w:r>
+        <w:t>getDistance(</w:t>
+      </w:r>
+      <w:proofErr w:type="gramEnd"/>
+      <w:r>
+        <w:t>)</w:t>
       </w:r>
     </w:p>
     <w:p>
@@ -3811,68 +4818,132 @@
         <w:pStyle w:val="Code"/>
       </w:pPr>
       <w:r>
-        <w:t xml:space="preserve">  pinMode(sensorPin, OUTPUT);</w:t>
-      </w:r>
-    </w:p>
-    <w:p>
-      <w:pPr>
-        <w:pStyle w:val="Code"/>
-      </w:pPr>
-      <w:r>
-        <w:t xml:space="preserve">  digitalWrite(sensorPin, LOW);</w:t>
-      </w:r>
-    </w:p>
-    <w:p>
-      <w:pPr>
-        <w:pStyle w:val="Code"/>
-      </w:pPr>
-      <w:r>
-        <w:t xml:space="preserve">  delayMicroseconds(2);</w:t>
-      </w:r>
-    </w:p>
-    <w:p>
-      <w:pPr>
-        <w:pStyle w:val="Code"/>
-      </w:pPr>
-      <w:r>
-        <w:t xml:space="preserve">  digitalWrite(sensorPin, HIGH);</w:t>
-      </w:r>
-    </w:p>
-    <w:p>
-      <w:pPr>
-        <w:pStyle w:val="Code"/>
-      </w:pPr>
-      <w:r>
-        <w:t xml:space="preserve">  delayMicroseconds(10);</w:t>
-      </w:r>
-    </w:p>
-    <w:p>
-      <w:pPr>
-        <w:pStyle w:val="Code"/>
-      </w:pPr>
-      <w:r>
-        <w:t xml:space="preserve">  digitalWrite(sensorPin, LOW);</w:t>
-      </w:r>
-    </w:p>
-    <w:p>
-      <w:pPr>
-        <w:pStyle w:val="Code"/>
-      </w:pPr>
-    </w:p>
-    <w:p>
-      <w:pPr>
-        <w:pStyle w:val="Code"/>
-      </w:pPr>
-      <w:r>
-        <w:t xml:space="preserve">  pinMode(sensorPin, INPUT);</w:t>
-      </w:r>
-    </w:p>
-    <w:p>
-      <w:pPr>
-        <w:pStyle w:val="Code"/>
-      </w:pPr>
-      <w:r>
-        <w:t xml:space="preserve">  long dur = pulseIn(sensorPin, HIGH);</w:t>
+        <w:t xml:space="preserve">  </w:t>
+      </w:r>
+      <w:proofErr w:type="gramStart"/>
+      <w:r>
+        <w:t>pinMode(</w:t>
+      </w:r>
+      <w:proofErr w:type="gramEnd"/>
+      <w:r>
+        <w:t>sensorPin, OUTPUT);</w:t>
+      </w:r>
+    </w:p>
+    <w:p>
+      <w:pPr>
+        <w:pStyle w:val="Code"/>
+      </w:pPr>
+      <w:r>
+        <w:t xml:space="preserve">  </w:t>
+      </w:r>
+      <w:proofErr w:type="gramStart"/>
+      <w:r>
+        <w:t>digitalWrite(</w:t>
+      </w:r>
+      <w:proofErr w:type="gramEnd"/>
+      <w:r>
+        <w:t>sensorPin, LOW);</w:t>
+      </w:r>
+    </w:p>
+    <w:p>
+      <w:pPr>
+        <w:pStyle w:val="Code"/>
+      </w:pPr>
+      <w:r>
+        <w:t xml:space="preserve">  </w:t>
+      </w:r>
+      <w:proofErr w:type="gramStart"/>
+      <w:r>
+        <w:t>delayMicroseconds(</w:t>
+      </w:r>
+      <w:proofErr w:type="gramEnd"/>
+      <w:r>
+        <w:t>2);</w:t>
+      </w:r>
+    </w:p>
+    <w:p>
+      <w:pPr>
+        <w:pStyle w:val="Code"/>
+      </w:pPr>
+      <w:r>
+        <w:t xml:space="preserve">  </w:t>
+      </w:r>
+      <w:proofErr w:type="gramStart"/>
+      <w:r>
+        <w:t>digitalWrite(</w:t>
+      </w:r>
+      <w:proofErr w:type="gramEnd"/>
+      <w:r>
+        <w:t>sensorPin, HIGH);</w:t>
+      </w:r>
+    </w:p>
+    <w:p>
+      <w:pPr>
+        <w:pStyle w:val="Code"/>
+      </w:pPr>
+      <w:r>
+        <w:t xml:space="preserve">  </w:t>
+      </w:r>
+      <w:proofErr w:type="gramStart"/>
+      <w:r>
+        <w:t>delayMicroseconds(</w:t>
+      </w:r>
+      <w:proofErr w:type="gramEnd"/>
+      <w:r>
+        <w:t>10);</w:t>
+      </w:r>
+    </w:p>
+    <w:p>
+      <w:pPr>
+        <w:pStyle w:val="Code"/>
+      </w:pPr>
+      <w:r>
+        <w:t xml:space="preserve">  </w:t>
+      </w:r>
+      <w:proofErr w:type="gramStart"/>
+      <w:r>
+        <w:t>digitalWrite(</w:t>
+      </w:r>
+      <w:proofErr w:type="gramEnd"/>
+      <w:r>
+        <w:t>sensorPin, LOW);</w:t>
+      </w:r>
+    </w:p>
+    <w:p>
+      <w:pPr>
+        <w:pStyle w:val="Code"/>
+      </w:pPr>
+    </w:p>
+    <w:p>
+      <w:pPr>
+        <w:pStyle w:val="Code"/>
+      </w:pPr>
+      <w:r>
+        <w:t xml:space="preserve">  </w:t>
+      </w:r>
+      <w:proofErr w:type="gramStart"/>
+      <w:r>
+        <w:t>pinMode(</w:t>
+      </w:r>
+      <w:proofErr w:type="gramEnd"/>
+      <w:r>
+        <w:t>sensorPin, INPUT);</w:t>
+      </w:r>
+    </w:p>
+    <w:p>
+      <w:pPr>
+        <w:pStyle w:val="Code"/>
+      </w:pPr>
+      <w:r>
+        <w:t xml:space="preserve">  long dur = </w:t>
+      </w:r>
+      <w:proofErr w:type="gramStart"/>
+      <w:r>
+        <w:t>pulseIn(</w:t>
+      </w:r>
+      <w:proofErr w:type="gramEnd"/>
+      <w:r>
+        <w:t>sensorPin, HIGH);</w:t>
       </w:r>
     </w:p>
     <w:p>
@@ -3909,7 +4980,15 @@
         <w:pStyle w:val="Code"/>
       </w:pPr>
       <w:r>
-        <w:t>void setup()</w:t>
+        <w:t xml:space="preserve">void </w:t>
+      </w:r>
+      <w:proofErr w:type="gramStart"/>
+      <w:r>
+        <w:t>setup(</w:t>
+      </w:r>
+      <w:proofErr w:type="gramEnd"/>
+      <w:r>
+        <w:t>)</w:t>
       </w:r>
     </w:p>
     <w:p>
@@ -3925,7 +5004,15 @@
         <w:pStyle w:val="Code"/>
       </w:pPr>
       <w:r>
-        <w:t xml:space="preserve">  pinMode(sensorPin, OUTPUT);</w:t>
+        <w:t xml:space="preserve">  </w:t>
+      </w:r>
+      <w:proofErr w:type="gramStart"/>
+      <w:r>
+        <w:t>pinMode(</w:t>
+      </w:r>
+      <w:proofErr w:type="gramEnd"/>
+      <w:r>
+        <w:t>sensorPin, OUTPUT);</w:t>
       </w:r>
     </w:p>
     <w:p>
@@ -3946,7 +5033,15 @@
         <w:pStyle w:val="Code"/>
       </w:pPr>
       <w:r>
-        <w:t>void loop()</w:t>
+        <w:t xml:space="preserve">void </w:t>
+      </w:r>
+      <w:proofErr w:type="gramStart"/>
+      <w:r>
+        <w:t>loop(</w:t>
+      </w:r>
+      <w:proofErr w:type="gramEnd"/>
+      <w:r>
+        <w:t>)</w:t>
       </w:r>
     </w:p>
     <w:p>
@@ -3962,15 +5057,31 @@
         <w:pStyle w:val="Code"/>
       </w:pPr>
       <w:r>
-        <w:t xml:space="preserve">  long distance = getDistance();</w:t>
-      </w:r>
-    </w:p>
-    <w:p>
-      <w:pPr>
-        <w:pStyle w:val="Code"/>
-      </w:pPr>
-      <w:r>
-        <w:t xml:space="preserve">  analogWrite(sensorPin, distance);</w:t>
+        <w:t xml:space="preserve">  long distance = </w:t>
+      </w:r>
+      <w:proofErr w:type="gramStart"/>
+      <w:r>
+        <w:t>getDistance(</w:t>
+      </w:r>
+      <w:proofErr w:type="gramEnd"/>
+      <w:r>
+        <w:t>);</w:t>
+      </w:r>
+    </w:p>
+    <w:p>
+      <w:pPr>
+        <w:pStyle w:val="Code"/>
+      </w:pPr>
+      <w:r>
+        <w:t xml:space="preserve">  </w:t>
+      </w:r>
+      <w:proofErr w:type="gramStart"/>
+      <w:r>
+        <w:t>analogWrite(</w:t>
+      </w:r>
+      <w:proofErr w:type="gramEnd"/>
+      <w:r>
+        <w:t>sensorPin, distance);</w:t>
       </w:r>
     </w:p>
     <w:p>
@@ -4055,8 +5166,13 @@
       <w:pPr>
         <w:pStyle w:val="Code"/>
       </w:pPr>
-      <w:r>
-        <w:t>pinMode(sensorPin, OUTPUT);</w:t>
+      <w:proofErr w:type="gramStart"/>
+      <w:r>
+        <w:t>pinMode(</w:t>
+      </w:r>
+      <w:proofErr w:type="gramEnd"/>
+      <w:r>
+        <w:t>sensorPin, OUTPUT);</w:t>
       </w:r>
     </w:p>
     <w:p>
@@ -4140,8 +5256,13 @@
       <w:pPr>
         <w:pStyle w:val="Code"/>
       </w:pPr>
-      <w:r>
-        <w:t>analogWrite(sensorPin, distance/4);</w:t>
+      <w:proofErr w:type="gramStart"/>
+      <w:r>
+        <w:t>analogWrite(</w:t>
+      </w:r>
+      <w:proofErr w:type="gramEnd"/>
+      <w:r>
+        <w:t>sensorPin, distance/4);</w:t>
       </w:r>
     </w:p>
     <w:p>
@@ -4189,8 +5310,13 @@
       <w:pPr>
         <w:pStyle w:val="Code"/>
       </w:pPr>
-      <w:r>
-        <w:t>analogWrite(ledPin, distance);</w:t>
+      <w:proofErr w:type="gramStart"/>
+      <w:r>
+        <w:t>analogWrite(</w:t>
+      </w:r>
+      <w:proofErr w:type="gramEnd"/>
+      <w:r>
+        <w:t>ledPin, distance);</w:t>
       </w:r>
     </w:p>
     <w:p>
@@ -4329,7 +5455,15 @@
         <w:pStyle w:val="Code"/>
       </w:pPr>
       <w:r>
-        <w:t>long convertDistanceRange(long oldValue)</w:t>
+        <w:t xml:space="preserve">long </w:t>
+      </w:r>
+      <w:proofErr w:type="gramStart"/>
+      <w:r>
+        <w:t>convertDistanceRange(</w:t>
+      </w:r>
+      <w:proofErr w:type="gramEnd"/>
+      <w:r>
+        <w:t>long oldValue)</w:t>
       </w:r>
     </w:p>
     <w:p>
@@ -4450,6 +5584,9 @@
     <w:p>
       <w:pPr>
         <w:pStyle w:val="P"/>
+        <w:rPr>
+          <w:lang w:val="en-US"/>
+        </w:rPr>
       </w:pPr>
       <w:hyperlink r:id="rId18" w:history="1">
         <w:r>
@@ -4497,7 +5634,15 @@
         <w:pStyle w:val="Code"/>
       </w:pPr>
       <w:r>
-        <w:t>long getDistance()</w:t>
+        <w:t xml:space="preserve">long </w:t>
+      </w:r>
+      <w:proofErr w:type="gramStart"/>
+      <w:r>
+        <w:t>getDistance(</w:t>
+      </w:r>
+      <w:proofErr w:type="gramEnd"/>
+      <w:r>
+        <w:t>)</w:t>
       </w:r>
     </w:p>
     <w:p>
@@ -4513,68 +5658,132 @@
         <w:pStyle w:val="Code"/>
       </w:pPr>
       <w:r>
-        <w:t xml:space="preserve">  pinMode(sensorPin, OUTPUT);</w:t>
-      </w:r>
-    </w:p>
-    <w:p>
-      <w:pPr>
-        <w:pStyle w:val="Code"/>
-      </w:pPr>
-      <w:r>
-        <w:t xml:space="preserve">  digitalWrite(sensorPin, LOW);</w:t>
-      </w:r>
-    </w:p>
-    <w:p>
-      <w:pPr>
-        <w:pStyle w:val="Code"/>
-      </w:pPr>
-      <w:r>
-        <w:t xml:space="preserve">  delayMicroseconds(2);</w:t>
-      </w:r>
-    </w:p>
-    <w:p>
-      <w:pPr>
-        <w:pStyle w:val="Code"/>
-      </w:pPr>
-      <w:r>
-        <w:t xml:space="preserve">  digitalWrite(sensorPin, HIGH);</w:t>
-      </w:r>
-    </w:p>
-    <w:p>
-      <w:pPr>
-        <w:pStyle w:val="Code"/>
-      </w:pPr>
-      <w:r>
-        <w:t xml:space="preserve">  delayMicroseconds(10);</w:t>
-      </w:r>
-    </w:p>
-    <w:p>
-      <w:pPr>
-        <w:pStyle w:val="Code"/>
-      </w:pPr>
-      <w:r>
-        <w:t xml:space="preserve">  digitalWrite(sensorPin, LOW);</w:t>
-      </w:r>
-    </w:p>
-    <w:p>
-      <w:pPr>
-        <w:pStyle w:val="Code"/>
-      </w:pPr>
-    </w:p>
-    <w:p>
-      <w:pPr>
-        <w:pStyle w:val="Code"/>
-      </w:pPr>
-      <w:r>
-        <w:t xml:space="preserve">  pinMode(sensorPin, INPUT);</w:t>
-      </w:r>
-    </w:p>
-    <w:p>
-      <w:pPr>
-        <w:pStyle w:val="Code"/>
-      </w:pPr>
-      <w:r>
-        <w:t xml:space="preserve">  long dur = pulseIn(sensorPin, HIGH);</w:t>
+        <w:t xml:space="preserve">  </w:t>
+      </w:r>
+      <w:proofErr w:type="gramStart"/>
+      <w:r>
+        <w:t>pinMode(</w:t>
+      </w:r>
+      <w:proofErr w:type="gramEnd"/>
+      <w:r>
+        <w:t>sensorPin, OUTPUT);</w:t>
+      </w:r>
+    </w:p>
+    <w:p>
+      <w:pPr>
+        <w:pStyle w:val="Code"/>
+      </w:pPr>
+      <w:r>
+        <w:t xml:space="preserve">  </w:t>
+      </w:r>
+      <w:proofErr w:type="gramStart"/>
+      <w:r>
+        <w:t>digitalWrite(</w:t>
+      </w:r>
+      <w:proofErr w:type="gramEnd"/>
+      <w:r>
+        <w:t>sensorPin, LOW);</w:t>
+      </w:r>
+    </w:p>
+    <w:p>
+      <w:pPr>
+        <w:pStyle w:val="Code"/>
+      </w:pPr>
+      <w:r>
+        <w:t xml:space="preserve">  </w:t>
+      </w:r>
+      <w:proofErr w:type="gramStart"/>
+      <w:r>
+        <w:t>delayMicroseconds(</w:t>
+      </w:r>
+      <w:proofErr w:type="gramEnd"/>
+      <w:r>
+        <w:t>2);</w:t>
+      </w:r>
+    </w:p>
+    <w:p>
+      <w:pPr>
+        <w:pStyle w:val="Code"/>
+      </w:pPr>
+      <w:r>
+        <w:t xml:space="preserve">  </w:t>
+      </w:r>
+      <w:proofErr w:type="gramStart"/>
+      <w:r>
+        <w:t>digitalWrite(</w:t>
+      </w:r>
+      <w:proofErr w:type="gramEnd"/>
+      <w:r>
+        <w:t>sensorPin, HIGH);</w:t>
+      </w:r>
+    </w:p>
+    <w:p>
+      <w:pPr>
+        <w:pStyle w:val="Code"/>
+      </w:pPr>
+      <w:r>
+        <w:t xml:space="preserve">  </w:t>
+      </w:r>
+      <w:proofErr w:type="gramStart"/>
+      <w:r>
+        <w:t>delayMicroseconds(</w:t>
+      </w:r>
+      <w:proofErr w:type="gramEnd"/>
+      <w:r>
+        <w:t>10);</w:t>
+      </w:r>
+    </w:p>
+    <w:p>
+      <w:pPr>
+        <w:pStyle w:val="Code"/>
+      </w:pPr>
+      <w:r>
+        <w:t xml:space="preserve">  </w:t>
+      </w:r>
+      <w:proofErr w:type="gramStart"/>
+      <w:r>
+        <w:t>digitalWrite(</w:t>
+      </w:r>
+      <w:proofErr w:type="gramEnd"/>
+      <w:r>
+        <w:t>sensorPin, LOW);</w:t>
+      </w:r>
+    </w:p>
+    <w:p>
+      <w:pPr>
+        <w:pStyle w:val="Code"/>
+      </w:pPr>
+    </w:p>
+    <w:p>
+      <w:pPr>
+        <w:pStyle w:val="Code"/>
+      </w:pPr>
+      <w:r>
+        <w:t xml:space="preserve">  </w:t>
+      </w:r>
+      <w:proofErr w:type="gramStart"/>
+      <w:r>
+        <w:t>pinMode(</w:t>
+      </w:r>
+      <w:proofErr w:type="gramEnd"/>
+      <w:r>
+        <w:t>sensorPin, INPUT);</w:t>
+      </w:r>
+    </w:p>
+    <w:p>
+      <w:pPr>
+        <w:pStyle w:val="Code"/>
+      </w:pPr>
+      <w:r>
+        <w:t xml:space="preserve">  long dur = </w:t>
+      </w:r>
+      <w:proofErr w:type="gramStart"/>
+      <w:r>
+        <w:t>pulseIn(</w:t>
+      </w:r>
+      <w:proofErr w:type="gramEnd"/>
+      <w:r>
+        <w:t>sensorPin, HIGH);</w:t>
       </w:r>
     </w:p>
     <w:p>
@@ -4611,7 +5820,15 @@
         <w:pStyle w:val="Code"/>
       </w:pPr>
       <w:r>
-        <w:t>long convertDistanceRange(long oldValue)</w:t>
+        <w:t xml:space="preserve">long </w:t>
+      </w:r>
+      <w:proofErr w:type="gramStart"/>
+      <w:r>
+        <w:t>convertDistanceRange(</w:t>
+      </w:r>
+      <w:proofErr w:type="gramEnd"/>
+      <w:r>
+        <w:t>long oldValue)</w:t>
       </w:r>
     </w:p>
     <w:p>
@@ -4715,7 +5932,15 @@
         <w:pStyle w:val="Code"/>
       </w:pPr>
       <w:r>
-        <w:t>void setup()</w:t>
+        <w:t xml:space="preserve">void </w:t>
+      </w:r>
+      <w:proofErr w:type="gramStart"/>
+      <w:r>
+        <w:t>setup(</w:t>
+      </w:r>
+      <w:proofErr w:type="gramEnd"/>
+      <w:r>
+        <w:t>)</w:t>
       </w:r>
     </w:p>
     <w:p>
@@ -4739,7 +5964,15 @@
         <w:pStyle w:val="Code"/>
       </w:pPr>
       <w:r>
-        <w:t xml:space="preserve">  pinMode(ledPin, OUTPUT);</w:t>
+        <w:t xml:space="preserve">  </w:t>
+      </w:r>
+      <w:proofErr w:type="gramStart"/>
+      <w:r>
+        <w:t>pinMode(</w:t>
+      </w:r>
+      <w:proofErr w:type="gramEnd"/>
+      <w:r>
+        <w:t>ledPin, OUTPUT);</w:t>
       </w:r>
     </w:p>
     <w:p>
@@ -4760,7 +5993,15 @@
         <w:pStyle w:val="Code"/>
       </w:pPr>
       <w:r>
-        <w:t>void loop()</w:t>
+        <w:t xml:space="preserve">void </w:t>
+      </w:r>
+      <w:proofErr w:type="gramStart"/>
+      <w:r>
+        <w:t>loop(</w:t>
+      </w:r>
+      <w:proofErr w:type="gramEnd"/>
+      <w:r>
+        <w:t>)</w:t>
       </w:r>
     </w:p>
     <w:p>
@@ -4776,7 +6017,15 @@
         <w:pStyle w:val="Code"/>
       </w:pPr>
       <w:r>
-        <w:t xml:space="preserve">  long distance = getDistance();</w:t>
+        <w:t xml:space="preserve">  long distance = </w:t>
+      </w:r>
+      <w:proofErr w:type="gramStart"/>
+      <w:r>
+        <w:t>getDistance(</w:t>
+      </w:r>
+      <w:proofErr w:type="gramEnd"/>
+      <w:r>
+        <w:t>);</w:t>
       </w:r>
     </w:p>
     <w:p>
@@ -4800,23 +6049,44 @@
         <w:pStyle w:val="Code"/>
       </w:pPr>
       <w:r>
-        <w:t xml:space="preserve">  delay(500);</w:t>
-      </w:r>
-    </w:p>
-    <w:p>
-      <w:pPr>
-        <w:pStyle w:val="Code"/>
-      </w:pPr>
-      <w:r>
-        <w:t xml:space="preserve">  if (distance&lt;0 || distance&gt;300){</w:t>
-      </w:r>
-    </w:p>
-    <w:p>
-      <w:pPr>
-        <w:pStyle w:val="Code"/>
-      </w:pPr>
-      <w:r>
-        <w:t xml:space="preserve">    analogWrite(ledPin, LOW);</w:t>
+        <w:t xml:space="preserve">  </w:t>
+      </w:r>
+      <w:proofErr w:type="gramStart"/>
+      <w:r>
+        <w:t>delay(</w:t>
+      </w:r>
+      <w:proofErr w:type="gramEnd"/>
+      <w:r>
+        <w:t>500);</w:t>
+      </w:r>
+    </w:p>
+    <w:p>
+      <w:pPr>
+        <w:pStyle w:val="Code"/>
+      </w:pPr>
+      <w:r>
+        <w:t xml:space="preserve">  if (distance&lt;0 || distance&gt;</w:t>
+      </w:r>
+      <w:proofErr w:type="gramStart"/>
+      <w:r>
+        <w:t>300){</w:t>
+      </w:r>
+      <w:proofErr w:type="gramEnd"/>
+    </w:p>
+    <w:p>
+      <w:pPr>
+        <w:pStyle w:val="Code"/>
+      </w:pPr>
+      <w:r>
+        <w:t xml:space="preserve">    </w:t>
+      </w:r>
+      <w:proofErr w:type="gramStart"/>
+      <w:r>
+        <w:t>analogWrite(</w:t>
+      </w:r>
+      <w:proofErr w:type="gramEnd"/>
+      <w:r>
+        <w:t>ledPin, LOW);</w:t>
       </w:r>
     </w:p>
     <w:p>
@@ -4832,7 +6102,15 @@
         <w:pStyle w:val="Code"/>
       </w:pPr>
       <w:r>
-        <w:t xml:space="preserve">    analogWrite(ledPin, -convertDistanceRange(distance));</w:t>
+        <w:t xml:space="preserve">    </w:t>
+      </w:r>
+      <w:proofErr w:type="gramStart"/>
+      <w:r>
+        <w:t>analogWrite(</w:t>
+      </w:r>
+      <w:proofErr w:type="gramEnd"/>
+      <w:r>
+        <w:t>ledPin, -convertDistanceRange(distance));</w:t>
       </w:r>
     </w:p>
     <w:p>
@@ -4859,6 +6137,9 @@
     <w:p>
       <w:pPr>
         <w:pStyle w:val="H2"/>
+        <w:rPr>
+          <w:lang w:val="en-US"/>
+        </w:rPr>
       </w:pPr>
       <w:r>
         <w:t>5</w:t>
@@ -4869,9 +6150,92 @@
     </w:p>
     <w:p>
       <w:pPr>
+        <w:pStyle w:val="P"/>
+        <w:rPr>
+          <w:lang w:val="en-US"/>
+        </w:rPr>
+      </w:pPr>
+    </w:p>
+    <w:p>
+      <w:pPr>
+        <w:pStyle w:val="P"/>
+      </w:pPr>
+      <w:r>
+        <w:t>Під’єднано компоненти схеми:</w:t>
+      </w:r>
+    </w:p>
+    <w:p>
+      <w:pPr>
+        <w:pStyle w:val="P"/>
+      </w:pPr>
+    </w:p>
+    <w:p>
+      <w:pPr>
+        <w:pStyle w:val="IMG"/>
+      </w:pPr>
+      <w:r>
+        <w:lastRenderedPageBreak/>
+        <w:drawing>
+          <wp:inline distT="0" distB="0" distL="0" distR="0" wp14:anchorId="4CE1FE1F" wp14:editId="1019B664">
+            <wp:extent cx="5731510" cy="7546340"/>
+            <wp:effectExtent l="0" t="0" r="2540" b="0"/>
+            <wp:docPr id="1601100948" name="Рисунок 1" descr="Зображення, що містить Електронна інженерія, текст, схема, Компонент схеми&#10;&#10;Вміст, створений ШІ, може бути неправильним."/>
+            <wp:cNvGraphicFramePr>
+              <a:graphicFrameLocks xmlns:a="http://schemas.openxmlformats.org/drawingml/2006/main" noChangeAspect="1"/>
+            </wp:cNvGraphicFramePr>
+            <a:graphic xmlns:a="http://schemas.openxmlformats.org/drawingml/2006/main">
+              <a:graphicData uri="http://schemas.openxmlformats.org/drawingml/2006/picture">
+                <pic:pic xmlns:pic="http://schemas.openxmlformats.org/drawingml/2006/picture">
+                  <pic:nvPicPr>
+                    <pic:cNvPr id="1601100948" name="Рисунок 1" descr="Зображення, що містить Електронна інженерія, текст, схема, Компонент схеми&#10;&#10;Вміст, створений ШІ, може бути неправильним."/>
+                    <pic:cNvPicPr/>
+                  </pic:nvPicPr>
+                  <pic:blipFill>
+                    <a:blip r:embed="rId19"/>
+                    <a:stretch>
+                      <a:fillRect/>
+                    </a:stretch>
+                  </pic:blipFill>
+                  <pic:spPr>
+                    <a:xfrm>
+                      <a:off x="0" y="0"/>
+                      <a:ext cx="5731510" cy="7546340"/>
+                    </a:xfrm>
+                    <a:prstGeom prst="rect">
+                      <a:avLst/>
+                    </a:prstGeom>
+                  </pic:spPr>
+                </pic:pic>
+              </a:graphicData>
+            </a:graphic>
+          </wp:inline>
+        </w:drawing>
+      </w:r>
+    </w:p>
+    <w:p>
+      <w:pPr>
+        <w:pStyle w:val="IMG"/>
+      </w:pPr>
+      <w:r>
+        <w:t>Рисунок 5.1 – Під’єднані компоненти</w:t>
+      </w:r>
+    </w:p>
+    <w:p>
+      <w:pPr>
+        <w:pStyle w:val="IMG"/>
+      </w:pPr>
+    </w:p>
+    <w:p>
+      <w:pPr>
+        <w:pStyle w:val="P"/>
+      </w:pPr>
+    </w:p>
+    <w:p>
+      <w:pPr>
         <w:pStyle w:val="H1"/>
       </w:pPr>
       <w:r>
+        <w:lastRenderedPageBreak/>
         <w:t>Висновки</w:t>
       </w:r>
     </w:p>

--- a/32IV Inzhenerija vbudovanyh/2/KNT-122_Onyshchenko_Variant-19_PR2.docx
+++ b/32IV Inzhenerija vbudovanyh/2/KNT-122_Onyshchenko_Variant-19_PR2.docx
@@ -183,16 +183,13 @@
         <w:t>«</w:t>
       </w:r>
       <w:r>
-        <w:t>Моделювання роботиультра</w:t>
-      </w:r>
-      <w:r>
-        <w:rPr>
-          <w:lang w:val="en-US"/>
-        </w:rPr>
+        <w:t>Моделювання роботи</w:t>
+      </w:r>
+      <w:r>
         <w:t xml:space="preserve"> </w:t>
       </w:r>
       <w:r>
-        <w:t>звукового</w:t>
+        <w:t>ультразвукового</w:t>
       </w:r>
       <w:r>
         <w:rPr>
@@ -529,7 +526,37 @@
         </w:numPr>
       </w:pPr>
       <w:r>
-        <w:t>Додайте на схему пʼять світлодіодів. Якщо відстань до обʼєкта менше 50 см, то всі світлодіоди вмикаються. Якщо відстань більше 50 см і менше 100 см -&gt; 4 світлодіоди вмикаються. Якщо відстань більше 100 см і менше 150 см -&gt; 3 світлодіоди вмикаються. Якщо відстань більше 150 см і менше 200 см -&gt; 2 світлодіоди вмикаються. Якщо відстань більше 200 см і менше 300 см -&gt; один світлодіод вмикається.Якщо відстань перевищує 300 см, усі світлодіоди вимикаються.</w:t>
+        <w:t xml:space="preserve">Додайте на схему пʼять світлодіодів. Якщо відстань до обʼєкта менше 50 см, то всі світлодіоди вмикаються. Якщо відстань більше 50 см і менше 100 см </w:t>
+      </w:r>
+      <w:r>
+        <w:t>→</w:t>
+      </w:r>
+      <w:r>
+        <w:t xml:space="preserve"> 4 світлодіоди вмикаються. Якщо відстань більше 100 см і менше 150 см </w:t>
+      </w:r>
+      <w:r>
+        <w:t>→</w:t>
+      </w:r>
+      <w:r>
+        <w:t xml:space="preserve"> 3 світлодіоди вмикаються. Якщо відстань більше 150 см і менше 200 см </w:t>
+      </w:r>
+      <w:r>
+        <w:t>→</w:t>
+      </w:r>
+      <w:r>
+        <w:t xml:space="preserve"> 2 світлодіоди вмикаються. Якщо відстань більше 200 см і менше 300 см </w:t>
+      </w:r>
+      <w:r>
+        <w:t>→</w:t>
+      </w:r>
+      <w:r>
+        <w:t xml:space="preserve"> один світлодіод вмикається.</w:t>
+      </w:r>
+      <w:r>
+        <w:t xml:space="preserve"> </w:t>
+      </w:r>
+      <w:r>
+        <w:t>Якщо відстань перевищує 300 см, усі світлодіоди вимикаються.</w:t>
       </w:r>
     </w:p>
     <w:p>
@@ -624,7 +651,13 @@
         <w:t xml:space="preserve">макетоплату </w:t>
       </w:r>
       <w:r>
-        <w:t>додано ультразвуковий датчик вимірювання дистанції та світлодіод:</w:t>
+        <w:t>додано ультразвуковий датчик вимірювання дистанції та світлодіод</w:t>
+      </w:r>
+      <w:r>
+        <w:t xml:space="preserve"> з резистором</w:t>
+      </w:r>
+      <w:r>
+        <w:t>:</w:t>
       </w:r>
     </w:p>
     <w:p>
@@ -689,7 +722,7 @@
         <w:t>1</w:t>
       </w:r>
       <w:r>
-        <w:t xml:space="preserve"> – Під’єднані компоненти прикладу</w:t>
+        <w:t xml:space="preserve"> – Під’єднані компоненти</w:t>
       </w:r>
     </w:p>
     <w:p>
@@ -732,13 +765,8 @@
         <w:pStyle w:val="Code"/>
       </w:pPr>
       <w:r>
-        <w:t xml:space="preserve">long </w:t>
-      </w:r>
-      <w:proofErr w:type="gramStart"/>
-      <w:r>
-        <w:t>readUltrasonicDistance(</w:t>
-      </w:r>
-      <w:proofErr w:type="gramEnd"/>
+        <w:t>long readUltrasonicDistance(</w:t>
+      </w:r>
     </w:p>
     <w:p>
       <w:pPr>
@@ -769,132 +797,68 @@
         <w:pStyle w:val="Code"/>
       </w:pPr>
       <w:r>
-        <w:t xml:space="preserve">  </w:t>
-      </w:r>
-      <w:proofErr w:type="gramStart"/>
-      <w:r>
-        <w:t>pinMode(</w:t>
-      </w:r>
-      <w:proofErr w:type="gramEnd"/>
-      <w:r>
-        <w:t>triggerPin, OUTPUT);</w:t>
-      </w:r>
-    </w:p>
-    <w:p>
-      <w:pPr>
-        <w:pStyle w:val="Code"/>
-      </w:pPr>
-      <w:r>
-        <w:t xml:space="preserve">  </w:t>
-      </w:r>
-      <w:proofErr w:type="gramStart"/>
-      <w:r>
-        <w:t>digitalWrite(</w:t>
-      </w:r>
-      <w:proofErr w:type="gramEnd"/>
-      <w:r>
-        <w:t>triggerPin, LOW);</w:t>
-      </w:r>
-    </w:p>
-    <w:p>
-      <w:pPr>
-        <w:pStyle w:val="Code"/>
-      </w:pPr>
-      <w:r>
-        <w:t xml:space="preserve">  </w:t>
-      </w:r>
-      <w:proofErr w:type="gramStart"/>
-      <w:r>
-        <w:t>delayMicroseconds(</w:t>
-      </w:r>
-      <w:proofErr w:type="gramEnd"/>
-      <w:r>
-        <w:t>2);</w:t>
-      </w:r>
-    </w:p>
-    <w:p>
-      <w:pPr>
-        <w:pStyle w:val="Code"/>
-      </w:pPr>
-      <w:r>
-        <w:t xml:space="preserve">  </w:t>
-      </w:r>
-      <w:proofErr w:type="gramStart"/>
-      <w:r>
-        <w:t>digitalWrite(</w:t>
-      </w:r>
-      <w:proofErr w:type="gramEnd"/>
-      <w:r>
-        <w:t>triggerPin, HIGH);</w:t>
-      </w:r>
-    </w:p>
-    <w:p>
-      <w:pPr>
-        <w:pStyle w:val="Code"/>
-      </w:pPr>
-      <w:r>
-        <w:t xml:space="preserve">  </w:t>
-      </w:r>
-      <w:proofErr w:type="gramStart"/>
-      <w:r>
-        <w:t>delayMicroseconds(</w:t>
-      </w:r>
-      <w:proofErr w:type="gramEnd"/>
-      <w:r>
-        <w:t>10);</w:t>
-      </w:r>
-    </w:p>
-    <w:p>
-      <w:pPr>
-        <w:pStyle w:val="Code"/>
-      </w:pPr>
-      <w:r>
-        <w:t xml:space="preserve">  </w:t>
-      </w:r>
-      <w:proofErr w:type="gramStart"/>
-      <w:r>
-        <w:t>digitalWrite(</w:t>
-      </w:r>
-      <w:proofErr w:type="gramEnd"/>
-      <w:r>
-        <w:t>triggerPin, LOW);</w:t>
-      </w:r>
-    </w:p>
-    <w:p>
-      <w:pPr>
-        <w:pStyle w:val="Code"/>
-      </w:pPr>
-      <w:r>
-        <w:t xml:space="preserve">  </w:t>
-      </w:r>
-      <w:proofErr w:type="gramStart"/>
-      <w:r>
-        <w:t>pinMode(</w:t>
-      </w:r>
-      <w:proofErr w:type="gramEnd"/>
-      <w:r>
-        <w:t>echoPin, INPUT);</w:t>
-      </w:r>
-    </w:p>
-    <w:p>
-      <w:pPr>
-        <w:pStyle w:val="Code"/>
-      </w:pPr>
-    </w:p>
-    <w:p>
-      <w:pPr>
-        <w:pStyle w:val="Code"/>
-      </w:pPr>
-      <w:r>
-        <w:t xml:space="preserve">  long duration=</w:t>
-      </w:r>
-      <w:proofErr w:type="gramStart"/>
-      <w:r>
-        <w:t>pulseIn(</w:t>
-      </w:r>
-      <w:proofErr w:type="gramEnd"/>
-      <w:r>
-        <w:t>echoPin, HIGH);</w:t>
+        <w:t xml:space="preserve">  pinMode(triggerPin, OUTPUT);</w:t>
+      </w:r>
+    </w:p>
+    <w:p>
+      <w:pPr>
+        <w:pStyle w:val="Code"/>
+      </w:pPr>
+      <w:r>
+        <w:t xml:space="preserve">  digitalWrite(triggerPin, LOW);</w:t>
+      </w:r>
+    </w:p>
+    <w:p>
+      <w:pPr>
+        <w:pStyle w:val="Code"/>
+      </w:pPr>
+      <w:r>
+        <w:t xml:space="preserve">  delayMicroseconds(2);</w:t>
+      </w:r>
+    </w:p>
+    <w:p>
+      <w:pPr>
+        <w:pStyle w:val="Code"/>
+      </w:pPr>
+      <w:r>
+        <w:t xml:space="preserve">  digitalWrite(triggerPin, HIGH);</w:t>
+      </w:r>
+    </w:p>
+    <w:p>
+      <w:pPr>
+        <w:pStyle w:val="Code"/>
+      </w:pPr>
+      <w:r>
+        <w:t xml:space="preserve">  delayMicroseconds(10);</w:t>
+      </w:r>
+    </w:p>
+    <w:p>
+      <w:pPr>
+        <w:pStyle w:val="Code"/>
+      </w:pPr>
+      <w:r>
+        <w:t xml:space="preserve">  digitalWrite(triggerPin, LOW);</w:t>
+      </w:r>
+    </w:p>
+    <w:p>
+      <w:pPr>
+        <w:pStyle w:val="Code"/>
+      </w:pPr>
+      <w:r>
+        <w:t xml:space="preserve">  pinMode(echoPin, INPUT);</w:t>
+      </w:r>
+    </w:p>
+    <w:p>
+      <w:pPr>
+        <w:pStyle w:val="Code"/>
+      </w:pPr>
+    </w:p>
+    <w:p>
+      <w:pPr>
+        <w:pStyle w:val="Code"/>
+      </w:pPr>
+      <w:r>
+        <w:t xml:space="preserve">  long duration=pulseIn(echoPin, HIGH);</w:t>
       </w:r>
     </w:p>
     <w:p>
@@ -931,15 +895,7 @@
         <w:pStyle w:val="Code"/>
       </w:pPr>
       <w:r>
-        <w:t xml:space="preserve">void </w:t>
-      </w:r>
-      <w:proofErr w:type="gramStart"/>
-      <w:r>
-        <w:t>setup(</w:t>
-      </w:r>
-      <w:proofErr w:type="gramEnd"/>
-      <w:r>
-        <w:t>)</w:t>
+        <w:t>void setup()</w:t>
       </w:r>
     </w:p>
     <w:p>
@@ -963,15 +919,7 @@
         <w:pStyle w:val="Code"/>
       </w:pPr>
       <w:r>
-        <w:t xml:space="preserve">  </w:t>
-      </w:r>
-      <w:proofErr w:type="gramStart"/>
-      <w:r>
-        <w:t>pinMode(</w:t>
-      </w:r>
-      <w:proofErr w:type="gramEnd"/>
-      <w:r>
-        <w:t>2, OUTPUT);</w:t>
+        <w:t xml:space="preserve">  pinMode(2, OUTPUT);</w:t>
       </w:r>
     </w:p>
     <w:p>
@@ -992,15 +940,7 @@
         <w:pStyle w:val="Code"/>
       </w:pPr>
       <w:r>
-        <w:t xml:space="preserve">void </w:t>
-      </w:r>
-      <w:proofErr w:type="gramStart"/>
-      <w:r>
-        <w:t>loop(</w:t>
-      </w:r>
-      <w:proofErr w:type="gramEnd"/>
-      <w:r>
-        <w:t>)</w:t>
+        <w:t>void loop()</w:t>
       </w:r>
     </w:p>
     <w:p>
@@ -1016,15 +956,7 @@
         <w:pStyle w:val="Code"/>
       </w:pPr>
       <w:r>
-        <w:t xml:space="preserve">  cm=</w:t>
-      </w:r>
-      <w:proofErr w:type="gramStart"/>
-      <w:r>
-        <w:t>readUltrasonicDistance(</w:t>
-      </w:r>
-      <w:proofErr w:type="gramEnd"/>
-      <w:r>
-        <w:t>7,7);</w:t>
+        <w:t xml:space="preserve">  cm=readUltrasonicDistance(7,7);</w:t>
       </w:r>
     </w:p>
     <w:p>
@@ -1048,28 +980,15 @@
         <w:pStyle w:val="Code"/>
       </w:pPr>
       <w:r>
-        <w:t xml:space="preserve">  if (cm&gt;</w:t>
-      </w:r>
-      <w:proofErr w:type="gramStart"/>
-      <w:r>
-        <w:t>distanceThreshold){</w:t>
-      </w:r>
-      <w:proofErr w:type="gramEnd"/>
-    </w:p>
-    <w:p>
-      <w:pPr>
-        <w:pStyle w:val="Code"/>
-      </w:pPr>
-      <w:r>
-        <w:t xml:space="preserve">    </w:t>
-      </w:r>
-      <w:proofErr w:type="gramStart"/>
-      <w:r>
-        <w:t>digitalWrite(</w:t>
-      </w:r>
-      <w:proofErr w:type="gramEnd"/>
-      <w:r>
-        <w:t>2, LOW);</w:t>
+        <w:t xml:space="preserve">  if (cm&gt;distanceThreshold){</w:t>
+      </w:r>
+    </w:p>
+    <w:p>
+      <w:pPr>
+        <w:pStyle w:val="Code"/>
+      </w:pPr>
+      <w:r>
+        <w:t xml:space="preserve">    digitalWrite(2, LOW);</w:t>
       </w:r>
     </w:p>
     <w:p>
@@ -1085,28 +1004,15 @@
         <w:pStyle w:val="Code"/>
       </w:pPr>
       <w:r>
-        <w:t xml:space="preserve">  if (cm&lt;=</w:t>
-      </w:r>
-      <w:proofErr w:type="gramStart"/>
-      <w:r>
-        <w:t>distanceThreshold){</w:t>
-      </w:r>
-      <w:proofErr w:type="gramEnd"/>
-    </w:p>
-    <w:p>
-      <w:pPr>
-        <w:pStyle w:val="Code"/>
-      </w:pPr>
-      <w:r>
-        <w:t xml:space="preserve">    </w:t>
-      </w:r>
-      <w:proofErr w:type="gramStart"/>
-      <w:r>
-        <w:t>digitalWrite(</w:t>
-      </w:r>
-      <w:proofErr w:type="gramEnd"/>
-      <w:r>
-        <w:t>2, HIGH);</w:t>
+        <w:t xml:space="preserve">  if (cm&lt;=distanceThreshold){</w:t>
+      </w:r>
+    </w:p>
+    <w:p>
+      <w:pPr>
+        <w:pStyle w:val="Code"/>
+      </w:pPr>
+      <w:r>
+        <w:t xml:space="preserve">    digitalWrite(2, HIGH);</w:t>
       </w:r>
     </w:p>
     <w:p>
@@ -1122,15 +1028,7 @@
         <w:pStyle w:val="Code"/>
       </w:pPr>
       <w:r>
-        <w:t xml:space="preserve">  </w:t>
-      </w:r>
-      <w:proofErr w:type="gramStart"/>
-      <w:r>
-        <w:t>delay(</w:t>
-      </w:r>
-      <w:proofErr w:type="gramEnd"/>
-      <w:r>
-        <w:t>100);</w:t>
+        <w:t xml:space="preserve">  delay(100);</w:t>
       </w:r>
     </w:p>
     <w:p>
@@ -1160,12 +1058,30 @@
         <w:t>;</w:t>
       </w:r>
       <w:r>
-        <w:t xml:space="preserve"> після останнього рядку функції </w:t>
+        <w:t xml:space="preserve"> після рядку</w:t>
+      </w:r>
+      <w:r>
+        <w:t xml:space="preserve"> </w:t>
       </w:r>
       <w:r>
         <w:rPr>
           <w:rStyle w:val="CodeChar"/>
         </w:rPr>
+        <w:t>return cmDistance</w:t>
+      </w:r>
+      <w:r>
+        <w:t xml:space="preserve"> </w:t>
+      </w:r>
+      <w:r>
+        <w:t xml:space="preserve">у </w:t>
+      </w:r>
+      <w:r>
+        <w:t xml:space="preserve">функції </w:t>
+      </w:r>
+      <w:r>
+        <w:rPr>
+          <w:rStyle w:val="CodeChar"/>
+        </w:rPr>
         <w:t>readUltrasonicDistance</w:t>
       </w:r>
       <w:r>
@@ -1175,7 +1091,66 @@
         <w:t xml:space="preserve">. </w:t>
       </w:r>
       <w:r>
-        <w:t>Після додавання крапко-коми все запрацювало.</w:t>
+        <w:t xml:space="preserve">Після додавання </w:t>
+      </w:r>
+      <w:r>
+        <w:t>символу</w:t>
+      </w:r>
+      <w:r>
+        <w:t xml:space="preserve"> все запрацювало.</w:t>
+      </w:r>
+    </w:p>
+    <w:p>
+      <w:pPr>
+        <w:pStyle w:val="P"/>
+      </w:pPr>
+      <w:r>
+        <w:t xml:space="preserve">Після спроби прибрати першу частину функції </w:t>
+      </w:r>
+      <w:r>
+        <w:rPr>
+          <w:rStyle w:val="CodeChar"/>
+        </w:rPr>
+        <w:t>readUltrasonicDistance</w:t>
+      </w:r>
+      <w:r>
+        <w:rPr>
+          <w:lang w:val="en-US"/>
+        </w:rPr>
+        <w:t xml:space="preserve"> </w:t>
+      </w:r>
+      <w:r>
+        <w:t>було виявлено що без неї світлодіод горить постійно, але її значення ще не зрозуміле.</w:t>
+      </w:r>
+      <w:r>
+        <w:t xml:space="preserve"> Також не зрозуміло чому значення, отримане від функції </w:t>
+      </w:r>
+      <w:r>
+        <w:rPr>
+          <w:rStyle w:val="CodeChar"/>
+        </w:rPr>
+        <w:t>pulseIn</w:t>
+      </w:r>
+      <w:r>
+        <w:rPr>
+          <w:lang w:val="en-US"/>
+        </w:rPr>
+        <w:t xml:space="preserve"> </w:t>
+      </w:r>
+      <w:r>
+        <w:t>ділиться на 29 і на 2.</w:t>
+      </w:r>
+    </w:p>
+    <w:p>
+      <w:pPr>
+        <w:pStyle w:val="P"/>
+      </w:pPr>
+      <w:r>
+        <w:lastRenderedPageBreak/>
+        <w:t>Код відформатовано та трохи спрощено</w:t>
+      </w:r>
+      <w:r>
+        <w:t>.</w:t>
       </w:r>
     </w:p>
     <w:p>
@@ -1204,64 +1179,6 @@
     </w:p>
     <w:p>
       <w:pPr>
-        <w:pStyle w:val="P"/>
-      </w:pPr>
-      <w:r>
-        <w:t xml:space="preserve">Після спроби прибрати першу частину функції </w:t>
-      </w:r>
-      <w:r>
-        <w:rPr>
-          <w:rStyle w:val="CodeChar"/>
-        </w:rPr>
-        <w:t>readUltrasonicDistance</w:t>
-      </w:r>
-      <w:r>
-        <w:rPr>
-          <w:lang w:val="en-US"/>
-        </w:rPr>
-        <w:t xml:space="preserve"> </w:t>
-      </w:r>
-      <w:r>
-        <w:t xml:space="preserve">було виявлено що без неї світлодіод горить </w:t>
-      </w:r>
-      <w:r>
-        <w:lastRenderedPageBreak/>
-        <w:t>постійно, але її значення ще не зрозуміле.</w:t>
-      </w:r>
-      <w:r>
-        <w:t xml:space="preserve"> Також не зрозуміло чому значення, отримане від функції </w:t>
-      </w:r>
-      <w:r>
-        <w:rPr>
-          <w:lang w:val="en-US"/>
-        </w:rPr>
-        <w:t xml:space="preserve">pulseIn </w:t>
-      </w:r>
-      <w:r>
-        <w:t>ділиться на 29 і на 2.</w:t>
-      </w:r>
-    </w:p>
-    <w:p>
-      <w:pPr>
-        <w:pStyle w:val="P"/>
-        <w:rPr>
-          <w:lang w:val="en-US"/>
-        </w:rPr>
-      </w:pPr>
-      <w:r>
-        <w:t>Код відформатовано та трохи спрощено:</w:t>
-      </w:r>
-    </w:p>
-    <w:p>
-      <w:pPr>
-        <w:pStyle w:val="P"/>
-        <w:rPr>
-          <w:lang w:val="en-US"/>
-        </w:rPr>
-      </w:pPr>
-    </w:p>
-    <w:p>
-      <w:pPr>
         <w:pStyle w:val="Code"/>
       </w:pPr>
       <w:r>
@@ -1307,15 +1224,7 @@
         <w:pStyle w:val="Code"/>
       </w:pPr>
       <w:r>
-        <w:t xml:space="preserve">long </w:t>
-      </w:r>
-      <w:proofErr w:type="gramStart"/>
-      <w:r>
-        <w:t>getDistanceFromSensor(</w:t>
-      </w:r>
-      <w:proofErr w:type="gramEnd"/>
-      <w:r>
-        <w:t>int triggerPin, int echoPin)</w:t>
+        <w:t>long getDistanceFromSensor(int triggerPin, int echoPin)</w:t>
       </w:r>
     </w:p>
     <w:p>
@@ -1339,132 +1248,68 @@
         <w:pStyle w:val="Code"/>
       </w:pPr>
       <w:r>
-        <w:t xml:space="preserve">  </w:t>
-      </w:r>
-      <w:proofErr w:type="gramStart"/>
-      <w:r>
-        <w:t>pinMode(</w:t>
-      </w:r>
-      <w:proofErr w:type="gramEnd"/>
-      <w:r>
-        <w:t>triggerPin, OUTPUT);</w:t>
-      </w:r>
-    </w:p>
-    <w:p>
-      <w:pPr>
-        <w:pStyle w:val="Code"/>
-      </w:pPr>
-      <w:r>
-        <w:t xml:space="preserve">  </w:t>
-      </w:r>
-      <w:proofErr w:type="gramStart"/>
-      <w:r>
-        <w:t>digitalWrite(</w:t>
-      </w:r>
-      <w:proofErr w:type="gramEnd"/>
-      <w:r>
-        <w:t>triggerPin, LOW);</w:t>
-      </w:r>
-    </w:p>
-    <w:p>
-      <w:pPr>
-        <w:pStyle w:val="Code"/>
-      </w:pPr>
-      <w:r>
-        <w:t xml:space="preserve">  </w:t>
-      </w:r>
-      <w:proofErr w:type="gramStart"/>
-      <w:r>
-        <w:t>delayMicroseconds(</w:t>
-      </w:r>
-      <w:proofErr w:type="gramEnd"/>
-      <w:r>
-        <w:t>2);</w:t>
-      </w:r>
-    </w:p>
-    <w:p>
-      <w:pPr>
-        <w:pStyle w:val="Code"/>
-      </w:pPr>
-      <w:r>
-        <w:t xml:space="preserve">  </w:t>
-      </w:r>
-      <w:proofErr w:type="gramStart"/>
-      <w:r>
-        <w:t>digitalWrite(</w:t>
-      </w:r>
-      <w:proofErr w:type="gramEnd"/>
-      <w:r>
-        <w:t>triggerPin, HIGH);</w:t>
-      </w:r>
-    </w:p>
-    <w:p>
-      <w:pPr>
-        <w:pStyle w:val="Code"/>
-      </w:pPr>
-      <w:r>
-        <w:t xml:space="preserve">  </w:t>
-      </w:r>
-      <w:proofErr w:type="gramStart"/>
-      <w:r>
-        <w:t>delayMicroseconds(</w:t>
-      </w:r>
-      <w:proofErr w:type="gramEnd"/>
-      <w:r>
-        <w:t>10);</w:t>
-      </w:r>
-    </w:p>
-    <w:p>
-      <w:pPr>
-        <w:pStyle w:val="Code"/>
-      </w:pPr>
-      <w:r>
-        <w:t xml:space="preserve">  </w:t>
-      </w:r>
-      <w:proofErr w:type="gramStart"/>
-      <w:r>
-        <w:t>digitalWrite(</w:t>
-      </w:r>
-      <w:proofErr w:type="gramEnd"/>
-      <w:r>
-        <w:t>triggerPin, LOW);</w:t>
-      </w:r>
-    </w:p>
-    <w:p>
-      <w:pPr>
-        <w:pStyle w:val="Code"/>
-      </w:pPr>
-    </w:p>
-    <w:p>
-      <w:pPr>
-        <w:pStyle w:val="Code"/>
-      </w:pPr>
-      <w:r>
-        <w:t xml:space="preserve">  </w:t>
-      </w:r>
-      <w:proofErr w:type="gramStart"/>
-      <w:r>
-        <w:t>pinMode(</w:t>
-      </w:r>
-      <w:proofErr w:type="gramEnd"/>
-      <w:r>
-        <w:t>echoPin, INPUT);</w:t>
-      </w:r>
-    </w:p>
-    <w:p>
-      <w:pPr>
-        <w:pStyle w:val="Code"/>
-      </w:pPr>
-      <w:r>
-        <w:t xml:space="preserve">  long duration = </w:t>
-      </w:r>
-      <w:proofErr w:type="gramStart"/>
-      <w:r>
-        <w:t>pulseIn(</w:t>
-      </w:r>
-      <w:proofErr w:type="gramEnd"/>
-      <w:r>
-        <w:t>echoPin, HIGH);</w:t>
+        <w:t xml:space="preserve">  pinMode(triggerPin, OUTPUT);</w:t>
+      </w:r>
+    </w:p>
+    <w:p>
+      <w:pPr>
+        <w:pStyle w:val="Code"/>
+      </w:pPr>
+      <w:r>
+        <w:t xml:space="preserve">  digitalWrite(triggerPin, LOW);</w:t>
+      </w:r>
+    </w:p>
+    <w:p>
+      <w:pPr>
+        <w:pStyle w:val="Code"/>
+      </w:pPr>
+      <w:r>
+        <w:t xml:space="preserve">  delayMicroseconds(2);</w:t>
+      </w:r>
+    </w:p>
+    <w:p>
+      <w:pPr>
+        <w:pStyle w:val="Code"/>
+      </w:pPr>
+      <w:r>
+        <w:t xml:space="preserve">  digitalWrite(triggerPin, HIGH);</w:t>
+      </w:r>
+    </w:p>
+    <w:p>
+      <w:pPr>
+        <w:pStyle w:val="Code"/>
+      </w:pPr>
+      <w:r>
+        <w:t xml:space="preserve">  delayMicroseconds(10);</w:t>
+      </w:r>
+    </w:p>
+    <w:p>
+      <w:pPr>
+        <w:pStyle w:val="Code"/>
+      </w:pPr>
+      <w:r>
+        <w:t xml:space="preserve">  digitalWrite(triggerPin, LOW);</w:t>
+      </w:r>
+    </w:p>
+    <w:p>
+      <w:pPr>
+        <w:pStyle w:val="Code"/>
+      </w:pPr>
+    </w:p>
+    <w:p>
+      <w:pPr>
+        <w:pStyle w:val="Code"/>
+      </w:pPr>
+      <w:r>
+        <w:t xml:space="preserve">  pinMode(echoPin, INPUT);</w:t>
+      </w:r>
+    </w:p>
+    <w:p>
+      <w:pPr>
+        <w:pStyle w:val="Code"/>
+      </w:pPr>
+      <w:r>
+        <w:t xml:space="preserve">  long duration = pulseIn(echoPin, HIGH);</w:t>
       </w:r>
     </w:p>
     <w:p>
@@ -1501,15 +1346,7 @@
         <w:pStyle w:val="Code"/>
       </w:pPr>
       <w:r>
-        <w:t xml:space="preserve">void </w:t>
-      </w:r>
-      <w:proofErr w:type="gramStart"/>
-      <w:r>
-        <w:t>setup(</w:t>
-      </w:r>
-      <w:proofErr w:type="gramEnd"/>
-      <w:r>
-        <w:t>)</w:t>
+        <w:t>void setup()</w:t>
       </w:r>
     </w:p>
     <w:p>
@@ -1533,15 +1370,7 @@
         <w:pStyle w:val="Code"/>
       </w:pPr>
       <w:r>
-        <w:t xml:space="preserve">  </w:t>
-      </w:r>
-      <w:proofErr w:type="gramStart"/>
-      <w:r>
-        <w:t>pinMode(</w:t>
-      </w:r>
-      <w:proofErr w:type="gramEnd"/>
-      <w:r>
-        <w:t>ledPin, OUTPUT);</w:t>
+        <w:t xml:space="preserve">  pinMode(ledPin, OUTPUT);</w:t>
       </w:r>
     </w:p>
     <w:p>
@@ -1562,15 +1391,7 @@
         <w:pStyle w:val="Code"/>
       </w:pPr>
       <w:r>
-        <w:t xml:space="preserve">void </w:t>
-      </w:r>
-      <w:proofErr w:type="gramStart"/>
-      <w:r>
-        <w:t>loop(</w:t>
-      </w:r>
-      <w:proofErr w:type="gramEnd"/>
-      <w:r>
-        <w:t>)</w:t>
+        <w:t>void loop()</w:t>
       </w:r>
     </w:p>
     <w:p>
@@ -1586,15 +1407,7 @@
         <w:pStyle w:val="Code"/>
       </w:pPr>
       <w:r>
-        <w:t xml:space="preserve">  distanceInCm = </w:t>
-      </w:r>
-      <w:proofErr w:type="gramStart"/>
-      <w:r>
-        <w:t>getDistanceFromSensor(</w:t>
-      </w:r>
-      <w:proofErr w:type="gramEnd"/>
-      <w:r>
-        <w:t>ultrasonicPin, ultrasonicPin);</w:t>
+        <w:t xml:space="preserve">  distanceInCm = getDistanceFromSensor(ultrasonicPin, ultrasonicPin);</w:t>
       </w:r>
     </w:p>
     <w:p>
@@ -1634,15 +1447,7 @@
         <w:pStyle w:val="Code"/>
       </w:pPr>
       <w:r>
-        <w:t xml:space="preserve">    </w:t>
-      </w:r>
-      <w:proofErr w:type="gramStart"/>
-      <w:r>
-        <w:t>digitalWrite(</w:t>
-      </w:r>
-      <w:proofErr w:type="gramEnd"/>
-      <w:r>
-        <w:t>ledPin, LOW);</w:t>
+        <w:t xml:space="preserve">    digitalWrite(ledPin, LOW);</w:t>
       </w:r>
     </w:p>
     <w:p>
@@ -1674,15 +1479,7 @@
         <w:pStyle w:val="Code"/>
       </w:pPr>
       <w:r>
-        <w:t xml:space="preserve">    </w:t>
-      </w:r>
-      <w:proofErr w:type="gramStart"/>
-      <w:r>
-        <w:t>digitalWrite(</w:t>
-      </w:r>
-      <w:proofErr w:type="gramEnd"/>
-      <w:r>
-        <w:t>ledPin, HIGH);</w:t>
+        <w:t xml:space="preserve">    digitalWrite(ledPin, HIGH);</w:t>
       </w:r>
     </w:p>
     <w:p>
@@ -1698,15 +1495,7 @@
         <w:pStyle w:val="Code"/>
       </w:pPr>
       <w:r>
-        <w:t xml:space="preserve">  </w:t>
-      </w:r>
-      <w:proofErr w:type="gramStart"/>
-      <w:r>
-        <w:t>delay(</w:t>
-      </w:r>
-      <w:proofErr w:type="gramEnd"/>
-      <w:r>
-        <w:t>100);</w:t>
+        <w:t xml:space="preserve">  delay(100);</w:t>
       </w:r>
     </w:p>
     <w:p>
@@ -1756,7 +1545,16 @@
         <w:pStyle w:val="P"/>
       </w:pPr>
       <w:r>
-        <w:t>Було додано плату та сервопривід, його підключено до плати:</w:t>
+        <w:t>Було додано плату</w:t>
+      </w:r>
+      <w:r>
+        <w:rPr>
+          <w:lang w:val="en-US"/>
+        </w:rPr>
+        <w:t xml:space="preserve"> Arduino</w:t>
+      </w:r>
+      <w:r>
+        <w:t xml:space="preserve"> та сервопривід, його підключено до плати:</w:t>
       </w:r>
     </w:p>
     <w:p>
@@ -1900,15 +1698,7 @@
         <w:pStyle w:val="Code"/>
       </w:pPr>
       <w:r>
-        <w:t xml:space="preserve">void </w:t>
-      </w:r>
-      <w:proofErr w:type="gramStart"/>
-      <w:r>
-        <w:t>setup(</w:t>
-      </w:r>
-      <w:proofErr w:type="gramEnd"/>
-      <w:r>
-        <w:t>)</w:t>
+        <w:t>void setup()</w:t>
       </w:r>
     </w:p>
     <w:p>
@@ -1932,15 +1722,7 @@
         <w:pStyle w:val="Code"/>
       </w:pPr>
       <w:r>
-        <w:t xml:space="preserve">  </w:t>
-      </w:r>
-      <w:proofErr w:type="gramStart"/>
-      <w:r>
-        <w:t>servo.attach</w:t>
-      </w:r>
-      <w:proofErr w:type="gramEnd"/>
-      <w:r>
-        <w:t>(servoPin);</w:t>
+        <w:t xml:space="preserve">  servo.attach(servoPin);</w:t>
       </w:r>
     </w:p>
     <w:p>
@@ -1961,15 +1743,7 @@
         <w:pStyle w:val="Code"/>
       </w:pPr>
       <w:r>
-        <w:t xml:space="preserve">void </w:t>
-      </w:r>
-      <w:proofErr w:type="gramStart"/>
-      <w:r>
-        <w:t>loop(</w:t>
-      </w:r>
-      <w:proofErr w:type="gramEnd"/>
-      <w:r>
-        <w:t>)</w:t>
+        <w:t>void loop()</w:t>
       </w:r>
     </w:p>
     <w:p>
@@ -2001,15 +1775,7 @@
         <w:pStyle w:val="Code"/>
       </w:pPr>
       <w:r>
-        <w:t xml:space="preserve">    </w:t>
-      </w:r>
-      <w:proofErr w:type="gramStart"/>
-      <w:r>
-        <w:t>servo.write</w:t>
-      </w:r>
-      <w:proofErr w:type="gramEnd"/>
-      <w:r>
-        <w:t>(180);</w:t>
+        <w:t xml:space="preserve">    servo.write(180);</w:t>
       </w:r>
     </w:p>
     <w:p>
@@ -2041,15 +1807,7 @@
         <w:pStyle w:val="Code"/>
       </w:pPr>
       <w:r>
-        <w:t xml:space="preserve">    </w:t>
-      </w:r>
-      <w:proofErr w:type="gramStart"/>
-      <w:r>
-        <w:t>servo.write</w:t>
-      </w:r>
-      <w:proofErr w:type="gramEnd"/>
-      <w:r>
-        <w:t>(-180);</w:t>
+        <w:t xml:space="preserve">    servo.write(-180);</w:t>
       </w:r>
     </w:p>
     <w:p>
@@ -2073,15 +1831,7 @@
         <w:pStyle w:val="Code"/>
       </w:pPr>
       <w:r>
-        <w:t xml:space="preserve">  </w:t>
-      </w:r>
-      <w:proofErr w:type="gramStart"/>
-      <w:r>
-        <w:t>delay(</w:t>
-      </w:r>
-      <w:proofErr w:type="gramEnd"/>
-      <w:r>
-        <w:t>2000);</w:t>
+        <w:t xml:space="preserve">  delay(2000);</w:t>
       </w:r>
     </w:p>
     <w:p>
@@ -2103,37 +1853,13 @@
     <w:p>
       <w:pPr>
         <w:pStyle w:val="P"/>
+        <w:rPr>
+          <w:lang w:val="en-US"/>
+        </w:rPr>
       </w:pPr>
       <w:r>
         <w:t>Мотор працював: при ввімкнені сервопривід обертався на 180 градусів.</w:t>
       </w:r>
-    </w:p>
-    <w:p>
-      <w:pPr>
-        <w:pStyle w:val="P"/>
-        <w:rPr>
-          <w:lang w:val="en-US"/>
-        </w:rPr>
-      </w:pPr>
-      <w:hyperlink r:id="rId9" w:history="1">
-        <w:r>
-          <w:rPr>
-            <w:rStyle w:val="a4"/>
-          </w:rPr>
-          <w:t>Посилання на проєкт</w:t>
-        </w:r>
-      </w:hyperlink>
-      <w:r>
-        <w:rPr>
-          <w:lang w:val="en-US"/>
-        </w:rPr>
-        <w:t>.</w:t>
-      </w:r>
-    </w:p>
-    <w:p>
-      <w:pPr>
-        <w:pStyle w:val="P"/>
-      </w:pPr>
     </w:p>
     <w:p>
       <w:pPr>
@@ -2170,7 +1896,7 @@
                     <pic:cNvPicPr/>
                   </pic:nvPicPr>
                   <pic:blipFill>
-                    <a:blip r:embed="rId10"/>
+                    <a:blip r:embed="rId9"/>
                     <a:stretch>
                       <a:fillRect/>
                     </a:stretch>
@@ -2286,15 +2012,7 @@
         <w:pStyle w:val="Code"/>
       </w:pPr>
       <w:r>
-        <w:t xml:space="preserve">void </w:t>
-      </w:r>
-      <w:proofErr w:type="gramStart"/>
-      <w:r>
-        <w:t>setup(</w:t>
-      </w:r>
-      <w:proofErr w:type="gramEnd"/>
-      <w:r>
-        <w:t>)</w:t>
+        <w:t>void setup()</w:t>
       </w:r>
     </w:p>
     <w:p>
@@ -2318,31 +2036,15 @@
         <w:pStyle w:val="Code"/>
       </w:pPr>
       <w:r>
-        <w:t xml:space="preserve">  </w:t>
-      </w:r>
-      <w:proofErr w:type="gramStart"/>
-      <w:r>
-        <w:t>servo.attach</w:t>
-      </w:r>
-      <w:proofErr w:type="gramEnd"/>
-      <w:r>
-        <w:t>(servoPin);</w:t>
-      </w:r>
-    </w:p>
-    <w:p>
-      <w:pPr>
-        <w:pStyle w:val="Code"/>
-      </w:pPr>
-      <w:r>
-        <w:t xml:space="preserve">  </w:t>
-      </w:r>
-      <w:proofErr w:type="gramStart"/>
-      <w:r>
-        <w:t>pinMode(</w:t>
-      </w:r>
-      <w:proofErr w:type="gramEnd"/>
-      <w:r>
-        <w:t>switchPin, INPUT);</w:t>
+        <w:t>  servo.attach(servoPin);</w:t>
+      </w:r>
+    </w:p>
+    <w:p>
+      <w:pPr>
+        <w:pStyle w:val="Code"/>
+      </w:pPr>
+      <w:r>
+        <w:t>  pinMode(switchPin, INPUT);</w:t>
       </w:r>
     </w:p>
     <w:p>
@@ -2363,15 +2065,7 @@
         <w:pStyle w:val="Code"/>
       </w:pPr>
       <w:r>
-        <w:t xml:space="preserve">void </w:t>
-      </w:r>
-      <w:proofErr w:type="gramStart"/>
-      <w:r>
-        <w:t>loop(</w:t>
-      </w:r>
-      <w:proofErr w:type="gramEnd"/>
-      <w:r>
-        <w:t>)</w:t>
+        <w:t>void loop()</w:t>
       </w:r>
     </w:p>
     <w:p>
@@ -2411,15 +2105,7 @@
         <w:pStyle w:val="Code"/>
       </w:pPr>
       <w:r>
-        <w:t xml:space="preserve">    </w:t>
-      </w:r>
-      <w:proofErr w:type="gramStart"/>
-      <w:r>
-        <w:t>servo.write</w:t>
-      </w:r>
-      <w:proofErr w:type="gramEnd"/>
-      <w:r>
-        <w:t>(90);</w:t>
+        <w:t>    servo.write(90);</w:t>
       </w:r>
     </w:p>
     <w:p>
@@ -2451,15 +2137,7 @@
         <w:pStyle w:val="Code"/>
       </w:pPr>
       <w:r>
-        <w:t xml:space="preserve">    </w:t>
-      </w:r>
-      <w:proofErr w:type="gramStart"/>
-      <w:r>
-        <w:t>servo.write</w:t>
-      </w:r>
-      <w:proofErr w:type="gramEnd"/>
-      <w:r>
-        <w:t>(-90);</w:t>
+        <w:t>    servo.write(-90);</w:t>
       </w:r>
     </w:p>
     <w:p>
@@ -2475,15 +2153,7 @@
         <w:pStyle w:val="Code"/>
       </w:pPr>
       <w:r>
-        <w:t xml:space="preserve">  </w:t>
-      </w:r>
-      <w:proofErr w:type="gramStart"/>
-      <w:r>
-        <w:t>delay(</w:t>
-      </w:r>
-      <w:proofErr w:type="gramEnd"/>
-      <w:r>
-        <w:t>12);</w:t>
+        <w:t>  delay(12);</w:t>
       </w:r>
     </w:p>
     <w:p>
@@ -2502,9 +2172,34 @@
     <w:p>
       <w:pPr>
         <w:pStyle w:val="P"/>
+        <w:rPr>
+          <w:lang w:val="en-US"/>
+        </w:rPr>
       </w:pPr>
       <w:r>
         <w:t>При запуску сервопривід крутиться на 90 градусів вперед якщо перемикач ввімкнений і на 90 градусів назад якщо вимкнений.</w:t>
+      </w:r>
+    </w:p>
+    <w:p>
+      <w:pPr>
+        <w:pStyle w:val="P"/>
+        <w:rPr>
+          <w:lang w:val="en-US"/>
+        </w:rPr>
+      </w:pPr>
+      <w:hyperlink r:id="rId10" w:history="1">
+        <w:r>
+          <w:rPr>
+            <w:rStyle w:val="a4"/>
+          </w:rPr>
+          <w:t>Посилання на проєкт</w:t>
+        </w:r>
+      </w:hyperlink>
+      <w:r>
+        <w:rPr>
+          <w:lang w:val="en-US"/>
+        </w:rPr>
+        <w:t>.</w:t>
       </w:r>
     </w:p>
     <w:p>
@@ -2690,15 +2385,7 @@
         <w:pStyle w:val="Code"/>
       </w:pPr>
       <w:r>
-        <w:t xml:space="preserve">void </w:t>
-      </w:r>
-      <w:proofErr w:type="gramStart"/>
-      <w:r>
-        <w:t>loop(</w:t>
-      </w:r>
-      <w:proofErr w:type="gramEnd"/>
-      <w:r>
-        <w:t>)</w:t>
+        <w:t>void loop()</w:t>
       </w:r>
     </w:p>
     <w:p>
@@ -2738,79 +2425,39 @@
         <w:pStyle w:val="Code"/>
       </w:pPr>
       <w:r>
-        <w:t xml:space="preserve">    </w:t>
-      </w:r>
-      <w:proofErr w:type="gramStart"/>
-      <w:r>
-        <w:t>digitalWrite(</w:t>
-      </w:r>
-      <w:proofErr w:type="gramEnd"/>
-      <w:r>
-        <w:t>redLedPin, HIGH);</w:t>
-      </w:r>
-    </w:p>
-    <w:p>
-      <w:pPr>
-        <w:pStyle w:val="Code"/>
-      </w:pPr>
-      <w:r>
-        <w:t xml:space="preserve">    </w:t>
-      </w:r>
-      <w:proofErr w:type="gramStart"/>
-      <w:r>
-        <w:t>digitalWrite(</w:t>
-      </w:r>
-      <w:proofErr w:type="gramEnd"/>
-      <w:r>
-        <w:t>orangeLedPin, HIGH);</w:t>
-      </w:r>
-    </w:p>
-    <w:p>
-      <w:pPr>
-        <w:pStyle w:val="Code"/>
-      </w:pPr>
-      <w:r>
-        <w:t xml:space="preserve">    </w:t>
-      </w:r>
-      <w:proofErr w:type="gramStart"/>
-      <w:r>
-        <w:t>digitalWrite(</w:t>
-      </w:r>
-      <w:proofErr w:type="gramEnd"/>
-      <w:r>
-        <w:t>yellowLedPin, HIGH);</w:t>
-      </w:r>
-    </w:p>
-    <w:p>
-      <w:pPr>
-        <w:pStyle w:val="Code"/>
-      </w:pPr>
-      <w:r>
-        <w:t xml:space="preserve">    </w:t>
-      </w:r>
-      <w:proofErr w:type="gramStart"/>
-      <w:r>
-        <w:t>digitalWrite(</w:t>
-      </w:r>
-      <w:proofErr w:type="gramEnd"/>
-      <w:r>
-        <w:t>greenLedPin, HIGH);</w:t>
-      </w:r>
-    </w:p>
-    <w:p>
-      <w:pPr>
-        <w:pStyle w:val="Code"/>
-      </w:pPr>
-      <w:r>
-        <w:t xml:space="preserve">    </w:t>
-      </w:r>
-      <w:proofErr w:type="gramStart"/>
-      <w:r>
-        <w:t>digitalWrite(</w:t>
-      </w:r>
-      <w:proofErr w:type="gramEnd"/>
-      <w:r>
-        <w:t>blueLedPin, HIGH);</w:t>
+        <w:t>    digitalWrite(redLedPin, HIGH);</w:t>
+      </w:r>
+    </w:p>
+    <w:p>
+      <w:pPr>
+        <w:pStyle w:val="Code"/>
+      </w:pPr>
+      <w:r>
+        <w:t>    digitalWrite(orangeLedPin, HIGH);</w:t>
+      </w:r>
+    </w:p>
+    <w:p>
+      <w:pPr>
+        <w:pStyle w:val="Code"/>
+      </w:pPr>
+      <w:r>
+        <w:t>    digitalWrite(yellowLedPin, HIGH);</w:t>
+      </w:r>
+    </w:p>
+    <w:p>
+      <w:pPr>
+        <w:pStyle w:val="Code"/>
+      </w:pPr>
+      <w:r>
+        <w:t>    digitalWrite(greenLedPin, HIGH);</w:t>
+      </w:r>
+    </w:p>
+    <w:p>
+      <w:pPr>
+        <w:pStyle w:val="Code"/>
+      </w:pPr>
+      <w:r>
+        <w:t>    digitalWrite(blueLedPin, HIGH);</w:t>
       </w:r>
     </w:p>
     <w:p>
@@ -2842,79 +2489,39 @@
         <w:pStyle w:val="Code"/>
       </w:pPr>
       <w:r>
-        <w:t xml:space="preserve">    </w:t>
-      </w:r>
-      <w:proofErr w:type="gramStart"/>
-      <w:r>
-        <w:t>digitalWrite(</w:t>
-      </w:r>
-      <w:proofErr w:type="gramEnd"/>
-      <w:r>
-        <w:t>redLedPin, LOW);</w:t>
-      </w:r>
-    </w:p>
-    <w:p>
-      <w:pPr>
-        <w:pStyle w:val="Code"/>
-      </w:pPr>
-      <w:r>
-        <w:t xml:space="preserve">    </w:t>
-      </w:r>
-      <w:proofErr w:type="gramStart"/>
-      <w:r>
-        <w:t>digitalWrite(</w:t>
-      </w:r>
-      <w:proofErr w:type="gramEnd"/>
-      <w:r>
-        <w:t>orangeLedPin, HIGH);</w:t>
-      </w:r>
-    </w:p>
-    <w:p>
-      <w:pPr>
-        <w:pStyle w:val="Code"/>
-      </w:pPr>
-      <w:r>
-        <w:t xml:space="preserve">    </w:t>
-      </w:r>
-      <w:proofErr w:type="gramStart"/>
-      <w:r>
-        <w:t>digitalWrite(</w:t>
-      </w:r>
-      <w:proofErr w:type="gramEnd"/>
-      <w:r>
-        <w:t>yellowLedPin, HIGH);</w:t>
-      </w:r>
-    </w:p>
-    <w:p>
-      <w:pPr>
-        <w:pStyle w:val="Code"/>
-      </w:pPr>
-      <w:r>
-        <w:t xml:space="preserve">    </w:t>
-      </w:r>
-      <w:proofErr w:type="gramStart"/>
-      <w:r>
-        <w:t>digitalWrite(</w:t>
-      </w:r>
-      <w:proofErr w:type="gramEnd"/>
-      <w:r>
-        <w:t>greenLedPin, HIGH);</w:t>
-      </w:r>
-    </w:p>
-    <w:p>
-      <w:pPr>
-        <w:pStyle w:val="Code"/>
-      </w:pPr>
-      <w:r>
-        <w:t xml:space="preserve">    </w:t>
-      </w:r>
-      <w:proofErr w:type="gramStart"/>
-      <w:r>
-        <w:t>digitalWrite(</w:t>
-      </w:r>
-      <w:proofErr w:type="gramEnd"/>
-      <w:r>
-        <w:t>blueLedPin, HIGH);</w:t>
+        <w:t>    digitalWrite(redLedPin, LOW);</w:t>
+      </w:r>
+    </w:p>
+    <w:p>
+      <w:pPr>
+        <w:pStyle w:val="Code"/>
+      </w:pPr>
+      <w:r>
+        <w:t>    digitalWrite(orangeLedPin, HIGH);</w:t>
+      </w:r>
+    </w:p>
+    <w:p>
+      <w:pPr>
+        <w:pStyle w:val="Code"/>
+      </w:pPr>
+      <w:r>
+        <w:t>    digitalWrite(yellowLedPin, HIGH);</w:t>
+      </w:r>
+    </w:p>
+    <w:p>
+      <w:pPr>
+        <w:pStyle w:val="Code"/>
+      </w:pPr>
+      <w:r>
+        <w:t>    digitalWrite(greenLedPin, HIGH);</w:t>
+      </w:r>
+    </w:p>
+    <w:p>
+      <w:pPr>
+        <w:pStyle w:val="Code"/>
+      </w:pPr>
+      <w:r>
+        <w:t>    digitalWrite(blueLedPin, HIGH);</w:t>
       </w:r>
     </w:p>
     <w:p>
@@ -2946,79 +2553,39 @@
         <w:pStyle w:val="Code"/>
       </w:pPr>
       <w:r>
-        <w:t xml:space="preserve">    </w:t>
-      </w:r>
-      <w:proofErr w:type="gramStart"/>
-      <w:r>
-        <w:t>digitalWrite(</w:t>
-      </w:r>
-      <w:proofErr w:type="gramEnd"/>
-      <w:r>
-        <w:t>redLedPin, LOW);</w:t>
-      </w:r>
-    </w:p>
-    <w:p>
-      <w:pPr>
-        <w:pStyle w:val="Code"/>
-      </w:pPr>
-      <w:r>
-        <w:t xml:space="preserve">    </w:t>
-      </w:r>
-      <w:proofErr w:type="gramStart"/>
-      <w:r>
-        <w:t>digitalWrite(</w:t>
-      </w:r>
-      <w:proofErr w:type="gramEnd"/>
-      <w:r>
-        <w:t>orangeLedPin, LOW);</w:t>
-      </w:r>
-    </w:p>
-    <w:p>
-      <w:pPr>
-        <w:pStyle w:val="Code"/>
-      </w:pPr>
-      <w:r>
-        <w:t xml:space="preserve">    </w:t>
-      </w:r>
-      <w:proofErr w:type="gramStart"/>
-      <w:r>
-        <w:t>digitalWrite(</w:t>
-      </w:r>
-      <w:proofErr w:type="gramEnd"/>
-      <w:r>
-        <w:t>yellowLedPin, HIGH);</w:t>
-      </w:r>
-    </w:p>
-    <w:p>
-      <w:pPr>
-        <w:pStyle w:val="Code"/>
-      </w:pPr>
-      <w:r>
-        <w:t xml:space="preserve">    </w:t>
-      </w:r>
-      <w:proofErr w:type="gramStart"/>
-      <w:r>
-        <w:t>digitalWrite(</w:t>
-      </w:r>
-      <w:proofErr w:type="gramEnd"/>
-      <w:r>
-        <w:t>greenLedPin, HIGH);</w:t>
-      </w:r>
-    </w:p>
-    <w:p>
-      <w:pPr>
-        <w:pStyle w:val="Code"/>
-      </w:pPr>
-      <w:r>
-        <w:t xml:space="preserve">    </w:t>
-      </w:r>
-      <w:proofErr w:type="gramStart"/>
-      <w:r>
-        <w:t>digitalWrite(</w:t>
-      </w:r>
-      <w:proofErr w:type="gramEnd"/>
-      <w:r>
-        <w:t>blueLedPin, HIGH);</w:t>
+        <w:t>    digitalWrite(redLedPin, LOW);</w:t>
+      </w:r>
+    </w:p>
+    <w:p>
+      <w:pPr>
+        <w:pStyle w:val="Code"/>
+      </w:pPr>
+      <w:r>
+        <w:t>    digitalWrite(orangeLedPin, LOW);</w:t>
+      </w:r>
+    </w:p>
+    <w:p>
+      <w:pPr>
+        <w:pStyle w:val="Code"/>
+      </w:pPr>
+      <w:r>
+        <w:t>    digitalWrite(yellowLedPin, HIGH);</w:t>
+      </w:r>
+    </w:p>
+    <w:p>
+      <w:pPr>
+        <w:pStyle w:val="Code"/>
+      </w:pPr>
+      <w:r>
+        <w:t>    digitalWrite(greenLedPin, HIGH);</w:t>
+      </w:r>
+    </w:p>
+    <w:p>
+      <w:pPr>
+        <w:pStyle w:val="Code"/>
+      </w:pPr>
+      <w:r>
+        <w:t>    digitalWrite(blueLedPin, HIGH);</w:t>
       </w:r>
     </w:p>
     <w:p>
@@ -3050,79 +2617,39 @@
         <w:pStyle w:val="Code"/>
       </w:pPr>
       <w:r>
-        <w:t xml:space="preserve">    </w:t>
-      </w:r>
-      <w:proofErr w:type="gramStart"/>
-      <w:r>
-        <w:t>digitalWrite(</w:t>
-      </w:r>
-      <w:proofErr w:type="gramEnd"/>
-      <w:r>
-        <w:t>redLedPin, LOW);</w:t>
-      </w:r>
-    </w:p>
-    <w:p>
-      <w:pPr>
-        <w:pStyle w:val="Code"/>
-      </w:pPr>
-      <w:r>
-        <w:t xml:space="preserve">    </w:t>
-      </w:r>
-      <w:proofErr w:type="gramStart"/>
-      <w:r>
-        <w:t>digitalWrite(</w:t>
-      </w:r>
-      <w:proofErr w:type="gramEnd"/>
-      <w:r>
-        <w:t>orangeLedPin, LOW);</w:t>
-      </w:r>
-    </w:p>
-    <w:p>
-      <w:pPr>
-        <w:pStyle w:val="Code"/>
-      </w:pPr>
-      <w:r>
-        <w:t xml:space="preserve">    </w:t>
-      </w:r>
-      <w:proofErr w:type="gramStart"/>
-      <w:r>
-        <w:t>digitalWrite(</w:t>
-      </w:r>
-      <w:proofErr w:type="gramEnd"/>
-      <w:r>
-        <w:t>yellowLedPin, LOW);</w:t>
-      </w:r>
-    </w:p>
-    <w:p>
-      <w:pPr>
-        <w:pStyle w:val="Code"/>
-      </w:pPr>
-      <w:r>
-        <w:t xml:space="preserve">    </w:t>
-      </w:r>
-      <w:proofErr w:type="gramStart"/>
-      <w:r>
-        <w:t>digitalWrite(</w:t>
-      </w:r>
-      <w:proofErr w:type="gramEnd"/>
-      <w:r>
-        <w:t>greenLedPin, HIGH);</w:t>
-      </w:r>
-    </w:p>
-    <w:p>
-      <w:pPr>
-        <w:pStyle w:val="Code"/>
-      </w:pPr>
-      <w:r>
-        <w:t xml:space="preserve">    </w:t>
-      </w:r>
-      <w:proofErr w:type="gramStart"/>
-      <w:r>
-        <w:t>digitalWrite(</w:t>
-      </w:r>
-      <w:proofErr w:type="gramEnd"/>
-      <w:r>
-        <w:t>blueLedPin, HIGH);</w:t>
+        <w:t>    digitalWrite(redLedPin, LOW);</w:t>
+      </w:r>
+    </w:p>
+    <w:p>
+      <w:pPr>
+        <w:pStyle w:val="Code"/>
+      </w:pPr>
+      <w:r>
+        <w:t>    digitalWrite(orangeLedPin, LOW);</w:t>
+      </w:r>
+    </w:p>
+    <w:p>
+      <w:pPr>
+        <w:pStyle w:val="Code"/>
+      </w:pPr>
+      <w:r>
+        <w:t>    digitalWrite(yellowLedPin, LOW);</w:t>
+      </w:r>
+    </w:p>
+    <w:p>
+      <w:pPr>
+        <w:pStyle w:val="Code"/>
+      </w:pPr>
+      <w:r>
+        <w:t>    digitalWrite(greenLedPin, HIGH);</w:t>
+      </w:r>
+    </w:p>
+    <w:p>
+      <w:pPr>
+        <w:pStyle w:val="Code"/>
+      </w:pPr>
+      <w:r>
+        <w:t>    digitalWrite(blueLedPin, HIGH);</w:t>
       </w:r>
     </w:p>
     <w:p>
@@ -3154,79 +2681,39 @@
         <w:pStyle w:val="Code"/>
       </w:pPr>
       <w:r>
-        <w:t xml:space="preserve">    </w:t>
-      </w:r>
-      <w:proofErr w:type="gramStart"/>
-      <w:r>
-        <w:t>digitalWrite(</w:t>
-      </w:r>
-      <w:proofErr w:type="gramEnd"/>
-      <w:r>
-        <w:t>redLedPin, LOW);</w:t>
-      </w:r>
-    </w:p>
-    <w:p>
-      <w:pPr>
-        <w:pStyle w:val="Code"/>
-      </w:pPr>
-      <w:r>
-        <w:t xml:space="preserve">    </w:t>
-      </w:r>
-      <w:proofErr w:type="gramStart"/>
-      <w:r>
-        <w:t>digitalWrite(</w:t>
-      </w:r>
-      <w:proofErr w:type="gramEnd"/>
-      <w:r>
-        <w:t>orangeLedPin, LOW);</w:t>
-      </w:r>
-    </w:p>
-    <w:p>
-      <w:pPr>
-        <w:pStyle w:val="Code"/>
-      </w:pPr>
-      <w:r>
-        <w:t xml:space="preserve">    </w:t>
-      </w:r>
-      <w:proofErr w:type="gramStart"/>
-      <w:r>
-        <w:t>digitalWrite(</w:t>
-      </w:r>
-      <w:proofErr w:type="gramEnd"/>
-      <w:r>
-        <w:t>yellowLedPin, LOW);</w:t>
-      </w:r>
-    </w:p>
-    <w:p>
-      <w:pPr>
-        <w:pStyle w:val="Code"/>
-      </w:pPr>
-      <w:r>
-        <w:t xml:space="preserve">    </w:t>
-      </w:r>
-      <w:proofErr w:type="gramStart"/>
-      <w:r>
-        <w:t>digitalWrite(</w:t>
-      </w:r>
-      <w:proofErr w:type="gramEnd"/>
-      <w:r>
-        <w:t>greenLedPin, LOW);</w:t>
-      </w:r>
-    </w:p>
-    <w:p>
-      <w:pPr>
-        <w:pStyle w:val="Code"/>
-      </w:pPr>
-      <w:r>
-        <w:t xml:space="preserve">    </w:t>
-      </w:r>
-      <w:proofErr w:type="gramStart"/>
-      <w:r>
-        <w:t>digitalWrite(</w:t>
-      </w:r>
-      <w:proofErr w:type="gramEnd"/>
-      <w:r>
-        <w:t>blueLedPin, HIGH);</w:t>
+        <w:t>    digitalWrite(redLedPin, LOW);</w:t>
+      </w:r>
+    </w:p>
+    <w:p>
+      <w:pPr>
+        <w:pStyle w:val="Code"/>
+      </w:pPr>
+      <w:r>
+        <w:t>    digitalWrite(orangeLedPin, LOW);</w:t>
+      </w:r>
+    </w:p>
+    <w:p>
+      <w:pPr>
+        <w:pStyle w:val="Code"/>
+      </w:pPr>
+      <w:r>
+        <w:t>    digitalWrite(yellowLedPin, LOW);</w:t>
+      </w:r>
+    </w:p>
+    <w:p>
+      <w:pPr>
+        <w:pStyle w:val="Code"/>
+      </w:pPr>
+      <w:r>
+        <w:t>    digitalWrite(greenLedPin, LOW);</w:t>
+      </w:r>
+    </w:p>
+    <w:p>
+      <w:pPr>
+        <w:pStyle w:val="Code"/>
+      </w:pPr>
+      <w:r>
+        <w:t>    digitalWrite(blueLedPin, HIGH);</w:t>
       </w:r>
     </w:p>
     <w:p>
@@ -3258,15 +2745,7 @@
         <w:pStyle w:val="Code"/>
       </w:pPr>
       <w:r>
-        <w:t xml:space="preserve">    </w:t>
-      </w:r>
-      <w:proofErr w:type="gramStart"/>
-      <w:r>
-        <w:t>digitalWrite(</w:t>
-      </w:r>
-      <w:proofErr w:type="gramEnd"/>
-      <w:r>
-        <w:t>redLedPin, LOW);</w:t>
+        <w:t>    digitalWrite(redLedPin, LOW);</w:t>
       </w:r>
     </w:p>
     <w:p>
@@ -3275,63 +2754,31 @@
       </w:pPr>
       <w:r>
         <w:lastRenderedPageBreak/>
-        <w:t xml:space="preserve">    </w:t>
-      </w:r>
-      <w:proofErr w:type="gramStart"/>
-      <w:r>
-        <w:t>digitalWrite(</w:t>
-      </w:r>
-      <w:proofErr w:type="gramEnd"/>
-      <w:r>
-        <w:t>orangeLedPin, LOW);</w:t>
-      </w:r>
-    </w:p>
-    <w:p>
-      <w:pPr>
-        <w:pStyle w:val="Code"/>
-      </w:pPr>
-      <w:r>
-        <w:t xml:space="preserve">    </w:t>
-      </w:r>
-      <w:proofErr w:type="gramStart"/>
-      <w:r>
-        <w:t>digitalWrite(</w:t>
-      </w:r>
-      <w:proofErr w:type="gramEnd"/>
-      <w:r>
-        <w:t>yellowLedPin, LOW);</w:t>
-      </w:r>
-    </w:p>
-    <w:p>
-      <w:pPr>
-        <w:pStyle w:val="Code"/>
-      </w:pPr>
-      <w:r>
-        <w:t xml:space="preserve">    </w:t>
-      </w:r>
-      <w:proofErr w:type="gramStart"/>
-      <w:r>
-        <w:t>digitalWrite(</w:t>
-      </w:r>
-      <w:proofErr w:type="gramEnd"/>
-      <w:r>
-        <w:t>greenLedPin, LOW);</w:t>
-      </w:r>
-    </w:p>
-    <w:p>
-      <w:pPr>
-        <w:pStyle w:val="Code"/>
-      </w:pPr>
-      <w:r>
-        <w:t xml:space="preserve">    </w:t>
-      </w:r>
-      <w:proofErr w:type="gramStart"/>
-      <w:r>
-        <w:t>digitalWrite(</w:t>
-      </w:r>
-      <w:proofErr w:type="gramEnd"/>
-      <w:r>
-        <w:t>blueLedPin, LOW);</w:t>
+        <w:t>    digitalWrite(orangeLedPin, LOW);</w:t>
+      </w:r>
+    </w:p>
+    <w:p>
+      <w:pPr>
+        <w:pStyle w:val="Code"/>
+      </w:pPr>
+      <w:r>
+        <w:t>    digitalWrite(yellowLedPin, LOW);</w:t>
+      </w:r>
+    </w:p>
+    <w:p>
+      <w:pPr>
+        <w:pStyle w:val="Code"/>
+      </w:pPr>
+      <w:r>
+        <w:t>    digitalWrite(greenLedPin, LOW);</w:t>
+      </w:r>
+    </w:p>
+    <w:p>
+      <w:pPr>
+        <w:pStyle w:val="Code"/>
+      </w:pPr>
+      <w:r>
+        <w:t>    digitalWrite(blueLedPin, LOW);</w:t>
       </w:r>
     </w:p>
     <w:p>
@@ -3404,7 +2851,13 @@
         <w:t xml:space="preserve"> </w:t>
       </w:r>
       <w:r>
-        <w:t xml:space="preserve">програма працювала, але всі світлодіоди горіли завжди, не залежно від позиції об’єкта. Проблема була в тому, що у функції </w:t>
+        <w:t>програма працювала, але всі світлодіоди горіли</w:t>
+      </w:r>
+      <w:r>
+        <w:t xml:space="preserve"> постійно</w:t>
+      </w:r>
+      <w:r>
+        <w:t xml:space="preserve">, не залежно від позиції об’єкта. Проблема була в тому, що у функції </w:t>
       </w:r>
       <w:r>
         <w:rPr>
@@ -3544,15 +2997,7 @@
         <w:pStyle w:val="Code"/>
       </w:pPr>
       <w:r>
-        <w:t xml:space="preserve">long </w:t>
-      </w:r>
-      <w:proofErr w:type="gramStart"/>
-      <w:r>
-        <w:t>getDistanceData(</w:t>
-      </w:r>
-      <w:proofErr w:type="gramEnd"/>
-      <w:r>
-        <w:t>)</w:t>
+        <w:t>long getDistanceData()</w:t>
       </w:r>
     </w:p>
     <w:p>
@@ -3568,132 +3013,68 @@
         <w:pStyle w:val="Code"/>
       </w:pPr>
       <w:r>
-        <w:t xml:space="preserve">  </w:t>
-      </w:r>
-      <w:proofErr w:type="gramStart"/>
-      <w:r>
-        <w:t>pinMode(</w:t>
-      </w:r>
-      <w:proofErr w:type="gramEnd"/>
-      <w:r>
-        <w:t>sensorPin, OUTPUT);</w:t>
-      </w:r>
-    </w:p>
-    <w:p>
-      <w:pPr>
-        <w:pStyle w:val="Code"/>
-      </w:pPr>
-      <w:r>
-        <w:t xml:space="preserve">  </w:t>
-      </w:r>
-      <w:proofErr w:type="gramStart"/>
-      <w:r>
-        <w:t>digitalWrite(</w:t>
-      </w:r>
-      <w:proofErr w:type="gramEnd"/>
-      <w:r>
-        <w:t>sensorPin, LOW);</w:t>
-      </w:r>
-    </w:p>
-    <w:p>
-      <w:pPr>
-        <w:pStyle w:val="Code"/>
-      </w:pPr>
-      <w:r>
-        <w:t xml:space="preserve">  </w:t>
-      </w:r>
-      <w:proofErr w:type="gramStart"/>
-      <w:r>
-        <w:t>delayMicroseconds(</w:t>
-      </w:r>
-      <w:proofErr w:type="gramEnd"/>
-      <w:r>
-        <w:t>2);</w:t>
-      </w:r>
-    </w:p>
-    <w:p>
-      <w:pPr>
-        <w:pStyle w:val="Code"/>
-      </w:pPr>
-      <w:r>
-        <w:t xml:space="preserve">  </w:t>
-      </w:r>
-      <w:proofErr w:type="gramStart"/>
-      <w:r>
-        <w:t>digitalWrite(</w:t>
-      </w:r>
-      <w:proofErr w:type="gramEnd"/>
-      <w:r>
-        <w:t>sensorPin, HIGH);</w:t>
-      </w:r>
-    </w:p>
-    <w:p>
-      <w:pPr>
-        <w:pStyle w:val="Code"/>
-      </w:pPr>
-      <w:r>
-        <w:t xml:space="preserve">  </w:t>
-      </w:r>
-      <w:proofErr w:type="gramStart"/>
-      <w:r>
-        <w:t>delayMicroseconds(</w:t>
-      </w:r>
-      <w:proofErr w:type="gramEnd"/>
-      <w:r>
-        <w:t>10);</w:t>
-      </w:r>
-    </w:p>
-    <w:p>
-      <w:pPr>
-        <w:pStyle w:val="Code"/>
-      </w:pPr>
-      <w:r>
-        <w:t xml:space="preserve">  </w:t>
-      </w:r>
-      <w:proofErr w:type="gramStart"/>
-      <w:r>
-        <w:t>digitalWrite(</w:t>
-      </w:r>
-      <w:proofErr w:type="gramEnd"/>
-      <w:r>
-        <w:t>sensorPin, LOW);</w:t>
-      </w:r>
-    </w:p>
-    <w:p>
-      <w:pPr>
-        <w:pStyle w:val="Code"/>
-      </w:pPr>
-    </w:p>
-    <w:p>
-      <w:pPr>
-        <w:pStyle w:val="Code"/>
-      </w:pPr>
-      <w:r>
-        <w:t xml:space="preserve">  </w:t>
-      </w:r>
-      <w:proofErr w:type="gramStart"/>
-      <w:r>
-        <w:t>pinMode(</w:t>
-      </w:r>
-      <w:proofErr w:type="gramEnd"/>
-      <w:r>
-        <w:t>sensorPin, INPUT);</w:t>
-      </w:r>
-    </w:p>
-    <w:p>
-      <w:pPr>
-        <w:pStyle w:val="Code"/>
-      </w:pPr>
-      <w:r>
-        <w:t xml:space="preserve">  long dur = </w:t>
-      </w:r>
-      <w:proofErr w:type="gramStart"/>
-      <w:r>
-        <w:t>pulseIn(</w:t>
-      </w:r>
-      <w:proofErr w:type="gramEnd"/>
-      <w:r>
-        <w:t>sensorPin, HIGH);</w:t>
+        <w:t xml:space="preserve">  pinMode(sensorPin, OUTPUT);</w:t>
+      </w:r>
+    </w:p>
+    <w:p>
+      <w:pPr>
+        <w:pStyle w:val="Code"/>
+      </w:pPr>
+      <w:r>
+        <w:t xml:space="preserve">  digitalWrite(sensorPin, LOW);</w:t>
+      </w:r>
+    </w:p>
+    <w:p>
+      <w:pPr>
+        <w:pStyle w:val="Code"/>
+      </w:pPr>
+      <w:r>
+        <w:t xml:space="preserve">  delayMicroseconds(2);</w:t>
+      </w:r>
+    </w:p>
+    <w:p>
+      <w:pPr>
+        <w:pStyle w:val="Code"/>
+      </w:pPr>
+      <w:r>
+        <w:t xml:space="preserve">  digitalWrite(sensorPin, HIGH);</w:t>
+      </w:r>
+    </w:p>
+    <w:p>
+      <w:pPr>
+        <w:pStyle w:val="Code"/>
+      </w:pPr>
+      <w:r>
+        <w:t xml:space="preserve">  delayMicroseconds(10);</w:t>
+      </w:r>
+    </w:p>
+    <w:p>
+      <w:pPr>
+        <w:pStyle w:val="Code"/>
+      </w:pPr>
+      <w:r>
+        <w:t xml:space="preserve">  digitalWrite(sensorPin, LOW);</w:t>
+      </w:r>
+    </w:p>
+    <w:p>
+      <w:pPr>
+        <w:pStyle w:val="Code"/>
+      </w:pPr>
+    </w:p>
+    <w:p>
+      <w:pPr>
+        <w:pStyle w:val="Code"/>
+      </w:pPr>
+      <w:r>
+        <w:t xml:space="preserve">  pinMode(sensorPin, INPUT);</w:t>
+      </w:r>
+    </w:p>
+    <w:p>
+      <w:pPr>
+        <w:pStyle w:val="Code"/>
+      </w:pPr>
+      <w:r>
+        <w:t xml:space="preserve">  long dur = pulseIn(sensorPin, HIGH);</w:t>
       </w:r>
     </w:p>
     <w:p>
@@ -3730,15 +3111,7 @@
         <w:pStyle w:val="Code"/>
       </w:pPr>
       <w:r>
-        <w:t xml:space="preserve">void </w:t>
-      </w:r>
-      <w:proofErr w:type="gramStart"/>
-      <w:r>
-        <w:t>setup(</w:t>
-      </w:r>
-      <w:proofErr w:type="gramEnd"/>
-      <w:r>
-        <w:t>)</w:t>
+        <w:t>void setup()</w:t>
       </w:r>
     </w:p>
     <w:p>
@@ -3754,63 +3127,31 @@
         <w:pStyle w:val="Code"/>
       </w:pPr>
       <w:r>
-        <w:t xml:space="preserve">  </w:t>
-      </w:r>
-      <w:proofErr w:type="gramStart"/>
-      <w:r>
-        <w:t>pinMode(</w:t>
-      </w:r>
-      <w:proofErr w:type="gramEnd"/>
-      <w:r>
-        <w:t>redLedPin, OUTPUT);</w:t>
-      </w:r>
-    </w:p>
-    <w:p>
-      <w:pPr>
-        <w:pStyle w:val="Code"/>
-      </w:pPr>
-      <w:r>
-        <w:t xml:space="preserve">  </w:t>
-      </w:r>
-      <w:proofErr w:type="gramStart"/>
-      <w:r>
-        <w:t>pinMode(</w:t>
-      </w:r>
-      <w:proofErr w:type="gramEnd"/>
-      <w:r>
-        <w:t>orangeLedPin, OUTPUT);</w:t>
-      </w:r>
-    </w:p>
-    <w:p>
-      <w:pPr>
-        <w:pStyle w:val="Code"/>
-      </w:pPr>
-      <w:r>
-        <w:t xml:space="preserve">  </w:t>
-      </w:r>
-      <w:proofErr w:type="gramStart"/>
-      <w:r>
-        <w:t>pinMode(</w:t>
-      </w:r>
-      <w:proofErr w:type="gramEnd"/>
-      <w:r>
-        <w:t>yellowLedPin, OUTPUT);</w:t>
-      </w:r>
-    </w:p>
-    <w:p>
-      <w:pPr>
-        <w:pStyle w:val="Code"/>
-      </w:pPr>
-      <w:r>
-        <w:t xml:space="preserve">  </w:t>
-      </w:r>
-      <w:proofErr w:type="gramStart"/>
-      <w:r>
-        <w:t>pinMode(</w:t>
-      </w:r>
-      <w:proofErr w:type="gramEnd"/>
-      <w:r>
-        <w:t>greenLedPin, OUTPUT);</w:t>
+        <w:t xml:space="preserve">  pinMode(redLedPin, OUTPUT);</w:t>
+      </w:r>
+    </w:p>
+    <w:p>
+      <w:pPr>
+        <w:pStyle w:val="Code"/>
+      </w:pPr>
+      <w:r>
+        <w:t xml:space="preserve">  pinMode(orangeLedPin, OUTPUT);</w:t>
+      </w:r>
+    </w:p>
+    <w:p>
+      <w:pPr>
+        <w:pStyle w:val="Code"/>
+      </w:pPr>
+      <w:r>
+        <w:t xml:space="preserve">  pinMode(yellowLedPin, OUTPUT);</w:t>
+      </w:r>
+    </w:p>
+    <w:p>
+      <w:pPr>
+        <w:pStyle w:val="Code"/>
+      </w:pPr>
+      <w:r>
+        <w:t xml:space="preserve">  pinMode(greenLedPin, OUTPUT);</w:t>
       </w:r>
     </w:p>
     <w:p>
@@ -3819,15 +3160,7 @@
       </w:pPr>
       <w:r>
         <w:lastRenderedPageBreak/>
-        <w:t xml:space="preserve">  </w:t>
-      </w:r>
-      <w:proofErr w:type="gramStart"/>
-      <w:r>
-        <w:t>pinMode(</w:t>
-      </w:r>
-      <w:proofErr w:type="gramEnd"/>
-      <w:r>
-        <w:t>blueLedPin, OUTPUT);</w:t>
+        <w:t xml:space="preserve">  pinMode(blueLedPin, OUTPUT);</w:t>
       </w:r>
     </w:p>
     <w:p>
@@ -3848,15 +3181,7 @@
         <w:pStyle w:val="Code"/>
       </w:pPr>
       <w:r>
-        <w:t xml:space="preserve">void </w:t>
-      </w:r>
-      <w:proofErr w:type="gramStart"/>
-      <w:r>
-        <w:t>loop(</w:t>
-      </w:r>
-      <w:proofErr w:type="gramEnd"/>
-      <w:r>
-        <w:t>)</w:t>
+        <w:t>void loop()</w:t>
       </w:r>
     </w:p>
     <w:p>
@@ -3872,15 +3197,7 @@
         <w:pStyle w:val="Code"/>
       </w:pPr>
       <w:r>
-        <w:t xml:space="preserve">  long distance_to_object = </w:t>
-      </w:r>
-      <w:proofErr w:type="gramStart"/>
-      <w:r>
-        <w:t>getDistanceData(</w:t>
-      </w:r>
-      <w:proofErr w:type="gramEnd"/>
-      <w:r>
-        <w:t>);</w:t>
+        <w:t xml:space="preserve">  long distance_to_object = getDistanceData();</w:t>
       </w:r>
     </w:p>
     <w:p>
@@ -3904,79 +3221,39 @@
         <w:pStyle w:val="Code"/>
       </w:pPr>
       <w:r>
-        <w:t xml:space="preserve">    </w:t>
-      </w:r>
-      <w:proofErr w:type="gramStart"/>
-      <w:r>
-        <w:t>digitalWrite(</w:t>
-      </w:r>
-      <w:proofErr w:type="gramEnd"/>
-      <w:r>
-        <w:t>redLedPin, HIGH);</w:t>
-      </w:r>
-    </w:p>
-    <w:p>
-      <w:pPr>
-        <w:pStyle w:val="Code"/>
-      </w:pPr>
-      <w:r>
-        <w:t xml:space="preserve">    </w:t>
-      </w:r>
-      <w:proofErr w:type="gramStart"/>
-      <w:r>
-        <w:t>digitalWrite(</w:t>
-      </w:r>
-      <w:proofErr w:type="gramEnd"/>
-      <w:r>
-        <w:t>orangeLedPin, HIGH);</w:t>
-      </w:r>
-    </w:p>
-    <w:p>
-      <w:pPr>
-        <w:pStyle w:val="Code"/>
-      </w:pPr>
-      <w:r>
-        <w:t xml:space="preserve">    </w:t>
-      </w:r>
-      <w:proofErr w:type="gramStart"/>
-      <w:r>
-        <w:t>digitalWrite(</w:t>
-      </w:r>
-      <w:proofErr w:type="gramEnd"/>
-      <w:r>
-        <w:t>yellowLedPin, HIGH);</w:t>
-      </w:r>
-    </w:p>
-    <w:p>
-      <w:pPr>
-        <w:pStyle w:val="Code"/>
-      </w:pPr>
-      <w:r>
-        <w:t xml:space="preserve">    </w:t>
-      </w:r>
-      <w:proofErr w:type="gramStart"/>
-      <w:r>
-        <w:t>digitalWrite(</w:t>
-      </w:r>
-      <w:proofErr w:type="gramEnd"/>
-      <w:r>
-        <w:t>greenLedPin, HIGH);</w:t>
-      </w:r>
-    </w:p>
-    <w:p>
-      <w:pPr>
-        <w:pStyle w:val="Code"/>
-      </w:pPr>
-      <w:r>
-        <w:t xml:space="preserve">    </w:t>
-      </w:r>
-      <w:proofErr w:type="gramStart"/>
-      <w:r>
-        <w:t>digitalWrite(</w:t>
-      </w:r>
-      <w:proofErr w:type="gramEnd"/>
-      <w:r>
-        <w:t>blueLedPin, HIGH);</w:t>
+        <w:t xml:space="preserve">    digitalWrite(redLedPin, HIGH);</w:t>
+      </w:r>
+    </w:p>
+    <w:p>
+      <w:pPr>
+        <w:pStyle w:val="Code"/>
+      </w:pPr>
+      <w:r>
+        <w:t xml:space="preserve">    digitalWrite(orangeLedPin, HIGH);</w:t>
+      </w:r>
+    </w:p>
+    <w:p>
+      <w:pPr>
+        <w:pStyle w:val="Code"/>
+      </w:pPr>
+      <w:r>
+        <w:t xml:space="preserve">    digitalWrite(yellowLedPin, HIGH);</w:t>
+      </w:r>
+    </w:p>
+    <w:p>
+      <w:pPr>
+        <w:pStyle w:val="Code"/>
+      </w:pPr>
+      <w:r>
+        <w:t xml:space="preserve">    digitalWrite(greenLedPin, HIGH);</w:t>
+      </w:r>
+    </w:p>
+    <w:p>
+      <w:pPr>
+        <w:pStyle w:val="Code"/>
+      </w:pPr>
+      <w:r>
+        <w:t xml:space="preserve">    digitalWrite(blueLedPin, HIGH);</w:t>
       </w:r>
     </w:p>
     <w:p>
@@ -4008,79 +3285,39 @@
         <w:pStyle w:val="Code"/>
       </w:pPr>
       <w:r>
-        <w:t xml:space="preserve">    </w:t>
-      </w:r>
-      <w:proofErr w:type="gramStart"/>
-      <w:r>
-        <w:t>digitalWrite(</w:t>
-      </w:r>
-      <w:proofErr w:type="gramEnd"/>
-      <w:r>
-        <w:t>redLedPin, LOW);</w:t>
-      </w:r>
-    </w:p>
-    <w:p>
-      <w:pPr>
-        <w:pStyle w:val="Code"/>
-      </w:pPr>
-      <w:r>
-        <w:t xml:space="preserve">    </w:t>
-      </w:r>
-      <w:proofErr w:type="gramStart"/>
-      <w:r>
-        <w:t>digitalWrite(</w:t>
-      </w:r>
-      <w:proofErr w:type="gramEnd"/>
-      <w:r>
-        <w:t>orangeLedPin, HIGH);</w:t>
-      </w:r>
-    </w:p>
-    <w:p>
-      <w:pPr>
-        <w:pStyle w:val="Code"/>
-      </w:pPr>
-      <w:r>
-        <w:t xml:space="preserve">    </w:t>
-      </w:r>
-      <w:proofErr w:type="gramStart"/>
-      <w:r>
-        <w:t>digitalWrite(</w:t>
-      </w:r>
-      <w:proofErr w:type="gramEnd"/>
-      <w:r>
-        <w:t>yellowLedPin, HIGH);</w:t>
-      </w:r>
-    </w:p>
-    <w:p>
-      <w:pPr>
-        <w:pStyle w:val="Code"/>
-      </w:pPr>
-      <w:r>
-        <w:t xml:space="preserve">    </w:t>
-      </w:r>
-      <w:proofErr w:type="gramStart"/>
-      <w:r>
-        <w:t>digitalWrite(</w:t>
-      </w:r>
-      <w:proofErr w:type="gramEnd"/>
-      <w:r>
-        <w:t>greenLedPin, HIGH);</w:t>
-      </w:r>
-    </w:p>
-    <w:p>
-      <w:pPr>
-        <w:pStyle w:val="Code"/>
-      </w:pPr>
-      <w:r>
-        <w:t xml:space="preserve">    </w:t>
-      </w:r>
-      <w:proofErr w:type="gramStart"/>
-      <w:r>
-        <w:t>digitalWrite(</w:t>
-      </w:r>
-      <w:proofErr w:type="gramEnd"/>
-      <w:r>
-        <w:t>blueLedPin, HIGH);</w:t>
+        <w:t xml:space="preserve">    digitalWrite(redLedPin, LOW);</w:t>
+      </w:r>
+    </w:p>
+    <w:p>
+      <w:pPr>
+        <w:pStyle w:val="Code"/>
+      </w:pPr>
+      <w:r>
+        <w:t xml:space="preserve">    digitalWrite(orangeLedPin, HIGH);</w:t>
+      </w:r>
+    </w:p>
+    <w:p>
+      <w:pPr>
+        <w:pStyle w:val="Code"/>
+      </w:pPr>
+      <w:r>
+        <w:t xml:space="preserve">    digitalWrite(yellowLedPin, HIGH);</w:t>
+      </w:r>
+    </w:p>
+    <w:p>
+      <w:pPr>
+        <w:pStyle w:val="Code"/>
+      </w:pPr>
+      <w:r>
+        <w:t xml:space="preserve">    digitalWrite(greenLedPin, HIGH);</w:t>
+      </w:r>
+    </w:p>
+    <w:p>
+      <w:pPr>
+        <w:pStyle w:val="Code"/>
+      </w:pPr>
+      <w:r>
+        <w:t xml:space="preserve">    digitalWrite(blueLedPin, HIGH);</w:t>
       </w:r>
     </w:p>
     <w:p>
@@ -4112,79 +3349,39 @@
         <w:pStyle w:val="Code"/>
       </w:pPr>
       <w:r>
-        <w:t xml:space="preserve">    </w:t>
-      </w:r>
-      <w:proofErr w:type="gramStart"/>
-      <w:r>
-        <w:t>digitalWrite(</w:t>
-      </w:r>
-      <w:proofErr w:type="gramEnd"/>
-      <w:r>
-        <w:t>redLedPin, LOW);</w:t>
-      </w:r>
-    </w:p>
-    <w:p>
-      <w:pPr>
-        <w:pStyle w:val="Code"/>
-      </w:pPr>
-      <w:r>
-        <w:t xml:space="preserve">    </w:t>
-      </w:r>
-      <w:proofErr w:type="gramStart"/>
-      <w:r>
-        <w:t>digitalWrite(</w:t>
-      </w:r>
-      <w:proofErr w:type="gramEnd"/>
-      <w:r>
-        <w:t>orangeLedPin, LOW);</w:t>
-      </w:r>
-    </w:p>
-    <w:p>
-      <w:pPr>
-        <w:pStyle w:val="Code"/>
-      </w:pPr>
-      <w:r>
-        <w:t xml:space="preserve">    </w:t>
-      </w:r>
-      <w:proofErr w:type="gramStart"/>
-      <w:r>
-        <w:t>digitalWrite(</w:t>
-      </w:r>
-      <w:proofErr w:type="gramEnd"/>
-      <w:r>
-        <w:t>yellowLedPin, HIGH);</w:t>
-      </w:r>
-    </w:p>
-    <w:p>
-      <w:pPr>
-        <w:pStyle w:val="Code"/>
-      </w:pPr>
-      <w:r>
-        <w:t xml:space="preserve">    </w:t>
-      </w:r>
-      <w:proofErr w:type="gramStart"/>
-      <w:r>
-        <w:t>digitalWrite(</w:t>
-      </w:r>
-      <w:proofErr w:type="gramEnd"/>
-      <w:r>
-        <w:t>greenLedPin, HIGH);</w:t>
-      </w:r>
-    </w:p>
-    <w:p>
-      <w:pPr>
-        <w:pStyle w:val="Code"/>
-      </w:pPr>
-      <w:r>
-        <w:t xml:space="preserve">    </w:t>
-      </w:r>
-      <w:proofErr w:type="gramStart"/>
-      <w:r>
-        <w:t>digitalWrite(</w:t>
-      </w:r>
-      <w:proofErr w:type="gramEnd"/>
-      <w:r>
-        <w:t>blueLedPin, HIGH);</w:t>
+        <w:t xml:space="preserve">    digitalWrite(redLedPin, LOW);</w:t>
+      </w:r>
+    </w:p>
+    <w:p>
+      <w:pPr>
+        <w:pStyle w:val="Code"/>
+      </w:pPr>
+      <w:r>
+        <w:t xml:space="preserve">    digitalWrite(orangeLedPin, LOW);</w:t>
+      </w:r>
+    </w:p>
+    <w:p>
+      <w:pPr>
+        <w:pStyle w:val="Code"/>
+      </w:pPr>
+      <w:r>
+        <w:t xml:space="preserve">    digitalWrite(yellowLedPin, HIGH);</w:t>
+      </w:r>
+    </w:p>
+    <w:p>
+      <w:pPr>
+        <w:pStyle w:val="Code"/>
+      </w:pPr>
+      <w:r>
+        <w:t xml:space="preserve">    digitalWrite(greenLedPin, HIGH);</w:t>
+      </w:r>
+    </w:p>
+    <w:p>
+      <w:pPr>
+        <w:pStyle w:val="Code"/>
+      </w:pPr>
+      <w:r>
+        <w:t xml:space="preserve">    digitalWrite(blueLedPin, HIGH);</w:t>
       </w:r>
     </w:p>
     <w:p>
@@ -4216,79 +3413,39 @@
         <w:pStyle w:val="Code"/>
       </w:pPr>
       <w:r>
-        <w:t xml:space="preserve">    </w:t>
-      </w:r>
-      <w:proofErr w:type="gramStart"/>
-      <w:r>
-        <w:t>digitalWrite(</w:t>
-      </w:r>
-      <w:proofErr w:type="gramEnd"/>
-      <w:r>
-        <w:t>redLedPin, LOW);</w:t>
-      </w:r>
-    </w:p>
-    <w:p>
-      <w:pPr>
-        <w:pStyle w:val="Code"/>
-      </w:pPr>
-      <w:r>
-        <w:t xml:space="preserve">    </w:t>
-      </w:r>
-      <w:proofErr w:type="gramStart"/>
-      <w:r>
-        <w:t>digitalWrite(</w:t>
-      </w:r>
-      <w:proofErr w:type="gramEnd"/>
-      <w:r>
-        <w:t>orangeLedPin, LOW);</w:t>
-      </w:r>
-    </w:p>
-    <w:p>
-      <w:pPr>
-        <w:pStyle w:val="Code"/>
-      </w:pPr>
-      <w:r>
-        <w:t xml:space="preserve">    </w:t>
-      </w:r>
-      <w:proofErr w:type="gramStart"/>
-      <w:r>
-        <w:t>digitalWrite(</w:t>
-      </w:r>
-      <w:proofErr w:type="gramEnd"/>
-      <w:r>
-        <w:t>yellowLedPin, LOW);</w:t>
-      </w:r>
-    </w:p>
-    <w:p>
-      <w:pPr>
-        <w:pStyle w:val="Code"/>
-      </w:pPr>
-      <w:r>
-        <w:t xml:space="preserve">    </w:t>
-      </w:r>
-      <w:proofErr w:type="gramStart"/>
-      <w:r>
-        <w:t>digitalWrite(</w:t>
-      </w:r>
-      <w:proofErr w:type="gramEnd"/>
-      <w:r>
-        <w:t>greenLedPin, HIGH);</w:t>
-      </w:r>
-    </w:p>
-    <w:p>
-      <w:pPr>
-        <w:pStyle w:val="Code"/>
-      </w:pPr>
-      <w:r>
-        <w:t xml:space="preserve">    </w:t>
-      </w:r>
-      <w:proofErr w:type="gramStart"/>
-      <w:r>
-        <w:t>digitalWrite(</w:t>
-      </w:r>
-      <w:proofErr w:type="gramEnd"/>
-      <w:r>
-        <w:t>blueLedPin, HIGH);</w:t>
+        <w:t xml:space="preserve">    digitalWrite(redLedPin, LOW);</w:t>
+      </w:r>
+    </w:p>
+    <w:p>
+      <w:pPr>
+        <w:pStyle w:val="Code"/>
+      </w:pPr>
+      <w:r>
+        <w:t xml:space="preserve">    digitalWrite(orangeLedPin, LOW);</w:t>
+      </w:r>
+    </w:p>
+    <w:p>
+      <w:pPr>
+        <w:pStyle w:val="Code"/>
+      </w:pPr>
+      <w:r>
+        <w:t xml:space="preserve">    digitalWrite(yellowLedPin, LOW);</w:t>
+      </w:r>
+    </w:p>
+    <w:p>
+      <w:pPr>
+        <w:pStyle w:val="Code"/>
+      </w:pPr>
+      <w:r>
+        <w:t xml:space="preserve">    digitalWrite(greenLedPin, HIGH);</w:t>
+      </w:r>
+    </w:p>
+    <w:p>
+      <w:pPr>
+        <w:pStyle w:val="Code"/>
+      </w:pPr>
+      <w:r>
+        <w:t xml:space="preserve">    digitalWrite(blueLedPin, HIGH);</w:t>
       </w:r>
     </w:p>
     <w:p>
@@ -4320,79 +3477,39 @@
         <w:pStyle w:val="Code"/>
       </w:pPr>
       <w:r>
-        <w:t xml:space="preserve">    </w:t>
-      </w:r>
-      <w:proofErr w:type="gramStart"/>
-      <w:r>
-        <w:t>digitalWrite(</w:t>
-      </w:r>
-      <w:proofErr w:type="gramEnd"/>
-      <w:r>
-        <w:t>redLedPin, LOW);</w:t>
-      </w:r>
-    </w:p>
-    <w:p>
-      <w:pPr>
-        <w:pStyle w:val="Code"/>
-      </w:pPr>
-      <w:r>
-        <w:t xml:space="preserve">    </w:t>
-      </w:r>
-      <w:proofErr w:type="gramStart"/>
-      <w:r>
-        <w:t>digitalWrite(</w:t>
-      </w:r>
-      <w:proofErr w:type="gramEnd"/>
-      <w:r>
-        <w:t>orangeLedPin, LOW);</w:t>
-      </w:r>
-    </w:p>
-    <w:p>
-      <w:pPr>
-        <w:pStyle w:val="Code"/>
-      </w:pPr>
-      <w:r>
-        <w:t xml:space="preserve">    </w:t>
-      </w:r>
-      <w:proofErr w:type="gramStart"/>
-      <w:r>
-        <w:t>digitalWrite(</w:t>
-      </w:r>
-      <w:proofErr w:type="gramEnd"/>
-      <w:r>
-        <w:t>yellowLedPin, LOW);</w:t>
-      </w:r>
-    </w:p>
-    <w:p>
-      <w:pPr>
-        <w:pStyle w:val="Code"/>
-      </w:pPr>
-      <w:r>
-        <w:t xml:space="preserve">    </w:t>
-      </w:r>
-      <w:proofErr w:type="gramStart"/>
-      <w:r>
-        <w:t>digitalWrite(</w:t>
-      </w:r>
-      <w:proofErr w:type="gramEnd"/>
-      <w:r>
-        <w:t>greenLedPin, LOW);</w:t>
-      </w:r>
-    </w:p>
-    <w:p>
-      <w:pPr>
-        <w:pStyle w:val="Code"/>
-      </w:pPr>
-      <w:r>
-        <w:t xml:space="preserve">    </w:t>
-      </w:r>
-      <w:proofErr w:type="gramStart"/>
-      <w:r>
-        <w:t>digitalWrite(</w:t>
-      </w:r>
-      <w:proofErr w:type="gramEnd"/>
-      <w:r>
-        <w:t>blueLedPin, HIGH);</w:t>
+        <w:t xml:space="preserve">    digitalWrite(redLedPin, LOW);</w:t>
+      </w:r>
+    </w:p>
+    <w:p>
+      <w:pPr>
+        <w:pStyle w:val="Code"/>
+      </w:pPr>
+      <w:r>
+        <w:t xml:space="preserve">    digitalWrite(orangeLedPin, LOW);</w:t>
+      </w:r>
+    </w:p>
+    <w:p>
+      <w:pPr>
+        <w:pStyle w:val="Code"/>
+      </w:pPr>
+      <w:r>
+        <w:t xml:space="preserve">    digitalWrite(yellowLedPin, LOW);</w:t>
+      </w:r>
+    </w:p>
+    <w:p>
+      <w:pPr>
+        <w:pStyle w:val="Code"/>
+      </w:pPr>
+      <w:r>
+        <w:t xml:space="preserve">    digitalWrite(greenLedPin, LOW);</w:t>
+      </w:r>
+    </w:p>
+    <w:p>
+      <w:pPr>
+        <w:pStyle w:val="Code"/>
+      </w:pPr>
+      <w:r>
+        <w:t xml:space="preserve">    digitalWrite(blueLedPin, HIGH);</w:t>
       </w:r>
     </w:p>
     <w:p>
@@ -4424,79 +3541,39 @@
         <w:pStyle w:val="Code"/>
       </w:pPr>
       <w:r>
-        <w:t xml:space="preserve">    </w:t>
-      </w:r>
-      <w:proofErr w:type="gramStart"/>
-      <w:r>
-        <w:t>digitalWrite(</w:t>
-      </w:r>
-      <w:proofErr w:type="gramEnd"/>
-      <w:r>
-        <w:t>redLedPin, LOW);</w:t>
-      </w:r>
-    </w:p>
-    <w:p>
-      <w:pPr>
-        <w:pStyle w:val="Code"/>
-      </w:pPr>
-      <w:r>
-        <w:t xml:space="preserve">    </w:t>
-      </w:r>
-      <w:proofErr w:type="gramStart"/>
-      <w:r>
-        <w:t>digitalWrite(</w:t>
-      </w:r>
-      <w:proofErr w:type="gramEnd"/>
-      <w:r>
-        <w:t>orangeLedPin, LOW);</w:t>
-      </w:r>
-    </w:p>
-    <w:p>
-      <w:pPr>
-        <w:pStyle w:val="Code"/>
-      </w:pPr>
-      <w:r>
-        <w:t xml:space="preserve">    </w:t>
-      </w:r>
-      <w:proofErr w:type="gramStart"/>
-      <w:r>
-        <w:t>digitalWrite(</w:t>
-      </w:r>
-      <w:proofErr w:type="gramEnd"/>
-      <w:r>
-        <w:t>yellowLedPin, LOW);</w:t>
-      </w:r>
-    </w:p>
-    <w:p>
-      <w:pPr>
-        <w:pStyle w:val="Code"/>
-      </w:pPr>
-      <w:r>
-        <w:t xml:space="preserve">    </w:t>
-      </w:r>
-      <w:proofErr w:type="gramStart"/>
-      <w:r>
-        <w:t>digitalWrite(</w:t>
-      </w:r>
-      <w:proofErr w:type="gramEnd"/>
-      <w:r>
-        <w:t>greenLedPin, LOW);</w:t>
-      </w:r>
-    </w:p>
-    <w:p>
-      <w:pPr>
-        <w:pStyle w:val="Code"/>
-      </w:pPr>
-      <w:r>
-        <w:t xml:space="preserve">    </w:t>
-      </w:r>
-      <w:proofErr w:type="gramStart"/>
-      <w:r>
-        <w:t>digitalWrite(</w:t>
-      </w:r>
-      <w:proofErr w:type="gramEnd"/>
-      <w:r>
-        <w:t>blueLedPin, LOW);</w:t>
+        <w:t xml:space="preserve">    digitalWrite(redLedPin, LOW);</w:t>
+      </w:r>
+    </w:p>
+    <w:p>
+      <w:pPr>
+        <w:pStyle w:val="Code"/>
+      </w:pPr>
+      <w:r>
+        <w:t xml:space="preserve">    digitalWrite(orangeLedPin, LOW);</w:t>
+      </w:r>
+    </w:p>
+    <w:p>
+      <w:pPr>
+        <w:pStyle w:val="Code"/>
+      </w:pPr>
+      <w:r>
+        <w:t xml:space="preserve">    digitalWrite(yellowLedPin, LOW);</w:t>
+      </w:r>
+    </w:p>
+    <w:p>
+      <w:pPr>
+        <w:pStyle w:val="Code"/>
+      </w:pPr>
+      <w:r>
+        <w:t xml:space="preserve">    digitalWrite(greenLedPin, LOW);</w:t>
+      </w:r>
+    </w:p>
+    <w:p>
+      <w:pPr>
+        <w:pStyle w:val="Code"/>
+      </w:pPr>
+      <w:r>
+        <w:t xml:space="preserve">    digitalWrite(blueLedPin, LOW);</w:t>
       </w:r>
     </w:p>
     <w:p>
@@ -4512,15 +3589,7 @@
         <w:pStyle w:val="Code"/>
       </w:pPr>
       <w:r>
-        <w:t xml:space="preserve">  </w:t>
-      </w:r>
-      <w:proofErr w:type="gramStart"/>
-      <w:r>
-        <w:t>delay(</w:t>
-      </w:r>
-      <w:proofErr w:type="gramEnd"/>
-      <w:r>
-        <w:t>1000);</w:t>
+        <w:t xml:space="preserve">  delay(1000);</w:t>
       </w:r>
     </w:p>
     <w:p>
@@ -4663,7 +3732,21 @@
             <w:rStyle w:val="a4"/>
             <w:lang w:val="en-US"/>
           </w:rPr>
-          <w:t xml:space="preserve"> by Wan Muhammad Faris Bin Wan Mat on Tinkercad Public</w:t>
+          <w:t xml:space="preserve"> by Wan Muhammad </w:t>
+        </w:r>
+        <w:r>
+          <w:rPr>
+            <w:rStyle w:val="a4"/>
+            <w:lang w:val="en-US"/>
+          </w:rPr>
+          <w:t>F</w:t>
+        </w:r>
+        <w:r>
+          <w:rPr>
+            <w:rStyle w:val="a4"/>
+            <w:lang w:val="en-US"/>
+          </w:rPr>
+          <w:t>aris Bin Wan Mat on Tinkercad Public</w:t>
         </w:r>
       </w:hyperlink>
       <w:r>
@@ -4677,12 +3760,24 @@
       </w:r>
       <w:r>
         <w:rPr>
+          <w:rStyle w:val="CodeChar"/>
+        </w:rPr>
+        <w:t>analogWrite</w:t>
+      </w:r>
+      <w:r>
+        <w:rPr>
           <w:lang w:val="en-US"/>
         </w:rPr>
-        <w:t xml:space="preserve">analogWrite </w:t>
-      </w:r>
-      <w:r>
-        <w:t>і значення яскравості як другий параметр для регулювання світлодіода.</w:t>
+        <w:t xml:space="preserve"> </w:t>
+      </w:r>
+      <w:r>
+        <w:t>і значення яскравості як</w:t>
+      </w:r>
+      <w:r>
+        <w:t xml:space="preserve"> її</w:t>
+      </w:r>
+      <w:r>
+        <w:t xml:space="preserve"> другий параметр для регулювання світлодіода.</w:t>
       </w:r>
     </w:p>
     <w:p>
@@ -4794,398 +3889,427 @@
         <w:pStyle w:val="Code"/>
       </w:pPr>
       <w:r>
-        <w:t xml:space="preserve">long </w:t>
-      </w:r>
-      <w:proofErr w:type="gramStart"/>
-      <w:r>
-        <w:t>getDistance(</w:t>
-      </w:r>
-      <w:proofErr w:type="gramEnd"/>
-      <w:r>
+        <w:t>long getDistance()</w:t>
+      </w:r>
+    </w:p>
+    <w:p>
+      <w:pPr>
+        <w:pStyle w:val="Code"/>
+      </w:pPr>
+      <w:r>
+        <w:t>{</w:t>
+      </w:r>
+    </w:p>
+    <w:p>
+      <w:pPr>
+        <w:pStyle w:val="Code"/>
+      </w:pPr>
+      <w:r>
+        <w:t xml:space="preserve">  pinMode(sensorPin, OUTPUT);</w:t>
+      </w:r>
+    </w:p>
+    <w:p>
+      <w:pPr>
+        <w:pStyle w:val="Code"/>
+      </w:pPr>
+      <w:r>
+        <w:t xml:space="preserve">  digitalWrite(sensorPin, LOW);</w:t>
+      </w:r>
+    </w:p>
+    <w:p>
+      <w:pPr>
+        <w:pStyle w:val="Code"/>
+      </w:pPr>
+      <w:r>
+        <w:t xml:space="preserve">  delayMicroseconds(2);</w:t>
+      </w:r>
+    </w:p>
+    <w:p>
+      <w:pPr>
+        <w:pStyle w:val="Code"/>
+      </w:pPr>
+      <w:r>
+        <w:t xml:space="preserve">  digitalWrite(sensorPin, HIGH);</w:t>
+      </w:r>
+    </w:p>
+    <w:p>
+      <w:pPr>
+        <w:pStyle w:val="Code"/>
+      </w:pPr>
+      <w:r>
+        <w:t xml:space="preserve">  delayMicroseconds(10);</w:t>
+      </w:r>
+    </w:p>
+    <w:p>
+      <w:pPr>
+        <w:pStyle w:val="Code"/>
+      </w:pPr>
+      <w:r>
+        <w:t xml:space="preserve">  digitalWrite(sensorPin, LOW);</w:t>
+      </w:r>
+    </w:p>
+    <w:p>
+      <w:pPr>
+        <w:pStyle w:val="Code"/>
+      </w:pPr>
+    </w:p>
+    <w:p>
+      <w:pPr>
+        <w:pStyle w:val="Code"/>
+      </w:pPr>
+      <w:r>
+        <w:t xml:space="preserve">  pinMode(sensorPin, INPUT);</w:t>
+      </w:r>
+    </w:p>
+    <w:p>
+      <w:pPr>
+        <w:pStyle w:val="Code"/>
+      </w:pPr>
+      <w:r>
+        <w:t xml:space="preserve">  long dur = pulseIn(sensorPin, HIGH);</w:t>
+      </w:r>
+    </w:p>
+    <w:p>
+      <w:pPr>
+        <w:pStyle w:val="Code"/>
+      </w:pPr>
+      <w:r>
+        <w:t xml:space="preserve">  long cm = dur / 29 / 2;</w:t>
+      </w:r>
+    </w:p>
+    <w:p>
+      <w:pPr>
+        <w:pStyle w:val="Code"/>
+      </w:pPr>
+      <w:r>
+        <w:t xml:space="preserve">  return cm;</w:t>
+      </w:r>
+    </w:p>
+    <w:p>
+      <w:pPr>
+        <w:pStyle w:val="Code"/>
+      </w:pPr>
+      <w:r>
+        <w:t>}</w:t>
+      </w:r>
+    </w:p>
+    <w:p>
+      <w:pPr>
+        <w:pStyle w:val="Code"/>
+      </w:pPr>
+    </w:p>
+    <w:p>
+      <w:pPr>
+        <w:pStyle w:val="Code"/>
+      </w:pPr>
+      <w:r>
+        <w:t>void setup()</w:t>
+      </w:r>
+    </w:p>
+    <w:p>
+      <w:pPr>
+        <w:pStyle w:val="Code"/>
+      </w:pPr>
+      <w:r>
+        <w:t>{</w:t>
+      </w:r>
+    </w:p>
+    <w:p>
+      <w:pPr>
+        <w:pStyle w:val="Code"/>
+      </w:pPr>
+      <w:r>
+        <w:t xml:space="preserve">  pinMode(sensorPin, OUTPUT);</w:t>
+      </w:r>
+    </w:p>
+    <w:p>
+      <w:pPr>
+        <w:pStyle w:val="Code"/>
+      </w:pPr>
+      <w:r>
+        <w:t>}</w:t>
+      </w:r>
+    </w:p>
+    <w:p>
+      <w:pPr>
+        <w:pStyle w:val="Code"/>
+      </w:pPr>
+    </w:p>
+    <w:p>
+      <w:pPr>
+        <w:pStyle w:val="Code"/>
+      </w:pPr>
+      <w:r>
+        <w:t>void loop()</w:t>
+      </w:r>
+    </w:p>
+    <w:p>
+      <w:pPr>
+        <w:pStyle w:val="Code"/>
+      </w:pPr>
+      <w:r>
+        <w:t>{</w:t>
+      </w:r>
+    </w:p>
+    <w:p>
+      <w:pPr>
+        <w:pStyle w:val="Code"/>
+      </w:pPr>
+      <w:r>
+        <w:t xml:space="preserve">  long distance = getDistance();</w:t>
+      </w:r>
+    </w:p>
+    <w:p>
+      <w:pPr>
+        <w:pStyle w:val="Code"/>
+      </w:pPr>
+      <w:r>
+        <w:t xml:space="preserve">  analogWrite(sensorPin, distance);</w:t>
+      </w:r>
+    </w:p>
+    <w:p>
+      <w:pPr>
+        <w:pStyle w:val="Code"/>
+      </w:pPr>
+      <w:r>
+        <w:t>}</w:t>
+      </w:r>
+    </w:p>
+    <w:p>
+      <w:pPr>
+        <w:pStyle w:val="P"/>
+      </w:pPr>
+    </w:p>
+    <w:p>
+      <w:pPr>
+        <w:pStyle w:val="P"/>
+        <w:rPr>
+          <w:lang w:val="en-US"/>
+        </w:rPr>
+      </w:pPr>
+      <w:r>
+        <w:t>Світлодіод загорявся на початку, але яскравості не змінював.</w:t>
+      </w:r>
+    </w:p>
+    <w:p>
+      <w:pPr>
+        <w:pStyle w:val="P"/>
+      </w:pPr>
+      <w:r>
+        <w:t xml:space="preserve">Після перепідключення світлодіода (мінус підключено до землі, а резистор переставлено на плюс і підключено до піна) при підключенні до піна 0 діод так само горів з </w:t>
+      </w:r>
+      <w:r>
+        <w:t>постійною</w:t>
+      </w:r>
+      <w:r>
+        <w:t xml:space="preserve"> яскравістю. Після підключення плюса до піна 3 на платі </w:t>
+      </w:r>
+      <w:r>
+        <w:rPr>
+          <w:lang w:val="en-US"/>
+        </w:rPr>
+        <w:t>Arduino</w:t>
+      </w:r>
+      <w:r>
+        <w:t xml:space="preserve"> світлодіод перестав горіти.</w:t>
+      </w:r>
+    </w:p>
+    <w:p>
+      <w:pPr>
+        <w:pStyle w:val="P"/>
+      </w:pPr>
+      <w:r>
+        <w:t>Потім було помічено</w:t>
+      </w:r>
+      <w:r>
+        <w:t xml:space="preserve">, що у функції </w:t>
+      </w:r>
+      <w:r>
+        <w:rPr>
+          <w:lang w:val="en-US"/>
+        </w:rPr>
+        <w:t xml:space="preserve">setup </w:t>
+      </w:r>
+      <w:r>
+        <w:t xml:space="preserve">метод </w:t>
+      </w:r>
+      <w:r>
+        <w:rPr>
+          <w:rStyle w:val="CodeChar"/>
+        </w:rPr>
+        <w:t>pinMode</w:t>
+      </w:r>
+      <w:r>
+        <w:rPr>
+          <w:lang w:val="en-US"/>
+        </w:rPr>
+        <w:t xml:space="preserve"> </w:t>
+      </w:r>
+      <w:r>
+        <w:t>був застосований до піна сенсору замість піна світлодіода</w:t>
+      </w:r>
+      <w:r>
+        <w:t>:</w:t>
+      </w:r>
+    </w:p>
+    <w:p>
+      <w:pPr>
+        <w:pStyle w:val="P"/>
+      </w:pPr>
+    </w:p>
+    <w:p>
+      <w:pPr>
+        <w:pStyle w:val="Code"/>
+      </w:pPr>
+      <w:r>
+        <w:t>pinMode(sensorPin, OUTPUT);</w:t>
+      </w:r>
+    </w:p>
+    <w:p>
+      <w:pPr>
+        <w:pStyle w:val="P"/>
+      </w:pPr>
+    </w:p>
+    <w:p>
+      <w:pPr>
+        <w:pStyle w:val="P"/>
+      </w:pPr>
+      <w:r>
+        <w:t>Після виправлення світлодіод не змінював яскравості.</w:t>
+      </w:r>
+      <w:r>
+        <w:rPr>
+          <w:lang w:val="en-US"/>
+        </w:rPr>
+        <w:t xml:space="preserve"> </w:t>
+      </w:r>
+    </w:p>
+    <w:p>
+      <w:pPr>
+        <w:pStyle w:val="P"/>
+      </w:pPr>
+      <w:r>
+        <w:t xml:space="preserve">Тоді було змінено функцію </w:t>
+      </w:r>
+      <w:r>
+        <w:rPr>
+          <w:rStyle w:val="CodeChar"/>
+        </w:rPr>
+        <w:t>getDistance</w:t>
+      </w:r>
+      <w:r>
+        <w:t xml:space="preserve"> (повертає тепер значення </w:t>
+      </w:r>
+      <w:r>
+        <w:rPr>
+          <w:rStyle w:val="CodeChar"/>
+        </w:rPr>
+        <w:t>dur</w:t>
+      </w:r>
+      <w:r>
+        <w:rPr>
+          <w:lang w:val="en-US"/>
+        </w:rPr>
+        <w:t xml:space="preserve"> </w:t>
+      </w:r>
+      <w:r>
+        <w:t>без діління на 29 і на 2</w:t>
+      </w:r>
+      <w:r>
+        <w:rPr>
+          <w:lang w:val="en-US"/>
+        </w:rPr>
         <w:t>)</w:t>
       </w:r>
-    </w:p>
-    <w:p>
-      <w:pPr>
-        <w:pStyle w:val="Code"/>
-      </w:pPr>
-      <w:r>
-        <w:t>{</w:t>
-      </w:r>
-    </w:p>
-    <w:p>
-      <w:pPr>
-        <w:pStyle w:val="Code"/>
-      </w:pPr>
-      <w:r>
-        <w:t xml:space="preserve">  </w:t>
-      </w:r>
-      <w:proofErr w:type="gramStart"/>
-      <w:r>
-        <w:t>pinMode(</w:t>
-      </w:r>
-      <w:proofErr w:type="gramEnd"/>
-      <w:r>
-        <w:t>sensorPin, OUTPUT);</w:t>
-      </w:r>
-    </w:p>
-    <w:p>
-      <w:pPr>
-        <w:pStyle w:val="Code"/>
-      </w:pPr>
-      <w:r>
-        <w:t xml:space="preserve">  </w:t>
-      </w:r>
-      <w:proofErr w:type="gramStart"/>
-      <w:r>
-        <w:t>digitalWrite(</w:t>
-      </w:r>
-      <w:proofErr w:type="gramEnd"/>
-      <w:r>
-        <w:t>sensorPin, LOW);</w:t>
-      </w:r>
-    </w:p>
-    <w:p>
-      <w:pPr>
-        <w:pStyle w:val="Code"/>
-      </w:pPr>
-      <w:r>
-        <w:t xml:space="preserve">  </w:t>
-      </w:r>
-      <w:proofErr w:type="gramStart"/>
-      <w:r>
-        <w:t>delayMicroseconds(</w:t>
-      </w:r>
-      <w:proofErr w:type="gramEnd"/>
-      <w:r>
-        <w:t>2);</w:t>
-      </w:r>
-    </w:p>
-    <w:p>
-      <w:pPr>
-        <w:pStyle w:val="Code"/>
-      </w:pPr>
-      <w:r>
-        <w:t xml:space="preserve">  </w:t>
-      </w:r>
-      <w:proofErr w:type="gramStart"/>
-      <w:r>
-        <w:t>digitalWrite(</w:t>
-      </w:r>
-      <w:proofErr w:type="gramEnd"/>
-      <w:r>
-        <w:t>sensorPin, HIGH);</w:t>
-      </w:r>
-    </w:p>
-    <w:p>
-      <w:pPr>
-        <w:pStyle w:val="Code"/>
-      </w:pPr>
-      <w:r>
-        <w:t xml:space="preserve">  </w:t>
-      </w:r>
-      <w:proofErr w:type="gramStart"/>
-      <w:r>
-        <w:t>delayMicroseconds(</w:t>
-      </w:r>
-      <w:proofErr w:type="gramEnd"/>
-      <w:r>
-        <w:t>10);</w:t>
-      </w:r>
-    </w:p>
-    <w:p>
-      <w:pPr>
-        <w:pStyle w:val="Code"/>
-      </w:pPr>
-      <w:r>
-        <w:t xml:space="preserve">  </w:t>
-      </w:r>
-      <w:proofErr w:type="gramStart"/>
-      <w:r>
-        <w:t>digitalWrite(</w:t>
-      </w:r>
-      <w:proofErr w:type="gramEnd"/>
-      <w:r>
-        <w:t>sensorPin, LOW);</w:t>
-      </w:r>
-    </w:p>
-    <w:p>
-      <w:pPr>
-        <w:pStyle w:val="Code"/>
-      </w:pPr>
-    </w:p>
-    <w:p>
-      <w:pPr>
-        <w:pStyle w:val="Code"/>
-      </w:pPr>
-      <w:r>
-        <w:t xml:space="preserve">  </w:t>
-      </w:r>
-      <w:proofErr w:type="gramStart"/>
-      <w:r>
-        <w:t>pinMode(</w:t>
-      </w:r>
-      <w:proofErr w:type="gramEnd"/>
-      <w:r>
-        <w:t>sensorPin, INPUT);</w:t>
-      </w:r>
-    </w:p>
-    <w:p>
-      <w:pPr>
-        <w:pStyle w:val="Code"/>
-      </w:pPr>
-      <w:r>
-        <w:t xml:space="preserve">  long dur = </w:t>
-      </w:r>
-      <w:proofErr w:type="gramStart"/>
-      <w:r>
-        <w:t>pulseIn(</w:t>
-      </w:r>
-      <w:proofErr w:type="gramEnd"/>
-      <w:r>
-        <w:t>sensorPin, HIGH);</w:t>
-      </w:r>
-    </w:p>
-    <w:p>
-      <w:pPr>
-        <w:pStyle w:val="Code"/>
-      </w:pPr>
-      <w:r>
-        <w:t xml:space="preserve">  long cm = dur / 29 / 2;</w:t>
-      </w:r>
-    </w:p>
-    <w:p>
-      <w:pPr>
-        <w:pStyle w:val="Code"/>
-      </w:pPr>
-      <w:r>
-        <w:t xml:space="preserve">  return cm;</w:t>
-      </w:r>
-    </w:p>
-    <w:p>
-      <w:pPr>
-        <w:pStyle w:val="Code"/>
-      </w:pPr>
-      <w:r>
-        <w:t>}</w:t>
-      </w:r>
-    </w:p>
-    <w:p>
-      <w:pPr>
-        <w:pStyle w:val="Code"/>
-      </w:pPr>
-    </w:p>
-    <w:p>
-      <w:pPr>
-        <w:pStyle w:val="Code"/>
-      </w:pPr>
-      <w:r>
-        <w:t xml:space="preserve">void </w:t>
-      </w:r>
-      <w:proofErr w:type="gramStart"/>
-      <w:r>
-        <w:t>setup(</w:t>
-      </w:r>
-      <w:proofErr w:type="gramEnd"/>
-      <w:r>
-        <w:t>)</w:t>
-      </w:r>
-    </w:p>
-    <w:p>
-      <w:pPr>
-        <w:pStyle w:val="Code"/>
-      </w:pPr>
-      <w:r>
-        <w:t>{</w:t>
-      </w:r>
-    </w:p>
-    <w:p>
-      <w:pPr>
-        <w:pStyle w:val="Code"/>
-      </w:pPr>
-      <w:r>
-        <w:t xml:space="preserve">  </w:t>
-      </w:r>
-      <w:proofErr w:type="gramStart"/>
-      <w:r>
-        <w:t>pinMode(</w:t>
-      </w:r>
-      <w:proofErr w:type="gramEnd"/>
-      <w:r>
-        <w:t>sensorPin, OUTPUT);</w:t>
-      </w:r>
-    </w:p>
-    <w:p>
-      <w:pPr>
-        <w:pStyle w:val="Code"/>
-      </w:pPr>
-      <w:r>
-        <w:t>}</w:t>
-      </w:r>
-    </w:p>
-    <w:p>
-      <w:pPr>
-        <w:pStyle w:val="Code"/>
-      </w:pPr>
-    </w:p>
-    <w:p>
-      <w:pPr>
-        <w:pStyle w:val="Code"/>
-      </w:pPr>
-      <w:r>
-        <w:t xml:space="preserve">void </w:t>
-      </w:r>
-      <w:proofErr w:type="gramStart"/>
-      <w:r>
-        <w:t>loop(</w:t>
-      </w:r>
-      <w:proofErr w:type="gramEnd"/>
-      <w:r>
-        <w:t>)</w:t>
-      </w:r>
-    </w:p>
-    <w:p>
-      <w:pPr>
-        <w:pStyle w:val="Code"/>
-      </w:pPr>
-      <w:r>
-        <w:t>{</w:t>
-      </w:r>
-    </w:p>
-    <w:p>
-      <w:pPr>
-        <w:pStyle w:val="Code"/>
-      </w:pPr>
-      <w:r>
-        <w:t xml:space="preserve">  long distance = </w:t>
-      </w:r>
-      <w:proofErr w:type="gramStart"/>
-      <w:r>
-        <w:t>getDistance(</w:t>
-      </w:r>
-      <w:proofErr w:type="gramEnd"/>
-      <w:r>
-        <w:t>);</w:t>
-      </w:r>
-    </w:p>
-    <w:p>
-      <w:pPr>
-        <w:pStyle w:val="Code"/>
-      </w:pPr>
-      <w:r>
-        <w:t xml:space="preserve">  </w:t>
-      </w:r>
-      <w:proofErr w:type="gramStart"/>
-      <w:r>
-        <w:t>analogWrite(</w:t>
-      </w:r>
-      <w:proofErr w:type="gramEnd"/>
-      <w:r>
-        <w:t>sensorPin, distance);</w:t>
-      </w:r>
-    </w:p>
-    <w:p>
-      <w:pPr>
-        <w:pStyle w:val="Code"/>
-      </w:pPr>
-      <w:r>
-        <w:t>}</w:t>
-      </w:r>
-    </w:p>
-    <w:p>
-      <w:pPr>
-        <w:pStyle w:val="P"/>
-      </w:pPr>
-    </w:p>
-    <w:p>
-      <w:pPr>
-        <w:pStyle w:val="P"/>
+      <w:r>
+        <w:t xml:space="preserve"> і як аргумент для </w:t>
+      </w:r>
+      <w:r>
+        <w:rPr>
+          <w:rStyle w:val="CodeChar"/>
+        </w:rPr>
+        <w:t>analogWrite</w:t>
+      </w:r>
+      <w:r>
         <w:rPr>
           <w:lang w:val="en-US"/>
         </w:rPr>
-      </w:pPr>
-      <w:r>
-        <w:t>Світлодіод загорявся на початку, але яскравості не змінював.</w:t>
-      </w:r>
-    </w:p>
-    <w:p>
-      <w:pPr>
-        <w:pStyle w:val="P"/>
-      </w:pPr>
-      <w:r>
-        <w:t xml:space="preserve">Після перепідключення світлодіода (мінус підключено до землі, а резистор переставлено на плюс і підключено до піна) при підключенні до піна 0 діод так само горів з однією яскравістю. Після підключення плюса до піна 3 на платі </w:t>
+        <w:t xml:space="preserve"> </w:t>
+      </w:r>
+      <w:r>
+        <w:t xml:space="preserve">було задано отримане значення </w:t>
+      </w:r>
+      <w:r>
+        <w:rPr>
+          <w:rStyle w:val="CodeChar"/>
+        </w:rPr>
+        <w:t>dur</w:t>
       </w:r>
       <w:r>
         <w:rPr>
           <w:lang w:val="en-US"/>
         </w:rPr>
-        <w:t>Arduino</w:t>
-      </w:r>
-      <w:r>
-        <w:t xml:space="preserve"> світлодіод перестав горіти.</w:t>
-      </w:r>
-    </w:p>
-    <w:p>
-      <w:pPr>
-        <w:pStyle w:val="P"/>
-      </w:pPr>
-      <w:r>
-        <w:t>Потім було помічено</w:t>
-      </w:r>
-      <w:r>
-        <w:t xml:space="preserve">, що у функції </w:t>
-      </w:r>
-      <w:r>
+        <w:t xml:space="preserve"> </w:t>
+      </w:r>
+      <w:r>
+        <w:t xml:space="preserve">від сенсора поділене на 4, як </w:t>
+      </w:r>
+      <w:hyperlink r:id="rId16" w:history="1">
+        <w:r>
+          <w:rPr>
+            <w:rStyle w:val="a4"/>
+          </w:rPr>
+          <w:t>у прикладі</w:t>
+        </w:r>
+      </w:hyperlink>
+      <w:r>
+        <w:t>:</w:t>
+      </w:r>
+    </w:p>
+    <w:p>
+      <w:pPr>
+        <w:pStyle w:val="P"/>
+      </w:pPr>
+    </w:p>
+    <w:p>
+      <w:pPr>
+        <w:pStyle w:val="Code"/>
+      </w:pPr>
+      <w:r>
+        <w:t>analogWrite(sensorPin, distance/4);</w:t>
+      </w:r>
+    </w:p>
+    <w:p>
+      <w:pPr>
+        <w:pStyle w:val="P"/>
+      </w:pPr>
+    </w:p>
+    <w:p>
+      <w:pPr>
+        <w:pStyle w:val="P"/>
         <w:rPr>
           <w:lang w:val="en-US"/>
         </w:rPr>
-        <w:t xml:space="preserve">setup </w:t>
-      </w:r>
-      <w:r>
-        <w:t xml:space="preserve">метод </w:t>
-      </w:r>
-      <w:r>
+      </w:pPr>
+      <w:r>
+        <w:t>Після змін світлодіод не змінював яскравості.</w:t>
+      </w:r>
+    </w:p>
+    <w:p>
+      <w:pPr>
+        <w:pStyle w:val="P"/>
         <w:rPr>
           <w:lang w:val="en-US"/>
         </w:rPr>
-        <w:t xml:space="preserve">pinMode </w:t>
-      </w:r>
-      <w:r>
-        <w:t>був застосований до піна для сенсору замість піна для світлодіода</w:t>
-      </w:r>
-      <w:r>
-        <w:t>:</w:t>
-      </w:r>
-    </w:p>
-    <w:p>
-      <w:pPr>
-        <w:pStyle w:val="P"/>
-      </w:pPr>
-    </w:p>
-    <w:p>
-      <w:pPr>
-        <w:pStyle w:val="Code"/>
-      </w:pPr>
-      <w:proofErr w:type="gramStart"/>
-      <w:r>
-        <w:t>pinMode(</w:t>
-      </w:r>
-      <w:proofErr w:type="gramEnd"/>
-      <w:r>
-        <w:t>sensorPin, OUTPUT);</w:t>
-      </w:r>
-    </w:p>
-    <w:p>
-      <w:pPr>
-        <w:pStyle w:val="P"/>
-      </w:pPr>
-    </w:p>
-    <w:p>
-      <w:pPr>
-        <w:pStyle w:val="P"/>
-      </w:pPr>
-      <w:r>
-        <w:t>Після виправлення світлодіод не змінював яскравості.</w:t>
+      </w:pPr>
+      <w:r>
+        <w:t xml:space="preserve">Тоді було помічено, що як перший аргумент функції </w:t>
+      </w:r>
+      <w:r>
+        <w:rPr>
+          <w:rStyle w:val="CodeChar"/>
+        </w:rPr>
+        <w:t>analogWrite</w:t>
       </w:r>
       <w:r>
         <w:rPr>
@@ -5193,143 +4317,34 @@
         </w:rPr>
         <w:t xml:space="preserve"> </w:t>
       </w:r>
-    </w:p>
-    <w:p>
-      <w:pPr>
-        <w:pStyle w:val="P"/>
-      </w:pPr>
-      <w:r>
-        <w:t xml:space="preserve">Тоді було змінено функцію </w:t>
-      </w:r>
-      <w:r>
+      <w:r>
+        <w:t>було введено пін сенсора.</w:t>
+      </w:r>
+    </w:p>
+    <w:p>
+      <w:pPr>
+        <w:pStyle w:val="P"/>
+      </w:pPr>
+    </w:p>
+    <w:p>
+      <w:pPr>
+        <w:pStyle w:val="Code"/>
+      </w:pPr>
+      <w:r>
+        <w:t>analogWrite(ledPin, distance);</w:t>
+      </w:r>
+    </w:p>
+    <w:p>
+      <w:pPr>
+        <w:pStyle w:val="P"/>
+      </w:pPr>
+    </w:p>
+    <w:p>
+      <w:pPr>
+        <w:pStyle w:val="P"/>
         <w:rPr>
           <w:lang w:val="en-US"/>
         </w:rPr>
-        <w:t>getDistance</w:t>
-      </w:r>
-      <w:r>
-        <w:t xml:space="preserve"> (повертає тепер значення </w:t>
-      </w:r>
-      <w:r>
-        <w:rPr>
-          <w:lang w:val="en-US"/>
-        </w:rPr>
-        <w:t xml:space="preserve">dur </w:t>
-      </w:r>
-      <w:r>
-        <w:t>без діління на 29 і на 2</w:t>
-      </w:r>
-      <w:r>
-        <w:rPr>
-          <w:lang w:val="en-US"/>
-        </w:rPr>
-        <w:t>)</w:t>
-      </w:r>
-      <w:r>
-        <w:t xml:space="preserve"> і як аргумент для </w:t>
-      </w:r>
-      <w:r>
-        <w:rPr>
-          <w:lang w:val="en-US"/>
-        </w:rPr>
-        <w:t xml:space="preserve">analogWrite </w:t>
-      </w:r>
-      <w:r>
-        <w:t xml:space="preserve">було задано отримане значення </w:t>
-      </w:r>
-      <w:r>
-        <w:rPr>
-          <w:lang w:val="en-US"/>
-        </w:rPr>
-        <w:t xml:space="preserve">dur </w:t>
-      </w:r>
-      <w:r>
-        <w:t>від сенсора поділене на 4, як у прикладі:</w:t>
-      </w:r>
-    </w:p>
-    <w:p>
-      <w:pPr>
-        <w:pStyle w:val="P"/>
-      </w:pPr>
-    </w:p>
-    <w:p>
-      <w:pPr>
-        <w:pStyle w:val="Code"/>
-      </w:pPr>
-      <w:proofErr w:type="gramStart"/>
-      <w:r>
-        <w:t>analogWrite(</w:t>
-      </w:r>
-      <w:proofErr w:type="gramEnd"/>
-      <w:r>
-        <w:t>sensorPin, distance/4);</w:t>
-      </w:r>
-    </w:p>
-    <w:p>
-      <w:pPr>
-        <w:pStyle w:val="P"/>
-      </w:pPr>
-    </w:p>
-    <w:p>
-      <w:pPr>
-        <w:pStyle w:val="P"/>
-        <w:rPr>
-          <w:lang w:val="en-US"/>
-        </w:rPr>
-      </w:pPr>
-      <w:r>
-        <w:t>Після змін світлодіод не змінював яскравості.</w:t>
-      </w:r>
-    </w:p>
-    <w:p>
-      <w:pPr>
-        <w:pStyle w:val="P"/>
-        <w:rPr>
-          <w:lang w:val="en-US"/>
-        </w:rPr>
-      </w:pPr>
-      <w:r>
-        <w:t xml:space="preserve">Тоді було помічено, що як перший аргумент функції </w:t>
-      </w:r>
-      <w:r>
-        <w:rPr>
-          <w:lang w:val="en-US"/>
-        </w:rPr>
-        <w:t xml:space="preserve">analogWrite </w:t>
-      </w:r>
-      <w:r>
-        <w:t>було введено пін сенсора.</w:t>
-      </w:r>
-    </w:p>
-    <w:p>
-      <w:pPr>
-        <w:pStyle w:val="P"/>
-      </w:pPr>
-    </w:p>
-    <w:p>
-      <w:pPr>
-        <w:pStyle w:val="Code"/>
-      </w:pPr>
-      <w:proofErr w:type="gramStart"/>
-      <w:r>
-        <w:t>analogWrite(</w:t>
-      </w:r>
-      <w:proofErr w:type="gramEnd"/>
-      <w:r>
-        <w:t>ledPin, distance);</w:t>
-      </w:r>
-    </w:p>
-    <w:p>
-      <w:pPr>
-        <w:pStyle w:val="P"/>
-      </w:pPr>
-    </w:p>
-    <w:p>
-      <w:pPr>
-        <w:pStyle w:val="P"/>
-        <w:rPr>
-          <w:lang w:val="en-US"/>
-        </w:rPr>
       </w:pPr>
       <w:r>
         <w:t>Після виправлення нічого не змінилось.</w:t>
@@ -5340,7 +4355,13 @@
         <w:pStyle w:val="P"/>
       </w:pPr>
       <w:r>
-        <w:t>Після перепідключення світлодіода до піна 3 він почав змінювати яскравість, але не у бажаному порядку: десь на 4/5 дистанції об’єкта світлодіод горів максимально яскраво, на початку і в кінці трохи менш яскраво.</w:t>
+        <w:t xml:space="preserve">Після перепідключення світлодіода до піна 3 він почав змінювати яскравість, але не у </w:t>
+      </w:r>
+      <w:r>
+        <w:t>правильному</w:t>
+      </w:r>
+      <w:r>
+        <w:t xml:space="preserve"> порядку: десь на 4/5 дистанції об’єкта світлодіод горів максимально яскраво, на початку і в кінці трохи менш яскраво.</w:t>
       </w:r>
     </w:p>
     <w:p>
@@ -5370,7 +4391,7 @@
                     <pic:cNvPicPr/>
                   </pic:nvPicPr>
                   <pic:blipFill>
-                    <a:blip r:embed="rId16"/>
+                    <a:blip r:embed="rId17"/>
                     <a:stretch>
                       <a:fillRect/>
                     </a:stretch>
@@ -5411,7 +4432,7 @@
       <w:r>
         <w:t>Після цього звідси (</w:t>
       </w:r>
-      <w:hyperlink r:id="rId17" w:anchor=":~:text=Or%20a%20little%20more%20readable" w:history="1">
+      <w:hyperlink r:id="rId18" w:anchor=":~:text=Or%20a%20little%20more%20readable" w:history="1">
         <w:r>
           <w:rPr>
             <w:rStyle w:val="a4"/>
@@ -5455,15 +4476,7 @@
         <w:pStyle w:val="Code"/>
       </w:pPr>
       <w:r>
-        <w:t xml:space="preserve">long </w:t>
-      </w:r>
-      <w:proofErr w:type="gramStart"/>
-      <w:r>
-        <w:t>convertDistanceRange(</w:t>
-      </w:r>
-      <w:proofErr w:type="gramEnd"/>
-      <w:r>
-        <w:t>long oldValue)</w:t>
+        <w:t>long convertDistanceRange(long oldValue)</w:t>
       </w:r>
     </w:p>
     <w:p>
@@ -5588,7 +4601,7 @@
           <w:lang w:val="en-US"/>
         </w:rPr>
       </w:pPr>
-      <w:hyperlink r:id="rId18" w:history="1">
+      <w:hyperlink r:id="rId19" w:history="1">
         <w:r>
           <w:rPr>
             <w:rStyle w:val="a4"/>
@@ -5634,15 +4647,7 @@
         <w:pStyle w:val="Code"/>
       </w:pPr>
       <w:r>
-        <w:t xml:space="preserve">long </w:t>
-      </w:r>
-      <w:proofErr w:type="gramStart"/>
-      <w:r>
-        <w:t>getDistance(</w:t>
-      </w:r>
-      <w:proofErr w:type="gramEnd"/>
-      <w:r>
-        <w:t>)</w:t>
+        <w:t>long getDistance()</w:t>
       </w:r>
     </w:p>
     <w:p>
@@ -5658,132 +4663,68 @@
         <w:pStyle w:val="Code"/>
       </w:pPr>
       <w:r>
-        <w:t xml:space="preserve">  </w:t>
-      </w:r>
-      <w:proofErr w:type="gramStart"/>
-      <w:r>
-        <w:t>pinMode(</w:t>
-      </w:r>
-      <w:proofErr w:type="gramEnd"/>
-      <w:r>
-        <w:t>sensorPin, OUTPUT);</w:t>
-      </w:r>
-    </w:p>
-    <w:p>
-      <w:pPr>
-        <w:pStyle w:val="Code"/>
-      </w:pPr>
-      <w:r>
-        <w:t xml:space="preserve">  </w:t>
-      </w:r>
-      <w:proofErr w:type="gramStart"/>
-      <w:r>
-        <w:t>digitalWrite(</w:t>
-      </w:r>
-      <w:proofErr w:type="gramEnd"/>
-      <w:r>
-        <w:t>sensorPin, LOW);</w:t>
-      </w:r>
-    </w:p>
-    <w:p>
-      <w:pPr>
-        <w:pStyle w:val="Code"/>
-      </w:pPr>
-      <w:r>
-        <w:t xml:space="preserve">  </w:t>
-      </w:r>
-      <w:proofErr w:type="gramStart"/>
-      <w:r>
-        <w:t>delayMicroseconds(</w:t>
-      </w:r>
-      <w:proofErr w:type="gramEnd"/>
-      <w:r>
-        <w:t>2);</w:t>
-      </w:r>
-    </w:p>
-    <w:p>
-      <w:pPr>
-        <w:pStyle w:val="Code"/>
-      </w:pPr>
-      <w:r>
-        <w:t xml:space="preserve">  </w:t>
-      </w:r>
-      <w:proofErr w:type="gramStart"/>
-      <w:r>
-        <w:t>digitalWrite(</w:t>
-      </w:r>
-      <w:proofErr w:type="gramEnd"/>
-      <w:r>
-        <w:t>sensorPin, HIGH);</w:t>
-      </w:r>
-    </w:p>
-    <w:p>
-      <w:pPr>
-        <w:pStyle w:val="Code"/>
-      </w:pPr>
-      <w:r>
-        <w:t xml:space="preserve">  </w:t>
-      </w:r>
-      <w:proofErr w:type="gramStart"/>
-      <w:r>
-        <w:t>delayMicroseconds(</w:t>
-      </w:r>
-      <w:proofErr w:type="gramEnd"/>
-      <w:r>
-        <w:t>10);</w:t>
-      </w:r>
-    </w:p>
-    <w:p>
-      <w:pPr>
-        <w:pStyle w:val="Code"/>
-      </w:pPr>
-      <w:r>
-        <w:t xml:space="preserve">  </w:t>
-      </w:r>
-      <w:proofErr w:type="gramStart"/>
-      <w:r>
-        <w:t>digitalWrite(</w:t>
-      </w:r>
-      <w:proofErr w:type="gramEnd"/>
-      <w:r>
-        <w:t>sensorPin, LOW);</w:t>
-      </w:r>
-    </w:p>
-    <w:p>
-      <w:pPr>
-        <w:pStyle w:val="Code"/>
-      </w:pPr>
-    </w:p>
-    <w:p>
-      <w:pPr>
-        <w:pStyle w:val="Code"/>
-      </w:pPr>
-      <w:r>
-        <w:t xml:space="preserve">  </w:t>
-      </w:r>
-      <w:proofErr w:type="gramStart"/>
-      <w:r>
-        <w:t>pinMode(</w:t>
-      </w:r>
-      <w:proofErr w:type="gramEnd"/>
-      <w:r>
-        <w:t>sensorPin, INPUT);</w:t>
-      </w:r>
-    </w:p>
-    <w:p>
-      <w:pPr>
-        <w:pStyle w:val="Code"/>
-      </w:pPr>
-      <w:r>
-        <w:t xml:space="preserve">  long dur = </w:t>
-      </w:r>
-      <w:proofErr w:type="gramStart"/>
-      <w:r>
-        <w:t>pulseIn(</w:t>
-      </w:r>
-      <w:proofErr w:type="gramEnd"/>
-      <w:r>
-        <w:t>sensorPin, HIGH);</w:t>
+        <w:t xml:space="preserve">  pinMode(sensorPin, OUTPUT);</w:t>
+      </w:r>
+    </w:p>
+    <w:p>
+      <w:pPr>
+        <w:pStyle w:val="Code"/>
+      </w:pPr>
+      <w:r>
+        <w:t xml:space="preserve">  digitalWrite(sensorPin, LOW);</w:t>
+      </w:r>
+    </w:p>
+    <w:p>
+      <w:pPr>
+        <w:pStyle w:val="Code"/>
+      </w:pPr>
+      <w:r>
+        <w:t xml:space="preserve">  delayMicroseconds(2);</w:t>
+      </w:r>
+    </w:p>
+    <w:p>
+      <w:pPr>
+        <w:pStyle w:val="Code"/>
+      </w:pPr>
+      <w:r>
+        <w:t xml:space="preserve">  digitalWrite(sensorPin, HIGH);</w:t>
+      </w:r>
+    </w:p>
+    <w:p>
+      <w:pPr>
+        <w:pStyle w:val="Code"/>
+      </w:pPr>
+      <w:r>
+        <w:t xml:space="preserve">  delayMicroseconds(10);</w:t>
+      </w:r>
+    </w:p>
+    <w:p>
+      <w:pPr>
+        <w:pStyle w:val="Code"/>
+      </w:pPr>
+      <w:r>
+        <w:t xml:space="preserve">  digitalWrite(sensorPin, LOW);</w:t>
+      </w:r>
+    </w:p>
+    <w:p>
+      <w:pPr>
+        <w:pStyle w:val="Code"/>
+      </w:pPr>
+    </w:p>
+    <w:p>
+      <w:pPr>
+        <w:pStyle w:val="Code"/>
+      </w:pPr>
+      <w:r>
+        <w:t xml:space="preserve">  pinMode(sensorPin, INPUT);</w:t>
+      </w:r>
+    </w:p>
+    <w:p>
+      <w:pPr>
+        <w:pStyle w:val="Code"/>
+      </w:pPr>
+      <w:r>
+        <w:t xml:space="preserve">  long dur = pulseIn(sensorPin, HIGH);</w:t>
       </w:r>
     </w:p>
     <w:p>
@@ -5820,15 +4761,7 @@
         <w:pStyle w:val="Code"/>
       </w:pPr>
       <w:r>
-        <w:t xml:space="preserve">long </w:t>
-      </w:r>
-      <w:proofErr w:type="gramStart"/>
-      <w:r>
-        <w:t>convertDistanceRange(</w:t>
-      </w:r>
-      <w:proofErr w:type="gramEnd"/>
-      <w:r>
-        <w:t>long oldValue)</w:t>
+        <w:t>long convertDistanceRange(long oldValue)</w:t>
       </w:r>
     </w:p>
     <w:p>
@@ -5932,15 +4865,7 @@
         <w:pStyle w:val="Code"/>
       </w:pPr>
       <w:r>
-        <w:t xml:space="preserve">void </w:t>
-      </w:r>
-      <w:proofErr w:type="gramStart"/>
-      <w:r>
-        <w:t>setup(</w:t>
-      </w:r>
-      <w:proofErr w:type="gramEnd"/>
-      <w:r>
-        <w:t>)</w:t>
+        <w:t>void setup()</w:t>
       </w:r>
     </w:p>
     <w:p>
@@ -5964,15 +4889,7 @@
         <w:pStyle w:val="Code"/>
       </w:pPr>
       <w:r>
-        <w:t xml:space="preserve">  </w:t>
-      </w:r>
-      <w:proofErr w:type="gramStart"/>
-      <w:r>
-        <w:t>pinMode(</w:t>
-      </w:r>
-      <w:proofErr w:type="gramEnd"/>
-      <w:r>
-        <w:t>ledPin, OUTPUT);</w:t>
+        <w:t xml:space="preserve">  pinMode(ledPin, OUTPUT);</w:t>
       </w:r>
     </w:p>
     <w:p>
@@ -5993,15 +4910,7 @@
         <w:pStyle w:val="Code"/>
       </w:pPr>
       <w:r>
-        <w:t xml:space="preserve">void </w:t>
-      </w:r>
-      <w:proofErr w:type="gramStart"/>
-      <w:r>
-        <w:t>loop(</w:t>
-      </w:r>
-      <w:proofErr w:type="gramEnd"/>
-      <w:r>
-        <w:t>)</w:t>
+        <w:t>void loop()</w:t>
       </w:r>
     </w:p>
     <w:p>
@@ -6017,15 +4926,7 @@
         <w:pStyle w:val="Code"/>
       </w:pPr>
       <w:r>
-        <w:t xml:space="preserve">  long distance = </w:t>
-      </w:r>
-      <w:proofErr w:type="gramStart"/>
-      <w:r>
-        <w:t>getDistance(</w:t>
-      </w:r>
-      <w:proofErr w:type="gramEnd"/>
-      <w:r>
-        <w:t>);</w:t>
+        <w:t xml:space="preserve">  long distance = getDistance();</w:t>
       </w:r>
     </w:p>
     <w:p>
@@ -6049,44 +4950,23 @@
         <w:pStyle w:val="Code"/>
       </w:pPr>
       <w:r>
-        <w:t xml:space="preserve">  </w:t>
-      </w:r>
-      <w:proofErr w:type="gramStart"/>
-      <w:r>
-        <w:t>delay(</w:t>
-      </w:r>
-      <w:proofErr w:type="gramEnd"/>
-      <w:r>
-        <w:t>500);</w:t>
-      </w:r>
-    </w:p>
-    <w:p>
-      <w:pPr>
-        <w:pStyle w:val="Code"/>
-      </w:pPr>
-      <w:r>
-        <w:t xml:space="preserve">  if (distance&lt;0 || distance&gt;</w:t>
-      </w:r>
-      <w:proofErr w:type="gramStart"/>
-      <w:r>
-        <w:t>300){</w:t>
-      </w:r>
-      <w:proofErr w:type="gramEnd"/>
-    </w:p>
-    <w:p>
-      <w:pPr>
-        <w:pStyle w:val="Code"/>
-      </w:pPr>
-      <w:r>
-        <w:t xml:space="preserve">    </w:t>
-      </w:r>
-      <w:proofErr w:type="gramStart"/>
-      <w:r>
-        <w:t>analogWrite(</w:t>
-      </w:r>
-      <w:proofErr w:type="gramEnd"/>
-      <w:r>
-        <w:t>ledPin, LOW);</w:t>
+        <w:t xml:space="preserve">  delay(500);</w:t>
+      </w:r>
+    </w:p>
+    <w:p>
+      <w:pPr>
+        <w:pStyle w:val="Code"/>
+      </w:pPr>
+      <w:r>
+        <w:t xml:space="preserve">  if (distance&lt;0 || distance&gt;300){</w:t>
+      </w:r>
+    </w:p>
+    <w:p>
+      <w:pPr>
+        <w:pStyle w:val="Code"/>
+      </w:pPr>
+      <w:r>
+        <w:t xml:space="preserve">    analogWrite(ledPin, LOW);</w:t>
       </w:r>
     </w:p>
     <w:p>
@@ -6102,15 +4982,7 @@
         <w:pStyle w:val="Code"/>
       </w:pPr>
       <w:r>
-        <w:t xml:space="preserve">    </w:t>
-      </w:r>
-      <w:proofErr w:type="gramStart"/>
-      <w:r>
-        <w:t>analogWrite(</w:t>
-      </w:r>
-      <w:proofErr w:type="gramEnd"/>
-      <w:r>
-        <w:t>ledPin, -convertDistanceRange(distance));</w:t>
+        <w:t xml:space="preserve">    analogWrite(ledPin, -convertDistanceRange(distance));</w:t>
       </w:r>
     </w:p>
     <w:p>
@@ -6147,6 +5019,9 @@
       <w:r>
         <w:t xml:space="preserve"> Сервопривід</w:t>
       </w:r>
+      <w:r>
+        <w:t xml:space="preserve"> і сенсор</w:t>
+      </w:r>
     </w:p>
     <w:p>
       <w:pPr>
@@ -6161,7 +5036,19 @@
         <w:pStyle w:val="P"/>
       </w:pPr>
       <w:r>
-        <w:t>Під’єднано компоненти схеми:</w:t>
+        <w:t xml:space="preserve">Додано ультразвуковий датчик, сервопривід, макетоплату та плату </w:t>
+      </w:r>
+      <w:r>
+        <w:rPr>
+          <w:lang w:val="en-US"/>
+        </w:rPr>
+        <w:t>Arudiono</w:t>
+      </w:r>
+      <w:r>
+        <w:t>. Все п</w:t>
+      </w:r>
+      <w:r>
+        <w:t>ід’єднано:</w:t>
       </w:r>
     </w:p>
     <w:p>
@@ -6191,7 +5078,7 @@
                     <pic:cNvPicPr/>
                   </pic:nvPicPr>
                   <pic:blipFill>
-                    <a:blip r:embed="rId19"/>
+                    <a:blip r:embed="rId20"/>
                     <a:stretch>
                       <a:fillRect/>
                     </a:stretch>
@@ -6229,13 +5116,745 @@
       <w:pPr>
         <w:pStyle w:val="P"/>
       </w:pPr>
+      <w:r>
+        <w:t>Після написання коду:</w:t>
+      </w:r>
+    </w:p>
+    <w:p>
+      <w:pPr>
+        <w:pStyle w:val="P"/>
+      </w:pPr>
+    </w:p>
+    <w:p>
+      <w:pPr>
+        <w:pStyle w:val="Code"/>
+      </w:pPr>
+      <w:r>
+        <w:lastRenderedPageBreak/>
+        <w:t>const int sensorPin = 12;</w:t>
+      </w:r>
+    </w:p>
+    <w:p>
+      <w:pPr>
+        <w:pStyle w:val="Code"/>
+      </w:pPr>
+      <w:r>
+        <w:t>const int servoPin = 7;</w:t>
+      </w:r>
+    </w:p>
+    <w:p>
+      <w:pPr>
+        <w:pStyle w:val="Code"/>
+      </w:pPr>
+    </w:p>
+    <w:p>
+      <w:pPr>
+        <w:pStyle w:val="Code"/>
+      </w:pPr>
+      <w:r>
+        <w:t>long getDistance()</w:t>
+      </w:r>
+    </w:p>
+    <w:p>
+      <w:pPr>
+        <w:pStyle w:val="Code"/>
+      </w:pPr>
+      <w:r>
+        <w:t>{</w:t>
+      </w:r>
+    </w:p>
+    <w:p>
+      <w:pPr>
+        <w:pStyle w:val="Code"/>
+      </w:pPr>
+      <w:r>
+        <w:t xml:space="preserve">  pinMode(sensorPin, OUTPUT);</w:t>
+      </w:r>
+    </w:p>
+    <w:p>
+      <w:pPr>
+        <w:pStyle w:val="Code"/>
+      </w:pPr>
+      <w:r>
+        <w:t xml:space="preserve">  digitalWrite(sensorPin, LOW);</w:t>
+      </w:r>
+    </w:p>
+    <w:p>
+      <w:pPr>
+        <w:pStyle w:val="Code"/>
+      </w:pPr>
+      <w:r>
+        <w:t xml:space="preserve">  delayMicroseconds(2);</w:t>
+      </w:r>
+    </w:p>
+    <w:p>
+      <w:pPr>
+        <w:pStyle w:val="Code"/>
+      </w:pPr>
+      <w:r>
+        <w:t xml:space="preserve">  digitalWrite(sensorPin, HIGH);</w:t>
+      </w:r>
+    </w:p>
+    <w:p>
+      <w:pPr>
+        <w:pStyle w:val="Code"/>
+      </w:pPr>
+      <w:r>
+        <w:t xml:space="preserve">  delayMicroseconds(10);</w:t>
+      </w:r>
+    </w:p>
+    <w:p>
+      <w:pPr>
+        <w:pStyle w:val="Code"/>
+      </w:pPr>
+      <w:r>
+        <w:t xml:space="preserve">  digitalWrite(sensorPin, LOW);</w:t>
+      </w:r>
+    </w:p>
+    <w:p>
+      <w:pPr>
+        <w:pStyle w:val="Code"/>
+      </w:pPr>
+    </w:p>
+    <w:p>
+      <w:pPr>
+        <w:pStyle w:val="Code"/>
+      </w:pPr>
+      <w:r>
+        <w:t xml:space="preserve">  pinMode(sensorPin, INPUT);</w:t>
+      </w:r>
+    </w:p>
+    <w:p>
+      <w:pPr>
+        <w:pStyle w:val="Code"/>
+      </w:pPr>
+      <w:r>
+        <w:t xml:space="preserve">  long dur = pulseIn(sensorPin, HIGH);</w:t>
+      </w:r>
+    </w:p>
+    <w:p>
+      <w:pPr>
+        <w:pStyle w:val="Code"/>
+      </w:pPr>
+      <w:r>
+        <w:t xml:space="preserve">  long cm = dur / 29 / 2;</w:t>
+      </w:r>
+    </w:p>
+    <w:p>
+      <w:pPr>
+        <w:pStyle w:val="Code"/>
+      </w:pPr>
+      <w:r>
+        <w:t xml:space="preserve">  return cm;</w:t>
+      </w:r>
+    </w:p>
+    <w:p>
+      <w:pPr>
+        <w:pStyle w:val="Code"/>
+      </w:pPr>
+      <w:r>
+        <w:t>}</w:t>
+      </w:r>
+    </w:p>
+    <w:p>
+      <w:pPr>
+        <w:pStyle w:val="Code"/>
+      </w:pPr>
+    </w:p>
+    <w:p>
+      <w:pPr>
+        <w:pStyle w:val="Code"/>
+      </w:pPr>
+      <w:r>
+        <w:t>void setup()</w:t>
+      </w:r>
+    </w:p>
+    <w:p>
+      <w:pPr>
+        <w:pStyle w:val="Code"/>
+      </w:pPr>
+      <w:r>
+        <w:t>{</w:t>
+      </w:r>
+    </w:p>
+    <w:p>
+      <w:pPr>
+        <w:pStyle w:val="Code"/>
+      </w:pPr>
+      <w:r>
+        <w:t xml:space="preserve">  pinMode(servoPin, OUTPUT);</w:t>
+      </w:r>
+    </w:p>
+    <w:p>
+      <w:pPr>
+        <w:pStyle w:val="Code"/>
+      </w:pPr>
+      <w:r>
+        <w:t>}</w:t>
+      </w:r>
+    </w:p>
+    <w:p>
+      <w:pPr>
+        <w:pStyle w:val="Code"/>
+      </w:pPr>
+    </w:p>
+    <w:p>
+      <w:pPr>
+        <w:pStyle w:val="Code"/>
+      </w:pPr>
+      <w:r>
+        <w:t>void loop()</w:t>
+      </w:r>
+    </w:p>
+    <w:p>
+      <w:pPr>
+        <w:pStyle w:val="Code"/>
+      </w:pPr>
+      <w:r>
+        <w:t>{</w:t>
+      </w:r>
+    </w:p>
+    <w:p>
+      <w:pPr>
+        <w:pStyle w:val="Code"/>
+      </w:pPr>
+      <w:r>
+        <w:t xml:space="preserve">  long distance = getDistance();</w:t>
+      </w:r>
+    </w:p>
+    <w:p>
+      <w:pPr>
+        <w:pStyle w:val="Code"/>
+      </w:pPr>
+      <w:r>
+        <w:t xml:space="preserve">  int degrees = 90;</w:t>
+      </w:r>
+    </w:p>
+    <w:p>
+      <w:pPr>
+        <w:pStyle w:val="Code"/>
+      </w:pPr>
+      <w:r>
+        <w:t xml:space="preserve">  if (distance &lt; 100)</w:t>
+      </w:r>
+    </w:p>
+    <w:p>
+      <w:pPr>
+        <w:pStyle w:val="Code"/>
+      </w:pPr>
+      <w:r>
+        <w:t xml:space="preserve">  {</w:t>
+      </w:r>
+    </w:p>
+    <w:p>
+      <w:pPr>
+        <w:pStyle w:val="Code"/>
+      </w:pPr>
+      <w:r>
+        <w:t xml:space="preserve">    degrees = 0;</w:t>
+      </w:r>
+    </w:p>
+    <w:p>
+      <w:pPr>
+        <w:pStyle w:val="Code"/>
+      </w:pPr>
+      <w:r>
+        <w:t xml:space="preserve">  }</w:t>
+      </w:r>
+    </w:p>
+    <w:p>
+      <w:pPr>
+        <w:pStyle w:val="Code"/>
+      </w:pPr>
+      <w:r>
+        <w:t xml:space="preserve">  else if (distance &gt;= 100)</w:t>
+      </w:r>
+    </w:p>
+    <w:p>
+      <w:pPr>
+        <w:pStyle w:val="Code"/>
+      </w:pPr>
+      <w:r>
+        <w:t xml:space="preserve">  {</w:t>
+      </w:r>
+    </w:p>
+    <w:p>
+      <w:pPr>
+        <w:pStyle w:val="Code"/>
+      </w:pPr>
+      <w:r>
+        <w:t xml:space="preserve">    degrees = 180;</w:t>
+      </w:r>
+    </w:p>
+    <w:p>
+      <w:pPr>
+        <w:pStyle w:val="Code"/>
+      </w:pPr>
+      <w:r>
+        <w:t xml:space="preserve">  }</w:t>
+      </w:r>
+    </w:p>
+    <w:p>
+      <w:pPr>
+        <w:pStyle w:val="Code"/>
+      </w:pPr>
+      <w:r>
+        <w:t xml:space="preserve">  digitalWrite(servoPin, degrees);</w:t>
+      </w:r>
+    </w:p>
+    <w:p>
+      <w:pPr>
+        <w:pStyle w:val="Code"/>
+      </w:pPr>
+      <w:r>
+        <w:t xml:space="preserve">  delay(1000);</w:t>
+      </w:r>
+    </w:p>
+    <w:p>
+      <w:pPr>
+        <w:pStyle w:val="Code"/>
+      </w:pPr>
+      <w:r>
+        <w:t>}</w:t>
+      </w:r>
+    </w:p>
+    <w:p>
+      <w:pPr>
+        <w:pStyle w:val="P"/>
+      </w:pPr>
+    </w:p>
+    <w:p>
+      <w:pPr>
+        <w:pStyle w:val="P"/>
+      </w:pPr>
+      <w:r>
+        <w:t>Програма не працювала.</w:t>
+      </w:r>
+    </w:p>
+    <w:p>
+      <w:pPr>
+        <w:pStyle w:val="P"/>
+        <w:rPr>
+          <w:lang w:val="en-US"/>
+        </w:rPr>
+      </w:pPr>
+      <w:r>
+        <w:t xml:space="preserve">Після додавання бібліотеки </w:t>
+      </w:r>
+      <w:r>
+        <w:rPr>
+          <w:rStyle w:val="CodeChar"/>
+        </w:rPr>
+        <w:t>Servo.h</w:t>
+      </w:r>
+      <w:r>
+        <w:rPr>
+          <w:lang w:val="en-US"/>
+        </w:rPr>
+        <w:t xml:space="preserve"> </w:t>
+      </w:r>
+      <w:r>
+        <w:t>та написання правильних методів:</w:t>
+      </w:r>
+    </w:p>
+    <w:p>
+      <w:pPr>
+        <w:pStyle w:val="P"/>
+      </w:pPr>
+    </w:p>
+    <w:p>
+      <w:pPr>
+        <w:pStyle w:val="Code"/>
+      </w:pPr>
+      <w:r>
+        <w:t>#include &lt;Servo.h&gt;</w:t>
+      </w:r>
+    </w:p>
+    <w:p>
+      <w:pPr>
+        <w:pStyle w:val="Code"/>
+      </w:pPr>
+      <w:r>
+        <w:t>Servo servo;</w:t>
+      </w:r>
+    </w:p>
+    <w:p>
+      <w:pPr>
+        <w:pStyle w:val="Code"/>
+      </w:pPr>
+    </w:p>
+    <w:p>
+      <w:pPr>
+        <w:pStyle w:val="Code"/>
+      </w:pPr>
+      <w:r>
+        <w:t>const int sensorPin = 12;</w:t>
+      </w:r>
+    </w:p>
+    <w:p>
+      <w:pPr>
+        <w:pStyle w:val="Code"/>
+      </w:pPr>
+      <w:r>
+        <w:t>const int servoPin = 7;</w:t>
+      </w:r>
+    </w:p>
+    <w:p>
+      <w:pPr>
+        <w:pStyle w:val="Code"/>
+      </w:pPr>
+    </w:p>
+    <w:p>
+      <w:pPr>
+        <w:pStyle w:val="Code"/>
+      </w:pPr>
+      <w:r>
+        <w:t>long getDistance()</w:t>
+      </w:r>
+    </w:p>
+    <w:p>
+      <w:pPr>
+        <w:pStyle w:val="Code"/>
+      </w:pPr>
+      <w:r>
+        <w:t>{</w:t>
+      </w:r>
+    </w:p>
+    <w:p>
+      <w:pPr>
+        <w:pStyle w:val="Code"/>
+      </w:pPr>
+      <w:r>
+        <w:t xml:space="preserve">  pinMode(sensorPin, OUTPUT);</w:t>
+      </w:r>
+    </w:p>
+    <w:p>
+      <w:pPr>
+        <w:pStyle w:val="Code"/>
+      </w:pPr>
+      <w:r>
+        <w:t xml:space="preserve">  digitalWrite(sensorPin, LOW);</w:t>
+      </w:r>
+    </w:p>
+    <w:p>
+      <w:pPr>
+        <w:pStyle w:val="Code"/>
+      </w:pPr>
+      <w:r>
+        <w:lastRenderedPageBreak/>
+        <w:t xml:space="preserve">  delayMicroseconds(2);</w:t>
+      </w:r>
+    </w:p>
+    <w:p>
+      <w:pPr>
+        <w:pStyle w:val="Code"/>
+      </w:pPr>
+      <w:r>
+        <w:t xml:space="preserve">  digitalWrite(sensorPin, HIGH);</w:t>
+      </w:r>
+    </w:p>
+    <w:p>
+      <w:pPr>
+        <w:pStyle w:val="Code"/>
+      </w:pPr>
+      <w:r>
+        <w:t xml:space="preserve">  delayMicroseconds(10);</w:t>
+      </w:r>
+    </w:p>
+    <w:p>
+      <w:pPr>
+        <w:pStyle w:val="Code"/>
+      </w:pPr>
+      <w:r>
+        <w:t xml:space="preserve">  digitalWrite(sensorPin, LOW);</w:t>
+      </w:r>
+    </w:p>
+    <w:p>
+      <w:pPr>
+        <w:pStyle w:val="Code"/>
+      </w:pPr>
+    </w:p>
+    <w:p>
+      <w:pPr>
+        <w:pStyle w:val="Code"/>
+      </w:pPr>
+      <w:r>
+        <w:t xml:space="preserve">  pinMode(sensorPin, INPUT);</w:t>
+      </w:r>
+    </w:p>
+    <w:p>
+      <w:pPr>
+        <w:pStyle w:val="Code"/>
+      </w:pPr>
+      <w:r>
+        <w:t xml:space="preserve">  long dur = pulseIn(sensorPin, HIGH);</w:t>
+      </w:r>
+    </w:p>
+    <w:p>
+      <w:pPr>
+        <w:pStyle w:val="Code"/>
+      </w:pPr>
+      <w:r>
+        <w:t xml:space="preserve">  long cm = dur / 29 / 2;</w:t>
+      </w:r>
+    </w:p>
+    <w:p>
+      <w:pPr>
+        <w:pStyle w:val="Code"/>
+      </w:pPr>
+      <w:r>
+        <w:t xml:space="preserve">  return cm;</w:t>
+      </w:r>
+    </w:p>
+    <w:p>
+      <w:pPr>
+        <w:pStyle w:val="Code"/>
+      </w:pPr>
+      <w:r>
+        <w:t>}</w:t>
+      </w:r>
+    </w:p>
+    <w:p>
+      <w:pPr>
+        <w:pStyle w:val="Code"/>
+      </w:pPr>
+    </w:p>
+    <w:p>
+      <w:pPr>
+        <w:pStyle w:val="Code"/>
+      </w:pPr>
+      <w:r>
+        <w:t>void setup()</w:t>
+      </w:r>
+    </w:p>
+    <w:p>
+      <w:pPr>
+        <w:pStyle w:val="Code"/>
+      </w:pPr>
+      <w:r>
+        <w:t>{</w:t>
+      </w:r>
+    </w:p>
+    <w:p>
+      <w:pPr>
+        <w:pStyle w:val="Code"/>
+      </w:pPr>
+      <w:r>
+        <w:t xml:space="preserve">  pinMode(servoPin, OUTPUT);</w:t>
+      </w:r>
+    </w:p>
+    <w:p>
+      <w:pPr>
+        <w:pStyle w:val="Code"/>
+      </w:pPr>
+      <w:r>
+        <w:t xml:space="preserve">  servo.attach(servoPin);</w:t>
+      </w:r>
+    </w:p>
+    <w:p>
+      <w:pPr>
+        <w:pStyle w:val="Code"/>
+      </w:pPr>
+      <w:r>
+        <w:t>}</w:t>
+      </w:r>
+    </w:p>
+    <w:p>
+      <w:pPr>
+        <w:pStyle w:val="Code"/>
+      </w:pPr>
+    </w:p>
+    <w:p>
+      <w:pPr>
+        <w:pStyle w:val="Code"/>
+      </w:pPr>
+      <w:r>
+        <w:t>void loop()</w:t>
+      </w:r>
+    </w:p>
+    <w:p>
+      <w:pPr>
+        <w:pStyle w:val="Code"/>
+      </w:pPr>
+      <w:r>
+        <w:t>{</w:t>
+      </w:r>
+    </w:p>
+    <w:p>
+      <w:pPr>
+        <w:pStyle w:val="Code"/>
+      </w:pPr>
+      <w:r>
+        <w:t xml:space="preserve">  long distance = getDistance();</w:t>
+      </w:r>
+    </w:p>
+    <w:p>
+      <w:pPr>
+        <w:pStyle w:val="Code"/>
+      </w:pPr>
+      <w:r>
+        <w:t xml:space="preserve">  int degrees = 90;</w:t>
+      </w:r>
+    </w:p>
+    <w:p>
+      <w:pPr>
+        <w:pStyle w:val="Code"/>
+      </w:pPr>
+      <w:r>
+        <w:t xml:space="preserve">  if (distance &lt; 100)</w:t>
+      </w:r>
+    </w:p>
+    <w:p>
+      <w:pPr>
+        <w:pStyle w:val="Code"/>
+      </w:pPr>
+      <w:r>
+        <w:t xml:space="preserve">  {</w:t>
+      </w:r>
+    </w:p>
+    <w:p>
+      <w:pPr>
+        <w:pStyle w:val="Code"/>
+      </w:pPr>
+      <w:r>
+        <w:t xml:space="preserve">    degrees = 0;</w:t>
+      </w:r>
+    </w:p>
+    <w:p>
+      <w:pPr>
+        <w:pStyle w:val="Code"/>
+      </w:pPr>
+      <w:r>
+        <w:t xml:space="preserve">  }</w:t>
+      </w:r>
+    </w:p>
+    <w:p>
+      <w:pPr>
+        <w:pStyle w:val="Code"/>
+      </w:pPr>
+      <w:r>
+        <w:t xml:space="preserve">  else if (distance &gt;= 100 &amp;&amp; distance &lt;= 300)</w:t>
+      </w:r>
+    </w:p>
+    <w:p>
+      <w:pPr>
+        <w:pStyle w:val="Code"/>
+      </w:pPr>
+      <w:r>
+        <w:t xml:space="preserve">  {</w:t>
+      </w:r>
+    </w:p>
+    <w:p>
+      <w:pPr>
+        <w:pStyle w:val="Code"/>
+      </w:pPr>
+      <w:r>
+        <w:t xml:space="preserve">    degrees = 180;</w:t>
+      </w:r>
+    </w:p>
+    <w:p>
+      <w:pPr>
+        <w:pStyle w:val="Code"/>
+      </w:pPr>
+      <w:r>
+        <w:t xml:space="preserve">  }</w:t>
+      </w:r>
+    </w:p>
+    <w:p>
+      <w:pPr>
+        <w:pStyle w:val="Code"/>
+      </w:pPr>
+      <w:r>
+        <w:t xml:space="preserve">  else</w:t>
+      </w:r>
+    </w:p>
+    <w:p>
+      <w:pPr>
+        <w:pStyle w:val="Code"/>
+      </w:pPr>
+      <w:r>
+        <w:t xml:space="preserve">  {</w:t>
+      </w:r>
+    </w:p>
+    <w:p>
+      <w:pPr>
+        <w:pStyle w:val="Code"/>
+      </w:pPr>
+      <w:r>
+        <w:t xml:space="preserve">    degrees = 90;</w:t>
+      </w:r>
+    </w:p>
+    <w:p>
+      <w:pPr>
+        <w:pStyle w:val="Code"/>
+      </w:pPr>
+      <w:r>
+        <w:t xml:space="preserve">  }</w:t>
+      </w:r>
+    </w:p>
+    <w:p>
+      <w:pPr>
+        <w:pStyle w:val="Code"/>
+      </w:pPr>
+      <w:r>
+        <w:t xml:space="preserve">  servo.write(degrees);</w:t>
+      </w:r>
+    </w:p>
+    <w:p>
+      <w:pPr>
+        <w:pStyle w:val="Code"/>
+      </w:pPr>
+      <w:r>
+        <w:t xml:space="preserve">  delay(1000);</w:t>
+      </w:r>
+    </w:p>
+    <w:p>
+      <w:pPr>
+        <w:pStyle w:val="Code"/>
+      </w:pPr>
+      <w:r>
+        <w:t>}</w:t>
+      </w:r>
+    </w:p>
+    <w:p>
+      <w:pPr>
+        <w:pStyle w:val="P"/>
+      </w:pPr>
+    </w:p>
+    <w:p>
+      <w:pPr>
+        <w:pStyle w:val="P"/>
+      </w:pPr>
+      <w:r>
+        <w:t>Все запрацювало.</w:t>
+      </w:r>
+    </w:p>
+    <w:p>
+      <w:pPr>
+        <w:pStyle w:val="P"/>
+      </w:pPr>
+      <w:hyperlink r:id="rId21" w:history="1">
+        <w:r>
+          <w:rPr>
+            <w:rStyle w:val="a4"/>
+          </w:rPr>
+          <w:t>Посилання на проєкт</w:t>
+        </w:r>
+      </w:hyperlink>
+      <w:r>
+        <w:t>.</w:t>
+      </w:r>
+    </w:p>
+    <w:p>
+      <w:pPr>
+        <w:pStyle w:val="P"/>
+      </w:pPr>
     </w:p>
     <w:p>
       <w:pPr>
         <w:pStyle w:val="H1"/>
       </w:pPr>
       <w:r>
-        <w:lastRenderedPageBreak/>
         <w:t>Висновки</w:t>
       </w:r>
     </w:p>
